--- a/HonoursStageFinal.docx
+++ b/HonoursStageFinal.docx
@@ -107,7 +107,7 @@
         <w:pStyle w:val="UnnumberedHeading1"/>
         <w:jc w:val="both"/>
       </w:pPr>
-      <w:bookmarkStart w:id="0" w:name="_Toc191918703"/>
+      <w:bookmarkStart w:id="0" w:name="_Toc194327696"/>
       <w:r>
         <w:lastRenderedPageBreak/>
         <w:t>Abstract</w:t>
@@ -124,7 +124,7 @@
         <w:pStyle w:val="UnnumberedHeading1"/>
         <w:jc w:val="both"/>
       </w:pPr>
-      <w:bookmarkStart w:id="1" w:name="_Toc191918704"/>
+      <w:bookmarkStart w:id="1" w:name="_Toc194327697"/>
       <w:r>
         <w:lastRenderedPageBreak/>
         <w:t>Acknowledgements</w:t>
@@ -232,7 +232,7 @@
           <w:r>
             <w:fldChar w:fldCharType="separate"/>
           </w:r>
-          <w:hyperlink w:anchor="_Toc191918703" w:history="1">
+          <w:hyperlink w:anchor="_Toc194327696" w:history="1">
             <w:r>
               <w:rPr>
                 <w:rStyle w:val="Hyperlink"/>
@@ -259,7 +259,7 @@
                 <w:noProof/>
                 <w:webHidden/>
               </w:rPr>
-              <w:instrText xml:space="preserve"> PAGEREF _Toc191918703 \h </w:instrText>
+              <w:instrText xml:space="preserve"> PAGEREF _Toc194327696 \h </w:instrText>
             </w:r>
             <w:r>
               <w:rPr>
@@ -306,7 +306,7 @@
               <w14:ligatures w14:val="standardContextual"/>
             </w:rPr>
           </w:pPr>
-          <w:hyperlink w:anchor="_Toc191918704" w:history="1">
+          <w:hyperlink w:anchor="_Toc194327697" w:history="1">
             <w:r>
               <w:rPr>
                 <w:rStyle w:val="Hyperlink"/>
@@ -333,7 +333,7 @@
                 <w:noProof/>
                 <w:webHidden/>
               </w:rPr>
-              <w:instrText xml:space="preserve"> PAGEREF _Toc191918704 \h </w:instrText>
+              <w:instrText xml:space="preserve"> PAGEREF _Toc194327697 \h </w:instrText>
             </w:r>
             <w:r>
               <w:rPr>
@@ -381,7 +381,7 @@
               <w14:ligatures w14:val="standardContextual"/>
             </w:rPr>
           </w:pPr>
-          <w:hyperlink w:anchor="_Toc191918705" w:history="1">
+          <w:hyperlink w:anchor="_Toc194327698" w:history="1">
             <w:r>
               <w:rPr>
                 <w:rStyle w:val="Hyperlink"/>
@@ -427,7 +427,7 @@
                 <w:noProof/>
                 <w:webHidden/>
               </w:rPr>
-              <w:instrText xml:space="preserve"> PAGEREF _Toc191918705 \h </w:instrText>
+              <w:instrText xml:space="preserve"> PAGEREF _Toc194327698 \h </w:instrText>
             </w:r>
             <w:r>
               <w:rPr>
@@ -475,7 +475,7 @@
               <w14:ligatures w14:val="standardContextual"/>
             </w:rPr>
           </w:pPr>
-          <w:hyperlink w:anchor="_Toc191918706" w:history="1">
+          <w:hyperlink w:anchor="_Toc194327699" w:history="1">
             <w:r>
               <w:rPr>
                 <w:rStyle w:val="Hyperlink"/>
@@ -521,7 +521,7 @@
                 <w:noProof/>
                 <w:webHidden/>
               </w:rPr>
-              <w:instrText xml:space="preserve"> PAGEREF _Toc191918706 \h </w:instrText>
+              <w:instrText xml:space="preserve"> PAGEREF _Toc194327699 \h </w:instrText>
             </w:r>
             <w:r>
               <w:rPr>
@@ -569,7 +569,7 @@
               <w14:ligatures w14:val="standardContextual"/>
             </w:rPr>
           </w:pPr>
-          <w:hyperlink w:anchor="_Toc191918707" w:history="1">
+          <w:hyperlink w:anchor="_Toc194327700" w:history="1">
             <w:r>
               <w:rPr>
                 <w:rStyle w:val="Hyperlink"/>
@@ -615,7 +615,7 @@
                 <w:noProof/>
                 <w:webHidden/>
               </w:rPr>
-              <w:instrText xml:space="preserve"> PAGEREF _Toc191918707 \h </w:instrText>
+              <w:instrText xml:space="preserve"> PAGEREF _Toc194327700 \h </w:instrText>
             </w:r>
             <w:r>
               <w:rPr>
@@ -635,7 +635,7 @@
                 <w:noProof/>
                 <w:webHidden/>
               </w:rPr>
-              <w:t>4</w:t>
+              <w:t>3</w:t>
             </w:r>
             <w:r>
               <w:rPr>
@@ -663,7 +663,7 @@
               <w14:ligatures w14:val="standardContextual"/>
             </w:rPr>
           </w:pPr>
-          <w:hyperlink w:anchor="_Toc191918708" w:history="1">
+          <w:hyperlink w:anchor="_Toc194327701" w:history="1">
             <w:r>
               <w:rPr>
                 <w:rStyle w:val="Hyperlink"/>
@@ -709,7 +709,7 @@
                 <w:noProof/>
                 <w:webHidden/>
               </w:rPr>
-              <w:instrText xml:space="preserve"> PAGEREF _Toc191918708 \h </w:instrText>
+              <w:instrText xml:space="preserve"> PAGEREF _Toc194327701 \h </w:instrText>
             </w:r>
             <w:r>
               <w:rPr>
@@ -729,7 +729,7 @@
                 <w:noProof/>
                 <w:webHidden/>
               </w:rPr>
-              <w:t>4</w:t>
+              <w:t>3</w:t>
             </w:r>
             <w:r>
               <w:rPr>
@@ -757,7 +757,7 @@
               <w14:ligatures w14:val="standardContextual"/>
             </w:rPr>
           </w:pPr>
-          <w:hyperlink w:anchor="_Toc191918709" w:history="1">
+          <w:hyperlink w:anchor="_Toc194327702" w:history="1">
             <w:r>
               <w:rPr>
                 <w:rStyle w:val="Hyperlink"/>
@@ -803,7 +803,7 @@
                 <w:noProof/>
                 <w:webHidden/>
               </w:rPr>
-              <w:instrText xml:space="preserve"> PAGEREF _Toc191918709 \h </w:instrText>
+              <w:instrText xml:space="preserve"> PAGEREF _Toc194327702 \h </w:instrText>
             </w:r>
             <w:r>
               <w:rPr>
@@ -823,7 +823,7 @@
                 <w:noProof/>
                 <w:webHidden/>
               </w:rPr>
-              <w:t>5</w:t>
+              <w:t>4</w:t>
             </w:r>
             <w:r>
               <w:rPr>
@@ -851,7 +851,7 @@
               <w14:ligatures w14:val="standardContextual"/>
             </w:rPr>
           </w:pPr>
-          <w:hyperlink w:anchor="_Toc191918710" w:history="1">
+          <w:hyperlink w:anchor="_Toc194327703" w:history="1">
             <w:r>
               <w:rPr>
                 <w:rStyle w:val="Hyperlink"/>
@@ -897,7 +897,7 @@
                 <w:noProof/>
                 <w:webHidden/>
               </w:rPr>
-              <w:instrText xml:space="preserve"> PAGEREF _Toc191918710 \h </w:instrText>
+              <w:instrText xml:space="preserve"> PAGEREF _Toc194327703 \h </w:instrText>
             </w:r>
             <w:r>
               <w:rPr>
@@ -917,7 +917,7 @@
                 <w:noProof/>
                 <w:webHidden/>
               </w:rPr>
-              <w:t>5</w:t>
+              <w:t>4</w:t>
             </w:r>
             <w:r>
               <w:rPr>
@@ -945,7 +945,7 @@
               <w14:ligatures w14:val="standardContextual"/>
             </w:rPr>
           </w:pPr>
-          <w:hyperlink w:anchor="_Toc191918711" w:history="1">
+          <w:hyperlink w:anchor="_Toc194327704" w:history="1">
             <w:r>
               <w:rPr>
                 <w:rStyle w:val="Hyperlink"/>
@@ -991,7 +991,7 @@
                 <w:noProof/>
                 <w:webHidden/>
               </w:rPr>
-              <w:instrText xml:space="preserve"> PAGEREF _Toc191918711 \h </w:instrText>
+              <w:instrText xml:space="preserve"> PAGEREF _Toc194327704 \h </w:instrText>
             </w:r>
             <w:r>
               <w:rPr>
@@ -1011,7 +1011,7 @@
                 <w:noProof/>
                 <w:webHidden/>
               </w:rPr>
-              <w:t>6</w:t>
+              <w:t>5</w:t>
             </w:r>
             <w:r>
               <w:rPr>
@@ -1039,7 +1039,7 @@
               <w14:ligatures w14:val="standardContextual"/>
             </w:rPr>
           </w:pPr>
-          <w:hyperlink w:anchor="_Toc191918712" w:history="1">
+          <w:hyperlink w:anchor="_Toc194327705" w:history="1">
             <w:r>
               <w:rPr>
                 <w:rStyle w:val="Hyperlink"/>
@@ -1085,7 +1085,7 @@
                 <w:noProof/>
                 <w:webHidden/>
               </w:rPr>
-              <w:instrText xml:space="preserve"> PAGEREF _Toc191918712 \h </w:instrText>
+              <w:instrText xml:space="preserve"> PAGEREF _Toc194327705 \h </w:instrText>
             </w:r>
             <w:r>
               <w:rPr>
@@ -1105,7 +1105,7 @@
                 <w:noProof/>
                 <w:webHidden/>
               </w:rPr>
-              <w:t>7</w:t>
+              <w:t>6</w:t>
             </w:r>
             <w:r>
               <w:rPr>
@@ -1133,7 +1133,7 @@
               <w14:ligatures w14:val="standardContextual"/>
             </w:rPr>
           </w:pPr>
-          <w:hyperlink w:anchor="_Toc191918713" w:history="1">
+          <w:hyperlink w:anchor="_Toc194327706" w:history="1">
             <w:r>
               <w:rPr>
                 <w:rStyle w:val="Hyperlink"/>
@@ -1179,7 +1179,7 @@
                 <w:noProof/>
                 <w:webHidden/>
               </w:rPr>
-              <w:instrText xml:space="preserve"> PAGEREF _Toc191918713 \h </w:instrText>
+              <w:instrText xml:space="preserve"> PAGEREF _Toc194327706 \h </w:instrText>
             </w:r>
             <w:r>
               <w:rPr>
@@ -1199,7 +1199,7 @@
                 <w:noProof/>
                 <w:webHidden/>
               </w:rPr>
-              <w:t>7</w:t>
+              <w:t>6</w:t>
             </w:r>
             <w:r>
               <w:rPr>
@@ -1227,7 +1227,7 @@
               <w14:ligatures w14:val="standardContextual"/>
             </w:rPr>
           </w:pPr>
-          <w:hyperlink w:anchor="_Toc191918714" w:history="1">
+          <w:hyperlink w:anchor="_Toc194327707" w:history="1">
             <w:r>
               <w:rPr>
                 <w:rStyle w:val="Hyperlink"/>
@@ -1273,7 +1273,7 @@
                 <w:noProof/>
                 <w:webHidden/>
               </w:rPr>
-              <w:instrText xml:space="preserve"> PAGEREF _Toc191918714 \h </w:instrText>
+              <w:instrText xml:space="preserve"> PAGEREF _Toc194327707 \h </w:instrText>
             </w:r>
             <w:r>
               <w:rPr>
@@ -1293,7 +1293,7 @@
                 <w:noProof/>
                 <w:webHidden/>
               </w:rPr>
-              <w:t>8</w:t>
+              <w:t>7</w:t>
             </w:r>
             <w:r>
               <w:rPr>
@@ -1321,7 +1321,7 @@
               <w14:ligatures w14:val="standardContextual"/>
             </w:rPr>
           </w:pPr>
-          <w:hyperlink w:anchor="_Toc191918715" w:history="1">
+          <w:hyperlink w:anchor="_Toc194327708" w:history="1">
             <w:r>
               <w:rPr>
                 <w:rStyle w:val="Hyperlink"/>
@@ -1367,7 +1367,7 @@
                 <w:noProof/>
                 <w:webHidden/>
               </w:rPr>
-              <w:instrText xml:space="preserve"> PAGEREF _Toc191918715 \h </w:instrText>
+              <w:instrText xml:space="preserve"> PAGEREF _Toc194327708 \h </w:instrText>
             </w:r>
             <w:r>
               <w:rPr>
@@ -1387,7 +1387,7 @@
                 <w:noProof/>
                 <w:webHidden/>
               </w:rPr>
-              <w:t>9</w:t>
+              <w:t>8</w:t>
             </w:r>
             <w:r>
               <w:rPr>
@@ -1415,7 +1415,7 @@
               <w14:ligatures w14:val="standardContextual"/>
             </w:rPr>
           </w:pPr>
-          <w:hyperlink w:anchor="_Toc191918716" w:history="1">
+          <w:hyperlink w:anchor="_Toc194327709" w:history="1">
             <w:r>
               <w:rPr>
                 <w:rStyle w:val="Hyperlink"/>
@@ -1440,7 +1440,7 @@
                 <w:rStyle w:val="Hyperlink"/>
                 <w:noProof/>
               </w:rPr>
-              <w:t>Product requirements</w:t>
+              <w:t>Functional requirements</w:t>
             </w:r>
             <w:r>
               <w:rPr>
@@ -1461,7 +1461,7 @@
                 <w:noProof/>
                 <w:webHidden/>
               </w:rPr>
-              <w:instrText xml:space="preserve"> PAGEREF _Toc191918716 \h </w:instrText>
+              <w:instrText xml:space="preserve"> PAGEREF _Toc194327709 \h </w:instrText>
             </w:r>
             <w:r>
               <w:rPr>
@@ -1481,7 +1481,7 @@
                 <w:noProof/>
                 <w:webHidden/>
               </w:rPr>
-              <w:t>9</w:t>
+              <w:t>8</w:t>
             </w:r>
             <w:r>
               <w:rPr>
@@ -1509,7 +1509,7 @@
               <w14:ligatures w14:val="standardContextual"/>
             </w:rPr>
           </w:pPr>
-          <w:hyperlink w:anchor="_Toc191918717" w:history="1">
+          <w:hyperlink w:anchor="_Toc194327710" w:history="1">
             <w:r>
               <w:rPr>
                 <w:rStyle w:val="Hyperlink"/>
@@ -1534,7 +1534,7 @@
                 <w:rStyle w:val="Hyperlink"/>
                 <w:noProof/>
               </w:rPr>
-              <w:t>Functional requirements</w:t>
+              <w:t>Non-Functional requirements</w:t>
             </w:r>
             <w:r>
               <w:rPr>
@@ -1555,7 +1555,7 @@
                 <w:noProof/>
                 <w:webHidden/>
               </w:rPr>
-              <w:instrText xml:space="preserve"> PAGEREF _Toc191918717 \h </w:instrText>
+              <w:instrText xml:space="preserve"> PAGEREF _Toc194327710 \h </w:instrText>
             </w:r>
             <w:r>
               <w:rPr>
@@ -1575,7 +1575,571 @@
                 <w:noProof/>
                 <w:webHidden/>
               </w:rPr>
+              <w:t>8</w:t>
+            </w:r>
+            <w:r>
+              <w:rPr>
+                <w:noProof/>
+                <w:webHidden/>
+              </w:rPr>
+              <w:fldChar w:fldCharType="end"/>
+            </w:r>
+          </w:hyperlink>
+        </w:p>
+        <w:p>
+          <w:pPr>
+            <w:pStyle w:val="TOC2"/>
+            <w:tabs>
+              <w:tab w:val="left" w:pos="960"/>
+              <w:tab w:val="right" w:leader="dot" w:pos="9016"/>
+            </w:tabs>
+            <w:rPr>
+              <w:rFonts w:eastAsiaTheme="minorEastAsia"/>
+              <w:noProof/>
+              <w:kern w:val="2"/>
+              <w:sz w:val="24"/>
+              <w:szCs w:val="24"/>
+              <w:lang w:eastAsia="en-GB"/>
+              <w14:ligatures w14:val="standardContextual"/>
+            </w:rPr>
+          </w:pPr>
+          <w:hyperlink w:anchor="_Toc194327711" w:history="1">
+            <w:r>
+              <w:rPr>
+                <w:rStyle w:val="Hyperlink"/>
+                <w:noProof/>
+              </w:rPr>
+              <w:t>3.3</w:t>
+            </w:r>
+            <w:r>
+              <w:rPr>
+                <w:rFonts w:eastAsiaTheme="minorEastAsia"/>
+                <w:noProof/>
+                <w:kern w:val="2"/>
+                <w:sz w:val="24"/>
+                <w:szCs w:val="24"/>
+                <w:lang w:eastAsia="en-GB"/>
+                <w14:ligatures w14:val="standardContextual"/>
+              </w:rPr>
+              <w:tab/>
+            </w:r>
+            <w:r>
+              <w:rPr>
+                <w:rStyle w:val="Hyperlink"/>
+                <w:noProof/>
+              </w:rPr>
+              <w:t>Design constraints</w:t>
+            </w:r>
+            <w:r>
+              <w:rPr>
+                <w:noProof/>
+                <w:webHidden/>
+              </w:rPr>
+              <w:tab/>
+            </w:r>
+            <w:r>
+              <w:rPr>
+                <w:noProof/>
+                <w:webHidden/>
+              </w:rPr>
+              <w:fldChar w:fldCharType="begin"/>
+            </w:r>
+            <w:r>
+              <w:rPr>
+                <w:noProof/>
+                <w:webHidden/>
+              </w:rPr>
+              <w:instrText xml:space="preserve"> PAGEREF _Toc194327711 \h </w:instrText>
+            </w:r>
+            <w:r>
+              <w:rPr>
+                <w:noProof/>
+                <w:webHidden/>
+              </w:rPr>
+            </w:r>
+            <w:r>
+              <w:rPr>
+                <w:noProof/>
+                <w:webHidden/>
+              </w:rPr>
+              <w:fldChar w:fldCharType="separate"/>
+            </w:r>
+            <w:r>
+              <w:rPr>
+                <w:noProof/>
+                <w:webHidden/>
+              </w:rPr>
+              <w:t>8</w:t>
+            </w:r>
+            <w:r>
+              <w:rPr>
+                <w:noProof/>
+                <w:webHidden/>
+              </w:rPr>
+              <w:fldChar w:fldCharType="end"/>
+            </w:r>
+          </w:hyperlink>
+        </w:p>
+        <w:p>
+          <w:pPr>
+            <w:pStyle w:val="TOC1"/>
+            <w:tabs>
+              <w:tab w:val="left" w:pos="440"/>
+              <w:tab w:val="right" w:leader="dot" w:pos="9016"/>
+            </w:tabs>
+            <w:rPr>
+              <w:rFonts w:eastAsiaTheme="minorEastAsia"/>
+              <w:noProof/>
+              <w:kern w:val="2"/>
+              <w:sz w:val="24"/>
+              <w:szCs w:val="24"/>
+              <w:lang w:eastAsia="en-GB"/>
+              <w14:ligatures w14:val="standardContextual"/>
+            </w:rPr>
+          </w:pPr>
+          <w:hyperlink w:anchor="_Toc194327712" w:history="1">
+            <w:r>
+              <w:rPr>
+                <w:rStyle w:val="Hyperlink"/>
+                <w:noProof/>
+              </w:rPr>
+              <w:t>4</w:t>
+            </w:r>
+            <w:r>
+              <w:rPr>
+                <w:rFonts w:eastAsiaTheme="minorEastAsia"/>
+                <w:noProof/>
+                <w:kern w:val="2"/>
+                <w:sz w:val="24"/>
+                <w:szCs w:val="24"/>
+                <w:lang w:eastAsia="en-GB"/>
+                <w14:ligatures w14:val="standardContextual"/>
+              </w:rPr>
+              <w:tab/>
+            </w:r>
+            <w:r>
+              <w:rPr>
+                <w:rStyle w:val="Hyperlink"/>
+                <w:noProof/>
+              </w:rPr>
+              <w:t>Design</w:t>
+            </w:r>
+            <w:r>
+              <w:rPr>
+                <w:noProof/>
+                <w:webHidden/>
+              </w:rPr>
+              <w:tab/>
+            </w:r>
+            <w:r>
+              <w:rPr>
+                <w:noProof/>
+                <w:webHidden/>
+              </w:rPr>
+              <w:fldChar w:fldCharType="begin"/>
+            </w:r>
+            <w:r>
+              <w:rPr>
+                <w:noProof/>
+                <w:webHidden/>
+              </w:rPr>
+              <w:instrText xml:space="preserve"> PAGEREF _Toc194327712 \h </w:instrText>
+            </w:r>
+            <w:r>
+              <w:rPr>
+                <w:noProof/>
+                <w:webHidden/>
+              </w:rPr>
+            </w:r>
+            <w:r>
+              <w:rPr>
+                <w:noProof/>
+                <w:webHidden/>
+              </w:rPr>
+              <w:fldChar w:fldCharType="separate"/>
+            </w:r>
+            <w:r>
+              <w:rPr>
+                <w:noProof/>
+                <w:webHidden/>
+              </w:rPr>
               <w:t>9</w:t>
+            </w:r>
+            <w:r>
+              <w:rPr>
+                <w:noProof/>
+                <w:webHidden/>
+              </w:rPr>
+              <w:fldChar w:fldCharType="end"/>
+            </w:r>
+          </w:hyperlink>
+        </w:p>
+        <w:p>
+          <w:pPr>
+            <w:pStyle w:val="TOC2"/>
+            <w:tabs>
+              <w:tab w:val="left" w:pos="960"/>
+              <w:tab w:val="right" w:leader="dot" w:pos="9016"/>
+            </w:tabs>
+            <w:rPr>
+              <w:rFonts w:eastAsiaTheme="minorEastAsia"/>
+              <w:noProof/>
+              <w:kern w:val="2"/>
+              <w:sz w:val="24"/>
+              <w:szCs w:val="24"/>
+              <w:lang w:eastAsia="en-GB"/>
+              <w14:ligatures w14:val="standardContextual"/>
+            </w:rPr>
+          </w:pPr>
+          <w:hyperlink w:anchor="_Toc194327713" w:history="1">
+            <w:r>
+              <w:rPr>
+                <w:rStyle w:val="Hyperlink"/>
+                <w:noProof/>
+              </w:rPr>
+              <w:t>4.1</w:t>
+            </w:r>
+            <w:r>
+              <w:rPr>
+                <w:rFonts w:eastAsiaTheme="minorEastAsia"/>
+                <w:noProof/>
+                <w:kern w:val="2"/>
+                <w:sz w:val="24"/>
+                <w:szCs w:val="24"/>
+                <w:lang w:eastAsia="en-GB"/>
+                <w14:ligatures w14:val="standardContextual"/>
+              </w:rPr>
+              <w:tab/>
+            </w:r>
+            <w:r>
+              <w:rPr>
+                <w:rStyle w:val="Hyperlink"/>
+                <w:noProof/>
+              </w:rPr>
+              <w:t>Software design</w:t>
+            </w:r>
+            <w:r>
+              <w:rPr>
+                <w:noProof/>
+                <w:webHidden/>
+              </w:rPr>
+              <w:tab/>
+            </w:r>
+            <w:r>
+              <w:rPr>
+                <w:noProof/>
+                <w:webHidden/>
+              </w:rPr>
+              <w:fldChar w:fldCharType="begin"/>
+            </w:r>
+            <w:r>
+              <w:rPr>
+                <w:noProof/>
+                <w:webHidden/>
+              </w:rPr>
+              <w:instrText xml:space="preserve"> PAGEREF _Toc194327713 \h </w:instrText>
+            </w:r>
+            <w:r>
+              <w:rPr>
+                <w:noProof/>
+                <w:webHidden/>
+              </w:rPr>
+            </w:r>
+            <w:r>
+              <w:rPr>
+                <w:noProof/>
+                <w:webHidden/>
+              </w:rPr>
+              <w:fldChar w:fldCharType="separate"/>
+            </w:r>
+            <w:r>
+              <w:rPr>
+                <w:noProof/>
+                <w:webHidden/>
+              </w:rPr>
+              <w:t>9</w:t>
+            </w:r>
+            <w:r>
+              <w:rPr>
+                <w:noProof/>
+                <w:webHidden/>
+              </w:rPr>
+              <w:fldChar w:fldCharType="end"/>
+            </w:r>
+          </w:hyperlink>
+        </w:p>
+        <w:p>
+          <w:pPr>
+            <w:pStyle w:val="TOC2"/>
+            <w:tabs>
+              <w:tab w:val="left" w:pos="960"/>
+              <w:tab w:val="right" w:leader="dot" w:pos="9016"/>
+            </w:tabs>
+            <w:rPr>
+              <w:rFonts w:eastAsiaTheme="minorEastAsia"/>
+              <w:noProof/>
+              <w:kern w:val="2"/>
+              <w:sz w:val="24"/>
+              <w:szCs w:val="24"/>
+              <w:lang w:eastAsia="en-GB"/>
+              <w14:ligatures w14:val="standardContextual"/>
+            </w:rPr>
+          </w:pPr>
+          <w:hyperlink w:anchor="_Toc194327714" w:history="1">
+            <w:r>
+              <w:rPr>
+                <w:rStyle w:val="Hyperlink"/>
+                <w:noProof/>
+              </w:rPr>
+              <w:t>4.2</w:t>
+            </w:r>
+            <w:r>
+              <w:rPr>
+                <w:rFonts w:eastAsiaTheme="minorEastAsia"/>
+                <w:noProof/>
+                <w:kern w:val="2"/>
+                <w:sz w:val="24"/>
+                <w:szCs w:val="24"/>
+                <w:lang w:eastAsia="en-GB"/>
+                <w14:ligatures w14:val="standardContextual"/>
+              </w:rPr>
+              <w:tab/>
+            </w:r>
+            <w:r>
+              <w:rPr>
+                <w:rStyle w:val="Hyperlink"/>
+                <w:noProof/>
+              </w:rPr>
+              <w:t>Experimental design</w:t>
+            </w:r>
+            <w:r>
+              <w:rPr>
+                <w:noProof/>
+                <w:webHidden/>
+              </w:rPr>
+              <w:tab/>
+            </w:r>
+            <w:r>
+              <w:rPr>
+                <w:noProof/>
+                <w:webHidden/>
+              </w:rPr>
+              <w:fldChar w:fldCharType="begin"/>
+            </w:r>
+            <w:r>
+              <w:rPr>
+                <w:noProof/>
+                <w:webHidden/>
+              </w:rPr>
+              <w:instrText xml:space="preserve"> PAGEREF _Toc194327714 \h </w:instrText>
+            </w:r>
+            <w:r>
+              <w:rPr>
+                <w:noProof/>
+                <w:webHidden/>
+              </w:rPr>
+            </w:r>
+            <w:r>
+              <w:rPr>
+                <w:noProof/>
+                <w:webHidden/>
+              </w:rPr>
+              <w:fldChar w:fldCharType="separate"/>
+            </w:r>
+            <w:r>
+              <w:rPr>
+                <w:noProof/>
+                <w:webHidden/>
+              </w:rPr>
+              <w:t>9</w:t>
+            </w:r>
+            <w:r>
+              <w:rPr>
+                <w:noProof/>
+                <w:webHidden/>
+              </w:rPr>
+              <w:fldChar w:fldCharType="end"/>
+            </w:r>
+          </w:hyperlink>
+        </w:p>
+        <w:p>
+          <w:pPr>
+            <w:pStyle w:val="TOC1"/>
+            <w:tabs>
+              <w:tab w:val="left" w:pos="440"/>
+              <w:tab w:val="right" w:leader="dot" w:pos="9016"/>
+            </w:tabs>
+            <w:rPr>
+              <w:rFonts w:eastAsiaTheme="minorEastAsia"/>
+              <w:noProof/>
+              <w:kern w:val="2"/>
+              <w:sz w:val="24"/>
+              <w:szCs w:val="24"/>
+              <w:lang w:eastAsia="en-GB"/>
+              <w14:ligatures w14:val="standardContextual"/>
+            </w:rPr>
+          </w:pPr>
+          <w:hyperlink w:anchor="_Toc194327715" w:history="1">
+            <w:r>
+              <w:rPr>
+                <w:rStyle w:val="Hyperlink"/>
+                <w:noProof/>
+              </w:rPr>
+              <w:t>5</w:t>
+            </w:r>
+            <w:r>
+              <w:rPr>
+                <w:rFonts w:eastAsiaTheme="minorEastAsia"/>
+                <w:noProof/>
+                <w:kern w:val="2"/>
+                <w:sz w:val="24"/>
+                <w:szCs w:val="24"/>
+                <w:lang w:eastAsia="en-GB"/>
+                <w14:ligatures w14:val="standardContextual"/>
+              </w:rPr>
+              <w:tab/>
+            </w:r>
+            <w:r>
+              <w:rPr>
+                <w:rStyle w:val="Hyperlink"/>
+                <w:noProof/>
+              </w:rPr>
+              <w:t>Implementation</w:t>
+            </w:r>
+            <w:r>
+              <w:rPr>
+                <w:noProof/>
+                <w:webHidden/>
+              </w:rPr>
+              <w:tab/>
+            </w:r>
+            <w:r>
+              <w:rPr>
+                <w:noProof/>
+                <w:webHidden/>
+              </w:rPr>
+              <w:fldChar w:fldCharType="begin"/>
+            </w:r>
+            <w:r>
+              <w:rPr>
+                <w:noProof/>
+                <w:webHidden/>
+              </w:rPr>
+              <w:instrText xml:space="preserve"> PAGEREF _Toc194327715 \h </w:instrText>
+            </w:r>
+            <w:r>
+              <w:rPr>
+                <w:noProof/>
+                <w:webHidden/>
+              </w:rPr>
+            </w:r>
+            <w:r>
+              <w:rPr>
+                <w:noProof/>
+                <w:webHidden/>
+              </w:rPr>
+              <w:fldChar w:fldCharType="separate"/>
+            </w:r>
+            <w:r>
+              <w:rPr>
+                <w:noProof/>
+                <w:webHidden/>
+              </w:rPr>
+              <w:t>10</w:t>
+            </w:r>
+            <w:r>
+              <w:rPr>
+                <w:noProof/>
+                <w:webHidden/>
+              </w:rPr>
+              <w:fldChar w:fldCharType="end"/>
+            </w:r>
+          </w:hyperlink>
+        </w:p>
+        <w:p>
+          <w:pPr>
+            <w:pStyle w:val="TOC2"/>
+            <w:tabs>
+              <w:tab w:val="left" w:pos="960"/>
+              <w:tab w:val="right" w:leader="dot" w:pos="9016"/>
+            </w:tabs>
+            <w:rPr>
+              <w:rFonts w:eastAsiaTheme="minorEastAsia"/>
+              <w:noProof/>
+              <w:kern w:val="2"/>
+              <w:sz w:val="24"/>
+              <w:szCs w:val="24"/>
+              <w:lang w:eastAsia="en-GB"/>
+              <w14:ligatures w14:val="standardContextual"/>
+            </w:rPr>
+          </w:pPr>
+          <w:hyperlink w:anchor="_Toc194327716" w:history="1">
+            <w:r>
+              <w:rPr>
+                <w:rStyle w:val="Hyperlink"/>
+                <w:noProof/>
+              </w:rPr>
+              <w:t>5.1</w:t>
+            </w:r>
+            <w:r>
+              <w:rPr>
+                <w:rFonts w:eastAsiaTheme="minorEastAsia"/>
+                <w:noProof/>
+                <w:kern w:val="2"/>
+                <w:sz w:val="24"/>
+                <w:szCs w:val="24"/>
+                <w:lang w:eastAsia="en-GB"/>
+                <w14:ligatures w14:val="standardContextual"/>
+              </w:rPr>
+              <w:tab/>
+            </w:r>
+            <w:r>
+              <w:rPr>
+                <w:rStyle w:val="Hyperlink"/>
+                <w:noProof/>
+              </w:rPr>
+              <w:t>Dataset Creation</w:t>
+            </w:r>
+            <w:r>
+              <w:rPr>
+                <w:noProof/>
+                <w:webHidden/>
+              </w:rPr>
+              <w:tab/>
+            </w:r>
+            <w:r>
+              <w:rPr>
+                <w:noProof/>
+                <w:webHidden/>
+              </w:rPr>
+              <w:fldChar w:fldCharType="begin"/>
+            </w:r>
+            <w:r>
+              <w:rPr>
+                <w:noProof/>
+                <w:webHidden/>
+              </w:rPr>
+              <w:instrText xml:space="preserve"> PAGEREF _Toc194327716 \h </w:instrText>
+            </w:r>
+            <w:r>
+              <w:rPr>
+                <w:noProof/>
+                <w:webHidden/>
+              </w:rPr>
+            </w:r>
+            <w:r>
+              <w:rPr>
+                <w:noProof/>
+                <w:webHidden/>
+              </w:rPr>
+              <w:fldChar w:fldCharType="separate"/>
+            </w:r>
+            <w:r>
+              <w:rPr>
+                <w:noProof/>
+                <w:webHidden/>
+              </w:rPr>
+              <w:t>10</w:t>
             </w:r>
             <w:r>
               <w:rPr>
@@ -1603,13 +2167,13 @@
               <w14:ligatures w14:val="standardContextual"/>
             </w:rPr>
           </w:pPr>
-          <w:hyperlink w:anchor="_Toc191918718" w:history="1">
+          <w:hyperlink w:anchor="_Toc194327717" w:history="1">
             <w:r>
               <w:rPr>
                 <w:rStyle w:val="Hyperlink"/>
                 <w:noProof/>
               </w:rPr>
-              <w:t>3.2.1</w:t>
+              <w:t>5.1.1</w:t>
             </w:r>
             <w:r>
               <w:rPr>
@@ -1628,7 +2192,7 @@
                 <w:rStyle w:val="Hyperlink"/>
                 <w:noProof/>
               </w:rPr>
-              <w:t>Interfaces</w:t>
+              <w:t>Selecting a region</w:t>
             </w:r>
             <w:r>
               <w:rPr>
@@ -1649,7 +2213,7 @@
                 <w:noProof/>
                 <w:webHidden/>
               </w:rPr>
-              <w:instrText xml:space="preserve"> PAGEREF _Toc191918718 \h </w:instrText>
+              <w:instrText xml:space="preserve"> PAGEREF _Toc194327717 \h </w:instrText>
             </w:r>
             <w:r>
               <w:rPr>
@@ -1669,7 +2233,7 @@
                 <w:noProof/>
                 <w:webHidden/>
               </w:rPr>
-              <w:t>9</w:t>
+              <w:t>10</w:t>
             </w:r>
             <w:r>
               <w:rPr>
@@ -1697,13 +2261,13 @@
               <w14:ligatures w14:val="standardContextual"/>
             </w:rPr>
           </w:pPr>
-          <w:hyperlink w:anchor="_Toc191918719" w:history="1">
+          <w:hyperlink w:anchor="_Toc194327718" w:history="1">
             <w:r>
               <w:rPr>
                 <w:rStyle w:val="Hyperlink"/>
                 <w:noProof/>
               </w:rPr>
-              <w:t>3.2.2</w:t>
+              <w:t>5.1.2</w:t>
             </w:r>
             <w:r>
               <w:rPr>
@@ -1722,7 +2286,7 @@
                 <w:rStyle w:val="Hyperlink"/>
                 <w:noProof/>
               </w:rPr>
-              <w:t>Functional Capabilities</w:t>
+              <w:t>Finding a fire</w:t>
             </w:r>
             <w:r>
               <w:rPr>
@@ -1743,7 +2307,7 @@
                 <w:noProof/>
                 <w:webHidden/>
               </w:rPr>
-              <w:instrText xml:space="preserve"> PAGEREF _Toc191918719 \h </w:instrText>
+              <w:instrText xml:space="preserve"> PAGEREF _Toc194327718 \h </w:instrText>
             </w:r>
             <w:r>
               <w:rPr>
@@ -1763,7 +2327,7 @@
                 <w:noProof/>
                 <w:webHidden/>
               </w:rPr>
-              <w:t>9</w:t>
+              <w:t>10</w:t>
             </w:r>
             <w:r>
               <w:rPr>
@@ -1791,13 +2355,13 @@
               <w14:ligatures w14:val="standardContextual"/>
             </w:rPr>
           </w:pPr>
-          <w:hyperlink w:anchor="_Toc191918720" w:history="1">
+          <w:hyperlink w:anchor="_Toc194327719" w:history="1">
             <w:r>
               <w:rPr>
                 <w:rStyle w:val="Hyperlink"/>
                 <w:noProof/>
               </w:rPr>
-              <w:t>3.2.3</w:t>
+              <w:t>5.1.3</w:t>
             </w:r>
             <w:r>
               <w:rPr>
@@ -1816,7 +2380,7 @@
                 <w:rStyle w:val="Hyperlink"/>
                 <w:noProof/>
               </w:rPr>
-              <w:t>Performance Levels</w:t>
+              <w:t>Extracting data</w:t>
             </w:r>
             <w:r>
               <w:rPr>
@@ -1837,7 +2401,7 @@
                 <w:noProof/>
                 <w:webHidden/>
               </w:rPr>
-              <w:instrText xml:space="preserve"> PAGEREF _Toc191918720 \h </w:instrText>
+              <w:instrText xml:space="preserve"> PAGEREF _Toc194327719 \h </w:instrText>
             </w:r>
             <w:r>
               <w:rPr>
@@ -1857,7 +2421,7 @@
                 <w:noProof/>
                 <w:webHidden/>
               </w:rPr>
-              <w:t>9</w:t>
+              <w:t>10</w:t>
             </w:r>
             <w:r>
               <w:rPr>
@@ -1885,13 +2449,13 @@
               <w14:ligatures w14:val="standardContextual"/>
             </w:rPr>
           </w:pPr>
-          <w:hyperlink w:anchor="_Toc191918721" w:history="1">
+          <w:hyperlink w:anchor="_Toc194327720" w:history="1">
             <w:r>
               <w:rPr>
                 <w:rStyle w:val="Hyperlink"/>
                 <w:noProof/>
               </w:rPr>
-              <w:t>3.2.4</w:t>
+              <w:t>5.1.4</w:t>
             </w:r>
             <w:r>
               <w:rPr>
@@ -1910,7 +2474,7 @@
                 <w:rStyle w:val="Hyperlink"/>
                 <w:noProof/>
               </w:rPr>
-              <w:t>Data Structures/Elements</w:t>
+              <w:t>Data preprocessing</w:t>
             </w:r>
             <w:r>
               <w:rPr>
@@ -1931,7 +2495,7 @@
                 <w:noProof/>
                 <w:webHidden/>
               </w:rPr>
-              <w:instrText xml:space="preserve"> PAGEREF _Toc191918721 \h </w:instrText>
+              <w:instrText xml:space="preserve"> PAGEREF _Toc194327720 \h </w:instrText>
             </w:r>
             <w:r>
               <w:rPr>
@@ -1951,7 +2515,101 @@
                 <w:noProof/>
                 <w:webHidden/>
               </w:rPr>
-              <w:t>9</w:t>
+              <w:t>11</w:t>
+            </w:r>
+            <w:r>
+              <w:rPr>
+                <w:noProof/>
+                <w:webHidden/>
+              </w:rPr>
+              <w:fldChar w:fldCharType="end"/>
+            </w:r>
+          </w:hyperlink>
+        </w:p>
+        <w:p>
+          <w:pPr>
+            <w:pStyle w:val="TOC2"/>
+            <w:tabs>
+              <w:tab w:val="left" w:pos="960"/>
+              <w:tab w:val="right" w:leader="dot" w:pos="9016"/>
+            </w:tabs>
+            <w:rPr>
+              <w:rFonts w:eastAsiaTheme="minorEastAsia"/>
+              <w:noProof/>
+              <w:kern w:val="2"/>
+              <w:sz w:val="24"/>
+              <w:szCs w:val="24"/>
+              <w:lang w:eastAsia="en-GB"/>
+              <w14:ligatures w14:val="standardContextual"/>
+            </w:rPr>
+          </w:pPr>
+          <w:hyperlink w:anchor="_Toc194327721" w:history="1">
+            <w:r>
+              <w:rPr>
+                <w:rStyle w:val="Hyperlink"/>
+                <w:noProof/>
+              </w:rPr>
+              <w:t>5.2</w:t>
+            </w:r>
+            <w:r>
+              <w:rPr>
+                <w:rFonts w:eastAsiaTheme="minorEastAsia"/>
+                <w:noProof/>
+                <w:kern w:val="2"/>
+                <w:sz w:val="24"/>
+                <w:szCs w:val="24"/>
+                <w:lang w:eastAsia="en-GB"/>
+                <w14:ligatures w14:val="standardContextual"/>
+              </w:rPr>
+              <w:tab/>
+            </w:r>
+            <w:r>
+              <w:rPr>
+                <w:rStyle w:val="Hyperlink"/>
+                <w:noProof/>
+              </w:rPr>
+              <w:t>Model Implementation</w:t>
+            </w:r>
+            <w:r>
+              <w:rPr>
+                <w:noProof/>
+                <w:webHidden/>
+              </w:rPr>
+              <w:tab/>
+            </w:r>
+            <w:r>
+              <w:rPr>
+                <w:noProof/>
+                <w:webHidden/>
+              </w:rPr>
+              <w:fldChar w:fldCharType="begin"/>
+            </w:r>
+            <w:r>
+              <w:rPr>
+                <w:noProof/>
+                <w:webHidden/>
+              </w:rPr>
+              <w:instrText xml:space="preserve"> PAGEREF _Toc194327721 \h </w:instrText>
+            </w:r>
+            <w:r>
+              <w:rPr>
+                <w:noProof/>
+                <w:webHidden/>
+              </w:rPr>
+            </w:r>
+            <w:r>
+              <w:rPr>
+                <w:noProof/>
+                <w:webHidden/>
+              </w:rPr>
+              <w:fldChar w:fldCharType="separate"/>
+            </w:r>
+            <w:r>
+              <w:rPr>
+                <w:noProof/>
+                <w:webHidden/>
+              </w:rPr>
+              <w:t>11</w:t>
             </w:r>
             <w:r>
               <w:rPr>
@@ -1979,13 +2637,13 @@
               <w14:ligatures w14:val="standardContextual"/>
             </w:rPr>
           </w:pPr>
-          <w:hyperlink w:anchor="_Toc191918722" w:history="1">
+          <w:hyperlink w:anchor="_Toc194327722" w:history="1">
             <w:r>
               <w:rPr>
                 <w:rStyle w:val="Hyperlink"/>
                 <w:noProof/>
               </w:rPr>
-              <w:t>3.2.5</w:t>
+              <w:t>5.2.1</w:t>
             </w:r>
             <w:r>
               <w:rPr>
@@ -2004,7 +2662,7 @@
                 <w:rStyle w:val="Hyperlink"/>
                 <w:noProof/>
               </w:rPr>
-              <w:t>Safety</w:t>
+              <w:t>Important Bands in Landsat 9</w:t>
             </w:r>
             <w:r>
               <w:rPr>
@@ -2025,7 +2683,7 @@
                 <w:noProof/>
                 <w:webHidden/>
               </w:rPr>
-              <w:instrText xml:space="preserve"> PAGEREF _Toc191918722 \h </w:instrText>
+              <w:instrText xml:space="preserve"> PAGEREF _Toc194327722 \h </w:instrText>
             </w:r>
             <w:r>
               <w:rPr>
@@ -2045,7 +2703,7 @@
                 <w:noProof/>
                 <w:webHidden/>
               </w:rPr>
-              <w:t>9</w:t>
+              <w:t>11</w:t>
             </w:r>
             <w:r>
               <w:rPr>
@@ -2073,13 +2731,13 @@
               <w14:ligatures w14:val="standardContextual"/>
             </w:rPr>
           </w:pPr>
-          <w:hyperlink w:anchor="_Toc191918723" w:history="1">
+          <w:hyperlink w:anchor="_Toc194327723" w:history="1">
             <w:r>
               <w:rPr>
                 <w:rStyle w:val="Hyperlink"/>
                 <w:noProof/>
               </w:rPr>
-              <w:t>3.2.6</w:t>
+              <w:t>5.2.2</w:t>
             </w:r>
             <w:r>
               <w:rPr>
@@ -2098,7 +2756,7 @@
                 <w:rStyle w:val="Hyperlink"/>
                 <w:noProof/>
               </w:rPr>
-              <w:t>Reliability</w:t>
+              <w:t>Convolutional Neural Network (CNN)</w:t>
             </w:r>
             <w:r>
               <w:rPr>
@@ -2119,7 +2777,7 @@
                 <w:noProof/>
                 <w:webHidden/>
               </w:rPr>
-              <w:instrText xml:space="preserve"> PAGEREF _Toc191918723 \h </w:instrText>
+              <w:instrText xml:space="preserve"> PAGEREF _Toc194327723 \h </w:instrText>
             </w:r>
             <w:r>
               <w:rPr>
@@ -2139,7 +2797,7 @@
                 <w:noProof/>
                 <w:webHidden/>
               </w:rPr>
-              <w:t>9</w:t>
+              <w:t>11</w:t>
             </w:r>
             <w:r>
               <w:rPr>
@@ -2167,13 +2825,13 @@
               <w14:ligatures w14:val="standardContextual"/>
             </w:rPr>
           </w:pPr>
-          <w:hyperlink w:anchor="_Toc191918724" w:history="1">
+          <w:hyperlink w:anchor="_Toc194327724" w:history="1">
             <w:r>
               <w:rPr>
                 <w:rStyle w:val="Hyperlink"/>
                 <w:noProof/>
               </w:rPr>
-              <w:t>3.2.7</w:t>
+              <w:t>5.2.3</w:t>
             </w:r>
             <w:r>
               <w:rPr>
@@ -2192,7 +2850,7 @@
                 <w:rStyle w:val="Hyperlink"/>
                 <w:noProof/>
               </w:rPr>
-              <w:t>Security/Privacy</w:t>
+              <w:t>User Interface</w:t>
             </w:r>
             <w:r>
               <w:rPr>
@@ -2213,7 +2871,7 @@
                 <w:noProof/>
                 <w:webHidden/>
               </w:rPr>
-              <w:instrText xml:space="preserve"> PAGEREF _Toc191918724 \h </w:instrText>
+              <w:instrText xml:space="preserve"> PAGEREF _Toc194327724 \h </w:instrText>
             </w:r>
             <w:r>
               <w:rPr>
@@ -2233,289 +2891,7 @@
                 <w:noProof/>
                 <w:webHidden/>
               </w:rPr>
-              <w:t>9</w:t>
-            </w:r>
-            <w:r>
-              <w:rPr>
-                <w:noProof/>
-                <w:webHidden/>
-              </w:rPr>
-              <w:fldChar w:fldCharType="end"/>
-            </w:r>
-          </w:hyperlink>
-        </w:p>
-        <w:p>
-          <w:pPr>
-            <w:pStyle w:val="TOC3"/>
-            <w:tabs>
-              <w:tab w:val="left" w:pos="1200"/>
-              <w:tab w:val="right" w:leader="dot" w:pos="9016"/>
-            </w:tabs>
-            <w:rPr>
-              <w:rFonts w:eastAsiaTheme="minorEastAsia"/>
-              <w:noProof/>
-              <w:kern w:val="2"/>
-              <w:sz w:val="24"/>
-              <w:szCs w:val="24"/>
-              <w:lang w:eastAsia="en-GB"/>
-              <w14:ligatures w14:val="standardContextual"/>
-            </w:rPr>
-          </w:pPr>
-          <w:hyperlink w:anchor="_Toc191918725" w:history="1">
-            <w:r>
-              <w:rPr>
-                <w:rStyle w:val="Hyperlink"/>
-                <w:noProof/>
-              </w:rPr>
-              <w:t>3.2.8</w:t>
-            </w:r>
-            <w:r>
-              <w:rPr>
-                <w:rFonts w:eastAsiaTheme="minorEastAsia"/>
-                <w:noProof/>
-                <w:kern w:val="2"/>
-                <w:sz w:val="24"/>
-                <w:szCs w:val="24"/>
-                <w:lang w:eastAsia="en-GB"/>
-                <w14:ligatures w14:val="standardContextual"/>
-              </w:rPr>
-              <w:tab/>
-            </w:r>
-            <w:r>
-              <w:rPr>
-                <w:rStyle w:val="Hyperlink"/>
-                <w:noProof/>
-              </w:rPr>
-              <w:t>Quality</w:t>
-            </w:r>
-            <w:r>
-              <w:rPr>
-                <w:noProof/>
-                <w:webHidden/>
-              </w:rPr>
-              <w:tab/>
-            </w:r>
-            <w:r>
-              <w:rPr>
-                <w:noProof/>
-                <w:webHidden/>
-              </w:rPr>
-              <w:fldChar w:fldCharType="begin"/>
-            </w:r>
-            <w:r>
-              <w:rPr>
-                <w:noProof/>
-                <w:webHidden/>
-              </w:rPr>
-              <w:instrText xml:space="preserve"> PAGEREF _Toc191918725 \h </w:instrText>
-            </w:r>
-            <w:r>
-              <w:rPr>
-                <w:noProof/>
-                <w:webHidden/>
-              </w:rPr>
-            </w:r>
-            <w:r>
-              <w:rPr>
-                <w:noProof/>
-                <w:webHidden/>
-              </w:rPr>
-              <w:fldChar w:fldCharType="separate"/>
-            </w:r>
-            <w:r>
-              <w:rPr>
-                <w:noProof/>
-                <w:webHidden/>
-              </w:rPr>
-              <w:t>9</w:t>
-            </w:r>
-            <w:r>
-              <w:rPr>
-                <w:noProof/>
-                <w:webHidden/>
-              </w:rPr>
-              <w:fldChar w:fldCharType="end"/>
-            </w:r>
-          </w:hyperlink>
-        </w:p>
-        <w:p>
-          <w:pPr>
-            <w:pStyle w:val="TOC3"/>
-            <w:tabs>
-              <w:tab w:val="left" w:pos="1200"/>
-              <w:tab w:val="right" w:leader="dot" w:pos="9016"/>
-            </w:tabs>
-            <w:rPr>
-              <w:rFonts w:eastAsiaTheme="minorEastAsia"/>
-              <w:noProof/>
-              <w:kern w:val="2"/>
-              <w:sz w:val="24"/>
-              <w:szCs w:val="24"/>
-              <w:lang w:eastAsia="en-GB"/>
-              <w14:ligatures w14:val="standardContextual"/>
-            </w:rPr>
-          </w:pPr>
-          <w:hyperlink w:anchor="_Toc191918726" w:history="1">
-            <w:r>
-              <w:rPr>
-                <w:rStyle w:val="Hyperlink"/>
-                <w:noProof/>
-              </w:rPr>
-              <w:t>3.2.9</w:t>
-            </w:r>
-            <w:r>
-              <w:rPr>
-                <w:rFonts w:eastAsiaTheme="minorEastAsia"/>
-                <w:noProof/>
-                <w:kern w:val="2"/>
-                <w:sz w:val="24"/>
-                <w:szCs w:val="24"/>
-                <w:lang w:eastAsia="en-GB"/>
-                <w14:ligatures w14:val="standardContextual"/>
-              </w:rPr>
-              <w:tab/>
-            </w:r>
-            <w:r>
-              <w:rPr>
-                <w:rStyle w:val="Hyperlink"/>
-                <w:noProof/>
-              </w:rPr>
-              <w:t>Constraints and Limitations</w:t>
-            </w:r>
-            <w:r>
-              <w:rPr>
-                <w:noProof/>
-                <w:webHidden/>
-              </w:rPr>
-              <w:tab/>
-            </w:r>
-            <w:r>
-              <w:rPr>
-                <w:noProof/>
-                <w:webHidden/>
-              </w:rPr>
-              <w:fldChar w:fldCharType="begin"/>
-            </w:r>
-            <w:r>
-              <w:rPr>
-                <w:noProof/>
-                <w:webHidden/>
-              </w:rPr>
-              <w:instrText xml:space="preserve"> PAGEREF _Toc191918726 \h </w:instrText>
-            </w:r>
-            <w:r>
-              <w:rPr>
-                <w:noProof/>
-                <w:webHidden/>
-              </w:rPr>
-            </w:r>
-            <w:r>
-              <w:rPr>
-                <w:noProof/>
-                <w:webHidden/>
-              </w:rPr>
-              <w:fldChar w:fldCharType="separate"/>
-            </w:r>
-            <w:r>
-              <w:rPr>
-                <w:noProof/>
-                <w:webHidden/>
-              </w:rPr>
-              <w:t>9</w:t>
-            </w:r>
-            <w:r>
-              <w:rPr>
-                <w:noProof/>
-                <w:webHidden/>
-              </w:rPr>
-              <w:fldChar w:fldCharType="end"/>
-            </w:r>
-          </w:hyperlink>
-        </w:p>
-        <w:p>
-          <w:pPr>
-            <w:pStyle w:val="TOC3"/>
-            <w:tabs>
-              <w:tab w:val="left" w:pos="1440"/>
-              <w:tab w:val="right" w:leader="dot" w:pos="9016"/>
-            </w:tabs>
-            <w:rPr>
-              <w:rFonts w:eastAsiaTheme="minorEastAsia"/>
-              <w:noProof/>
-              <w:kern w:val="2"/>
-              <w:sz w:val="24"/>
-              <w:szCs w:val="24"/>
-              <w:lang w:eastAsia="en-GB"/>
-              <w14:ligatures w14:val="standardContextual"/>
-            </w:rPr>
-          </w:pPr>
-          <w:hyperlink w:anchor="_Toc191918727" w:history="1">
-            <w:r>
-              <w:rPr>
-                <w:rStyle w:val="Hyperlink"/>
-                <w:noProof/>
-              </w:rPr>
-              <w:t>3.2.10</w:t>
-            </w:r>
-            <w:r>
-              <w:rPr>
-                <w:rFonts w:eastAsiaTheme="minorEastAsia"/>
-                <w:noProof/>
-                <w:kern w:val="2"/>
-                <w:sz w:val="24"/>
-                <w:szCs w:val="24"/>
-                <w:lang w:eastAsia="en-GB"/>
-                <w14:ligatures w14:val="standardContextual"/>
-              </w:rPr>
-              <w:tab/>
-            </w:r>
-            <w:r>
-              <w:rPr>
-                <w:rStyle w:val="Hyperlink"/>
-                <w:noProof/>
-              </w:rPr>
-              <w:t>Performance requirements</w:t>
-            </w:r>
-            <w:r>
-              <w:rPr>
-                <w:noProof/>
-                <w:webHidden/>
-              </w:rPr>
-              <w:tab/>
-            </w:r>
-            <w:r>
-              <w:rPr>
-                <w:noProof/>
-                <w:webHidden/>
-              </w:rPr>
-              <w:fldChar w:fldCharType="begin"/>
-            </w:r>
-            <w:r>
-              <w:rPr>
-                <w:noProof/>
-                <w:webHidden/>
-              </w:rPr>
-              <w:instrText xml:space="preserve"> PAGEREF _Toc191918727 \h </w:instrText>
-            </w:r>
-            <w:r>
-              <w:rPr>
-                <w:noProof/>
-                <w:webHidden/>
-              </w:rPr>
-            </w:r>
-            <w:r>
-              <w:rPr>
-                <w:noProof/>
-                <w:webHidden/>
-              </w:rPr>
-              <w:fldChar w:fldCharType="separate"/>
-            </w:r>
-            <w:r>
-              <w:rPr>
-                <w:noProof/>
-                <w:webHidden/>
-              </w:rPr>
-              <w:t>9</w:t>
+              <w:t>11</w:t>
             </w:r>
             <w:r>
               <w:rPr>
@@ -2543,13 +2919,13 @@
               <w14:ligatures w14:val="standardContextual"/>
             </w:rPr>
           </w:pPr>
-          <w:hyperlink w:anchor="_Toc191918728" w:history="1">
+          <w:hyperlink w:anchor="_Toc194327725" w:history="1">
             <w:r>
               <w:rPr>
                 <w:rStyle w:val="Hyperlink"/>
                 <w:noProof/>
               </w:rPr>
-              <w:t>3.3</w:t>
+              <w:t>5.3</w:t>
             </w:r>
             <w:r>
               <w:rPr>
@@ -2568,7 +2944,7 @@
                 <w:rStyle w:val="Hyperlink"/>
                 <w:noProof/>
               </w:rPr>
-              <w:t>Design constraints</w:t>
+              <w:t>Testing</w:t>
             </w:r>
             <w:r>
               <w:rPr>
@@ -2589,7 +2965,7 @@
                 <w:noProof/>
                 <w:webHidden/>
               </w:rPr>
-              <w:instrText xml:space="preserve"> PAGEREF _Toc191918728 \h </w:instrText>
+              <w:instrText xml:space="preserve"> PAGEREF _Toc194327725 \h </w:instrText>
             </w:r>
             <w:r>
               <w:rPr>
@@ -2609,7 +2985,7 @@
                 <w:noProof/>
                 <w:webHidden/>
               </w:rPr>
-              <w:t>9</w:t>
+              <w:t>11</w:t>
             </w:r>
             <w:r>
               <w:rPr>
@@ -2637,13 +3013,13 @@
               <w14:ligatures w14:val="standardContextual"/>
             </w:rPr>
           </w:pPr>
-          <w:hyperlink w:anchor="_Toc191918729" w:history="1">
+          <w:hyperlink w:anchor="_Toc194327726" w:history="1">
             <w:r>
               <w:rPr>
                 <w:rStyle w:val="Hyperlink"/>
                 <w:noProof/>
               </w:rPr>
-              <w:t>4</w:t>
+              <w:t>6</w:t>
             </w:r>
             <w:r>
               <w:rPr>
@@ -2662,7 +3038,7 @@
                 <w:rStyle w:val="Hyperlink"/>
                 <w:noProof/>
               </w:rPr>
-              <w:t>Design</w:t>
+              <w:t>External concerns</w:t>
             </w:r>
             <w:r>
               <w:rPr>
@@ -2683,7 +3059,7 @@
                 <w:noProof/>
                 <w:webHidden/>
               </w:rPr>
-              <w:instrText xml:space="preserve"> PAGEREF _Toc191918729 \h </w:instrText>
+              <w:instrText xml:space="preserve"> PAGEREF _Toc194327726 \h </w:instrText>
             </w:r>
             <w:r>
               <w:rPr>
@@ -2703,7 +3079,7 @@
                 <w:noProof/>
                 <w:webHidden/>
               </w:rPr>
-              <w:t>10</w:t>
+              <w:t>12</w:t>
             </w:r>
             <w:r>
               <w:rPr>
@@ -2731,13 +3107,13 @@
               <w14:ligatures w14:val="standardContextual"/>
             </w:rPr>
           </w:pPr>
-          <w:hyperlink w:anchor="_Toc191918730" w:history="1">
+          <w:hyperlink w:anchor="_Toc194327727" w:history="1">
             <w:r>
               <w:rPr>
                 <w:rStyle w:val="Hyperlink"/>
                 <w:noProof/>
               </w:rPr>
-              <w:t>4.1</w:t>
+              <w:t>6.1</w:t>
             </w:r>
             <w:r>
               <w:rPr>
@@ -2756,7 +3132,7 @@
                 <w:rStyle w:val="Hyperlink"/>
                 <w:noProof/>
               </w:rPr>
-              <w:t>Software design</w:t>
+              <w:t>Legal, social and ethical issues</w:t>
             </w:r>
             <w:r>
               <w:rPr>
@@ -2777,7 +3153,7 @@
                 <w:noProof/>
                 <w:webHidden/>
               </w:rPr>
-              <w:instrText xml:space="preserve"> PAGEREF _Toc191918730 \h </w:instrText>
+              <w:instrText xml:space="preserve"> PAGEREF _Toc194327727 \h </w:instrText>
             </w:r>
             <w:r>
               <w:rPr>
@@ -2797,7 +3173,7 @@
                 <w:noProof/>
                 <w:webHidden/>
               </w:rPr>
-              <w:t>10</w:t>
+              <w:t>12</w:t>
             </w:r>
             <w:r>
               <w:rPr>
@@ -2825,13 +3201,13 @@
               <w14:ligatures w14:val="standardContextual"/>
             </w:rPr>
           </w:pPr>
-          <w:hyperlink w:anchor="_Toc191918731" w:history="1">
+          <w:hyperlink w:anchor="_Toc194327728" w:history="1">
             <w:r>
               <w:rPr>
                 <w:rStyle w:val="Hyperlink"/>
                 <w:noProof/>
               </w:rPr>
-              <w:t>4.2</w:t>
+              <w:t>6.2</w:t>
             </w:r>
             <w:r>
               <w:rPr>
@@ -2850,7 +3226,7 @@
                 <w:rStyle w:val="Hyperlink"/>
                 <w:noProof/>
               </w:rPr>
-              <w:t>Experimental design</w:t>
+              <w:t>Commercial issues and exploitation</w:t>
             </w:r>
             <w:r>
               <w:rPr>
@@ -2871,7 +3247,7 @@
                 <w:noProof/>
                 <w:webHidden/>
               </w:rPr>
-              <w:instrText xml:space="preserve"> PAGEREF _Toc191918731 \h </w:instrText>
+              <w:instrText xml:space="preserve"> PAGEREF _Toc194327728 \h </w:instrText>
             </w:r>
             <w:r>
               <w:rPr>
@@ -2891,7 +3267,7 @@
                 <w:noProof/>
                 <w:webHidden/>
               </w:rPr>
-              <w:t>10</w:t>
+              <w:t>12</w:t>
             </w:r>
             <w:r>
               <w:rPr>
@@ -2919,13 +3295,13 @@
               <w14:ligatures w14:val="standardContextual"/>
             </w:rPr>
           </w:pPr>
-          <w:hyperlink w:anchor="_Toc191918732" w:history="1">
+          <w:hyperlink w:anchor="_Toc194327729" w:history="1">
             <w:r>
               <w:rPr>
                 <w:rStyle w:val="Hyperlink"/>
                 <w:noProof/>
               </w:rPr>
-              <w:t>5</w:t>
+              <w:t>7</w:t>
             </w:r>
             <w:r>
               <w:rPr>
@@ -2944,7 +3320,7 @@
                 <w:rStyle w:val="Hyperlink"/>
                 <w:noProof/>
               </w:rPr>
-              <w:t>Implementation and testing</w:t>
+              <w:t>Evaluation and discussion of results</w:t>
             </w:r>
             <w:r>
               <w:rPr>
@@ -2965,7 +3341,7 @@
                 <w:noProof/>
                 <w:webHidden/>
               </w:rPr>
-              <w:instrText xml:space="preserve"> PAGEREF _Toc191918732 \h </w:instrText>
+              <w:instrText xml:space="preserve"> PAGEREF _Toc194327729 \h </w:instrText>
             </w:r>
             <w:r>
               <w:rPr>
@@ -2985,7 +3361,7 @@
                 <w:noProof/>
                 <w:webHidden/>
               </w:rPr>
-              <w:t>11</w:t>
+              <w:t>13</w:t>
             </w:r>
             <w:r>
               <w:rPr>
@@ -3013,13 +3389,13 @@
               <w14:ligatures w14:val="standardContextual"/>
             </w:rPr>
           </w:pPr>
-          <w:hyperlink w:anchor="_Toc191918733" w:history="1">
+          <w:hyperlink w:anchor="_Toc194327730" w:history="1">
             <w:r>
               <w:rPr>
                 <w:rStyle w:val="Hyperlink"/>
                 <w:noProof/>
               </w:rPr>
-              <w:t>5.1</w:t>
+              <w:t>7.1</w:t>
             </w:r>
             <w:r>
               <w:rPr>
@@ -3038,7 +3414,7 @@
                 <w:rStyle w:val="Hyperlink"/>
                 <w:noProof/>
               </w:rPr>
-              <w:t>Implementation</w:t>
+              <w:t>Issues with Landsat 9</w:t>
             </w:r>
             <w:r>
               <w:rPr>
@@ -3059,7 +3435,7 @@
                 <w:noProof/>
                 <w:webHidden/>
               </w:rPr>
-              <w:instrText xml:space="preserve"> PAGEREF _Toc191918733 \h </w:instrText>
+              <w:instrText xml:space="preserve"> PAGEREF _Toc194327730 \h </w:instrText>
             </w:r>
             <w:r>
               <w:rPr>
@@ -3079,7 +3455,101 @@
                 <w:noProof/>
                 <w:webHidden/>
               </w:rPr>
-              <w:t>11</w:t>
+              <w:t>13</w:t>
+            </w:r>
+            <w:r>
+              <w:rPr>
+                <w:noProof/>
+                <w:webHidden/>
+              </w:rPr>
+              <w:fldChar w:fldCharType="end"/>
+            </w:r>
+          </w:hyperlink>
+        </w:p>
+        <w:p>
+          <w:pPr>
+            <w:pStyle w:val="TOC1"/>
+            <w:tabs>
+              <w:tab w:val="left" w:pos="440"/>
+              <w:tab w:val="right" w:leader="dot" w:pos="9016"/>
+            </w:tabs>
+            <w:rPr>
+              <w:rFonts w:eastAsiaTheme="minorEastAsia"/>
+              <w:noProof/>
+              <w:kern w:val="2"/>
+              <w:sz w:val="24"/>
+              <w:szCs w:val="24"/>
+              <w:lang w:eastAsia="en-GB"/>
+              <w14:ligatures w14:val="standardContextual"/>
+            </w:rPr>
+          </w:pPr>
+          <w:hyperlink w:anchor="_Toc194327731" w:history="1">
+            <w:r>
+              <w:rPr>
+                <w:rStyle w:val="Hyperlink"/>
+                <w:noProof/>
+              </w:rPr>
+              <w:t>8</w:t>
+            </w:r>
+            <w:r>
+              <w:rPr>
+                <w:rFonts w:eastAsiaTheme="minorEastAsia"/>
+                <w:noProof/>
+                <w:kern w:val="2"/>
+                <w:sz w:val="24"/>
+                <w:szCs w:val="24"/>
+                <w:lang w:eastAsia="en-GB"/>
+                <w14:ligatures w14:val="standardContextual"/>
+              </w:rPr>
+              <w:tab/>
+            </w:r>
+            <w:r>
+              <w:rPr>
+                <w:rStyle w:val="Hyperlink"/>
+                <w:noProof/>
+              </w:rPr>
+              <w:t>Conclusion</w:t>
+            </w:r>
+            <w:r>
+              <w:rPr>
+                <w:noProof/>
+                <w:webHidden/>
+              </w:rPr>
+              <w:tab/>
+            </w:r>
+            <w:r>
+              <w:rPr>
+                <w:noProof/>
+                <w:webHidden/>
+              </w:rPr>
+              <w:fldChar w:fldCharType="begin"/>
+            </w:r>
+            <w:r>
+              <w:rPr>
+                <w:noProof/>
+                <w:webHidden/>
+              </w:rPr>
+              <w:instrText xml:space="preserve"> PAGEREF _Toc194327731 \h </w:instrText>
+            </w:r>
+            <w:r>
+              <w:rPr>
+                <w:noProof/>
+                <w:webHidden/>
+              </w:rPr>
+            </w:r>
+            <w:r>
+              <w:rPr>
+                <w:noProof/>
+                <w:webHidden/>
+              </w:rPr>
+              <w:fldChar w:fldCharType="separate"/>
+            </w:r>
+            <w:r>
+              <w:rPr>
+                <w:noProof/>
+                <w:webHidden/>
+              </w:rPr>
+              <w:t>14</w:t>
             </w:r>
             <w:r>
               <w:rPr>
@@ -3107,13 +3577,13 @@
               <w14:ligatures w14:val="standardContextual"/>
             </w:rPr>
           </w:pPr>
-          <w:hyperlink w:anchor="_Toc191918734" w:history="1">
+          <w:hyperlink w:anchor="_Toc194327732" w:history="1">
             <w:r>
               <w:rPr>
                 <w:rStyle w:val="Hyperlink"/>
                 <w:noProof/>
               </w:rPr>
-              <w:t>5.2</w:t>
+              <w:t>8.1</w:t>
             </w:r>
             <w:r>
               <w:rPr>
@@ -3132,7 +3602,7 @@
                 <w:rStyle w:val="Hyperlink"/>
                 <w:noProof/>
               </w:rPr>
-              <w:t>Testing</w:t>
+              <w:t>Project management</w:t>
             </w:r>
             <w:r>
               <w:rPr>
@@ -3153,7 +3623,7 @@
                 <w:noProof/>
                 <w:webHidden/>
               </w:rPr>
-              <w:instrText xml:space="preserve"> PAGEREF _Toc191918734 \h </w:instrText>
+              <w:instrText xml:space="preserve"> PAGEREF _Toc194327732 \h </w:instrText>
             </w:r>
             <w:r>
               <w:rPr>
@@ -3173,101 +3643,7 @@
                 <w:noProof/>
                 <w:webHidden/>
               </w:rPr>
-              <w:t>11</w:t>
-            </w:r>
-            <w:r>
-              <w:rPr>
-                <w:noProof/>
-                <w:webHidden/>
-              </w:rPr>
-              <w:fldChar w:fldCharType="end"/>
-            </w:r>
-          </w:hyperlink>
-        </w:p>
-        <w:p>
-          <w:pPr>
-            <w:pStyle w:val="TOC1"/>
-            <w:tabs>
-              <w:tab w:val="left" w:pos="440"/>
-              <w:tab w:val="right" w:leader="dot" w:pos="9016"/>
-            </w:tabs>
-            <w:rPr>
-              <w:rFonts w:eastAsiaTheme="minorEastAsia"/>
-              <w:noProof/>
-              <w:kern w:val="2"/>
-              <w:sz w:val="24"/>
-              <w:szCs w:val="24"/>
-              <w:lang w:eastAsia="en-GB"/>
-              <w14:ligatures w14:val="standardContextual"/>
-            </w:rPr>
-          </w:pPr>
-          <w:hyperlink w:anchor="_Toc191918735" w:history="1">
-            <w:r>
-              <w:rPr>
-                <w:rStyle w:val="Hyperlink"/>
-                <w:noProof/>
-              </w:rPr>
-              <w:t>6</w:t>
-            </w:r>
-            <w:r>
-              <w:rPr>
-                <w:rFonts w:eastAsiaTheme="minorEastAsia"/>
-                <w:noProof/>
-                <w:kern w:val="2"/>
-                <w:sz w:val="24"/>
-                <w:szCs w:val="24"/>
-                <w:lang w:eastAsia="en-GB"/>
-                <w14:ligatures w14:val="standardContextual"/>
-              </w:rPr>
-              <w:tab/>
-            </w:r>
-            <w:r>
-              <w:rPr>
-                <w:rStyle w:val="Hyperlink"/>
-                <w:noProof/>
-              </w:rPr>
-              <w:t>External concerns</w:t>
-            </w:r>
-            <w:r>
-              <w:rPr>
-                <w:noProof/>
-                <w:webHidden/>
-              </w:rPr>
-              <w:tab/>
-            </w:r>
-            <w:r>
-              <w:rPr>
-                <w:noProof/>
-                <w:webHidden/>
-              </w:rPr>
-              <w:fldChar w:fldCharType="begin"/>
-            </w:r>
-            <w:r>
-              <w:rPr>
-                <w:noProof/>
-                <w:webHidden/>
-              </w:rPr>
-              <w:instrText xml:space="preserve"> PAGEREF _Toc191918735 \h </w:instrText>
-            </w:r>
-            <w:r>
-              <w:rPr>
-                <w:noProof/>
-                <w:webHidden/>
-              </w:rPr>
-            </w:r>
-            <w:r>
-              <w:rPr>
-                <w:noProof/>
-                <w:webHidden/>
-              </w:rPr>
-              <w:fldChar w:fldCharType="separate"/>
-            </w:r>
-            <w:r>
-              <w:rPr>
-                <w:noProof/>
-                <w:webHidden/>
-              </w:rPr>
-              <w:t>12</w:t>
+              <w:t>14</w:t>
             </w:r>
             <w:r>
               <w:rPr>
@@ -3295,13 +3671,13 @@
               <w14:ligatures w14:val="standardContextual"/>
             </w:rPr>
           </w:pPr>
-          <w:hyperlink w:anchor="_Toc191918736" w:history="1">
+          <w:hyperlink w:anchor="_Toc194327733" w:history="1">
             <w:r>
               <w:rPr>
                 <w:rStyle w:val="Hyperlink"/>
                 <w:noProof/>
               </w:rPr>
-              <w:t>6.1</w:t>
+              <w:t>8.2</w:t>
             </w:r>
             <w:r>
               <w:rPr>
@@ -3320,7 +3696,7 @@
                 <w:rStyle w:val="Hyperlink"/>
                 <w:noProof/>
               </w:rPr>
-              <w:t>Legal, social and ethical issues</w:t>
+              <w:t>Risk management</w:t>
             </w:r>
             <w:r>
               <w:rPr>
@@ -3341,7 +3717,7 @@
                 <w:noProof/>
                 <w:webHidden/>
               </w:rPr>
-              <w:instrText xml:space="preserve"> PAGEREF _Toc191918736 \h </w:instrText>
+              <w:instrText xml:space="preserve"> PAGEREF _Toc194327733 \h </w:instrText>
             </w:r>
             <w:r>
               <w:rPr>
@@ -3361,7 +3737,7 @@
                 <w:noProof/>
                 <w:webHidden/>
               </w:rPr>
-              <w:t>12</w:t>
+              <w:t>14</w:t>
             </w:r>
             <w:r>
               <w:rPr>
@@ -3389,13 +3765,13 @@
               <w14:ligatures w14:val="standardContextual"/>
             </w:rPr>
           </w:pPr>
-          <w:hyperlink w:anchor="_Toc191918737" w:history="1">
+          <w:hyperlink w:anchor="_Toc194327734" w:history="1">
             <w:r>
               <w:rPr>
                 <w:rStyle w:val="Hyperlink"/>
                 <w:noProof/>
               </w:rPr>
-              <w:t>6.2</w:t>
+              <w:t>8.3</w:t>
             </w:r>
             <w:r>
               <w:rPr>
@@ -3414,7 +3790,7 @@
                 <w:rStyle w:val="Hyperlink"/>
                 <w:noProof/>
               </w:rPr>
-              <w:t>Commercial issues and exploitation</w:t>
+              <w:t>General conclusions</w:t>
             </w:r>
             <w:r>
               <w:rPr>
@@ -3435,571 +3811,7 @@
                 <w:noProof/>
                 <w:webHidden/>
               </w:rPr>
-              <w:instrText xml:space="preserve"> PAGEREF _Toc191918737 \h </w:instrText>
-            </w:r>
-            <w:r>
-              <w:rPr>
-                <w:noProof/>
-                <w:webHidden/>
-              </w:rPr>
-            </w:r>
-            <w:r>
-              <w:rPr>
-                <w:noProof/>
-                <w:webHidden/>
-              </w:rPr>
-              <w:fldChar w:fldCharType="separate"/>
-            </w:r>
-            <w:r>
-              <w:rPr>
-                <w:noProof/>
-                <w:webHidden/>
-              </w:rPr>
-              <w:t>12</w:t>
-            </w:r>
-            <w:r>
-              <w:rPr>
-                <w:noProof/>
-                <w:webHidden/>
-              </w:rPr>
-              <w:fldChar w:fldCharType="end"/>
-            </w:r>
-          </w:hyperlink>
-        </w:p>
-        <w:p>
-          <w:pPr>
-            <w:pStyle w:val="TOC1"/>
-            <w:tabs>
-              <w:tab w:val="left" w:pos="440"/>
-              <w:tab w:val="right" w:leader="dot" w:pos="9016"/>
-            </w:tabs>
-            <w:rPr>
-              <w:rFonts w:eastAsiaTheme="minorEastAsia"/>
-              <w:noProof/>
-              <w:kern w:val="2"/>
-              <w:sz w:val="24"/>
-              <w:szCs w:val="24"/>
-              <w:lang w:eastAsia="en-GB"/>
-              <w14:ligatures w14:val="standardContextual"/>
-            </w:rPr>
-          </w:pPr>
-          <w:hyperlink w:anchor="_Toc191918738" w:history="1">
-            <w:r>
-              <w:rPr>
-                <w:rStyle w:val="Hyperlink"/>
-                <w:noProof/>
-              </w:rPr>
-              <w:t>7</w:t>
-            </w:r>
-            <w:r>
-              <w:rPr>
-                <w:rFonts w:eastAsiaTheme="minorEastAsia"/>
-                <w:noProof/>
-                <w:kern w:val="2"/>
-                <w:sz w:val="24"/>
-                <w:szCs w:val="24"/>
-                <w:lang w:eastAsia="en-GB"/>
-                <w14:ligatures w14:val="standardContextual"/>
-              </w:rPr>
-              <w:tab/>
-            </w:r>
-            <w:r>
-              <w:rPr>
-                <w:rStyle w:val="Hyperlink"/>
-                <w:noProof/>
-              </w:rPr>
-              <w:t>Evaluation and discussion of results</w:t>
-            </w:r>
-            <w:r>
-              <w:rPr>
-                <w:noProof/>
-                <w:webHidden/>
-              </w:rPr>
-              <w:tab/>
-            </w:r>
-            <w:r>
-              <w:rPr>
-                <w:noProof/>
-                <w:webHidden/>
-              </w:rPr>
-              <w:fldChar w:fldCharType="begin"/>
-            </w:r>
-            <w:r>
-              <w:rPr>
-                <w:noProof/>
-                <w:webHidden/>
-              </w:rPr>
-              <w:instrText xml:space="preserve"> PAGEREF _Toc191918738 \h </w:instrText>
-            </w:r>
-            <w:r>
-              <w:rPr>
-                <w:noProof/>
-                <w:webHidden/>
-              </w:rPr>
-            </w:r>
-            <w:r>
-              <w:rPr>
-                <w:noProof/>
-                <w:webHidden/>
-              </w:rPr>
-              <w:fldChar w:fldCharType="separate"/>
-            </w:r>
-            <w:r>
-              <w:rPr>
-                <w:noProof/>
-                <w:webHidden/>
-              </w:rPr>
-              <w:t>13</w:t>
-            </w:r>
-            <w:r>
-              <w:rPr>
-                <w:noProof/>
-                <w:webHidden/>
-              </w:rPr>
-              <w:fldChar w:fldCharType="end"/>
-            </w:r>
-          </w:hyperlink>
-        </w:p>
-        <w:p>
-          <w:pPr>
-            <w:pStyle w:val="TOC2"/>
-            <w:tabs>
-              <w:tab w:val="left" w:pos="960"/>
-              <w:tab w:val="right" w:leader="dot" w:pos="9016"/>
-            </w:tabs>
-            <w:rPr>
-              <w:rFonts w:eastAsiaTheme="minorEastAsia"/>
-              <w:noProof/>
-              <w:kern w:val="2"/>
-              <w:sz w:val="24"/>
-              <w:szCs w:val="24"/>
-              <w:lang w:eastAsia="en-GB"/>
-              <w14:ligatures w14:val="standardContextual"/>
-            </w:rPr>
-          </w:pPr>
-          <w:hyperlink w:anchor="_Toc191918739" w:history="1">
-            <w:r>
-              <w:rPr>
-                <w:rStyle w:val="Hyperlink"/>
-                <w:noProof/>
-              </w:rPr>
-              <w:t>7.1</w:t>
-            </w:r>
-            <w:r>
-              <w:rPr>
-                <w:rFonts w:eastAsiaTheme="minorEastAsia"/>
-                <w:noProof/>
-                <w:kern w:val="2"/>
-                <w:sz w:val="24"/>
-                <w:szCs w:val="24"/>
-                <w:lang w:eastAsia="en-GB"/>
-                <w14:ligatures w14:val="standardContextual"/>
-              </w:rPr>
-              <w:tab/>
-            </w:r>
-            <w:r>
-              <w:rPr>
-                <w:rStyle w:val="Hyperlink"/>
-                <w:noProof/>
-              </w:rPr>
-              <w:t>Programme specific concerns</w:t>
-            </w:r>
-            <w:r>
-              <w:rPr>
-                <w:noProof/>
-                <w:webHidden/>
-              </w:rPr>
-              <w:tab/>
-            </w:r>
-            <w:r>
-              <w:rPr>
-                <w:noProof/>
-                <w:webHidden/>
-              </w:rPr>
-              <w:fldChar w:fldCharType="begin"/>
-            </w:r>
-            <w:r>
-              <w:rPr>
-                <w:noProof/>
-                <w:webHidden/>
-              </w:rPr>
-              <w:instrText xml:space="preserve"> PAGEREF _Toc191918739 \h </w:instrText>
-            </w:r>
-            <w:r>
-              <w:rPr>
-                <w:noProof/>
-                <w:webHidden/>
-              </w:rPr>
-            </w:r>
-            <w:r>
-              <w:rPr>
-                <w:noProof/>
-                <w:webHidden/>
-              </w:rPr>
-              <w:fldChar w:fldCharType="separate"/>
-            </w:r>
-            <w:r>
-              <w:rPr>
-                <w:noProof/>
-                <w:webHidden/>
-              </w:rPr>
-              <w:t>13</w:t>
-            </w:r>
-            <w:r>
-              <w:rPr>
-                <w:noProof/>
-                <w:webHidden/>
-              </w:rPr>
-              <w:fldChar w:fldCharType="end"/>
-            </w:r>
-          </w:hyperlink>
-        </w:p>
-        <w:p>
-          <w:pPr>
-            <w:pStyle w:val="TOC1"/>
-            <w:tabs>
-              <w:tab w:val="left" w:pos="440"/>
-              <w:tab w:val="right" w:leader="dot" w:pos="9016"/>
-            </w:tabs>
-            <w:rPr>
-              <w:rFonts w:eastAsiaTheme="minorEastAsia"/>
-              <w:noProof/>
-              <w:kern w:val="2"/>
-              <w:sz w:val="24"/>
-              <w:szCs w:val="24"/>
-              <w:lang w:eastAsia="en-GB"/>
-              <w14:ligatures w14:val="standardContextual"/>
-            </w:rPr>
-          </w:pPr>
-          <w:hyperlink w:anchor="_Toc191918740" w:history="1">
-            <w:r>
-              <w:rPr>
-                <w:rStyle w:val="Hyperlink"/>
-                <w:noProof/>
-              </w:rPr>
-              <w:t>8</w:t>
-            </w:r>
-            <w:r>
-              <w:rPr>
-                <w:rFonts w:eastAsiaTheme="minorEastAsia"/>
-                <w:noProof/>
-                <w:kern w:val="2"/>
-                <w:sz w:val="24"/>
-                <w:szCs w:val="24"/>
-                <w:lang w:eastAsia="en-GB"/>
-                <w14:ligatures w14:val="standardContextual"/>
-              </w:rPr>
-              <w:tab/>
-            </w:r>
-            <w:r>
-              <w:rPr>
-                <w:rStyle w:val="Hyperlink"/>
-                <w:noProof/>
-              </w:rPr>
-              <w:t>Conclusion</w:t>
-            </w:r>
-            <w:r>
-              <w:rPr>
-                <w:noProof/>
-                <w:webHidden/>
-              </w:rPr>
-              <w:tab/>
-            </w:r>
-            <w:r>
-              <w:rPr>
-                <w:noProof/>
-                <w:webHidden/>
-              </w:rPr>
-              <w:fldChar w:fldCharType="begin"/>
-            </w:r>
-            <w:r>
-              <w:rPr>
-                <w:noProof/>
-                <w:webHidden/>
-              </w:rPr>
-              <w:instrText xml:space="preserve"> PAGEREF _Toc191918740 \h </w:instrText>
-            </w:r>
-            <w:r>
-              <w:rPr>
-                <w:noProof/>
-                <w:webHidden/>
-              </w:rPr>
-            </w:r>
-            <w:r>
-              <w:rPr>
-                <w:noProof/>
-                <w:webHidden/>
-              </w:rPr>
-              <w:fldChar w:fldCharType="separate"/>
-            </w:r>
-            <w:r>
-              <w:rPr>
-                <w:noProof/>
-                <w:webHidden/>
-              </w:rPr>
-              <w:t>14</w:t>
-            </w:r>
-            <w:r>
-              <w:rPr>
-                <w:noProof/>
-                <w:webHidden/>
-              </w:rPr>
-              <w:fldChar w:fldCharType="end"/>
-            </w:r>
-          </w:hyperlink>
-        </w:p>
-        <w:p>
-          <w:pPr>
-            <w:pStyle w:val="TOC2"/>
-            <w:tabs>
-              <w:tab w:val="left" w:pos="960"/>
-              <w:tab w:val="right" w:leader="dot" w:pos="9016"/>
-            </w:tabs>
-            <w:rPr>
-              <w:rFonts w:eastAsiaTheme="minorEastAsia"/>
-              <w:noProof/>
-              <w:kern w:val="2"/>
-              <w:sz w:val="24"/>
-              <w:szCs w:val="24"/>
-              <w:lang w:eastAsia="en-GB"/>
-              <w14:ligatures w14:val="standardContextual"/>
-            </w:rPr>
-          </w:pPr>
-          <w:hyperlink w:anchor="_Toc191918741" w:history="1">
-            <w:r>
-              <w:rPr>
-                <w:rStyle w:val="Hyperlink"/>
-                <w:noProof/>
-              </w:rPr>
-              <w:t>8.1</w:t>
-            </w:r>
-            <w:r>
-              <w:rPr>
-                <w:rFonts w:eastAsiaTheme="minorEastAsia"/>
-                <w:noProof/>
-                <w:kern w:val="2"/>
-                <w:sz w:val="24"/>
-                <w:szCs w:val="24"/>
-                <w:lang w:eastAsia="en-GB"/>
-                <w14:ligatures w14:val="standardContextual"/>
-              </w:rPr>
-              <w:tab/>
-            </w:r>
-            <w:r>
-              <w:rPr>
-                <w:rStyle w:val="Hyperlink"/>
-                <w:noProof/>
-              </w:rPr>
-              <w:t>Project management</w:t>
-            </w:r>
-            <w:r>
-              <w:rPr>
-                <w:noProof/>
-                <w:webHidden/>
-              </w:rPr>
-              <w:tab/>
-            </w:r>
-            <w:r>
-              <w:rPr>
-                <w:noProof/>
-                <w:webHidden/>
-              </w:rPr>
-              <w:fldChar w:fldCharType="begin"/>
-            </w:r>
-            <w:r>
-              <w:rPr>
-                <w:noProof/>
-                <w:webHidden/>
-              </w:rPr>
-              <w:instrText xml:space="preserve"> PAGEREF _Toc191918741 \h </w:instrText>
-            </w:r>
-            <w:r>
-              <w:rPr>
-                <w:noProof/>
-                <w:webHidden/>
-              </w:rPr>
-            </w:r>
-            <w:r>
-              <w:rPr>
-                <w:noProof/>
-                <w:webHidden/>
-              </w:rPr>
-              <w:fldChar w:fldCharType="separate"/>
-            </w:r>
-            <w:r>
-              <w:rPr>
-                <w:noProof/>
-                <w:webHidden/>
-              </w:rPr>
-              <w:t>14</w:t>
-            </w:r>
-            <w:r>
-              <w:rPr>
-                <w:noProof/>
-                <w:webHidden/>
-              </w:rPr>
-              <w:fldChar w:fldCharType="end"/>
-            </w:r>
-          </w:hyperlink>
-        </w:p>
-        <w:p>
-          <w:pPr>
-            <w:pStyle w:val="TOC2"/>
-            <w:tabs>
-              <w:tab w:val="left" w:pos="960"/>
-              <w:tab w:val="right" w:leader="dot" w:pos="9016"/>
-            </w:tabs>
-            <w:rPr>
-              <w:rFonts w:eastAsiaTheme="minorEastAsia"/>
-              <w:noProof/>
-              <w:kern w:val="2"/>
-              <w:sz w:val="24"/>
-              <w:szCs w:val="24"/>
-              <w:lang w:eastAsia="en-GB"/>
-              <w14:ligatures w14:val="standardContextual"/>
-            </w:rPr>
-          </w:pPr>
-          <w:hyperlink w:anchor="_Toc191918742" w:history="1">
-            <w:r>
-              <w:rPr>
-                <w:rStyle w:val="Hyperlink"/>
-                <w:noProof/>
-              </w:rPr>
-              <w:t>8.2</w:t>
-            </w:r>
-            <w:r>
-              <w:rPr>
-                <w:rFonts w:eastAsiaTheme="minorEastAsia"/>
-                <w:noProof/>
-                <w:kern w:val="2"/>
-                <w:sz w:val="24"/>
-                <w:szCs w:val="24"/>
-                <w:lang w:eastAsia="en-GB"/>
-                <w14:ligatures w14:val="standardContextual"/>
-              </w:rPr>
-              <w:tab/>
-            </w:r>
-            <w:r>
-              <w:rPr>
-                <w:rStyle w:val="Hyperlink"/>
-                <w:noProof/>
-              </w:rPr>
-              <w:t>Risk management</w:t>
-            </w:r>
-            <w:r>
-              <w:rPr>
-                <w:noProof/>
-                <w:webHidden/>
-              </w:rPr>
-              <w:tab/>
-            </w:r>
-            <w:r>
-              <w:rPr>
-                <w:noProof/>
-                <w:webHidden/>
-              </w:rPr>
-              <w:fldChar w:fldCharType="begin"/>
-            </w:r>
-            <w:r>
-              <w:rPr>
-                <w:noProof/>
-                <w:webHidden/>
-              </w:rPr>
-              <w:instrText xml:space="preserve"> PAGEREF _Toc191918742 \h </w:instrText>
-            </w:r>
-            <w:r>
-              <w:rPr>
-                <w:noProof/>
-                <w:webHidden/>
-              </w:rPr>
-            </w:r>
-            <w:r>
-              <w:rPr>
-                <w:noProof/>
-                <w:webHidden/>
-              </w:rPr>
-              <w:fldChar w:fldCharType="separate"/>
-            </w:r>
-            <w:r>
-              <w:rPr>
-                <w:noProof/>
-                <w:webHidden/>
-              </w:rPr>
-              <w:t>14</w:t>
-            </w:r>
-            <w:r>
-              <w:rPr>
-                <w:noProof/>
-                <w:webHidden/>
-              </w:rPr>
-              <w:fldChar w:fldCharType="end"/>
-            </w:r>
-          </w:hyperlink>
-        </w:p>
-        <w:p>
-          <w:pPr>
-            <w:pStyle w:val="TOC2"/>
-            <w:tabs>
-              <w:tab w:val="left" w:pos="960"/>
-              <w:tab w:val="right" w:leader="dot" w:pos="9016"/>
-            </w:tabs>
-            <w:rPr>
-              <w:rFonts w:eastAsiaTheme="minorEastAsia"/>
-              <w:noProof/>
-              <w:kern w:val="2"/>
-              <w:sz w:val="24"/>
-              <w:szCs w:val="24"/>
-              <w:lang w:eastAsia="en-GB"/>
-              <w14:ligatures w14:val="standardContextual"/>
-            </w:rPr>
-          </w:pPr>
-          <w:hyperlink w:anchor="_Toc191918743" w:history="1">
-            <w:r>
-              <w:rPr>
-                <w:rStyle w:val="Hyperlink"/>
-                <w:noProof/>
-              </w:rPr>
-              <w:t>8.3</w:t>
-            </w:r>
-            <w:r>
-              <w:rPr>
-                <w:rFonts w:eastAsiaTheme="minorEastAsia"/>
-                <w:noProof/>
-                <w:kern w:val="2"/>
-                <w:sz w:val="24"/>
-                <w:szCs w:val="24"/>
-                <w:lang w:eastAsia="en-GB"/>
-                <w14:ligatures w14:val="standardContextual"/>
-              </w:rPr>
-              <w:tab/>
-            </w:r>
-            <w:r>
-              <w:rPr>
-                <w:rStyle w:val="Hyperlink"/>
-                <w:noProof/>
-              </w:rPr>
-              <w:t>General conclusions</w:t>
-            </w:r>
-            <w:r>
-              <w:rPr>
-                <w:noProof/>
-                <w:webHidden/>
-              </w:rPr>
-              <w:tab/>
-            </w:r>
-            <w:r>
-              <w:rPr>
-                <w:noProof/>
-                <w:webHidden/>
-              </w:rPr>
-              <w:fldChar w:fldCharType="begin"/>
-            </w:r>
-            <w:r>
-              <w:rPr>
-                <w:noProof/>
-                <w:webHidden/>
-              </w:rPr>
-              <w:instrText xml:space="preserve"> PAGEREF _Toc191918743 \h </w:instrText>
+              <w:instrText xml:space="preserve"> PAGEREF _Toc194327734 \h </w:instrText>
             </w:r>
             <w:r>
               <w:rPr>
@@ -4046,7 +3858,7 @@
               <w14:ligatures w14:val="standardContextual"/>
             </w:rPr>
           </w:pPr>
-          <w:hyperlink w:anchor="_Toc191918744" w:history="1">
+          <w:hyperlink w:anchor="_Toc194327735" w:history="1">
             <w:r>
               <w:rPr>
                 <w:rStyle w:val="Hyperlink"/>
@@ -4073,7 +3885,7 @@
                 <w:noProof/>
                 <w:webHidden/>
               </w:rPr>
-              <w:instrText xml:space="preserve"> PAGEREF _Toc191918744 \h </w:instrText>
+              <w:instrText xml:space="preserve"> PAGEREF _Toc194327735 \h </w:instrText>
             </w:r>
             <w:r>
               <w:rPr>
@@ -4120,13 +3932,13 @@
               <w14:ligatures w14:val="standardContextual"/>
             </w:rPr>
           </w:pPr>
-          <w:hyperlink w:anchor="_Toc191918745" w:history="1">
+          <w:hyperlink w:anchor="_Toc194327736" w:history="1">
             <w:r>
               <w:rPr>
                 <w:rStyle w:val="Hyperlink"/>
                 <w:noProof/>
               </w:rPr>
-              <w:t>Appendix A – Interesting but not vital material</w:t>
+              <w:t>Appendix A</w:t>
             </w:r>
             <w:r>
               <w:rPr>
@@ -4147,7 +3959,7 @@
                 <w:noProof/>
                 <w:webHidden/>
               </w:rPr>
-              <w:instrText xml:space="preserve"> PAGEREF _Toc191918745 \h </w:instrText>
+              <w:instrText xml:space="preserve"> PAGEREF _Toc194327736 \h </w:instrText>
             </w:r>
             <w:r>
               <w:rPr>
@@ -4194,13 +4006,13 @@
               <w14:ligatures w14:val="standardContextual"/>
             </w:rPr>
           </w:pPr>
-          <w:hyperlink w:anchor="_Toc191918746" w:history="1">
+          <w:hyperlink w:anchor="_Toc194327737" w:history="1">
             <w:r>
               <w:rPr>
                 <w:rStyle w:val="Hyperlink"/>
                 <w:noProof/>
               </w:rPr>
-              <w:t>Appendix B – Other things which may be useful</w:t>
+              <w:t>Appendix B</w:t>
             </w:r>
             <w:r>
               <w:rPr>
@@ -4221,7 +4033,7 @@
                 <w:noProof/>
                 <w:webHidden/>
               </w:rPr>
-              <w:instrText xml:space="preserve"> PAGEREF _Toc191918746 \h </w:instrText>
+              <w:instrText xml:space="preserve"> PAGEREF _Toc194327737 \h </w:instrText>
             </w:r>
             <w:r>
               <w:rPr>
@@ -4272,7 +4084,7 @@
         <w:pStyle w:val="Heading1"/>
         <w:jc w:val="both"/>
       </w:pPr>
-      <w:bookmarkStart w:id="2" w:name="_Toc191918705"/>
+      <w:bookmarkStart w:id="2" w:name="_Toc194327698"/>
       <w:r>
         <w:lastRenderedPageBreak/>
         <w:t>Introduction</w:t>
@@ -4284,7 +4096,7 @@
         <w:pStyle w:val="Heading2"/>
         <w:jc w:val="both"/>
       </w:pPr>
-      <w:bookmarkStart w:id="3" w:name="_Toc191918706"/>
+      <w:bookmarkStart w:id="3" w:name="_Toc194327699"/>
       <w:r>
         <w:t>Background to the project</w:t>
       </w:r>
@@ -4550,44 +4362,97 @@
     </w:p>
     <w:p>
       <w:pPr>
+        <w:jc w:val="both"/>
+      </w:pPr>
+    </w:p>
+    <w:p>
+      <w:pPr>
+        <w:pStyle w:val="Heading2"/>
+        <w:jc w:val="both"/>
+      </w:pPr>
+      <w:bookmarkStart w:id="4" w:name="_Toc194327700"/>
+      <w:r>
+        <w:t>Aims and objectives</w:t>
+      </w:r>
+      <w:bookmarkEnd w:id="4"/>
+    </w:p>
+    <w:p>
+      <w:pPr>
         <w:pStyle w:val="NoSpacing"/>
         <w:jc w:val="both"/>
       </w:pPr>
-    </w:p>
-    <w:p>
-      <w:pPr>
-        <w:jc w:val="both"/>
-      </w:pPr>
-    </w:p>
-    <w:p>
-      <w:pPr>
-        <w:jc w:val="both"/>
-      </w:pPr>
-    </w:p>
-    <w:p>
-      <w:pPr>
-        <w:jc w:val="both"/>
-      </w:pPr>
-    </w:p>
-    <w:p>
-      <w:pPr>
-        <w:jc w:val="both"/>
-      </w:pPr>
-    </w:p>
-    <w:p>
-      <w:pPr>
-        <w:jc w:val="both"/>
-      </w:pPr>
-    </w:p>
-    <w:p>
-      <w:pPr>
-        <w:jc w:val="both"/>
-      </w:pPr>
-    </w:p>
-    <w:p>
-      <w:pPr>
-        <w:jc w:val="both"/>
-      </w:pPr>
+      <w:r>
+        <w:t>The aim of the project is to create a</w:t>
+      </w:r>
+      <w:r>
+        <w:t>n AI model to predict wildfires would decrease the chance and impact of fires as being able to</w:t>
+      </w:r>
+      <w:r>
+        <w:t xml:space="preserve"> </w:t>
+      </w:r>
+      <w:r>
+        <w:t>predict or forecast such an event from happening could reduce or even remove the effects of such a</w:t>
+      </w:r>
+      <w:r>
+        <w:t xml:space="preserve"> </w:t>
+      </w:r>
+      <w:r>
+        <w:t>disaster. This would enable authorities to put the proper</w:t>
+      </w:r>
+      <w:r>
+        <w:t xml:space="preserve"> </w:t>
+      </w:r>
+      <w:r>
+        <w:t>procedures in place before the fire</w:t>
+      </w:r>
+      <w:r>
+        <w:t xml:space="preserve"> </w:t>
+      </w:r>
+      <w:r>
+        <w:t>happens.</w:t>
+      </w:r>
+      <w:r>
+        <w:t xml:space="preserve"> </w:t>
+      </w:r>
+    </w:p>
+    <w:p>
+      <w:pPr>
+        <w:pStyle w:val="NoSpacing"/>
+        <w:jc w:val="both"/>
+      </w:pPr>
+    </w:p>
+    <w:p>
+      <w:pPr>
+        <w:pStyle w:val="NoSpacing"/>
+        <w:jc w:val="both"/>
+      </w:pPr>
+      <w:r>
+        <w:t xml:space="preserve">To do this a dataset must be created that includes areas in different states of a wildfire such as before, during and after the fire. This will allow a model to predict the chances of a fire by allowing it to learn the differences between each state therefore, the model would be able to predict the likelihood of a fire happening in that region. </w:t>
+      </w:r>
+    </w:p>
+    <w:p>
+      <w:pPr>
+        <w:pStyle w:val="NoSpacing"/>
+        <w:jc w:val="both"/>
+      </w:pPr>
+    </w:p>
+    <w:p>
+      <w:pPr>
+        <w:pStyle w:val="NoSpacing"/>
+        <w:jc w:val="both"/>
+      </w:pPr>
+      <w:r>
+        <w:t>The dataset</w:t>
+      </w:r>
+      <w:r>
+        <w:t xml:space="preserve"> must include data that covers a wide range of factors that may contribute to a fire such as the surface temperature, cloud cover and the </w:t>
+      </w:r>
+      <w:r>
+        <w:t>Normalized Difference Vegetation Index</w:t>
+      </w:r>
+      <w:r>
+        <w:t xml:space="preserve"> for example. This means that the data collected must be satellite data as the sensors on the satellite’s either pick up this data or the data needed can be calculated from the satellite data.</w:t>
+      </w:r>
     </w:p>
     <w:p>
       <w:pPr>
@@ -4599,105 +4464,7 @@
         <w:pStyle w:val="Heading2"/>
         <w:jc w:val="both"/>
       </w:pPr>
-      <w:bookmarkStart w:id="4" w:name="_Toc191918707"/>
-      <w:r>
-        <w:t>Aims and objectives</w:t>
-      </w:r>
-      <w:bookmarkEnd w:id="4"/>
-    </w:p>
-    <w:p>
-      <w:pPr>
-        <w:pStyle w:val="NoSpacing"/>
-        <w:jc w:val="both"/>
-      </w:pPr>
-      <w:r>
-        <w:t>The aim of the project is to create a</w:t>
-      </w:r>
-      <w:r>
-        <w:t>n AI model to predict wildfires would decrease the chance and impact of fires as being able to</w:t>
-      </w:r>
-      <w:r>
-        <w:t xml:space="preserve"> </w:t>
-      </w:r>
-      <w:r>
-        <w:t>predict or forecast such an event from happening could reduce or even remove the effects of such a</w:t>
-      </w:r>
-      <w:r>
-        <w:t xml:space="preserve"> </w:t>
-      </w:r>
-      <w:r>
-        <w:t>disaster. This would enable authorities to put the proper</w:t>
-      </w:r>
-      <w:r>
-        <w:t xml:space="preserve"> </w:t>
-      </w:r>
-      <w:r>
-        <w:t>procedures in place before the fire</w:t>
-      </w:r>
-      <w:r>
-        <w:t xml:space="preserve"> </w:t>
-      </w:r>
-      <w:r>
-        <w:t>happens.</w:t>
-      </w:r>
-      <w:r>
-        <w:t xml:space="preserve"> </w:t>
-      </w:r>
-    </w:p>
-    <w:p>
-      <w:pPr>
-        <w:pStyle w:val="NoSpacing"/>
-        <w:jc w:val="both"/>
-      </w:pPr>
-    </w:p>
-    <w:p>
-      <w:pPr>
-        <w:pStyle w:val="NoSpacing"/>
-        <w:jc w:val="both"/>
-      </w:pPr>
-      <w:r>
-        <w:t xml:space="preserve">To do this a dataset must be created that includes areas in different states of a wildfire such as before, during and after the fire. This will allow a model to predict the chances of a fire by allowing it to learn the differences between each state therefore, the model would be able to predict the likelihood of a fire happening in that region. </w:t>
-      </w:r>
-    </w:p>
-    <w:p>
-      <w:pPr>
-        <w:pStyle w:val="NoSpacing"/>
-        <w:jc w:val="both"/>
-      </w:pPr>
-    </w:p>
-    <w:p>
-      <w:pPr>
-        <w:pStyle w:val="NoSpacing"/>
-        <w:jc w:val="both"/>
-      </w:pPr>
-      <w:r>
-        <w:t>The dataset</w:t>
-      </w:r>
-      <w:r>
-        <w:t xml:space="preserve"> must include data that covers a wide range of factors that may contribute to a fire such as the surface temperature, cloud cover and the </w:t>
-      </w:r>
-      <w:r>
-        <w:t>Normalized Difference Vegetation Index</w:t>
-      </w:r>
-      <w:r>
-        <w:t xml:space="preserve"> for example. </w:t>
-      </w:r>
-      <w:r>
-        <w:lastRenderedPageBreak/>
-        <w:t>This means that the data collected must be satellite data as the sensors on the satellite’s either pick up this data or the data needed can be calculated from the satellite data.</w:t>
-      </w:r>
-    </w:p>
-    <w:p>
-      <w:pPr>
-        <w:jc w:val="both"/>
-      </w:pPr>
-    </w:p>
-    <w:p>
-      <w:pPr>
-        <w:pStyle w:val="Heading2"/>
-        <w:jc w:val="both"/>
-      </w:pPr>
-      <w:bookmarkStart w:id="5" w:name="_Toc191918708"/>
+      <w:bookmarkStart w:id="5" w:name="_Toc194327701"/>
       <w:r>
         <w:t>Research question</w:t>
       </w:r>
@@ -4713,7 +4480,7 @@
         <w:pStyle w:val="Heading1"/>
         <w:jc w:val="both"/>
       </w:pPr>
-      <w:bookmarkStart w:id="6" w:name="_Toc191918709"/>
+      <w:bookmarkStart w:id="6" w:name="_Toc194327702"/>
       <w:r>
         <w:lastRenderedPageBreak/>
         <w:t>Literature review</w:t>
@@ -4771,7 +4538,7 @@
         <w:jc w:val="both"/>
       </w:pPr>
       <w:bookmarkStart w:id="7" w:name="_Toc187672383"/>
-      <w:bookmarkStart w:id="8" w:name="_Toc191918710"/>
+      <w:bookmarkStart w:id="8" w:name="_Toc194327703"/>
       <w:r>
         <w:t>Region selection</w:t>
       </w:r>
@@ -5060,7 +4827,7 @@
         <w:jc w:val="both"/>
       </w:pPr>
       <w:bookmarkStart w:id="9" w:name="_Toc187672384"/>
-      <w:bookmarkStart w:id="10" w:name="_Toc191918711"/>
+      <w:bookmarkStart w:id="10" w:name="_Toc194327704"/>
       <w:r>
         <w:t>Satellites</w:t>
       </w:r>
@@ -5099,29 +4866,13 @@
         <w:jc w:val="both"/>
       </w:pPr>
       <w:r>
-        <w:t>The MODIS sensors on board the Terra and Aqua satellites provide data in 36 spectral bands in wavelengths ranging from 0.4 to 14.4 </w:t>
-      </w:r>
-      <w:proofErr w:type="spellStart"/>
-      <w:r>
-        <w:t>μm</w:t>
-      </w:r>
-      <w:proofErr w:type="spellEnd"/>
-      <w:r>
-        <w:t>, with ground resolution</w:t>
+        <w:t>The MODIS sensors on board the Terra and Aqua satellites provide data in 36 spectral bands in wavelengths ranging from 0.4 to 14.4 μm, with ground resolution</w:t>
       </w:r>
       <w:r>
         <w:t xml:space="preserve"> being around </w:t>
       </w:r>
       <w:r>
-        <w:t xml:space="preserve">1000 m.  Reflective Solar Bands which include Bands 1–19 and 26 and can detect Wavelengths between 0.4 to 2.1 </w:t>
-      </w:r>
-      <w:proofErr w:type="spellStart"/>
-      <w:r>
-        <w:t>μm</w:t>
-      </w:r>
-      <w:proofErr w:type="spellEnd"/>
-      <w:r>
-        <w:t xml:space="preserve">. These bands are used for Monitoring vegetation, observing snow and ice and Detecting aerosols and clouds. Additionally, MODIS also has Thermal Emissive Bands </w:t>
+        <w:t xml:space="preserve">1000 m.  Reflective Solar Bands which include Bands 1–19 and 26 and can detect Wavelengths between 0.4 to 2.1 μm. These bands are used for Monitoring vegetation, observing snow and ice and Detecting aerosols and clouds. Additionally, MODIS also has Thermal Emissive Bands </w:t>
       </w:r>
       <w:r>
         <w:t>which include</w:t>
@@ -5170,23 +4921,7 @@
               <w:rFonts w:ascii="Calibri" w:eastAsia="Times New Roman" w:hAnsi="Calibri" w:cs="Calibri"/>
               <w:color w:val="000000"/>
             </w:rPr>
-            <w:t xml:space="preserve">(D. </w:t>
-          </w:r>
-          <w:proofErr w:type="spellStart"/>
-          <w:r>
-            <w:rPr>
-              <w:rFonts w:ascii="Calibri" w:eastAsia="Times New Roman" w:hAnsi="Calibri" w:cs="Calibri"/>
-              <w:color w:val="000000"/>
-            </w:rPr>
-            <w:t>Rashkovetsky</w:t>
-          </w:r>
-          <w:proofErr w:type="spellEnd"/>
-          <w:r>
-            <w:rPr>
-              <w:rFonts w:ascii="Calibri" w:eastAsia="Times New Roman" w:hAnsi="Calibri" w:cs="Calibri"/>
-              <w:color w:val="000000"/>
-            </w:rPr>
-            <w:t xml:space="preserve"> et al., 2021)</w:t>
+            <w:t>(D. Rashkovetsky et al., 2021)</w:t>
           </w:r>
         </w:sdtContent>
       </w:sdt>
@@ -5396,7 +5131,7 @@
         <w:jc w:val="both"/>
       </w:pPr>
       <w:bookmarkStart w:id="11" w:name="_Toc187672385"/>
-      <w:bookmarkStart w:id="12" w:name="_Toc191918712"/>
+      <w:bookmarkStart w:id="12" w:name="_Toc194327705"/>
       <w:r>
         <w:t>Available Satellite datasets</w:t>
       </w:r>
@@ -5499,7 +5234,7 @@
         <w:jc w:val="both"/>
       </w:pPr>
       <w:bookmarkStart w:id="13" w:name="_Toc187672386"/>
-      <w:bookmarkStart w:id="14" w:name="_Toc191918713"/>
+      <w:bookmarkStart w:id="14" w:name="_Toc194327706"/>
       <w:r>
         <w:t>Models</w:t>
       </w:r>
@@ -5848,7 +5583,7 @@
         <w:pStyle w:val="Heading3"/>
         <w:jc w:val="both"/>
       </w:pPr>
-      <w:bookmarkStart w:id="15" w:name="_Toc191918714"/>
+      <w:bookmarkStart w:id="15" w:name="_Toc194327707"/>
       <w:r>
         <w:t>Conclusion</w:t>
       </w:r>
@@ -5872,7 +5607,7 @@
         <w:pStyle w:val="Heading1"/>
         <w:jc w:val="both"/>
       </w:pPr>
-      <w:bookmarkStart w:id="16" w:name="_Toc191918715"/>
+      <w:bookmarkStart w:id="16" w:name="_Toc194327708"/>
       <w:r>
         <w:lastRenderedPageBreak/>
         <w:t>R</w:t>
@@ -5890,268 +5625,785 @@
         <w:pStyle w:val="Heading2"/>
         <w:jc w:val="both"/>
       </w:pPr>
-      <w:bookmarkStart w:id="17" w:name="_Toc191918716"/>
-      <w:r>
-        <w:t>Product requirements</w:t>
+      <w:bookmarkStart w:id="17" w:name="_Toc194327709"/>
+      <w:r>
+        <w:t>Functional requirements</w:t>
       </w:r>
       <w:bookmarkEnd w:id="17"/>
     </w:p>
     <w:p>
       <w:pPr>
+        <w:ind w:left="576"/>
+      </w:pPr>
+    </w:p>
+    <w:p>
+      <w:pPr>
         <w:pStyle w:val="Heading2"/>
         <w:jc w:val="both"/>
       </w:pPr>
-      <w:bookmarkStart w:id="18" w:name="_Toc191918717"/>
-      <w:r>
-        <w:t>Functional requirements</w:t>
+      <w:bookmarkStart w:id="18" w:name="_Toc194327710"/>
+      <w:r>
+        <w:t>Non-Functional requirements</w:t>
       </w:r>
       <w:bookmarkEnd w:id="18"/>
     </w:p>
-    <w:p>
-      <w:pPr>
-        <w:pStyle w:val="Heading3"/>
-        <w:jc w:val="both"/>
-      </w:pPr>
-      <w:bookmarkStart w:id="19" w:name="_Toc191918718"/>
-      <w:r>
-        <w:t>Interfaces</w:t>
+    <w:p/>
+    <w:p>
+      <w:pPr>
+        <w:pStyle w:val="Heading2"/>
+        <w:jc w:val="both"/>
+      </w:pPr>
+      <w:bookmarkStart w:id="19" w:name="_Toc194327711"/>
+      <w:r>
+        <w:t>Design constraints</w:t>
       </w:r>
       <w:bookmarkEnd w:id="19"/>
     </w:p>
     <w:p>
       <w:pPr>
-        <w:pStyle w:val="Heading3"/>
-        <w:jc w:val="both"/>
-      </w:pPr>
-      <w:bookmarkStart w:id="20" w:name="_Toc191918719"/>
-      <w:r>
-        <w:t>Functional Capabilities</w:t>
-      </w:r>
-      <w:bookmarkEnd w:id="20"/>
-    </w:p>
-    <w:p>
-      <w:pPr>
-        <w:pStyle w:val="Heading3"/>
-        <w:jc w:val="both"/>
-      </w:pPr>
-      <w:bookmarkStart w:id="21" w:name="_Toc191918720"/>
-      <w:r>
-        <w:t>Performance Levels</w:t>
-      </w:r>
-      <w:bookmarkEnd w:id="21"/>
-    </w:p>
-    <w:p>
-      <w:pPr>
-        <w:pStyle w:val="Heading3"/>
-        <w:jc w:val="both"/>
-      </w:pPr>
-      <w:bookmarkStart w:id="22" w:name="_Toc191918721"/>
-      <w:r>
-        <w:t>Data Structures/Elements</w:t>
-      </w:r>
-      <w:bookmarkEnd w:id="22"/>
-    </w:p>
-    <w:p>
-      <w:pPr>
-        <w:pStyle w:val="Heading3"/>
-        <w:jc w:val="both"/>
-      </w:pPr>
-      <w:bookmarkStart w:id="23" w:name="_Toc191918722"/>
-      <w:r>
-        <w:t>Safety</w:t>
-      </w:r>
-      <w:bookmarkEnd w:id="23"/>
-    </w:p>
-    <w:p>
-      <w:pPr>
-        <w:pStyle w:val="Heading3"/>
-        <w:jc w:val="both"/>
-      </w:pPr>
-      <w:bookmarkStart w:id="24" w:name="_Toc191918723"/>
-      <w:r>
-        <w:t>Reliability</w:t>
-      </w:r>
-      <w:bookmarkEnd w:id="24"/>
-    </w:p>
-    <w:p>
-      <w:pPr>
-        <w:pStyle w:val="Heading3"/>
-        <w:jc w:val="both"/>
-      </w:pPr>
-      <w:bookmarkStart w:id="25" w:name="_Toc191918724"/>
-      <w:r>
-        <w:t>Security/Privacy</w:t>
-      </w:r>
-      <w:bookmarkEnd w:id="25"/>
-    </w:p>
-    <w:p>
-      <w:pPr>
-        <w:pStyle w:val="Heading3"/>
-        <w:jc w:val="both"/>
-      </w:pPr>
-      <w:bookmarkStart w:id="26" w:name="_Toc191918725"/>
-      <w:r>
-        <w:t>Quality</w:t>
-      </w:r>
-      <w:bookmarkEnd w:id="26"/>
-    </w:p>
-    <w:p>
-      <w:pPr>
-        <w:pStyle w:val="Heading3"/>
-        <w:jc w:val="both"/>
-      </w:pPr>
-      <w:bookmarkStart w:id="27" w:name="_Toc191918726"/>
-      <w:r>
-        <w:t>Constraints and Limitations</w:t>
-      </w:r>
-      <w:bookmarkEnd w:id="27"/>
-    </w:p>
-    <w:p>
-      <w:pPr>
-        <w:pStyle w:val="Heading3"/>
-        <w:jc w:val="both"/>
-      </w:pPr>
-      <w:bookmarkStart w:id="28" w:name="_Toc191918727"/>
-      <w:r>
-        <w:t xml:space="preserve">Performance </w:t>
-      </w:r>
-      <w:r>
-        <w:t>requirements</w:t>
-      </w:r>
-      <w:bookmarkEnd w:id="28"/>
-    </w:p>
-    <w:p>
-      <w:pPr>
-        <w:pStyle w:val="Heading2"/>
-        <w:jc w:val="both"/>
-      </w:pPr>
-      <w:bookmarkStart w:id="29" w:name="_Toc191918728"/>
-      <w:r>
-        <w:t>Design constraints</w:t>
-      </w:r>
-      <w:bookmarkEnd w:id="29"/>
-    </w:p>
-    <w:p>
-      <w:pPr>
         <w:pStyle w:val="Heading1"/>
         <w:jc w:val="both"/>
       </w:pPr>
-      <w:bookmarkStart w:id="30" w:name="_Toc191918729"/>
+      <w:bookmarkStart w:id="20" w:name="_Toc194327712"/>
       <w:r>
         <w:lastRenderedPageBreak/>
         <w:t>Design</w:t>
       </w:r>
+      <w:bookmarkEnd w:id="20"/>
+    </w:p>
+    <w:p>
+      <w:pPr>
+        <w:pStyle w:val="Heading2"/>
+        <w:jc w:val="both"/>
+      </w:pPr>
+      <w:bookmarkStart w:id="21" w:name="_Toc194327713"/>
+      <w:r>
+        <w:t>Software design</w:t>
+      </w:r>
+      <w:bookmarkEnd w:id="21"/>
+    </w:p>
+    <w:p>
+      <w:pPr>
+        <w:pStyle w:val="Heading2"/>
+        <w:jc w:val="both"/>
+      </w:pPr>
+      <w:bookmarkStart w:id="22" w:name="_Toc194327714"/>
+      <w:r>
+        <w:t>Experimental design</w:t>
+      </w:r>
+      <w:bookmarkEnd w:id="22"/>
+    </w:p>
+    <w:p>
+      <w:pPr>
+        <w:pStyle w:val="Heading1"/>
+        <w:jc w:val="both"/>
+      </w:pPr>
+      <w:bookmarkStart w:id="23" w:name="_Toc194327715"/>
+      <w:r>
+        <w:lastRenderedPageBreak/>
+        <w:t>Implementation</w:t>
+      </w:r>
+      <w:bookmarkEnd w:id="23"/>
+      <w:r>
+        <w:t xml:space="preserve"> </w:t>
+      </w:r>
+    </w:p>
+    <w:p>
+      <w:pPr>
+        <w:pStyle w:val="Heading2"/>
+      </w:pPr>
+      <w:bookmarkStart w:id="24" w:name="_Toc194327716"/>
+      <w:r>
+        <w:t>Dataset Creation</w:t>
+      </w:r>
+      <w:bookmarkEnd w:id="24"/>
+    </w:p>
+    <w:p>
+      <w:pPr>
+        <w:pStyle w:val="Heading3"/>
+      </w:pPr>
+      <w:bookmarkStart w:id="25" w:name="_Toc194327717"/>
+      <w:r>
+        <w:t>Selecting a region</w:t>
+      </w:r>
+      <w:bookmarkEnd w:id="25"/>
+    </w:p>
+    <w:p>
+      <w:r>
+        <w:t xml:space="preserve">To begin creating the dataset it must first be captured and exported from the google earth engine. </w:t>
+      </w:r>
+      <w:r>
+        <w:t xml:space="preserve">To do this, I first selected California as </w:t>
+      </w:r>
+      <w:r>
+        <w:t xml:space="preserve">it is region I chose </w:t>
+      </w:r>
+      <w:r>
+        <w:t>to collect data from.</w:t>
+      </w:r>
+    </w:p>
+    <w:p>
+      <w:r>
+        <w:rPr>
+          <w:noProof/>
+        </w:rPr>
+        <w:drawing>
+          <wp:inline distT="0" distB="0" distL="0" distR="0" wp14:anchorId="6093B50B" wp14:editId="1D9562C8">
+            <wp:extent cx="5731510" cy="2005330"/>
+            <wp:effectExtent l="0" t="0" r="2540" b="0"/>
+            <wp:docPr id="422046099" name="Picture 1" descr="A map with a red line&#10;&#10;Description automatically generated"/>
+            <wp:cNvGraphicFramePr>
+              <a:graphicFrameLocks xmlns:a="http://schemas.openxmlformats.org/drawingml/2006/main" noChangeAspect="1"/>
+            </wp:cNvGraphicFramePr>
+            <a:graphic xmlns:a="http://schemas.openxmlformats.org/drawingml/2006/main">
+              <a:graphicData uri="http://schemas.openxmlformats.org/drawingml/2006/picture">
+                <pic:pic xmlns:pic="http://schemas.openxmlformats.org/drawingml/2006/picture">
+                  <pic:nvPicPr>
+                    <pic:cNvPr id="422046099" name="Picture 1" descr="A map with a red line&#10;&#10;Description automatically generated"/>
+                    <pic:cNvPicPr/>
+                  </pic:nvPicPr>
+                  <pic:blipFill>
+                    <a:blip r:embed="rId12"/>
+                    <a:stretch>
+                      <a:fillRect/>
+                    </a:stretch>
+                  </pic:blipFill>
+                  <pic:spPr>
+                    <a:xfrm>
+                      <a:off x="0" y="0"/>
+                      <a:ext cx="5731510" cy="2005330"/>
+                    </a:xfrm>
+                    <a:prstGeom prst="rect">
+                      <a:avLst/>
+                    </a:prstGeom>
+                  </pic:spPr>
+                </pic:pic>
+              </a:graphicData>
+            </a:graphic>
+          </wp:inline>
+        </w:drawing>
+      </w:r>
+    </w:p>
+    <w:p>
+      <w:r>
+        <w:t xml:space="preserve">Due to the vast size of California, processing the entire dataset as one large file would be </w:t>
+      </w:r>
+      <w:r>
+        <w:t xml:space="preserve">very time consuming and inefficient. This can be solved </w:t>
+      </w:r>
+      <w:r>
+        <w:t xml:space="preserve">by splitting California into smaller, manageable tiles, </w:t>
+      </w:r>
+      <w:r>
+        <w:t xml:space="preserve">allowing </w:t>
+      </w:r>
+      <w:r>
+        <w:t xml:space="preserve">for </w:t>
+      </w:r>
+      <w:r>
+        <w:t>detailed</w:t>
+      </w:r>
+      <w:r>
+        <w:t xml:space="preserve"> analysis</w:t>
+      </w:r>
+      <w:r>
+        <w:t xml:space="preserve"> of each tile</w:t>
+      </w:r>
+      <w:r>
+        <w:t>.</w:t>
+      </w:r>
+      <w:r>
+        <w:t xml:space="preserve"> Using tiles also</w:t>
+      </w:r>
+      <w:r>
+        <w:t xml:space="preserve"> reduc</w:t>
+      </w:r>
+      <w:r>
+        <w:t>es</w:t>
+      </w:r>
+      <w:r>
+        <w:t xml:space="preserve"> the computational load and mak</w:t>
+      </w:r>
+      <w:r>
+        <w:t xml:space="preserve">es </w:t>
+      </w:r>
+      <w:r>
+        <w:t>process</w:t>
+      </w:r>
+      <w:r>
+        <w:t>ing</w:t>
+      </w:r>
+      <w:r>
+        <w:t xml:space="preserve"> more efficient.</w:t>
+      </w:r>
+    </w:p>
+    <w:p>
+      <w:r>
+        <w:t>B</w:t>
+      </w:r>
+      <w:r>
+        <w:t xml:space="preserve">y analysing each geographical area separately, </w:t>
+      </w:r>
+      <w:r>
+        <w:t>it</w:t>
+      </w:r>
+      <w:r>
+        <w:t xml:space="preserve"> avoid</w:t>
+      </w:r>
+      <w:r>
+        <w:t>s</w:t>
+      </w:r>
+      <w:r>
+        <w:t xml:space="preserve"> the risk of averaging out regional variations. This approach allows the model to focus on more localized patterns—such as terrain variations, and vegetation differences—that can significantly influence fire behaviour. Instead of the model learning patterns</w:t>
+      </w:r>
+      <w:r>
+        <w:t xml:space="preserve"> that are statewide</w:t>
+      </w:r>
+      <w:r>
+        <w:t xml:space="preserve">, which may </w:t>
+      </w:r>
+      <w:r>
+        <w:t xml:space="preserve">blur </w:t>
+      </w:r>
+      <w:r>
+        <w:t xml:space="preserve">important features, it can learn more accurately from the smaller, detailed data points within each tile. </w:t>
+      </w:r>
+      <w:r>
+        <w:t xml:space="preserve">This will increase </w:t>
+      </w:r>
+      <w:r>
+        <w:t>the model's predictive accuracy</w:t>
+      </w:r>
+      <w:r>
+        <w:t>.</w:t>
+      </w:r>
+    </w:p>
+    <w:p>
+      <w:pPr>
+        <w:pStyle w:val="Heading3"/>
+      </w:pPr>
+      <w:bookmarkStart w:id="26" w:name="_Toc194327718"/>
+      <w:r>
+        <w:t>Finding a fire</w:t>
+      </w:r>
+      <w:bookmarkEnd w:id="26"/>
+    </w:p>
+    <w:p>
+      <w:r>
+        <w:t xml:space="preserve">After selecting California to extract data from then a fire must be found in the data that’s available. This is a particularly difficult task as Landsat 9 has a revisit time of </w:t>
+      </w:r>
+      <w:r>
+        <w:t>sixteen</w:t>
+      </w:r>
+      <w:r>
+        <w:t xml:space="preserve"> days. This means that the number of fires that can be found is dramatically reduced as the fire must be active in the area on the day of the satellite orbiting above it. To achieve this, I set out to find fires that were quite large due to the spatial resolution being </w:t>
+      </w:r>
+      <w:r>
+        <w:t>thirty</w:t>
+      </w:r>
+      <w:r>
+        <w:t xml:space="preserve"> metres, this means that small fires may only appear as very few pixels. Once I had a list of notable fires I checked if data was available on a day the fire was active, if there was data, I then applied a heatmap of pixel values to the area to confirm that a fire was present.</w:t>
+      </w:r>
+    </w:p>
+    <w:p>
+      <w:r>
+        <w:t>The pacific palisade fire</w:t>
+      </w:r>
+      <w:r>
+        <w:t xml:space="preserve"> lasted </w:t>
+      </w:r>
+      <w:r>
+        <w:t>twenty-four</w:t>
+      </w:r>
+      <w:r>
+        <w:t xml:space="preserve"> </w:t>
+      </w:r>
+      <w:r>
+        <w:t xml:space="preserve">days meaning that some data had to be available as the satellite would have definitely revisited the area in that time. Additionally, the fire devastated a large area meaning that there is a large amount of data that will be available to collect. </w:t>
+      </w:r>
+      <w:r>
+        <w:t>This means that a model is less likely to memorize the data as there is a lot more data than a smaller fire would produce.</w:t>
+      </w:r>
+      <w:r>
+        <w:t xml:space="preserve"> Additionally, this will mean that there is no data imbalance in the dataset as the majority of the data will fit into each category for classification.</w:t>
+      </w:r>
+    </w:p>
+    <w:p/>
+    <w:p/>
+    <w:p>
+      <w:pPr>
+        <w:pStyle w:val="Heading3"/>
+      </w:pPr>
+      <w:bookmarkStart w:id="27" w:name="_Toc194327719"/>
+      <w:r>
+        <w:lastRenderedPageBreak/>
+        <w:t>Extracting data</w:t>
+      </w:r>
+      <w:bookmarkEnd w:id="27"/>
+    </w:p>
+    <w:p>
+      <w:r>
+        <w:t xml:space="preserve">Because the fire that is going to be used is the pacific palisades fire of January 2025 data can be extracted from that area specifically, </w:t>
+      </w:r>
+      <w:r>
+        <w:t>this means that there is no imbalance in data as if the entire state of California was extracted from the google earth engine the dataset would be heavily imbalanced where only a tiny portion of the data would include a fir</w:t>
+      </w:r>
+      <w:r>
+        <w:t xml:space="preserve">e. </w:t>
+      </w:r>
+    </w:p>
+    <w:p>
+      <w:r>
+        <w:t xml:space="preserve">To extract the data the area of interest must first be selected. I found the graphical coordinates of the centre of the pacific palisades and drew a rectangle over the area ensuring that as little sea as possible is present in the data due to the area’s proximity to the coast. Removing as much ocean as possible is useful as the data will be redundant to the task of fire prediction as the water cannot physically catch fire unless oil is spilled over the area and that is very unlikely to occur on the coastline. I then tiled the rectangle into smaller, equal size regions to reduce the size of the files and </w:t>
+      </w:r>
+      <w:r>
+        <w:t xml:space="preserve">allow the model to detect finer details allowing for smaller anomalies to be detected. This is useful as the Landsat 9 satellite has a </w:t>
+      </w:r>
+      <w:r>
+        <w:t>thirty-metre</w:t>
+      </w:r>
+      <w:r>
+        <w:t xml:space="preserve"> spatial resolution meaning that each pixel in the data is already very large and taking in a large image in one go can result in fires that cover smaller areas to be ignored by the model as even if they are quite large the area of the entire palisades is much greater.</w:t>
+      </w:r>
+    </w:p>
+    <w:p>
+      <w:r>
+        <w:t xml:space="preserve">Due to the revisit time of the Landsat 9 satellite being </w:t>
+      </w:r>
+      <w:r>
+        <w:t>sixteen</w:t>
+      </w:r>
+      <w:r>
+        <w:t xml:space="preserve"> days the before, after and during data has to be taken 16 days either side of the fire which may result in the data not being very accurate however, there is no alternative solution as other satellites which may pass over the area do not have the same sensors as those that are present on Landsat 9. To account for data that may not include before, during or after conditions then data must be captured that includes no thermal anomalies. This means that any predictions that don’t include any conditions related to a fire will not be predicted as </w:t>
+      </w:r>
+      <w:r>
+        <w:t>having fire like conditions therefore removing some misclassifications.</w:t>
+      </w:r>
+    </w:p>
+    <w:p/>
+    <w:p>
+      <w:pPr>
+        <w:pStyle w:val="Heading3"/>
+      </w:pPr>
+      <w:bookmarkStart w:id="28" w:name="_Toc194327720"/>
+      <w:r>
+        <w:t>D</w:t>
+      </w:r>
+      <w:r>
+        <w:t xml:space="preserve">ata </w:t>
+      </w:r>
+      <w:r>
+        <w:t>preprocessing</w:t>
+      </w:r>
+      <w:bookmarkEnd w:id="28"/>
+    </w:p>
+    <w:p>
+      <w:r>
+        <w:t>The data must be normalised to be processed as the raw satellite data is not</w:t>
+      </w:r>
+      <w:r>
+        <w:t xml:space="preserve"> in a format suitable for direct use in machine learning models or statistical analysis. Normalization ensures that the features have a consistent scal</w:t>
+      </w:r>
+      <w:r>
+        <w:t xml:space="preserve">e for easier processing. </w:t>
+      </w:r>
+    </w:p>
+    <w:p>
+      <w:r>
+        <w:t xml:space="preserve">As there is no baseline to normalize the values to </w:t>
+      </w:r>
+      <w:r>
+        <w:t xml:space="preserve">for fires, I will normalize the data to the highest and lowest values in the data. This means that the data will be scaled to between </w:t>
+      </w:r>
+      <w:r>
+        <w:t xml:space="preserve">zero </w:t>
+      </w:r>
+      <w:r>
+        <w:t xml:space="preserve">and </w:t>
+      </w:r>
+      <w:r>
+        <w:t xml:space="preserve">one </w:t>
+      </w:r>
+      <w:r>
+        <w:t>resulting in the data being efficient to process compared to the raw values which will be much larger.</w:t>
+      </w:r>
+      <w:r>
+        <w:t xml:space="preserve"> </w:t>
+      </w:r>
+    </w:p>
+    <w:p>
+      <w:r>
+        <w:t xml:space="preserve">Additionally, a large number of bands are not that useful for making a prediction. There is </w:t>
+      </w:r>
+      <w:r>
+        <w:t>seventeen</w:t>
+      </w:r>
+      <w:r>
+        <w:t xml:space="preserve"> bands available in Landsat 9 so the data needed to be processed would be quite large. This means that taking a smaller portion of the bands that directly influence the chance of a fire will make training the model efficient and remove redundant data.</w:t>
+      </w:r>
+    </w:p>
+    <w:p/>
+    <w:p/>
+    <w:p/>
+    <w:p/>
+    <w:p/>
+    <w:p>
+      <w:pPr>
+        <w:pStyle w:val="Heading2"/>
+        <w:jc w:val="both"/>
+      </w:pPr>
+      <w:bookmarkStart w:id="29" w:name="_Toc194327721"/>
+      <w:r>
+        <w:lastRenderedPageBreak/>
+        <w:t xml:space="preserve">Model </w:t>
+      </w:r>
+      <w:r>
+        <w:t>Implementation</w:t>
+      </w:r>
+      <w:bookmarkEnd w:id="29"/>
+    </w:p>
+    <w:p>
+      <w:pPr>
+        <w:pStyle w:val="Heading3"/>
+      </w:pPr>
+      <w:bookmarkStart w:id="30" w:name="_Toc194327722"/>
+      <w:r>
+        <w:t>Important Bands in Landsat 9</w:t>
+      </w:r>
       <w:bookmarkEnd w:id="30"/>
     </w:p>
     <w:p>
+      <w:r>
+        <w:t>Once the data has been extracted from the engine and a dataset is created, certain bands must be extracted from each tile in the dataset.</w:t>
+      </w:r>
+      <w:r>
+        <w:t xml:space="preserve"> These bands are critical to forming a prediction on whether a fire is present or not.</w:t>
+      </w:r>
+    </w:p>
+    <w:p>
+      <w:pPr>
+        <w:rPr>
+          <w:b/>
+          <w:bCs/>
+        </w:rPr>
+      </w:pPr>
+      <w:r>
+        <w:rPr>
+          <w:b/>
+          <w:bCs/>
+        </w:rPr>
+        <w:t>Thermal infrared Bands 10 and 11</w:t>
+      </w:r>
+    </w:p>
+    <w:p>
+      <w:r>
+        <w:t xml:space="preserve">Bands </w:t>
+      </w:r>
+      <w:r>
+        <w:t>10 and 11 in Landsat 9 are important to figure out whether a fire is present as a higher thermal reading suggests that the surface temperature is high. A higher surface temperature could be a key indicator that a fire is present or will occur soon. Using both the values of these bands and NDVI will be necessary to form a prediction on a tile.</w:t>
+      </w:r>
+    </w:p>
+    <w:p>
+      <w:pPr>
+        <w:rPr>
+          <w:b/>
+          <w:bCs/>
+        </w:rPr>
+      </w:pPr>
+      <w:r>
+        <w:rPr>
+          <w:b/>
+          <w:bCs/>
+        </w:rPr>
+        <w:t>Normalized Difference Vegetation Index </w:t>
+      </w:r>
+      <w:r>
+        <w:rPr>
+          <w:b/>
+          <w:bCs/>
+        </w:rPr>
+        <w:t>(NDVI)</w:t>
+      </w:r>
+    </w:p>
+    <w:p>
+      <w:r>
+        <w:t>NDVI is not like the other bands</w:t>
+      </w:r>
+      <w:r>
+        <w:t xml:space="preserve"> which are captured by the satellite, it must first be calculated using the near infrared and red bands. It is calculated using this formula:</w:t>
+      </w:r>
+    </w:p>
+    <w:p>
+      <w:r>
+        <w:t>NDVI = (NIR − Red) / (NIR + Red)</w:t>
+      </w:r>
+    </w:p>
+    <w:p>
+      <w:r>
+        <w:t xml:space="preserve">In Landsat 9: </w:t>
+      </w:r>
+      <w:r>
+        <w:t>NDVI = (Band 5 − Band 4) / (Band 5 + Band 4)</w:t>
+      </w:r>
+      <w:r>
+        <w:t xml:space="preserve">     </w:t>
+      </w:r>
+      <w:r>
+        <w:t>Range: −1 to 1</w:t>
+      </w:r>
+    </w:p>
+    <w:p>
+      <w:r>
+        <w:t xml:space="preserve">NDVI is a useful value to have as it indicates the </w:t>
+      </w:r>
+      <w:r>
+        <w:t xml:space="preserve">vegetation </w:t>
+      </w:r>
+      <w:r>
+        <w:t xml:space="preserve">health and </w:t>
+      </w:r>
+      <w:r>
+        <w:t>vegetation density</w:t>
+      </w:r>
+      <w:r>
+        <w:t>, a value closer to 1 means that the vegetation present is dense and healthy whereas a value closer to zero means that the vegetation present in the area has unhealthy or little vegetation. A value below zero is also useful as it means that there is ocean present, and it is very unlikely that fires will appear on the surface of water.</w:t>
+      </w:r>
+    </w:p>
+    <w:p>
+      <w:pPr>
+        <w:pStyle w:val="Heading3"/>
+      </w:pPr>
+      <w:bookmarkStart w:id="31" w:name="_Toc194327723"/>
+      <w:r>
+        <w:t>Convolutional Neural Network (CNN)</w:t>
+      </w:r>
+      <w:bookmarkEnd w:id="31"/>
+    </w:p>
+    <w:p>
+      <w:r>
+        <w:t xml:space="preserve">After selecting the useful bands in the tiles and normalising them they are ready to be used to train a CNN. </w:t>
+      </w:r>
+    </w:p>
+    <w:p>
+      <w:r>
+        <w:rPr>
+          <w:noProof/>
+        </w:rPr>
+        <w:drawing>
+          <wp:inline distT="0" distB="0" distL="0" distR="0" wp14:anchorId="635DF48E" wp14:editId="4F6555A0">
+            <wp:extent cx="5731510" cy="2241550"/>
+            <wp:effectExtent l="0" t="0" r="2540" b="6350"/>
+            <wp:docPr id="2114945090" name="Picture 1" descr="A screen shot of a computer code&#10;&#10;AI-generated content may be incorrect."/>
+            <wp:cNvGraphicFramePr>
+              <a:graphicFrameLocks xmlns:a="http://schemas.openxmlformats.org/drawingml/2006/main" noChangeAspect="1"/>
+            </wp:cNvGraphicFramePr>
+            <a:graphic xmlns:a="http://schemas.openxmlformats.org/drawingml/2006/main">
+              <a:graphicData uri="http://schemas.openxmlformats.org/drawingml/2006/picture">
+                <pic:pic xmlns:pic="http://schemas.openxmlformats.org/drawingml/2006/picture">
+                  <pic:nvPicPr>
+                    <pic:cNvPr id="2114945090" name="Picture 1" descr="A screen shot of a computer code&#10;&#10;AI-generated content may be incorrect."/>
+                    <pic:cNvPicPr/>
+                  </pic:nvPicPr>
+                  <pic:blipFill>
+                    <a:blip r:embed="rId13"/>
+                    <a:stretch>
+                      <a:fillRect/>
+                    </a:stretch>
+                  </pic:blipFill>
+                  <pic:spPr>
+                    <a:xfrm>
+                      <a:off x="0" y="0"/>
+                      <a:ext cx="5731510" cy="2241550"/>
+                    </a:xfrm>
+                    <a:prstGeom prst="rect">
+                      <a:avLst/>
+                    </a:prstGeom>
+                  </pic:spPr>
+                </pic:pic>
+              </a:graphicData>
+            </a:graphic>
+          </wp:inline>
+        </w:drawing>
+      </w:r>
+    </w:p>
+    <w:p>
+      <w:r>
+        <w:t xml:space="preserve">The shape of the data has </w:t>
+      </w:r>
+      <w:r>
+        <w:t>three</w:t>
+      </w:r>
+      <w:r>
+        <w:t xml:space="preserve"> layers currently as two thermal infrared bands are used along with the calculated NDVI band. This means that the input shape of the model must take in the shape of each layer as well as the </w:t>
+      </w:r>
+      <w:r>
+        <w:t>three</w:t>
+      </w:r>
+      <w:r>
+        <w:t xml:space="preserve"> layers themselves.</w:t>
+      </w:r>
+    </w:p>
+    <w:p>
+      <w:r>
+        <w:t xml:space="preserve">The output shape has to be </w:t>
+      </w:r>
+      <w:r>
+        <w:t>four</w:t>
+      </w:r>
+      <w:r>
+        <w:t xml:space="preserve"> as the CNN is a classification model and there is </w:t>
+      </w:r>
+      <w:r>
+        <w:t>four</w:t>
+      </w:r>
+      <w:r>
+        <w:t xml:space="preserve"> categories present in the data</w:t>
+      </w:r>
+      <w:r>
+        <w:t xml:space="preserve">. </w:t>
+      </w:r>
+    </w:p>
+    <w:p>
+      <w:r>
+        <w:lastRenderedPageBreak/>
+        <w:t xml:space="preserve">My model has </w:t>
+      </w:r>
+      <w:r>
+        <w:t>three</w:t>
+      </w:r>
+      <w:r>
+        <w:t xml:space="preserve"> convolutional blocks with increasing sizes of filters </w:t>
+      </w:r>
+      <w:r>
+        <w:t xml:space="preserve">as the depth of the model increases </w:t>
+      </w:r>
+      <w:r>
+        <w:t>to help the mod</w:t>
+      </w:r>
+      <w:r>
+        <w:t>el</w:t>
+      </w:r>
+      <w:r>
+        <w:t xml:space="preserve"> gradually</w:t>
+      </w:r>
+      <w:r>
+        <w:t xml:space="preserve"> learn more complex features in the data. Starting with a smaller filter also increases the efficiency of the model while also maintaining the performance of the model. Max pooling is also used after each filter</w:t>
+      </w:r>
+      <w:r>
+        <w:t xml:space="preserve"> to reduce the spatial dimensions by down sampling the data and retaining the useful features present in the data.</w:t>
+      </w:r>
+    </w:p>
+    <w:p>
+      <w:r>
+        <w:t xml:space="preserve">After the data has passed through the </w:t>
+      </w:r>
+      <w:r>
+        <w:t xml:space="preserve">three </w:t>
+      </w:r>
+      <w:r>
+        <w:t xml:space="preserve">convolutional blocks it is flattened into a </w:t>
+      </w:r>
+      <w:r>
+        <w:t>one-dimensional</w:t>
+      </w:r>
+      <w:r>
+        <w:t xml:space="preserve"> array before being passed to a </w:t>
+      </w:r>
+      <w:r>
+        <w:t>hidden layer which bridges the convolutional layers to the output layer by combining features into high level shapes or patterns. The output layer has four neurons which means there is one for each class. The SoftMax activation function converts the scores of each input into a probability which can be used to classify the data into one of the four categories.</w:t>
+      </w:r>
+    </w:p>
+    <w:p>
+      <w:r>
+        <w:t>The loss function of the model</w:t>
+      </w:r>
+      <w:r>
+        <w:t xml:space="preserve"> is sparse categorical </w:t>
+      </w:r>
+      <w:r>
+        <w:t>cross entropy this means that the labels do not need to be one hot encoded and each class has a value of between 1 to 4. Using this approach allows the model to use a probability of the data being in a class and also improves computational efficiency.</w:t>
+      </w:r>
+    </w:p>
+    <w:p/>
+    <w:p>
+      <w:pPr>
+        <w:pStyle w:val="Heading3"/>
+      </w:pPr>
+      <w:bookmarkStart w:id="32" w:name="_Toc194327724"/>
+      <w:r>
+        <w:t>User Interface</w:t>
+      </w:r>
+      <w:bookmarkEnd w:id="32"/>
+    </w:p>
+    <w:p>
+      <w:r>
+        <w:t xml:space="preserve">Since python is used for most machine learning tasks programming a GUI in tkinter is a good choice to use as tkinter is very lightweight and </w:t>
+      </w:r>
+      <w:r>
+        <w:t>is an open-source library meaning that is completely free to use without any licensing.</w:t>
+      </w:r>
+    </w:p>
+    <w:p/>
+    <w:p>
       <w:pPr>
         <w:pStyle w:val="Heading2"/>
         <w:jc w:val="both"/>
       </w:pPr>
-      <w:bookmarkStart w:id="31" w:name="_Toc191918730"/>
-      <w:r>
-        <w:t>Software design</w:t>
-      </w:r>
-      <w:bookmarkEnd w:id="31"/>
-    </w:p>
-    <w:p>
-      <w:pPr>
-        <w:pStyle w:val="Heading2"/>
-        <w:jc w:val="both"/>
-      </w:pPr>
-      <w:bookmarkStart w:id="32" w:name="_Toc191918731"/>
-      <w:r>
-        <w:t>Experimental design</w:t>
-      </w:r>
-      <w:bookmarkEnd w:id="32"/>
+      <w:bookmarkStart w:id="33" w:name="_Toc194327725"/>
+      <w:r>
+        <w:t>Testing</w:t>
+      </w:r>
+      <w:bookmarkEnd w:id="33"/>
     </w:p>
     <w:p>
       <w:pPr>
         <w:pStyle w:val="Heading1"/>
         <w:jc w:val="both"/>
       </w:pPr>
-      <w:bookmarkStart w:id="33" w:name="_Toc191918732"/>
-      <w:r>
-        <w:lastRenderedPageBreak/>
-        <w:t>Implementation and testing</w:t>
-      </w:r>
-      <w:bookmarkEnd w:id="33"/>
-    </w:p>
-    <w:p>
-      <w:pPr>
-        <w:jc w:val="both"/>
-      </w:pPr>
-    </w:p>
-    <w:p>
-      <w:pPr>
-        <w:pStyle w:val="Heading2"/>
-        <w:jc w:val="both"/>
-      </w:pPr>
-      <w:bookmarkStart w:id="34" w:name="_Toc191918733"/>
-      <w:r>
-        <w:t>Implementation</w:t>
-      </w:r>
-      <w:bookmarkEnd w:id="34"/>
-    </w:p>
-    <w:p>
-      <w:pPr>
-        <w:pStyle w:val="Heading2"/>
-        <w:jc w:val="both"/>
-      </w:pPr>
-      <w:bookmarkStart w:id="35" w:name="_Toc191918734"/>
-      <w:r>
-        <w:t>Testing</w:t>
-      </w:r>
-      <w:bookmarkEnd w:id="35"/>
-    </w:p>
-    <w:p>
-      <w:pPr>
-        <w:pStyle w:val="Heading1"/>
-        <w:jc w:val="both"/>
-      </w:pPr>
-      <w:bookmarkStart w:id="36" w:name="_Toc191918735"/>
+      <w:bookmarkStart w:id="34" w:name="_Toc194327726"/>
       <w:r>
         <w:lastRenderedPageBreak/>
         <w:t>External concerns</w:t>
       </w:r>
+      <w:bookmarkEnd w:id="34"/>
+    </w:p>
+    <w:p>
+      <w:pPr>
+        <w:pStyle w:val="Heading2"/>
+        <w:jc w:val="both"/>
+      </w:pPr>
+      <w:bookmarkStart w:id="35" w:name="_Toc194327727"/>
+      <w:r>
+        <w:t xml:space="preserve">Legal, </w:t>
+      </w:r>
+      <w:r>
+        <w:t>s</w:t>
+      </w:r>
+      <w:r>
+        <w:t xml:space="preserve">ocial and </w:t>
+      </w:r>
+      <w:r>
+        <w:t>e</w:t>
+      </w:r>
+      <w:r>
+        <w:t>thical issues</w:t>
+      </w:r>
+      <w:bookmarkEnd w:id="35"/>
+    </w:p>
+    <w:p/>
+    <w:p>
+      <w:pPr>
+        <w:pStyle w:val="Heading2"/>
+        <w:jc w:val="both"/>
+      </w:pPr>
+      <w:bookmarkStart w:id="36" w:name="_Toc194327728"/>
+      <w:r>
+        <w:t>Commercial issues and exploitation</w:t>
+      </w:r>
       <w:bookmarkEnd w:id="36"/>
     </w:p>
     <w:p>
       <w:pPr>
-        <w:pStyle w:val="Heading2"/>
-        <w:jc w:val="both"/>
-      </w:pPr>
-      <w:bookmarkStart w:id="37" w:name="_Toc191918736"/>
-      <w:r>
-        <w:t xml:space="preserve">Legal, </w:t>
-      </w:r>
-      <w:r>
-        <w:t>s</w:t>
-      </w:r>
-      <w:r>
-        <w:t xml:space="preserve">ocial and </w:t>
-      </w:r>
-      <w:r>
-        <w:t>e</w:t>
-      </w:r>
-      <w:r>
-        <w:t>thical issues</w:t>
-      </w:r>
-      <w:bookmarkEnd w:id="37"/>
-    </w:p>
-    <w:p>
-      <w:pPr>
-        <w:pStyle w:val="Heading2"/>
-        <w:jc w:val="both"/>
-      </w:pPr>
-      <w:bookmarkStart w:id="38" w:name="_Toc191918737"/>
-      <w:r>
-        <w:t>Commercial issues and exploitation</w:t>
-      </w:r>
-      <w:bookmarkEnd w:id="38"/>
-    </w:p>
-    <w:p>
-      <w:pPr>
         <w:jc w:val="both"/>
       </w:pPr>
     </w:p>
@@ -6165,7 +6417,7 @@
         <w:pStyle w:val="Heading1"/>
         <w:jc w:val="both"/>
       </w:pPr>
-      <w:bookmarkStart w:id="39" w:name="_Toc191918738"/>
+      <w:bookmarkStart w:id="37" w:name="_Toc194327729"/>
       <w:r>
         <w:lastRenderedPageBreak/>
         <w:t>Evaluation</w:t>
@@ -6173,24 +6425,30 @@
       <w:r>
         <w:t xml:space="preserve"> and discussion of results</w:t>
       </w:r>
-      <w:bookmarkEnd w:id="39"/>
+      <w:bookmarkEnd w:id="37"/>
     </w:p>
     <w:p>
       <w:pPr>
         <w:pStyle w:val="Heading2"/>
-        <w:jc w:val="both"/>
-      </w:pPr>
-      <w:bookmarkStart w:id="40" w:name="_Toc191918739"/>
-      <w:r>
-        <w:t>Programme specific concerns</w:t>
-      </w:r>
-      <w:bookmarkEnd w:id="40"/>
-    </w:p>
-    <w:p>
-      <w:pPr>
-        <w:jc w:val="both"/>
-      </w:pPr>
-    </w:p>
+      </w:pPr>
+      <w:bookmarkStart w:id="38" w:name="_Toc194327730"/>
+      <w:r>
+        <w:t>Issues with Landsat 9</w:t>
+      </w:r>
+      <w:bookmarkEnd w:id="38"/>
+    </w:p>
+    <w:p>
+      <w:r>
+        <w:t xml:space="preserve">Landsat 9 is a satellite that orbits the earth, this can become an issue in collecting data for a specific region. This is because the revisit time of Landsat 9 is </w:t>
+      </w:r>
+      <w:r>
+        <w:t>sixteen</w:t>
+      </w:r>
+      <w:r>
+        <w:t xml:space="preserve"> days. Any thermal activity or disturbances will not be able to be collected and thus no prediction can be made. These blind spots mean that fires that start within that window of time may not have been able to be predicted whatsoever and have slipped through. </w:t>
+      </w:r>
+    </w:p>
+    <w:p/>
     <w:p>
       <w:pPr>
         <w:jc w:val="both"/>
@@ -6201,11 +6459,33 @@
         <w:pStyle w:val="Heading1"/>
         <w:jc w:val="both"/>
       </w:pPr>
-      <w:bookmarkStart w:id="41" w:name="_Toc191918740"/>
+      <w:bookmarkStart w:id="39" w:name="_Toc194327731"/>
       <w:r>
         <w:lastRenderedPageBreak/>
         <w:t>Conclusion</w:t>
       </w:r>
+      <w:bookmarkEnd w:id="39"/>
+    </w:p>
+    <w:p>
+      <w:pPr>
+        <w:pStyle w:val="Heading2"/>
+        <w:jc w:val="both"/>
+      </w:pPr>
+      <w:bookmarkStart w:id="40" w:name="_Toc194327732"/>
+      <w:r>
+        <w:t>Project management</w:t>
+      </w:r>
+      <w:bookmarkEnd w:id="40"/>
+    </w:p>
+    <w:p>
+      <w:pPr>
+        <w:pStyle w:val="Heading2"/>
+        <w:jc w:val="both"/>
+      </w:pPr>
+      <w:bookmarkStart w:id="41" w:name="_Toc194327733"/>
+      <w:r>
+        <w:t>Risk management</w:t>
+      </w:r>
       <w:bookmarkEnd w:id="41"/>
     </w:p>
     <w:p>
@@ -6213,36 +6493,14 @@
         <w:pStyle w:val="Heading2"/>
         <w:jc w:val="both"/>
       </w:pPr>
-      <w:bookmarkStart w:id="42" w:name="_Toc191918741"/>
-      <w:r>
-        <w:t>Project management</w:t>
+      <w:bookmarkStart w:id="42" w:name="_Toc194327734"/>
+      <w:r>
+        <w:t>General conclusions</w:t>
       </w:r>
       <w:bookmarkEnd w:id="42"/>
     </w:p>
     <w:p>
       <w:pPr>
-        <w:pStyle w:val="Heading2"/>
-        <w:jc w:val="both"/>
-      </w:pPr>
-      <w:bookmarkStart w:id="43" w:name="_Toc191918742"/>
-      <w:r>
-        <w:t>Risk management</w:t>
-      </w:r>
-      <w:bookmarkEnd w:id="43"/>
-    </w:p>
-    <w:p>
-      <w:pPr>
-        <w:pStyle w:val="Heading2"/>
-        <w:jc w:val="both"/>
-      </w:pPr>
-      <w:bookmarkStart w:id="44" w:name="_Toc191918743"/>
-      <w:r>
-        <w:t>General conclusions</w:t>
-      </w:r>
-      <w:bookmarkEnd w:id="44"/>
-    </w:p>
-    <w:p>
-      <w:pPr>
         <w:jc w:val="both"/>
       </w:pPr>
     </w:p>
@@ -6256,12 +6514,12 @@
         <w:pStyle w:val="UnnumberedHeading1"/>
         <w:jc w:val="both"/>
       </w:pPr>
-      <w:bookmarkStart w:id="45" w:name="_Toc191918744"/>
+      <w:bookmarkStart w:id="43" w:name="_Toc194327735"/>
       <w:r>
         <w:lastRenderedPageBreak/>
         <w:t>References</w:t>
       </w:r>
-      <w:bookmarkEnd w:id="45"/>
+      <w:bookmarkEnd w:id="43"/>
     </w:p>
     <w:sdt>
       <w:sdtPr>
@@ -6313,31 +6571,7 @@
               <w:sz w:val="22"/>
               <w:szCs w:val="22"/>
             </w:rPr>
-            <w:t xml:space="preserve">EFFIS annual statistics for </w:t>
-          </w:r>
-          <w:proofErr w:type="spellStart"/>
-          <w:r>
-            <w:rPr>
-              <w:rFonts w:ascii="Calibri" w:hAnsi="Calibri" w:cs="Calibri"/>
-              <w:i/>
-              <w:iCs/>
-              <w:color w:val="000000"/>
-              <w:sz w:val="22"/>
-              <w:szCs w:val="22"/>
-            </w:rPr>
-            <w:t>greece</w:t>
-          </w:r>
-          <w:proofErr w:type="spellEnd"/>
-          <w:r>
-            <w:rPr>
-              <w:rFonts w:ascii="Calibri" w:hAnsi="Calibri" w:cs="Calibri"/>
-              <w:i/>
-              <w:iCs/>
-              <w:color w:val="000000"/>
-              <w:sz w:val="22"/>
-              <w:szCs w:val="22"/>
-            </w:rPr>
-            <w:t xml:space="preserve">. </w:t>
+            <w:t xml:space="preserve">EFFIS annual statistics for greece. </w:t>
           </w:r>
           <w:r>
             <w:rPr>
@@ -6348,7 +6582,7 @@
             </w:rPr>
             <w:t xml:space="preserve">Available online: </w:t>
           </w:r>
-          <w:hyperlink r:id="rId12" w:tgtFrame="_blank" w:history="1">
+          <w:hyperlink r:id="rId14" w:tgtFrame="_blank" w:history="1">
             <w:r>
               <w:rPr>
                 <w:rStyle w:val="Hyperlink"/>
@@ -6387,47 +6621,7 @@
               <w:sz w:val="22"/>
               <w:szCs w:val="22"/>
             </w:rPr>
-            <w:t xml:space="preserve">D. </w:t>
-          </w:r>
-          <w:proofErr w:type="spellStart"/>
-          <w:r>
-            <w:rPr>
-              <w:rFonts w:ascii="Calibri" w:hAnsi="Calibri" w:cs="Calibri"/>
-              <w:color w:val="000000"/>
-              <w:sz w:val="22"/>
-              <w:szCs w:val="22"/>
-            </w:rPr>
-            <w:t>Rashkovetsky</w:t>
-          </w:r>
-          <w:proofErr w:type="spellEnd"/>
-          <w:r>
-            <w:rPr>
-              <w:rFonts w:ascii="Calibri" w:hAnsi="Calibri" w:cs="Calibri"/>
-              <w:color w:val="000000"/>
-              <w:sz w:val="22"/>
-              <w:szCs w:val="22"/>
-            </w:rPr>
-            <w:t xml:space="preserve">, F. Mauracher, M. Langer &amp; M. Schmitt (2021) Wildfire detection from </w:t>
-          </w:r>
-          <w:proofErr w:type="spellStart"/>
-          <w:r>
-            <w:rPr>
-              <w:rFonts w:ascii="Calibri" w:hAnsi="Calibri" w:cs="Calibri"/>
-              <w:color w:val="000000"/>
-              <w:sz w:val="22"/>
-              <w:szCs w:val="22"/>
-            </w:rPr>
-            <w:t>multisensor</w:t>
-          </w:r>
-          <w:proofErr w:type="spellEnd"/>
-          <w:r>
-            <w:rPr>
-              <w:rFonts w:ascii="Calibri" w:hAnsi="Calibri" w:cs="Calibri"/>
-              <w:color w:val="000000"/>
-              <w:sz w:val="22"/>
-              <w:szCs w:val="22"/>
-            </w:rPr>
-            <w:t xml:space="preserve"> satellite imagery using deep semantic segmentation. </w:t>
+            <w:t xml:space="preserve">D. Rashkovetsky, F. Mauracher, M. Langer &amp; M. Schmitt (2021) Wildfire detection from multisensor satellite imagery using deep semantic segmentation. </w:t>
           </w:r>
           <w:r>
             <w:rPr>
@@ -6509,47 +6703,7 @@
               <w:sz w:val="22"/>
               <w:szCs w:val="22"/>
             </w:rPr>
-            <w:t xml:space="preserve">Fu, Y., Li, R., Wang, X., Bergeron, Y., Valeria, O., </w:t>
-          </w:r>
-          <w:proofErr w:type="spellStart"/>
-          <w:r>
-            <w:rPr>
-              <w:rFonts w:ascii="Calibri" w:hAnsi="Calibri" w:cs="Calibri"/>
-              <w:color w:val="000000"/>
-              <w:sz w:val="22"/>
-              <w:szCs w:val="22"/>
-            </w:rPr>
-            <w:t>Chavardès</w:t>
-          </w:r>
-          <w:proofErr w:type="spellEnd"/>
-          <w:r>
-            <w:rPr>
-              <w:rFonts w:ascii="Calibri" w:hAnsi="Calibri" w:cs="Calibri"/>
-              <w:color w:val="000000"/>
-              <w:sz w:val="22"/>
-              <w:szCs w:val="22"/>
-            </w:rPr>
-            <w:t xml:space="preserve">, R. D., Wang, Y. &amp; Hu, J. (2020) Fire detection and fire radiative power in forests and low-biomass lands in northeast </w:t>
-          </w:r>
-          <w:proofErr w:type="spellStart"/>
-          <w:r>
-            <w:rPr>
-              <w:rFonts w:ascii="Calibri" w:hAnsi="Calibri" w:cs="Calibri"/>
-              <w:color w:val="000000"/>
-              <w:sz w:val="22"/>
-              <w:szCs w:val="22"/>
-            </w:rPr>
-            <w:t>asia</w:t>
-          </w:r>
-          <w:proofErr w:type="spellEnd"/>
-          <w:r>
-            <w:rPr>
-              <w:rFonts w:ascii="Calibri" w:hAnsi="Calibri" w:cs="Calibri"/>
-              <w:color w:val="000000"/>
-              <w:sz w:val="22"/>
-              <w:szCs w:val="22"/>
-            </w:rPr>
-            <w:t xml:space="preserve">: MODIS versus VIIRS fire products. </w:t>
+            <w:t xml:space="preserve">Fu, Y., Li, R., Wang, X., Bergeron, Y., Valeria, O., Chavardès, R. D., Wang, Y. &amp; Hu, J. (2020) Fire detection and fire radiative power in forests and low-biomass lands in northeast asia: MODIS versus VIIRS fire products. </w:t>
           </w:r>
           <w:r>
             <w:rPr>
@@ -6569,19 +6723,8 @@
               <w:sz w:val="22"/>
               <w:szCs w:val="22"/>
             </w:rPr>
-            <w:t>12 (18)</w:t>
+            <w:t>12 (18), .</w:t>
           </w:r>
-          <w:proofErr w:type="gramStart"/>
-          <w:r>
-            <w:rPr>
-              <w:rFonts w:ascii="Calibri" w:hAnsi="Calibri" w:cs="Calibri"/>
-              <w:color w:val="000000"/>
-              <w:sz w:val="22"/>
-              <w:szCs w:val="22"/>
-            </w:rPr>
-            <w:t>, .</w:t>
-          </w:r>
-          <w:proofErr w:type="gramEnd"/>
         </w:p>
         <w:p>
           <w:pPr>
@@ -6642,27 +6785,7 @@
               <w:sz w:val="22"/>
               <w:szCs w:val="22"/>
             </w:rPr>
-            <w:t xml:space="preserve">Kanwal, R., Rafaqat, W., Iqbal, M. &amp; </w:t>
-          </w:r>
-          <w:proofErr w:type="spellStart"/>
-          <w:r>
-            <w:rPr>
-              <w:rFonts w:ascii="Calibri" w:hAnsi="Calibri" w:cs="Calibri"/>
-              <w:color w:val="000000"/>
-              <w:sz w:val="22"/>
-              <w:szCs w:val="22"/>
-            </w:rPr>
-            <w:t>Weiguo</w:t>
-          </w:r>
-          <w:proofErr w:type="spellEnd"/>
-          <w:r>
-            <w:rPr>
-              <w:rFonts w:ascii="Calibri" w:hAnsi="Calibri" w:cs="Calibri"/>
-              <w:color w:val="000000"/>
-              <w:sz w:val="22"/>
-              <w:szCs w:val="22"/>
-            </w:rPr>
-            <w:t xml:space="preserve">, S. (2023) Data-driven approaches for wildfire mapping and prediction assessment using a convolutional neural network (CNN). </w:t>
+            <w:t xml:space="preserve">Kanwal, R., Rafaqat, W., Iqbal, M. &amp; Weiguo, S. (2023) Data-driven approaches for wildfire mapping and prediction assessment using a convolutional neural network (CNN). </w:t>
           </w:r>
           <w:r>
             <w:rPr>
@@ -6682,19 +6805,8 @@
               <w:sz w:val="22"/>
               <w:szCs w:val="22"/>
             </w:rPr>
-            <w:t>15 (21)</w:t>
+            <w:t>15 (21), .</w:t>
           </w:r>
-          <w:proofErr w:type="gramStart"/>
-          <w:r>
-            <w:rPr>
-              <w:rFonts w:ascii="Calibri" w:hAnsi="Calibri" w:cs="Calibri"/>
-              <w:color w:val="000000"/>
-              <w:sz w:val="22"/>
-              <w:szCs w:val="22"/>
-            </w:rPr>
-            <w:t>, .</w:t>
-          </w:r>
-          <w:proofErr w:type="gramEnd"/>
         </w:p>
         <w:p>
           <w:pPr>
@@ -6736,7 +6848,7 @@
             </w:rPr>
             <w:t xml:space="preserve">Available online: </w:t>
           </w:r>
-          <w:hyperlink r:id="rId13" w:tgtFrame="_blank" w:history="1">
+          <w:hyperlink r:id="rId15" w:tgtFrame="_blank" w:history="1">
             <w:r>
               <w:rPr>
                 <w:rStyle w:val="Hyperlink"/>
@@ -6775,27 +6887,7 @@
               <w:sz w:val="22"/>
               <w:szCs w:val="22"/>
             </w:rPr>
-            <w:t xml:space="preserve">MacCarthy James, Richter Jessica, </w:t>
-          </w:r>
-          <w:proofErr w:type="spellStart"/>
-          <w:r>
-            <w:rPr>
-              <w:rFonts w:ascii="Calibri" w:hAnsi="Calibri" w:cs="Calibri"/>
-              <w:color w:val="000000"/>
-              <w:sz w:val="22"/>
-              <w:szCs w:val="22"/>
-            </w:rPr>
-            <w:t>Tyukavina</w:t>
-          </w:r>
-          <w:proofErr w:type="spellEnd"/>
-          <w:r>
-            <w:rPr>
-              <w:rFonts w:ascii="Calibri" w:hAnsi="Calibri" w:cs="Calibri"/>
-              <w:color w:val="000000"/>
-              <w:sz w:val="22"/>
-              <w:szCs w:val="22"/>
-            </w:rPr>
-            <w:t xml:space="preserve"> Sasha, Weisse Mikaela &amp; Harris Nancy (2024) </w:t>
+            <w:t xml:space="preserve">MacCarthy James, Richter Jessica, Tyukavina Sasha, Weisse Mikaela &amp; Harris Nancy (2024) </w:t>
           </w:r>
           <w:r>
             <w:rPr>
@@ -6817,7 +6909,7 @@
             </w:rPr>
             <w:t xml:space="preserve">Available online: </w:t>
           </w:r>
-          <w:hyperlink r:id="rId14" w:tgtFrame="_blank" w:history="1">
+          <w:hyperlink r:id="rId16" w:tgtFrame="_blank" w:history="1">
             <w:r>
               <w:rPr>
                 <w:rStyle w:val="Hyperlink"/>
@@ -6856,47 +6948,7 @@
               <w:sz w:val="22"/>
               <w:szCs w:val="22"/>
             </w:rPr>
-            <w:t xml:space="preserve">Malik, A., Rao, M. R., Puppala, N., </w:t>
-          </w:r>
-          <w:proofErr w:type="spellStart"/>
-          <w:r>
-            <w:rPr>
-              <w:rFonts w:ascii="Calibri" w:hAnsi="Calibri" w:cs="Calibri"/>
-              <w:color w:val="000000"/>
-              <w:sz w:val="22"/>
-              <w:szCs w:val="22"/>
-            </w:rPr>
-            <w:t>Koouri</w:t>
-          </w:r>
-          <w:proofErr w:type="spellEnd"/>
-          <w:r>
-            <w:rPr>
-              <w:rFonts w:ascii="Calibri" w:hAnsi="Calibri" w:cs="Calibri"/>
-              <w:color w:val="000000"/>
-              <w:sz w:val="22"/>
-              <w:szCs w:val="22"/>
-            </w:rPr>
-            <w:t xml:space="preserve">, P., Thota, V. A., Liu, Q., Chiao, S. &amp; Gao, J. (2021) Data-driven wildfire risk prediction in northern </w:t>
-          </w:r>
-          <w:proofErr w:type="spellStart"/>
-          <w:r>
-            <w:rPr>
-              <w:rFonts w:ascii="Calibri" w:hAnsi="Calibri" w:cs="Calibri"/>
-              <w:color w:val="000000"/>
-              <w:sz w:val="22"/>
-              <w:szCs w:val="22"/>
-            </w:rPr>
-            <w:t>california</w:t>
-          </w:r>
-          <w:proofErr w:type="spellEnd"/>
-          <w:r>
-            <w:rPr>
-              <w:rFonts w:ascii="Calibri" w:hAnsi="Calibri" w:cs="Calibri"/>
-              <w:color w:val="000000"/>
-              <w:sz w:val="22"/>
-              <w:szCs w:val="22"/>
-            </w:rPr>
-            <w:t xml:space="preserve">. </w:t>
+            <w:t xml:space="preserve">Malik, A., Rao, M. R., Puppala, N., Koouri, P., Thota, V. A., Liu, Q., Chiao, S. &amp; Gao, J. (2021) Data-driven wildfire risk prediction in northern california. </w:t>
           </w:r>
           <w:r>
             <w:rPr>
@@ -6916,19 +6968,8 @@
               <w:sz w:val="22"/>
               <w:szCs w:val="22"/>
             </w:rPr>
-            <w:t>12 (1)</w:t>
+            <w:t>12 (1), .</w:t>
           </w:r>
-          <w:proofErr w:type="gramStart"/>
-          <w:r>
-            <w:rPr>
-              <w:rFonts w:ascii="Calibri" w:hAnsi="Calibri" w:cs="Calibri"/>
-              <w:color w:val="000000"/>
-              <w:sz w:val="22"/>
-              <w:szCs w:val="22"/>
-            </w:rPr>
-            <w:t>, .</w:t>
-          </w:r>
-          <w:proofErr w:type="gramEnd"/>
         </w:p>
         <w:p>
           <w:pPr>
@@ -6959,31 +7000,7 @@
               <w:sz w:val="22"/>
               <w:szCs w:val="22"/>
             </w:rPr>
-            <w:t xml:space="preserve">California wildfires: 179,000 under evacuation orders; </w:t>
-          </w:r>
-          <w:proofErr w:type="gramStart"/>
-          <w:r>
-            <w:rPr>
-              <w:rFonts w:ascii="Calibri" w:hAnsi="Calibri" w:cs="Calibri"/>
-              <w:i/>
-              <w:iCs/>
-              <w:color w:val="000000"/>
-              <w:sz w:val="22"/>
-              <w:szCs w:val="22"/>
-            </w:rPr>
-            <w:t>L.A. county</w:t>
-          </w:r>
-          <w:proofErr w:type="gramEnd"/>
-          <w:r>
-            <w:rPr>
-              <w:rFonts w:ascii="Calibri" w:hAnsi="Calibri" w:cs="Calibri"/>
-              <w:i/>
-              <w:iCs/>
-              <w:color w:val="000000"/>
-              <w:sz w:val="22"/>
-              <w:szCs w:val="22"/>
-            </w:rPr>
-            <w:t xml:space="preserve"> sheriff says some areas look ‘like a bomb was dropped’. </w:t>
+            <w:t xml:space="preserve">California wildfires: 179,000 under evacuation orders; L.A. county sheriff says some areas look ‘like a bomb was dropped’. </w:t>
           </w:r>
           <w:r>
             <w:rPr>
@@ -6994,7 +7011,7 @@
             </w:rPr>
             <w:t xml:space="preserve">Available online: </w:t>
           </w:r>
-          <w:hyperlink r:id="rId15" w:tgtFrame="_blank" w:history="1">
+          <w:hyperlink r:id="rId17" w:tgtFrame="_blank" w:history="1">
             <w:r>
               <w:rPr>
                 <w:rStyle w:val="Hyperlink"/>
@@ -7033,47 +7050,7 @@
               <w:sz w:val="22"/>
               <w:szCs w:val="22"/>
             </w:rPr>
-            <w:t xml:space="preserve">Peng, W., Wei, Y., Chen, G., Lu, G., Ye, Q., Ding, R., Hu, P. &amp; Cheng, Z. (2023) Analysis of wildfire danger level using logistic regression model in </w:t>
-          </w:r>
-          <w:proofErr w:type="spellStart"/>
-          <w:r>
-            <w:rPr>
-              <w:rFonts w:ascii="Calibri" w:hAnsi="Calibri" w:cs="Calibri"/>
-              <w:color w:val="000000"/>
-              <w:sz w:val="22"/>
-              <w:szCs w:val="22"/>
-            </w:rPr>
-            <w:t>sichuan</w:t>
-          </w:r>
-          <w:proofErr w:type="spellEnd"/>
-          <w:r>
-            <w:rPr>
-              <w:rFonts w:ascii="Calibri" w:hAnsi="Calibri" w:cs="Calibri"/>
-              <w:color w:val="000000"/>
-              <w:sz w:val="22"/>
-              <w:szCs w:val="22"/>
-            </w:rPr>
-            <w:t xml:space="preserve"> province, </w:t>
-          </w:r>
-          <w:proofErr w:type="spellStart"/>
-          <w:r>
-            <w:rPr>
-              <w:rFonts w:ascii="Calibri" w:hAnsi="Calibri" w:cs="Calibri"/>
-              <w:color w:val="000000"/>
-              <w:sz w:val="22"/>
-              <w:szCs w:val="22"/>
-            </w:rPr>
-            <w:t>china</w:t>
-          </w:r>
-          <w:proofErr w:type="spellEnd"/>
-          <w:r>
-            <w:rPr>
-              <w:rFonts w:ascii="Calibri" w:hAnsi="Calibri" w:cs="Calibri"/>
-              <w:color w:val="000000"/>
-              <w:sz w:val="22"/>
-              <w:szCs w:val="22"/>
-            </w:rPr>
-            <w:t xml:space="preserve">. </w:t>
+            <w:t xml:space="preserve">Peng, W., Wei, Y., Chen, G., Lu, G., Ye, Q., Ding, R., Hu, P. &amp; Cheng, Z. (2023) Analysis of wildfire danger level using logistic regression model in sichuan province, china. </w:t>
           </w:r>
           <w:r>
             <w:rPr>
@@ -7093,19 +7070,8 @@
               <w:sz w:val="22"/>
               <w:szCs w:val="22"/>
             </w:rPr>
-            <w:t>14 (12)</w:t>
+            <w:t>14 (12), .</w:t>
           </w:r>
-          <w:proofErr w:type="gramStart"/>
-          <w:r>
-            <w:rPr>
-              <w:rFonts w:ascii="Calibri" w:hAnsi="Calibri" w:cs="Calibri"/>
-              <w:color w:val="000000"/>
-              <w:sz w:val="22"/>
-              <w:szCs w:val="22"/>
-            </w:rPr>
-            <w:t>, .</w:t>
-          </w:r>
-          <w:proofErr w:type="gramEnd"/>
         </w:p>
         <w:p>
           <w:pPr>
@@ -7125,67 +7091,7 @@
               <w:sz w:val="22"/>
               <w:szCs w:val="22"/>
             </w:rPr>
-            <w:t xml:space="preserve">Rezaei Barzani, A., </w:t>
-          </w:r>
-          <w:proofErr w:type="spellStart"/>
-          <w:r>
-            <w:rPr>
-              <w:rFonts w:ascii="Calibri" w:hAnsi="Calibri" w:cs="Calibri"/>
-              <w:color w:val="000000"/>
-              <w:sz w:val="22"/>
-              <w:szCs w:val="22"/>
-            </w:rPr>
-            <w:t>Pahlavani</w:t>
-          </w:r>
-          <w:proofErr w:type="spellEnd"/>
-          <w:r>
-            <w:rPr>
-              <w:rFonts w:ascii="Calibri" w:hAnsi="Calibri" w:cs="Calibri"/>
-              <w:color w:val="000000"/>
-              <w:sz w:val="22"/>
-              <w:szCs w:val="22"/>
-            </w:rPr>
-            <w:t xml:space="preserve">, P. &amp; Ghorbanzadeh, O. (2023) </w:t>
-          </w:r>
-          <w:proofErr w:type="spellStart"/>
-          <w:r>
-            <w:rPr>
-              <w:rFonts w:ascii="Calibri" w:hAnsi="Calibri" w:cs="Calibri"/>
-              <w:color w:val="000000"/>
-              <w:sz w:val="22"/>
-              <w:szCs w:val="22"/>
-            </w:rPr>
-            <w:t>Ensembling</w:t>
-          </w:r>
-          <w:proofErr w:type="spellEnd"/>
-          <w:r>
-            <w:rPr>
-              <w:rFonts w:ascii="Calibri" w:hAnsi="Calibri" w:cs="Calibri"/>
-              <w:color w:val="000000"/>
-              <w:sz w:val="22"/>
-              <w:szCs w:val="22"/>
-            </w:rPr>
-            <w:t xml:space="preserve"> of decision trees, </w:t>
-          </w:r>
-          <w:proofErr w:type="spellStart"/>
-          <w:r>
-            <w:rPr>
-              <w:rFonts w:ascii="Calibri" w:hAnsi="Calibri" w:cs="Calibri"/>
-              <w:color w:val="000000"/>
-              <w:sz w:val="22"/>
-              <w:szCs w:val="22"/>
-            </w:rPr>
-            <w:t>knn</w:t>
-          </w:r>
-          <w:proofErr w:type="spellEnd"/>
-          <w:r>
-            <w:rPr>
-              <w:rFonts w:ascii="Calibri" w:hAnsi="Calibri" w:cs="Calibri"/>
-              <w:color w:val="000000"/>
-              <w:sz w:val="22"/>
-              <w:szCs w:val="22"/>
-            </w:rPr>
-            <w:t xml:space="preserve">, and logistic regression with soft-voting method for wildfire susceptibility mapping. </w:t>
+            <w:t xml:space="preserve">Rezaei Barzani, A., Pahlavani, P. &amp; Ghorbanzadeh, O. (2023) Ensembling of decision trees, knn, and logistic regression with soft-voting method for wildfire susceptibility mapping. </w:t>
           </w:r>
           <w:r>
             <w:rPr>
@@ -7196,81 +7102,7 @@
               <w:sz w:val="22"/>
               <w:szCs w:val="22"/>
             </w:rPr>
-            <w:t xml:space="preserve">ISPRS </w:t>
-          </w:r>
-          <w:proofErr w:type="spellStart"/>
-          <w:proofErr w:type="gramStart"/>
-          <w:r>
-            <w:rPr>
-              <w:rFonts w:ascii="Calibri" w:hAnsi="Calibri" w:cs="Calibri"/>
-              <w:i/>
-              <w:iCs/>
-              <w:color w:val="000000"/>
-              <w:sz w:val="22"/>
-              <w:szCs w:val="22"/>
-            </w:rPr>
-            <w:t>Ann.Photogramm.Remote</w:t>
-          </w:r>
-          <w:proofErr w:type="spellEnd"/>
-          <w:proofErr w:type="gramEnd"/>
-          <w:r>
-            <w:rPr>
-              <w:rFonts w:ascii="Calibri" w:hAnsi="Calibri" w:cs="Calibri"/>
-              <w:i/>
-              <w:iCs/>
-              <w:color w:val="000000"/>
-              <w:sz w:val="22"/>
-              <w:szCs w:val="22"/>
-            </w:rPr>
-            <w:t xml:space="preserve"> </w:t>
-          </w:r>
-          <w:proofErr w:type="spellStart"/>
-          <w:r>
-            <w:rPr>
-              <w:rFonts w:ascii="Calibri" w:hAnsi="Calibri" w:cs="Calibri"/>
-              <w:i/>
-              <w:iCs/>
-              <w:color w:val="000000"/>
-              <w:sz w:val="22"/>
-              <w:szCs w:val="22"/>
-            </w:rPr>
-            <w:t>Sens.Spatial</w:t>
-          </w:r>
-          <w:proofErr w:type="spellEnd"/>
-          <w:r>
-            <w:rPr>
-              <w:rFonts w:ascii="Calibri" w:hAnsi="Calibri" w:cs="Calibri"/>
-              <w:i/>
-              <w:iCs/>
-              <w:color w:val="000000"/>
-              <w:sz w:val="22"/>
-              <w:szCs w:val="22"/>
-            </w:rPr>
-            <w:t xml:space="preserve"> </w:t>
-          </w:r>
-          <w:proofErr w:type="spellStart"/>
-          <w:r>
-            <w:rPr>
-              <w:rFonts w:ascii="Calibri" w:hAnsi="Calibri" w:cs="Calibri"/>
-              <w:i/>
-              <w:iCs/>
-              <w:color w:val="000000"/>
-              <w:sz w:val="22"/>
-              <w:szCs w:val="22"/>
-            </w:rPr>
-            <w:t>Inf.Sci</w:t>
-          </w:r>
-          <w:proofErr w:type="spellEnd"/>
-          <w:r>
-            <w:rPr>
-              <w:rFonts w:ascii="Calibri" w:hAnsi="Calibri" w:cs="Calibri"/>
-              <w:i/>
-              <w:iCs/>
-              <w:color w:val="000000"/>
-              <w:sz w:val="22"/>
-              <w:szCs w:val="22"/>
-            </w:rPr>
-            <w:t xml:space="preserve">., </w:t>
+            <w:t xml:space="preserve">ISPRS Ann.Photogramm.Remote Sens.Spatial Inf.Sci., </w:t>
           </w:r>
           <w:r>
             <w:rPr>
@@ -7322,7 +7154,7 @@
             </w:rPr>
             <w:t xml:space="preserve">Available online: </w:t>
           </w:r>
-          <w:hyperlink r:id="rId16" w:tgtFrame="_blank" w:history="1">
+          <w:hyperlink r:id="rId18" w:tgtFrame="_blank" w:history="1">
             <w:r>
               <w:rPr>
                 <w:rStyle w:val="Hyperlink"/>
@@ -7384,7 +7216,7 @@
             </w:rPr>
             <w:t xml:space="preserve">Available online: </w:t>
           </w:r>
-          <w:hyperlink r:id="rId17" w:tgtFrame="_blank" w:history="1">
+          <w:hyperlink r:id="rId19" w:tgtFrame="_blank" w:history="1">
             <w:r>
               <w:rPr>
                 <w:rStyle w:val="Hyperlink"/>
@@ -7425,30 +7257,30 @@
         <w:pStyle w:val="UnnumberedHeading1"/>
         <w:jc w:val="both"/>
       </w:pPr>
-      <w:bookmarkStart w:id="46" w:name="_Toc191918745"/>
+      <w:bookmarkStart w:id="44" w:name="_Toc194327736"/>
       <w:r>
         <w:lastRenderedPageBreak/>
         <w:t>Appendix A</w:t>
       </w:r>
+      <w:bookmarkEnd w:id="44"/>
       <w:r>
         <w:t xml:space="preserve"> </w:t>
       </w:r>
-      <w:bookmarkEnd w:id="46"/>
     </w:p>
     <w:p>
       <w:pPr>
         <w:pStyle w:val="UnnumberedHeading1"/>
         <w:jc w:val="both"/>
       </w:pPr>
-      <w:bookmarkStart w:id="47" w:name="_Toc191918746"/>
+      <w:bookmarkStart w:id="45" w:name="_Toc194327737"/>
       <w:r>
         <w:lastRenderedPageBreak/>
         <w:t>Appendix B</w:t>
       </w:r>
+      <w:bookmarkEnd w:id="45"/>
       <w:r>
         <w:t xml:space="preserve"> </w:t>
       </w:r>
-      <w:bookmarkEnd w:id="47"/>
     </w:p>
     <w:p>
       <w:pPr>
@@ -7456,7 +7288,7 @@
       </w:pPr>
     </w:p>
     <w:sectPr>
-      <w:footerReference w:type="default" r:id="rId18"/>
+      <w:footerReference w:type="default" r:id="rId20"/>
       <w:pgSz w:w="11906" w:h="16838"/>
       <w:pgMar w:top="1440" w:right="1440" w:bottom="1440" w:left="1440" w:header="708" w:footer="708" w:gutter="0"/>
       <w:pgNumType w:start="1"/>
@@ -8418,6 +8250,7 @@
   <w:style w:type="character" w:default="1" w:styleId="DefaultParagraphFont">
     <w:name w:val="Default Paragraph Font"/>
     <w:uiPriority w:val="1"/>
+    <w:semiHidden/>
     <w:unhideWhenUsed/>
   </w:style>
   <w:style w:type="table" w:default="1" w:styleId="TableNormal">
@@ -9388,8 +9221,16 @@
   <w:rsids>
     <w:rsidRoot w:val="004C6E87"/>
     <w:rsid w:val="000B329E"/>
+    <w:rsid w:val="00240D0F"/>
     <w:rsid w:val="004C6E87"/>
     <w:rsid w:val="0059222A"/>
+    <w:rsid w:val="00786A92"/>
+    <w:rsid w:val="007C7EAC"/>
+    <w:rsid w:val="00927701"/>
+    <w:rsid w:val="00A950EE"/>
+    <w:rsid w:val="00AD5207"/>
+    <w:rsid w:val="00B534F8"/>
+    <w:rsid w:val="00D2233E"/>
   </w:rsids>
   <m:mathPr>
     <m:mathFont m:val="Cambria Math"/>
@@ -9850,18 +9691,6 @@
       <w:color w:val="666666"/>
     </w:rPr>
   </w:style>
-  <w:style w:type="paragraph" w:customStyle="1" w:styleId="CC9ABFCD42D443AABDB7E81974004871">
-    <w:name w:val="CC9ABFCD42D443AABDB7E81974004871"/>
-    <w:rsid w:val="004C6E87"/>
-  </w:style>
-  <w:style w:type="paragraph" w:customStyle="1" w:styleId="14A7815ABE3A4B7DBB0EACA19D04B7B0">
-    <w:name w:val="14A7815ABE3A4B7DBB0EACA19D04B7B0"/>
-    <w:rsid w:val="004C6E87"/>
-  </w:style>
-  <w:style w:type="paragraph" w:customStyle="1" w:styleId="11293B90CD264E40B30364B4783EBFF6">
-    <w:name w:val="11293B90CD264E40B30364B4783EBFF6"/>
-    <w:rsid w:val="004C6E87"/>
-  </w:style>
   <w:style w:type="paragraph" w:customStyle="1" w:styleId="4871CF2DA6084C8A945979C0180EB36F">
     <w:name w:val="4871CF2DA6084C8A945979C0180EB36F"/>
     <w:rsid w:val="004C6E87"/>

--- a/HonoursStageFinal.docx
+++ b/HonoursStageFinal.docx
@@ -135,11 +135,9 @@
       <w:pPr>
         <w:jc w:val="both"/>
       </w:pPr>
-    </w:p>
-    <w:p>
-      <w:pPr>
-        <w:jc w:val="both"/>
-      </w:pPr>
+      <w:r>
+        <w:t>I would like to thank NASA and all those who worked on the Landsat projects as without the data being collected and made available to the public this project would not be possible.</w:t>
+      </w:r>
     </w:p>
     <w:p>
       <w:pPr>
@@ -4382,10 +4380,19 @@
         <w:jc w:val="both"/>
       </w:pPr>
       <w:r>
-        <w:t>The aim of the project is to create a</w:t>
-      </w:r>
-      <w:r>
-        <w:t>n AI model to predict wildfires would decrease the chance and impact of fires as being able to</w:t>
+        <w:t xml:space="preserve">The </w:t>
+      </w:r>
+      <w:r>
+        <w:t xml:space="preserve">main </w:t>
+      </w:r>
+      <w:r>
+        <w:t>aim of the project is to create a</w:t>
+      </w:r>
+      <w:r>
+        <w:t xml:space="preserve"> machine learning</w:t>
+      </w:r>
+      <w:r>
+        <w:t xml:space="preserve"> model to predict wildfires would decrease the chance and impact of fires as being able to</w:t>
       </w:r>
       <w:r>
         <w:t xml:space="preserve"> </w:t>
@@ -4474,6 +4481,29 @@
       <w:pPr>
         <w:jc w:val="both"/>
       </w:pPr>
+      <w:r>
+        <w:t>“Can wildfires be predicted with available satellite data and machine learning techniques?”</w:t>
+      </w:r>
+    </w:p>
+    <w:p>
+      <w:pPr>
+        <w:jc w:val="both"/>
+      </w:pPr>
+      <w:r>
+        <w:t>The main objective of the project is to create a machine learning model to predict wildfires. Different machine learning techniques and data sources will be researched, evaluated and then implemented with a further evaluation of the results to answer the research question.</w:t>
+      </w:r>
+    </w:p>
+    <w:p>
+      <w:pPr>
+        <w:jc w:val="both"/>
+      </w:pPr>
+      <w:r>
+        <w:lastRenderedPageBreak/>
+        <w:t xml:space="preserve">If the answer to the research question at the end of the project is yes then this program may be invaluable to local governments and ecosystems as it will hopefully allow </w:t>
+      </w:r>
+      <w:r>
+        <w:t>local authorities to implement preventative measures that can reduce or eliminate the damages that wildfires cause.</w:t>
+      </w:r>
     </w:p>
     <w:p>
       <w:pPr>
@@ -5623,30 +5653,299 @@
     <w:p>
       <w:pPr>
         <w:pStyle w:val="Heading2"/>
+      </w:pPr>
+      <w:r>
+        <w:t>System requirements</w:t>
+      </w:r>
+    </w:p>
+    <w:p>
+      <w:r>
+        <w:t>The model and program will be programmed in python as it has a large number of libraries that are useful for Deep learning and Machine learning which will be critical to creating a prediction model.</w:t>
+      </w:r>
+    </w:p>
+    <w:p>
+      <w:r>
+        <w:t>The program will use many different libraries such as tensorflow</w:t>
+      </w:r>
+      <w:r>
+        <w:t xml:space="preserve"> and sklearn, additionally the interface will also be programmed in python for ease of programming as I can import the functions in one python file into another to be accessed seamlessly by an interface.</w:t>
+      </w:r>
+    </w:p>
+    <w:p>
+      <w:r>
+        <w:t>Therefore, the system will need to be able to interpret python code and the libraries used will be required to be installed for the program to work</w:t>
+      </w:r>
+      <w:r>
+        <w:t>.</w:t>
+      </w:r>
+    </w:p>
+    <w:p>
+      <w:pPr>
+        <w:pStyle w:val="Heading2"/>
+      </w:pPr>
+      <w:r>
+        <w:t>Data</w:t>
+      </w:r>
+      <w:r>
+        <w:t>set</w:t>
+      </w:r>
+      <w:r>
+        <w:t xml:space="preserve"> requirements</w:t>
+      </w:r>
+    </w:p>
+    <w:p>
+      <w:pPr>
+        <w:pStyle w:val="ListParagraph"/>
+        <w:numPr>
+          <w:ilvl w:val="0"/>
+          <w:numId w:val="3"/>
+        </w:numPr>
+      </w:pPr>
+      <w:r>
+        <w:t>The dataset must include historical fire data</w:t>
+      </w:r>
+      <w:r>
+        <w:t>.</w:t>
+      </w:r>
+    </w:p>
+    <w:p>
+      <w:pPr>
+        <w:pStyle w:val="ListParagraph"/>
+        <w:numPr>
+          <w:ilvl w:val="0"/>
+          <w:numId w:val="3"/>
+        </w:numPr>
+      </w:pPr>
+      <w:r>
+        <w:t>The dataset must include data that includes factors that can contribute to a fire such as thermal readings and vegetation health.</w:t>
+      </w:r>
+    </w:p>
+    <w:p>
+      <w:pPr>
+        <w:pStyle w:val="ListParagraph"/>
+        <w:numPr>
+          <w:ilvl w:val="0"/>
+          <w:numId w:val="3"/>
+        </w:numPr>
+      </w:pPr>
+      <w:r>
+        <w:t xml:space="preserve">The dataset must only include data from the selected region of interest. </w:t>
+      </w:r>
+    </w:p>
+    <w:p>
+      <w:pPr>
+        <w:pStyle w:val="ListParagraph"/>
+        <w:numPr>
+          <w:ilvl w:val="0"/>
+          <w:numId w:val="3"/>
+        </w:numPr>
+      </w:pPr>
+      <w:r>
+        <w:t>The dataset must not be imbalanced to ensure correct training.</w:t>
+      </w:r>
+    </w:p>
+    <w:p>
+      <w:pPr>
+        <w:pStyle w:val="ListParagraph"/>
+        <w:numPr>
+          <w:ilvl w:val="0"/>
+          <w:numId w:val="3"/>
+        </w:numPr>
+      </w:pPr>
+      <w:r>
+        <w:t>No data will be stored by the program once it has been shut down and closed.</w:t>
+      </w:r>
+    </w:p>
+    <w:p>
+      <w:pPr>
+        <w:pStyle w:val="ListParagraph"/>
+      </w:pPr>
+    </w:p>
+    <w:p>
+      <w:pPr>
+        <w:pStyle w:val="Heading2"/>
         <w:jc w:val="both"/>
       </w:pPr>
       <w:bookmarkStart w:id="17" w:name="_Toc194327709"/>
       <w:r>
-        <w:t>Functional requirements</w:t>
+        <w:t>Input</w:t>
+      </w:r>
+      <w:r>
+        <w:t xml:space="preserve"> requirements</w:t>
       </w:r>
       <w:bookmarkEnd w:id="17"/>
     </w:p>
     <w:p>
       <w:pPr>
-        <w:ind w:left="576"/>
-      </w:pPr>
+        <w:pStyle w:val="ListParagraph"/>
+        <w:numPr>
+          <w:ilvl w:val="0"/>
+          <w:numId w:val="3"/>
+        </w:numPr>
+      </w:pPr>
+      <w:r>
+        <w:t>The program should be able to handle .tif files and extract necessary data to make a prediction</w:t>
+      </w:r>
+      <w:r>
+        <w:t>.</w:t>
+      </w:r>
+    </w:p>
+    <w:p>
+      <w:pPr>
+        <w:pStyle w:val="ListParagraph"/>
+        <w:numPr>
+          <w:ilvl w:val="0"/>
+          <w:numId w:val="3"/>
+        </w:numPr>
+      </w:pPr>
+      <w:r>
+        <w:t>The program must be able to handle incorrect inputs/data.</w:t>
+      </w:r>
     </w:p>
     <w:p>
       <w:pPr>
         <w:pStyle w:val="Heading2"/>
+      </w:pPr>
+      <w:r>
+        <w:t>Model Requirements</w:t>
+      </w:r>
+    </w:p>
+    <w:p>
+      <w:pPr>
+        <w:pStyle w:val="ListParagraph"/>
+        <w:numPr>
+          <w:ilvl w:val="0"/>
+          <w:numId w:val="3"/>
+        </w:numPr>
+      </w:pPr>
+      <w:r>
+        <w:t>The model must be able to must be able to train efficiently so the model can train on machines without a dedicated graphics card.</w:t>
+      </w:r>
+    </w:p>
+    <w:p>
+      <w:pPr>
+        <w:pStyle w:val="ListParagraph"/>
+        <w:numPr>
+          <w:ilvl w:val="0"/>
+          <w:numId w:val="3"/>
+        </w:numPr>
+      </w:pPr>
+      <w:r>
+        <w:t xml:space="preserve">The model must be able to use several different bands to form a prediction </w:t>
+      </w:r>
+      <w:r>
+        <w:t xml:space="preserve">to mitigate false positives </w:t>
+      </w:r>
+    </w:p>
+    <w:p>
+      <w:pPr>
+        <w:pStyle w:val="ListParagraph"/>
+        <w:numPr>
+          <w:ilvl w:val="0"/>
+          <w:numId w:val="3"/>
+        </w:numPr>
+      </w:pPr>
+      <w:r>
+        <w:t>The model must be able to predict to an accuracy of above 80% on data taken from the region of interest</w:t>
+      </w:r>
+    </w:p>
+    <w:p>
+      <w:pPr>
+        <w:pStyle w:val="ListParagraph"/>
+      </w:pPr>
+    </w:p>
+    <w:p>
+      <w:pPr>
+        <w:pStyle w:val="Heading2"/>
         <w:jc w:val="both"/>
       </w:pPr>
       <w:bookmarkStart w:id="18" w:name="_Toc194327710"/>
       <w:r>
-        <w:t>Non-Functional requirements</w:t>
+        <w:t>Interface</w:t>
+      </w:r>
+      <w:r>
+        <w:t xml:space="preserve"> requirements</w:t>
       </w:r>
       <w:bookmarkEnd w:id="18"/>
     </w:p>
+    <w:p>
+      <w:pPr>
+        <w:pStyle w:val="ListParagraph"/>
+        <w:numPr>
+          <w:ilvl w:val="0"/>
+          <w:numId w:val="4"/>
+        </w:numPr>
+      </w:pPr>
+      <w:r>
+        <w:t>The interface must be able to show the user how to extract data that is suitable for use</w:t>
+      </w:r>
+    </w:p>
+    <w:p>
+      <w:pPr>
+        <w:pStyle w:val="ListParagraph"/>
+        <w:numPr>
+          <w:ilvl w:val="0"/>
+          <w:numId w:val="4"/>
+        </w:numPr>
+      </w:pPr>
+      <w:r>
+        <w:t xml:space="preserve">The interface must be </w:t>
+      </w:r>
+      <w:r>
+        <w:t xml:space="preserve">easy to navigate and understand for new users </w:t>
+      </w:r>
+    </w:p>
+    <w:p>
+      <w:pPr>
+        <w:pStyle w:val="ListParagraph"/>
+        <w:numPr>
+          <w:ilvl w:val="0"/>
+          <w:numId w:val="4"/>
+        </w:numPr>
+      </w:pPr>
+      <w:r>
+        <w:t>The interface</w:t>
+      </w:r>
+      <w:r>
+        <w:t xml:space="preserve"> does</w:t>
+      </w:r>
+      <w:r>
+        <w:t xml:space="preserve"> not require a login page as the program does not need to save user information.</w:t>
+      </w:r>
+    </w:p>
+    <w:p>
+      <w:pPr>
+        <w:pStyle w:val="ListParagraph"/>
+        <w:numPr>
+          <w:ilvl w:val="0"/>
+          <w:numId w:val="4"/>
+        </w:numPr>
+      </w:pPr>
+      <w:r>
+        <w:t>The interface must display the image in a viewable format along with the prediction</w:t>
+      </w:r>
+    </w:p>
+    <w:p>
+      <w:pPr>
+        <w:pStyle w:val="ListParagraph"/>
+        <w:numPr>
+          <w:ilvl w:val="0"/>
+          <w:numId w:val="4"/>
+        </w:numPr>
+      </w:pPr>
+      <w:r>
+        <w:t>The interface must suggest ways to follow up on a prediction such as directing them to the necessary authorities or suggesting methods to prevent a fire</w:t>
+      </w:r>
+    </w:p>
+    <w:p>
+      <w:pPr>
+        <w:pStyle w:val="ListParagraph"/>
+        <w:numPr>
+          <w:ilvl w:val="0"/>
+          <w:numId w:val="4"/>
+        </w:numPr>
+      </w:pPr>
+    </w:p>
     <w:p/>
     <w:p>
       <w:pPr>
@@ -5655,9 +5954,50 @@
       </w:pPr>
       <w:bookmarkStart w:id="19" w:name="_Toc194327711"/>
       <w:r>
+        <w:lastRenderedPageBreak/>
         <w:t>Design constraints</w:t>
       </w:r>
       <w:bookmarkEnd w:id="19"/>
+    </w:p>
+    <w:p>
+      <w:r>
+        <w:t xml:space="preserve">Landsat 9 has </w:t>
+      </w:r>
+      <w:r>
+        <w:t>eleven</w:t>
+      </w:r>
+      <w:r>
+        <w:t xml:space="preserve"> different bands that are available on the google earth engine</w:t>
+      </w:r>
+      <w:r>
+        <w:t xml:space="preserve"> that can be extracted from an image that was exported. This means that any data that could be useful that is not captured by the satellite sensor will not be considered by the model. </w:t>
+      </w:r>
+    </w:p>
+    <w:p>
+      <w:r>
+        <w:t xml:space="preserve">Landsat 9 has a revisit time of sixteen days; this means that the model cannot perform real-time predictions as there is not a constant stream of data every day to predict on. This also means that data that does not fall upon the days where the satellite passes over the region will not be captured resulting in periods where any predictions cannot take place. </w:t>
+      </w:r>
+    </w:p>
+    <w:p>
+      <w:r>
+        <w:t xml:space="preserve">The satellite also has a spatial resolution of thirty metres resulting in that </w:t>
+      </w:r>
+      <w:r>
+        <w:t>thirty-metre</w:t>
+      </w:r>
+      <w:r>
+        <w:t xml:space="preserve"> area being considered as one pixel, therefore, small anomalies that start off in a much smaller area than thirty metres might not be captured until it grows enough to fill the majority of the area.</w:t>
+      </w:r>
+    </w:p>
+    <w:p>
+      <w:r>
+        <w:t>Additionally, man-made fires are near impossible to predict as the model cannot predict that arson will happen, it will predict based on the satellite data which cannot account for this. However, if the ground is dry enough and hot enough it may still be picked up by the model.</w:t>
+      </w:r>
+    </w:p>
+    <w:p>
+      <w:r>
+        <w:t>As a result of hardware limitations only a singular area whether that be a state or a country can be considered. The varying conditions across the globe means that a large amount of data would be needed to be processed to tell the difference between areas as the necessary conditions to cause a fire is not the same in different regions.</w:t>
+      </w:r>
     </w:p>
     <w:p>
       <w:pPr>
@@ -5678,18 +6018,48 @@
       </w:pPr>
       <w:bookmarkStart w:id="21" w:name="_Toc194327713"/>
       <w:r>
-        <w:t>Software design</w:t>
+        <w:t>Dataset</w:t>
+      </w:r>
+      <w:r>
+        <w:t xml:space="preserve"> design</w:t>
       </w:r>
       <w:bookmarkEnd w:id="21"/>
     </w:p>
     <w:p>
+      <w:r>
+        <w:t xml:space="preserve">The dataset will be extracted in tiles of the same size from the google earth engine. This ensures that the data will be </w:t>
+      </w:r>
+      <w:r>
+        <w:t>a</w:t>
+      </w:r>
+      <w:r>
+        <w:t xml:space="preserve"> consistent shape allowing for effective pattern recognition by a model.</w:t>
+      </w:r>
+      <w:r>
+        <w:t xml:space="preserve"> </w:t>
+      </w:r>
+    </w:p>
+    <w:p>
+      <w:r>
+        <w:t>Additionally, using a small tile-based approach allows the model to learn finer details instead of generalising over a much larger area. This is further amplified by the spatial resolution of the satellite being thirty metres resulting in each pixel covering a large area. For example, a large tile size of 1000x1000 pixels would include a large amount of data and fires are very unlikely to take up a significant amount of space over that area resulting in the model not learning anything from the data as well as the data taking a much greater processing time.</w:t>
+      </w:r>
+    </w:p>
+    <w:p>
+      <w:r>
+        <w:t>Splitting the data into 4 distinct categories will allow the model to sort each tile inputted into it into a category.  This means that the patterns present in the training data can be learnt from and tiles can be predicted to be in a category based upon the patterns found in the data, patterns present before fires will help in fire prediction as if the conditions of an area before a fire occur in another area then it is likely that area will experience a fire.</w:t>
+      </w:r>
+    </w:p>
+    <w:p>
       <w:pPr>
         <w:pStyle w:val="Heading2"/>
         <w:jc w:val="both"/>
       </w:pPr>
       <w:bookmarkStart w:id="22" w:name="_Toc194327714"/>
       <w:r>
-        <w:t>Experimental design</w:t>
+        <w:t>Interface</w:t>
+      </w:r>
+      <w:r>
+        <w:t xml:space="preserve"> design</w:t>
       </w:r>
       <w:bookmarkEnd w:id="22"/>
     </w:p>
@@ -6357,6 +6727,74 @@
     </w:p>
     <w:p>
       <w:pPr>
+        <w:pStyle w:val="Heading3"/>
+      </w:pPr>
+      <w:r>
+        <w:t>Model Testing</w:t>
+      </w:r>
+    </w:p>
+    <w:p>
+      <w:pPr>
+        <w:rPr>
+          <w:u w:val="single"/>
+        </w:rPr>
+      </w:pPr>
+      <w:r>
+        <w:rPr>
+          <w:u w:val="single"/>
+        </w:rPr>
+        <w:t>Second fire data</w:t>
+      </w:r>
+    </w:p>
+    <w:p>
+      <w:pPr>
+        <w:rPr>
+          <w:u w:val="single"/>
+        </w:rPr>
+      </w:pPr>
+      <w:r>
+        <w:rPr>
+          <w:u w:val="single"/>
+        </w:rPr>
+        <w:t>Data from another region</w:t>
+      </w:r>
+    </w:p>
+    <w:p>
+      <w:pPr>
+        <w:rPr>
+          <w:u w:val="single"/>
+        </w:rPr>
+      </w:pPr>
+      <w:r>
+        <w:rPr>
+          <w:u w:val="single"/>
+        </w:rPr>
+        <w:t>Incorrect/Incompatible data</w:t>
+      </w:r>
+    </w:p>
+    <w:p>
+      <w:pPr>
+        <w:pStyle w:val="Heading3"/>
+      </w:pPr>
+      <w:r>
+        <w:t>Interface Testing</w:t>
+      </w:r>
+    </w:p>
+    <w:p>
+      <w:pPr>
+        <w:rPr>
+          <w:u w:val="single"/>
+        </w:rPr>
+      </w:pPr>
+      <w:r>
+        <w:rPr>
+          <w:u w:val="single"/>
+        </w:rPr>
+        <w:t>Incorrect inputs testing</w:t>
+      </w:r>
+    </w:p>
+    <w:p>
+      <w:pPr>
         <w:pStyle w:val="Heading1"/>
         <w:jc w:val="both"/>
       </w:pPr>
@@ -6403,6 +6841,14 @@
       <w:bookmarkEnd w:id="36"/>
     </w:p>
     <w:p>
+      <w:r>
+        <w:t xml:space="preserve">Due to the data having to be extracted from </w:t>
+      </w:r>
+      <w:r>
+        <w:t>the google earth engine then the program cannot be used to profit from as the data used</w:t>
+      </w:r>
+    </w:p>
+    <w:p>
       <w:pPr>
         <w:jc w:val="both"/>
       </w:pPr>
@@ -6431,6 +6877,15 @@
       <w:pPr>
         <w:pStyle w:val="Heading2"/>
       </w:pPr>
+      <w:r>
+        <w:t>Results</w:t>
+      </w:r>
+    </w:p>
+    <w:p/>
+    <w:p>
+      <w:pPr>
+        <w:pStyle w:val="Heading2"/>
+      </w:pPr>
       <w:bookmarkStart w:id="38" w:name="_Toc194327730"/>
       <w:r>
         <w:t>Issues with Landsat 9</w:t>
@@ -6451,8 +6906,11 @@
     <w:p/>
     <w:p>
       <w:pPr>
-        <w:jc w:val="both"/>
-      </w:pPr>
+        <w:pStyle w:val="Heading2"/>
+      </w:pPr>
+      <w:r>
+        <w:t>Evaluation</w:t>
+      </w:r>
     </w:p>
     <w:p>
       <w:pPr>
@@ -6506,8 +6964,19 @@
     </w:p>
     <w:p>
       <w:pPr>
-        <w:jc w:val="both"/>
-      </w:pPr>
+        <w:pStyle w:val="Heading2"/>
+      </w:pPr>
+      <w:r>
+        <w:t>Future Development</w:t>
+      </w:r>
+    </w:p>
+    <w:p>
+      <w:pPr>
+        <w:pStyle w:val="Heading2"/>
+      </w:pPr>
+      <w:r>
+        <w:t>Future Research</w:t>
+      </w:r>
     </w:p>
     <w:p>
       <w:pPr>
@@ -7603,8 +8072,472 @@
       </w:pPr>
     </w:lvl>
   </w:abstractNum>
+  <w:abstractNum w:abstractNumId="1" w15:restartNumberingAfterBreak="0">
+    <w:nsid w:val="306C4ECA"/>
+    <w:multiLevelType w:val="hybridMultilevel"/>
+    <w:tmpl w:val="73560B90"/>
+    <w:lvl w:ilvl="0" w:tplc="04090001">
+      <w:start w:val="1"/>
+      <w:numFmt w:val="bullet"/>
+      <w:lvlText w:val=""/>
+      <w:lvlJc w:val="left"/>
+      <w:pPr>
+        <w:ind w:left="1296" w:hanging="360"/>
+      </w:pPr>
+      <w:rPr>
+        <w:rFonts w:ascii="Symbol" w:hAnsi="Symbol" w:hint="default"/>
+      </w:rPr>
+    </w:lvl>
+    <w:lvl w:ilvl="1" w:tplc="04090003" w:tentative="1">
+      <w:start w:val="1"/>
+      <w:numFmt w:val="bullet"/>
+      <w:lvlText w:val="o"/>
+      <w:lvlJc w:val="left"/>
+      <w:pPr>
+        <w:ind w:left="2016" w:hanging="360"/>
+      </w:pPr>
+      <w:rPr>
+        <w:rFonts w:ascii="Courier New" w:hAnsi="Courier New" w:cs="Courier New" w:hint="default"/>
+      </w:rPr>
+    </w:lvl>
+    <w:lvl w:ilvl="2" w:tplc="04090005" w:tentative="1">
+      <w:start w:val="1"/>
+      <w:numFmt w:val="bullet"/>
+      <w:lvlText w:val=""/>
+      <w:lvlJc w:val="left"/>
+      <w:pPr>
+        <w:ind w:left="2736" w:hanging="360"/>
+      </w:pPr>
+      <w:rPr>
+        <w:rFonts w:ascii="Wingdings" w:hAnsi="Wingdings" w:hint="default"/>
+      </w:rPr>
+    </w:lvl>
+    <w:lvl w:ilvl="3" w:tplc="04090001" w:tentative="1">
+      <w:start w:val="1"/>
+      <w:numFmt w:val="bullet"/>
+      <w:lvlText w:val=""/>
+      <w:lvlJc w:val="left"/>
+      <w:pPr>
+        <w:ind w:left="3456" w:hanging="360"/>
+      </w:pPr>
+      <w:rPr>
+        <w:rFonts w:ascii="Symbol" w:hAnsi="Symbol" w:hint="default"/>
+      </w:rPr>
+    </w:lvl>
+    <w:lvl w:ilvl="4" w:tplc="04090003" w:tentative="1">
+      <w:start w:val="1"/>
+      <w:numFmt w:val="bullet"/>
+      <w:lvlText w:val="o"/>
+      <w:lvlJc w:val="left"/>
+      <w:pPr>
+        <w:ind w:left="4176" w:hanging="360"/>
+      </w:pPr>
+      <w:rPr>
+        <w:rFonts w:ascii="Courier New" w:hAnsi="Courier New" w:cs="Courier New" w:hint="default"/>
+      </w:rPr>
+    </w:lvl>
+    <w:lvl w:ilvl="5" w:tplc="04090005" w:tentative="1">
+      <w:start w:val="1"/>
+      <w:numFmt w:val="bullet"/>
+      <w:lvlText w:val=""/>
+      <w:lvlJc w:val="left"/>
+      <w:pPr>
+        <w:ind w:left="4896" w:hanging="360"/>
+      </w:pPr>
+      <w:rPr>
+        <w:rFonts w:ascii="Wingdings" w:hAnsi="Wingdings" w:hint="default"/>
+      </w:rPr>
+    </w:lvl>
+    <w:lvl w:ilvl="6" w:tplc="04090001" w:tentative="1">
+      <w:start w:val="1"/>
+      <w:numFmt w:val="bullet"/>
+      <w:lvlText w:val=""/>
+      <w:lvlJc w:val="left"/>
+      <w:pPr>
+        <w:ind w:left="5616" w:hanging="360"/>
+      </w:pPr>
+      <w:rPr>
+        <w:rFonts w:ascii="Symbol" w:hAnsi="Symbol" w:hint="default"/>
+      </w:rPr>
+    </w:lvl>
+    <w:lvl w:ilvl="7" w:tplc="04090003" w:tentative="1">
+      <w:start w:val="1"/>
+      <w:numFmt w:val="bullet"/>
+      <w:lvlText w:val="o"/>
+      <w:lvlJc w:val="left"/>
+      <w:pPr>
+        <w:ind w:left="6336" w:hanging="360"/>
+      </w:pPr>
+      <w:rPr>
+        <w:rFonts w:ascii="Courier New" w:hAnsi="Courier New" w:cs="Courier New" w:hint="default"/>
+      </w:rPr>
+    </w:lvl>
+    <w:lvl w:ilvl="8" w:tplc="04090005" w:tentative="1">
+      <w:start w:val="1"/>
+      <w:numFmt w:val="bullet"/>
+      <w:lvlText w:val=""/>
+      <w:lvlJc w:val="left"/>
+      <w:pPr>
+        <w:ind w:left="7056" w:hanging="360"/>
+      </w:pPr>
+      <w:rPr>
+        <w:rFonts w:ascii="Wingdings" w:hAnsi="Wingdings" w:hint="default"/>
+      </w:rPr>
+    </w:lvl>
+  </w:abstractNum>
+  <w:abstractNum w:abstractNumId="2" w15:restartNumberingAfterBreak="0">
+    <w:nsid w:val="43D047C5"/>
+    <w:multiLevelType w:val="hybridMultilevel"/>
+    <w:tmpl w:val="897A9918"/>
+    <w:lvl w:ilvl="0" w:tplc="04090001">
+      <w:start w:val="1"/>
+      <w:numFmt w:val="bullet"/>
+      <w:lvlText w:val=""/>
+      <w:lvlJc w:val="left"/>
+      <w:pPr>
+        <w:ind w:left="720" w:hanging="360"/>
+      </w:pPr>
+      <w:rPr>
+        <w:rFonts w:ascii="Symbol" w:hAnsi="Symbol" w:hint="default"/>
+      </w:rPr>
+    </w:lvl>
+    <w:lvl w:ilvl="1" w:tplc="04090003" w:tentative="1">
+      <w:start w:val="1"/>
+      <w:numFmt w:val="bullet"/>
+      <w:lvlText w:val="o"/>
+      <w:lvlJc w:val="left"/>
+      <w:pPr>
+        <w:ind w:left="1440" w:hanging="360"/>
+      </w:pPr>
+      <w:rPr>
+        <w:rFonts w:ascii="Courier New" w:hAnsi="Courier New" w:cs="Courier New" w:hint="default"/>
+      </w:rPr>
+    </w:lvl>
+    <w:lvl w:ilvl="2" w:tplc="04090005" w:tentative="1">
+      <w:start w:val="1"/>
+      <w:numFmt w:val="bullet"/>
+      <w:lvlText w:val=""/>
+      <w:lvlJc w:val="left"/>
+      <w:pPr>
+        <w:ind w:left="2160" w:hanging="360"/>
+      </w:pPr>
+      <w:rPr>
+        <w:rFonts w:ascii="Wingdings" w:hAnsi="Wingdings" w:hint="default"/>
+      </w:rPr>
+    </w:lvl>
+    <w:lvl w:ilvl="3" w:tplc="04090001" w:tentative="1">
+      <w:start w:val="1"/>
+      <w:numFmt w:val="bullet"/>
+      <w:lvlText w:val=""/>
+      <w:lvlJc w:val="left"/>
+      <w:pPr>
+        <w:ind w:left="2880" w:hanging="360"/>
+      </w:pPr>
+      <w:rPr>
+        <w:rFonts w:ascii="Symbol" w:hAnsi="Symbol" w:hint="default"/>
+      </w:rPr>
+    </w:lvl>
+    <w:lvl w:ilvl="4" w:tplc="04090003" w:tentative="1">
+      <w:start w:val="1"/>
+      <w:numFmt w:val="bullet"/>
+      <w:lvlText w:val="o"/>
+      <w:lvlJc w:val="left"/>
+      <w:pPr>
+        <w:ind w:left="3600" w:hanging="360"/>
+      </w:pPr>
+      <w:rPr>
+        <w:rFonts w:ascii="Courier New" w:hAnsi="Courier New" w:cs="Courier New" w:hint="default"/>
+      </w:rPr>
+    </w:lvl>
+    <w:lvl w:ilvl="5" w:tplc="04090005" w:tentative="1">
+      <w:start w:val="1"/>
+      <w:numFmt w:val="bullet"/>
+      <w:lvlText w:val=""/>
+      <w:lvlJc w:val="left"/>
+      <w:pPr>
+        <w:ind w:left="4320" w:hanging="360"/>
+      </w:pPr>
+      <w:rPr>
+        <w:rFonts w:ascii="Wingdings" w:hAnsi="Wingdings" w:hint="default"/>
+      </w:rPr>
+    </w:lvl>
+    <w:lvl w:ilvl="6" w:tplc="04090001" w:tentative="1">
+      <w:start w:val="1"/>
+      <w:numFmt w:val="bullet"/>
+      <w:lvlText w:val=""/>
+      <w:lvlJc w:val="left"/>
+      <w:pPr>
+        <w:ind w:left="5040" w:hanging="360"/>
+      </w:pPr>
+      <w:rPr>
+        <w:rFonts w:ascii="Symbol" w:hAnsi="Symbol" w:hint="default"/>
+      </w:rPr>
+    </w:lvl>
+    <w:lvl w:ilvl="7" w:tplc="04090003" w:tentative="1">
+      <w:start w:val="1"/>
+      <w:numFmt w:val="bullet"/>
+      <w:lvlText w:val="o"/>
+      <w:lvlJc w:val="left"/>
+      <w:pPr>
+        <w:ind w:left="5760" w:hanging="360"/>
+      </w:pPr>
+      <w:rPr>
+        <w:rFonts w:ascii="Courier New" w:hAnsi="Courier New" w:cs="Courier New" w:hint="default"/>
+      </w:rPr>
+    </w:lvl>
+    <w:lvl w:ilvl="8" w:tplc="04090005" w:tentative="1">
+      <w:start w:val="1"/>
+      <w:numFmt w:val="bullet"/>
+      <w:lvlText w:val=""/>
+      <w:lvlJc w:val="left"/>
+      <w:pPr>
+        <w:ind w:left="6480" w:hanging="360"/>
+      </w:pPr>
+      <w:rPr>
+        <w:rFonts w:ascii="Wingdings" w:hAnsi="Wingdings" w:hint="default"/>
+      </w:rPr>
+    </w:lvl>
+  </w:abstractNum>
+  <w:abstractNum w:abstractNumId="3" w15:restartNumberingAfterBreak="0">
+    <w:nsid w:val="45FE68C5"/>
+    <w:multiLevelType w:val="hybridMultilevel"/>
+    <w:tmpl w:val="157A3896"/>
+    <w:lvl w:ilvl="0" w:tplc="04090001">
+      <w:start w:val="1"/>
+      <w:numFmt w:val="bullet"/>
+      <w:lvlText w:val=""/>
+      <w:lvlJc w:val="left"/>
+      <w:pPr>
+        <w:ind w:left="720" w:hanging="360"/>
+      </w:pPr>
+      <w:rPr>
+        <w:rFonts w:ascii="Symbol" w:hAnsi="Symbol" w:hint="default"/>
+      </w:rPr>
+    </w:lvl>
+    <w:lvl w:ilvl="1" w:tplc="04090003" w:tentative="1">
+      <w:start w:val="1"/>
+      <w:numFmt w:val="bullet"/>
+      <w:lvlText w:val="o"/>
+      <w:lvlJc w:val="left"/>
+      <w:pPr>
+        <w:ind w:left="1440" w:hanging="360"/>
+      </w:pPr>
+      <w:rPr>
+        <w:rFonts w:ascii="Courier New" w:hAnsi="Courier New" w:cs="Courier New" w:hint="default"/>
+      </w:rPr>
+    </w:lvl>
+    <w:lvl w:ilvl="2" w:tplc="04090005" w:tentative="1">
+      <w:start w:val="1"/>
+      <w:numFmt w:val="bullet"/>
+      <w:lvlText w:val=""/>
+      <w:lvlJc w:val="left"/>
+      <w:pPr>
+        <w:ind w:left="2160" w:hanging="360"/>
+      </w:pPr>
+      <w:rPr>
+        <w:rFonts w:ascii="Wingdings" w:hAnsi="Wingdings" w:hint="default"/>
+      </w:rPr>
+    </w:lvl>
+    <w:lvl w:ilvl="3" w:tplc="04090001" w:tentative="1">
+      <w:start w:val="1"/>
+      <w:numFmt w:val="bullet"/>
+      <w:lvlText w:val=""/>
+      <w:lvlJc w:val="left"/>
+      <w:pPr>
+        <w:ind w:left="2880" w:hanging="360"/>
+      </w:pPr>
+      <w:rPr>
+        <w:rFonts w:ascii="Symbol" w:hAnsi="Symbol" w:hint="default"/>
+      </w:rPr>
+    </w:lvl>
+    <w:lvl w:ilvl="4" w:tplc="04090003" w:tentative="1">
+      <w:start w:val="1"/>
+      <w:numFmt w:val="bullet"/>
+      <w:lvlText w:val="o"/>
+      <w:lvlJc w:val="left"/>
+      <w:pPr>
+        <w:ind w:left="3600" w:hanging="360"/>
+      </w:pPr>
+      <w:rPr>
+        <w:rFonts w:ascii="Courier New" w:hAnsi="Courier New" w:cs="Courier New" w:hint="default"/>
+      </w:rPr>
+    </w:lvl>
+    <w:lvl w:ilvl="5" w:tplc="04090005" w:tentative="1">
+      <w:start w:val="1"/>
+      <w:numFmt w:val="bullet"/>
+      <w:lvlText w:val=""/>
+      <w:lvlJc w:val="left"/>
+      <w:pPr>
+        <w:ind w:left="4320" w:hanging="360"/>
+      </w:pPr>
+      <w:rPr>
+        <w:rFonts w:ascii="Wingdings" w:hAnsi="Wingdings" w:hint="default"/>
+      </w:rPr>
+    </w:lvl>
+    <w:lvl w:ilvl="6" w:tplc="04090001" w:tentative="1">
+      <w:start w:val="1"/>
+      <w:numFmt w:val="bullet"/>
+      <w:lvlText w:val=""/>
+      <w:lvlJc w:val="left"/>
+      <w:pPr>
+        <w:ind w:left="5040" w:hanging="360"/>
+      </w:pPr>
+      <w:rPr>
+        <w:rFonts w:ascii="Symbol" w:hAnsi="Symbol" w:hint="default"/>
+      </w:rPr>
+    </w:lvl>
+    <w:lvl w:ilvl="7" w:tplc="04090003" w:tentative="1">
+      <w:start w:val="1"/>
+      <w:numFmt w:val="bullet"/>
+      <w:lvlText w:val="o"/>
+      <w:lvlJc w:val="left"/>
+      <w:pPr>
+        <w:ind w:left="5760" w:hanging="360"/>
+      </w:pPr>
+      <w:rPr>
+        <w:rFonts w:ascii="Courier New" w:hAnsi="Courier New" w:cs="Courier New" w:hint="default"/>
+      </w:rPr>
+    </w:lvl>
+    <w:lvl w:ilvl="8" w:tplc="04090005" w:tentative="1">
+      <w:start w:val="1"/>
+      <w:numFmt w:val="bullet"/>
+      <w:lvlText w:val=""/>
+      <w:lvlJc w:val="left"/>
+      <w:pPr>
+        <w:ind w:left="6480" w:hanging="360"/>
+      </w:pPr>
+      <w:rPr>
+        <w:rFonts w:ascii="Wingdings" w:hAnsi="Wingdings" w:hint="default"/>
+      </w:rPr>
+    </w:lvl>
+  </w:abstractNum>
+  <w:abstractNum w:abstractNumId="4" w15:restartNumberingAfterBreak="0">
+    <w:nsid w:val="47A70AFF"/>
+    <w:multiLevelType w:val="hybridMultilevel"/>
+    <w:tmpl w:val="10A272EC"/>
+    <w:lvl w:ilvl="0" w:tplc="04090001">
+      <w:start w:val="1"/>
+      <w:numFmt w:val="bullet"/>
+      <w:lvlText w:val=""/>
+      <w:lvlJc w:val="left"/>
+      <w:pPr>
+        <w:ind w:left="720" w:hanging="360"/>
+      </w:pPr>
+      <w:rPr>
+        <w:rFonts w:ascii="Symbol" w:hAnsi="Symbol" w:hint="default"/>
+      </w:rPr>
+    </w:lvl>
+    <w:lvl w:ilvl="1" w:tplc="04090003" w:tentative="1">
+      <w:start w:val="1"/>
+      <w:numFmt w:val="bullet"/>
+      <w:lvlText w:val="o"/>
+      <w:lvlJc w:val="left"/>
+      <w:pPr>
+        <w:ind w:left="1440" w:hanging="360"/>
+      </w:pPr>
+      <w:rPr>
+        <w:rFonts w:ascii="Courier New" w:hAnsi="Courier New" w:cs="Courier New" w:hint="default"/>
+      </w:rPr>
+    </w:lvl>
+    <w:lvl w:ilvl="2" w:tplc="04090005" w:tentative="1">
+      <w:start w:val="1"/>
+      <w:numFmt w:val="bullet"/>
+      <w:lvlText w:val=""/>
+      <w:lvlJc w:val="left"/>
+      <w:pPr>
+        <w:ind w:left="2160" w:hanging="360"/>
+      </w:pPr>
+      <w:rPr>
+        <w:rFonts w:ascii="Wingdings" w:hAnsi="Wingdings" w:hint="default"/>
+      </w:rPr>
+    </w:lvl>
+    <w:lvl w:ilvl="3" w:tplc="04090001" w:tentative="1">
+      <w:start w:val="1"/>
+      <w:numFmt w:val="bullet"/>
+      <w:lvlText w:val=""/>
+      <w:lvlJc w:val="left"/>
+      <w:pPr>
+        <w:ind w:left="2880" w:hanging="360"/>
+      </w:pPr>
+      <w:rPr>
+        <w:rFonts w:ascii="Symbol" w:hAnsi="Symbol" w:hint="default"/>
+      </w:rPr>
+    </w:lvl>
+    <w:lvl w:ilvl="4" w:tplc="04090003" w:tentative="1">
+      <w:start w:val="1"/>
+      <w:numFmt w:val="bullet"/>
+      <w:lvlText w:val="o"/>
+      <w:lvlJc w:val="left"/>
+      <w:pPr>
+        <w:ind w:left="3600" w:hanging="360"/>
+      </w:pPr>
+      <w:rPr>
+        <w:rFonts w:ascii="Courier New" w:hAnsi="Courier New" w:cs="Courier New" w:hint="default"/>
+      </w:rPr>
+    </w:lvl>
+    <w:lvl w:ilvl="5" w:tplc="04090005" w:tentative="1">
+      <w:start w:val="1"/>
+      <w:numFmt w:val="bullet"/>
+      <w:lvlText w:val=""/>
+      <w:lvlJc w:val="left"/>
+      <w:pPr>
+        <w:ind w:left="4320" w:hanging="360"/>
+      </w:pPr>
+      <w:rPr>
+        <w:rFonts w:ascii="Wingdings" w:hAnsi="Wingdings" w:hint="default"/>
+      </w:rPr>
+    </w:lvl>
+    <w:lvl w:ilvl="6" w:tplc="04090001" w:tentative="1">
+      <w:start w:val="1"/>
+      <w:numFmt w:val="bullet"/>
+      <w:lvlText w:val=""/>
+      <w:lvlJc w:val="left"/>
+      <w:pPr>
+        <w:ind w:left="5040" w:hanging="360"/>
+      </w:pPr>
+      <w:rPr>
+        <w:rFonts w:ascii="Symbol" w:hAnsi="Symbol" w:hint="default"/>
+      </w:rPr>
+    </w:lvl>
+    <w:lvl w:ilvl="7" w:tplc="04090003" w:tentative="1">
+      <w:start w:val="1"/>
+      <w:numFmt w:val="bullet"/>
+      <w:lvlText w:val="o"/>
+      <w:lvlJc w:val="left"/>
+      <w:pPr>
+        <w:ind w:left="5760" w:hanging="360"/>
+      </w:pPr>
+      <w:rPr>
+        <w:rFonts w:ascii="Courier New" w:hAnsi="Courier New" w:cs="Courier New" w:hint="default"/>
+      </w:rPr>
+    </w:lvl>
+    <w:lvl w:ilvl="8" w:tplc="04090005" w:tentative="1">
+      <w:start w:val="1"/>
+      <w:numFmt w:val="bullet"/>
+      <w:lvlText w:val=""/>
+      <w:lvlJc w:val="left"/>
+      <w:pPr>
+        <w:ind w:left="6480" w:hanging="360"/>
+      </w:pPr>
+      <w:rPr>
+        <w:rFonts w:ascii="Wingdings" w:hAnsi="Wingdings" w:hint="default"/>
+      </w:rPr>
+    </w:lvl>
+  </w:abstractNum>
   <w:num w:numId="1" w16cid:durableId="188295724">
     <w:abstractNumId w:val="0"/>
+  </w:num>
+  <w:num w:numId="2" w16cid:durableId="1580671128">
+    <w:abstractNumId w:val="1"/>
+  </w:num>
+  <w:num w:numId="3" w16cid:durableId="369771172">
+    <w:abstractNumId w:val="2"/>
+  </w:num>
+  <w:num w:numId="4" w16cid:durableId="962081913">
+    <w:abstractNumId w:val="3"/>
+  </w:num>
+  <w:num w:numId="5" w16cid:durableId="1475679024">
+    <w:abstractNumId w:val="4"/>
   </w:num>
 </w:numbering>
 </file>
@@ -8714,6 +9647,17 @@
       <w:lang w:eastAsia="en-GB"/>
     </w:rPr>
   </w:style>
+  <w:style w:type="paragraph" w:styleId="ListParagraph">
+    <w:name w:val="List Paragraph"/>
+    <w:basedOn w:val="Normal"/>
+    <w:uiPriority w:val="34"/>
+    <w:qFormat/>
+    <w:rsid w:val="001338F7"/>
+    <w:pPr>
+      <w:ind w:left="720"/>
+      <w:contextualSpacing/>
+    </w:pPr>
+  </w:style>
 </w:styles>
 </file>
 
@@ -9161,12 +10105,12 @@
 
 <file path=word/glossary/fontTable.xml><?xml version="1.0" encoding="utf-8"?>
 <w:fonts xmlns:mc="http://schemas.openxmlformats.org/markup-compatibility/2006" xmlns:r="http://schemas.openxmlformats.org/officeDocument/2006/relationships" xmlns:w="http://schemas.openxmlformats.org/wordprocessingml/2006/main" xmlns:w14="http://schemas.microsoft.com/office/word/2010/wordml" xmlns:w15="http://schemas.microsoft.com/office/word/2012/wordml" xmlns:w16cex="http://schemas.microsoft.com/office/word/2018/wordml/cex" xmlns:w16cid="http://schemas.microsoft.com/office/word/2016/wordml/cid" xmlns:w16="http://schemas.microsoft.com/office/word/2018/wordml" xmlns:w16du="http://schemas.microsoft.com/office/word/2023/wordml/word16du" xmlns:w16sdtdh="http://schemas.microsoft.com/office/word/2020/wordml/sdtdatahash" xmlns:w16sdtfl="http://schemas.microsoft.com/office/word/2024/wordml/sdtformatlock" xmlns:w16se="http://schemas.microsoft.com/office/word/2015/wordml/symex" mc:Ignorable="w14 w15 w16se w16cid w16 w16cex w16sdtdh w16sdtfl w16du">
-  <w:font w:name="Calibri">
-    <w:panose1 w:val="020F0502020204030204"/>
-    <w:charset w:val="00"/>
-    <w:family w:val="swiss"/>
+  <w:font w:name="Symbol">
+    <w:panose1 w:val="05050102010706020507"/>
+    <w:charset w:val="02"/>
+    <w:family w:val="roman"/>
     <w:pitch w:val="variable"/>
-    <w:sig w:usb0="E4002EFF" w:usb1="C200247B" w:usb2="00000009" w:usb3="00000000" w:csb0="000001FF" w:csb1="00000000"/>
+    <w:sig w:usb0="00000000" w:usb1="10000000" w:usb2="00000000" w:usb3="00000000" w:csb0="80000000" w:csb1="00000000"/>
   </w:font>
   <w:font w:name="Times New Roman">
     <w:panose1 w:val="02020603050405020304"/>
@@ -9175,12 +10119,33 @@
     <w:pitch w:val="variable"/>
     <w:sig w:usb0="E0002EFF" w:usb1="C000785B" w:usb2="00000009" w:usb3="00000000" w:csb0="000001FF" w:csb1="00000000"/>
   </w:font>
+  <w:font w:name="Courier New">
+    <w:panose1 w:val="02070309020205020404"/>
+    <w:charset w:val="00"/>
+    <w:family w:val="modern"/>
+    <w:pitch w:val="fixed"/>
+    <w:sig w:usb0="E0002EFF" w:usb1="C0007843" w:usb2="00000009" w:usb3="00000000" w:csb0="000001FF" w:csb1="00000000"/>
+  </w:font>
+  <w:font w:name="Wingdings">
+    <w:panose1 w:val="05000000000000000000"/>
+    <w:charset w:val="02"/>
+    <w:family w:val="auto"/>
+    <w:pitch w:val="variable"/>
+    <w:sig w:usb0="00000000" w:usb1="10000000" w:usb2="00000000" w:usb3="00000000" w:csb0="80000000" w:csb1="00000000"/>
+  </w:font>
+  <w:font w:name="Calibri">
+    <w:panose1 w:val="020F0502020204030204"/>
+    <w:charset w:val="00"/>
+    <w:family w:val="swiss"/>
+    <w:pitch w:val="variable"/>
+    <w:sig w:usb0="E4002EFF" w:usb1="C000247B" w:usb2="00000009" w:usb3="00000000" w:csb0="000001FF" w:csb1="00000000"/>
+  </w:font>
   <w:font w:name="Calibri Light">
     <w:panose1 w:val="020F0302020204030204"/>
     <w:charset w:val="00"/>
     <w:family w:val="swiss"/>
     <w:pitch w:val="variable"/>
-    <w:sig w:usb0="E4002EFF" w:usb1="C200247B" w:usb2="00000009" w:usb3="00000000" w:csb0="000001FF" w:csb1="00000000"/>
+    <w:sig w:usb0="E4002EFF" w:usb1="C000247B" w:usb2="00000009" w:usb3="00000000" w:csb0="000001FF" w:csb1="00000000"/>
   </w:font>
   <w:font w:name="Segoe UI">
     <w:panose1 w:val="020B0502040204020203"/>
@@ -9221,15 +10186,21 @@
   <w:rsids>
     <w:rsidRoot w:val="004C6E87"/>
     <w:rsid w:val="000B329E"/>
+    <w:rsid w:val="000F3AC7"/>
+    <w:rsid w:val="001D481F"/>
     <w:rsid w:val="00240D0F"/>
     <w:rsid w:val="004C6E87"/>
+    <w:rsid w:val="005402E5"/>
     <w:rsid w:val="0059222A"/>
     <w:rsid w:val="00786A92"/>
     <w:rsid w:val="007C7EAC"/>
+    <w:rsid w:val="00863566"/>
+    <w:rsid w:val="008E0277"/>
     <w:rsid w:val="00927701"/>
     <w:rsid w:val="00A950EE"/>
     <w:rsid w:val="00AD5207"/>
     <w:rsid w:val="00B534F8"/>
+    <w:rsid w:val="00C704FB"/>
     <w:rsid w:val="00D2233E"/>
   </w:rsids>
   <m:mathPr>

--- a/HonoursStageFinal.docx
+++ b/HonoursStageFinal.docx
@@ -5831,10 +5831,7 @@
         </w:numPr>
       </w:pPr>
       <w:r>
-        <w:t xml:space="preserve">The model must be able to use several different bands to form a prediction </w:t>
-      </w:r>
-      <w:r>
-        <w:t xml:space="preserve">to mitigate false positives </w:t>
+        <w:t xml:space="preserve">The model must be able to use several different bands to form a prediction to mitigate false positives </w:t>
       </w:r>
     </w:p>
     <w:p>
@@ -5945,6 +5942,9 @@
           <w:numId w:val="4"/>
         </w:numPr>
       </w:pPr>
+      <w:r>
+        <w:t>The interface must be able to explain to the user the errors that have occured</w:t>
+      </w:r>
     </w:p>
     <w:p/>
     <w:p>
@@ -6027,13 +6027,28 @@
     </w:p>
     <w:p>
       <w:r>
-        <w:t xml:space="preserve">The dataset will be extracted in tiles of the same size from the google earth engine. This ensures that the data will be </w:t>
+        <w:t xml:space="preserve">The dataset should include data from a specific fire in the chosen region, the fire must be available in the google earth engine. </w:t>
+      </w:r>
+      <w:r>
+        <w:t xml:space="preserve">The dataset will </w:t>
+      </w:r>
+      <w:r>
+        <w:t xml:space="preserve">then </w:t>
+      </w:r>
+      <w:r>
+        <w:t xml:space="preserve">be extracted in tiles of the same size from the google earth engine. This ensures that the data will be </w:t>
       </w:r>
       <w:r>
         <w:t>a</w:t>
       </w:r>
       <w:r>
-        <w:t xml:space="preserve"> consistent shape allowing for effective pattern recognition by a model.</w:t>
+        <w:t xml:space="preserve"> consistent shape allowing for effective </w:t>
+      </w:r>
+      <w:r>
+        <w:t>feature</w:t>
+      </w:r>
+      <w:r>
+        <w:t xml:space="preserve"> recognition by a model.</w:t>
       </w:r>
       <w:r>
         <w:t xml:space="preserve"> </w:t>
@@ -6048,7 +6063,42 @@
       <w:r>
         <w:t>Splitting the data into 4 distinct categories will allow the model to sort each tile inputted into it into a category.  This means that the patterns present in the training data can be learnt from and tiles can be predicted to be in a category based upon the patterns found in the data, patterns present before fires will help in fire prediction as if the conditions of an area before a fire occur in another area then it is likely that area will experience a fire.</w:t>
       </w:r>
-    </w:p>
+      <w:r>
+        <w:t xml:space="preserve"> </w:t>
+      </w:r>
+    </w:p>
+    <w:p>
+      <w:r>
+        <w:t>Furthermore, having categories for the model to predict instead of a percentage or score means that it is clearer to the user as a user with no prior knowledge will not be able to interpret a percentage of 35% of a fire occurring for example. Instead using a category-based system a user would be able to understand any output such as very likely for a fire to occur for example. It also allows for suggested actions based on the category rather than the user taking actions based on only a probability.</w:t>
+      </w:r>
+    </w:p>
+    <w:p>
+      <w:r>
+        <w:t>Since the dataset will be in a category-based approach, this means that data for each category will need to be captured. Unfortunately,</w:t>
+      </w:r>
+      <w:r>
+        <w:t xml:space="preserve"> due to the nature of the satellite data from the immediate vicinity to the during data cannot be collected as the satellite has a </w:t>
+      </w:r>
+      <w:r>
+        <w:t>sixteen-day</w:t>
+      </w:r>
+      <w:r>
+        <w:t xml:space="preserve"> revisit interval. This means that </w:t>
+      </w:r>
+      <w:r>
+        <w:t xml:space="preserve">the data will include sixteen days before, sixteen days after, during and a time with no recent fire to gather all stages of a fire possible from the </w:t>
+      </w:r>
+      <w:r>
+        <w:t>engine</w:t>
+      </w:r>
+      <w:r>
+        <w:t xml:space="preserve">. </w:t>
+      </w:r>
+      <w:r>
+        <w:t xml:space="preserve"> This means that the fire captured needs to last over a week for the data to be accurate. From this data a dataset can be extracted and used in predictions.</w:t>
+      </w:r>
+    </w:p>
+    <w:p/>
     <w:p>
       <w:pPr>
         <w:pStyle w:val="Heading2"/>
@@ -6062,6 +6112,55 @@
         <w:t xml:space="preserve"> design</w:t>
       </w:r>
       <w:bookmarkEnd w:id="22"/>
+    </w:p>
+    <w:p>
+      <w:r>
+        <w:t>Since the program does not need to take in any user data at any point the user does not need to log into the program or input any data other than to make a prediction on that data. This means that the interface can start on the home page.</w:t>
+      </w:r>
+    </w:p>
+    <w:p>
+      <w:r>
+        <w:t xml:space="preserve">The home page will present the user with several options these including a page to train the model and an about page which will explain to the user how to operate the program if they are unsure. Following training the model the user will be presented with the option to navigate to a prediction page which will allow the user to select a file on their local storage devices to input into the program. Once the user has inputted a file the interface will </w:t>
+      </w:r>
+      <w:r>
+        <w:t xml:space="preserve">navigate to a results page </w:t>
+      </w:r>
+      <w:r>
+        <w:t>then present the user with the rgb image of the data as well as the prediction made by the model. The user will be given suggested actions based on the outcome of the prediction as well as an option to return to the prediction screen to input another piece of data.</w:t>
+      </w:r>
+      <w:r>
+        <w:t xml:space="preserve"> The prediction page will also give an option to </w:t>
+      </w:r>
+      <w:r>
+        <w:lastRenderedPageBreak/>
+        <w:t>display a page explaining how to create suitable data for the model to predict on as incorrect data will not be able to be used which could result in a fire occurring due to the time sensitive nature of making a prediction before a fire could occur.</w:t>
+      </w:r>
+    </w:p>
+    <w:p>
+      <w:pPr>
+        <w:rPr>
+          <w:u w:val="single"/>
+        </w:rPr>
+      </w:pPr>
+      <w:r>
+        <w:rPr>
+          <w:u w:val="single"/>
+        </w:rPr>
+        <w:t>Interface design 1</w:t>
+      </w:r>
+    </w:p>
+    <w:p>
+      <w:pPr>
+        <w:rPr>
+          <w:u w:val="single"/>
+        </w:rPr>
+      </w:pPr>
+      <w:r>
+        <w:rPr>
+          <w:u w:val="single"/>
+        </w:rPr>
+        <w:t>Interface design 2</w:t>
+      </w:r>
     </w:p>
     <w:p>
       <w:pPr>
@@ -6109,7 +6208,13 @@
         <w:t xml:space="preserve">it is region I chose </w:t>
       </w:r>
       <w:r>
-        <w:t>to collect data from.</w:t>
+        <w:t>to collect data from</w:t>
+      </w:r>
+      <w:r>
+        <w:t xml:space="preserve"> due to its frequency of fires that regularly endanger </w:t>
+      </w:r>
+      <w:r>
+        <w:t>people as discussed in my literature review.</w:t>
       </w:r>
     </w:p>
     <w:p>
@@ -6306,7 +6411,6 @@
       </w:pPr>
       <w:bookmarkStart w:id="27" w:name="_Toc194327719"/>
       <w:r>
-        <w:lastRenderedPageBreak/>
         <w:t>Extracting data</w:t>
       </w:r>
       <w:bookmarkEnd w:id="27"/>
@@ -6403,13 +6507,13 @@
     </w:p>
     <w:p>
       <w:r>
-        <w:t xml:space="preserve">Additionally, a large number of bands are not that useful for making a prediction. There is </w:t>
-      </w:r>
-      <w:r>
-        <w:t>seventeen</w:t>
-      </w:r>
-      <w:r>
-        <w:t xml:space="preserve"> bands available in Landsat 9 so the data needed to be processed would be quite large. This means that taking a smaller portion of the bands that directly influence the chance of a fire will make training the model efficient and remove redundant data.</w:t>
+        <w:t>Additionally, a large number of bands are not that useful for making a prediction. There</w:t>
+      </w:r>
+      <w:r>
+        <w:t>’s seventeen layers and eleven bands in the data</w:t>
+      </w:r>
+      <w:r>
+        <w:t xml:space="preserve"> available in Landsat 9 so the data needed to be processed would be quite large. This means that taking a smaller portion of the bands that directly influence the chance of a fire will make training the model efficient and remove redundant data.</w:t>
       </w:r>
     </w:p>
     <w:p/>
@@ -6424,7 +6528,6 @@
       </w:pPr>
       <w:bookmarkStart w:id="29" w:name="_Toc194327721"/>
       <w:r>
-        <w:lastRenderedPageBreak/>
         <w:t xml:space="preserve">Model </w:t>
       </w:r>
       <w:r>
@@ -6615,6 +6718,7 @@
     </w:p>
     <w:p>
       <w:r>
+        <w:lastRenderedPageBreak/>
         <w:t xml:space="preserve">The output shape has to be </w:t>
       </w:r>
       <w:r>
@@ -6635,7 +6739,6 @@
     </w:p>
     <w:p>
       <w:r>
-        <w:lastRenderedPageBreak/>
         <w:t xml:space="preserve">My model has </w:t>
       </w:r>
       <w:r>
@@ -6731,6 +6834,19 @@
       </w:pPr>
       <w:r>
         <w:t>Model Testing</w:t>
+      </w:r>
+    </w:p>
+    <w:p>
+      <w:pPr>
+        <w:rPr>
+          <w:u w:val="single"/>
+        </w:rPr>
+      </w:pPr>
+      <w:r>
+        <w:rPr>
+          <w:u w:val="single"/>
+        </w:rPr>
+        <w:t>Training results</w:t>
       </w:r>
     </w:p>
     <w:p>
@@ -6828,7 +6944,24 @@
       </w:r>
       <w:bookmarkEnd w:id="35"/>
     </w:p>
-    <w:p/>
+    <w:p>
+      <w:r>
+        <w:t>Due to government agencies often being funded by the taxpayer this means that false predictions where actions have been put in place to prevent a falsely predicted fire will cost the taxpayer as the money will be wasted preventing a fire that was not going to happen. Not only will it cost the authorities money it will also take up the time of the local authorities which could have been spent on other events that have happened.</w:t>
+      </w:r>
+    </w:p>
+    <w:p>
+      <w:r>
+        <w:t xml:space="preserve">Additionally, some wildfires </w:t>
+      </w:r>
+      <w:r>
+        <w:t>are necessary to rejuvenate ecosystems and prevent larger fires from taking place. Some trees such as the Jack pine tree, although not present in California, require the presence of a fire as the temperature helps to release their seeds to plant more trees naturally. Preventing these types of fire could cause much more damage to the environment instead of letting them burn however, these fires should also be prevented but only if it endangers people or buildings. Preventing too many fires may also require local fire services to do controlled burns much more often than currently, this would simulate the smaller fires and prevent much larger dangerous fires.</w:t>
+      </w:r>
+    </w:p>
+    <w:p>
+      <w:r>
+        <w:t>The program does not need to take into account user data protection laws as at no point in operating the program does it handle user data. It only handles data extracted from the google earth engine or other ways of collecting landsat 9 data.</w:t>
+      </w:r>
+    </w:p>
     <w:p>
       <w:pPr>
         <w:pStyle w:val="Heading2"/>
@@ -6847,6 +6980,22 @@
       <w:r>
         <w:t>the google earth engine then the program cannot be used to profit from as the data used</w:t>
       </w:r>
+      <w:r>
+        <w:t xml:space="preserve"> was not originally created by me. I only extracted the data from the google earth engine.</w:t>
+      </w:r>
+    </w:p>
+    <w:p>
+      <w:pPr>
+        <w:jc w:val="both"/>
+      </w:pPr>
+      <w:r>
+        <w:t>Locking this program behind a paywall also means that some fires may not be prevented if users cannot access the program due to not paying for it which defeats the purpose of the program and may cost the environment and people much more than a fee to buy the program.</w:t>
+      </w:r>
+    </w:p>
+    <w:p>
+      <w:pPr>
+        <w:jc w:val="both"/>
+      </w:pPr>
     </w:p>
     <w:p>
       <w:pPr>
@@ -6891,6 +7040,9 @@
         <w:t>Issues with Landsat 9</w:t>
       </w:r>
       <w:bookmarkEnd w:id="38"/>
+      <w:r>
+        <w:t xml:space="preserve"> data</w:t>
+      </w:r>
     </w:p>
     <w:p>
       <w:r>
@@ -6903,13 +7055,40 @@
         <w:t xml:space="preserve"> days. Any thermal activity or disturbances will not be able to be collected and thus no prediction can be made. These blind spots mean that fires that start within that window of time may not have been able to be predicted whatsoever and have slipped through. </w:t>
       </w:r>
     </w:p>
-    <w:p/>
+    <w:p>
+      <w:r>
+        <w:t>Additionally, since the data does not include the day that it was taken it is difficult to calculate whether the data is in the day or night from solar angles available in the data. I could calculate this in the dataset I made however the data taken from the user may not include the date the data was taken by the sensor on. This can result in predictions not being as accurate depending on the time of day</w:t>
+      </w:r>
+      <w:r>
+        <w:t xml:space="preserve"> and season</w:t>
+      </w:r>
+      <w:r>
+        <w:t xml:space="preserve"> the data was taken on as it is hard to take that into account so for this </w:t>
+      </w:r>
+      <w:r>
+        <w:t>project,</w:t>
+      </w:r>
+      <w:r>
+        <w:t xml:space="preserve"> I have ignored time of day and used thermal readings and vegetation quality to form a prediction.</w:t>
+      </w:r>
+      <w:r>
+        <w:t xml:space="preserve"> </w:t>
+      </w:r>
+    </w:p>
     <w:p>
       <w:pPr>
         <w:pStyle w:val="Heading2"/>
       </w:pPr>
       <w:r>
         <w:t>Evaluation</w:t>
+      </w:r>
+    </w:p>
+    <w:p>
+      <w:r>
+        <w:t>Overall,</w:t>
+      </w:r>
+      <w:r>
+        <w:t xml:space="preserve"> this project has been</w:t>
       </w:r>
     </w:p>
     <w:p>
@@ -10185,10 +10364,12 @@
   </w:compat>
   <w:rsids>
     <w:rsidRoot w:val="004C6E87"/>
+    <w:rsid w:val="00077713"/>
     <w:rsid w:val="000B329E"/>
     <w:rsid w:val="000F3AC7"/>
     <w:rsid w:val="001D481F"/>
     <w:rsid w:val="00240D0F"/>
+    <w:rsid w:val="002B578D"/>
     <w:rsid w:val="004C6E87"/>
     <w:rsid w:val="005402E5"/>
     <w:rsid w:val="0059222A"/>
@@ -10202,6 +10383,7 @@
     <w:rsid w:val="00B534F8"/>
     <w:rsid w:val="00C704FB"/>
     <w:rsid w:val="00D2233E"/>
+    <w:rsid w:val="00F56188"/>
   </w:rsids>
   <m:mathPr>
     <m:mathFont m:val="Cambria Math"/>

--- a/HonoursStageFinal.docx
+++ b/HonoursStageFinal.docx
@@ -4376,50 +4376,206 @@
     </w:p>
     <w:p>
       <w:pPr>
+        <w:pStyle w:val="Heading3"/>
+      </w:pPr>
+      <w:r>
+        <w:t>Aim</w:t>
+      </w:r>
+      <w:r>
+        <w:t>s</w:t>
+      </w:r>
+    </w:p>
+    <w:p>
+      <w:pPr>
+        <w:pStyle w:val="ListParagraph"/>
+        <w:numPr>
+          <w:ilvl w:val="0"/>
+          <w:numId w:val="6"/>
+        </w:numPr>
+      </w:pPr>
+      <w:r>
+        <w:t>The program should assist local authorities in becoming prepared for wildfires by providing them with early warnings about possible fires.</w:t>
+      </w:r>
+    </w:p>
+    <w:p>
+      <w:pPr>
+        <w:pStyle w:val="ListParagraph"/>
+        <w:numPr>
+          <w:ilvl w:val="0"/>
+          <w:numId w:val="6"/>
+        </w:numPr>
+      </w:pPr>
+      <w:r>
+        <w:t>A created dataset should be shared with the scientific community to further improve research and development past this project.</w:t>
+      </w:r>
+    </w:p>
+    <w:p>
+      <w:pPr>
+        <w:pStyle w:val="ListParagraph"/>
+        <w:numPr>
+          <w:ilvl w:val="0"/>
+          <w:numId w:val="6"/>
+        </w:numPr>
+      </w:pPr>
+      <w:r>
+        <w:t>A dataset should include multiple different features that could be important to fire prediction.</w:t>
+      </w:r>
+    </w:p>
+    <w:p>
+      <w:pPr>
+        <w:pStyle w:val="ListParagraph"/>
+        <w:numPr>
+          <w:ilvl w:val="0"/>
+          <w:numId w:val="6"/>
+        </w:numPr>
+      </w:pPr>
+    </w:p>
+    <w:p/>
+    <w:p/>
+    <w:p/>
+    <w:p/>
+    <w:p/>
+    <w:p/>
+    <w:p/>
+    <w:p/>
+    <w:p>
+      <w:pPr>
+        <w:pStyle w:val="Heading3"/>
+      </w:pPr>
+      <w:r>
+        <w:lastRenderedPageBreak/>
+        <w:t>Objectives</w:t>
+      </w:r>
+    </w:p>
+    <w:p>
+      <w:pPr>
+        <w:pStyle w:val="NoSpacing"/>
+        <w:numPr>
+          <w:ilvl w:val="0"/>
+          <w:numId w:val="6"/>
+        </w:numPr>
+        <w:jc w:val="both"/>
+      </w:pPr>
+      <w:r>
+        <w:t>A machine learning</w:t>
+      </w:r>
+      <w:r>
+        <w:t xml:space="preserve"> model </w:t>
+      </w:r>
+      <w:r>
+        <w:t xml:space="preserve">should be created </w:t>
+      </w:r>
+      <w:r>
+        <w:t>to predict wildfires would decrease the chance and impact of fires as being able to</w:t>
+      </w:r>
+      <w:r>
+        <w:t xml:space="preserve"> </w:t>
+      </w:r>
+      <w:r>
+        <w:t>predict or forecast such an event from happening could reduce or even remove the effects of such a</w:t>
+      </w:r>
+      <w:r>
+        <w:t xml:space="preserve"> </w:t>
+      </w:r>
+      <w:r>
+        <w:t>disaster. This would enable authorities to put the proper</w:t>
+      </w:r>
+      <w:r>
+        <w:t xml:space="preserve"> </w:t>
+      </w:r>
+      <w:r>
+        <w:t>procedures in place before the fire</w:t>
+      </w:r>
+      <w:r>
+        <w:t xml:space="preserve"> </w:t>
+      </w:r>
+      <w:r>
+        <w:t>happens.</w:t>
+      </w:r>
+      <w:r>
+        <w:t xml:space="preserve"> </w:t>
+      </w:r>
+    </w:p>
+    <w:p/>
+    <w:p>
+      <w:pPr>
+        <w:pStyle w:val="NoSpacing"/>
+        <w:numPr>
+          <w:ilvl w:val="0"/>
+          <w:numId w:val="6"/>
+        </w:numPr>
+        <w:jc w:val="both"/>
+      </w:pPr>
+      <w:r>
+        <w:t xml:space="preserve">A </w:t>
+      </w:r>
+      <w:r>
+        <w:t>dataset must be created that includes areas in different states of a wildfire such as before, during and after the fire. This will allow a model to</w:t>
+      </w:r>
+      <w:r>
+        <w:t xml:space="preserve"> be trained and therefore</w:t>
+      </w:r>
+      <w:r>
+        <w:t xml:space="preserve"> predict the chances of a fire by allowing it to learn the differences between each sta</w:t>
+      </w:r>
+      <w:r>
+        <w:t>ge of a fire so</w:t>
+      </w:r>
+      <w:r>
+        <w:t xml:space="preserve"> the model would be able to predict the likelihood of a fire happening in that region. </w:t>
+      </w:r>
+    </w:p>
+    <w:p>
+      <w:pPr>
         <w:pStyle w:val="NoSpacing"/>
         <w:jc w:val="both"/>
       </w:pPr>
-      <w:r>
-        <w:t xml:space="preserve">The </w:t>
-      </w:r>
-      <w:r>
-        <w:t xml:space="preserve">main </w:t>
-      </w:r>
-      <w:r>
-        <w:t>aim of the project is to create a</w:t>
-      </w:r>
-      <w:r>
-        <w:t xml:space="preserve"> machine learning</w:t>
-      </w:r>
-      <w:r>
-        <w:t xml:space="preserve"> model to predict wildfires would decrease the chance and impact of fires as being able to</w:t>
-      </w:r>
-      <w:r>
-        <w:t xml:space="preserve"> </w:t>
-      </w:r>
-      <w:r>
-        <w:t>predict or forecast such an event from happening could reduce or even remove the effects of such a</w:t>
-      </w:r>
-      <w:r>
-        <w:t xml:space="preserve"> </w:t>
-      </w:r>
-      <w:r>
-        <w:t>disaster. This would enable authorities to put the proper</w:t>
-      </w:r>
-      <w:r>
-        <w:t xml:space="preserve"> </w:t>
-      </w:r>
-      <w:r>
-        <w:t>procedures in place before the fire</w:t>
-      </w:r>
-      <w:r>
-        <w:t xml:space="preserve"> </w:t>
-      </w:r>
-      <w:r>
-        <w:t>happens.</w:t>
-      </w:r>
-      <w:r>
-        <w:t xml:space="preserve"> </w:t>
+    </w:p>
+    <w:p>
+      <w:pPr>
+        <w:pStyle w:val="NoSpacing"/>
+        <w:numPr>
+          <w:ilvl w:val="0"/>
+          <w:numId w:val="6"/>
+        </w:numPr>
+        <w:jc w:val="both"/>
+      </w:pPr>
+      <w:r>
+        <w:t>The dataset</w:t>
+      </w:r>
+      <w:r>
+        <w:t xml:space="preserve"> must include</w:t>
+      </w:r>
+      <w:r>
+        <w:t xml:space="preserve"> high quality</w:t>
+      </w:r>
+      <w:r>
+        <w:t xml:space="preserve"> data that covers a wide range of factors that may contribute to a fire such as temperature </w:t>
+      </w:r>
+      <w:r>
+        <w:t xml:space="preserve">readings as well as </w:t>
+      </w:r>
+      <w:r>
+        <w:t xml:space="preserve">the </w:t>
+      </w:r>
+      <w:r>
+        <w:t>Normalized Difference Vegetation Index</w:t>
+      </w:r>
+      <w:r>
+        <w:t xml:space="preserve"> for example. This means that the data collected must be satellite data as the sensors on the satellite’s either pick up this data or the data needed can be calculated from the satellite data.</w:t>
+      </w:r>
+    </w:p>
+    <w:p>
+      <w:pPr>
+        <w:pStyle w:val="NoSpacing"/>
+        <w:numPr>
+          <w:ilvl w:val="0"/>
+          <w:numId w:val="6"/>
+        </w:numPr>
+        <w:jc w:val="both"/>
+      </w:pPr>
+      <w:r>
+        <w:t>The model should be fine-tuned to prevent misclassifications which may cause false alarms or fires to slip through undetected.</w:t>
       </w:r>
     </w:p>
     <w:p>
@@ -4433,9 +4589,6 @@
         <w:pStyle w:val="NoSpacing"/>
         <w:jc w:val="both"/>
       </w:pPr>
-      <w:r>
-        <w:t xml:space="preserve">To do this a dataset must be created that includes areas in different states of a wildfire such as before, during and after the fire. This will allow a model to predict the chances of a fire by allowing it to learn the differences between each state therefore, the model would be able to predict the likelihood of a fire happening in that region. </w:t>
-      </w:r>
     </w:p>
     <w:p>
       <w:pPr>
@@ -4448,18 +4601,12 @@
         <w:pStyle w:val="NoSpacing"/>
         <w:jc w:val="both"/>
       </w:pPr>
-      <w:r>
-        <w:t>The dataset</w:t>
-      </w:r>
-      <w:r>
-        <w:t xml:space="preserve"> must include data that covers a wide range of factors that may contribute to a fire such as the surface temperature, cloud cover and the </w:t>
-      </w:r>
-      <w:r>
-        <w:t>Normalized Difference Vegetation Index</w:t>
-      </w:r>
-      <w:r>
-        <w:t xml:space="preserve"> for example. This means that the data collected must be satellite data as the sensors on the satellite’s either pick up this data or the data needed can be calculated from the satellite data.</w:t>
-      </w:r>
+    </w:p>
+    <w:p>
+      <w:pPr>
+        <w:pStyle w:val="NoSpacing"/>
+        <w:jc w:val="both"/>
+      </w:pPr>
     </w:p>
     <w:p>
       <w:pPr>
@@ -4498,8 +4645,13 @@
         <w:jc w:val="both"/>
       </w:pPr>
       <w:r>
-        <w:lastRenderedPageBreak/>
-        <w:t xml:space="preserve">If the answer to the research question at the end of the project is yes then this program may be invaluable to local governments and ecosystems as it will hopefully allow </w:t>
+        <w:t xml:space="preserve">If the answer to the research question at the end of the project is </w:t>
+      </w:r>
+      <w:r>
+        <w:t>yes,</w:t>
+      </w:r>
+      <w:r>
+        <w:t xml:space="preserve"> then this program may be invaluable to local governments and ecosystems as it will hopefully allow </w:t>
       </w:r>
       <w:r>
         <w:t>local authorities to implement preventative measures that can reduce or eliminate the damages that wildfires cause.</w:t>
@@ -4896,13 +5048,29 @@
         <w:jc w:val="both"/>
       </w:pPr>
       <w:r>
-        <w:t>The MODIS sensors on board the Terra and Aqua satellites provide data in 36 spectral bands in wavelengths ranging from 0.4 to 14.4 μm, with ground resolution</w:t>
+        <w:t>The MODIS sensors on board the Terra and Aqua satellites provide data in 36 spectral bands in wavelengths ranging from 0.4 to 14.4 </w:t>
+      </w:r>
+      <w:proofErr w:type="spellStart"/>
+      <w:r>
+        <w:t>μm</w:t>
+      </w:r>
+      <w:proofErr w:type="spellEnd"/>
+      <w:r>
+        <w:t>, with ground resolution</w:t>
       </w:r>
       <w:r>
         <w:t xml:space="preserve"> being around </w:t>
       </w:r>
       <w:r>
-        <w:t xml:space="preserve">1000 m.  Reflective Solar Bands which include Bands 1–19 and 26 and can detect Wavelengths between 0.4 to 2.1 μm. These bands are used for Monitoring vegetation, observing snow and ice and Detecting aerosols and clouds. Additionally, MODIS also has Thermal Emissive Bands </w:t>
+        <w:t xml:space="preserve">1000 m.  Reflective Solar Bands which include Bands 1–19 and 26 and can detect Wavelengths between 0.4 to 2.1 </w:t>
+      </w:r>
+      <w:proofErr w:type="spellStart"/>
+      <w:r>
+        <w:t>μm</w:t>
+      </w:r>
+      <w:proofErr w:type="spellEnd"/>
+      <w:r>
+        <w:t xml:space="preserve">. These bands are used for Monitoring vegetation, observing snow and ice and Detecting aerosols and clouds. Additionally, MODIS also has Thermal Emissive Bands </w:t>
       </w:r>
       <w:r>
         <w:t>which include</w:t>
@@ -4951,7 +5119,23 @@
               <w:rFonts w:ascii="Calibri" w:eastAsia="Times New Roman" w:hAnsi="Calibri" w:cs="Calibri"/>
               <w:color w:val="000000"/>
             </w:rPr>
-            <w:t>(D. Rashkovetsky et al., 2021)</w:t>
+            <w:t xml:space="preserve">(D. </w:t>
+          </w:r>
+          <w:proofErr w:type="spellStart"/>
+          <w:r>
+            <w:rPr>
+              <w:rFonts w:ascii="Calibri" w:eastAsia="Times New Roman" w:hAnsi="Calibri" w:cs="Calibri"/>
+              <w:color w:val="000000"/>
+            </w:rPr>
+            <w:t>Rashkovetsky</w:t>
+          </w:r>
+          <w:proofErr w:type="spellEnd"/>
+          <w:r>
+            <w:rPr>
+              <w:rFonts w:ascii="Calibri" w:eastAsia="Times New Roman" w:hAnsi="Calibri" w:cs="Calibri"/>
+              <w:color w:val="000000"/>
+            </w:rPr>
+            <w:t xml:space="preserve"> et al., 2021)</w:t>
           </w:r>
         </w:sdtContent>
       </w:sdt>
@@ -5665,10 +5849,50 @@
     </w:p>
     <w:p>
       <w:r>
-        <w:t>The program will use many different libraries such as tensorflow</w:t>
-      </w:r>
-      <w:r>
-        <w:t xml:space="preserve"> and sklearn, additionally the interface will also be programmed in python for ease of programming as I can import the functions in one python file into another to be accessed seamlessly by an interface.</w:t>
+        <w:t xml:space="preserve">The program will use many different libraries such as </w:t>
+      </w:r>
+      <w:proofErr w:type="spellStart"/>
+      <w:r>
+        <w:t>tensorflow</w:t>
+      </w:r>
+      <w:proofErr w:type="spellEnd"/>
+      <w:r>
+        <w:t xml:space="preserve"> and </w:t>
+      </w:r>
+      <w:proofErr w:type="spellStart"/>
+      <w:r>
+        <w:t>sklearn</w:t>
+      </w:r>
+      <w:proofErr w:type="spellEnd"/>
+      <w:r>
+        <w:t xml:space="preserve">, additionally the interface will also be programmed in python for ease of programming </w:t>
+      </w:r>
+      <w:r>
+        <w:t>as the</w:t>
+      </w:r>
+      <w:r>
+        <w:t xml:space="preserve">re </w:t>
+      </w:r>
+      <w:r>
+        <w:t>can be important</w:t>
+      </w:r>
+      <w:r>
+        <w:t xml:space="preserve"> </w:t>
+      </w:r>
+      <w:r>
+        <w:t xml:space="preserve">functions in one python </w:t>
+      </w:r>
+      <w:r>
+        <w:t xml:space="preserve">which can </w:t>
+      </w:r>
+      <w:r>
+        <w:t>be</w:t>
+      </w:r>
+      <w:r>
+        <w:t xml:space="preserve"> imported so it can be</w:t>
+      </w:r>
+      <w:r>
+        <w:t xml:space="preserve"> accessed seamlessly by an interface.</w:t>
       </w:r>
     </w:p>
     <w:p>
@@ -5702,7 +5926,24 @@
         </w:numPr>
       </w:pPr>
       <w:r>
-        <w:t>The dataset must include historical fire data</w:t>
+        <w:t xml:space="preserve">The dataset </w:t>
+      </w:r>
+      <w:bookmarkStart w:id="17" w:name="_Hlk194505261"/>
+      <w:r>
+        <w:t>must</w:t>
+      </w:r>
+      <w:bookmarkEnd w:id="17"/>
+      <w:r>
+        <w:t xml:space="preserve"> </w:t>
+      </w:r>
+      <w:r>
+        <w:t xml:space="preserve">include </w:t>
+      </w:r>
+      <w:r>
+        <w:t xml:space="preserve">recent </w:t>
+      </w:r>
+      <w:r>
+        <w:t>historical fire data</w:t>
       </w:r>
       <w:r>
         <w:t>.</w:t>
@@ -5717,7 +5958,13 @@
         </w:numPr>
       </w:pPr>
       <w:r>
-        <w:t>The dataset must include data that includes factors that can contribute to a fire such as thermal readings and vegetation health.</w:t>
+        <w:t xml:space="preserve">The dataset </w:t>
+      </w:r>
+      <w:r>
+        <w:t>must</w:t>
+      </w:r>
+      <w:r>
+        <w:t xml:space="preserve"> include data that includes factors that can contribute to a fire such as thermal readings and vegetation health.</w:t>
       </w:r>
     </w:p>
     <w:p>
@@ -5729,7 +5976,22 @@
         </w:numPr>
       </w:pPr>
       <w:r>
-        <w:t xml:space="preserve">The dataset must only include data from the selected region of interest. </w:t>
+        <w:t xml:space="preserve">The dataset </w:t>
+      </w:r>
+      <w:r>
+        <w:t>must</w:t>
+      </w:r>
+      <w:r>
+        <w:t xml:space="preserve"> </w:t>
+      </w:r>
+      <w:r>
+        <w:t>only include data from the selected region of interest</w:t>
+      </w:r>
+      <w:r>
+        <w:t xml:space="preserve"> ensuring data outside of the range of coordinates is not considered</w:t>
+      </w:r>
+      <w:r>
+        <w:t xml:space="preserve">. </w:t>
       </w:r>
     </w:p>
     <w:p>
@@ -5741,7 +6003,16 @@
         </w:numPr>
       </w:pPr>
       <w:r>
-        <w:t>The dataset must not be imbalanced to ensure correct training.</w:t>
+        <w:t xml:space="preserve">The dataset </w:t>
+      </w:r>
+      <w:r>
+        <w:t>must</w:t>
+      </w:r>
+      <w:r>
+        <w:t xml:space="preserve"> have an equal ratio of data to prevent imbalances</w:t>
+      </w:r>
+      <w:r>
+        <w:t>.</w:t>
       </w:r>
     </w:p>
     <w:p>
@@ -5753,7 +6024,16 @@
         </w:numPr>
       </w:pPr>
       <w:r>
-        <w:t>No data will be stored by the program once it has been shut down and closed.</w:t>
+        <w:t xml:space="preserve">No data </w:t>
+      </w:r>
+      <w:r>
+        <w:t>must</w:t>
+      </w:r>
+      <w:r>
+        <w:t xml:space="preserve"> </w:t>
+      </w:r>
+      <w:r>
+        <w:t>be stored by the program once it has been shut down and closed.</w:t>
       </w:r>
     </w:p>
     <w:p>
@@ -5766,14 +6046,14 @@
         <w:pStyle w:val="Heading2"/>
         <w:jc w:val="both"/>
       </w:pPr>
-      <w:bookmarkStart w:id="17" w:name="_Toc194327709"/>
+      <w:bookmarkStart w:id="18" w:name="_Toc194327709"/>
       <w:r>
         <w:t>Input</w:t>
       </w:r>
       <w:r>
         <w:t xml:space="preserve"> requirements</w:t>
       </w:r>
-      <w:bookmarkEnd w:id="17"/>
+      <w:bookmarkEnd w:id="18"/>
     </w:p>
     <w:p>
       <w:pPr>
@@ -5784,7 +6064,21 @@
         </w:numPr>
       </w:pPr>
       <w:r>
-        <w:t>The program should be able to handle .tif files and extract necessary data to make a prediction</w:t>
+        <w:t xml:space="preserve">The program </w:t>
+      </w:r>
+      <w:r>
+        <w:t>must</w:t>
+      </w:r>
+      <w:r>
+        <w:t xml:space="preserve"> be able to handle .</w:t>
+      </w:r>
+      <w:proofErr w:type="spellStart"/>
+      <w:r>
+        <w:t>tif</w:t>
+      </w:r>
+      <w:proofErr w:type="spellEnd"/>
+      <w:r>
+        <w:t xml:space="preserve"> files and extract necessary data to make a prediction</w:t>
       </w:r>
       <w:r>
         <w:t>.</w:t>
@@ -5799,7 +6093,13 @@
         </w:numPr>
       </w:pPr>
       <w:r>
-        <w:t>The program must be able to handle incorrect inputs/data.</w:t>
+        <w:t xml:space="preserve">The program </w:t>
+      </w:r>
+      <w:r>
+        <w:t>must</w:t>
+      </w:r>
+      <w:r>
+        <w:t xml:space="preserve"> be able to handle incorrect inputs/data.</w:t>
       </w:r>
     </w:p>
     <w:p>
@@ -5819,7 +6119,16 @@
         </w:numPr>
       </w:pPr>
       <w:r>
-        <w:t>The model must be able to must be able to train efficiently so the model can train on machines without a dedicated graphics card.</w:t>
+        <w:t xml:space="preserve">The model </w:t>
+      </w:r>
+      <w:r>
+        <w:t>must</w:t>
+      </w:r>
+      <w:r>
+        <w:t xml:space="preserve"> </w:t>
+      </w:r>
+      <w:r>
+        <w:t>be able to must be able to train efficiently so the model can train on machines without a dedicated graphics card.</w:t>
       </w:r>
     </w:p>
     <w:p>
@@ -5831,7 +6140,25 @@
         </w:numPr>
       </w:pPr>
       <w:r>
-        <w:t xml:space="preserve">The model must be able to use several different bands to form a prediction to mitigate false positives </w:t>
+        <w:t>The model</w:t>
+      </w:r>
+      <w:r>
+        <w:t xml:space="preserve"> </w:t>
+      </w:r>
+      <w:r>
+        <w:t xml:space="preserve">must </w:t>
+      </w:r>
+      <w:r>
+        <w:t xml:space="preserve">be able to use several different </w:t>
+      </w:r>
+      <w:r>
+        <w:t xml:space="preserve">factors </w:t>
+      </w:r>
+      <w:r>
+        <w:t>to form a prediction to mitigate false positives</w:t>
+      </w:r>
+      <w:r>
+        <w:t>.</w:t>
       </w:r>
     </w:p>
     <w:p>
@@ -5843,27 +6170,28 @@
         </w:numPr>
       </w:pPr>
       <w:r>
-        <w:t>The model must be able to predict to an accuracy of above 80% on data taken from the region of interest</w:t>
-      </w:r>
-    </w:p>
-    <w:p>
-      <w:pPr>
-        <w:pStyle w:val="ListParagraph"/>
-      </w:pPr>
+        <w:t xml:space="preserve">The model </w:t>
+      </w:r>
+      <w:r>
+        <w:t>must</w:t>
+      </w:r>
+      <w:r>
+        <w:t xml:space="preserve"> be able to predict to an accuracy of above 80% on data taken from the region of interest</w:t>
+      </w:r>
     </w:p>
     <w:p>
       <w:pPr>
         <w:pStyle w:val="Heading2"/>
         <w:jc w:val="both"/>
       </w:pPr>
-      <w:bookmarkStart w:id="18" w:name="_Toc194327710"/>
+      <w:bookmarkStart w:id="19" w:name="_Toc194327710"/>
       <w:r>
         <w:t>Interface</w:t>
       </w:r>
       <w:r>
         <w:t xml:space="preserve"> requirements</w:t>
       </w:r>
-      <w:bookmarkEnd w:id="18"/>
+      <w:bookmarkEnd w:id="19"/>
     </w:p>
     <w:p>
       <w:pPr>
@@ -5874,7 +6202,19 @@
         </w:numPr>
       </w:pPr>
       <w:r>
-        <w:t>The interface must be able to show the user how to extract data that is suitable for use</w:t>
+        <w:t>The interface</w:t>
+      </w:r>
+      <w:r>
+        <w:t xml:space="preserve"> </w:t>
+      </w:r>
+      <w:r>
+        <w:t>must</w:t>
+      </w:r>
+      <w:r>
+        <w:t xml:space="preserve"> </w:t>
+      </w:r>
+      <w:r>
+        <w:t>be able to show the user how to extract data that is suitable for use</w:t>
       </w:r>
     </w:p>
     <w:p>
@@ -5886,7 +6226,16 @@
         </w:numPr>
       </w:pPr>
       <w:r>
-        <w:t xml:space="preserve">The interface must be </w:t>
+        <w:t>The interface</w:t>
+      </w:r>
+      <w:r>
+        <w:t xml:space="preserve"> </w:t>
+      </w:r>
+      <w:r>
+        <w:t xml:space="preserve">must </w:t>
+      </w:r>
+      <w:r>
+        <w:t xml:space="preserve">be </w:t>
       </w:r>
       <w:r>
         <w:t xml:space="preserve">easy to navigate and understand for new users </w:t>
@@ -5904,10 +6253,19 @@
         <w:t>The interface</w:t>
       </w:r>
       <w:r>
-        <w:t xml:space="preserve"> does</w:t>
-      </w:r>
-      <w:r>
-        <w:t xml:space="preserve"> not require a login page as the program does not need to save user information.</w:t>
+        <w:t xml:space="preserve"> </w:t>
+      </w:r>
+      <w:r>
+        <w:t>must</w:t>
+      </w:r>
+      <w:r>
+        <w:t xml:space="preserve"> not </w:t>
+      </w:r>
+      <w:r>
+        <w:t xml:space="preserve">have </w:t>
+      </w:r>
+      <w:r>
+        <w:t>a login page as the program does not need to save user information.</w:t>
       </w:r>
     </w:p>
     <w:p>
@@ -5919,7 +6277,13 @@
         </w:numPr>
       </w:pPr>
       <w:r>
-        <w:t>The interface must display the image in a viewable format along with the prediction</w:t>
+        <w:t xml:space="preserve">The interface </w:t>
+      </w:r>
+      <w:r>
+        <w:t>must</w:t>
+      </w:r>
+      <w:r>
+        <w:t xml:space="preserve"> display the image in a viewable format along with the prediction</w:t>
       </w:r>
     </w:p>
     <w:p>
@@ -5931,7 +6295,19 @@
         </w:numPr>
       </w:pPr>
       <w:r>
-        <w:t>The interface must suggest ways to follow up on a prediction such as directing them to the necessary authorities or suggesting methods to prevent a fire</w:t>
+        <w:t>The interface</w:t>
+      </w:r>
+      <w:r>
+        <w:t xml:space="preserve"> </w:t>
+      </w:r>
+      <w:r>
+        <w:t xml:space="preserve">must </w:t>
+      </w:r>
+      <w:r>
+        <w:t>suggest ways to follow up on a prediction such as directing them to the necessary authorities or suggesting methods to prevent a fire</w:t>
+      </w:r>
+      <w:r>
+        <w:t>.</w:t>
       </w:r>
     </w:p>
     <w:p>
@@ -5943,7 +6319,19 @@
         </w:numPr>
       </w:pPr>
       <w:r>
-        <w:t>The interface must be able to explain to the user the errors that have occured</w:t>
+        <w:t xml:space="preserve">The interface </w:t>
+      </w:r>
+      <w:r>
+        <w:t>must</w:t>
+      </w:r>
+      <w:r>
+        <w:t xml:space="preserve"> be able to explain to the user the errors that have </w:t>
+      </w:r>
+      <w:r>
+        <w:t>occurred</w:t>
+      </w:r>
+      <w:r>
+        <w:t>.</w:t>
       </w:r>
     </w:p>
     <w:p/>
@@ -5952,12 +6340,12 @@
         <w:pStyle w:val="Heading2"/>
         <w:jc w:val="both"/>
       </w:pPr>
-      <w:bookmarkStart w:id="19" w:name="_Toc194327711"/>
+      <w:bookmarkStart w:id="20" w:name="_Toc194327711"/>
       <w:r>
         <w:lastRenderedPageBreak/>
         <w:t>Design constraints</w:t>
       </w:r>
-      <w:bookmarkEnd w:id="19"/>
+      <w:bookmarkEnd w:id="20"/>
     </w:p>
     <w:p>
       <w:r>
@@ -6004,26 +6392,26 @@
         <w:pStyle w:val="Heading1"/>
         <w:jc w:val="both"/>
       </w:pPr>
-      <w:bookmarkStart w:id="20" w:name="_Toc194327712"/>
+      <w:bookmarkStart w:id="21" w:name="_Toc194327712"/>
       <w:r>
         <w:lastRenderedPageBreak/>
         <w:t>Design</w:t>
       </w:r>
-      <w:bookmarkEnd w:id="20"/>
+      <w:bookmarkEnd w:id="21"/>
     </w:p>
     <w:p>
       <w:pPr>
         <w:pStyle w:val="Heading2"/>
         <w:jc w:val="both"/>
       </w:pPr>
-      <w:bookmarkStart w:id="21" w:name="_Toc194327713"/>
+      <w:bookmarkStart w:id="22" w:name="_Toc194327713"/>
       <w:r>
         <w:t>Dataset</w:t>
       </w:r>
       <w:r>
         <w:t xml:space="preserve"> design</w:t>
       </w:r>
-      <w:bookmarkEnd w:id="21"/>
+      <w:bookmarkEnd w:id="22"/>
     </w:p>
     <w:p>
       <w:r>
@@ -6061,7 +6449,13 @@
     </w:p>
     <w:p>
       <w:r>
-        <w:t>Splitting the data into 4 distinct categories will allow the model to sort each tile inputted into it into a category.  This means that the patterns present in the training data can be learnt from and tiles can be predicted to be in a category based upon the patterns found in the data, patterns present before fires will help in fire prediction as if the conditions of an area before a fire occur in another area then it is likely that area will experience a fire.</w:t>
+        <w:t xml:space="preserve">Splitting the data into 4 distinct categories will allow the model to sort each tile inputted into it into a category.  This means that the patterns present in the training data can be learnt from and tiles can be predicted to be in a category based upon the patterns found in the data, patterns present before fires will help in fire prediction as if the conditions of an area before a fire occur in another </w:t>
+      </w:r>
+      <w:r>
+        <w:t>area,</w:t>
+      </w:r>
+      <w:r>
+        <w:t xml:space="preserve"> then it is likely that area will experience a fire.</w:t>
       </w:r>
       <w:r>
         <w:t xml:space="preserve"> </w:t>
@@ -6074,19 +6468,7 @@
     </w:p>
     <w:p>
       <w:r>
-        <w:t>Since the dataset will be in a category-based approach, this means that data for each category will need to be captured. Unfortunately,</w:t>
-      </w:r>
-      <w:r>
-        <w:t xml:space="preserve"> due to the nature of the satellite data from the immediate vicinity to the during data cannot be collected as the satellite has a </w:t>
-      </w:r>
-      <w:r>
-        <w:t>sixteen-day</w:t>
-      </w:r>
-      <w:r>
-        <w:t xml:space="preserve"> revisit interval. This means that </w:t>
-      </w:r>
-      <w:r>
-        <w:t xml:space="preserve">the data will include sixteen days before, sixteen days after, during and a time with no recent fire to gather all stages of a fire possible from the </w:t>
+        <w:t xml:space="preserve">Since the dataset will be in a category-based approach, this means that data for each category will need to be captured. Unfortunately, due to the nature of the satellite data from the immediate vicinity to the during data cannot be collected as the satellite has a sixteen-day revisit interval. This means that the data will include sixteen days before, sixteen days after, during and a time with no recent fire to gather all stages of a fire possible from the </w:t>
       </w:r>
       <w:r>
         <w:t>engine</w:t>
@@ -6104,14 +6486,14 @@
         <w:pStyle w:val="Heading2"/>
         <w:jc w:val="both"/>
       </w:pPr>
-      <w:bookmarkStart w:id="22" w:name="_Toc194327714"/>
+      <w:bookmarkStart w:id="23" w:name="_Toc194327714"/>
       <w:r>
         <w:t>Interface</w:t>
       </w:r>
       <w:r>
         <w:t xml:space="preserve"> design</w:t>
       </w:r>
-      <w:bookmarkEnd w:id="22"/>
+      <w:bookmarkEnd w:id="23"/>
     </w:p>
     <w:p>
       <w:r>
@@ -6126,7 +6508,15 @@
         <w:t xml:space="preserve">navigate to a results page </w:t>
       </w:r>
       <w:r>
-        <w:t>then present the user with the rgb image of the data as well as the prediction made by the model. The user will be given suggested actions based on the outcome of the prediction as well as an option to return to the prediction screen to input another piece of data.</w:t>
+        <w:t xml:space="preserve">then present the user with the </w:t>
+      </w:r>
+      <w:proofErr w:type="spellStart"/>
+      <w:r>
+        <w:t>rgb</w:t>
+      </w:r>
+      <w:proofErr w:type="spellEnd"/>
+      <w:r>
+        <w:t xml:space="preserve"> image of the data as well as the prediction made by the model. The user will be given suggested actions based on the outcome of the prediction as well as an option to return to the prediction screen to input another piece of data.</w:t>
       </w:r>
       <w:r>
         <w:t xml:space="preserve"> The prediction page will also give an option to </w:t>
@@ -6167,12 +6557,12 @@
         <w:pStyle w:val="Heading1"/>
         <w:jc w:val="both"/>
       </w:pPr>
-      <w:bookmarkStart w:id="23" w:name="_Toc194327715"/>
+      <w:bookmarkStart w:id="24" w:name="_Toc194327715"/>
       <w:r>
         <w:lastRenderedPageBreak/>
         <w:t>Implementation</w:t>
       </w:r>
-      <w:bookmarkEnd w:id="23"/>
+      <w:bookmarkEnd w:id="24"/>
       <w:r>
         <w:t xml:space="preserve"> </w:t>
       </w:r>
@@ -6181,31 +6571,55 @@
       <w:pPr>
         <w:pStyle w:val="Heading2"/>
       </w:pPr>
-      <w:bookmarkStart w:id="24" w:name="_Toc194327716"/>
+      <w:bookmarkStart w:id="25" w:name="_Toc194327716"/>
       <w:r>
         <w:t>Dataset Creation</w:t>
       </w:r>
-      <w:bookmarkEnd w:id="24"/>
+      <w:bookmarkEnd w:id="25"/>
     </w:p>
     <w:p>
       <w:pPr>
         <w:pStyle w:val="Heading3"/>
       </w:pPr>
-      <w:bookmarkStart w:id="25" w:name="_Toc194327717"/>
+      <w:bookmarkStart w:id="26" w:name="_Toc194327717"/>
       <w:r>
         <w:t>Selecting a region</w:t>
       </w:r>
-      <w:bookmarkEnd w:id="25"/>
+      <w:bookmarkEnd w:id="26"/>
     </w:p>
     <w:p>
       <w:r>
         <w:t xml:space="preserve">To begin creating the dataset it must first be captured and exported from the google earth engine. </w:t>
       </w:r>
       <w:r>
-        <w:t xml:space="preserve">To do this, I first selected California as </w:t>
-      </w:r>
-      <w:r>
-        <w:t xml:space="preserve">it is region I chose </w:t>
+        <w:t xml:space="preserve">To do this, </w:t>
+      </w:r>
+      <w:r>
+        <w:t xml:space="preserve"> </w:t>
+      </w:r>
+      <w:r>
+        <w:t>California</w:t>
+      </w:r>
+      <w:r>
+        <w:t xml:space="preserve"> was</w:t>
+      </w:r>
+      <w:r>
+        <w:t xml:space="preserve"> first selected as </w:t>
+      </w:r>
+      <w:r>
+        <w:t xml:space="preserve">it is </w:t>
+      </w:r>
+      <w:r>
+        <w:t xml:space="preserve">the </w:t>
+      </w:r>
+      <w:r>
+        <w:t>region chose</w:t>
+      </w:r>
+      <w:r>
+        <w:t>n</w:t>
+      </w:r>
+      <w:r>
+        <w:t xml:space="preserve"> </w:t>
       </w:r>
       <w:r>
         <w:t>to collect data from</w:t>
@@ -6214,7 +6628,13 @@
         <w:t xml:space="preserve"> due to its frequency of fires that regularly endanger </w:t>
       </w:r>
       <w:r>
-        <w:t>people as discussed in my literature review.</w:t>
+        <w:t xml:space="preserve">people as discussed in </w:t>
+      </w:r>
+      <w:r>
+        <w:t xml:space="preserve">the </w:t>
+      </w:r>
+      <w:r>
+        <w:t>literature review.</w:t>
       </w:r>
     </w:p>
     <w:p>
@@ -6353,15 +6773,16 @@
         <w:t>.</w:t>
       </w:r>
     </w:p>
+    <w:p/>
     <w:p>
       <w:pPr>
         <w:pStyle w:val="Heading3"/>
       </w:pPr>
-      <w:bookmarkStart w:id="26" w:name="_Toc194327718"/>
+      <w:bookmarkStart w:id="27" w:name="_Toc194327718"/>
       <w:r>
         <w:t>Finding a fire</w:t>
       </w:r>
-      <w:bookmarkEnd w:id="26"/>
+      <w:bookmarkEnd w:id="27"/>
     </w:p>
     <w:p>
       <w:r>
@@ -6371,13 +6792,40 @@
         <w:t>sixteen</w:t>
       </w:r>
       <w:r>
-        <w:t xml:space="preserve"> days. This means that the number of fires that can be found is dramatically reduced as the fire must be active in the area on the day of the satellite orbiting above it. To achieve this, I set out to find fires that were quite large due to the spatial resolution being </w:t>
+        <w:t xml:space="preserve"> days. This means that the number of fires that can be found is dramatically reduced as the fire must be active in the area on the day of the satellite orbiting above it. To achieve this,  fires that were quite large</w:t>
+      </w:r>
+      <w:r>
+        <w:t xml:space="preserve"> needed to be found</w:t>
+      </w:r>
+      <w:r>
+        <w:t xml:space="preserve"> due to the spatial resolution being </w:t>
       </w:r>
       <w:r>
         <w:t>thirty</w:t>
       </w:r>
       <w:r>
-        <w:t xml:space="preserve"> metres, this means that small fires may only appear as very few pixels. Once I had a list of notable fires I checked if data was available on a day the fire was active, if there was data, I then applied a heatmap of pixel values to the area to confirm that a fire was present.</w:t>
+        <w:t xml:space="preserve"> metres, this means that small fires may only appear as very few pixels. Once a list of notable fires</w:t>
+      </w:r>
+      <w:r>
+        <w:t xml:space="preserve"> was created the data was </w:t>
+      </w:r>
+      <w:r>
+        <w:t xml:space="preserve">checked if </w:t>
+      </w:r>
+      <w:r>
+        <w:t xml:space="preserve">it </w:t>
+      </w:r>
+      <w:r>
+        <w:t>was available on a day the fire was active, if there was data, then</w:t>
+      </w:r>
+      <w:r>
+        <w:t xml:space="preserve"> </w:t>
+      </w:r>
+      <w:r>
+        <w:t>a heatmap of pixel values was</w:t>
+      </w:r>
+      <w:r>
+        <w:t xml:space="preserve"> applied to the area to confirm that a fire was present.</w:t>
       </w:r>
     </w:p>
     <w:p>
@@ -6409,11 +6857,11 @@
       <w:pPr>
         <w:pStyle w:val="Heading3"/>
       </w:pPr>
-      <w:bookmarkStart w:id="27" w:name="_Toc194327719"/>
+      <w:bookmarkStart w:id="28" w:name="_Toc194327719"/>
       <w:r>
         <w:t>Extracting data</w:t>
       </w:r>
-      <w:bookmarkEnd w:id="27"/>
+      <w:bookmarkEnd w:id="28"/>
     </w:p>
     <w:p>
       <w:r>
@@ -6428,7 +6876,31 @@
     </w:p>
     <w:p>
       <w:r>
-        <w:t xml:space="preserve">To extract the data the area of interest must first be selected. I found the graphical coordinates of the centre of the pacific palisades and drew a rectangle over the area ensuring that as little sea as possible is present in the data due to the area’s proximity to the coast. Removing as much ocean as possible is useful as the data will be redundant to the task of fire prediction as the water cannot physically catch fire unless oil is spilled over the area and that is very unlikely to occur on the coastline. I then tiled the rectangle into smaller, equal size regions to reduce the size of the files and </w:t>
+        <w:t>To extract the data the area of interest must first be selected.</w:t>
+      </w:r>
+      <w:r>
+        <w:t xml:space="preserve"> The graphical coordinates</w:t>
+      </w:r>
+      <w:r>
+        <w:t xml:space="preserve"> </w:t>
+      </w:r>
+      <w:r>
+        <w:t xml:space="preserve">were </w:t>
+      </w:r>
+      <w:r>
+        <w:t>found of the centre of the pacific palisades and a rectangle</w:t>
+      </w:r>
+      <w:r>
+        <w:t xml:space="preserve"> was drawn</w:t>
+      </w:r>
+      <w:r>
+        <w:t xml:space="preserve"> over the area ensuring that as little sea as possible is present in the data due to the area’s proximity to the coast. Removing as much ocean as possible is useful as the data will be redundant to the task of fire prediction as the water cannot physically catch fire unless oil is spilled over the area and that is very unlikely to occur on the coastline. </w:t>
+      </w:r>
+      <w:r>
+        <w:t xml:space="preserve">The area was then </w:t>
+      </w:r>
+      <w:r>
+        <w:t xml:space="preserve">tiled into smaller, equal size regions to reduce the size of the files and </w:t>
       </w:r>
       <w:r>
         <w:t xml:space="preserve">allow the model to detect finer details allowing for smaller anomalies to be detected. This is useful as the Landsat 9 satellite has a </w:t>
@@ -6454,12 +6926,89 @@
         <w:t>having fire like conditions therefore removing some misclassifications.</w:t>
       </w:r>
     </w:p>
-    <w:p/>
+    <w:p>
+      <w:r>
+        <w:t>Additionally,  the data does not include the day that it was taken only the solar angles when the images were captured. This means that time of day cannot be considered as for the time of day to be calculated using solar angles the data would also need to include world coordinates which is not present in the data. This means that the model may struggle with thermal anomalies at night as they may be seen as regular thermal readings in the daytime.</w:t>
+      </w:r>
+    </w:p>
+    <w:p>
+      <w:r>
+        <w:t>The dataset meets the project’s requirements as it has an equal amount of data in each category</w:t>
+      </w:r>
+      <w:r>
+        <w:t>, this being 72 tiles,</w:t>
+      </w:r>
+      <w:r>
+        <w:t xml:space="preserve"> ensuring that there is no imbalance in the data and </w:t>
+      </w:r>
+      <w:r>
+        <w:t xml:space="preserve">thus it </w:t>
+      </w:r>
+      <w:r>
+        <w:t xml:space="preserve">should not adversely affect training. Additionally, the dataset includes recent historical data that includes a wide range of factors such as thermal readings </w:t>
+      </w:r>
+      <w:r>
+        <w:t xml:space="preserve">and other factors such as the Landsat </w:t>
+      </w:r>
+      <w:r>
+        <w:t>Normalized Difference Vegetation Index</w:t>
+      </w:r>
+      <w:r>
+        <w:t xml:space="preserve"> can be calculated from the extracted data.</w:t>
+      </w:r>
+      <w:r>
+        <w:rPr>
+          <w:b/>
+          <w:bCs/>
+        </w:rPr>
+        <w:t> </w:t>
+      </w:r>
+    </w:p>
+    <w:p>
+      <w:r>
+        <w:lastRenderedPageBreak/>
+        <w:drawing>
+          <wp:inline distT="0" distB="0" distL="0" distR="0" wp14:anchorId="558C310D" wp14:editId="79D7E77B">
+            <wp:extent cx="5731510" cy="2597785"/>
+            <wp:effectExtent l="0" t="0" r="2540" b="0"/>
+            <wp:docPr id="1675126283" name="Picture 1" descr="A screenshot of a computer&#10;&#10;AI-generated content may be incorrect."/>
+            <wp:cNvGraphicFramePr>
+              <a:graphicFrameLocks xmlns:a="http://schemas.openxmlformats.org/drawingml/2006/main" noChangeAspect="1"/>
+            </wp:cNvGraphicFramePr>
+            <a:graphic xmlns:a="http://schemas.openxmlformats.org/drawingml/2006/main">
+              <a:graphicData uri="http://schemas.openxmlformats.org/drawingml/2006/picture">
+                <pic:pic xmlns:pic="http://schemas.openxmlformats.org/drawingml/2006/picture">
+                  <pic:nvPicPr>
+                    <pic:cNvPr id="1675126283" name="Picture 1" descr="A screenshot of a computer&#10;&#10;AI-generated content may be incorrect."/>
+                    <pic:cNvPicPr/>
+                  </pic:nvPicPr>
+                  <pic:blipFill>
+                    <a:blip r:embed="rId13"/>
+                    <a:stretch>
+                      <a:fillRect/>
+                    </a:stretch>
+                  </pic:blipFill>
+                  <pic:spPr>
+                    <a:xfrm>
+                      <a:off x="0" y="0"/>
+                      <a:ext cx="5731510" cy="2597785"/>
+                    </a:xfrm>
+                    <a:prstGeom prst="rect">
+                      <a:avLst/>
+                    </a:prstGeom>
+                  </pic:spPr>
+                </pic:pic>
+              </a:graphicData>
+            </a:graphic>
+          </wp:inline>
+        </w:drawing>
+      </w:r>
+    </w:p>
     <w:p>
       <w:pPr>
         <w:pStyle w:val="Heading3"/>
       </w:pPr>
-      <w:bookmarkStart w:id="28" w:name="_Toc194327720"/>
+      <w:bookmarkStart w:id="29" w:name="_Toc194327720"/>
       <w:r>
         <w:t>D</w:t>
       </w:r>
@@ -6469,14 +7018,20 @@
       <w:r>
         <w:t>preprocessing</w:t>
       </w:r>
-      <w:bookmarkEnd w:id="28"/>
+      <w:bookmarkEnd w:id="29"/>
     </w:p>
     <w:p>
       <w:r>
         <w:t>The data must be normalised to be processed as the raw satellite data is not</w:t>
       </w:r>
       <w:r>
-        <w:t xml:space="preserve"> in a format suitable for direct use in machine learning models or statistical analysis. Normalization ensures that the features have a consistent scal</w:t>
+        <w:t xml:space="preserve"> in a format suitable for direct use in machine learning models or statistical analysis</w:t>
+      </w:r>
+      <w:r>
+        <w:t xml:space="preserve"> due to its large size</w:t>
+      </w:r>
+      <w:r>
+        <w:t>. Normalization ensures that the features have a consistent scal</w:t>
       </w:r>
       <w:r>
         <w:t xml:space="preserve">e for easier processing. </w:t>
@@ -6487,7 +7042,19 @@
         <w:t xml:space="preserve">As there is no baseline to normalize the values to </w:t>
       </w:r>
       <w:r>
-        <w:t xml:space="preserve">for fires, I will normalize the data to the highest and lowest values in the data. This means that the data will be scaled to between </w:t>
+        <w:t xml:space="preserve">for fires, </w:t>
+      </w:r>
+      <w:r>
+        <w:t>the data</w:t>
+      </w:r>
+      <w:r>
+        <w:t xml:space="preserve"> will </w:t>
+      </w:r>
+      <w:r>
+        <w:t>be normalized to</w:t>
+      </w:r>
+      <w:r>
+        <w:t xml:space="preserve"> the highest and lowest values in the data. This means that the data will be scaled to between </w:t>
       </w:r>
       <w:r>
         <w:t xml:space="preserve">zero </w:t>
@@ -6521,29 +7088,36 @@
     <w:p/>
     <w:p/>
     <w:p/>
+    <w:p/>
+    <w:p/>
+    <w:p/>
+    <w:p/>
+    <w:p/>
+    <w:p/>
     <w:p>
       <w:pPr>
         <w:pStyle w:val="Heading2"/>
         <w:jc w:val="both"/>
       </w:pPr>
-      <w:bookmarkStart w:id="29" w:name="_Toc194327721"/>
-      <w:r>
+      <w:bookmarkStart w:id="30" w:name="_Toc194327721"/>
+      <w:r>
+        <w:lastRenderedPageBreak/>
         <w:t xml:space="preserve">Model </w:t>
       </w:r>
       <w:r>
         <w:t>Implementation</w:t>
       </w:r>
-      <w:bookmarkEnd w:id="29"/>
+      <w:bookmarkEnd w:id="30"/>
     </w:p>
     <w:p>
       <w:pPr>
         <w:pStyle w:val="Heading3"/>
       </w:pPr>
-      <w:bookmarkStart w:id="30" w:name="_Toc194327722"/>
+      <w:bookmarkStart w:id="31" w:name="_Toc194327722"/>
       <w:r>
         <w:t>Important Bands in Landsat 9</w:t>
       </w:r>
-      <w:bookmarkEnd w:id="30"/>
+      <w:bookmarkEnd w:id="31"/>
     </w:p>
     <w:p>
       <w:r>
@@ -6646,17 +7220,35 @@
       <w:pPr>
         <w:pStyle w:val="Heading3"/>
       </w:pPr>
-      <w:bookmarkStart w:id="31" w:name="_Toc194327723"/>
+      <w:bookmarkStart w:id="32" w:name="_Toc194327723"/>
       <w:r>
         <w:t>Convolutional Neural Network (CNN)</w:t>
       </w:r>
-      <w:bookmarkEnd w:id="31"/>
+      <w:bookmarkEnd w:id="32"/>
     </w:p>
     <w:p>
       <w:r>
         <w:t xml:space="preserve">After selecting the useful bands in the tiles and normalising them they are ready to be used to train a CNN. </w:t>
       </w:r>
-    </w:p>
+      <w:r>
+        <w:t>The model architecture must first be created and then fine-tuned to the problem. As t</w:t>
+      </w:r>
+      <w:r>
+        <w:t>he shape of the data has three layers currently as two thermal infrared bands are used along with the calculated NDVI band. This means that the input shape of the model must take in the shape of each layer as well as the three layers themselves.</w:t>
+      </w:r>
+    </w:p>
+    <w:p>
+      <w:r>
+        <w:t>The output shape has to be four as the CNN is a classification model and there is four categories present in the data</w:t>
+      </w:r>
+      <w:r>
+        <w:t xml:space="preserve"> for the model to predict between</w:t>
+      </w:r>
+      <w:r>
+        <w:t xml:space="preserve">. </w:t>
+      </w:r>
+    </w:p>
+    <w:p/>
     <w:p>
       <w:r>
         <w:rPr>
@@ -6678,7 +7270,7 @@
                     <pic:cNvPicPr/>
                   </pic:nvPicPr>
                   <pic:blipFill>
-                    <a:blip r:embed="rId13"/>
+                    <a:blip r:embed="rId14"/>
                     <a:stretch>
                       <a:fillRect/>
                     </a:stretch>
@@ -6701,50 +7293,16 @@
     </w:p>
     <w:p>
       <w:r>
-        <w:t xml:space="preserve">The shape of the data has </w:t>
+        <w:lastRenderedPageBreak/>
+        <w:t>The</w:t>
+      </w:r>
+      <w:r>
+        <w:t xml:space="preserve"> model has </w:t>
       </w:r>
       <w:r>
         <w:t>three</w:t>
       </w:r>
       <w:r>
-        <w:t xml:space="preserve"> layers currently as two thermal infrared bands are used along with the calculated NDVI band. This means that the input shape of the model must take in the shape of each layer as well as the </w:t>
-      </w:r>
-      <w:r>
-        <w:t>three</w:t>
-      </w:r>
-      <w:r>
-        <w:t xml:space="preserve"> layers themselves.</w:t>
-      </w:r>
-    </w:p>
-    <w:p>
-      <w:r>
-        <w:lastRenderedPageBreak/>
-        <w:t xml:space="preserve">The output shape has to be </w:t>
-      </w:r>
-      <w:r>
-        <w:t>four</w:t>
-      </w:r>
-      <w:r>
-        <w:t xml:space="preserve"> as the CNN is a classification model and there is </w:t>
-      </w:r>
-      <w:r>
-        <w:t>four</w:t>
-      </w:r>
-      <w:r>
-        <w:t xml:space="preserve"> categories present in the data</w:t>
-      </w:r>
-      <w:r>
-        <w:t xml:space="preserve">. </w:t>
-      </w:r>
-    </w:p>
-    <w:p>
-      <w:r>
-        <w:t xml:space="preserve">My model has </w:t>
-      </w:r>
-      <w:r>
-        <w:t>three</w:t>
-      </w:r>
-      <w:r>
         <w:t xml:space="preserve"> convolutional blocks with increasing sizes of filters </w:t>
       </w:r>
       <w:r>
@@ -6802,32 +7360,303 @@
       <w:pPr>
         <w:pStyle w:val="Heading3"/>
       </w:pPr>
-      <w:bookmarkStart w:id="32" w:name="_Toc194327724"/>
+      <w:bookmarkStart w:id="33" w:name="_Toc194327724"/>
       <w:r>
         <w:t>User Interface</w:t>
       </w:r>
-      <w:bookmarkEnd w:id="32"/>
-    </w:p>
-    <w:p>
-      <w:r>
-        <w:t xml:space="preserve">Since python is used for most machine learning tasks programming a GUI in tkinter is a good choice to use as tkinter is very lightweight and </w:t>
+      <w:bookmarkEnd w:id="33"/>
+    </w:p>
+    <w:p>
+      <w:r>
+        <w:t xml:space="preserve">Since python is used for most machine learning tasks programming a GUI in </w:t>
+      </w:r>
+      <w:proofErr w:type="spellStart"/>
+      <w:r>
+        <w:t>tkinter</w:t>
+      </w:r>
+      <w:proofErr w:type="spellEnd"/>
+      <w:r>
+        <w:t xml:space="preserve"> is a good choice to use as </w:t>
+      </w:r>
+      <w:proofErr w:type="spellStart"/>
+      <w:r>
+        <w:t>tkinter</w:t>
+      </w:r>
+      <w:proofErr w:type="spellEnd"/>
+      <w:r>
+        <w:t xml:space="preserve"> is very lightweight and </w:t>
       </w:r>
       <w:r>
         <w:t>is an open-source library meaning that is completely free to use without any licensing.</w:t>
       </w:r>
     </w:p>
+    <w:p/>
+    <w:p/>
+    <w:p/>
+    <w:p/>
+    <w:p/>
+    <w:p/>
+    <w:p/>
+    <w:p/>
+    <w:p/>
+    <w:p/>
+    <w:p/>
+    <w:p/>
+    <w:p/>
     <w:p/>
     <w:p>
       <w:pPr>
         <w:pStyle w:val="Heading2"/>
         <w:jc w:val="both"/>
       </w:pPr>
-      <w:bookmarkStart w:id="33" w:name="_Toc194327725"/>
-      <w:r>
+      <w:bookmarkStart w:id="34" w:name="_Toc194327725"/>
+      <w:r>
+        <w:lastRenderedPageBreak/>
         <w:t>Testing</w:t>
       </w:r>
-      <w:bookmarkEnd w:id="33"/>
-    </w:p>
+      <w:bookmarkEnd w:id="34"/>
+    </w:p>
+    <w:p>
+      <w:pPr>
+        <w:pStyle w:val="Heading3"/>
+      </w:pPr>
+      <w:r>
+        <w:t>Model Training Performance</w:t>
+      </w:r>
+    </w:p>
+    <w:p>
+      <w:r>
+        <w:t>To train the model the dataset is split into two portions. One being 85% of the dataset which will be used for training, the remaining 15% of the dataset will be used to evaluate the model’s performance on the unseen data. Due to the dataset created containing only 288 files a larger number of evaluation data cannot be used as it will diminish the amount of data that the model will train on. Additionally, this means that the model must be carefully tuned to prevent overfitting and memorisation of the data.</w:t>
+      </w:r>
+      <w:r>
+        <w:t xml:space="preserve"> </w:t>
+      </w:r>
+    </w:p>
+    <w:p>
+      <w:r>
+        <w:rPr>
+          <w:noProof/>
+        </w:rPr>
+        <w:drawing>
+          <wp:inline distT="0" distB="0" distL="0" distR="0" wp14:anchorId="64FA2DD6" wp14:editId="761A23F9">
+            <wp:extent cx="3677279" cy="2604977"/>
+            <wp:effectExtent l="0" t="0" r="0" b="5080"/>
+            <wp:docPr id="214240581" name="Picture 1" descr="A diagram of a heatmap&#10;&#10;AI-generated content may be incorrect."/>
+            <wp:cNvGraphicFramePr>
+              <a:graphicFrameLocks xmlns:a="http://schemas.openxmlformats.org/drawingml/2006/main" noChangeAspect="1"/>
+            </wp:cNvGraphicFramePr>
+            <a:graphic xmlns:a="http://schemas.openxmlformats.org/drawingml/2006/main">
+              <a:graphicData uri="http://schemas.openxmlformats.org/drawingml/2006/picture">
+                <pic:pic xmlns:pic="http://schemas.openxmlformats.org/drawingml/2006/picture">
+                  <pic:nvPicPr>
+                    <pic:cNvPr id="214240581" name="Picture 1" descr="A diagram of a heatmap&#10;&#10;AI-generated content may be incorrect."/>
+                    <pic:cNvPicPr/>
+                  </pic:nvPicPr>
+                  <pic:blipFill>
+                    <a:blip r:embed="rId15"/>
+                    <a:stretch>
+                      <a:fillRect/>
+                    </a:stretch>
+                  </pic:blipFill>
+                  <pic:spPr>
+                    <a:xfrm>
+                      <a:off x="0" y="0"/>
+                      <a:ext cx="3685827" cy="2611033"/>
+                    </a:xfrm>
+                    <a:prstGeom prst="rect">
+                      <a:avLst/>
+                    </a:prstGeom>
+                  </pic:spPr>
+                </pic:pic>
+              </a:graphicData>
+            </a:graphic>
+          </wp:inline>
+        </w:drawing>
+      </w:r>
+    </w:p>
+    <w:p>
+      <w:r>
+        <w:t>The heatmap of the performance of the model on the test data split suggests that the model is performing well on the data and is able to categorize the data correctly as a large majority of the data was predicted correctly. Forty out of forty-three satellite images were predicted correctly which shows that the model has been able to effectively learn the differences between each state of a fire.</w:t>
+      </w:r>
+    </w:p>
+    <w:p>
+      <w:r>
+        <w:t xml:space="preserve">However, some of the data was predicted to be in the wrong category, this may be because of the revisit times of the satellite which may cause confusion in the predictions. Due to the high chance category including data as close to before a fire as possible given the satellite’s revisit time and the live fire category including data from sixteen days later which may mean that the fire is slowing down if the fire occurred closer to the before fire data than the live fire data. </w:t>
+      </w:r>
+    </w:p>
+    <w:p/>
+    <w:p/>
+    <w:p/>
+    <w:p/>
+    <w:p/>
+    <w:p/>
+    <w:p/>
+    <w:p/>
+    <w:p/>
+    <w:p>
+      <w:r>
+        <w:rPr>
+          <w:noProof/>
+        </w:rPr>
+        <w:lastRenderedPageBreak/>
+        <w:drawing>
+          <wp:anchor distT="0" distB="0" distL="114300" distR="114300" simplePos="0" relativeHeight="251658240" behindDoc="1" locked="0" layoutInCell="1" allowOverlap="1" wp14:anchorId="1AB72E62" wp14:editId="783DA4F6">
+            <wp:simplePos x="0" y="0"/>
+            <wp:positionH relativeFrom="column">
+              <wp:posOffset>233562</wp:posOffset>
+            </wp:positionH>
+            <wp:positionV relativeFrom="paragraph">
+              <wp:posOffset>222</wp:posOffset>
+            </wp:positionV>
+            <wp:extent cx="3965575" cy="2429510"/>
+            <wp:effectExtent l="0" t="0" r="0" b="8890"/>
+            <wp:wrapTight wrapText="bothSides">
+              <wp:wrapPolygon edited="0">
+                <wp:start x="0" y="0"/>
+                <wp:lineTo x="0" y="21510"/>
+                <wp:lineTo x="21479" y="21510"/>
+                <wp:lineTo x="21479" y="0"/>
+                <wp:lineTo x="0" y="0"/>
+              </wp:wrapPolygon>
+            </wp:wrapTight>
+            <wp:docPr id="703313161" name="Picture 1" descr="A graph with a line and a line&#10;&#10;AI-generated content may be incorrect."/>
+            <wp:cNvGraphicFramePr>
+              <a:graphicFrameLocks xmlns:a="http://schemas.openxmlformats.org/drawingml/2006/main" noChangeAspect="1"/>
+            </wp:cNvGraphicFramePr>
+            <a:graphic xmlns:a="http://schemas.openxmlformats.org/drawingml/2006/main">
+              <a:graphicData uri="http://schemas.openxmlformats.org/drawingml/2006/picture">
+                <pic:pic xmlns:pic="http://schemas.openxmlformats.org/drawingml/2006/picture">
+                  <pic:nvPicPr>
+                    <pic:cNvPr id="703313161" name="Picture 1" descr="A graph with a line and a line&#10;&#10;AI-generated content may be incorrect."/>
+                    <pic:cNvPicPr/>
+                  </pic:nvPicPr>
+                  <pic:blipFill>
+                    <a:blip r:embed="rId16">
+                      <a:extLst>
+                        <a:ext uri="{28A0092B-C50C-407E-A947-70E740481C1C}">
+                          <a14:useLocalDpi xmlns:a14="http://schemas.microsoft.com/office/drawing/2010/main" val="0"/>
+                        </a:ext>
+                      </a:extLst>
+                    </a:blip>
+                    <a:stretch>
+                      <a:fillRect/>
+                    </a:stretch>
+                  </pic:blipFill>
+                  <pic:spPr>
+                    <a:xfrm>
+                      <a:off x="0" y="0"/>
+                      <a:ext cx="3965575" cy="2429510"/>
+                    </a:xfrm>
+                    <a:prstGeom prst="rect">
+                      <a:avLst/>
+                    </a:prstGeom>
+                  </pic:spPr>
+                </pic:pic>
+              </a:graphicData>
+            </a:graphic>
+          </wp:anchor>
+        </w:drawing>
+      </w:r>
+    </w:p>
+    <w:p/>
+    <w:p/>
+    <w:p/>
+    <w:p/>
+    <w:p/>
+    <w:p/>
+    <w:p/>
+    <w:p/>
+    <w:p>
+      <w:r>
+        <w:t>The accuracy of the model increases with the number of epochs in both the train</w:t>
+      </w:r>
+      <w:r>
+        <w:t>ing</w:t>
+      </w:r>
+      <w:r>
+        <w:t xml:space="preserve"> and test</w:t>
+      </w:r>
+      <w:r>
+        <w:t>ing and shows no significant signs of overfitting this means that the model is effective at learning. The test line does fluctuate a lot more than the train accuracy because the test data has not been seen before by the model. The training line does decrease at the eighth epoch, this may be because the model is starting to generalise the data incorrectly however, the testing accuracy continues to increase.</w:t>
+      </w:r>
+    </w:p>
+    <w:p>
+      <w:r>
+        <w:t>The model also managed to achieve an accuracy of 80% on the test set as well as the training set despite training accuracy falling slightly at the last epoch. This meets one of the project’s requirements</w:t>
+      </w:r>
+      <w:r>
+        <w:t xml:space="preserve"> as the model has been able to train to a high degree of accuracy.</w:t>
+      </w:r>
+    </w:p>
+    <w:p/>
+    <w:p>
+      <w:r>
+        <w:rPr>
+          <w:noProof/>
+        </w:rPr>
+        <w:drawing>
+          <wp:inline distT="0" distB="0" distL="0" distR="0" wp14:anchorId="326E4C62" wp14:editId="498B1CF0">
+            <wp:extent cx="4805386" cy="1477925"/>
+            <wp:effectExtent l="0" t="0" r="0" b="8255"/>
+            <wp:docPr id="2034528584" name="Picture 1" descr="A graph of a line&#10;&#10;AI-generated content may be incorrect."/>
+            <wp:cNvGraphicFramePr>
+              <a:graphicFrameLocks xmlns:a="http://schemas.openxmlformats.org/drawingml/2006/main" noChangeAspect="1"/>
+            </wp:cNvGraphicFramePr>
+            <a:graphic xmlns:a="http://schemas.openxmlformats.org/drawingml/2006/main">
+              <a:graphicData uri="http://schemas.openxmlformats.org/drawingml/2006/picture">
+                <pic:pic xmlns:pic="http://schemas.openxmlformats.org/drawingml/2006/picture">
+                  <pic:nvPicPr>
+                    <pic:cNvPr id="2034528584" name="Picture 1" descr="A graph of a line&#10;&#10;AI-generated content may be incorrect."/>
+                    <pic:cNvPicPr/>
+                  </pic:nvPicPr>
+                  <pic:blipFill>
+                    <a:blip r:embed="rId17"/>
+                    <a:stretch>
+                      <a:fillRect/>
+                    </a:stretch>
+                  </pic:blipFill>
+                  <pic:spPr>
+                    <a:xfrm>
+                      <a:off x="0" y="0"/>
+                      <a:ext cx="4811542" cy="1479818"/>
+                    </a:xfrm>
+                    <a:prstGeom prst="rect">
+                      <a:avLst/>
+                    </a:prstGeom>
+                  </pic:spPr>
+                </pic:pic>
+              </a:graphicData>
+            </a:graphic>
+          </wp:inline>
+        </w:drawing>
+      </w:r>
+    </w:p>
+    <w:p>
+      <w:r>
+        <w:t>Over the course of the epochs the loss graph also shows that the model is learning as the loss decreases in both the training and testing.</w:t>
+      </w:r>
+      <w:r>
+        <w:t xml:space="preserve"> The test loss decreases at a greater rate than the training loss which suggests that the model is able to generalize well and learn patterns at a fast rate. The test loss remains lower than the training loss almost throughout the entire set of epochs which is unusual, this may be due to the dropout layers in the model architecture as it introduces noise which may result in the training loss being higher here.</w:t>
+      </w:r>
+    </w:p>
+    <w:p>
+      <w:r>
+        <w:t>The training evaluation suggests that the model has been able learn patterns and generalise well</w:t>
+      </w:r>
+      <w:r>
+        <w:t xml:space="preserve"> and shows no signs of over or underfitting</w:t>
+      </w:r>
+      <w:r>
+        <w:t>.</w:t>
+      </w:r>
+      <w:r>
+        <w:t xml:space="preserve"> Therefore, as a result of the training the model is well tuned for the task of predicting fires and needs to be tested rigorously to confirm that the model is successful. </w:t>
+      </w:r>
+    </w:p>
+    <w:p/>
+    <w:p/>
+    <w:p/>
+    <w:p/>
     <w:p>
       <w:pPr>
         <w:pStyle w:val="Heading3"/>
@@ -6846,20 +7675,32 @@
         <w:rPr>
           <w:u w:val="single"/>
         </w:rPr>
-        <w:t>Training results</w:t>
-      </w:r>
-    </w:p>
-    <w:p>
-      <w:pPr>
+        <w:t>Second</w:t>
+      </w:r>
+      <w:r>
         <w:rPr>
           <w:u w:val="single"/>
         </w:rPr>
-      </w:pPr>
+        <w:t xml:space="preserve"> California</w:t>
+      </w:r>
       <w:r>
         <w:rPr>
           <w:u w:val="single"/>
         </w:rPr>
-        <w:t>Second fire data</w:t>
+        <w:t xml:space="preserve"> fire data</w:t>
+      </w:r>
+    </w:p>
+    <w:p>
+      <w:r>
+        <w:t>To</w:t>
+      </w:r>
+      <w:r>
+        <w:t xml:space="preserve"> further evaluate the model and its performance, data from another fire in southern California must be collected. This is because the model scales the values of thermal anomalies around the pacific palisades fire present in the dataset due to the lack of standard fire data. </w:t>
+      </w:r>
+    </w:p>
+    <w:p>
+      <w:r>
+        <w:t>To do this a small collection of data must be extracted from the google earth engine and given to the model to measure the performance of the model.</w:t>
       </w:r>
     </w:p>
     <w:p>
@@ -6876,6 +7717,22 @@
       </w:r>
     </w:p>
     <w:p>
+      <w:r>
+        <w:t xml:space="preserve">To see if </w:t>
+      </w:r>
+      <w:r>
+        <w:t xml:space="preserve">the model is capable of predicting fires to a good degree in other regions it must be tested with data from another country with a similar climate and then another country with a completely different climate. The result of this test will show whether the model is </w:t>
+      </w:r>
+      <w:r>
+        <w:t>only useful to use in California with the current dataset.</w:t>
+      </w:r>
+    </w:p>
+    <w:p>
+      <w:r>
+        <w:t xml:space="preserve">Again, a data on a fire will be extracted from the google earth engine and given to the model to assess its performance on the new data. </w:t>
+      </w:r>
+    </w:p>
+    <w:p>
       <w:pPr>
         <w:rPr>
           <w:u w:val="single"/>
@@ -6889,6 +7746,14 @@
       </w:r>
     </w:p>
     <w:p>
+      <w:r>
+        <w:t>To test</w:t>
+      </w:r>
+      <w:r>
+        <w:t xml:space="preserve"> the model and the program’s ability to handle incorrect or invalid data some data will be given to the model to assess its performance.</w:t>
+      </w:r>
+    </w:p>
+    <w:p>
       <w:pPr>
         <w:pStyle w:val="Heading3"/>
       </w:pPr>
@@ -6910,23 +7775,31 @@
       </w:r>
     </w:p>
     <w:p>
+      <w:r>
+        <w:t>To</w:t>
+      </w:r>
+      <w:r>
+        <w:t xml:space="preserve"> ensure that the interface cannot be broken by abnormal user inputs and behaviours it must be tested.</w:t>
+      </w:r>
+    </w:p>
+    <w:p>
       <w:pPr>
         <w:pStyle w:val="Heading1"/>
         <w:jc w:val="both"/>
       </w:pPr>
-      <w:bookmarkStart w:id="34" w:name="_Toc194327726"/>
+      <w:bookmarkStart w:id="35" w:name="_Toc194327726"/>
       <w:r>
         <w:lastRenderedPageBreak/>
         <w:t>External concerns</w:t>
       </w:r>
-      <w:bookmarkEnd w:id="34"/>
+      <w:bookmarkEnd w:id="35"/>
     </w:p>
     <w:p>
       <w:pPr>
         <w:pStyle w:val="Heading2"/>
         <w:jc w:val="both"/>
       </w:pPr>
-      <w:bookmarkStart w:id="35" w:name="_Toc194327727"/>
+      <w:bookmarkStart w:id="36" w:name="_Toc194327727"/>
       <w:r>
         <w:t xml:space="preserve">Legal, </w:t>
       </w:r>
@@ -6942,7 +7815,7 @@
       <w:r>
         <w:t>thical issues</w:t>
       </w:r>
-      <w:bookmarkEnd w:id="35"/>
+      <w:bookmarkEnd w:id="36"/>
     </w:p>
     <w:p>
       <w:r>
@@ -6959,7 +7832,21 @@
     </w:p>
     <w:p>
       <w:r>
-        <w:t>The program does not need to take into account user data protection laws as at no point in operating the program does it handle user data. It only handles data extracted from the google earth engine or other ways of collecting landsat 9 data.</w:t>
+        <w:t xml:space="preserve">The program does not need to </w:t>
+      </w:r>
+      <w:proofErr w:type="gramStart"/>
+      <w:r>
+        <w:t>take into account</w:t>
+      </w:r>
+      <w:proofErr w:type="gramEnd"/>
+      <w:r>
+        <w:t xml:space="preserve"> user data protection laws as at no point in operating the program does it handle user data. It only handles data extracted from the google earth engine or other ways of collecting </w:t>
+      </w:r>
+      <w:r>
+        <w:t>Landsat</w:t>
+      </w:r>
+      <w:r>
+        <w:t xml:space="preserve"> 9 data.</w:t>
       </w:r>
     </w:p>
     <w:p>
@@ -6967,11 +7854,11 @@
         <w:pStyle w:val="Heading2"/>
         <w:jc w:val="both"/>
       </w:pPr>
-      <w:bookmarkStart w:id="36" w:name="_Toc194327728"/>
+      <w:bookmarkStart w:id="37" w:name="_Toc194327728"/>
       <w:r>
         <w:t>Commercial issues and exploitation</w:t>
       </w:r>
-      <w:bookmarkEnd w:id="36"/>
+      <w:bookmarkEnd w:id="37"/>
     </w:p>
     <w:p>
       <w:r>
@@ -6981,7 +7868,13 @@
         <w:t>the google earth engine then the program cannot be used to profit from as the data used</w:t>
       </w:r>
       <w:r>
-        <w:t xml:space="preserve"> was not originally created by me. I only extracted the data from the google earth engine.</w:t>
+        <w:t xml:space="preserve"> was not originally created by me. </w:t>
+      </w:r>
+      <w:r>
+        <w:t xml:space="preserve">The data was only extracted </w:t>
+      </w:r>
+      <w:r>
+        <w:t>from the google earth engine.</w:t>
       </w:r>
     </w:p>
     <w:p>
@@ -7012,7 +7905,7 @@
         <w:pStyle w:val="Heading1"/>
         <w:jc w:val="both"/>
       </w:pPr>
-      <w:bookmarkStart w:id="37" w:name="_Toc194327729"/>
+      <w:bookmarkStart w:id="38" w:name="_Toc194327729"/>
       <w:r>
         <w:lastRenderedPageBreak/>
         <w:t>Evaluation</w:t>
@@ -7020,7 +7913,7 @@
       <w:r>
         <w:t xml:space="preserve"> and discussion of results</w:t>
       </w:r>
-      <w:bookmarkEnd w:id="37"/>
+      <w:bookmarkEnd w:id="38"/>
     </w:p>
     <w:p>
       <w:pPr>
@@ -7035,11 +7928,11 @@
       <w:pPr>
         <w:pStyle w:val="Heading2"/>
       </w:pPr>
-      <w:bookmarkStart w:id="38" w:name="_Toc194327730"/>
+      <w:bookmarkStart w:id="39" w:name="_Toc194327730"/>
       <w:r>
         <w:t>Issues with Landsat 9</w:t>
       </w:r>
-      <w:bookmarkEnd w:id="38"/>
+      <w:bookmarkEnd w:id="39"/>
       <w:r>
         <w:t xml:space="preserve"> data</w:t>
       </w:r>
@@ -7069,7 +7962,25 @@
         <w:t>project,</w:t>
       </w:r>
       <w:r>
-        <w:t xml:space="preserve"> I have ignored time of day and used thermal readings and vegetation quality to form a prediction.</w:t>
+        <w:t xml:space="preserve"> </w:t>
+      </w:r>
+      <w:r>
+        <w:t>therefore</w:t>
+      </w:r>
+      <w:r>
+        <w:t xml:space="preserve"> time of day</w:t>
+      </w:r>
+      <w:r>
+        <w:t xml:space="preserve"> and season have been ignored</w:t>
+      </w:r>
+      <w:r>
+        <w:t xml:space="preserve"> and used thermal readings and vegetation quality to form a prediction</w:t>
+      </w:r>
+      <w:r>
+        <w:t xml:space="preserve"> instead</w:t>
+      </w:r>
+      <w:r>
+        <w:t>.</w:t>
       </w:r>
       <w:r>
         <w:t xml:space="preserve"> </w:t>
@@ -7096,45 +8007,45 @@
         <w:pStyle w:val="Heading1"/>
         <w:jc w:val="both"/>
       </w:pPr>
-      <w:bookmarkStart w:id="39" w:name="_Toc194327731"/>
+      <w:bookmarkStart w:id="40" w:name="_Toc194327731"/>
       <w:r>
         <w:lastRenderedPageBreak/>
         <w:t>Conclusion</w:t>
       </w:r>
-      <w:bookmarkEnd w:id="39"/>
+      <w:bookmarkEnd w:id="40"/>
     </w:p>
     <w:p>
       <w:pPr>
         <w:pStyle w:val="Heading2"/>
         <w:jc w:val="both"/>
       </w:pPr>
-      <w:bookmarkStart w:id="40" w:name="_Toc194327732"/>
+      <w:bookmarkStart w:id="41" w:name="_Toc194327732"/>
       <w:r>
         <w:t>Project management</w:t>
       </w:r>
-      <w:bookmarkEnd w:id="40"/>
+      <w:bookmarkEnd w:id="41"/>
     </w:p>
     <w:p>
       <w:pPr>
         <w:pStyle w:val="Heading2"/>
         <w:jc w:val="both"/>
       </w:pPr>
-      <w:bookmarkStart w:id="41" w:name="_Toc194327733"/>
+      <w:bookmarkStart w:id="42" w:name="_Toc194327733"/>
       <w:r>
         <w:t>Risk management</w:t>
       </w:r>
-      <w:bookmarkEnd w:id="41"/>
+      <w:bookmarkEnd w:id="42"/>
     </w:p>
     <w:p>
       <w:pPr>
         <w:pStyle w:val="Heading2"/>
         <w:jc w:val="both"/>
       </w:pPr>
-      <w:bookmarkStart w:id="42" w:name="_Toc194327734"/>
+      <w:bookmarkStart w:id="43" w:name="_Toc194327734"/>
       <w:r>
         <w:t>General conclusions</w:t>
       </w:r>
-      <w:bookmarkEnd w:id="42"/>
+      <w:bookmarkEnd w:id="43"/>
     </w:p>
     <w:p>
       <w:pPr>
@@ -7162,12 +8073,12 @@
         <w:pStyle w:val="UnnumberedHeading1"/>
         <w:jc w:val="both"/>
       </w:pPr>
-      <w:bookmarkStart w:id="43" w:name="_Toc194327735"/>
+      <w:bookmarkStart w:id="44" w:name="_Toc194327735"/>
       <w:r>
         <w:lastRenderedPageBreak/>
         <w:t>References</w:t>
       </w:r>
-      <w:bookmarkEnd w:id="43"/>
+      <w:bookmarkEnd w:id="44"/>
     </w:p>
     <w:sdt>
       <w:sdtPr>
@@ -7219,7 +8130,31 @@
               <w:sz w:val="22"/>
               <w:szCs w:val="22"/>
             </w:rPr>
-            <w:t xml:space="preserve">EFFIS annual statistics for greece. </w:t>
+            <w:t xml:space="preserve">EFFIS annual statistics for </w:t>
+          </w:r>
+          <w:proofErr w:type="spellStart"/>
+          <w:r>
+            <w:rPr>
+              <w:rFonts w:ascii="Calibri" w:hAnsi="Calibri" w:cs="Calibri"/>
+              <w:i/>
+              <w:iCs/>
+              <w:color w:val="000000"/>
+              <w:sz w:val="22"/>
+              <w:szCs w:val="22"/>
+            </w:rPr>
+            <w:t>greece</w:t>
+          </w:r>
+          <w:proofErr w:type="spellEnd"/>
+          <w:r>
+            <w:rPr>
+              <w:rFonts w:ascii="Calibri" w:hAnsi="Calibri" w:cs="Calibri"/>
+              <w:i/>
+              <w:iCs/>
+              <w:color w:val="000000"/>
+              <w:sz w:val="22"/>
+              <w:szCs w:val="22"/>
+            </w:rPr>
+            <w:t xml:space="preserve">. </w:t>
           </w:r>
           <w:r>
             <w:rPr>
@@ -7230,7 +8165,7 @@
             </w:rPr>
             <w:t xml:space="preserve">Available online: </w:t>
           </w:r>
-          <w:hyperlink r:id="rId14" w:tgtFrame="_blank" w:history="1">
+          <w:hyperlink r:id="rId18" w:tgtFrame="_blank" w:history="1">
             <w:r>
               <w:rPr>
                 <w:rStyle w:val="Hyperlink"/>
@@ -7269,7 +8204,47 @@
               <w:sz w:val="22"/>
               <w:szCs w:val="22"/>
             </w:rPr>
-            <w:t xml:space="preserve">D. Rashkovetsky, F. Mauracher, M. Langer &amp; M. Schmitt (2021) Wildfire detection from multisensor satellite imagery using deep semantic segmentation. </w:t>
+            <w:t xml:space="preserve">D. </w:t>
+          </w:r>
+          <w:proofErr w:type="spellStart"/>
+          <w:r>
+            <w:rPr>
+              <w:rFonts w:ascii="Calibri" w:hAnsi="Calibri" w:cs="Calibri"/>
+              <w:color w:val="000000"/>
+              <w:sz w:val="22"/>
+              <w:szCs w:val="22"/>
+            </w:rPr>
+            <w:t>Rashkovetsky</w:t>
+          </w:r>
+          <w:proofErr w:type="spellEnd"/>
+          <w:r>
+            <w:rPr>
+              <w:rFonts w:ascii="Calibri" w:hAnsi="Calibri" w:cs="Calibri"/>
+              <w:color w:val="000000"/>
+              <w:sz w:val="22"/>
+              <w:szCs w:val="22"/>
+            </w:rPr>
+            <w:t xml:space="preserve">, F. Mauracher, M. Langer &amp; M. Schmitt (2021) Wildfire detection from </w:t>
+          </w:r>
+          <w:proofErr w:type="spellStart"/>
+          <w:r>
+            <w:rPr>
+              <w:rFonts w:ascii="Calibri" w:hAnsi="Calibri" w:cs="Calibri"/>
+              <w:color w:val="000000"/>
+              <w:sz w:val="22"/>
+              <w:szCs w:val="22"/>
+            </w:rPr>
+            <w:t>multisensor</w:t>
+          </w:r>
+          <w:proofErr w:type="spellEnd"/>
+          <w:r>
+            <w:rPr>
+              <w:rFonts w:ascii="Calibri" w:hAnsi="Calibri" w:cs="Calibri"/>
+              <w:color w:val="000000"/>
+              <w:sz w:val="22"/>
+              <w:szCs w:val="22"/>
+            </w:rPr>
+            <w:t xml:space="preserve"> satellite imagery using deep semantic segmentation. </w:t>
           </w:r>
           <w:r>
             <w:rPr>
@@ -7351,7 +8326,47 @@
               <w:sz w:val="22"/>
               <w:szCs w:val="22"/>
             </w:rPr>
-            <w:t xml:space="preserve">Fu, Y., Li, R., Wang, X., Bergeron, Y., Valeria, O., Chavardès, R. D., Wang, Y. &amp; Hu, J. (2020) Fire detection and fire radiative power in forests and low-biomass lands in northeast asia: MODIS versus VIIRS fire products. </w:t>
+            <w:t xml:space="preserve">Fu, Y., Li, R., Wang, X., Bergeron, Y., Valeria, O., </w:t>
+          </w:r>
+          <w:proofErr w:type="spellStart"/>
+          <w:r>
+            <w:rPr>
+              <w:rFonts w:ascii="Calibri" w:hAnsi="Calibri" w:cs="Calibri"/>
+              <w:color w:val="000000"/>
+              <w:sz w:val="22"/>
+              <w:szCs w:val="22"/>
+            </w:rPr>
+            <w:t>Chavardès</w:t>
+          </w:r>
+          <w:proofErr w:type="spellEnd"/>
+          <w:r>
+            <w:rPr>
+              <w:rFonts w:ascii="Calibri" w:hAnsi="Calibri" w:cs="Calibri"/>
+              <w:color w:val="000000"/>
+              <w:sz w:val="22"/>
+              <w:szCs w:val="22"/>
+            </w:rPr>
+            <w:t xml:space="preserve">, R. D., Wang, Y. &amp; Hu, J. (2020) Fire detection and fire radiative power in forests and low-biomass lands in northeast </w:t>
+          </w:r>
+          <w:proofErr w:type="spellStart"/>
+          <w:r>
+            <w:rPr>
+              <w:rFonts w:ascii="Calibri" w:hAnsi="Calibri" w:cs="Calibri"/>
+              <w:color w:val="000000"/>
+              <w:sz w:val="22"/>
+              <w:szCs w:val="22"/>
+            </w:rPr>
+            <w:t>asia</w:t>
+          </w:r>
+          <w:proofErr w:type="spellEnd"/>
+          <w:r>
+            <w:rPr>
+              <w:rFonts w:ascii="Calibri" w:hAnsi="Calibri" w:cs="Calibri"/>
+              <w:color w:val="000000"/>
+              <w:sz w:val="22"/>
+              <w:szCs w:val="22"/>
+            </w:rPr>
+            <w:t xml:space="preserve">: MODIS versus VIIRS fire products. </w:t>
           </w:r>
           <w:r>
             <w:rPr>
@@ -7433,7 +8448,27 @@
               <w:sz w:val="22"/>
               <w:szCs w:val="22"/>
             </w:rPr>
-            <w:t xml:space="preserve">Kanwal, R., Rafaqat, W., Iqbal, M. &amp; Weiguo, S. (2023) Data-driven approaches for wildfire mapping and prediction assessment using a convolutional neural network (CNN). </w:t>
+            <w:t xml:space="preserve">Kanwal, R., Rafaqat, W., Iqbal, M. &amp; </w:t>
+          </w:r>
+          <w:proofErr w:type="spellStart"/>
+          <w:r>
+            <w:rPr>
+              <w:rFonts w:ascii="Calibri" w:hAnsi="Calibri" w:cs="Calibri"/>
+              <w:color w:val="000000"/>
+              <w:sz w:val="22"/>
+              <w:szCs w:val="22"/>
+            </w:rPr>
+            <w:t>Weiguo</w:t>
+          </w:r>
+          <w:proofErr w:type="spellEnd"/>
+          <w:r>
+            <w:rPr>
+              <w:rFonts w:ascii="Calibri" w:hAnsi="Calibri" w:cs="Calibri"/>
+              <w:color w:val="000000"/>
+              <w:sz w:val="22"/>
+              <w:szCs w:val="22"/>
+            </w:rPr>
+            <w:t xml:space="preserve">, S. (2023) Data-driven approaches for wildfire mapping and prediction assessment using a convolutional neural network (CNN). </w:t>
           </w:r>
           <w:r>
             <w:rPr>
@@ -7496,7 +8531,7 @@
             </w:rPr>
             <w:t xml:space="preserve">Available online: </w:t>
           </w:r>
-          <w:hyperlink r:id="rId15" w:tgtFrame="_blank" w:history="1">
+          <w:hyperlink r:id="rId19" w:tgtFrame="_blank" w:history="1">
             <w:r>
               <w:rPr>
                 <w:rStyle w:val="Hyperlink"/>
@@ -7535,7 +8570,27 @@
               <w:sz w:val="22"/>
               <w:szCs w:val="22"/>
             </w:rPr>
-            <w:t xml:space="preserve">MacCarthy James, Richter Jessica, Tyukavina Sasha, Weisse Mikaela &amp; Harris Nancy (2024) </w:t>
+            <w:t xml:space="preserve">MacCarthy James, Richter Jessica, </w:t>
+          </w:r>
+          <w:proofErr w:type="spellStart"/>
+          <w:r>
+            <w:rPr>
+              <w:rFonts w:ascii="Calibri" w:hAnsi="Calibri" w:cs="Calibri"/>
+              <w:color w:val="000000"/>
+              <w:sz w:val="22"/>
+              <w:szCs w:val="22"/>
+            </w:rPr>
+            <w:t>Tyukavina</w:t>
+          </w:r>
+          <w:proofErr w:type="spellEnd"/>
+          <w:r>
+            <w:rPr>
+              <w:rFonts w:ascii="Calibri" w:hAnsi="Calibri" w:cs="Calibri"/>
+              <w:color w:val="000000"/>
+              <w:sz w:val="22"/>
+              <w:szCs w:val="22"/>
+            </w:rPr>
+            <w:t xml:space="preserve"> Sasha, Weisse Mikaela &amp; Harris Nancy (2024) </w:t>
           </w:r>
           <w:r>
             <w:rPr>
@@ -7557,7 +8612,7 @@
             </w:rPr>
             <w:t xml:space="preserve">Available online: </w:t>
           </w:r>
-          <w:hyperlink r:id="rId16" w:tgtFrame="_blank" w:history="1">
+          <w:hyperlink r:id="rId20" w:tgtFrame="_blank" w:history="1">
             <w:r>
               <w:rPr>
                 <w:rStyle w:val="Hyperlink"/>
@@ -7596,7 +8651,47 @@
               <w:sz w:val="22"/>
               <w:szCs w:val="22"/>
             </w:rPr>
-            <w:t xml:space="preserve">Malik, A., Rao, M. R., Puppala, N., Koouri, P., Thota, V. A., Liu, Q., Chiao, S. &amp; Gao, J. (2021) Data-driven wildfire risk prediction in northern california. </w:t>
+            <w:t xml:space="preserve">Malik, A., Rao, M. R., Puppala, N., </w:t>
+          </w:r>
+          <w:proofErr w:type="spellStart"/>
+          <w:r>
+            <w:rPr>
+              <w:rFonts w:ascii="Calibri" w:hAnsi="Calibri" w:cs="Calibri"/>
+              <w:color w:val="000000"/>
+              <w:sz w:val="22"/>
+              <w:szCs w:val="22"/>
+            </w:rPr>
+            <w:t>Koouri</w:t>
+          </w:r>
+          <w:proofErr w:type="spellEnd"/>
+          <w:r>
+            <w:rPr>
+              <w:rFonts w:ascii="Calibri" w:hAnsi="Calibri" w:cs="Calibri"/>
+              <w:color w:val="000000"/>
+              <w:sz w:val="22"/>
+              <w:szCs w:val="22"/>
+            </w:rPr>
+            <w:t xml:space="preserve">, P., Thota, V. A., Liu, Q., Chiao, S. &amp; Gao, J. (2021) Data-driven wildfire risk prediction in northern </w:t>
+          </w:r>
+          <w:proofErr w:type="spellStart"/>
+          <w:r>
+            <w:rPr>
+              <w:rFonts w:ascii="Calibri" w:hAnsi="Calibri" w:cs="Calibri"/>
+              <w:color w:val="000000"/>
+              <w:sz w:val="22"/>
+              <w:szCs w:val="22"/>
+            </w:rPr>
+            <w:t>california</w:t>
+          </w:r>
+          <w:proofErr w:type="spellEnd"/>
+          <w:r>
+            <w:rPr>
+              <w:rFonts w:ascii="Calibri" w:hAnsi="Calibri" w:cs="Calibri"/>
+              <w:color w:val="000000"/>
+              <w:sz w:val="22"/>
+              <w:szCs w:val="22"/>
+            </w:rPr>
+            <w:t xml:space="preserve">. </w:t>
           </w:r>
           <w:r>
             <w:rPr>
@@ -7659,7 +8754,7 @@
             </w:rPr>
             <w:t xml:space="preserve">Available online: </w:t>
           </w:r>
-          <w:hyperlink r:id="rId17" w:tgtFrame="_blank" w:history="1">
+          <w:hyperlink r:id="rId21" w:tgtFrame="_blank" w:history="1">
             <w:r>
               <w:rPr>
                 <w:rStyle w:val="Hyperlink"/>
@@ -7698,7 +8793,47 @@
               <w:sz w:val="22"/>
               <w:szCs w:val="22"/>
             </w:rPr>
-            <w:t xml:space="preserve">Peng, W., Wei, Y., Chen, G., Lu, G., Ye, Q., Ding, R., Hu, P. &amp; Cheng, Z. (2023) Analysis of wildfire danger level using logistic regression model in sichuan province, china. </w:t>
+            <w:t xml:space="preserve">Peng, W., Wei, Y., Chen, G., Lu, G., Ye, Q., Ding, R., Hu, P. &amp; Cheng, Z. (2023) Analysis of wildfire danger level using logistic regression model in </w:t>
+          </w:r>
+          <w:proofErr w:type="spellStart"/>
+          <w:r>
+            <w:rPr>
+              <w:rFonts w:ascii="Calibri" w:hAnsi="Calibri" w:cs="Calibri"/>
+              <w:color w:val="000000"/>
+              <w:sz w:val="22"/>
+              <w:szCs w:val="22"/>
+            </w:rPr>
+            <w:t>sichuan</w:t>
+          </w:r>
+          <w:proofErr w:type="spellEnd"/>
+          <w:r>
+            <w:rPr>
+              <w:rFonts w:ascii="Calibri" w:hAnsi="Calibri" w:cs="Calibri"/>
+              <w:color w:val="000000"/>
+              <w:sz w:val="22"/>
+              <w:szCs w:val="22"/>
+            </w:rPr>
+            <w:t xml:space="preserve"> province, </w:t>
+          </w:r>
+          <w:proofErr w:type="spellStart"/>
+          <w:r>
+            <w:rPr>
+              <w:rFonts w:ascii="Calibri" w:hAnsi="Calibri" w:cs="Calibri"/>
+              <w:color w:val="000000"/>
+              <w:sz w:val="22"/>
+              <w:szCs w:val="22"/>
+            </w:rPr>
+            <w:t>china</w:t>
+          </w:r>
+          <w:proofErr w:type="spellEnd"/>
+          <w:r>
+            <w:rPr>
+              <w:rFonts w:ascii="Calibri" w:hAnsi="Calibri" w:cs="Calibri"/>
+              <w:color w:val="000000"/>
+              <w:sz w:val="22"/>
+              <w:szCs w:val="22"/>
+            </w:rPr>
+            <w:t xml:space="preserve">. </w:t>
           </w:r>
           <w:r>
             <w:rPr>
@@ -7739,7 +8874,67 @@
               <w:sz w:val="22"/>
               <w:szCs w:val="22"/>
             </w:rPr>
-            <w:t xml:space="preserve">Rezaei Barzani, A., Pahlavani, P. &amp; Ghorbanzadeh, O. (2023) Ensembling of decision trees, knn, and logistic regression with soft-voting method for wildfire susceptibility mapping. </w:t>
+            <w:t xml:space="preserve">Rezaei Barzani, A., </w:t>
+          </w:r>
+          <w:proofErr w:type="spellStart"/>
+          <w:r>
+            <w:rPr>
+              <w:rFonts w:ascii="Calibri" w:hAnsi="Calibri" w:cs="Calibri"/>
+              <w:color w:val="000000"/>
+              <w:sz w:val="22"/>
+              <w:szCs w:val="22"/>
+            </w:rPr>
+            <w:t>Pahlavani</w:t>
+          </w:r>
+          <w:proofErr w:type="spellEnd"/>
+          <w:r>
+            <w:rPr>
+              <w:rFonts w:ascii="Calibri" w:hAnsi="Calibri" w:cs="Calibri"/>
+              <w:color w:val="000000"/>
+              <w:sz w:val="22"/>
+              <w:szCs w:val="22"/>
+            </w:rPr>
+            <w:t xml:space="preserve">, P. &amp; Ghorbanzadeh, O. (2023) </w:t>
+          </w:r>
+          <w:proofErr w:type="spellStart"/>
+          <w:r>
+            <w:rPr>
+              <w:rFonts w:ascii="Calibri" w:hAnsi="Calibri" w:cs="Calibri"/>
+              <w:color w:val="000000"/>
+              <w:sz w:val="22"/>
+              <w:szCs w:val="22"/>
+            </w:rPr>
+            <w:t>Ensembling</w:t>
+          </w:r>
+          <w:proofErr w:type="spellEnd"/>
+          <w:r>
+            <w:rPr>
+              <w:rFonts w:ascii="Calibri" w:hAnsi="Calibri" w:cs="Calibri"/>
+              <w:color w:val="000000"/>
+              <w:sz w:val="22"/>
+              <w:szCs w:val="22"/>
+            </w:rPr>
+            <w:t xml:space="preserve"> of decision trees, </w:t>
+          </w:r>
+          <w:proofErr w:type="spellStart"/>
+          <w:r>
+            <w:rPr>
+              <w:rFonts w:ascii="Calibri" w:hAnsi="Calibri" w:cs="Calibri"/>
+              <w:color w:val="000000"/>
+              <w:sz w:val="22"/>
+              <w:szCs w:val="22"/>
+            </w:rPr>
+            <w:t>knn</w:t>
+          </w:r>
+          <w:proofErr w:type="spellEnd"/>
+          <w:r>
+            <w:rPr>
+              <w:rFonts w:ascii="Calibri" w:hAnsi="Calibri" w:cs="Calibri"/>
+              <w:color w:val="000000"/>
+              <w:sz w:val="22"/>
+              <w:szCs w:val="22"/>
+            </w:rPr>
+            <w:t xml:space="preserve">, and logistic regression with soft-voting method for wildfire susceptibility mapping. </w:t>
           </w:r>
           <w:r>
             <w:rPr>
@@ -7750,7 +8945,79 @@
               <w:sz w:val="22"/>
               <w:szCs w:val="22"/>
             </w:rPr>
-            <w:t xml:space="preserve">ISPRS Ann.Photogramm.Remote Sens.Spatial Inf.Sci., </w:t>
+            <w:t xml:space="preserve">ISPRS </w:t>
+          </w:r>
+          <w:proofErr w:type="spellStart"/>
+          <w:r>
+            <w:rPr>
+              <w:rFonts w:ascii="Calibri" w:hAnsi="Calibri" w:cs="Calibri"/>
+              <w:i/>
+              <w:iCs/>
+              <w:color w:val="000000"/>
+              <w:sz w:val="22"/>
+              <w:szCs w:val="22"/>
+            </w:rPr>
+            <w:t>Ann.Photogramm.Remote</w:t>
+          </w:r>
+          <w:proofErr w:type="spellEnd"/>
+          <w:r>
+            <w:rPr>
+              <w:rFonts w:ascii="Calibri" w:hAnsi="Calibri" w:cs="Calibri"/>
+              <w:i/>
+              <w:iCs/>
+              <w:color w:val="000000"/>
+              <w:sz w:val="22"/>
+              <w:szCs w:val="22"/>
+            </w:rPr>
+            <w:t xml:space="preserve"> </w:t>
+          </w:r>
+          <w:proofErr w:type="spellStart"/>
+          <w:r>
+            <w:rPr>
+              <w:rFonts w:ascii="Calibri" w:hAnsi="Calibri" w:cs="Calibri"/>
+              <w:i/>
+              <w:iCs/>
+              <w:color w:val="000000"/>
+              <w:sz w:val="22"/>
+              <w:szCs w:val="22"/>
+            </w:rPr>
+            <w:t>Sens.Spatial</w:t>
+          </w:r>
+          <w:proofErr w:type="spellEnd"/>
+          <w:r>
+            <w:rPr>
+              <w:rFonts w:ascii="Calibri" w:hAnsi="Calibri" w:cs="Calibri"/>
+              <w:i/>
+              <w:iCs/>
+              <w:color w:val="000000"/>
+              <w:sz w:val="22"/>
+              <w:szCs w:val="22"/>
+            </w:rPr>
+            <w:t xml:space="preserve"> </w:t>
+          </w:r>
+          <w:proofErr w:type="spellStart"/>
+          <w:r>
+            <w:rPr>
+              <w:rFonts w:ascii="Calibri" w:hAnsi="Calibri" w:cs="Calibri"/>
+              <w:i/>
+              <w:iCs/>
+              <w:color w:val="000000"/>
+              <w:sz w:val="22"/>
+              <w:szCs w:val="22"/>
+            </w:rPr>
+            <w:t>Inf.Sci</w:t>
+          </w:r>
+          <w:proofErr w:type="spellEnd"/>
+          <w:r>
+            <w:rPr>
+              <w:rFonts w:ascii="Calibri" w:hAnsi="Calibri" w:cs="Calibri"/>
+              <w:i/>
+              <w:iCs/>
+              <w:color w:val="000000"/>
+              <w:sz w:val="22"/>
+              <w:szCs w:val="22"/>
+            </w:rPr>
+            <w:t xml:space="preserve">., </w:t>
           </w:r>
           <w:r>
             <w:rPr>
@@ -7802,7 +9069,7 @@
             </w:rPr>
             <w:t xml:space="preserve">Available online: </w:t>
           </w:r>
-          <w:hyperlink r:id="rId18" w:tgtFrame="_blank" w:history="1">
+          <w:hyperlink r:id="rId22" w:tgtFrame="_blank" w:history="1">
             <w:r>
               <w:rPr>
                 <w:rStyle w:val="Hyperlink"/>
@@ -7864,7 +9131,7 @@
             </w:rPr>
             <w:t xml:space="preserve">Available online: </w:t>
           </w:r>
-          <w:hyperlink r:id="rId19" w:tgtFrame="_blank" w:history="1">
+          <w:hyperlink r:id="rId23" w:tgtFrame="_blank" w:history="1">
             <w:r>
               <w:rPr>
                 <w:rStyle w:val="Hyperlink"/>
@@ -7905,12 +9172,12 @@
         <w:pStyle w:val="UnnumberedHeading1"/>
         <w:jc w:val="both"/>
       </w:pPr>
-      <w:bookmarkStart w:id="44" w:name="_Toc194327736"/>
+      <w:bookmarkStart w:id="45" w:name="_Toc194327736"/>
       <w:r>
         <w:lastRenderedPageBreak/>
         <w:t>Appendix A</w:t>
       </w:r>
-      <w:bookmarkEnd w:id="44"/>
+      <w:bookmarkEnd w:id="45"/>
       <w:r>
         <w:t xml:space="preserve"> </w:t>
       </w:r>
@@ -7920,12 +9187,12 @@
         <w:pStyle w:val="UnnumberedHeading1"/>
         <w:jc w:val="both"/>
       </w:pPr>
-      <w:bookmarkStart w:id="45" w:name="_Toc194327737"/>
+      <w:bookmarkStart w:id="46" w:name="_Toc194327737"/>
       <w:r>
         <w:lastRenderedPageBreak/>
         <w:t>Appendix B</w:t>
       </w:r>
-      <w:bookmarkEnd w:id="45"/>
+      <w:bookmarkEnd w:id="46"/>
       <w:r>
         <w:t xml:space="preserve"> </w:t>
       </w:r>
@@ -7936,7 +9203,7 @@
       </w:pPr>
     </w:p>
     <w:sectPr>
-      <w:footerReference w:type="default" r:id="rId20"/>
+      <w:footerReference w:type="default" r:id="rId24"/>
       <w:pgSz w:w="11906" w:h="16838"/>
       <w:pgMar w:top="1440" w:right="1440" w:bottom="1440" w:left="1440" w:header="708" w:footer="708" w:gutter="0"/>
       <w:pgNumType w:start="1"/>
@@ -8703,6 +9970,119 @@
       </w:rPr>
     </w:lvl>
   </w:abstractNum>
+  <w:abstractNum w:abstractNumId="5" w15:restartNumberingAfterBreak="0">
+    <w:nsid w:val="49AC0881"/>
+    <w:multiLevelType w:val="hybridMultilevel"/>
+    <w:tmpl w:val="897CCD6C"/>
+    <w:lvl w:ilvl="0" w:tplc="08090001">
+      <w:start w:val="1"/>
+      <w:numFmt w:val="bullet"/>
+      <w:lvlText w:val=""/>
+      <w:lvlJc w:val="left"/>
+      <w:pPr>
+        <w:ind w:left="720" w:hanging="360"/>
+      </w:pPr>
+      <w:rPr>
+        <w:rFonts w:ascii="Symbol" w:hAnsi="Symbol" w:hint="default"/>
+      </w:rPr>
+    </w:lvl>
+    <w:lvl w:ilvl="1" w:tplc="08090003" w:tentative="1">
+      <w:start w:val="1"/>
+      <w:numFmt w:val="bullet"/>
+      <w:lvlText w:val="o"/>
+      <w:lvlJc w:val="left"/>
+      <w:pPr>
+        <w:ind w:left="1440" w:hanging="360"/>
+      </w:pPr>
+      <w:rPr>
+        <w:rFonts w:ascii="Courier New" w:hAnsi="Courier New" w:cs="Courier New" w:hint="default"/>
+      </w:rPr>
+    </w:lvl>
+    <w:lvl w:ilvl="2" w:tplc="08090005" w:tentative="1">
+      <w:start w:val="1"/>
+      <w:numFmt w:val="bullet"/>
+      <w:lvlText w:val=""/>
+      <w:lvlJc w:val="left"/>
+      <w:pPr>
+        <w:ind w:left="2160" w:hanging="360"/>
+      </w:pPr>
+      <w:rPr>
+        <w:rFonts w:ascii="Wingdings" w:hAnsi="Wingdings" w:hint="default"/>
+      </w:rPr>
+    </w:lvl>
+    <w:lvl w:ilvl="3" w:tplc="08090001" w:tentative="1">
+      <w:start w:val="1"/>
+      <w:numFmt w:val="bullet"/>
+      <w:lvlText w:val=""/>
+      <w:lvlJc w:val="left"/>
+      <w:pPr>
+        <w:ind w:left="2880" w:hanging="360"/>
+      </w:pPr>
+      <w:rPr>
+        <w:rFonts w:ascii="Symbol" w:hAnsi="Symbol" w:hint="default"/>
+      </w:rPr>
+    </w:lvl>
+    <w:lvl w:ilvl="4" w:tplc="08090003" w:tentative="1">
+      <w:start w:val="1"/>
+      <w:numFmt w:val="bullet"/>
+      <w:lvlText w:val="o"/>
+      <w:lvlJc w:val="left"/>
+      <w:pPr>
+        <w:ind w:left="3600" w:hanging="360"/>
+      </w:pPr>
+      <w:rPr>
+        <w:rFonts w:ascii="Courier New" w:hAnsi="Courier New" w:cs="Courier New" w:hint="default"/>
+      </w:rPr>
+    </w:lvl>
+    <w:lvl w:ilvl="5" w:tplc="08090005" w:tentative="1">
+      <w:start w:val="1"/>
+      <w:numFmt w:val="bullet"/>
+      <w:lvlText w:val=""/>
+      <w:lvlJc w:val="left"/>
+      <w:pPr>
+        <w:ind w:left="4320" w:hanging="360"/>
+      </w:pPr>
+      <w:rPr>
+        <w:rFonts w:ascii="Wingdings" w:hAnsi="Wingdings" w:hint="default"/>
+      </w:rPr>
+    </w:lvl>
+    <w:lvl w:ilvl="6" w:tplc="08090001" w:tentative="1">
+      <w:start w:val="1"/>
+      <w:numFmt w:val="bullet"/>
+      <w:lvlText w:val=""/>
+      <w:lvlJc w:val="left"/>
+      <w:pPr>
+        <w:ind w:left="5040" w:hanging="360"/>
+      </w:pPr>
+      <w:rPr>
+        <w:rFonts w:ascii="Symbol" w:hAnsi="Symbol" w:hint="default"/>
+      </w:rPr>
+    </w:lvl>
+    <w:lvl w:ilvl="7" w:tplc="08090003" w:tentative="1">
+      <w:start w:val="1"/>
+      <w:numFmt w:val="bullet"/>
+      <w:lvlText w:val="o"/>
+      <w:lvlJc w:val="left"/>
+      <w:pPr>
+        <w:ind w:left="5760" w:hanging="360"/>
+      </w:pPr>
+      <w:rPr>
+        <w:rFonts w:ascii="Courier New" w:hAnsi="Courier New" w:cs="Courier New" w:hint="default"/>
+      </w:rPr>
+    </w:lvl>
+    <w:lvl w:ilvl="8" w:tplc="08090005" w:tentative="1">
+      <w:start w:val="1"/>
+      <w:numFmt w:val="bullet"/>
+      <w:lvlText w:val=""/>
+      <w:lvlJc w:val="left"/>
+      <w:pPr>
+        <w:ind w:left="6480" w:hanging="360"/>
+      </w:pPr>
+      <w:rPr>
+        <w:rFonts w:ascii="Wingdings" w:hAnsi="Wingdings" w:hint="default"/>
+      </w:rPr>
+    </w:lvl>
+  </w:abstractNum>
   <w:num w:numId="1" w16cid:durableId="188295724">
     <w:abstractNumId w:val="0"/>
   </w:num>
@@ -8717,6 +10097,9 @@
   </w:num>
   <w:num w:numId="5" w16cid:durableId="1475679024">
     <w:abstractNumId w:val="4"/>
+  </w:num>
+  <w:num w:numId="6" w16cid:durableId="1782799417">
+    <w:abstractNumId w:val="5"/>
   </w:num>
 </w:numbering>
 </file>
@@ -10317,14 +11700,14 @@
     <w:charset w:val="00"/>
     <w:family w:val="swiss"/>
     <w:pitch w:val="variable"/>
-    <w:sig w:usb0="E4002EFF" w:usb1="C000247B" w:usb2="00000009" w:usb3="00000000" w:csb0="000001FF" w:csb1="00000000"/>
+    <w:sig w:usb0="E4002EFF" w:usb1="C200247B" w:usb2="00000009" w:usb3="00000000" w:csb0="000001FF" w:csb1="00000000"/>
   </w:font>
   <w:font w:name="Calibri Light">
     <w:panose1 w:val="020F0302020204030204"/>
     <w:charset w:val="00"/>
     <w:family w:val="swiss"/>
     <w:pitch w:val="variable"/>
-    <w:sig w:usb0="E4002EFF" w:usb1="C000247B" w:usb2="00000009" w:usb3="00000000" w:csb0="000001FF" w:csb1="00000000"/>
+    <w:sig w:usb0="E4002EFF" w:usb1="C200247B" w:usb2="00000009" w:usb3="00000000" w:csb0="000001FF" w:csb1="00000000"/>
   </w:font>
   <w:font w:name="Segoe UI">
     <w:panose1 w:val="020B0502040204020203"/>
@@ -10364,12 +11747,16 @@
   </w:compat>
   <w:rsids>
     <w:rsidRoot w:val="004C6E87"/>
+    <w:rsid w:val="0002337C"/>
+    <w:rsid w:val="00067916"/>
     <w:rsid w:val="00077713"/>
     <w:rsid w:val="000B329E"/>
     <w:rsid w:val="000F3AC7"/>
     <w:rsid w:val="001D481F"/>
     <w:rsid w:val="00240D0F"/>
+    <w:rsid w:val="00263237"/>
     <w:rsid w:val="002B578D"/>
+    <w:rsid w:val="00461907"/>
     <w:rsid w:val="004C6E87"/>
     <w:rsid w:val="005402E5"/>
     <w:rsid w:val="0059222A"/>
@@ -10378,12 +11765,19 @@
     <w:rsid w:val="00863566"/>
     <w:rsid w:val="008E0277"/>
     <w:rsid w:val="00927701"/>
+    <w:rsid w:val="00A86E43"/>
     <w:rsid w:val="00A950EE"/>
     <w:rsid w:val="00AD5207"/>
     <w:rsid w:val="00B534F8"/>
     <w:rsid w:val="00C704FB"/>
+    <w:rsid w:val="00CB3445"/>
+    <w:rsid w:val="00CF6848"/>
     <w:rsid w:val="00D2233E"/>
+    <w:rsid w:val="00D6770B"/>
+    <w:rsid w:val="00D678A8"/>
+    <w:rsid w:val="00DD1A81"/>
     <w:rsid w:val="00F56188"/>
+    <w:rsid w:val="00F968A4"/>
   </w:rsids>
   <m:mathPr>
     <m:mathFont m:val="Cambria Math"/>

--- a/HonoursStageFinal.docx
+++ b/HonoursStageFinal.docx
@@ -5048,29 +5048,13 @@
         <w:jc w:val="both"/>
       </w:pPr>
       <w:r>
-        <w:t>The MODIS sensors on board the Terra and Aqua satellites provide data in 36 spectral bands in wavelengths ranging from 0.4 to 14.4 </w:t>
-      </w:r>
-      <w:proofErr w:type="spellStart"/>
-      <w:r>
-        <w:t>μm</w:t>
-      </w:r>
-      <w:proofErr w:type="spellEnd"/>
-      <w:r>
-        <w:t>, with ground resolution</w:t>
+        <w:t>The MODIS sensors on board the Terra and Aqua satellites provide data in 36 spectral bands in wavelengths ranging from 0.4 to 14.4 μm, with ground resolution</w:t>
       </w:r>
       <w:r>
         <w:t xml:space="preserve"> being around </w:t>
       </w:r>
       <w:r>
-        <w:t xml:space="preserve">1000 m.  Reflective Solar Bands which include Bands 1–19 and 26 and can detect Wavelengths between 0.4 to 2.1 </w:t>
-      </w:r>
-      <w:proofErr w:type="spellStart"/>
-      <w:r>
-        <w:t>μm</w:t>
-      </w:r>
-      <w:proofErr w:type="spellEnd"/>
-      <w:r>
-        <w:t xml:space="preserve">. These bands are used for Monitoring vegetation, observing snow and ice and Detecting aerosols and clouds. Additionally, MODIS also has Thermal Emissive Bands </w:t>
+        <w:t xml:space="preserve">1000 m.  Reflective Solar Bands which include Bands 1–19 and 26 and can detect Wavelengths between 0.4 to 2.1 μm. These bands are used for Monitoring vegetation, observing snow and ice and Detecting aerosols and clouds. Additionally, MODIS also has Thermal Emissive Bands </w:t>
       </w:r>
       <w:r>
         <w:t>which include</w:t>
@@ -5119,23 +5103,7 @@
               <w:rFonts w:ascii="Calibri" w:eastAsia="Times New Roman" w:hAnsi="Calibri" w:cs="Calibri"/>
               <w:color w:val="000000"/>
             </w:rPr>
-            <w:t xml:space="preserve">(D. </w:t>
-          </w:r>
-          <w:proofErr w:type="spellStart"/>
-          <w:r>
-            <w:rPr>
-              <w:rFonts w:ascii="Calibri" w:eastAsia="Times New Roman" w:hAnsi="Calibri" w:cs="Calibri"/>
-              <w:color w:val="000000"/>
-            </w:rPr>
-            <w:t>Rashkovetsky</w:t>
-          </w:r>
-          <w:proofErr w:type="spellEnd"/>
-          <w:r>
-            <w:rPr>
-              <w:rFonts w:ascii="Calibri" w:eastAsia="Times New Roman" w:hAnsi="Calibri" w:cs="Calibri"/>
-              <w:color w:val="000000"/>
-            </w:rPr>
-            <w:t xml:space="preserve"> et al., 2021)</w:t>
+            <w:t>(D. Rashkovetsky et al., 2021)</w:t>
           </w:r>
         </w:sdtContent>
       </w:sdt>
@@ -5849,23 +5817,10 @@
     </w:p>
     <w:p>
       <w:r>
-        <w:t xml:space="preserve">The program will use many different libraries such as </w:t>
-      </w:r>
-      <w:proofErr w:type="spellStart"/>
-      <w:r>
-        <w:t>tensorflow</w:t>
-      </w:r>
-      <w:proofErr w:type="spellEnd"/>
-      <w:r>
-        <w:t xml:space="preserve"> and </w:t>
-      </w:r>
-      <w:proofErr w:type="spellStart"/>
-      <w:r>
-        <w:t>sklearn</w:t>
-      </w:r>
-      <w:proofErr w:type="spellEnd"/>
-      <w:r>
-        <w:t xml:space="preserve">, additionally the interface will also be programmed in python for ease of programming </w:t>
+        <w:t>The program will use many different libraries such as tensorflow</w:t>
+      </w:r>
+      <w:r>
+        <w:t xml:space="preserve"> and sklearn, additionally the interface will also be programmed in python for ease of programming </w:t>
       </w:r>
       <w:r>
         <w:t>as the</w:t>
@@ -6070,15 +6025,7 @@
         <w:t>must</w:t>
       </w:r>
       <w:r>
-        <w:t xml:space="preserve"> be able to handle .</w:t>
-      </w:r>
-      <w:proofErr w:type="spellStart"/>
-      <w:r>
-        <w:t>tif</w:t>
-      </w:r>
-      <w:proofErr w:type="spellEnd"/>
-      <w:r>
-        <w:t xml:space="preserve"> files and extract necessary data to make a prediction</w:t>
+        <w:t xml:space="preserve"> be able to handle .tif files and extract necessary data to make a prediction</w:t>
       </w:r>
       <w:r>
         <w:t>.</w:t>
@@ -6500,32 +6447,11 @@
         <w:t>Since the program does not need to take in any user data at any point the user does not need to log into the program or input any data other than to make a prediction on that data. This means that the interface can start on the home page.</w:t>
       </w:r>
     </w:p>
-    <w:p>
-      <w:r>
-        <w:t xml:space="preserve">The home page will present the user with several options these including a page to train the model and an about page which will explain to the user how to operate the program if they are unsure. Following training the model the user will be presented with the option to navigate to a prediction page which will allow the user to select a file on their local storage devices to input into the program. Once the user has inputted a file the interface will </w:t>
-      </w:r>
-      <w:r>
-        <w:t xml:space="preserve">navigate to a results page </w:t>
-      </w:r>
-      <w:r>
-        <w:t xml:space="preserve">then present the user with the </w:t>
-      </w:r>
-      <w:proofErr w:type="spellStart"/>
-      <w:r>
-        <w:t>rgb</w:t>
-      </w:r>
-      <w:proofErr w:type="spellEnd"/>
-      <w:r>
-        <w:t xml:space="preserve"> image of the data as well as the prediction made by the model. The user will be given suggested actions based on the outcome of the prediction as well as an option to return to the prediction screen to input another piece of data.</w:t>
-      </w:r>
-      <w:r>
-        <w:t xml:space="preserve"> The prediction page will also give an option to </w:t>
-      </w:r>
-      <w:r>
-        <w:lastRenderedPageBreak/>
-        <w:t>display a page explaining how to create suitable data for the model to predict on as incorrect data will not be able to be used which could result in a fire occurring due to the time sensitive nature of making a prediction before a fire could occur.</w:t>
-      </w:r>
-    </w:p>
+    <w:p/>
+    <w:p/>
+    <w:p/>
+    <w:p/>
+    <w:p/>
     <w:p>
       <w:pPr>
         <w:rPr>
@@ -6536,7 +6462,16 @@
         <w:rPr>
           <w:u w:val="single"/>
         </w:rPr>
-        <w:t>Interface design 1</w:t>
+        <w:lastRenderedPageBreak/>
+        <w:t xml:space="preserve">Interface design </w:t>
+      </w:r>
+    </w:p>
+    <w:p>
+      <w:r>
+        <w:t xml:space="preserve">Since the </w:t>
+      </w:r>
+      <w:r>
+        <w:t>interface design is focused on functionality rather than aesthetics the interface will be low fidelity so a high-fidelity design will not be required.</w:t>
       </w:r>
     </w:p>
     <w:p>
@@ -6549,7 +6484,419 @@
         <w:rPr>
           <w:u w:val="single"/>
         </w:rPr>
-        <w:t>Interface design 2</w:t>
+        <w:t>Home page</w:t>
+      </w:r>
+    </w:p>
+    <w:p>
+      <w:r>
+        <w:drawing>
+          <wp:inline distT="0" distB="0" distL="0" distR="0" wp14:anchorId="221590C9" wp14:editId="759936F7">
+            <wp:extent cx="2486372" cy="1838582"/>
+            <wp:effectExtent l="0" t="0" r="0" b="9525"/>
+            <wp:docPr id="657277424" name="Picture 1" descr="A screenshot of a computer&#10;&#10;AI-generated content may be incorrect."/>
+            <wp:cNvGraphicFramePr>
+              <a:graphicFrameLocks xmlns:a="http://schemas.openxmlformats.org/drawingml/2006/main" noChangeAspect="1"/>
+            </wp:cNvGraphicFramePr>
+            <a:graphic xmlns:a="http://schemas.openxmlformats.org/drawingml/2006/main">
+              <a:graphicData uri="http://schemas.openxmlformats.org/drawingml/2006/picture">
+                <pic:pic xmlns:pic="http://schemas.openxmlformats.org/drawingml/2006/picture">
+                  <pic:nvPicPr>
+                    <pic:cNvPr id="657277424" name="Picture 1" descr="A screenshot of a computer&#10;&#10;AI-generated content may be incorrect."/>
+                    <pic:cNvPicPr/>
+                  </pic:nvPicPr>
+                  <pic:blipFill>
+                    <a:blip r:embed="rId12"/>
+                    <a:stretch>
+                      <a:fillRect/>
+                    </a:stretch>
+                  </pic:blipFill>
+                  <pic:spPr>
+                    <a:xfrm>
+                      <a:off x="0" y="0"/>
+                      <a:ext cx="2486372" cy="1838582"/>
+                    </a:xfrm>
+                    <a:prstGeom prst="rect">
+                      <a:avLst/>
+                    </a:prstGeom>
+                  </pic:spPr>
+                </pic:pic>
+              </a:graphicData>
+            </a:graphic>
+          </wp:inline>
+        </w:drawing>
+      </w:r>
+    </w:p>
+    <w:p>
+      <w:r>
+        <w:t>The home page will present the user with several options these including a page to train the model</w:t>
+      </w:r>
+      <w:r>
+        <w:t>, make a prediction</w:t>
+      </w:r>
+      <w:r>
+        <w:t xml:space="preserve"> and an about page which will explain to the user how to operate the program if they are unsure. </w:t>
+      </w:r>
+      <w:r>
+        <w:t>This will ensure that the user can perform the act of predicting the chances of a fire occurring in a timely manner and as every second before a fire starts is useful to enable preventative measures.</w:t>
+      </w:r>
+    </w:p>
+    <w:p>
+      <w:pPr>
+        <w:rPr>
+          <w:u w:val="single"/>
+        </w:rPr>
+      </w:pPr>
+      <w:r>
+        <w:rPr>
+          <w:u w:val="single"/>
+        </w:rPr>
+        <w:t>Training page</w:t>
+      </w:r>
+    </w:p>
+    <w:p>
+      <w:r>
+        <w:drawing>
+          <wp:inline distT="0" distB="0" distL="0" distR="0" wp14:anchorId="40C6E6F5" wp14:editId="27DCFB3E">
+            <wp:extent cx="2457793" cy="1705213"/>
+            <wp:effectExtent l="0" t="0" r="0" b="9525"/>
+            <wp:docPr id="1259597254" name="Picture 1" descr="A screenshot of a computer screen&#10;&#10;AI-generated content may be incorrect."/>
+            <wp:cNvGraphicFramePr>
+              <a:graphicFrameLocks xmlns:a="http://schemas.openxmlformats.org/drawingml/2006/main" noChangeAspect="1"/>
+            </wp:cNvGraphicFramePr>
+            <a:graphic xmlns:a="http://schemas.openxmlformats.org/drawingml/2006/main">
+              <a:graphicData uri="http://schemas.openxmlformats.org/drawingml/2006/picture">
+                <pic:pic xmlns:pic="http://schemas.openxmlformats.org/drawingml/2006/picture">
+                  <pic:nvPicPr>
+                    <pic:cNvPr id="1259597254" name="Picture 1" descr="A screenshot of a computer screen&#10;&#10;AI-generated content may be incorrect."/>
+                    <pic:cNvPicPr/>
+                  </pic:nvPicPr>
+                  <pic:blipFill>
+                    <a:blip r:embed="rId13"/>
+                    <a:stretch>
+                      <a:fillRect/>
+                    </a:stretch>
+                  </pic:blipFill>
+                  <pic:spPr>
+                    <a:xfrm>
+                      <a:off x="0" y="0"/>
+                      <a:ext cx="2457793" cy="1705213"/>
+                    </a:xfrm>
+                    <a:prstGeom prst="rect">
+                      <a:avLst/>
+                    </a:prstGeom>
+                  </pic:spPr>
+                </pic:pic>
+              </a:graphicData>
+            </a:graphic>
+          </wp:inline>
+        </w:drawing>
+      </w:r>
+    </w:p>
+    <w:p>
+      <w:r>
+        <w:t>Once the user has selected “Train Model” from the home page they will be sent to the model training page which features three options, these being a button to start the training of the model</w:t>
+      </w:r>
+      <w:r>
+        <w:t xml:space="preserve">, a button to make a prediction after training and an option to go back to the home page. </w:t>
+      </w:r>
+    </w:p>
+    <w:p>
+      <w:r>
+        <w:t xml:space="preserve">The training button will cause the model to be trained on the dataset, using this approach instead of always using  already existing model that was trained on the training dataset means that if a dataset is formatted </w:t>
+      </w:r>
+      <w:r>
+        <w:t>correctly,</w:t>
+      </w:r>
+      <w:r>
+        <w:t xml:space="preserve"> it can be swapped into the model</w:t>
+      </w:r>
+      <w:r>
+        <w:t xml:space="preserve"> to train on</w:t>
+      </w:r>
+      <w:r>
+        <w:t xml:space="preserve"> instead of using the existing training dataset</w:t>
+      </w:r>
+      <w:r>
+        <w:t>.</w:t>
+      </w:r>
+    </w:p>
+    <w:p/>
+    <w:p/>
+    <w:p/>
+    <w:p/>
+    <w:p/>
+    <w:p/>
+    <w:p/>
+    <w:p/>
+    <w:p/>
+    <w:p/>
+    <w:p>
+      <w:pPr>
+        <w:rPr>
+          <w:u w:val="single"/>
+        </w:rPr>
+      </w:pPr>
+      <w:r>
+        <w:rPr>
+          <w:u w:val="single"/>
+        </w:rPr>
+        <w:t>Prediction page</w:t>
+      </w:r>
+    </w:p>
+    <w:p>
+      <w:r>
+        <w:drawing>
+          <wp:inline distT="0" distB="0" distL="0" distR="0" wp14:anchorId="62308ED2" wp14:editId="74D0C32E">
+            <wp:extent cx="2457793" cy="1752845"/>
+            <wp:effectExtent l="0" t="0" r="0" b="0"/>
+            <wp:docPr id="527699131" name="Picture 1" descr="A screenshot of a computer screen&#10;&#10;AI-generated content may be incorrect."/>
+            <wp:cNvGraphicFramePr>
+              <a:graphicFrameLocks xmlns:a="http://schemas.openxmlformats.org/drawingml/2006/main" noChangeAspect="1"/>
+            </wp:cNvGraphicFramePr>
+            <a:graphic xmlns:a="http://schemas.openxmlformats.org/drawingml/2006/main">
+              <a:graphicData uri="http://schemas.openxmlformats.org/drawingml/2006/picture">
+                <pic:pic xmlns:pic="http://schemas.openxmlformats.org/drawingml/2006/picture">
+                  <pic:nvPicPr>
+                    <pic:cNvPr id="527699131" name="Picture 1" descr="A screenshot of a computer screen&#10;&#10;AI-generated content may be incorrect."/>
+                    <pic:cNvPicPr/>
+                  </pic:nvPicPr>
+                  <pic:blipFill>
+                    <a:blip r:embed="rId14"/>
+                    <a:stretch>
+                      <a:fillRect/>
+                    </a:stretch>
+                  </pic:blipFill>
+                  <pic:spPr>
+                    <a:xfrm>
+                      <a:off x="0" y="0"/>
+                      <a:ext cx="2457793" cy="1752845"/>
+                    </a:xfrm>
+                    <a:prstGeom prst="rect">
+                      <a:avLst/>
+                    </a:prstGeom>
+                  </pic:spPr>
+                </pic:pic>
+              </a:graphicData>
+            </a:graphic>
+          </wp:inline>
+        </w:drawing>
+      </w:r>
+    </w:p>
+    <w:p>
+      <w:r>
+        <w:t>Following training the model the user will be presented with the option to navigate to a prediction page which will allow the user to select a file on their local storage devices to input into the program</w:t>
+      </w:r>
+      <w:r>
+        <w:t xml:space="preserve">. </w:t>
+      </w:r>
+      <w:r>
+        <w:t>Once the user has inputted a file the interface will navigate to a results page</w:t>
+      </w:r>
+      <w:r>
+        <w:t>.</w:t>
+      </w:r>
+      <w:r>
+        <w:t xml:space="preserve"> </w:t>
+      </w:r>
+    </w:p>
+    <w:p>
+      <w:r>
+        <w:t>The prediction page will also give an option to display a page explaining how to create suitable data for the model to predict on as incorrect data will not be able to be used which could result in a fire occurring due to the time sensitive nature of making a prediction before a fire could occur.</w:t>
+      </w:r>
+    </w:p>
+    <w:p>
+      <w:pPr>
+        <w:rPr>
+          <w:u w:val="single"/>
+        </w:rPr>
+      </w:pPr>
+      <w:r>
+        <w:rPr>
+          <w:u w:val="single"/>
+        </w:rPr>
+        <w:t>Result</w:t>
+      </w:r>
+      <w:r>
+        <w:rPr>
+          <w:u w:val="single"/>
+        </w:rPr>
+        <w:t>s</w:t>
+      </w:r>
+      <w:r>
+        <w:rPr>
+          <w:u w:val="single"/>
+        </w:rPr>
+        <w:t xml:space="preserve"> page</w:t>
+      </w:r>
+    </w:p>
+    <w:p>
+      <w:r>
+        <w:drawing>
+          <wp:inline distT="0" distB="0" distL="0" distR="0" wp14:anchorId="2D76A262" wp14:editId="2CA76097">
+            <wp:extent cx="2467319" cy="1762371"/>
+            <wp:effectExtent l="0" t="0" r="9525" b="9525"/>
+            <wp:docPr id="1057381375" name="Picture 1" descr="A screenshot of a phone&#10;&#10;AI-generated content may be incorrect."/>
+            <wp:cNvGraphicFramePr>
+              <a:graphicFrameLocks xmlns:a="http://schemas.openxmlformats.org/drawingml/2006/main" noChangeAspect="1"/>
+            </wp:cNvGraphicFramePr>
+            <a:graphic xmlns:a="http://schemas.openxmlformats.org/drawingml/2006/main">
+              <a:graphicData uri="http://schemas.openxmlformats.org/drawingml/2006/picture">
+                <pic:pic xmlns:pic="http://schemas.openxmlformats.org/drawingml/2006/picture">
+                  <pic:nvPicPr>
+                    <pic:cNvPr id="1057381375" name="Picture 1" descr="A screenshot of a phone&#10;&#10;AI-generated content may be incorrect."/>
+                    <pic:cNvPicPr/>
+                  </pic:nvPicPr>
+                  <pic:blipFill>
+                    <a:blip r:embed="rId15"/>
+                    <a:stretch>
+                      <a:fillRect/>
+                    </a:stretch>
+                  </pic:blipFill>
+                  <pic:spPr>
+                    <a:xfrm>
+                      <a:off x="0" y="0"/>
+                      <a:ext cx="2467319" cy="1762371"/>
+                    </a:xfrm>
+                    <a:prstGeom prst="rect">
+                      <a:avLst/>
+                    </a:prstGeom>
+                  </pic:spPr>
+                </pic:pic>
+              </a:graphicData>
+            </a:graphic>
+          </wp:inline>
+        </w:drawing>
+      </w:r>
+    </w:p>
+    <w:p>
+      <w:r>
+        <w:t>Once the program has switched to the results page it will present</w:t>
+      </w:r>
+      <w:r>
+        <w:t xml:space="preserve"> the user with the rgb image of the data as well as the prediction made by the model. The user will be given suggested actions based on the outcome of the prediction as well as an option to return to the prediction screen to input another piece of data.</w:t>
+      </w:r>
+      <w:r>
+        <w:t xml:space="preserve"> </w:t>
+      </w:r>
+    </w:p>
+    <w:p/>
+    <w:p/>
+    <w:p>
+      <w:pPr>
+        <w:rPr>
+          <w:u w:val="single"/>
+        </w:rPr>
+      </w:pPr>
+      <w:r>
+        <w:rPr>
+          <w:u w:val="single"/>
+        </w:rPr>
+        <w:lastRenderedPageBreak/>
+        <w:t>About page</w:t>
+      </w:r>
+    </w:p>
+    <w:p>
+      <w:r>
+        <w:drawing>
+          <wp:inline distT="0" distB="0" distL="0" distR="0" wp14:anchorId="6923B435" wp14:editId="39B33FDD">
+            <wp:extent cx="2486372" cy="1695687"/>
+            <wp:effectExtent l="0" t="0" r="0" b="0"/>
+            <wp:docPr id="1718335208" name="Picture 1" descr="A screenshot of a computer&#10;&#10;AI-generated content may be incorrect."/>
+            <wp:cNvGraphicFramePr>
+              <a:graphicFrameLocks xmlns:a="http://schemas.openxmlformats.org/drawingml/2006/main" noChangeAspect="1"/>
+            </wp:cNvGraphicFramePr>
+            <a:graphic xmlns:a="http://schemas.openxmlformats.org/drawingml/2006/main">
+              <a:graphicData uri="http://schemas.openxmlformats.org/drawingml/2006/picture">
+                <pic:pic xmlns:pic="http://schemas.openxmlformats.org/drawingml/2006/picture">
+                  <pic:nvPicPr>
+                    <pic:cNvPr id="1718335208" name="Picture 1" descr="A screenshot of a computer&#10;&#10;AI-generated content may be incorrect."/>
+                    <pic:cNvPicPr/>
+                  </pic:nvPicPr>
+                  <pic:blipFill>
+                    <a:blip r:embed="rId16"/>
+                    <a:stretch>
+                      <a:fillRect/>
+                    </a:stretch>
+                  </pic:blipFill>
+                  <pic:spPr>
+                    <a:xfrm>
+                      <a:off x="0" y="0"/>
+                      <a:ext cx="2486372" cy="1695687"/>
+                    </a:xfrm>
+                    <a:prstGeom prst="rect">
+                      <a:avLst/>
+                    </a:prstGeom>
+                  </pic:spPr>
+                </pic:pic>
+              </a:graphicData>
+            </a:graphic>
+          </wp:inline>
+        </w:drawing>
+      </w:r>
+    </w:p>
+    <w:p>
+      <w:r>
+        <w:t>The about page will provide the user with information about the program as well as how to operate it if they are unsure how to continue after opening the program.</w:t>
+      </w:r>
+      <w:r>
+        <w:t xml:space="preserve"> It will also include information on how to swap out the training data if the user wishes to use an alternative dataset to train a model on.</w:t>
+      </w:r>
+    </w:p>
+    <w:p>
+      <w:pPr>
+        <w:rPr>
+          <w:u w:val="single"/>
+        </w:rPr>
+      </w:pPr>
+      <w:r>
+        <w:rPr>
+          <w:u w:val="single"/>
+        </w:rPr>
+        <w:t>Data help page</w:t>
+      </w:r>
+    </w:p>
+    <w:p>
+      <w:r>
+        <w:drawing>
+          <wp:inline distT="0" distB="0" distL="0" distR="0" wp14:anchorId="724F4A50" wp14:editId="2873C743">
+            <wp:extent cx="2514951" cy="1724266"/>
+            <wp:effectExtent l="0" t="0" r="0" b="9525"/>
+            <wp:docPr id="1893196877" name="Picture 1" descr="A screenshot of a computer&#10;&#10;AI-generated content may be incorrect."/>
+            <wp:cNvGraphicFramePr>
+              <a:graphicFrameLocks xmlns:a="http://schemas.openxmlformats.org/drawingml/2006/main" noChangeAspect="1"/>
+            </wp:cNvGraphicFramePr>
+            <a:graphic xmlns:a="http://schemas.openxmlformats.org/drawingml/2006/main">
+              <a:graphicData uri="http://schemas.openxmlformats.org/drawingml/2006/picture">
+                <pic:pic xmlns:pic="http://schemas.openxmlformats.org/drawingml/2006/picture">
+                  <pic:nvPicPr>
+                    <pic:cNvPr id="1893196877" name="Picture 1" descr="A screenshot of a computer&#10;&#10;AI-generated content may be incorrect."/>
+                    <pic:cNvPicPr/>
+                  </pic:nvPicPr>
+                  <pic:blipFill>
+                    <a:blip r:embed="rId17"/>
+                    <a:stretch>
+                      <a:fillRect/>
+                    </a:stretch>
+                  </pic:blipFill>
+                  <pic:spPr>
+                    <a:xfrm>
+                      <a:off x="0" y="0"/>
+                      <a:ext cx="2514951" cy="1724266"/>
+                    </a:xfrm>
+                    <a:prstGeom prst="rect">
+                      <a:avLst/>
+                    </a:prstGeom>
+                  </pic:spPr>
+                </pic:pic>
+              </a:graphicData>
+            </a:graphic>
+          </wp:inline>
+        </w:drawing>
+      </w:r>
+    </w:p>
+    <w:p>
+      <w:r>
+        <w:t>To help the user create suitable data for the model to process and form a prediction on there is a page instructing the user to create data the program can read. This is essential as the model can only process Landsat 9 Collection 2 Tier 1 raw data. Any other data will not be able to be used by the model and in a time sensitive situation such as fire prediction, ensuring the user is able to create correctly formatted data is critical to predicting fires in a timely manner.</w:t>
       </w:r>
     </w:p>
     <w:p>
@@ -6658,7 +7005,7 @@
                     <pic:cNvPicPr/>
                   </pic:nvPicPr>
                   <pic:blipFill>
-                    <a:blip r:embed="rId12"/>
+                    <a:blip r:embed="rId18"/>
                     <a:stretch>
                       <a:fillRect/>
                     </a:stretch>
@@ -6966,6 +7313,9 @@
     </w:p>
     <w:p>
       <w:r>
+        <w:rPr>
+          <w:noProof/>
+        </w:rPr>
         <w:lastRenderedPageBreak/>
         <w:drawing>
           <wp:inline distT="0" distB="0" distL="0" distR="0" wp14:anchorId="558C310D" wp14:editId="79D7E77B">
@@ -6983,7 +7333,7 @@
                     <pic:cNvPicPr/>
                   </pic:nvPicPr>
                   <pic:blipFill>
-                    <a:blip r:embed="rId13"/>
+                    <a:blip r:embed="rId19"/>
                     <a:stretch>
                       <a:fillRect/>
                     </a:stretch>
@@ -7231,21 +7581,12 @@
         <w:t xml:space="preserve">After selecting the useful bands in the tiles and normalising them they are ready to be used to train a CNN. </w:t>
       </w:r>
       <w:r>
-        <w:t>The model architecture must first be created and then fine-tuned to the problem. As t</w:t>
-      </w:r>
-      <w:r>
-        <w:t>he shape of the data has three layers currently as two thermal infrared bands are used along with the calculated NDVI band. This means that the input shape of the model must take in the shape of each layer as well as the three layers themselves.</w:t>
-      </w:r>
-    </w:p>
-    <w:p>
-      <w:r>
-        <w:t>The output shape has to be four as the CNN is a classification model and there is four categories present in the data</w:t>
-      </w:r>
-      <w:r>
-        <w:t xml:space="preserve"> for the model to predict between</w:t>
-      </w:r>
-      <w:r>
-        <w:t xml:space="preserve">. </w:t>
+        <w:t>The model architecture must first be created and then fine-tuned to the problem. As the shape of the data has three layers currently as two thermal infrared bands are used along with the calculated NDVI band. This means that the input shape of the model must take in the shape of each layer as well as the three layers themselves.</w:t>
+      </w:r>
+    </w:p>
+    <w:p>
+      <w:r>
+        <w:t xml:space="preserve">The output shape has to be four as the CNN is a classification model and there is four categories present in the data for the model to predict between. </w:t>
       </w:r>
     </w:p>
     <w:p/>
@@ -7270,7 +7611,7 @@
                     <pic:cNvPicPr/>
                   </pic:nvPicPr>
                   <pic:blipFill>
-                    <a:blip r:embed="rId14"/>
+                    <a:blip r:embed="rId20"/>
                     <a:stretch>
                       <a:fillRect/>
                     </a:stretch>
@@ -7368,26 +7709,184 @@
     </w:p>
     <w:p>
       <w:r>
-        <w:t xml:space="preserve">Since python is used for most machine learning tasks programming a GUI in </w:t>
-      </w:r>
-      <w:proofErr w:type="spellStart"/>
-      <w:r>
-        <w:t>tkinter</w:t>
-      </w:r>
-      <w:proofErr w:type="spellEnd"/>
-      <w:r>
-        <w:t xml:space="preserve"> is a good choice to use as </w:t>
-      </w:r>
-      <w:proofErr w:type="spellStart"/>
-      <w:r>
-        <w:t>tkinter</w:t>
-      </w:r>
-      <w:proofErr w:type="spellEnd"/>
-      <w:r>
-        <w:t xml:space="preserve"> is very lightweight and </w:t>
+        <w:t xml:space="preserve">Since python is used for most machine learning tasks programming a GUI in tkinter is a good choice to use as tkinter is very lightweight and </w:t>
       </w:r>
       <w:r>
         <w:t>is an open-source library meaning that is completely free to use without any licensing.</w:t>
+      </w:r>
+    </w:p>
+    <w:p>
+      <w:r>
+        <w:drawing>
+          <wp:inline distT="0" distB="0" distL="0" distR="0" wp14:anchorId="6BC0466A" wp14:editId="3B3B58C0">
+            <wp:extent cx="4648849" cy="1857634"/>
+            <wp:effectExtent l="0" t="0" r="0" b="9525"/>
+            <wp:docPr id="1646045049" name="Picture 1" descr="A screenshot of a computer&#10;&#10;AI-generated content may be incorrect."/>
+            <wp:cNvGraphicFramePr>
+              <a:graphicFrameLocks xmlns:a="http://schemas.openxmlformats.org/drawingml/2006/main" noChangeAspect="1"/>
+            </wp:cNvGraphicFramePr>
+            <a:graphic xmlns:a="http://schemas.openxmlformats.org/drawingml/2006/main">
+              <a:graphicData uri="http://schemas.openxmlformats.org/drawingml/2006/picture">
+                <pic:pic xmlns:pic="http://schemas.openxmlformats.org/drawingml/2006/picture">
+                  <pic:nvPicPr>
+                    <pic:cNvPr id="1646045049" name="Picture 1" descr="A screenshot of a computer&#10;&#10;AI-generated content may be incorrect."/>
+                    <pic:cNvPicPr/>
+                  </pic:nvPicPr>
+                  <pic:blipFill>
+                    <a:blip r:embed="rId21"/>
+                    <a:stretch>
+                      <a:fillRect/>
+                    </a:stretch>
+                  </pic:blipFill>
+                  <pic:spPr>
+                    <a:xfrm>
+                      <a:off x="0" y="0"/>
+                      <a:ext cx="4648849" cy="1857634"/>
+                    </a:xfrm>
+                    <a:prstGeom prst="rect">
+                      <a:avLst/>
+                    </a:prstGeom>
+                  </pic:spPr>
+                </pic:pic>
+              </a:graphicData>
+            </a:graphic>
+          </wp:inline>
+        </w:drawing>
+      </w:r>
+    </w:p>
+    <w:p>
+      <w:r>
+        <w:t>Since the designs were low fidelity, not much is required to be added to the base tkinter frame. For the home page a grid system was used to align all of the buttons and text to the middle of the screen allowing the content to be at the centre of the user’s view.</w:t>
+      </w:r>
+    </w:p>
+    <w:p/>
+    <w:p/>
+    <w:p>
+      <w:r>
+        <w:lastRenderedPageBreak/>
+        <w:drawing>
+          <wp:inline distT="0" distB="0" distL="0" distR="0" wp14:anchorId="05265A21" wp14:editId="35093EFD">
+            <wp:extent cx="4676776" cy="1637414"/>
+            <wp:effectExtent l="0" t="0" r="0" b="1270"/>
+            <wp:docPr id="94113015" name="Picture 1" descr="A screenshot of a computer&#10;&#10;AI-generated content may be incorrect."/>
+            <wp:cNvGraphicFramePr>
+              <a:graphicFrameLocks xmlns:a="http://schemas.openxmlformats.org/drawingml/2006/main" noChangeAspect="1"/>
+            </wp:cNvGraphicFramePr>
+            <a:graphic xmlns:a="http://schemas.openxmlformats.org/drawingml/2006/main">
+              <a:graphicData uri="http://schemas.openxmlformats.org/drawingml/2006/picture">
+                <pic:pic xmlns:pic="http://schemas.openxmlformats.org/drawingml/2006/picture">
+                  <pic:nvPicPr>
+                    <pic:cNvPr id="94113015" name="Picture 1" descr="A screenshot of a computer&#10;&#10;AI-generated content may be incorrect."/>
+                    <pic:cNvPicPr/>
+                  </pic:nvPicPr>
+                  <pic:blipFill>
+                    <a:blip r:embed="rId22"/>
+                    <a:stretch>
+                      <a:fillRect/>
+                    </a:stretch>
+                  </pic:blipFill>
+                  <pic:spPr>
+                    <a:xfrm>
+                      <a:off x="0" y="0"/>
+                      <a:ext cx="4690612" cy="1642258"/>
+                    </a:xfrm>
+                    <a:prstGeom prst="rect">
+                      <a:avLst/>
+                    </a:prstGeom>
+                  </pic:spPr>
+                </pic:pic>
+              </a:graphicData>
+            </a:graphic>
+          </wp:inline>
+        </w:drawing>
+      </w:r>
+    </w:p>
+    <w:p>
+      <w:pPr>
+        <w:rPr>
+          <w:noProof/>
+        </w:rPr>
+      </w:pPr>
+      <w:r>
+        <w:t>The training page follows a similar system with a grid to align the content. However, the buttons are not solely for navigation. The train button causes the model to be trained on the training dataset but often causes the interface to become unresponsive for a short amount of time depending on the hardware the model is training on.</w:t>
+      </w:r>
+      <w:r>
+        <w:rPr>
+          <w:noProof/>
+        </w:rPr>
+        <w:t xml:space="preserve"> </w:t>
+      </w:r>
+      <w:r>
+        <w:drawing>
+          <wp:inline distT="0" distB="0" distL="0" distR="0" wp14:anchorId="6F135486" wp14:editId="0F34C7A5">
+            <wp:extent cx="4620270" cy="1800476"/>
+            <wp:effectExtent l="0" t="0" r="8890" b="9525"/>
+            <wp:docPr id="37809078" name="Picture 1" descr="A screenshot of a computer&#10;&#10;AI-generated content may be incorrect."/>
+            <wp:cNvGraphicFramePr>
+              <a:graphicFrameLocks xmlns:a="http://schemas.openxmlformats.org/drawingml/2006/main" noChangeAspect="1"/>
+            </wp:cNvGraphicFramePr>
+            <a:graphic xmlns:a="http://schemas.openxmlformats.org/drawingml/2006/main">
+              <a:graphicData uri="http://schemas.openxmlformats.org/drawingml/2006/picture">
+                <pic:pic xmlns:pic="http://schemas.openxmlformats.org/drawingml/2006/picture">
+                  <pic:nvPicPr>
+                    <pic:cNvPr id="37809078" name="Picture 1" descr="A screenshot of a computer&#10;&#10;AI-generated content may be incorrect."/>
+                    <pic:cNvPicPr/>
+                  </pic:nvPicPr>
+                  <pic:blipFill>
+                    <a:blip r:embed="rId23"/>
+                    <a:stretch>
+                      <a:fillRect/>
+                    </a:stretch>
+                  </pic:blipFill>
+                  <pic:spPr>
+                    <a:xfrm>
+                      <a:off x="0" y="0"/>
+                      <a:ext cx="4620270" cy="1800476"/>
+                    </a:xfrm>
+                    <a:prstGeom prst="rect">
+                      <a:avLst/>
+                    </a:prstGeom>
+                  </pic:spPr>
+                </pic:pic>
+              </a:graphicData>
+            </a:graphic>
+          </wp:inline>
+        </w:drawing>
+      </w:r>
+    </w:p>
+    <w:p>
+      <w:pPr>
+        <w:rPr>
+          <w:noProof/>
+        </w:rPr>
+      </w:pPr>
+      <w:r>
+        <w:rPr>
+          <w:noProof/>
+        </w:rPr>
+        <w:t>The prediction page also follows the design and uses a grid based system.</w:t>
+      </w:r>
+    </w:p>
+    <w:p>
+      <w:pPr>
+        <w:rPr>
+          <w:noProof/>
+        </w:rPr>
+      </w:pPr>
+    </w:p>
+    <w:p>
+      <w:pPr>
+        <w:rPr>
+          <w:noProof/>
+        </w:rPr>
+      </w:pPr>
+    </w:p>
+    <w:p>
+      <w:r>
+        <w:rPr>
+          <w:noProof/>
+        </w:rPr>
+        <w:t>Overall, the interface created using Tkinter follows the designs well due to the interface being low fidelity as the program needs to be as smooth to use as possible for a user with no prior experience or knowledge of fire prediction.</w:t>
       </w:r>
     </w:p>
     <w:p/>
@@ -7403,7 +7902,6 @@
     <w:p/>
     <w:p/>
     <w:p/>
-    <w:p/>
     <w:p>
       <w:pPr>
         <w:pStyle w:val="Heading2"/>
@@ -7411,7 +7909,6 @@
       </w:pPr>
       <w:bookmarkStart w:id="34" w:name="_Toc194327725"/>
       <w:r>
-        <w:lastRenderedPageBreak/>
         <w:t>Testing</w:t>
       </w:r>
       <w:bookmarkEnd w:id="34"/>
@@ -7453,7 +7950,7 @@
                     <pic:cNvPicPr/>
                   </pic:nvPicPr>
                   <pic:blipFill>
-                    <a:blip r:embed="rId15"/>
+                    <a:blip r:embed="rId24"/>
                     <a:stretch>
                       <a:fillRect/>
                     </a:stretch>
@@ -7498,7 +7995,6 @@
         <w:rPr>
           <w:noProof/>
         </w:rPr>
-        <w:lastRenderedPageBreak/>
         <w:drawing>
           <wp:anchor distT="0" distB="0" distL="114300" distR="114300" simplePos="0" relativeHeight="251658240" behindDoc="1" locked="0" layoutInCell="1" allowOverlap="1" wp14:anchorId="1AB72E62" wp14:editId="783DA4F6">
             <wp:simplePos x="0" y="0"/>
@@ -7531,7 +8027,7 @@
                     <pic:cNvPicPr/>
                   </pic:nvPicPr>
                   <pic:blipFill>
-                    <a:blip r:embed="rId16">
+                    <a:blip r:embed="rId25">
                       <a:extLst>
                         <a:ext uri="{28A0092B-C50C-407E-A947-70E740481C1C}">
                           <a14:useLocalDpi xmlns:a14="http://schemas.microsoft.com/office/drawing/2010/main" val="0"/>
@@ -7568,24 +8064,12 @@
     <w:p/>
     <w:p>
       <w:r>
-        <w:t>The accuracy of the model increases with the number of epochs in both the train</w:t>
-      </w:r>
-      <w:r>
-        <w:t>ing</w:t>
-      </w:r>
-      <w:r>
-        <w:t xml:space="preserve"> and test</w:t>
-      </w:r>
-      <w:r>
-        <w:t>ing and shows no significant signs of overfitting this means that the model is effective at learning. The test line does fluctuate a lot more than the train accuracy because the test data has not been seen before by the model. The training line does decrease at the eighth epoch, this may be because the model is starting to generalise the data incorrectly however, the testing accuracy continues to increase.</w:t>
-      </w:r>
-    </w:p>
-    <w:p>
-      <w:r>
-        <w:t>The model also managed to achieve an accuracy of 80% on the test set as well as the training set despite training accuracy falling slightly at the last epoch. This meets one of the project’s requirements</w:t>
-      </w:r>
-      <w:r>
-        <w:t xml:space="preserve"> as the model has been able to train to a high degree of accuracy.</w:t>
+        <w:t>The accuracy of the model increases with the number of epochs in both the training and testing and shows no significant signs of overfitting this means that the model is effective at learning. The test line does fluctuate a lot more than the train accuracy because the test data has not been seen before by the model. The training line does decrease at the eighth epoch, this may be because the model is starting to generalise the data incorrectly however, the testing accuracy continues to increase.</w:t>
+      </w:r>
+    </w:p>
+    <w:p>
+      <w:r>
+        <w:t>The model also managed to achieve an accuracy of 80% on the test set as well as the training set despite training accuracy falling slightly at the last epoch. This meets one of the project’s requirements as the model has been able to train to a high degree of accuracy.</w:t>
       </w:r>
     </w:p>
     <w:p/>
@@ -7610,7 +8094,7 @@
                     <pic:cNvPicPr/>
                   </pic:nvPicPr>
                   <pic:blipFill>
-                    <a:blip r:embed="rId17"/>
+                    <a:blip r:embed="rId26"/>
                     <a:stretch>
                       <a:fillRect/>
                     </a:stretch>
@@ -7641,16 +8125,11 @@
     </w:p>
     <w:p>
       <w:r>
-        <w:t>The training evaluation suggests that the model has been able learn patterns and generalise well</w:t>
-      </w:r>
-      <w:r>
-        <w:t xml:space="preserve"> and shows no signs of over or underfitting</w:t>
-      </w:r>
-      <w:r>
-        <w:t>.</w:t>
-      </w:r>
-      <w:r>
-        <w:t xml:space="preserve"> Therefore, as a result of the training the model is well tuned for the task of predicting fires and needs to be tested rigorously to confirm that the model is successful. </w:t>
+        <w:t xml:space="preserve">The training evaluation suggests that the model has been able learn patterns and generalise well and shows no signs of over or underfitting. Therefore, as a result of the training the model is well tuned </w:t>
+      </w:r>
+      <w:r>
+        <w:lastRenderedPageBreak/>
+        <w:t xml:space="preserve">for the task of predicting fires and needs to be tested rigorously to confirm that the model is successful. </w:t>
       </w:r>
     </w:p>
     <w:p/>
@@ -7702,7 +8181,166 @@
       <w:r>
         <w:t>To do this a small collection of data must be extracted from the google earth engine and given to the model to measure the performance of the model.</w:t>
       </w:r>
-    </w:p>
+      <w:r>
+        <w:t xml:space="preserve"> </w:t>
+      </w:r>
+    </w:p>
+    <w:p>
+      <w:r>
+        <w:t>To test the model’s ability to predict between Low, High and Live fire conditions data was collected about the Ventura county “Mountain fire” in 2024. This dataset does not include data where there wasn’t a fire so any predictions in that category have been</w:t>
+      </w:r>
+      <w:r>
+        <w:t xml:space="preserve"> incorrectly </w:t>
+      </w:r>
+      <w:r>
+        <w:t>predicted.</w:t>
+      </w:r>
+    </w:p>
+    <w:p>
+      <w:r>
+        <w:drawing>
+          <wp:inline distT="0" distB="0" distL="0" distR="0" wp14:anchorId="1D33A470" wp14:editId="689C2888">
+            <wp:extent cx="5731510" cy="4300220"/>
+            <wp:effectExtent l="0" t="0" r="2540" b="5080"/>
+            <wp:docPr id="834905061" name="Picture 1" descr="A diagram of a heatmap&#10;&#10;AI-generated content may be incorrect."/>
+            <wp:cNvGraphicFramePr>
+              <a:graphicFrameLocks xmlns:a="http://schemas.openxmlformats.org/drawingml/2006/main" noChangeAspect="1"/>
+            </wp:cNvGraphicFramePr>
+            <a:graphic xmlns:a="http://schemas.openxmlformats.org/drawingml/2006/main">
+              <a:graphicData uri="http://schemas.openxmlformats.org/drawingml/2006/picture">
+                <pic:pic xmlns:pic="http://schemas.openxmlformats.org/drawingml/2006/picture">
+                  <pic:nvPicPr>
+                    <pic:cNvPr id="834905061" name="Picture 1" descr="A diagram of a heatmap&#10;&#10;AI-generated content may be incorrect."/>
+                    <pic:cNvPicPr/>
+                  </pic:nvPicPr>
+                  <pic:blipFill>
+                    <a:blip r:embed="rId27"/>
+                    <a:stretch>
+                      <a:fillRect/>
+                    </a:stretch>
+                  </pic:blipFill>
+                  <pic:spPr>
+                    <a:xfrm>
+                      <a:off x="0" y="0"/>
+                      <a:ext cx="5731510" cy="4300220"/>
+                    </a:xfrm>
+                    <a:prstGeom prst="rect">
+                      <a:avLst/>
+                    </a:prstGeom>
+                  </pic:spPr>
+                </pic:pic>
+              </a:graphicData>
+            </a:graphic>
+          </wp:inline>
+        </w:drawing>
+      </w:r>
+    </w:p>
+    <w:p>
+      <w:r>
+        <w:t xml:space="preserve">The model has struggled to predict well on this new unseen dataset. This may be due to the fire occurring at a different time of the year and elevation to the pacific palisade fire. The model was accurate predicting whether the data did actually contain a fire but inaccurate with the other </w:t>
+      </w:r>
+      <w:r>
+        <w:lastRenderedPageBreak/>
+        <w:t>categories. The model may have had a heavy bias towards the live fire category due to the conditions present before, after and during being a lot hotter than the pacific palisades fire.</w:t>
+      </w:r>
+    </w:p>
+    <w:p>
+      <w:r>
+        <w:t>Overall, the model has been confused by the unseen data which may be due to the fact that the mountain in Ventura county is wildly different to the pacific palisades which is much closer to the coast meaning that the model has become confused due to the variance in conditions.</w:t>
+      </w:r>
+    </w:p>
+    <w:p>
+      <w:r>
+        <w:t>Additionally, every fire is different meaning that fires that start hotter and burn hotter may be predicted incorrectly a lot of the time.</w:t>
+      </w:r>
+      <w:r>
+        <w:t xml:space="preserve"> To test this theory d</w:t>
+      </w:r>
+      <w:r>
+        <w:t xml:space="preserve">ata </w:t>
+      </w:r>
+      <w:r>
+        <w:t>will</w:t>
+      </w:r>
+      <w:r>
+        <w:t xml:space="preserve"> be collected from </w:t>
+      </w:r>
+      <w:r>
+        <w:t xml:space="preserve">the summer </w:t>
+      </w:r>
+      <w:r>
+        <w:t>season in the year to check for any inaccuracies due to the higher thermal averages in summer</w:t>
+      </w:r>
+      <w:r>
+        <w:t>.</w:t>
+      </w:r>
+    </w:p>
+    <w:p>
+      <w:r>
+        <w:drawing>
+          <wp:inline distT="0" distB="0" distL="0" distR="0" wp14:anchorId="518A3C9A" wp14:editId="28937F52">
+            <wp:extent cx="4329240" cy="3296093"/>
+            <wp:effectExtent l="0" t="0" r="0" b="0"/>
+            <wp:docPr id="2134746137" name="Picture 1" descr="A blue square with white text&#10;&#10;AI-generated content may be incorrect."/>
+            <wp:cNvGraphicFramePr>
+              <a:graphicFrameLocks xmlns:a="http://schemas.openxmlformats.org/drawingml/2006/main" noChangeAspect="1"/>
+            </wp:cNvGraphicFramePr>
+            <a:graphic xmlns:a="http://schemas.openxmlformats.org/drawingml/2006/main">
+              <a:graphicData uri="http://schemas.openxmlformats.org/drawingml/2006/picture">
+                <pic:pic xmlns:pic="http://schemas.openxmlformats.org/drawingml/2006/picture">
+                  <pic:nvPicPr>
+                    <pic:cNvPr id="2134746137" name="Picture 1" descr="A blue square with white text&#10;&#10;AI-generated content may be incorrect."/>
+                    <pic:cNvPicPr/>
+                  </pic:nvPicPr>
+                  <pic:blipFill>
+                    <a:blip r:embed="rId28"/>
+                    <a:stretch>
+                      <a:fillRect/>
+                    </a:stretch>
+                  </pic:blipFill>
+                  <pic:spPr>
+                    <a:xfrm>
+                      <a:off x="0" y="0"/>
+                      <a:ext cx="4337605" cy="3302462"/>
+                    </a:xfrm>
+                    <a:prstGeom prst="rect">
+                      <a:avLst/>
+                    </a:prstGeom>
+                  </pic:spPr>
+                </pic:pic>
+              </a:graphicData>
+            </a:graphic>
+          </wp:inline>
+        </w:drawing>
+      </w:r>
+    </w:p>
+    <w:p>
+      <w:r>
+        <w:t xml:space="preserve">The model was tested on a dataset that only included data from the summer where a fire was not present to test the theory. The model does not perform well on data from the hotter months due to the palisades fire being in the winter and the data was scaled around the palisades fire meaning that the model believes that there is a fire here due to the high thermal values in the summer months. </w:t>
+      </w:r>
+    </w:p>
+    <w:p>
+      <w:r>
+        <w:t>The Ventura county fire dataset that the model was tested occurred in the autumn which results in the baseline thermal activity being much lower than in the height of summer. Therefore, from these tests and experiments the model is not accurate in the warmer months but becomes more accurate towards the winter months. This is easily explained by the dataset purely containing data about a singular fire which occurred in the winter.</w:t>
+      </w:r>
+    </w:p>
+    <w:p>
+      <w:r>
+        <w:t>To resolve this issue a training dataset would need to cover a variety of fires across the year to ensure that predictions remain accurate throughout the year.</w:t>
+      </w:r>
+      <w:r>
+        <w:t xml:space="preserve"> This would ensure that fires are captured correctly however, it may also introduce the problem of the model not picking up cooler fires that occur in the winter if it recognises hotter fires but struggles on cooler fires.</w:t>
+      </w:r>
+    </w:p>
+    <w:p/>
+    <w:p/>
+    <w:p/>
+    <w:p/>
+    <w:p/>
+    <w:p/>
+    <w:p/>
+    <w:p/>
+    <w:p/>
     <w:p>
       <w:pPr>
         <w:rPr>
@@ -7832,15 +8470,7 @@
     </w:p>
     <w:p>
       <w:r>
-        <w:t xml:space="preserve">The program does not need to </w:t>
-      </w:r>
-      <w:proofErr w:type="gramStart"/>
-      <w:r>
-        <w:t>take into account</w:t>
-      </w:r>
-      <w:proofErr w:type="gramEnd"/>
-      <w:r>
-        <w:t xml:space="preserve"> user data protection laws as at no point in operating the program does it handle user data. It only handles data extracted from the google earth engine or other ways of collecting </w:t>
+        <w:t xml:space="preserve">The program does not need to take into account user data protection laws as at no point in operating the program does it handle user data. It only handles data extracted from the google earth engine or other ways of collecting </w:t>
       </w:r>
       <w:r>
         <w:t>Landsat</w:t>
@@ -8130,31 +8760,7 @@
               <w:sz w:val="22"/>
               <w:szCs w:val="22"/>
             </w:rPr>
-            <w:t xml:space="preserve">EFFIS annual statistics for </w:t>
-          </w:r>
-          <w:proofErr w:type="spellStart"/>
-          <w:r>
-            <w:rPr>
-              <w:rFonts w:ascii="Calibri" w:hAnsi="Calibri" w:cs="Calibri"/>
-              <w:i/>
-              <w:iCs/>
-              <w:color w:val="000000"/>
-              <w:sz w:val="22"/>
-              <w:szCs w:val="22"/>
-            </w:rPr>
-            <w:t>greece</w:t>
-          </w:r>
-          <w:proofErr w:type="spellEnd"/>
-          <w:r>
-            <w:rPr>
-              <w:rFonts w:ascii="Calibri" w:hAnsi="Calibri" w:cs="Calibri"/>
-              <w:i/>
-              <w:iCs/>
-              <w:color w:val="000000"/>
-              <w:sz w:val="22"/>
-              <w:szCs w:val="22"/>
-            </w:rPr>
-            <w:t xml:space="preserve">. </w:t>
+            <w:t xml:space="preserve">EFFIS annual statistics for greece. </w:t>
           </w:r>
           <w:r>
             <w:rPr>
@@ -8165,7 +8771,7 @@
             </w:rPr>
             <w:t xml:space="preserve">Available online: </w:t>
           </w:r>
-          <w:hyperlink r:id="rId18" w:tgtFrame="_blank" w:history="1">
+          <w:hyperlink r:id="rId29" w:tgtFrame="_blank" w:history="1">
             <w:r>
               <w:rPr>
                 <w:rStyle w:val="Hyperlink"/>
@@ -8204,47 +8810,7 @@
               <w:sz w:val="22"/>
               <w:szCs w:val="22"/>
             </w:rPr>
-            <w:t xml:space="preserve">D. </w:t>
-          </w:r>
-          <w:proofErr w:type="spellStart"/>
-          <w:r>
-            <w:rPr>
-              <w:rFonts w:ascii="Calibri" w:hAnsi="Calibri" w:cs="Calibri"/>
-              <w:color w:val="000000"/>
-              <w:sz w:val="22"/>
-              <w:szCs w:val="22"/>
-            </w:rPr>
-            <w:t>Rashkovetsky</w:t>
-          </w:r>
-          <w:proofErr w:type="spellEnd"/>
-          <w:r>
-            <w:rPr>
-              <w:rFonts w:ascii="Calibri" w:hAnsi="Calibri" w:cs="Calibri"/>
-              <w:color w:val="000000"/>
-              <w:sz w:val="22"/>
-              <w:szCs w:val="22"/>
-            </w:rPr>
-            <w:t xml:space="preserve">, F. Mauracher, M. Langer &amp; M. Schmitt (2021) Wildfire detection from </w:t>
-          </w:r>
-          <w:proofErr w:type="spellStart"/>
-          <w:r>
-            <w:rPr>
-              <w:rFonts w:ascii="Calibri" w:hAnsi="Calibri" w:cs="Calibri"/>
-              <w:color w:val="000000"/>
-              <w:sz w:val="22"/>
-              <w:szCs w:val="22"/>
-            </w:rPr>
-            <w:t>multisensor</w:t>
-          </w:r>
-          <w:proofErr w:type="spellEnd"/>
-          <w:r>
-            <w:rPr>
-              <w:rFonts w:ascii="Calibri" w:hAnsi="Calibri" w:cs="Calibri"/>
-              <w:color w:val="000000"/>
-              <w:sz w:val="22"/>
-              <w:szCs w:val="22"/>
-            </w:rPr>
-            <w:t xml:space="preserve"> satellite imagery using deep semantic segmentation. </w:t>
+            <w:t xml:space="preserve">D. Rashkovetsky, F. Mauracher, M. Langer &amp; M. Schmitt (2021) Wildfire detection from multisensor satellite imagery using deep semantic segmentation. </w:t>
           </w:r>
           <w:r>
             <w:rPr>
@@ -8326,47 +8892,7 @@
               <w:sz w:val="22"/>
               <w:szCs w:val="22"/>
             </w:rPr>
-            <w:t xml:space="preserve">Fu, Y., Li, R., Wang, X., Bergeron, Y., Valeria, O., </w:t>
-          </w:r>
-          <w:proofErr w:type="spellStart"/>
-          <w:r>
-            <w:rPr>
-              <w:rFonts w:ascii="Calibri" w:hAnsi="Calibri" w:cs="Calibri"/>
-              <w:color w:val="000000"/>
-              <w:sz w:val="22"/>
-              <w:szCs w:val="22"/>
-            </w:rPr>
-            <w:t>Chavardès</w:t>
-          </w:r>
-          <w:proofErr w:type="spellEnd"/>
-          <w:r>
-            <w:rPr>
-              <w:rFonts w:ascii="Calibri" w:hAnsi="Calibri" w:cs="Calibri"/>
-              <w:color w:val="000000"/>
-              <w:sz w:val="22"/>
-              <w:szCs w:val="22"/>
-            </w:rPr>
-            <w:t xml:space="preserve">, R. D., Wang, Y. &amp; Hu, J. (2020) Fire detection and fire radiative power in forests and low-biomass lands in northeast </w:t>
-          </w:r>
-          <w:proofErr w:type="spellStart"/>
-          <w:r>
-            <w:rPr>
-              <w:rFonts w:ascii="Calibri" w:hAnsi="Calibri" w:cs="Calibri"/>
-              <w:color w:val="000000"/>
-              <w:sz w:val="22"/>
-              <w:szCs w:val="22"/>
-            </w:rPr>
-            <w:t>asia</w:t>
-          </w:r>
-          <w:proofErr w:type="spellEnd"/>
-          <w:r>
-            <w:rPr>
-              <w:rFonts w:ascii="Calibri" w:hAnsi="Calibri" w:cs="Calibri"/>
-              <w:color w:val="000000"/>
-              <w:sz w:val="22"/>
-              <w:szCs w:val="22"/>
-            </w:rPr>
-            <w:t xml:space="preserve">: MODIS versus VIIRS fire products. </w:t>
+            <w:t xml:space="preserve">Fu, Y., Li, R., Wang, X., Bergeron, Y., Valeria, O., Chavardès, R. D., Wang, Y. &amp; Hu, J. (2020) Fire detection and fire radiative power in forests and low-biomass lands in northeast asia: MODIS versus VIIRS fire products. </w:t>
           </w:r>
           <w:r>
             <w:rPr>
@@ -8448,27 +8974,7 @@
               <w:sz w:val="22"/>
               <w:szCs w:val="22"/>
             </w:rPr>
-            <w:t xml:space="preserve">Kanwal, R., Rafaqat, W., Iqbal, M. &amp; </w:t>
-          </w:r>
-          <w:proofErr w:type="spellStart"/>
-          <w:r>
-            <w:rPr>
-              <w:rFonts w:ascii="Calibri" w:hAnsi="Calibri" w:cs="Calibri"/>
-              <w:color w:val="000000"/>
-              <w:sz w:val="22"/>
-              <w:szCs w:val="22"/>
-            </w:rPr>
-            <w:t>Weiguo</w:t>
-          </w:r>
-          <w:proofErr w:type="spellEnd"/>
-          <w:r>
-            <w:rPr>
-              <w:rFonts w:ascii="Calibri" w:hAnsi="Calibri" w:cs="Calibri"/>
-              <w:color w:val="000000"/>
-              <w:sz w:val="22"/>
-              <w:szCs w:val="22"/>
-            </w:rPr>
-            <w:t xml:space="preserve">, S. (2023) Data-driven approaches for wildfire mapping and prediction assessment using a convolutional neural network (CNN). </w:t>
+            <w:t xml:space="preserve">Kanwal, R., Rafaqat, W., Iqbal, M. &amp; Weiguo, S. (2023) Data-driven approaches for wildfire mapping and prediction assessment using a convolutional neural network (CNN). </w:t>
           </w:r>
           <w:r>
             <w:rPr>
@@ -8531,7 +9037,7 @@
             </w:rPr>
             <w:t xml:space="preserve">Available online: </w:t>
           </w:r>
-          <w:hyperlink r:id="rId19" w:tgtFrame="_blank" w:history="1">
+          <w:hyperlink r:id="rId30" w:tgtFrame="_blank" w:history="1">
             <w:r>
               <w:rPr>
                 <w:rStyle w:val="Hyperlink"/>
@@ -8570,27 +9076,7 @@
               <w:sz w:val="22"/>
               <w:szCs w:val="22"/>
             </w:rPr>
-            <w:t xml:space="preserve">MacCarthy James, Richter Jessica, </w:t>
-          </w:r>
-          <w:proofErr w:type="spellStart"/>
-          <w:r>
-            <w:rPr>
-              <w:rFonts w:ascii="Calibri" w:hAnsi="Calibri" w:cs="Calibri"/>
-              <w:color w:val="000000"/>
-              <w:sz w:val="22"/>
-              <w:szCs w:val="22"/>
-            </w:rPr>
-            <w:t>Tyukavina</w:t>
-          </w:r>
-          <w:proofErr w:type="spellEnd"/>
-          <w:r>
-            <w:rPr>
-              <w:rFonts w:ascii="Calibri" w:hAnsi="Calibri" w:cs="Calibri"/>
-              <w:color w:val="000000"/>
-              <w:sz w:val="22"/>
-              <w:szCs w:val="22"/>
-            </w:rPr>
-            <w:t xml:space="preserve"> Sasha, Weisse Mikaela &amp; Harris Nancy (2024) </w:t>
+            <w:t xml:space="preserve">MacCarthy James, Richter Jessica, Tyukavina Sasha, Weisse Mikaela &amp; Harris Nancy (2024) </w:t>
           </w:r>
           <w:r>
             <w:rPr>
@@ -8612,7 +9098,7 @@
             </w:rPr>
             <w:t xml:space="preserve">Available online: </w:t>
           </w:r>
-          <w:hyperlink r:id="rId20" w:tgtFrame="_blank" w:history="1">
+          <w:hyperlink r:id="rId31" w:tgtFrame="_blank" w:history="1">
             <w:r>
               <w:rPr>
                 <w:rStyle w:val="Hyperlink"/>
@@ -8651,47 +9137,7 @@
               <w:sz w:val="22"/>
               <w:szCs w:val="22"/>
             </w:rPr>
-            <w:t xml:space="preserve">Malik, A., Rao, M. R., Puppala, N., </w:t>
-          </w:r>
-          <w:proofErr w:type="spellStart"/>
-          <w:r>
-            <w:rPr>
-              <w:rFonts w:ascii="Calibri" w:hAnsi="Calibri" w:cs="Calibri"/>
-              <w:color w:val="000000"/>
-              <w:sz w:val="22"/>
-              <w:szCs w:val="22"/>
-            </w:rPr>
-            <w:t>Koouri</w:t>
-          </w:r>
-          <w:proofErr w:type="spellEnd"/>
-          <w:r>
-            <w:rPr>
-              <w:rFonts w:ascii="Calibri" w:hAnsi="Calibri" w:cs="Calibri"/>
-              <w:color w:val="000000"/>
-              <w:sz w:val="22"/>
-              <w:szCs w:val="22"/>
-            </w:rPr>
-            <w:t xml:space="preserve">, P., Thota, V. A., Liu, Q., Chiao, S. &amp; Gao, J. (2021) Data-driven wildfire risk prediction in northern </w:t>
-          </w:r>
-          <w:proofErr w:type="spellStart"/>
-          <w:r>
-            <w:rPr>
-              <w:rFonts w:ascii="Calibri" w:hAnsi="Calibri" w:cs="Calibri"/>
-              <w:color w:val="000000"/>
-              <w:sz w:val="22"/>
-              <w:szCs w:val="22"/>
-            </w:rPr>
-            <w:t>california</w:t>
-          </w:r>
-          <w:proofErr w:type="spellEnd"/>
-          <w:r>
-            <w:rPr>
-              <w:rFonts w:ascii="Calibri" w:hAnsi="Calibri" w:cs="Calibri"/>
-              <w:color w:val="000000"/>
-              <w:sz w:val="22"/>
-              <w:szCs w:val="22"/>
-            </w:rPr>
-            <w:t xml:space="preserve">. </w:t>
+            <w:t xml:space="preserve">Malik, A., Rao, M. R., Puppala, N., Koouri, P., Thota, V. A., Liu, Q., Chiao, S. &amp; Gao, J. (2021) Data-driven wildfire risk prediction in northern california. </w:t>
           </w:r>
           <w:r>
             <w:rPr>
@@ -8754,7 +9200,7 @@
             </w:rPr>
             <w:t xml:space="preserve">Available online: </w:t>
           </w:r>
-          <w:hyperlink r:id="rId21" w:tgtFrame="_blank" w:history="1">
+          <w:hyperlink r:id="rId32" w:tgtFrame="_blank" w:history="1">
             <w:r>
               <w:rPr>
                 <w:rStyle w:val="Hyperlink"/>
@@ -8793,47 +9239,7 @@
               <w:sz w:val="22"/>
               <w:szCs w:val="22"/>
             </w:rPr>
-            <w:t xml:space="preserve">Peng, W., Wei, Y., Chen, G., Lu, G., Ye, Q., Ding, R., Hu, P. &amp; Cheng, Z. (2023) Analysis of wildfire danger level using logistic regression model in </w:t>
-          </w:r>
-          <w:proofErr w:type="spellStart"/>
-          <w:r>
-            <w:rPr>
-              <w:rFonts w:ascii="Calibri" w:hAnsi="Calibri" w:cs="Calibri"/>
-              <w:color w:val="000000"/>
-              <w:sz w:val="22"/>
-              <w:szCs w:val="22"/>
-            </w:rPr>
-            <w:t>sichuan</w:t>
-          </w:r>
-          <w:proofErr w:type="spellEnd"/>
-          <w:r>
-            <w:rPr>
-              <w:rFonts w:ascii="Calibri" w:hAnsi="Calibri" w:cs="Calibri"/>
-              <w:color w:val="000000"/>
-              <w:sz w:val="22"/>
-              <w:szCs w:val="22"/>
-            </w:rPr>
-            <w:t xml:space="preserve"> province, </w:t>
-          </w:r>
-          <w:proofErr w:type="spellStart"/>
-          <w:r>
-            <w:rPr>
-              <w:rFonts w:ascii="Calibri" w:hAnsi="Calibri" w:cs="Calibri"/>
-              <w:color w:val="000000"/>
-              <w:sz w:val="22"/>
-              <w:szCs w:val="22"/>
-            </w:rPr>
-            <w:t>china</w:t>
-          </w:r>
-          <w:proofErr w:type="spellEnd"/>
-          <w:r>
-            <w:rPr>
-              <w:rFonts w:ascii="Calibri" w:hAnsi="Calibri" w:cs="Calibri"/>
-              <w:color w:val="000000"/>
-              <w:sz w:val="22"/>
-              <w:szCs w:val="22"/>
-            </w:rPr>
-            <w:t xml:space="preserve">. </w:t>
+            <w:t xml:space="preserve">Peng, W., Wei, Y., Chen, G., Lu, G., Ye, Q., Ding, R., Hu, P. &amp; Cheng, Z. (2023) Analysis of wildfire danger level using logistic regression model in sichuan province, china. </w:t>
           </w:r>
           <w:r>
             <w:rPr>
@@ -8874,67 +9280,7 @@
               <w:sz w:val="22"/>
               <w:szCs w:val="22"/>
             </w:rPr>
-            <w:t xml:space="preserve">Rezaei Barzani, A., </w:t>
-          </w:r>
-          <w:proofErr w:type="spellStart"/>
-          <w:r>
-            <w:rPr>
-              <w:rFonts w:ascii="Calibri" w:hAnsi="Calibri" w:cs="Calibri"/>
-              <w:color w:val="000000"/>
-              <w:sz w:val="22"/>
-              <w:szCs w:val="22"/>
-            </w:rPr>
-            <w:t>Pahlavani</w:t>
-          </w:r>
-          <w:proofErr w:type="spellEnd"/>
-          <w:r>
-            <w:rPr>
-              <w:rFonts w:ascii="Calibri" w:hAnsi="Calibri" w:cs="Calibri"/>
-              <w:color w:val="000000"/>
-              <w:sz w:val="22"/>
-              <w:szCs w:val="22"/>
-            </w:rPr>
-            <w:t xml:space="preserve">, P. &amp; Ghorbanzadeh, O. (2023) </w:t>
-          </w:r>
-          <w:proofErr w:type="spellStart"/>
-          <w:r>
-            <w:rPr>
-              <w:rFonts w:ascii="Calibri" w:hAnsi="Calibri" w:cs="Calibri"/>
-              <w:color w:val="000000"/>
-              <w:sz w:val="22"/>
-              <w:szCs w:val="22"/>
-            </w:rPr>
-            <w:t>Ensembling</w:t>
-          </w:r>
-          <w:proofErr w:type="spellEnd"/>
-          <w:r>
-            <w:rPr>
-              <w:rFonts w:ascii="Calibri" w:hAnsi="Calibri" w:cs="Calibri"/>
-              <w:color w:val="000000"/>
-              <w:sz w:val="22"/>
-              <w:szCs w:val="22"/>
-            </w:rPr>
-            <w:t xml:space="preserve"> of decision trees, </w:t>
-          </w:r>
-          <w:proofErr w:type="spellStart"/>
-          <w:r>
-            <w:rPr>
-              <w:rFonts w:ascii="Calibri" w:hAnsi="Calibri" w:cs="Calibri"/>
-              <w:color w:val="000000"/>
-              <w:sz w:val="22"/>
-              <w:szCs w:val="22"/>
-            </w:rPr>
-            <w:t>knn</w:t>
-          </w:r>
-          <w:proofErr w:type="spellEnd"/>
-          <w:r>
-            <w:rPr>
-              <w:rFonts w:ascii="Calibri" w:hAnsi="Calibri" w:cs="Calibri"/>
-              <w:color w:val="000000"/>
-              <w:sz w:val="22"/>
-              <w:szCs w:val="22"/>
-            </w:rPr>
-            <w:t xml:space="preserve">, and logistic regression with soft-voting method for wildfire susceptibility mapping. </w:t>
+            <w:t xml:space="preserve">Rezaei Barzani, A., Pahlavani, P. &amp; Ghorbanzadeh, O. (2023) Ensembling of decision trees, knn, and logistic regression with soft-voting method for wildfire susceptibility mapping. </w:t>
           </w:r>
           <w:r>
             <w:rPr>
@@ -8945,79 +9291,7 @@
               <w:sz w:val="22"/>
               <w:szCs w:val="22"/>
             </w:rPr>
-            <w:t xml:space="preserve">ISPRS </w:t>
-          </w:r>
-          <w:proofErr w:type="spellStart"/>
-          <w:r>
-            <w:rPr>
-              <w:rFonts w:ascii="Calibri" w:hAnsi="Calibri" w:cs="Calibri"/>
-              <w:i/>
-              <w:iCs/>
-              <w:color w:val="000000"/>
-              <w:sz w:val="22"/>
-              <w:szCs w:val="22"/>
-            </w:rPr>
-            <w:t>Ann.Photogramm.Remote</w:t>
-          </w:r>
-          <w:proofErr w:type="spellEnd"/>
-          <w:r>
-            <w:rPr>
-              <w:rFonts w:ascii="Calibri" w:hAnsi="Calibri" w:cs="Calibri"/>
-              <w:i/>
-              <w:iCs/>
-              <w:color w:val="000000"/>
-              <w:sz w:val="22"/>
-              <w:szCs w:val="22"/>
-            </w:rPr>
-            <w:t xml:space="preserve"> </w:t>
-          </w:r>
-          <w:proofErr w:type="spellStart"/>
-          <w:r>
-            <w:rPr>
-              <w:rFonts w:ascii="Calibri" w:hAnsi="Calibri" w:cs="Calibri"/>
-              <w:i/>
-              <w:iCs/>
-              <w:color w:val="000000"/>
-              <w:sz w:val="22"/>
-              <w:szCs w:val="22"/>
-            </w:rPr>
-            <w:t>Sens.Spatial</w:t>
-          </w:r>
-          <w:proofErr w:type="spellEnd"/>
-          <w:r>
-            <w:rPr>
-              <w:rFonts w:ascii="Calibri" w:hAnsi="Calibri" w:cs="Calibri"/>
-              <w:i/>
-              <w:iCs/>
-              <w:color w:val="000000"/>
-              <w:sz w:val="22"/>
-              <w:szCs w:val="22"/>
-            </w:rPr>
-            <w:t xml:space="preserve"> </w:t>
-          </w:r>
-          <w:proofErr w:type="spellStart"/>
-          <w:r>
-            <w:rPr>
-              <w:rFonts w:ascii="Calibri" w:hAnsi="Calibri" w:cs="Calibri"/>
-              <w:i/>
-              <w:iCs/>
-              <w:color w:val="000000"/>
-              <w:sz w:val="22"/>
-              <w:szCs w:val="22"/>
-            </w:rPr>
-            <w:t>Inf.Sci</w:t>
-          </w:r>
-          <w:proofErr w:type="spellEnd"/>
-          <w:r>
-            <w:rPr>
-              <w:rFonts w:ascii="Calibri" w:hAnsi="Calibri" w:cs="Calibri"/>
-              <w:i/>
-              <w:iCs/>
-              <w:color w:val="000000"/>
-              <w:sz w:val="22"/>
-              <w:szCs w:val="22"/>
-            </w:rPr>
-            <w:t xml:space="preserve">., </w:t>
+            <w:t xml:space="preserve">ISPRS Ann.Photogramm.Remote Sens.Spatial Inf.Sci., </w:t>
           </w:r>
           <w:r>
             <w:rPr>
@@ -9069,7 +9343,7 @@
             </w:rPr>
             <w:t xml:space="preserve">Available online: </w:t>
           </w:r>
-          <w:hyperlink r:id="rId22" w:tgtFrame="_blank" w:history="1">
+          <w:hyperlink r:id="rId33" w:tgtFrame="_blank" w:history="1">
             <w:r>
               <w:rPr>
                 <w:rStyle w:val="Hyperlink"/>
@@ -9131,7 +9405,7 @@
             </w:rPr>
             <w:t xml:space="preserve">Available online: </w:t>
           </w:r>
-          <w:hyperlink r:id="rId23" w:tgtFrame="_blank" w:history="1">
+          <w:hyperlink r:id="rId34" w:tgtFrame="_blank" w:history="1">
             <w:r>
               <w:rPr>
                 <w:rStyle w:val="Hyperlink"/>
@@ -9203,7 +9477,7 @@
       </w:pPr>
     </w:p>
     <w:sectPr>
-      <w:footerReference w:type="default" r:id="rId24"/>
+      <w:footerReference w:type="default" r:id="rId35"/>
       <w:pgSz w:w="11906" w:h="16838"/>
       <w:pgMar w:top="1440" w:right="1440" w:bottom="1440" w:left="1440" w:header="708" w:footer="708" w:gutter="0"/>
       <w:pgNumType w:start="1"/>
@@ -11757,11 +12031,14 @@
     <w:rsid w:val="00263237"/>
     <w:rsid w:val="002B578D"/>
     <w:rsid w:val="00461907"/>
+    <w:rsid w:val="00470A3E"/>
     <w:rsid w:val="004C6E87"/>
     <w:rsid w:val="005402E5"/>
     <w:rsid w:val="0059222A"/>
+    <w:rsid w:val="006448DB"/>
     <w:rsid w:val="00786A92"/>
     <w:rsid w:val="007C7EAC"/>
+    <w:rsid w:val="008331B8"/>
     <w:rsid w:val="00863566"/>
     <w:rsid w:val="008E0277"/>
     <w:rsid w:val="00927701"/>

--- a/HonoursStageFinal.docx
+++ b/HonoursStageFinal.docx
@@ -107,7 +107,7 @@
         <w:pStyle w:val="UnnumberedHeading1"/>
         <w:jc w:val="both"/>
       </w:pPr>
-      <w:bookmarkStart w:id="0" w:name="_Toc194327696"/>
+      <w:bookmarkStart w:id="0" w:name="_Toc194759756"/>
       <w:r>
         <w:lastRenderedPageBreak/>
         <w:t>Abstract</w:t>
@@ -124,7 +124,7 @@
         <w:pStyle w:val="UnnumberedHeading1"/>
         <w:jc w:val="both"/>
       </w:pPr>
-      <w:bookmarkStart w:id="1" w:name="_Toc194327697"/>
+      <w:bookmarkStart w:id="1" w:name="_Toc194759757"/>
       <w:r>
         <w:lastRenderedPageBreak/>
         <w:t>Acknowledgements</w:t>
@@ -217,7 +217,7 @@
               <w:kern w:val="2"/>
               <w:sz w:val="24"/>
               <w:szCs w:val="24"/>
-              <w:lang w:eastAsia="en-GB"/>
+              <w:lang w:val="en-US"/>
               <w14:ligatures w14:val="standardContextual"/>
             </w:rPr>
           </w:pPr>
@@ -230,7 +230,7 @@
           <w:r>
             <w:fldChar w:fldCharType="separate"/>
           </w:r>
-          <w:hyperlink w:anchor="_Toc194327696" w:history="1">
+          <w:hyperlink w:anchor="_Toc194759756" w:history="1">
             <w:r>
               <w:rPr>
                 <w:rStyle w:val="Hyperlink"/>
@@ -257,7 +257,7 @@
                 <w:noProof/>
                 <w:webHidden/>
               </w:rPr>
-              <w:instrText xml:space="preserve"> PAGEREF _Toc194327696 \h </w:instrText>
+              <w:instrText xml:space="preserve"> PAGEREF _Toc194759756 \h </w:instrText>
             </w:r>
             <w:r>
               <w:rPr>
@@ -300,11 +300,11 @@
               <w:kern w:val="2"/>
               <w:sz w:val="24"/>
               <w:szCs w:val="24"/>
-              <w:lang w:eastAsia="en-GB"/>
+              <w:lang w:val="en-US"/>
               <w14:ligatures w14:val="standardContextual"/>
             </w:rPr>
           </w:pPr>
-          <w:hyperlink w:anchor="_Toc194327697" w:history="1">
+          <w:hyperlink w:anchor="_Toc194759757" w:history="1">
             <w:r>
               <w:rPr>
                 <w:rStyle w:val="Hyperlink"/>
@@ -331,7 +331,7 @@
                 <w:noProof/>
                 <w:webHidden/>
               </w:rPr>
-              <w:instrText xml:space="preserve"> PAGEREF _Toc194327697 \h </w:instrText>
+              <w:instrText xml:space="preserve"> PAGEREF _Toc194759757 \h </w:instrText>
             </w:r>
             <w:r>
               <w:rPr>
@@ -375,11 +375,11 @@
               <w:kern w:val="2"/>
               <w:sz w:val="24"/>
               <w:szCs w:val="24"/>
-              <w:lang w:eastAsia="en-GB"/>
+              <w:lang w:val="en-US"/>
               <w14:ligatures w14:val="standardContextual"/>
             </w:rPr>
           </w:pPr>
-          <w:hyperlink w:anchor="_Toc194327698" w:history="1">
+          <w:hyperlink w:anchor="_Toc194759758" w:history="1">
             <w:r>
               <w:rPr>
                 <w:rStyle w:val="Hyperlink"/>
@@ -394,7 +394,7 @@
                 <w:kern w:val="2"/>
                 <w:sz w:val="24"/>
                 <w:szCs w:val="24"/>
-                <w:lang w:eastAsia="en-GB"/>
+                <w:lang w:val="en-US"/>
                 <w14:ligatures w14:val="standardContextual"/>
               </w:rPr>
               <w:tab/>
@@ -425,7 +425,7 @@
                 <w:noProof/>
                 <w:webHidden/>
               </w:rPr>
-              <w:instrText xml:space="preserve"> PAGEREF _Toc194327698 \h </w:instrText>
+              <w:instrText xml:space="preserve"> PAGEREF _Toc194759758 \h </w:instrText>
             </w:r>
             <w:r>
               <w:rPr>
@@ -469,11 +469,11 @@
               <w:kern w:val="2"/>
               <w:sz w:val="24"/>
               <w:szCs w:val="24"/>
-              <w:lang w:eastAsia="en-GB"/>
+              <w:lang w:val="en-US"/>
               <w14:ligatures w14:val="standardContextual"/>
             </w:rPr>
           </w:pPr>
-          <w:hyperlink w:anchor="_Toc194327699" w:history="1">
+          <w:hyperlink w:anchor="_Toc194759759" w:history="1">
             <w:r>
               <w:rPr>
                 <w:rStyle w:val="Hyperlink"/>
@@ -488,7 +488,7 @@
                 <w:kern w:val="2"/>
                 <w:sz w:val="24"/>
                 <w:szCs w:val="24"/>
-                <w:lang w:eastAsia="en-GB"/>
+                <w:lang w:val="en-US"/>
                 <w14:ligatures w14:val="standardContextual"/>
               </w:rPr>
               <w:tab/>
@@ -519,7 +519,7 @@
                 <w:noProof/>
                 <w:webHidden/>
               </w:rPr>
-              <w:instrText xml:space="preserve"> PAGEREF _Toc194327699 \h </w:instrText>
+              <w:instrText xml:space="preserve"> PAGEREF _Toc194759759 \h </w:instrText>
             </w:r>
             <w:r>
               <w:rPr>
@@ -563,11 +563,11 @@
               <w:kern w:val="2"/>
               <w:sz w:val="24"/>
               <w:szCs w:val="24"/>
-              <w:lang w:eastAsia="en-GB"/>
+              <w:lang w:val="en-US"/>
               <w14:ligatures w14:val="standardContextual"/>
             </w:rPr>
           </w:pPr>
-          <w:hyperlink w:anchor="_Toc194327700" w:history="1">
+          <w:hyperlink w:anchor="_Toc194759760" w:history="1">
             <w:r>
               <w:rPr>
                 <w:rStyle w:val="Hyperlink"/>
@@ -582,7 +582,7 @@
                 <w:kern w:val="2"/>
                 <w:sz w:val="24"/>
                 <w:szCs w:val="24"/>
-                <w:lang w:eastAsia="en-GB"/>
+                <w:lang w:val="en-US"/>
                 <w14:ligatures w14:val="standardContextual"/>
               </w:rPr>
               <w:tab/>
@@ -613,7 +613,7 @@
                 <w:noProof/>
                 <w:webHidden/>
               </w:rPr>
-              <w:instrText xml:space="preserve"> PAGEREF _Toc194327700 \h </w:instrText>
+              <w:instrText xml:space="preserve"> PAGEREF _Toc194759760 \h </w:instrText>
             </w:r>
             <w:r>
               <w:rPr>
@@ -634,6 +634,194 @@
                 <w:webHidden/>
               </w:rPr>
               <w:t>3</w:t>
+            </w:r>
+            <w:r>
+              <w:rPr>
+                <w:noProof/>
+                <w:webHidden/>
+              </w:rPr>
+              <w:fldChar w:fldCharType="end"/>
+            </w:r>
+          </w:hyperlink>
+        </w:p>
+        <w:p>
+          <w:pPr>
+            <w:pStyle w:val="TOC3"/>
+            <w:tabs>
+              <w:tab w:val="left" w:pos="1200"/>
+              <w:tab w:val="right" w:leader="dot" w:pos="9016"/>
+            </w:tabs>
+            <w:rPr>
+              <w:rFonts w:eastAsiaTheme="minorEastAsia"/>
+              <w:noProof/>
+              <w:kern w:val="2"/>
+              <w:sz w:val="24"/>
+              <w:szCs w:val="24"/>
+              <w:lang w:val="en-US"/>
+              <w14:ligatures w14:val="standardContextual"/>
+            </w:rPr>
+          </w:pPr>
+          <w:hyperlink w:anchor="_Toc194759761" w:history="1">
+            <w:r>
+              <w:rPr>
+                <w:rStyle w:val="Hyperlink"/>
+                <w:noProof/>
+              </w:rPr>
+              <w:t>1.2.1</w:t>
+            </w:r>
+            <w:r>
+              <w:rPr>
+                <w:rFonts w:eastAsiaTheme="minorEastAsia"/>
+                <w:noProof/>
+                <w:kern w:val="2"/>
+                <w:sz w:val="24"/>
+                <w:szCs w:val="24"/>
+                <w:lang w:val="en-US"/>
+                <w14:ligatures w14:val="standardContextual"/>
+              </w:rPr>
+              <w:tab/>
+            </w:r>
+            <w:r>
+              <w:rPr>
+                <w:rStyle w:val="Hyperlink"/>
+                <w:noProof/>
+              </w:rPr>
+              <w:t>Aims</w:t>
+            </w:r>
+            <w:r>
+              <w:rPr>
+                <w:noProof/>
+                <w:webHidden/>
+              </w:rPr>
+              <w:tab/>
+            </w:r>
+            <w:r>
+              <w:rPr>
+                <w:noProof/>
+                <w:webHidden/>
+              </w:rPr>
+              <w:fldChar w:fldCharType="begin"/>
+            </w:r>
+            <w:r>
+              <w:rPr>
+                <w:noProof/>
+                <w:webHidden/>
+              </w:rPr>
+              <w:instrText xml:space="preserve"> PAGEREF _Toc194759761 \h </w:instrText>
+            </w:r>
+            <w:r>
+              <w:rPr>
+                <w:noProof/>
+                <w:webHidden/>
+              </w:rPr>
+            </w:r>
+            <w:r>
+              <w:rPr>
+                <w:noProof/>
+                <w:webHidden/>
+              </w:rPr>
+              <w:fldChar w:fldCharType="separate"/>
+            </w:r>
+            <w:r>
+              <w:rPr>
+                <w:noProof/>
+                <w:webHidden/>
+              </w:rPr>
+              <w:t>3</w:t>
+            </w:r>
+            <w:r>
+              <w:rPr>
+                <w:noProof/>
+                <w:webHidden/>
+              </w:rPr>
+              <w:fldChar w:fldCharType="end"/>
+            </w:r>
+          </w:hyperlink>
+        </w:p>
+        <w:p>
+          <w:pPr>
+            <w:pStyle w:val="TOC3"/>
+            <w:tabs>
+              <w:tab w:val="left" w:pos="1200"/>
+              <w:tab w:val="right" w:leader="dot" w:pos="9016"/>
+            </w:tabs>
+            <w:rPr>
+              <w:rFonts w:eastAsiaTheme="minorEastAsia"/>
+              <w:noProof/>
+              <w:kern w:val="2"/>
+              <w:sz w:val="24"/>
+              <w:szCs w:val="24"/>
+              <w:lang w:val="en-US"/>
+              <w14:ligatures w14:val="standardContextual"/>
+            </w:rPr>
+          </w:pPr>
+          <w:hyperlink w:anchor="_Toc194759762" w:history="1">
+            <w:r>
+              <w:rPr>
+                <w:rStyle w:val="Hyperlink"/>
+                <w:noProof/>
+              </w:rPr>
+              <w:t>1.2.2</w:t>
+            </w:r>
+            <w:r>
+              <w:rPr>
+                <w:rFonts w:eastAsiaTheme="minorEastAsia"/>
+                <w:noProof/>
+                <w:kern w:val="2"/>
+                <w:sz w:val="24"/>
+                <w:szCs w:val="24"/>
+                <w:lang w:val="en-US"/>
+                <w14:ligatures w14:val="standardContextual"/>
+              </w:rPr>
+              <w:tab/>
+            </w:r>
+            <w:r>
+              <w:rPr>
+                <w:rStyle w:val="Hyperlink"/>
+                <w:noProof/>
+              </w:rPr>
+              <w:t>Objectives</w:t>
+            </w:r>
+            <w:r>
+              <w:rPr>
+                <w:noProof/>
+                <w:webHidden/>
+              </w:rPr>
+              <w:tab/>
+            </w:r>
+            <w:r>
+              <w:rPr>
+                <w:noProof/>
+                <w:webHidden/>
+              </w:rPr>
+              <w:fldChar w:fldCharType="begin"/>
+            </w:r>
+            <w:r>
+              <w:rPr>
+                <w:noProof/>
+                <w:webHidden/>
+              </w:rPr>
+              <w:instrText xml:space="preserve"> PAGEREF _Toc194759762 \h </w:instrText>
+            </w:r>
+            <w:r>
+              <w:rPr>
+                <w:noProof/>
+                <w:webHidden/>
+              </w:rPr>
+            </w:r>
+            <w:r>
+              <w:rPr>
+                <w:noProof/>
+                <w:webHidden/>
+              </w:rPr>
+              <w:fldChar w:fldCharType="separate"/>
+            </w:r>
+            <w:r>
+              <w:rPr>
+                <w:noProof/>
+                <w:webHidden/>
+              </w:rPr>
+              <w:t>4</w:t>
             </w:r>
             <w:r>
               <w:rPr>
@@ -657,11 +845,11 @@
               <w:kern w:val="2"/>
               <w:sz w:val="24"/>
               <w:szCs w:val="24"/>
-              <w:lang w:eastAsia="en-GB"/>
+              <w:lang w:val="en-US"/>
               <w14:ligatures w14:val="standardContextual"/>
             </w:rPr>
           </w:pPr>
-          <w:hyperlink w:anchor="_Toc194327701" w:history="1">
+          <w:hyperlink w:anchor="_Toc194759763" w:history="1">
             <w:r>
               <w:rPr>
                 <w:rStyle w:val="Hyperlink"/>
@@ -676,7 +864,7 @@
                 <w:kern w:val="2"/>
                 <w:sz w:val="24"/>
                 <w:szCs w:val="24"/>
-                <w:lang w:eastAsia="en-GB"/>
+                <w:lang w:val="en-US"/>
                 <w14:ligatures w14:val="standardContextual"/>
               </w:rPr>
               <w:tab/>
@@ -707,7 +895,7 @@
                 <w:noProof/>
                 <w:webHidden/>
               </w:rPr>
-              <w:instrText xml:space="preserve"> PAGEREF _Toc194327701 \h </w:instrText>
+              <w:instrText xml:space="preserve"> PAGEREF _Toc194759763 \h </w:instrText>
             </w:r>
             <w:r>
               <w:rPr>
@@ -727,7 +915,101 @@
                 <w:noProof/>
                 <w:webHidden/>
               </w:rPr>
-              <w:t>3</w:t>
+              <w:t>4</w:t>
+            </w:r>
+            <w:r>
+              <w:rPr>
+                <w:noProof/>
+                <w:webHidden/>
+              </w:rPr>
+              <w:fldChar w:fldCharType="end"/>
+            </w:r>
+          </w:hyperlink>
+        </w:p>
+        <w:p>
+          <w:pPr>
+            <w:pStyle w:val="TOC2"/>
+            <w:tabs>
+              <w:tab w:val="left" w:pos="960"/>
+              <w:tab w:val="right" w:leader="dot" w:pos="9016"/>
+            </w:tabs>
+            <w:rPr>
+              <w:rFonts w:eastAsiaTheme="minorEastAsia"/>
+              <w:noProof/>
+              <w:kern w:val="2"/>
+              <w:sz w:val="24"/>
+              <w:szCs w:val="24"/>
+              <w:lang w:val="en-US"/>
+              <w14:ligatures w14:val="standardContextual"/>
+            </w:rPr>
+          </w:pPr>
+          <w:hyperlink w:anchor="_Toc194759764" w:history="1">
+            <w:r>
+              <w:rPr>
+                <w:rStyle w:val="Hyperlink"/>
+                <w:noProof/>
+              </w:rPr>
+              <w:t>1.4</w:t>
+            </w:r>
+            <w:r>
+              <w:rPr>
+                <w:rFonts w:eastAsiaTheme="minorEastAsia"/>
+                <w:noProof/>
+                <w:kern w:val="2"/>
+                <w:sz w:val="24"/>
+                <w:szCs w:val="24"/>
+                <w:lang w:val="en-US"/>
+                <w14:ligatures w14:val="standardContextual"/>
+              </w:rPr>
+              <w:tab/>
+            </w:r>
+            <w:r>
+              <w:rPr>
+                <w:rStyle w:val="Hyperlink"/>
+                <w:noProof/>
+              </w:rPr>
+              <w:t>Report structure</w:t>
+            </w:r>
+            <w:r>
+              <w:rPr>
+                <w:noProof/>
+                <w:webHidden/>
+              </w:rPr>
+              <w:tab/>
+            </w:r>
+            <w:r>
+              <w:rPr>
+                <w:noProof/>
+                <w:webHidden/>
+              </w:rPr>
+              <w:fldChar w:fldCharType="begin"/>
+            </w:r>
+            <w:r>
+              <w:rPr>
+                <w:noProof/>
+                <w:webHidden/>
+              </w:rPr>
+              <w:instrText xml:space="preserve"> PAGEREF _Toc194759764 \h </w:instrText>
+            </w:r>
+            <w:r>
+              <w:rPr>
+                <w:noProof/>
+                <w:webHidden/>
+              </w:rPr>
+            </w:r>
+            <w:r>
+              <w:rPr>
+                <w:noProof/>
+                <w:webHidden/>
+              </w:rPr>
+              <w:fldChar w:fldCharType="separate"/>
+            </w:r>
+            <w:r>
+              <w:rPr>
+                <w:noProof/>
+                <w:webHidden/>
+              </w:rPr>
+              <w:t>4</w:t>
             </w:r>
             <w:r>
               <w:rPr>
@@ -751,11 +1033,11 @@
               <w:kern w:val="2"/>
               <w:sz w:val="24"/>
               <w:szCs w:val="24"/>
-              <w:lang w:eastAsia="en-GB"/>
+              <w:lang w:val="en-US"/>
               <w14:ligatures w14:val="standardContextual"/>
             </w:rPr>
           </w:pPr>
-          <w:hyperlink w:anchor="_Toc194327702" w:history="1">
+          <w:hyperlink w:anchor="_Toc194759765" w:history="1">
             <w:r>
               <w:rPr>
                 <w:rStyle w:val="Hyperlink"/>
@@ -770,7 +1052,7 @@
                 <w:kern w:val="2"/>
                 <w:sz w:val="24"/>
                 <w:szCs w:val="24"/>
-                <w:lang w:eastAsia="en-GB"/>
+                <w:lang w:val="en-US"/>
                 <w14:ligatures w14:val="standardContextual"/>
               </w:rPr>
               <w:tab/>
@@ -801,7 +1083,7 @@
                 <w:noProof/>
                 <w:webHidden/>
               </w:rPr>
-              <w:instrText xml:space="preserve"> PAGEREF _Toc194327702 \h </w:instrText>
+              <w:instrText xml:space="preserve"> PAGEREF _Toc194759765 \h </w:instrText>
             </w:r>
             <w:r>
               <w:rPr>
@@ -821,7 +1103,7 @@
                 <w:noProof/>
                 <w:webHidden/>
               </w:rPr>
-              <w:t>4</w:t>
+              <w:t>5</w:t>
             </w:r>
             <w:r>
               <w:rPr>
@@ -845,11 +1127,11 @@
               <w:kern w:val="2"/>
               <w:sz w:val="24"/>
               <w:szCs w:val="24"/>
-              <w:lang w:eastAsia="en-GB"/>
+              <w:lang w:val="en-US"/>
               <w14:ligatures w14:val="standardContextual"/>
             </w:rPr>
           </w:pPr>
-          <w:hyperlink w:anchor="_Toc194327703" w:history="1">
+          <w:hyperlink w:anchor="_Toc194759766" w:history="1">
             <w:r>
               <w:rPr>
                 <w:rStyle w:val="Hyperlink"/>
@@ -864,7 +1146,7 @@
                 <w:kern w:val="2"/>
                 <w:sz w:val="24"/>
                 <w:szCs w:val="24"/>
-                <w:lang w:eastAsia="en-GB"/>
+                <w:lang w:val="en-US"/>
                 <w14:ligatures w14:val="standardContextual"/>
               </w:rPr>
               <w:tab/>
@@ -895,7 +1177,7 @@
                 <w:noProof/>
                 <w:webHidden/>
               </w:rPr>
-              <w:instrText xml:space="preserve"> PAGEREF _Toc194327703 \h </w:instrText>
+              <w:instrText xml:space="preserve"> PAGEREF _Toc194759766 \h </w:instrText>
             </w:r>
             <w:r>
               <w:rPr>
@@ -915,7 +1197,7 @@
                 <w:noProof/>
                 <w:webHidden/>
               </w:rPr>
-              <w:t>4</w:t>
+              <w:t>5</w:t>
             </w:r>
             <w:r>
               <w:rPr>
@@ -939,11 +1221,11 @@
               <w:kern w:val="2"/>
               <w:sz w:val="24"/>
               <w:szCs w:val="24"/>
-              <w:lang w:eastAsia="en-GB"/>
+              <w:lang w:val="en-US"/>
               <w14:ligatures w14:val="standardContextual"/>
             </w:rPr>
           </w:pPr>
-          <w:hyperlink w:anchor="_Toc194327704" w:history="1">
+          <w:hyperlink w:anchor="_Toc194759767" w:history="1">
             <w:r>
               <w:rPr>
                 <w:rStyle w:val="Hyperlink"/>
@@ -958,7 +1240,7 @@
                 <w:kern w:val="2"/>
                 <w:sz w:val="24"/>
                 <w:szCs w:val="24"/>
-                <w:lang w:eastAsia="en-GB"/>
+                <w:lang w:val="en-US"/>
                 <w14:ligatures w14:val="standardContextual"/>
               </w:rPr>
               <w:tab/>
@@ -989,7 +1271,7 @@
                 <w:noProof/>
                 <w:webHidden/>
               </w:rPr>
-              <w:instrText xml:space="preserve"> PAGEREF _Toc194327704 \h </w:instrText>
+              <w:instrText xml:space="preserve"> PAGEREF _Toc194759767 \h </w:instrText>
             </w:r>
             <w:r>
               <w:rPr>
@@ -1009,7 +1291,7 @@
                 <w:noProof/>
                 <w:webHidden/>
               </w:rPr>
-              <w:t>5</w:t>
+              <w:t>6</w:t>
             </w:r>
             <w:r>
               <w:rPr>
@@ -1033,11 +1315,11 @@
               <w:kern w:val="2"/>
               <w:sz w:val="24"/>
               <w:szCs w:val="24"/>
-              <w:lang w:eastAsia="en-GB"/>
+              <w:lang w:val="en-US"/>
               <w14:ligatures w14:val="standardContextual"/>
             </w:rPr>
           </w:pPr>
-          <w:hyperlink w:anchor="_Toc194327705" w:history="1">
+          <w:hyperlink w:anchor="_Toc194759768" w:history="1">
             <w:r>
               <w:rPr>
                 <w:rStyle w:val="Hyperlink"/>
@@ -1052,7 +1334,7 @@
                 <w:kern w:val="2"/>
                 <w:sz w:val="24"/>
                 <w:szCs w:val="24"/>
-                <w:lang w:eastAsia="en-GB"/>
+                <w:lang w:val="en-US"/>
                 <w14:ligatures w14:val="standardContextual"/>
               </w:rPr>
               <w:tab/>
@@ -1083,7 +1365,7 @@
                 <w:noProof/>
                 <w:webHidden/>
               </w:rPr>
-              <w:instrText xml:space="preserve"> PAGEREF _Toc194327705 \h </w:instrText>
+              <w:instrText xml:space="preserve"> PAGEREF _Toc194759768 \h </w:instrText>
             </w:r>
             <w:r>
               <w:rPr>
@@ -1103,7 +1385,7 @@
                 <w:noProof/>
                 <w:webHidden/>
               </w:rPr>
-              <w:t>6</w:t>
+              <w:t>7</w:t>
             </w:r>
             <w:r>
               <w:rPr>
@@ -1127,11 +1409,11 @@
               <w:kern w:val="2"/>
               <w:sz w:val="24"/>
               <w:szCs w:val="24"/>
-              <w:lang w:eastAsia="en-GB"/>
+              <w:lang w:val="en-US"/>
               <w14:ligatures w14:val="standardContextual"/>
             </w:rPr>
           </w:pPr>
-          <w:hyperlink w:anchor="_Toc194327706" w:history="1">
+          <w:hyperlink w:anchor="_Toc194759769" w:history="1">
             <w:r>
               <w:rPr>
                 <w:rStyle w:val="Hyperlink"/>
@@ -1146,7 +1428,7 @@
                 <w:kern w:val="2"/>
                 <w:sz w:val="24"/>
                 <w:szCs w:val="24"/>
-                <w:lang w:eastAsia="en-GB"/>
+                <w:lang w:val="en-US"/>
                 <w14:ligatures w14:val="standardContextual"/>
               </w:rPr>
               <w:tab/>
@@ -1177,7 +1459,7 @@
                 <w:noProof/>
                 <w:webHidden/>
               </w:rPr>
-              <w:instrText xml:space="preserve"> PAGEREF _Toc194327706 \h </w:instrText>
+              <w:instrText xml:space="preserve"> PAGEREF _Toc194759769 \h </w:instrText>
             </w:r>
             <w:r>
               <w:rPr>
@@ -1197,7 +1479,7 @@
                 <w:noProof/>
                 <w:webHidden/>
               </w:rPr>
-              <w:t>6</w:t>
+              <w:t>7</w:t>
             </w:r>
             <w:r>
               <w:rPr>
@@ -1221,11 +1503,11 @@
               <w:kern w:val="2"/>
               <w:sz w:val="24"/>
               <w:szCs w:val="24"/>
-              <w:lang w:eastAsia="en-GB"/>
+              <w:lang w:val="en-US"/>
               <w14:ligatures w14:val="standardContextual"/>
             </w:rPr>
           </w:pPr>
-          <w:hyperlink w:anchor="_Toc194327707" w:history="1">
+          <w:hyperlink w:anchor="_Toc194759770" w:history="1">
             <w:r>
               <w:rPr>
                 <w:rStyle w:val="Hyperlink"/>
@@ -1240,7 +1522,7 @@
                 <w:kern w:val="2"/>
                 <w:sz w:val="24"/>
                 <w:szCs w:val="24"/>
-                <w:lang w:eastAsia="en-GB"/>
+                <w:lang w:val="en-US"/>
                 <w14:ligatures w14:val="standardContextual"/>
               </w:rPr>
               <w:tab/>
@@ -1271,7 +1553,7 @@
                 <w:noProof/>
                 <w:webHidden/>
               </w:rPr>
-              <w:instrText xml:space="preserve"> PAGEREF _Toc194327707 \h </w:instrText>
+              <w:instrText xml:space="preserve"> PAGEREF _Toc194759770 \h </w:instrText>
             </w:r>
             <w:r>
               <w:rPr>
@@ -1291,7 +1573,7 @@
                 <w:noProof/>
                 <w:webHidden/>
               </w:rPr>
-              <w:t>7</w:t>
+              <w:t>8</w:t>
             </w:r>
             <w:r>
               <w:rPr>
@@ -1315,11 +1597,11 @@
               <w:kern w:val="2"/>
               <w:sz w:val="24"/>
               <w:szCs w:val="24"/>
-              <w:lang w:eastAsia="en-GB"/>
+              <w:lang w:val="en-US"/>
               <w14:ligatures w14:val="standardContextual"/>
             </w:rPr>
           </w:pPr>
-          <w:hyperlink w:anchor="_Toc194327708" w:history="1">
+          <w:hyperlink w:anchor="_Toc194759771" w:history="1">
             <w:r>
               <w:rPr>
                 <w:rStyle w:val="Hyperlink"/>
@@ -1334,7 +1616,7 @@
                 <w:kern w:val="2"/>
                 <w:sz w:val="24"/>
                 <w:szCs w:val="24"/>
-                <w:lang w:eastAsia="en-GB"/>
+                <w:lang w:val="en-US"/>
                 <w14:ligatures w14:val="standardContextual"/>
               </w:rPr>
               <w:tab/>
@@ -1365,7 +1647,7 @@
                 <w:noProof/>
                 <w:webHidden/>
               </w:rPr>
-              <w:instrText xml:space="preserve"> PAGEREF _Toc194327708 \h </w:instrText>
+              <w:instrText xml:space="preserve"> PAGEREF _Toc194759771 \h </w:instrText>
             </w:r>
             <w:r>
               <w:rPr>
@@ -1385,7 +1667,7 @@
                 <w:noProof/>
                 <w:webHidden/>
               </w:rPr>
-              <w:t>8</w:t>
+              <w:t>9</w:t>
             </w:r>
             <w:r>
               <w:rPr>
@@ -1409,11 +1691,11 @@
               <w:kern w:val="2"/>
               <w:sz w:val="24"/>
               <w:szCs w:val="24"/>
-              <w:lang w:eastAsia="en-GB"/>
+              <w:lang w:val="en-US"/>
               <w14:ligatures w14:val="standardContextual"/>
             </w:rPr>
           </w:pPr>
-          <w:hyperlink w:anchor="_Toc194327709" w:history="1">
+          <w:hyperlink w:anchor="_Toc194759772" w:history="1">
             <w:r>
               <w:rPr>
                 <w:rStyle w:val="Hyperlink"/>
@@ -1428,7 +1710,7 @@
                 <w:kern w:val="2"/>
                 <w:sz w:val="24"/>
                 <w:szCs w:val="24"/>
-                <w:lang w:eastAsia="en-GB"/>
+                <w:lang w:val="en-US"/>
                 <w14:ligatures w14:val="standardContextual"/>
               </w:rPr>
               <w:tab/>
@@ -1438,7 +1720,7 @@
                 <w:rStyle w:val="Hyperlink"/>
                 <w:noProof/>
               </w:rPr>
-              <w:t>Functional requirements</w:t>
+              <w:t>System requirements</w:t>
             </w:r>
             <w:r>
               <w:rPr>
@@ -1459,7 +1741,7 @@
                 <w:noProof/>
                 <w:webHidden/>
               </w:rPr>
-              <w:instrText xml:space="preserve"> PAGEREF _Toc194327709 \h </w:instrText>
+              <w:instrText xml:space="preserve"> PAGEREF _Toc194759772 \h </w:instrText>
             </w:r>
             <w:r>
               <w:rPr>
@@ -1479,7 +1761,7 @@
                 <w:noProof/>
                 <w:webHidden/>
               </w:rPr>
-              <w:t>8</w:t>
+              <w:t>9</w:t>
             </w:r>
             <w:r>
               <w:rPr>
@@ -1503,11 +1785,11 @@
               <w:kern w:val="2"/>
               <w:sz w:val="24"/>
               <w:szCs w:val="24"/>
-              <w:lang w:eastAsia="en-GB"/>
+              <w:lang w:val="en-US"/>
               <w14:ligatures w14:val="standardContextual"/>
             </w:rPr>
           </w:pPr>
-          <w:hyperlink w:anchor="_Toc194327710" w:history="1">
+          <w:hyperlink w:anchor="_Toc194759773" w:history="1">
             <w:r>
               <w:rPr>
                 <w:rStyle w:val="Hyperlink"/>
@@ -1522,7 +1804,7 @@
                 <w:kern w:val="2"/>
                 <w:sz w:val="24"/>
                 <w:szCs w:val="24"/>
-                <w:lang w:eastAsia="en-GB"/>
+                <w:lang w:val="en-US"/>
                 <w14:ligatures w14:val="standardContextual"/>
               </w:rPr>
               <w:tab/>
@@ -1532,7 +1814,7 @@
                 <w:rStyle w:val="Hyperlink"/>
                 <w:noProof/>
               </w:rPr>
-              <w:t>Non-Functional requirements</w:t>
+              <w:t>Dataset requirements</w:t>
             </w:r>
             <w:r>
               <w:rPr>
@@ -1553,7 +1835,7 @@
                 <w:noProof/>
                 <w:webHidden/>
               </w:rPr>
-              <w:instrText xml:space="preserve"> PAGEREF _Toc194327710 \h </w:instrText>
+              <w:instrText xml:space="preserve"> PAGEREF _Toc194759773 \h </w:instrText>
             </w:r>
             <w:r>
               <w:rPr>
@@ -1573,7 +1855,7 @@
                 <w:noProof/>
                 <w:webHidden/>
               </w:rPr>
-              <w:t>8</w:t>
+              <w:t>9</w:t>
             </w:r>
             <w:r>
               <w:rPr>
@@ -1597,11 +1879,11 @@
               <w:kern w:val="2"/>
               <w:sz w:val="24"/>
               <w:szCs w:val="24"/>
-              <w:lang w:eastAsia="en-GB"/>
+              <w:lang w:val="en-US"/>
               <w14:ligatures w14:val="standardContextual"/>
             </w:rPr>
           </w:pPr>
-          <w:hyperlink w:anchor="_Toc194327711" w:history="1">
+          <w:hyperlink w:anchor="_Toc194759774" w:history="1">
             <w:r>
               <w:rPr>
                 <w:rStyle w:val="Hyperlink"/>
@@ -1616,7 +1898,7 @@
                 <w:kern w:val="2"/>
                 <w:sz w:val="24"/>
                 <w:szCs w:val="24"/>
-                <w:lang w:eastAsia="en-GB"/>
+                <w:lang w:val="en-US"/>
                 <w14:ligatures w14:val="standardContextual"/>
               </w:rPr>
               <w:tab/>
@@ -1626,6 +1908,288 @@
                 <w:rStyle w:val="Hyperlink"/>
                 <w:noProof/>
               </w:rPr>
+              <w:t>Input requirements</w:t>
+            </w:r>
+            <w:r>
+              <w:rPr>
+                <w:noProof/>
+                <w:webHidden/>
+              </w:rPr>
+              <w:tab/>
+            </w:r>
+            <w:r>
+              <w:rPr>
+                <w:noProof/>
+                <w:webHidden/>
+              </w:rPr>
+              <w:fldChar w:fldCharType="begin"/>
+            </w:r>
+            <w:r>
+              <w:rPr>
+                <w:noProof/>
+                <w:webHidden/>
+              </w:rPr>
+              <w:instrText xml:space="preserve"> PAGEREF _Toc194759774 \h </w:instrText>
+            </w:r>
+            <w:r>
+              <w:rPr>
+                <w:noProof/>
+                <w:webHidden/>
+              </w:rPr>
+            </w:r>
+            <w:r>
+              <w:rPr>
+                <w:noProof/>
+                <w:webHidden/>
+              </w:rPr>
+              <w:fldChar w:fldCharType="separate"/>
+            </w:r>
+            <w:r>
+              <w:rPr>
+                <w:noProof/>
+                <w:webHidden/>
+              </w:rPr>
+              <w:t>9</w:t>
+            </w:r>
+            <w:r>
+              <w:rPr>
+                <w:noProof/>
+                <w:webHidden/>
+              </w:rPr>
+              <w:fldChar w:fldCharType="end"/>
+            </w:r>
+          </w:hyperlink>
+        </w:p>
+        <w:p>
+          <w:pPr>
+            <w:pStyle w:val="TOC2"/>
+            <w:tabs>
+              <w:tab w:val="left" w:pos="960"/>
+              <w:tab w:val="right" w:leader="dot" w:pos="9016"/>
+            </w:tabs>
+            <w:rPr>
+              <w:rFonts w:eastAsiaTheme="minorEastAsia"/>
+              <w:noProof/>
+              <w:kern w:val="2"/>
+              <w:sz w:val="24"/>
+              <w:szCs w:val="24"/>
+              <w:lang w:val="en-US"/>
+              <w14:ligatures w14:val="standardContextual"/>
+            </w:rPr>
+          </w:pPr>
+          <w:hyperlink w:anchor="_Toc194759775" w:history="1">
+            <w:r>
+              <w:rPr>
+                <w:rStyle w:val="Hyperlink"/>
+                <w:noProof/>
+              </w:rPr>
+              <w:t>3.4</w:t>
+            </w:r>
+            <w:r>
+              <w:rPr>
+                <w:rFonts w:eastAsiaTheme="minorEastAsia"/>
+                <w:noProof/>
+                <w:kern w:val="2"/>
+                <w:sz w:val="24"/>
+                <w:szCs w:val="24"/>
+                <w:lang w:val="en-US"/>
+                <w14:ligatures w14:val="standardContextual"/>
+              </w:rPr>
+              <w:tab/>
+            </w:r>
+            <w:r>
+              <w:rPr>
+                <w:rStyle w:val="Hyperlink"/>
+                <w:noProof/>
+              </w:rPr>
+              <w:t>Model Requirements</w:t>
+            </w:r>
+            <w:r>
+              <w:rPr>
+                <w:noProof/>
+                <w:webHidden/>
+              </w:rPr>
+              <w:tab/>
+            </w:r>
+            <w:r>
+              <w:rPr>
+                <w:noProof/>
+                <w:webHidden/>
+              </w:rPr>
+              <w:fldChar w:fldCharType="begin"/>
+            </w:r>
+            <w:r>
+              <w:rPr>
+                <w:noProof/>
+                <w:webHidden/>
+              </w:rPr>
+              <w:instrText xml:space="preserve"> PAGEREF _Toc194759775 \h </w:instrText>
+            </w:r>
+            <w:r>
+              <w:rPr>
+                <w:noProof/>
+                <w:webHidden/>
+              </w:rPr>
+            </w:r>
+            <w:r>
+              <w:rPr>
+                <w:noProof/>
+                <w:webHidden/>
+              </w:rPr>
+              <w:fldChar w:fldCharType="separate"/>
+            </w:r>
+            <w:r>
+              <w:rPr>
+                <w:noProof/>
+                <w:webHidden/>
+              </w:rPr>
+              <w:t>9</w:t>
+            </w:r>
+            <w:r>
+              <w:rPr>
+                <w:noProof/>
+                <w:webHidden/>
+              </w:rPr>
+              <w:fldChar w:fldCharType="end"/>
+            </w:r>
+          </w:hyperlink>
+        </w:p>
+        <w:p>
+          <w:pPr>
+            <w:pStyle w:val="TOC2"/>
+            <w:tabs>
+              <w:tab w:val="left" w:pos="960"/>
+              <w:tab w:val="right" w:leader="dot" w:pos="9016"/>
+            </w:tabs>
+            <w:rPr>
+              <w:rFonts w:eastAsiaTheme="minorEastAsia"/>
+              <w:noProof/>
+              <w:kern w:val="2"/>
+              <w:sz w:val="24"/>
+              <w:szCs w:val="24"/>
+              <w:lang w:val="en-US"/>
+              <w14:ligatures w14:val="standardContextual"/>
+            </w:rPr>
+          </w:pPr>
+          <w:hyperlink w:anchor="_Toc194759776" w:history="1">
+            <w:r>
+              <w:rPr>
+                <w:rStyle w:val="Hyperlink"/>
+                <w:noProof/>
+              </w:rPr>
+              <w:t>3.5</w:t>
+            </w:r>
+            <w:r>
+              <w:rPr>
+                <w:rFonts w:eastAsiaTheme="minorEastAsia"/>
+                <w:noProof/>
+                <w:kern w:val="2"/>
+                <w:sz w:val="24"/>
+                <w:szCs w:val="24"/>
+                <w:lang w:val="en-US"/>
+                <w14:ligatures w14:val="standardContextual"/>
+              </w:rPr>
+              <w:tab/>
+            </w:r>
+            <w:r>
+              <w:rPr>
+                <w:rStyle w:val="Hyperlink"/>
+                <w:noProof/>
+              </w:rPr>
+              <w:t>Interface requirements</w:t>
+            </w:r>
+            <w:r>
+              <w:rPr>
+                <w:noProof/>
+                <w:webHidden/>
+              </w:rPr>
+              <w:tab/>
+            </w:r>
+            <w:r>
+              <w:rPr>
+                <w:noProof/>
+                <w:webHidden/>
+              </w:rPr>
+              <w:fldChar w:fldCharType="begin"/>
+            </w:r>
+            <w:r>
+              <w:rPr>
+                <w:noProof/>
+                <w:webHidden/>
+              </w:rPr>
+              <w:instrText xml:space="preserve"> PAGEREF _Toc194759776 \h </w:instrText>
+            </w:r>
+            <w:r>
+              <w:rPr>
+                <w:noProof/>
+                <w:webHidden/>
+              </w:rPr>
+            </w:r>
+            <w:r>
+              <w:rPr>
+                <w:noProof/>
+                <w:webHidden/>
+              </w:rPr>
+              <w:fldChar w:fldCharType="separate"/>
+            </w:r>
+            <w:r>
+              <w:rPr>
+                <w:noProof/>
+                <w:webHidden/>
+              </w:rPr>
+              <w:t>9</w:t>
+            </w:r>
+            <w:r>
+              <w:rPr>
+                <w:noProof/>
+                <w:webHidden/>
+              </w:rPr>
+              <w:fldChar w:fldCharType="end"/>
+            </w:r>
+          </w:hyperlink>
+        </w:p>
+        <w:p>
+          <w:pPr>
+            <w:pStyle w:val="TOC2"/>
+            <w:tabs>
+              <w:tab w:val="left" w:pos="960"/>
+              <w:tab w:val="right" w:leader="dot" w:pos="9016"/>
+            </w:tabs>
+            <w:rPr>
+              <w:rFonts w:eastAsiaTheme="minorEastAsia"/>
+              <w:noProof/>
+              <w:kern w:val="2"/>
+              <w:sz w:val="24"/>
+              <w:szCs w:val="24"/>
+              <w:lang w:val="en-US"/>
+              <w14:ligatures w14:val="standardContextual"/>
+            </w:rPr>
+          </w:pPr>
+          <w:hyperlink w:anchor="_Toc194759777" w:history="1">
+            <w:r>
+              <w:rPr>
+                <w:rStyle w:val="Hyperlink"/>
+                <w:noProof/>
+              </w:rPr>
+              <w:t>3.6</w:t>
+            </w:r>
+            <w:r>
+              <w:rPr>
+                <w:rFonts w:eastAsiaTheme="minorEastAsia"/>
+                <w:noProof/>
+                <w:kern w:val="2"/>
+                <w:sz w:val="24"/>
+                <w:szCs w:val="24"/>
+                <w:lang w:val="en-US"/>
+                <w14:ligatures w14:val="standardContextual"/>
+              </w:rPr>
+              <w:tab/>
+            </w:r>
+            <w:r>
+              <w:rPr>
+                <w:rStyle w:val="Hyperlink"/>
+                <w:noProof/>
+              </w:rPr>
               <w:t>Design constraints</w:t>
             </w:r>
             <w:r>
@@ -1647,7 +2211,7 @@
                 <w:noProof/>
                 <w:webHidden/>
               </w:rPr>
-              <w:instrText xml:space="preserve"> PAGEREF _Toc194327711 \h </w:instrText>
+              <w:instrText xml:space="preserve"> PAGEREF _Toc194759777 \h </w:instrText>
             </w:r>
             <w:r>
               <w:rPr>
@@ -1667,7 +2231,7 @@
                 <w:noProof/>
                 <w:webHidden/>
               </w:rPr>
-              <w:t>8</w:t>
+              <w:t>10</w:t>
             </w:r>
             <w:r>
               <w:rPr>
@@ -1691,11 +2255,11 @@
               <w:kern w:val="2"/>
               <w:sz w:val="24"/>
               <w:szCs w:val="24"/>
-              <w:lang w:eastAsia="en-GB"/>
+              <w:lang w:val="en-US"/>
               <w14:ligatures w14:val="standardContextual"/>
             </w:rPr>
           </w:pPr>
-          <w:hyperlink w:anchor="_Toc194327712" w:history="1">
+          <w:hyperlink w:anchor="_Toc194759778" w:history="1">
             <w:r>
               <w:rPr>
                 <w:rStyle w:val="Hyperlink"/>
@@ -1710,7 +2274,7 @@
                 <w:kern w:val="2"/>
                 <w:sz w:val="24"/>
                 <w:szCs w:val="24"/>
-                <w:lang w:eastAsia="en-GB"/>
+                <w:lang w:val="en-US"/>
                 <w14:ligatures w14:val="standardContextual"/>
               </w:rPr>
               <w:tab/>
@@ -1741,7 +2305,7 @@
                 <w:noProof/>
                 <w:webHidden/>
               </w:rPr>
-              <w:instrText xml:space="preserve"> PAGEREF _Toc194327712 \h </w:instrText>
+              <w:instrText xml:space="preserve"> PAGEREF _Toc194759778 \h </w:instrText>
             </w:r>
             <w:r>
               <w:rPr>
@@ -1761,7 +2325,7 @@
                 <w:noProof/>
                 <w:webHidden/>
               </w:rPr>
-              <w:t>9</w:t>
+              <w:t>11</w:t>
             </w:r>
             <w:r>
               <w:rPr>
@@ -1785,11 +2349,11 @@
               <w:kern w:val="2"/>
               <w:sz w:val="24"/>
               <w:szCs w:val="24"/>
-              <w:lang w:eastAsia="en-GB"/>
+              <w:lang w:val="en-US"/>
               <w14:ligatures w14:val="standardContextual"/>
             </w:rPr>
           </w:pPr>
-          <w:hyperlink w:anchor="_Toc194327713" w:history="1">
+          <w:hyperlink w:anchor="_Toc194759779" w:history="1">
             <w:r>
               <w:rPr>
                 <w:rStyle w:val="Hyperlink"/>
@@ -1804,7 +2368,7 @@
                 <w:kern w:val="2"/>
                 <w:sz w:val="24"/>
                 <w:szCs w:val="24"/>
-                <w:lang w:eastAsia="en-GB"/>
+                <w:lang w:val="en-US"/>
                 <w14:ligatures w14:val="standardContextual"/>
               </w:rPr>
               <w:tab/>
@@ -1814,7 +2378,7 @@
                 <w:rStyle w:val="Hyperlink"/>
                 <w:noProof/>
               </w:rPr>
-              <w:t>Software design</w:t>
+              <w:t>Dataset design</w:t>
             </w:r>
             <w:r>
               <w:rPr>
@@ -1835,7 +2399,7 @@
                 <w:noProof/>
                 <w:webHidden/>
               </w:rPr>
-              <w:instrText xml:space="preserve"> PAGEREF _Toc194327713 \h </w:instrText>
+              <w:instrText xml:space="preserve"> PAGEREF _Toc194759779 \h </w:instrText>
             </w:r>
             <w:r>
               <w:rPr>
@@ -1855,7 +2419,7 @@
                 <w:noProof/>
                 <w:webHidden/>
               </w:rPr>
-              <w:t>9</w:t>
+              <w:t>11</w:t>
             </w:r>
             <w:r>
               <w:rPr>
@@ -1879,11 +2443,11 @@
               <w:kern w:val="2"/>
               <w:sz w:val="24"/>
               <w:szCs w:val="24"/>
-              <w:lang w:eastAsia="en-GB"/>
+              <w:lang w:val="en-US"/>
               <w14:ligatures w14:val="standardContextual"/>
             </w:rPr>
           </w:pPr>
-          <w:hyperlink w:anchor="_Toc194327714" w:history="1">
+          <w:hyperlink w:anchor="_Toc194759780" w:history="1">
             <w:r>
               <w:rPr>
                 <w:rStyle w:val="Hyperlink"/>
@@ -1898,7 +2462,7 @@
                 <w:kern w:val="2"/>
                 <w:sz w:val="24"/>
                 <w:szCs w:val="24"/>
-                <w:lang w:eastAsia="en-GB"/>
+                <w:lang w:val="en-US"/>
                 <w14:ligatures w14:val="standardContextual"/>
               </w:rPr>
               <w:tab/>
@@ -1908,7 +2472,7 @@
                 <w:rStyle w:val="Hyperlink"/>
                 <w:noProof/>
               </w:rPr>
-              <w:t>Experimental design</w:t>
+              <w:t>Interface design</w:t>
             </w:r>
             <w:r>
               <w:rPr>
@@ -1929,7 +2493,7 @@
                 <w:noProof/>
                 <w:webHidden/>
               </w:rPr>
-              <w:instrText xml:space="preserve"> PAGEREF _Toc194327714 \h </w:instrText>
+              <w:instrText xml:space="preserve"> PAGEREF _Toc194759780 \h </w:instrText>
             </w:r>
             <w:r>
               <w:rPr>
@@ -1949,7 +2513,7 @@
                 <w:noProof/>
                 <w:webHidden/>
               </w:rPr>
-              <w:t>9</w:t>
+              <w:t>11</w:t>
             </w:r>
             <w:r>
               <w:rPr>
@@ -1973,11 +2537,11 @@
               <w:kern w:val="2"/>
               <w:sz w:val="24"/>
               <w:szCs w:val="24"/>
-              <w:lang w:eastAsia="en-GB"/>
+              <w:lang w:val="en-US"/>
               <w14:ligatures w14:val="standardContextual"/>
             </w:rPr>
           </w:pPr>
-          <w:hyperlink w:anchor="_Toc194327715" w:history="1">
+          <w:hyperlink w:anchor="_Toc194759781" w:history="1">
             <w:r>
               <w:rPr>
                 <w:rStyle w:val="Hyperlink"/>
@@ -1992,7 +2556,7 @@
                 <w:kern w:val="2"/>
                 <w:sz w:val="24"/>
                 <w:szCs w:val="24"/>
-                <w:lang w:eastAsia="en-GB"/>
+                <w:lang w:val="en-US"/>
                 <w14:ligatures w14:val="standardContextual"/>
               </w:rPr>
               <w:tab/>
@@ -2023,7 +2587,7 @@
                 <w:noProof/>
                 <w:webHidden/>
               </w:rPr>
-              <w:instrText xml:space="preserve"> PAGEREF _Toc194327715 \h </w:instrText>
+              <w:instrText xml:space="preserve"> PAGEREF _Toc194759781 \h </w:instrText>
             </w:r>
             <w:r>
               <w:rPr>
@@ -2043,7 +2607,7 @@
                 <w:noProof/>
                 <w:webHidden/>
               </w:rPr>
-              <w:t>10</w:t>
+              <w:t>15</w:t>
             </w:r>
             <w:r>
               <w:rPr>
@@ -2067,11 +2631,11 @@
               <w:kern w:val="2"/>
               <w:sz w:val="24"/>
               <w:szCs w:val="24"/>
-              <w:lang w:eastAsia="en-GB"/>
+              <w:lang w:val="en-US"/>
               <w14:ligatures w14:val="standardContextual"/>
             </w:rPr>
           </w:pPr>
-          <w:hyperlink w:anchor="_Toc194327716" w:history="1">
+          <w:hyperlink w:anchor="_Toc194759782" w:history="1">
             <w:r>
               <w:rPr>
                 <w:rStyle w:val="Hyperlink"/>
@@ -2086,7 +2650,7 @@
                 <w:kern w:val="2"/>
                 <w:sz w:val="24"/>
                 <w:szCs w:val="24"/>
-                <w:lang w:eastAsia="en-GB"/>
+                <w:lang w:val="en-US"/>
                 <w14:ligatures w14:val="standardContextual"/>
               </w:rPr>
               <w:tab/>
@@ -2117,7 +2681,7 @@
                 <w:noProof/>
                 <w:webHidden/>
               </w:rPr>
-              <w:instrText xml:space="preserve"> PAGEREF _Toc194327716 \h </w:instrText>
+              <w:instrText xml:space="preserve"> PAGEREF _Toc194759782 \h </w:instrText>
             </w:r>
             <w:r>
               <w:rPr>
@@ -2137,7 +2701,7 @@
                 <w:noProof/>
                 <w:webHidden/>
               </w:rPr>
-              <w:t>10</w:t>
+              <w:t>15</w:t>
             </w:r>
             <w:r>
               <w:rPr>
@@ -2161,11 +2725,11 @@
               <w:kern w:val="2"/>
               <w:sz w:val="24"/>
               <w:szCs w:val="24"/>
-              <w:lang w:eastAsia="en-GB"/>
+              <w:lang w:val="en-US"/>
               <w14:ligatures w14:val="standardContextual"/>
             </w:rPr>
           </w:pPr>
-          <w:hyperlink w:anchor="_Toc194327717" w:history="1">
+          <w:hyperlink w:anchor="_Toc194759783" w:history="1">
             <w:r>
               <w:rPr>
                 <w:rStyle w:val="Hyperlink"/>
@@ -2180,7 +2744,7 @@
                 <w:kern w:val="2"/>
                 <w:sz w:val="24"/>
                 <w:szCs w:val="24"/>
-                <w:lang w:eastAsia="en-GB"/>
+                <w:lang w:val="en-US"/>
                 <w14:ligatures w14:val="standardContextual"/>
               </w:rPr>
               <w:tab/>
@@ -2211,7 +2775,7 @@
                 <w:noProof/>
                 <w:webHidden/>
               </w:rPr>
-              <w:instrText xml:space="preserve"> PAGEREF _Toc194327717 \h </w:instrText>
+              <w:instrText xml:space="preserve"> PAGEREF _Toc194759783 \h </w:instrText>
             </w:r>
             <w:r>
               <w:rPr>
@@ -2231,7 +2795,7 @@
                 <w:noProof/>
                 <w:webHidden/>
               </w:rPr>
-              <w:t>10</w:t>
+              <w:t>15</w:t>
             </w:r>
             <w:r>
               <w:rPr>
@@ -2255,11 +2819,11 @@
               <w:kern w:val="2"/>
               <w:sz w:val="24"/>
               <w:szCs w:val="24"/>
-              <w:lang w:eastAsia="en-GB"/>
+              <w:lang w:val="en-US"/>
               <w14:ligatures w14:val="standardContextual"/>
             </w:rPr>
           </w:pPr>
-          <w:hyperlink w:anchor="_Toc194327718" w:history="1">
+          <w:hyperlink w:anchor="_Toc194759784" w:history="1">
             <w:r>
               <w:rPr>
                 <w:rStyle w:val="Hyperlink"/>
@@ -2274,7 +2838,7 @@
                 <w:kern w:val="2"/>
                 <w:sz w:val="24"/>
                 <w:szCs w:val="24"/>
-                <w:lang w:eastAsia="en-GB"/>
+                <w:lang w:val="en-US"/>
                 <w14:ligatures w14:val="standardContextual"/>
               </w:rPr>
               <w:tab/>
@@ -2305,7 +2869,7 @@
                 <w:noProof/>
                 <w:webHidden/>
               </w:rPr>
-              <w:instrText xml:space="preserve"> PAGEREF _Toc194327718 \h </w:instrText>
+              <w:instrText xml:space="preserve"> PAGEREF _Toc194759784 \h </w:instrText>
             </w:r>
             <w:r>
               <w:rPr>
@@ -2325,7 +2889,7 @@
                 <w:noProof/>
                 <w:webHidden/>
               </w:rPr>
-              <w:t>10</w:t>
+              <w:t>15</w:t>
             </w:r>
             <w:r>
               <w:rPr>
@@ -2349,11 +2913,11 @@
               <w:kern w:val="2"/>
               <w:sz w:val="24"/>
               <w:szCs w:val="24"/>
-              <w:lang w:eastAsia="en-GB"/>
+              <w:lang w:val="en-US"/>
               <w14:ligatures w14:val="standardContextual"/>
             </w:rPr>
           </w:pPr>
-          <w:hyperlink w:anchor="_Toc194327719" w:history="1">
+          <w:hyperlink w:anchor="_Toc194759785" w:history="1">
             <w:r>
               <w:rPr>
                 <w:rStyle w:val="Hyperlink"/>
@@ -2368,7 +2932,7 @@
                 <w:kern w:val="2"/>
                 <w:sz w:val="24"/>
                 <w:szCs w:val="24"/>
-                <w:lang w:eastAsia="en-GB"/>
+                <w:lang w:val="en-US"/>
                 <w14:ligatures w14:val="standardContextual"/>
               </w:rPr>
               <w:tab/>
@@ -2399,7 +2963,7 @@
                 <w:noProof/>
                 <w:webHidden/>
               </w:rPr>
-              <w:instrText xml:space="preserve"> PAGEREF _Toc194327719 \h </w:instrText>
+              <w:instrText xml:space="preserve"> PAGEREF _Toc194759785 \h </w:instrText>
             </w:r>
             <w:r>
               <w:rPr>
@@ -2419,7 +2983,7 @@
                 <w:noProof/>
                 <w:webHidden/>
               </w:rPr>
-              <w:t>10</w:t>
+              <w:t>16</w:t>
             </w:r>
             <w:r>
               <w:rPr>
@@ -2443,11 +3007,11 @@
               <w:kern w:val="2"/>
               <w:sz w:val="24"/>
               <w:szCs w:val="24"/>
-              <w:lang w:eastAsia="en-GB"/>
+              <w:lang w:val="en-US"/>
               <w14:ligatures w14:val="standardContextual"/>
             </w:rPr>
           </w:pPr>
-          <w:hyperlink w:anchor="_Toc194327720" w:history="1">
+          <w:hyperlink w:anchor="_Toc194759786" w:history="1">
             <w:r>
               <w:rPr>
                 <w:rStyle w:val="Hyperlink"/>
@@ -2462,7 +3026,7 @@
                 <w:kern w:val="2"/>
                 <w:sz w:val="24"/>
                 <w:szCs w:val="24"/>
-                <w:lang w:eastAsia="en-GB"/>
+                <w:lang w:val="en-US"/>
                 <w14:ligatures w14:val="standardContextual"/>
               </w:rPr>
               <w:tab/>
@@ -2493,7 +3057,7 @@
                 <w:noProof/>
                 <w:webHidden/>
               </w:rPr>
-              <w:instrText xml:space="preserve"> PAGEREF _Toc194327720 \h </w:instrText>
+              <w:instrText xml:space="preserve"> PAGEREF _Toc194759786 \h </w:instrText>
             </w:r>
             <w:r>
               <w:rPr>
@@ -2513,7 +3077,7 @@
                 <w:noProof/>
                 <w:webHidden/>
               </w:rPr>
-              <w:t>11</w:t>
+              <w:t>17</w:t>
             </w:r>
             <w:r>
               <w:rPr>
@@ -2537,11 +3101,11 @@
               <w:kern w:val="2"/>
               <w:sz w:val="24"/>
               <w:szCs w:val="24"/>
-              <w:lang w:eastAsia="en-GB"/>
+              <w:lang w:val="en-US"/>
               <w14:ligatures w14:val="standardContextual"/>
             </w:rPr>
           </w:pPr>
-          <w:hyperlink w:anchor="_Toc194327721" w:history="1">
+          <w:hyperlink w:anchor="_Toc194759787" w:history="1">
             <w:r>
               <w:rPr>
                 <w:rStyle w:val="Hyperlink"/>
@@ -2556,7 +3120,7 @@
                 <w:kern w:val="2"/>
                 <w:sz w:val="24"/>
                 <w:szCs w:val="24"/>
-                <w:lang w:eastAsia="en-GB"/>
+                <w:lang w:val="en-US"/>
                 <w14:ligatures w14:val="standardContextual"/>
               </w:rPr>
               <w:tab/>
@@ -2587,7 +3151,7 @@
                 <w:noProof/>
                 <w:webHidden/>
               </w:rPr>
-              <w:instrText xml:space="preserve"> PAGEREF _Toc194327721 \h </w:instrText>
+              <w:instrText xml:space="preserve"> PAGEREF _Toc194759787 \h </w:instrText>
             </w:r>
             <w:r>
               <w:rPr>
@@ -2607,7 +3171,7 @@
                 <w:noProof/>
                 <w:webHidden/>
               </w:rPr>
-              <w:t>11</w:t>
+              <w:t>18</w:t>
             </w:r>
             <w:r>
               <w:rPr>
@@ -2631,11 +3195,11 @@
               <w:kern w:val="2"/>
               <w:sz w:val="24"/>
               <w:szCs w:val="24"/>
-              <w:lang w:eastAsia="en-GB"/>
+              <w:lang w:val="en-US"/>
               <w14:ligatures w14:val="standardContextual"/>
             </w:rPr>
           </w:pPr>
-          <w:hyperlink w:anchor="_Toc194327722" w:history="1">
+          <w:hyperlink w:anchor="_Toc194759788" w:history="1">
             <w:r>
               <w:rPr>
                 <w:rStyle w:val="Hyperlink"/>
@@ -2650,7 +3214,7 @@
                 <w:kern w:val="2"/>
                 <w:sz w:val="24"/>
                 <w:szCs w:val="24"/>
-                <w:lang w:eastAsia="en-GB"/>
+                <w:lang w:val="en-US"/>
                 <w14:ligatures w14:val="standardContextual"/>
               </w:rPr>
               <w:tab/>
@@ -2681,7 +3245,7 @@
                 <w:noProof/>
                 <w:webHidden/>
               </w:rPr>
-              <w:instrText xml:space="preserve"> PAGEREF _Toc194327722 \h </w:instrText>
+              <w:instrText xml:space="preserve"> PAGEREF _Toc194759788 \h </w:instrText>
             </w:r>
             <w:r>
               <w:rPr>
@@ -2701,7 +3265,7 @@
                 <w:noProof/>
                 <w:webHidden/>
               </w:rPr>
-              <w:t>11</w:t>
+              <w:t>18</w:t>
             </w:r>
             <w:r>
               <w:rPr>
@@ -2725,11 +3289,11 @@
               <w:kern w:val="2"/>
               <w:sz w:val="24"/>
               <w:szCs w:val="24"/>
-              <w:lang w:eastAsia="en-GB"/>
+              <w:lang w:val="en-US"/>
               <w14:ligatures w14:val="standardContextual"/>
             </w:rPr>
           </w:pPr>
-          <w:hyperlink w:anchor="_Toc194327723" w:history="1">
+          <w:hyperlink w:anchor="_Toc194759789" w:history="1">
             <w:r>
               <w:rPr>
                 <w:rStyle w:val="Hyperlink"/>
@@ -2744,7 +3308,7 @@
                 <w:kern w:val="2"/>
                 <w:sz w:val="24"/>
                 <w:szCs w:val="24"/>
-                <w:lang w:eastAsia="en-GB"/>
+                <w:lang w:val="en-US"/>
                 <w14:ligatures w14:val="standardContextual"/>
               </w:rPr>
               <w:tab/>
@@ -2775,7 +3339,7 @@
                 <w:noProof/>
                 <w:webHidden/>
               </w:rPr>
-              <w:instrText xml:space="preserve"> PAGEREF _Toc194327723 \h </w:instrText>
+              <w:instrText xml:space="preserve"> PAGEREF _Toc194759789 \h </w:instrText>
             </w:r>
             <w:r>
               <w:rPr>
@@ -2795,7 +3359,7 @@
                 <w:noProof/>
                 <w:webHidden/>
               </w:rPr>
-              <w:t>11</w:t>
+              <w:t>18</w:t>
             </w:r>
             <w:r>
               <w:rPr>
@@ -2819,11 +3383,11 @@
               <w:kern w:val="2"/>
               <w:sz w:val="24"/>
               <w:szCs w:val="24"/>
-              <w:lang w:eastAsia="en-GB"/>
+              <w:lang w:val="en-US"/>
               <w14:ligatures w14:val="standardContextual"/>
             </w:rPr>
           </w:pPr>
-          <w:hyperlink w:anchor="_Toc194327724" w:history="1">
+          <w:hyperlink w:anchor="_Toc194759790" w:history="1">
             <w:r>
               <w:rPr>
                 <w:rStyle w:val="Hyperlink"/>
@@ -2838,7 +3402,7 @@
                 <w:kern w:val="2"/>
                 <w:sz w:val="24"/>
                 <w:szCs w:val="24"/>
-                <w:lang w:eastAsia="en-GB"/>
+                <w:lang w:val="en-US"/>
                 <w14:ligatures w14:val="standardContextual"/>
               </w:rPr>
               <w:tab/>
@@ -2869,7 +3433,7 @@
                 <w:noProof/>
                 <w:webHidden/>
               </w:rPr>
-              <w:instrText xml:space="preserve"> PAGEREF _Toc194327724 \h </w:instrText>
+              <w:instrText xml:space="preserve"> PAGEREF _Toc194759790 \h </w:instrText>
             </w:r>
             <w:r>
               <w:rPr>
@@ -2889,7 +3453,7 @@
                 <w:noProof/>
                 <w:webHidden/>
               </w:rPr>
-              <w:t>11</w:t>
+              <w:t>19</w:t>
             </w:r>
             <w:r>
               <w:rPr>
@@ -2913,11 +3477,11 @@
               <w:kern w:val="2"/>
               <w:sz w:val="24"/>
               <w:szCs w:val="24"/>
-              <w:lang w:eastAsia="en-GB"/>
+              <w:lang w:val="en-US"/>
               <w14:ligatures w14:val="standardContextual"/>
             </w:rPr>
           </w:pPr>
-          <w:hyperlink w:anchor="_Toc194327725" w:history="1">
+          <w:hyperlink w:anchor="_Toc194759791" w:history="1">
             <w:r>
               <w:rPr>
                 <w:rStyle w:val="Hyperlink"/>
@@ -2932,7 +3496,7 @@
                 <w:kern w:val="2"/>
                 <w:sz w:val="24"/>
                 <w:szCs w:val="24"/>
-                <w:lang w:eastAsia="en-GB"/>
+                <w:lang w:val="en-US"/>
                 <w14:ligatures w14:val="standardContextual"/>
               </w:rPr>
               <w:tab/>
@@ -2963,7 +3527,7 @@
                 <w:noProof/>
                 <w:webHidden/>
               </w:rPr>
-              <w:instrText xml:space="preserve"> PAGEREF _Toc194327725 \h </w:instrText>
+              <w:instrText xml:space="preserve"> PAGEREF _Toc194759791 \h </w:instrText>
             </w:r>
             <w:r>
               <w:rPr>
@@ -2983,7 +3547,383 @@
                 <w:noProof/>
                 <w:webHidden/>
               </w:rPr>
-              <w:t>11</w:t>
+              <w:t>21</w:t>
+            </w:r>
+            <w:r>
+              <w:rPr>
+                <w:noProof/>
+                <w:webHidden/>
+              </w:rPr>
+              <w:fldChar w:fldCharType="end"/>
+            </w:r>
+          </w:hyperlink>
+        </w:p>
+        <w:p>
+          <w:pPr>
+            <w:pStyle w:val="TOC3"/>
+            <w:tabs>
+              <w:tab w:val="left" w:pos="1200"/>
+              <w:tab w:val="right" w:leader="dot" w:pos="9016"/>
+            </w:tabs>
+            <w:rPr>
+              <w:rFonts w:eastAsiaTheme="minorEastAsia"/>
+              <w:noProof/>
+              <w:kern w:val="2"/>
+              <w:sz w:val="24"/>
+              <w:szCs w:val="24"/>
+              <w:lang w:val="en-US"/>
+              <w14:ligatures w14:val="standardContextual"/>
+            </w:rPr>
+          </w:pPr>
+          <w:hyperlink w:anchor="_Toc194759792" w:history="1">
+            <w:r>
+              <w:rPr>
+                <w:rStyle w:val="Hyperlink"/>
+                <w:noProof/>
+              </w:rPr>
+              <w:t>5.3.1</w:t>
+            </w:r>
+            <w:r>
+              <w:rPr>
+                <w:rFonts w:eastAsiaTheme="minorEastAsia"/>
+                <w:noProof/>
+                <w:kern w:val="2"/>
+                <w:sz w:val="24"/>
+                <w:szCs w:val="24"/>
+                <w:lang w:val="en-US"/>
+                <w14:ligatures w14:val="standardContextual"/>
+              </w:rPr>
+              <w:tab/>
+            </w:r>
+            <w:r>
+              <w:rPr>
+                <w:rStyle w:val="Hyperlink"/>
+                <w:noProof/>
+              </w:rPr>
+              <w:t>Model Training Performance</w:t>
+            </w:r>
+            <w:r>
+              <w:rPr>
+                <w:noProof/>
+                <w:webHidden/>
+              </w:rPr>
+              <w:tab/>
+            </w:r>
+            <w:r>
+              <w:rPr>
+                <w:noProof/>
+                <w:webHidden/>
+              </w:rPr>
+              <w:fldChar w:fldCharType="begin"/>
+            </w:r>
+            <w:r>
+              <w:rPr>
+                <w:noProof/>
+                <w:webHidden/>
+              </w:rPr>
+              <w:instrText xml:space="preserve"> PAGEREF _Toc194759792 \h </w:instrText>
+            </w:r>
+            <w:r>
+              <w:rPr>
+                <w:noProof/>
+                <w:webHidden/>
+              </w:rPr>
+            </w:r>
+            <w:r>
+              <w:rPr>
+                <w:noProof/>
+                <w:webHidden/>
+              </w:rPr>
+              <w:fldChar w:fldCharType="separate"/>
+            </w:r>
+            <w:r>
+              <w:rPr>
+                <w:noProof/>
+                <w:webHidden/>
+              </w:rPr>
+              <w:t>21</w:t>
+            </w:r>
+            <w:r>
+              <w:rPr>
+                <w:noProof/>
+                <w:webHidden/>
+              </w:rPr>
+              <w:fldChar w:fldCharType="end"/>
+            </w:r>
+          </w:hyperlink>
+        </w:p>
+        <w:p>
+          <w:pPr>
+            <w:pStyle w:val="TOC3"/>
+            <w:tabs>
+              <w:tab w:val="left" w:pos="1200"/>
+              <w:tab w:val="right" w:leader="dot" w:pos="9016"/>
+            </w:tabs>
+            <w:rPr>
+              <w:rFonts w:eastAsiaTheme="minorEastAsia"/>
+              <w:noProof/>
+              <w:kern w:val="2"/>
+              <w:sz w:val="24"/>
+              <w:szCs w:val="24"/>
+              <w:lang w:val="en-US"/>
+              <w14:ligatures w14:val="standardContextual"/>
+            </w:rPr>
+          </w:pPr>
+          <w:hyperlink w:anchor="_Toc194759793" w:history="1">
+            <w:r>
+              <w:rPr>
+                <w:rStyle w:val="Hyperlink"/>
+                <w:noProof/>
+              </w:rPr>
+              <w:t>5.3.2</w:t>
+            </w:r>
+            <w:r>
+              <w:rPr>
+                <w:rFonts w:eastAsiaTheme="minorEastAsia"/>
+                <w:noProof/>
+                <w:kern w:val="2"/>
+                <w:sz w:val="24"/>
+                <w:szCs w:val="24"/>
+                <w:lang w:val="en-US"/>
+                <w14:ligatures w14:val="standardContextual"/>
+              </w:rPr>
+              <w:tab/>
+            </w:r>
+            <w:r>
+              <w:rPr>
+                <w:rStyle w:val="Hyperlink"/>
+                <w:noProof/>
+              </w:rPr>
+              <w:t>Model Testing</w:t>
+            </w:r>
+            <w:r>
+              <w:rPr>
+                <w:noProof/>
+                <w:webHidden/>
+              </w:rPr>
+              <w:tab/>
+            </w:r>
+            <w:r>
+              <w:rPr>
+                <w:noProof/>
+                <w:webHidden/>
+              </w:rPr>
+              <w:fldChar w:fldCharType="begin"/>
+            </w:r>
+            <w:r>
+              <w:rPr>
+                <w:noProof/>
+                <w:webHidden/>
+              </w:rPr>
+              <w:instrText xml:space="preserve"> PAGEREF _Toc194759793 \h </w:instrText>
+            </w:r>
+            <w:r>
+              <w:rPr>
+                <w:noProof/>
+                <w:webHidden/>
+              </w:rPr>
+            </w:r>
+            <w:r>
+              <w:rPr>
+                <w:noProof/>
+                <w:webHidden/>
+              </w:rPr>
+              <w:fldChar w:fldCharType="separate"/>
+            </w:r>
+            <w:r>
+              <w:rPr>
+                <w:noProof/>
+                <w:webHidden/>
+              </w:rPr>
+              <w:t>23</w:t>
+            </w:r>
+            <w:r>
+              <w:rPr>
+                <w:noProof/>
+                <w:webHidden/>
+              </w:rPr>
+              <w:fldChar w:fldCharType="end"/>
+            </w:r>
+          </w:hyperlink>
+        </w:p>
+        <w:p>
+          <w:pPr>
+            <w:pStyle w:val="TOC3"/>
+            <w:tabs>
+              <w:tab w:val="left" w:pos="1200"/>
+              <w:tab w:val="right" w:leader="dot" w:pos="9016"/>
+            </w:tabs>
+            <w:rPr>
+              <w:rFonts w:eastAsiaTheme="minorEastAsia"/>
+              <w:noProof/>
+              <w:kern w:val="2"/>
+              <w:sz w:val="24"/>
+              <w:szCs w:val="24"/>
+              <w:lang w:val="en-US"/>
+              <w14:ligatures w14:val="standardContextual"/>
+            </w:rPr>
+          </w:pPr>
+          <w:hyperlink w:anchor="_Toc194759794" w:history="1">
+            <w:r>
+              <w:rPr>
+                <w:rStyle w:val="Hyperlink"/>
+                <w:noProof/>
+              </w:rPr>
+              <w:t>5.3.3</w:t>
+            </w:r>
+            <w:r>
+              <w:rPr>
+                <w:rFonts w:eastAsiaTheme="minorEastAsia"/>
+                <w:noProof/>
+                <w:kern w:val="2"/>
+                <w:sz w:val="24"/>
+                <w:szCs w:val="24"/>
+                <w:lang w:val="en-US"/>
+                <w14:ligatures w14:val="standardContextual"/>
+              </w:rPr>
+              <w:tab/>
+            </w:r>
+            <w:r>
+              <w:rPr>
+                <w:rStyle w:val="Hyperlink"/>
+                <w:noProof/>
+              </w:rPr>
+              <w:t>Interface Testing</w:t>
+            </w:r>
+            <w:r>
+              <w:rPr>
+                <w:noProof/>
+                <w:webHidden/>
+              </w:rPr>
+              <w:tab/>
+            </w:r>
+            <w:r>
+              <w:rPr>
+                <w:noProof/>
+                <w:webHidden/>
+              </w:rPr>
+              <w:fldChar w:fldCharType="begin"/>
+            </w:r>
+            <w:r>
+              <w:rPr>
+                <w:noProof/>
+                <w:webHidden/>
+              </w:rPr>
+              <w:instrText xml:space="preserve"> PAGEREF _Toc194759794 \h </w:instrText>
+            </w:r>
+            <w:r>
+              <w:rPr>
+                <w:noProof/>
+                <w:webHidden/>
+              </w:rPr>
+            </w:r>
+            <w:r>
+              <w:rPr>
+                <w:noProof/>
+                <w:webHidden/>
+              </w:rPr>
+              <w:fldChar w:fldCharType="separate"/>
+            </w:r>
+            <w:r>
+              <w:rPr>
+                <w:noProof/>
+                <w:webHidden/>
+              </w:rPr>
+              <w:t>25</w:t>
+            </w:r>
+            <w:r>
+              <w:rPr>
+                <w:noProof/>
+                <w:webHidden/>
+              </w:rPr>
+              <w:fldChar w:fldCharType="end"/>
+            </w:r>
+          </w:hyperlink>
+        </w:p>
+        <w:p>
+          <w:pPr>
+            <w:pStyle w:val="TOC2"/>
+            <w:tabs>
+              <w:tab w:val="left" w:pos="960"/>
+              <w:tab w:val="right" w:leader="dot" w:pos="9016"/>
+            </w:tabs>
+            <w:rPr>
+              <w:rFonts w:eastAsiaTheme="minorEastAsia"/>
+              <w:noProof/>
+              <w:kern w:val="2"/>
+              <w:sz w:val="24"/>
+              <w:szCs w:val="24"/>
+              <w:lang w:val="en-US"/>
+              <w14:ligatures w14:val="standardContextual"/>
+            </w:rPr>
+          </w:pPr>
+          <w:hyperlink w:anchor="_Toc194759795" w:history="1">
+            <w:r>
+              <w:rPr>
+                <w:rStyle w:val="Hyperlink"/>
+                <w:noProof/>
+              </w:rPr>
+              <w:t>5.4</w:t>
+            </w:r>
+            <w:r>
+              <w:rPr>
+                <w:rFonts w:eastAsiaTheme="minorEastAsia"/>
+                <w:noProof/>
+                <w:kern w:val="2"/>
+                <w:sz w:val="24"/>
+                <w:szCs w:val="24"/>
+                <w:lang w:val="en-US"/>
+                <w14:ligatures w14:val="standardContextual"/>
+              </w:rPr>
+              <w:tab/>
+            </w:r>
+            <w:r>
+              <w:rPr>
+                <w:rStyle w:val="Hyperlink"/>
+                <w:noProof/>
+              </w:rPr>
+              <w:t>Requirements to use the program</w:t>
+            </w:r>
+            <w:r>
+              <w:rPr>
+                <w:noProof/>
+                <w:webHidden/>
+              </w:rPr>
+              <w:tab/>
+            </w:r>
+            <w:r>
+              <w:rPr>
+                <w:noProof/>
+                <w:webHidden/>
+              </w:rPr>
+              <w:fldChar w:fldCharType="begin"/>
+            </w:r>
+            <w:r>
+              <w:rPr>
+                <w:noProof/>
+                <w:webHidden/>
+              </w:rPr>
+              <w:instrText xml:space="preserve"> PAGEREF _Toc194759795 \h </w:instrText>
+            </w:r>
+            <w:r>
+              <w:rPr>
+                <w:noProof/>
+                <w:webHidden/>
+              </w:rPr>
+            </w:r>
+            <w:r>
+              <w:rPr>
+                <w:noProof/>
+                <w:webHidden/>
+              </w:rPr>
+              <w:fldChar w:fldCharType="separate"/>
+            </w:r>
+            <w:r>
+              <w:rPr>
+                <w:noProof/>
+                <w:webHidden/>
+              </w:rPr>
+              <w:t>25</w:t>
             </w:r>
             <w:r>
               <w:rPr>
@@ -3007,11 +3947,11 @@
               <w:kern w:val="2"/>
               <w:sz w:val="24"/>
               <w:szCs w:val="24"/>
-              <w:lang w:eastAsia="en-GB"/>
+              <w:lang w:val="en-US"/>
               <w14:ligatures w14:val="standardContextual"/>
             </w:rPr>
           </w:pPr>
-          <w:hyperlink w:anchor="_Toc194327726" w:history="1">
+          <w:hyperlink w:anchor="_Toc194759796" w:history="1">
             <w:r>
               <w:rPr>
                 <w:rStyle w:val="Hyperlink"/>
@@ -3026,7 +3966,7 @@
                 <w:kern w:val="2"/>
                 <w:sz w:val="24"/>
                 <w:szCs w:val="24"/>
-                <w:lang w:eastAsia="en-GB"/>
+                <w:lang w:val="en-US"/>
                 <w14:ligatures w14:val="standardContextual"/>
               </w:rPr>
               <w:tab/>
@@ -3057,7 +3997,7 @@
                 <w:noProof/>
                 <w:webHidden/>
               </w:rPr>
-              <w:instrText xml:space="preserve"> PAGEREF _Toc194327726 \h </w:instrText>
+              <w:instrText xml:space="preserve"> PAGEREF _Toc194759796 \h </w:instrText>
             </w:r>
             <w:r>
               <w:rPr>
@@ -3077,7 +4017,7 @@
                 <w:noProof/>
                 <w:webHidden/>
               </w:rPr>
-              <w:t>12</w:t>
+              <w:t>26</w:t>
             </w:r>
             <w:r>
               <w:rPr>
@@ -3101,11 +4041,11 @@
               <w:kern w:val="2"/>
               <w:sz w:val="24"/>
               <w:szCs w:val="24"/>
-              <w:lang w:eastAsia="en-GB"/>
+              <w:lang w:val="en-US"/>
               <w14:ligatures w14:val="standardContextual"/>
             </w:rPr>
           </w:pPr>
-          <w:hyperlink w:anchor="_Toc194327727" w:history="1">
+          <w:hyperlink w:anchor="_Toc194759797" w:history="1">
             <w:r>
               <w:rPr>
                 <w:rStyle w:val="Hyperlink"/>
@@ -3120,7 +4060,7 @@
                 <w:kern w:val="2"/>
                 <w:sz w:val="24"/>
                 <w:szCs w:val="24"/>
-                <w:lang w:eastAsia="en-GB"/>
+                <w:lang w:val="en-US"/>
                 <w14:ligatures w14:val="standardContextual"/>
               </w:rPr>
               <w:tab/>
@@ -3151,7 +4091,7 @@
                 <w:noProof/>
                 <w:webHidden/>
               </w:rPr>
-              <w:instrText xml:space="preserve"> PAGEREF _Toc194327727 \h </w:instrText>
+              <w:instrText xml:space="preserve"> PAGEREF _Toc194759797 \h </w:instrText>
             </w:r>
             <w:r>
               <w:rPr>
@@ -3171,7 +4111,7 @@
                 <w:noProof/>
                 <w:webHidden/>
               </w:rPr>
-              <w:t>12</w:t>
+              <w:t>26</w:t>
             </w:r>
             <w:r>
               <w:rPr>
@@ -3195,11 +4135,11 @@
               <w:kern w:val="2"/>
               <w:sz w:val="24"/>
               <w:szCs w:val="24"/>
-              <w:lang w:eastAsia="en-GB"/>
+              <w:lang w:val="en-US"/>
               <w14:ligatures w14:val="standardContextual"/>
             </w:rPr>
           </w:pPr>
-          <w:hyperlink w:anchor="_Toc194327728" w:history="1">
+          <w:hyperlink w:anchor="_Toc194759798" w:history="1">
             <w:r>
               <w:rPr>
                 <w:rStyle w:val="Hyperlink"/>
@@ -3214,7 +4154,7 @@
                 <w:kern w:val="2"/>
                 <w:sz w:val="24"/>
                 <w:szCs w:val="24"/>
-                <w:lang w:eastAsia="en-GB"/>
+                <w:lang w:val="en-US"/>
                 <w14:ligatures w14:val="standardContextual"/>
               </w:rPr>
               <w:tab/>
@@ -3245,7 +4185,7 @@
                 <w:noProof/>
                 <w:webHidden/>
               </w:rPr>
-              <w:instrText xml:space="preserve"> PAGEREF _Toc194327728 \h </w:instrText>
+              <w:instrText xml:space="preserve"> PAGEREF _Toc194759798 \h </w:instrText>
             </w:r>
             <w:r>
               <w:rPr>
@@ -3265,7 +4205,7 @@
                 <w:noProof/>
                 <w:webHidden/>
               </w:rPr>
-              <w:t>12</w:t>
+              <w:t>26</w:t>
             </w:r>
             <w:r>
               <w:rPr>
@@ -3289,11 +4229,11 @@
               <w:kern w:val="2"/>
               <w:sz w:val="24"/>
               <w:szCs w:val="24"/>
-              <w:lang w:eastAsia="en-GB"/>
+              <w:lang w:val="en-US"/>
               <w14:ligatures w14:val="standardContextual"/>
             </w:rPr>
           </w:pPr>
-          <w:hyperlink w:anchor="_Toc194327729" w:history="1">
+          <w:hyperlink w:anchor="_Toc194759799" w:history="1">
             <w:r>
               <w:rPr>
                 <w:rStyle w:val="Hyperlink"/>
@@ -3308,7 +4248,7 @@
                 <w:kern w:val="2"/>
                 <w:sz w:val="24"/>
                 <w:szCs w:val="24"/>
-                <w:lang w:eastAsia="en-GB"/>
+                <w:lang w:val="en-US"/>
                 <w14:ligatures w14:val="standardContextual"/>
               </w:rPr>
               <w:tab/>
@@ -3318,7 +4258,7 @@
                 <w:rStyle w:val="Hyperlink"/>
                 <w:noProof/>
               </w:rPr>
-              <w:t>Evaluation and discussion of results</w:t>
+              <w:t>Evaluation</w:t>
             </w:r>
             <w:r>
               <w:rPr>
@@ -3339,7 +4279,7 @@
                 <w:noProof/>
                 <w:webHidden/>
               </w:rPr>
-              <w:instrText xml:space="preserve"> PAGEREF _Toc194327729 \h </w:instrText>
+              <w:instrText xml:space="preserve"> PAGEREF _Toc194759799 \h </w:instrText>
             </w:r>
             <w:r>
               <w:rPr>
@@ -3359,7 +4299,7 @@
                 <w:noProof/>
                 <w:webHidden/>
               </w:rPr>
-              <w:t>13</w:t>
+              <w:t>27</w:t>
             </w:r>
             <w:r>
               <w:rPr>
@@ -3383,11 +4323,11 @@
               <w:kern w:val="2"/>
               <w:sz w:val="24"/>
               <w:szCs w:val="24"/>
-              <w:lang w:eastAsia="en-GB"/>
+              <w:lang w:val="en-US"/>
               <w14:ligatures w14:val="standardContextual"/>
             </w:rPr>
           </w:pPr>
-          <w:hyperlink w:anchor="_Toc194327730" w:history="1">
+          <w:hyperlink w:anchor="_Toc194759800" w:history="1">
             <w:r>
               <w:rPr>
                 <w:rStyle w:val="Hyperlink"/>
@@ -3402,7 +4342,7 @@
                 <w:kern w:val="2"/>
                 <w:sz w:val="24"/>
                 <w:szCs w:val="24"/>
-                <w:lang w:eastAsia="en-GB"/>
+                <w:lang w:val="en-US"/>
                 <w14:ligatures w14:val="standardContextual"/>
               </w:rPr>
               <w:tab/>
@@ -3412,7 +4352,7 @@
                 <w:rStyle w:val="Hyperlink"/>
                 <w:noProof/>
               </w:rPr>
-              <w:t>Issues with Landsat 9</w:t>
+              <w:t>Model evaluation</w:t>
             </w:r>
             <w:r>
               <w:rPr>
@@ -3433,7 +4373,7 @@
                 <w:noProof/>
                 <w:webHidden/>
               </w:rPr>
-              <w:instrText xml:space="preserve"> PAGEREF _Toc194327730 \h </w:instrText>
+              <w:instrText xml:space="preserve"> PAGEREF _Toc194759800 \h </w:instrText>
             </w:r>
             <w:r>
               <w:rPr>
@@ -3453,7 +4393,195 @@
                 <w:noProof/>
                 <w:webHidden/>
               </w:rPr>
-              <w:t>13</w:t>
+              <w:t>27</w:t>
+            </w:r>
+            <w:r>
+              <w:rPr>
+                <w:noProof/>
+                <w:webHidden/>
+              </w:rPr>
+              <w:fldChar w:fldCharType="end"/>
+            </w:r>
+          </w:hyperlink>
+        </w:p>
+        <w:p>
+          <w:pPr>
+            <w:pStyle w:val="TOC2"/>
+            <w:tabs>
+              <w:tab w:val="left" w:pos="960"/>
+              <w:tab w:val="right" w:leader="dot" w:pos="9016"/>
+            </w:tabs>
+            <w:rPr>
+              <w:rFonts w:eastAsiaTheme="minorEastAsia"/>
+              <w:noProof/>
+              <w:kern w:val="2"/>
+              <w:sz w:val="24"/>
+              <w:szCs w:val="24"/>
+              <w:lang w:val="en-US"/>
+              <w14:ligatures w14:val="standardContextual"/>
+            </w:rPr>
+          </w:pPr>
+          <w:hyperlink w:anchor="_Toc194759801" w:history="1">
+            <w:r>
+              <w:rPr>
+                <w:rStyle w:val="Hyperlink"/>
+                <w:noProof/>
+              </w:rPr>
+              <w:t>7.2</w:t>
+            </w:r>
+            <w:r>
+              <w:rPr>
+                <w:rFonts w:eastAsiaTheme="minorEastAsia"/>
+                <w:noProof/>
+                <w:kern w:val="2"/>
+                <w:sz w:val="24"/>
+                <w:szCs w:val="24"/>
+                <w:lang w:val="en-US"/>
+                <w14:ligatures w14:val="standardContextual"/>
+              </w:rPr>
+              <w:tab/>
+            </w:r>
+            <w:r>
+              <w:rPr>
+                <w:rStyle w:val="Hyperlink"/>
+                <w:noProof/>
+              </w:rPr>
+              <w:t>Dataset evaluation</w:t>
+            </w:r>
+            <w:r>
+              <w:rPr>
+                <w:noProof/>
+                <w:webHidden/>
+              </w:rPr>
+              <w:tab/>
+            </w:r>
+            <w:r>
+              <w:rPr>
+                <w:noProof/>
+                <w:webHidden/>
+              </w:rPr>
+              <w:fldChar w:fldCharType="begin"/>
+            </w:r>
+            <w:r>
+              <w:rPr>
+                <w:noProof/>
+                <w:webHidden/>
+              </w:rPr>
+              <w:instrText xml:space="preserve"> PAGEREF _Toc194759801 \h </w:instrText>
+            </w:r>
+            <w:r>
+              <w:rPr>
+                <w:noProof/>
+                <w:webHidden/>
+              </w:rPr>
+            </w:r>
+            <w:r>
+              <w:rPr>
+                <w:noProof/>
+                <w:webHidden/>
+              </w:rPr>
+              <w:fldChar w:fldCharType="separate"/>
+            </w:r>
+            <w:r>
+              <w:rPr>
+                <w:noProof/>
+                <w:webHidden/>
+              </w:rPr>
+              <w:t>27</w:t>
+            </w:r>
+            <w:r>
+              <w:rPr>
+                <w:noProof/>
+                <w:webHidden/>
+              </w:rPr>
+              <w:fldChar w:fldCharType="end"/>
+            </w:r>
+          </w:hyperlink>
+        </w:p>
+        <w:p>
+          <w:pPr>
+            <w:pStyle w:val="TOC2"/>
+            <w:tabs>
+              <w:tab w:val="left" w:pos="960"/>
+              <w:tab w:val="right" w:leader="dot" w:pos="9016"/>
+            </w:tabs>
+            <w:rPr>
+              <w:rFonts w:eastAsiaTheme="minorEastAsia"/>
+              <w:noProof/>
+              <w:kern w:val="2"/>
+              <w:sz w:val="24"/>
+              <w:szCs w:val="24"/>
+              <w:lang w:val="en-US"/>
+              <w14:ligatures w14:val="standardContextual"/>
+            </w:rPr>
+          </w:pPr>
+          <w:hyperlink w:anchor="_Toc194759802" w:history="1">
+            <w:r>
+              <w:rPr>
+                <w:rStyle w:val="Hyperlink"/>
+                <w:noProof/>
+              </w:rPr>
+              <w:t>7.3</w:t>
+            </w:r>
+            <w:r>
+              <w:rPr>
+                <w:rFonts w:eastAsiaTheme="minorEastAsia"/>
+                <w:noProof/>
+                <w:kern w:val="2"/>
+                <w:sz w:val="24"/>
+                <w:szCs w:val="24"/>
+                <w:lang w:val="en-US"/>
+                <w14:ligatures w14:val="standardContextual"/>
+              </w:rPr>
+              <w:tab/>
+            </w:r>
+            <w:r>
+              <w:rPr>
+                <w:rStyle w:val="Hyperlink"/>
+                <w:noProof/>
+              </w:rPr>
+              <w:t>Evaluation</w:t>
+            </w:r>
+            <w:r>
+              <w:rPr>
+                <w:noProof/>
+                <w:webHidden/>
+              </w:rPr>
+              <w:tab/>
+            </w:r>
+            <w:r>
+              <w:rPr>
+                <w:noProof/>
+                <w:webHidden/>
+              </w:rPr>
+              <w:fldChar w:fldCharType="begin"/>
+            </w:r>
+            <w:r>
+              <w:rPr>
+                <w:noProof/>
+                <w:webHidden/>
+              </w:rPr>
+              <w:instrText xml:space="preserve"> PAGEREF _Toc194759802 \h </w:instrText>
+            </w:r>
+            <w:r>
+              <w:rPr>
+                <w:noProof/>
+                <w:webHidden/>
+              </w:rPr>
+            </w:r>
+            <w:r>
+              <w:rPr>
+                <w:noProof/>
+                <w:webHidden/>
+              </w:rPr>
+              <w:fldChar w:fldCharType="separate"/>
+            </w:r>
+            <w:r>
+              <w:rPr>
+                <w:noProof/>
+                <w:webHidden/>
+              </w:rPr>
+              <w:t>27</w:t>
             </w:r>
             <w:r>
               <w:rPr>
@@ -3477,11 +4605,11 @@
               <w:kern w:val="2"/>
               <w:sz w:val="24"/>
               <w:szCs w:val="24"/>
-              <w:lang w:eastAsia="en-GB"/>
+              <w:lang w:val="en-US"/>
               <w14:ligatures w14:val="standardContextual"/>
             </w:rPr>
           </w:pPr>
-          <w:hyperlink w:anchor="_Toc194327731" w:history="1">
+          <w:hyperlink w:anchor="_Toc194759803" w:history="1">
             <w:r>
               <w:rPr>
                 <w:rStyle w:val="Hyperlink"/>
@@ -3496,7 +4624,7 @@
                 <w:kern w:val="2"/>
                 <w:sz w:val="24"/>
                 <w:szCs w:val="24"/>
-                <w:lang w:eastAsia="en-GB"/>
+                <w:lang w:val="en-US"/>
                 <w14:ligatures w14:val="standardContextual"/>
               </w:rPr>
               <w:tab/>
@@ -3506,7 +4634,7 @@
                 <w:rStyle w:val="Hyperlink"/>
                 <w:noProof/>
               </w:rPr>
-              <w:t>Conclusion</w:t>
+              <w:t>Reflection</w:t>
             </w:r>
             <w:r>
               <w:rPr>
@@ -3527,7 +4655,7 @@
                 <w:noProof/>
                 <w:webHidden/>
               </w:rPr>
-              <w:instrText xml:space="preserve"> PAGEREF _Toc194327731 \h </w:instrText>
+              <w:instrText xml:space="preserve"> PAGEREF _Toc194759803 \h </w:instrText>
             </w:r>
             <w:r>
               <w:rPr>
@@ -3547,7 +4675,7 @@
                 <w:noProof/>
                 <w:webHidden/>
               </w:rPr>
-              <w:t>14</w:t>
+              <w:t>28</w:t>
             </w:r>
             <w:r>
               <w:rPr>
@@ -3571,11 +4699,11 @@
               <w:kern w:val="2"/>
               <w:sz w:val="24"/>
               <w:szCs w:val="24"/>
-              <w:lang w:eastAsia="en-GB"/>
+              <w:lang w:val="en-US"/>
               <w14:ligatures w14:val="standardContextual"/>
             </w:rPr>
           </w:pPr>
-          <w:hyperlink w:anchor="_Toc194327732" w:history="1">
+          <w:hyperlink w:anchor="_Toc194759804" w:history="1">
             <w:r>
               <w:rPr>
                 <w:rStyle w:val="Hyperlink"/>
@@ -3590,7 +4718,7 @@
                 <w:kern w:val="2"/>
                 <w:sz w:val="24"/>
                 <w:szCs w:val="24"/>
-                <w:lang w:eastAsia="en-GB"/>
+                <w:lang w:val="en-US"/>
                 <w14:ligatures w14:val="standardContextual"/>
               </w:rPr>
               <w:tab/>
@@ -3600,7 +4728,7 @@
                 <w:rStyle w:val="Hyperlink"/>
                 <w:noProof/>
               </w:rPr>
-              <w:t>Project management</w:t>
+              <w:t>Development reflection</w:t>
             </w:r>
             <w:r>
               <w:rPr>
@@ -3621,7 +4749,7 @@
                 <w:noProof/>
                 <w:webHidden/>
               </w:rPr>
-              <w:instrText xml:space="preserve"> PAGEREF _Toc194327732 \h </w:instrText>
+              <w:instrText xml:space="preserve"> PAGEREF _Toc194759804 \h </w:instrText>
             </w:r>
             <w:r>
               <w:rPr>
@@ -3641,7 +4769,7 @@
                 <w:noProof/>
                 <w:webHidden/>
               </w:rPr>
-              <w:t>14</w:t>
+              <w:t>28</w:t>
             </w:r>
             <w:r>
               <w:rPr>
@@ -3665,11 +4793,11 @@
               <w:kern w:val="2"/>
               <w:sz w:val="24"/>
               <w:szCs w:val="24"/>
-              <w:lang w:eastAsia="en-GB"/>
+              <w:lang w:val="en-US"/>
               <w14:ligatures w14:val="standardContextual"/>
             </w:rPr>
           </w:pPr>
-          <w:hyperlink w:anchor="_Toc194327733" w:history="1">
+          <w:hyperlink w:anchor="_Toc194759805" w:history="1">
             <w:r>
               <w:rPr>
                 <w:rStyle w:val="Hyperlink"/>
@@ -3684,7 +4812,7 @@
                 <w:kern w:val="2"/>
                 <w:sz w:val="24"/>
                 <w:szCs w:val="24"/>
-                <w:lang w:eastAsia="en-GB"/>
+                <w:lang w:val="en-US"/>
                 <w14:ligatures w14:val="standardContextual"/>
               </w:rPr>
               <w:tab/>
@@ -3694,7 +4822,7 @@
                 <w:rStyle w:val="Hyperlink"/>
                 <w:noProof/>
               </w:rPr>
-              <w:t>Risk management</w:t>
+              <w:t>Future Development</w:t>
             </w:r>
             <w:r>
               <w:rPr>
@@ -3715,7 +4843,7 @@
                 <w:noProof/>
                 <w:webHidden/>
               </w:rPr>
-              <w:instrText xml:space="preserve"> PAGEREF _Toc194327733 \h </w:instrText>
+              <w:instrText xml:space="preserve"> PAGEREF _Toc194759805 \h </w:instrText>
             </w:r>
             <w:r>
               <w:rPr>
@@ -3735,7 +4863,7 @@
                 <w:noProof/>
                 <w:webHidden/>
               </w:rPr>
-              <w:t>14</w:t>
+              <w:t>28</w:t>
             </w:r>
             <w:r>
               <w:rPr>
@@ -3759,11 +4887,11 @@
               <w:kern w:val="2"/>
               <w:sz w:val="24"/>
               <w:szCs w:val="24"/>
-              <w:lang w:eastAsia="en-GB"/>
+              <w:lang w:val="en-US"/>
               <w14:ligatures w14:val="standardContextual"/>
             </w:rPr>
           </w:pPr>
-          <w:hyperlink w:anchor="_Toc194327734" w:history="1">
+          <w:hyperlink w:anchor="_Toc194759806" w:history="1">
             <w:r>
               <w:rPr>
                 <w:rStyle w:val="Hyperlink"/>
@@ -3778,7 +4906,7 @@
                 <w:kern w:val="2"/>
                 <w:sz w:val="24"/>
                 <w:szCs w:val="24"/>
-                <w:lang w:eastAsia="en-GB"/>
+                <w:lang w:val="en-US"/>
                 <w14:ligatures w14:val="standardContextual"/>
               </w:rPr>
               <w:tab/>
@@ -3788,7 +4916,7 @@
                 <w:rStyle w:val="Hyperlink"/>
                 <w:noProof/>
               </w:rPr>
-              <w:t>General conclusions</w:t>
+              <w:t>Future Research</w:t>
             </w:r>
             <w:r>
               <w:rPr>
@@ -3809,7 +4937,7 @@
                 <w:noProof/>
                 <w:webHidden/>
               </w:rPr>
-              <w:instrText xml:space="preserve"> PAGEREF _Toc194327734 \h </w:instrText>
+              <w:instrText xml:space="preserve"> PAGEREF _Toc194759806 \h </w:instrText>
             </w:r>
             <w:r>
               <w:rPr>
@@ -3829,7 +4957,101 @@
                 <w:noProof/>
                 <w:webHidden/>
               </w:rPr>
-              <w:t>14</w:t>
+              <w:t>28</w:t>
+            </w:r>
+            <w:r>
+              <w:rPr>
+                <w:noProof/>
+                <w:webHidden/>
+              </w:rPr>
+              <w:fldChar w:fldCharType="end"/>
+            </w:r>
+          </w:hyperlink>
+        </w:p>
+        <w:p>
+          <w:pPr>
+            <w:pStyle w:val="TOC2"/>
+            <w:tabs>
+              <w:tab w:val="left" w:pos="960"/>
+              <w:tab w:val="right" w:leader="dot" w:pos="9016"/>
+            </w:tabs>
+            <w:rPr>
+              <w:rFonts w:eastAsiaTheme="minorEastAsia"/>
+              <w:noProof/>
+              <w:kern w:val="2"/>
+              <w:sz w:val="24"/>
+              <w:szCs w:val="24"/>
+              <w:lang w:val="en-US"/>
+              <w14:ligatures w14:val="standardContextual"/>
+            </w:rPr>
+          </w:pPr>
+          <w:hyperlink w:anchor="_Toc194759807" w:history="1">
+            <w:r>
+              <w:rPr>
+                <w:rStyle w:val="Hyperlink"/>
+                <w:noProof/>
+              </w:rPr>
+              <w:t>8.4</w:t>
+            </w:r>
+            <w:r>
+              <w:rPr>
+                <w:rFonts w:eastAsiaTheme="minorEastAsia"/>
+                <w:noProof/>
+                <w:kern w:val="2"/>
+                <w:sz w:val="24"/>
+                <w:szCs w:val="24"/>
+                <w:lang w:val="en-US"/>
+                <w14:ligatures w14:val="standardContextual"/>
+              </w:rPr>
+              <w:tab/>
+            </w:r>
+            <w:r>
+              <w:rPr>
+                <w:rStyle w:val="Hyperlink"/>
+                <w:noProof/>
+              </w:rPr>
+              <w:t>Project Conclusions</w:t>
+            </w:r>
+            <w:r>
+              <w:rPr>
+                <w:noProof/>
+                <w:webHidden/>
+              </w:rPr>
+              <w:tab/>
+            </w:r>
+            <w:r>
+              <w:rPr>
+                <w:noProof/>
+                <w:webHidden/>
+              </w:rPr>
+              <w:fldChar w:fldCharType="begin"/>
+            </w:r>
+            <w:r>
+              <w:rPr>
+                <w:noProof/>
+                <w:webHidden/>
+              </w:rPr>
+              <w:instrText xml:space="preserve"> PAGEREF _Toc194759807 \h </w:instrText>
+            </w:r>
+            <w:r>
+              <w:rPr>
+                <w:noProof/>
+                <w:webHidden/>
+              </w:rPr>
+            </w:r>
+            <w:r>
+              <w:rPr>
+                <w:noProof/>
+                <w:webHidden/>
+              </w:rPr>
+              <w:fldChar w:fldCharType="separate"/>
+            </w:r>
+            <w:r>
+              <w:rPr>
+                <w:noProof/>
+                <w:webHidden/>
+              </w:rPr>
+              <w:t>28</w:t>
             </w:r>
             <w:r>
               <w:rPr>
@@ -3852,11 +5074,11 @@
               <w:kern w:val="2"/>
               <w:sz w:val="24"/>
               <w:szCs w:val="24"/>
-              <w:lang w:eastAsia="en-GB"/>
+              <w:lang w:val="en-US"/>
               <w14:ligatures w14:val="standardContextual"/>
             </w:rPr>
           </w:pPr>
-          <w:hyperlink w:anchor="_Toc194327735" w:history="1">
+          <w:hyperlink w:anchor="_Toc194759808" w:history="1">
             <w:r>
               <w:rPr>
                 <w:rStyle w:val="Hyperlink"/>
@@ -3883,7 +5105,7 @@
                 <w:noProof/>
                 <w:webHidden/>
               </w:rPr>
-              <w:instrText xml:space="preserve"> PAGEREF _Toc194327735 \h </w:instrText>
+              <w:instrText xml:space="preserve"> PAGEREF _Toc194759808 \h </w:instrText>
             </w:r>
             <w:r>
               <w:rPr>
@@ -3903,7 +5125,7 @@
                 <w:noProof/>
                 <w:webHidden/>
               </w:rPr>
-              <w:t>15</w:t>
+              <w:t>29</w:t>
             </w:r>
             <w:r>
               <w:rPr>
@@ -3926,11 +5148,11 @@
               <w:kern w:val="2"/>
               <w:sz w:val="24"/>
               <w:szCs w:val="24"/>
-              <w:lang w:eastAsia="en-GB"/>
+              <w:lang w:val="en-US"/>
               <w14:ligatures w14:val="standardContextual"/>
             </w:rPr>
           </w:pPr>
-          <w:hyperlink w:anchor="_Toc194327736" w:history="1">
+          <w:hyperlink w:anchor="_Toc194759809" w:history="1">
             <w:r>
               <w:rPr>
                 <w:rStyle w:val="Hyperlink"/>
@@ -3957,7 +5179,7 @@
                 <w:noProof/>
                 <w:webHidden/>
               </w:rPr>
-              <w:instrText xml:space="preserve"> PAGEREF _Toc194327736 \h </w:instrText>
+              <w:instrText xml:space="preserve"> PAGEREF _Toc194759809 \h </w:instrText>
             </w:r>
             <w:r>
               <w:rPr>
@@ -3977,7 +5199,7 @@
                 <w:noProof/>
                 <w:webHidden/>
               </w:rPr>
-              <w:t>17</w:t>
+              <w:t>31</w:t>
             </w:r>
             <w:r>
               <w:rPr>
@@ -4000,11 +5222,11 @@
               <w:kern w:val="2"/>
               <w:sz w:val="24"/>
               <w:szCs w:val="24"/>
-              <w:lang w:eastAsia="en-GB"/>
+              <w:lang w:val="en-US"/>
               <w14:ligatures w14:val="standardContextual"/>
             </w:rPr>
           </w:pPr>
-          <w:hyperlink w:anchor="_Toc194327737" w:history="1">
+          <w:hyperlink w:anchor="_Toc194759810" w:history="1">
             <w:r>
               <w:rPr>
                 <w:rStyle w:val="Hyperlink"/>
@@ -4031,7 +5253,7 @@
                 <w:noProof/>
                 <w:webHidden/>
               </w:rPr>
-              <w:instrText xml:space="preserve"> PAGEREF _Toc194327737 \h </w:instrText>
+              <w:instrText xml:space="preserve"> PAGEREF _Toc194759810 \h </w:instrText>
             </w:r>
             <w:r>
               <w:rPr>
@@ -4051,7 +5273,7 @@
                 <w:noProof/>
                 <w:webHidden/>
               </w:rPr>
-              <w:t>18</w:t>
+              <w:t>32</w:t>
             </w:r>
             <w:r>
               <w:rPr>
@@ -4082,7 +5304,7 @@
         <w:pStyle w:val="Heading1"/>
         <w:jc w:val="both"/>
       </w:pPr>
-      <w:bookmarkStart w:id="2" w:name="_Toc194327698"/>
+      <w:bookmarkStart w:id="2" w:name="_Toc194759758"/>
       <w:r>
         <w:lastRenderedPageBreak/>
         <w:t>Introduction</w:t>
@@ -4094,7 +5316,7 @@
         <w:pStyle w:val="Heading2"/>
         <w:jc w:val="both"/>
       </w:pPr>
-      <w:bookmarkStart w:id="3" w:name="_Toc194327699"/>
+      <w:bookmarkStart w:id="3" w:name="_Toc194759759"/>
       <w:r>
         <w:t>Background to the project</w:t>
       </w:r>
@@ -4368,7 +5590,7 @@
         <w:pStyle w:val="Heading2"/>
         <w:jc w:val="both"/>
       </w:pPr>
-      <w:bookmarkStart w:id="4" w:name="_Toc194327700"/>
+      <w:bookmarkStart w:id="4" w:name="_Toc194759760"/>
       <w:r>
         <w:t>Aims and objectives</w:t>
       </w:r>
@@ -4378,12 +5600,14 @@
       <w:pPr>
         <w:pStyle w:val="Heading3"/>
       </w:pPr>
+      <w:bookmarkStart w:id="5" w:name="_Toc194759761"/>
       <w:r>
         <w:t>Aim</w:t>
       </w:r>
       <w:r>
         <w:t>s</w:t>
       </w:r>
+      <w:bookmarkEnd w:id="5"/>
     </w:p>
     <w:p>
       <w:pPr>
@@ -4424,10 +5648,6 @@
     <w:p>
       <w:pPr>
         <w:pStyle w:val="ListParagraph"/>
-        <w:numPr>
-          <w:ilvl w:val="0"/>
-          <w:numId w:val="6"/>
-        </w:numPr>
       </w:pPr>
     </w:p>
     <w:p/>
@@ -4442,10 +5662,12 @@
       <w:pPr>
         <w:pStyle w:val="Heading3"/>
       </w:pPr>
+      <w:bookmarkStart w:id="6" w:name="_Toc194759762"/>
       <w:r>
         <w:lastRenderedPageBreak/>
         <w:t>Objectives</w:t>
       </w:r>
+      <w:bookmarkEnd w:id="6"/>
     </w:p>
     <w:p>
       <w:pPr>
@@ -4495,6 +5717,9 @@
       <w:r>
         <w:t xml:space="preserve"> </w:t>
       </w:r>
+      <w:r>
+        <w:t>The model must also retain a high level of accuracy being of over eighty percent to ensure that fires are consistently predicted correctly.</w:t>
+      </w:r>
     </w:p>
     <w:p/>
     <w:p>
@@ -4568,15 +5793,8 @@
     <w:p>
       <w:pPr>
         <w:pStyle w:val="NoSpacing"/>
-        <w:numPr>
-          <w:ilvl w:val="0"/>
-          <w:numId w:val="6"/>
-        </w:numPr>
         <w:jc w:val="both"/>
       </w:pPr>
-      <w:r>
-        <w:t>The model should be fine-tuned to prevent misclassifications which may cause false alarms or fires to slip through undetected.</w:t>
-      </w:r>
     </w:p>
     <w:p>
       <w:pPr>
@@ -4604,12 +5822,6 @@
     </w:p>
     <w:p>
       <w:pPr>
-        <w:pStyle w:val="NoSpacing"/>
-        <w:jc w:val="both"/>
-      </w:pPr>
-    </w:p>
-    <w:p>
-      <w:pPr>
         <w:jc w:val="both"/>
       </w:pPr>
     </w:p>
@@ -4618,11 +5830,11 @@
         <w:pStyle w:val="Heading2"/>
         <w:jc w:val="both"/>
       </w:pPr>
-      <w:bookmarkStart w:id="5" w:name="_Toc194327701"/>
+      <w:bookmarkStart w:id="7" w:name="_Toc194759763"/>
       <w:r>
         <w:t>Research question</w:t>
       </w:r>
-      <w:bookmarkEnd w:id="5"/>
+      <w:bookmarkEnd w:id="7"/>
     </w:p>
     <w:p>
       <w:pPr>
@@ -4655,6 +5867,34 @@
       </w:r>
       <w:r>
         <w:t>local authorities to implement preventative measures that can reduce or eliminate the damages that wildfires cause.</w:t>
+      </w:r>
+    </w:p>
+    <w:p>
+      <w:pPr>
+        <w:jc w:val="both"/>
+      </w:pPr>
+    </w:p>
+    <w:p>
+      <w:pPr>
+        <w:pStyle w:val="Heading2"/>
+      </w:pPr>
+      <w:bookmarkStart w:id="8" w:name="_Toc194759764"/>
+      <w:r>
+        <w:t>Report structure</w:t>
+      </w:r>
+      <w:bookmarkEnd w:id="8"/>
+    </w:p>
+    <w:p>
+      <w:r>
+        <w:t>For the remaining sections of the report, it will have the following structure. Section 2 will cover the literature review which will cover background research of wildfire prediction and explore possible routes for the project to take. Section 3 will cover the requirements and constraints facing the project which will be informed by the literature review.</w:t>
+      </w:r>
+    </w:p>
+    <w:p>
+      <w:r>
+        <w:t>Section 4 will cover the designing of the dataset and interface which will inform the implementation of the project which will be documented in section 5. Section 6 will cover the ethics and commercial aspects of the project. The results of the project will be documented in section 7</w:t>
+      </w:r>
+      <w:r>
+        <w:t>. Finally, the project as a whole will culminate in Section 8 which will evaluate the project and discuss future work which the project can be used to inform</w:t>
       </w:r>
     </w:p>
     <w:p>
@@ -4662,12 +5902,12 @@
         <w:pStyle w:val="Heading1"/>
         <w:jc w:val="both"/>
       </w:pPr>
-      <w:bookmarkStart w:id="6" w:name="_Toc194327702"/>
+      <w:bookmarkStart w:id="9" w:name="_Toc194759765"/>
       <w:r>
         <w:lastRenderedPageBreak/>
         <w:t>Literature review</w:t>
       </w:r>
-      <w:bookmarkEnd w:id="6"/>
+      <w:bookmarkEnd w:id="9"/>
     </w:p>
     <w:p>
       <w:pPr>
@@ -4719,13 +5959,13 @@
         <w:pStyle w:val="Heading3"/>
         <w:jc w:val="both"/>
       </w:pPr>
-      <w:bookmarkStart w:id="7" w:name="_Toc187672383"/>
-      <w:bookmarkStart w:id="8" w:name="_Toc194327703"/>
+      <w:bookmarkStart w:id="10" w:name="_Toc187672383"/>
+      <w:bookmarkStart w:id="11" w:name="_Toc194759766"/>
       <w:r>
         <w:t>Region selection</w:t>
       </w:r>
-      <w:bookmarkEnd w:id="7"/>
-      <w:bookmarkEnd w:id="8"/>
+      <w:bookmarkEnd w:id="10"/>
+      <w:bookmarkEnd w:id="11"/>
     </w:p>
     <w:p>
       <w:pPr>
@@ -5008,13 +6248,13 @@
         <w:pStyle w:val="Heading3"/>
         <w:jc w:val="both"/>
       </w:pPr>
-      <w:bookmarkStart w:id="9" w:name="_Toc187672384"/>
-      <w:bookmarkStart w:id="10" w:name="_Toc194327704"/>
+      <w:bookmarkStart w:id="12" w:name="_Toc187672384"/>
+      <w:bookmarkStart w:id="13" w:name="_Toc194759767"/>
       <w:r>
         <w:t>Satellites</w:t>
       </w:r>
-      <w:bookmarkEnd w:id="9"/>
-      <w:bookmarkEnd w:id="10"/>
+      <w:bookmarkEnd w:id="12"/>
+      <w:bookmarkEnd w:id="13"/>
       <w:r>
         <w:t xml:space="preserve"> </w:t>
       </w:r>
@@ -5312,13 +6552,13 @@
         <w:pStyle w:val="Heading3"/>
         <w:jc w:val="both"/>
       </w:pPr>
-      <w:bookmarkStart w:id="11" w:name="_Toc187672385"/>
-      <w:bookmarkStart w:id="12" w:name="_Toc194327705"/>
+      <w:bookmarkStart w:id="14" w:name="_Toc187672385"/>
+      <w:bookmarkStart w:id="15" w:name="_Toc194759768"/>
       <w:r>
         <w:t>Available Satellite datasets</w:t>
       </w:r>
-      <w:bookmarkEnd w:id="11"/>
-      <w:bookmarkEnd w:id="12"/>
+      <w:bookmarkEnd w:id="14"/>
+      <w:bookmarkEnd w:id="15"/>
     </w:p>
     <w:p>
       <w:pPr>
@@ -5415,13 +6655,13 @@
         <w:pStyle w:val="Heading3"/>
         <w:jc w:val="both"/>
       </w:pPr>
-      <w:bookmarkStart w:id="13" w:name="_Toc187672386"/>
-      <w:bookmarkStart w:id="14" w:name="_Toc194327706"/>
+      <w:bookmarkStart w:id="16" w:name="_Toc187672386"/>
+      <w:bookmarkStart w:id="17" w:name="_Toc194759769"/>
       <w:r>
         <w:t>Models</w:t>
       </w:r>
-      <w:bookmarkEnd w:id="13"/>
-      <w:bookmarkEnd w:id="14"/>
+      <w:bookmarkEnd w:id="16"/>
+      <w:bookmarkEnd w:id="17"/>
     </w:p>
     <w:p>
       <w:pPr>
@@ -5765,11 +7005,11 @@
         <w:pStyle w:val="Heading3"/>
         <w:jc w:val="both"/>
       </w:pPr>
-      <w:bookmarkStart w:id="15" w:name="_Toc194327707"/>
+      <w:bookmarkStart w:id="18" w:name="_Toc194759770"/>
       <w:r>
         <w:t>Conclusion</w:t>
       </w:r>
-      <w:bookmarkEnd w:id="15"/>
+      <w:bookmarkEnd w:id="18"/>
     </w:p>
     <w:p>
       <w:pPr>
@@ -5789,7 +7029,7 @@
         <w:pStyle w:val="Heading1"/>
         <w:jc w:val="both"/>
       </w:pPr>
-      <w:bookmarkStart w:id="16" w:name="_Toc194327708"/>
+      <w:bookmarkStart w:id="19" w:name="_Toc194759771"/>
       <w:r>
         <w:lastRenderedPageBreak/>
         <w:t>R</w:t>
@@ -5800,15 +7040,17 @@
       <w:r>
         <w:t>quirements</w:t>
       </w:r>
-      <w:bookmarkEnd w:id="16"/>
+      <w:bookmarkEnd w:id="19"/>
     </w:p>
     <w:p>
       <w:pPr>
         <w:pStyle w:val="Heading2"/>
       </w:pPr>
+      <w:bookmarkStart w:id="20" w:name="_Toc194759772"/>
       <w:r>
         <w:t>System requirements</w:t>
       </w:r>
+      <w:bookmarkEnd w:id="20"/>
     </w:p>
     <w:p>
       <w:r>
@@ -5862,6 +7104,7 @@
       <w:pPr>
         <w:pStyle w:val="Heading2"/>
       </w:pPr>
+      <w:bookmarkStart w:id="21" w:name="_Toc194759773"/>
       <w:r>
         <w:t>Data</w:t>
       </w:r>
@@ -5871,6 +7114,7 @@
       <w:r>
         <w:t xml:space="preserve"> requirements</w:t>
       </w:r>
+      <w:bookmarkEnd w:id="21"/>
     </w:p>
     <w:p>
       <w:pPr>
@@ -5883,11 +7127,11 @@
       <w:r>
         <w:t xml:space="preserve">The dataset </w:t>
       </w:r>
-      <w:bookmarkStart w:id="17" w:name="_Hlk194505261"/>
+      <w:bookmarkStart w:id="22" w:name="_Hlk194505261"/>
       <w:r>
         <w:t>must</w:t>
       </w:r>
-      <w:bookmarkEnd w:id="17"/>
+      <w:bookmarkEnd w:id="22"/>
       <w:r>
         <w:t xml:space="preserve"> </w:t>
       </w:r>
@@ -6001,14 +7245,14 @@
         <w:pStyle w:val="Heading2"/>
         <w:jc w:val="both"/>
       </w:pPr>
-      <w:bookmarkStart w:id="18" w:name="_Toc194327709"/>
+      <w:bookmarkStart w:id="23" w:name="_Toc194759774"/>
       <w:r>
         <w:t>Input</w:t>
       </w:r>
       <w:r>
         <w:t xml:space="preserve"> requirements</w:t>
       </w:r>
-      <w:bookmarkEnd w:id="18"/>
+      <w:bookmarkEnd w:id="23"/>
     </w:p>
     <w:p>
       <w:pPr>
@@ -6053,9 +7297,11 @@
       <w:pPr>
         <w:pStyle w:val="Heading2"/>
       </w:pPr>
+      <w:bookmarkStart w:id="24" w:name="_Toc194759775"/>
       <w:r>
         <w:t>Model Requirements</w:t>
       </w:r>
+      <w:bookmarkEnd w:id="24"/>
     </w:p>
     <w:p>
       <w:pPr>
@@ -6131,14 +7377,14 @@
         <w:pStyle w:val="Heading2"/>
         <w:jc w:val="both"/>
       </w:pPr>
-      <w:bookmarkStart w:id="19" w:name="_Toc194327710"/>
+      <w:bookmarkStart w:id="25" w:name="_Toc194759776"/>
       <w:r>
         <w:t>Interface</w:t>
       </w:r>
       <w:r>
         <w:t xml:space="preserve"> requirements</w:t>
       </w:r>
-      <w:bookmarkEnd w:id="19"/>
+      <w:bookmarkEnd w:id="25"/>
     </w:p>
     <w:p>
       <w:pPr>
@@ -6287,12 +7533,12 @@
         <w:pStyle w:val="Heading2"/>
         <w:jc w:val="both"/>
       </w:pPr>
-      <w:bookmarkStart w:id="20" w:name="_Toc194327711"/>
+      <w:bookmarkStart w:id="26" w:name="_Toc194759777"/>
       <w:r>
         <w:lastRenderedPageBreak/>
         <w:t>Design constraints</w:t>
       </w:r>
-      <w:bookmarkEnd w:id="20"/>
+      <w:bookmarkEnd w:id="26"/>
     </w:p>
     <w:p>
       <w:r>
@@ -6339,26 +7585,26 @@
         <w:pStyle w:val="Heading1"/>
         <w:jc w:val="both"/>
       </w:pPr>
-      <w:bookmarkStart w:id="21" w:name="_Toc194327712"/>
+      <w:bookmarkStart w:id="27" w:name="_Toc194759778"/>
       <w:r>
         <w:lastRenderedPageBreak/>
         <w:t>Design</w:t>
       </w:r>
-      <w:bookmarkEnd w:id="21"/>
+      <w:bookmarkEnd w:id="27"/>
     </w:p>
     <w:p>
       <w:pPr>
         <w:pStyle w:val="Heading2"/>
         <w:jc w:val="both"/>
       </w:pPr>
-      <w:bookmarkStart w:id="22" w:name="_Toc194327713"/>
+      <w:bookmarkStart w:id="28" w:name="_Toc194759779"/>
       <w:r>
         <w:t>Dataset</w:t>
       </w:r>
       <w:r>
         <w:t xml:space="preserve"> design</w:t>
       </w:r>
-      <w:bookmarkEnd w:id="22"/>
+      <w:bookmarkEnd w:id="28"/>
     </w:p>
     <w:p>
       <w:r>
@@ -6433,14 +7679,22 @@
         <w:pStyle w:val="Heading2"/>
         <w:jc w:val="both"/>
       </w:pPr>
-      <w:bookmarkStart w:id="23" w:name="_Toc194327714"/>
+      <w:bookmarkStart w:id="29" w:name="_Toc194759780"/>
       <w:r>
         <w:t>Interface</w:t>
       </w:r>
       <w:r>
         <w:t xml:space="preserve"> design</w:t>
       </w:r>
-      <w:bookmarkEnd w:id="23"/>
+      <w:bookmarkEnd w:id="29"/>
+    </w:p>
+    <w:p>
+      <w:r>
+        <w:t>Creating a user interface will allow users to operate the program effectively without the use of a console</w:t>
+      </w:r>
+      <w:r>
+        <w:t>. Therefore, the program will be more accessible to use as the user will not need any knowledge or experience with the program before to operate it, all the user will require to use the program is a file to input for a prediction and to download the program and dataset files.</w:t>
+      </w:r>
     </w:p>
     <w:p>
       <w:r>
@@ -6462,7 +7716,6 @@
         <w:rPr>
           <w:u w:val="single"/>
         </w:rPr>
-        <w:lastRenderedPageBreak/>
         <w:t xml:space="preserve">Interface design </w:t>
       </w:r>
     </w:p>
@@ -6489,6 +7742,9 @@
     </w:p>
     <w:p>
       <w:r>
+        <w:rPr>
+          <w:noProof/>
+        </w:rPr>
         <w:drawing>
           <wp:inline distT="0" distB="0" distL="0" distR="0" wp14:anchorId="221590C9" wp14:editId="759936F7">
             <wp:extent cx="2486372" cy="1838582"/>
@@ -6555,6 +7811,9 @@
     </w:p>
     <w:p>
       <w:r>
+        <w:rPr>
+          <w:noProof/>
+        </w:rPr>
         <w:drawing>
           <wp:inline distT="0" distB="0" distL="0" distR="0" wp14:anchorId="40C6E6F5" wp14:editId="27DCFB3E">
             <wp:extent cx="2457793" cy="1705213"/>
@@ -6645,6 +7904,9 @@
     </w:p>
     <w:p>
       <w:r>
+        <w:rPr>
+          <w:noProof/>
+        </w:rPr>
         <w:drawing>
           <wp:inline distT="0" distB="0" distL="0" distR="0" wp14:anchorId="62308ED2" wp14:editId="74D0C32E">
             <wp:extent cx="2457793" cy="1752845"/>
@@ -6684,16 +7946,7 @@
     </w:p>
     <w:p>
       <w:r>
-        <w:t>Following training the model the user will be presented with the option to navigate to a prediction page which will allow the user to select a file on their local storage devices to input into the program</w:t>
-      </w:r>
-      <w:r>
-        <w:t xml:space="preserve">. </w:t>
-      </w:r>
-      <w:r>
-        <w:t>Once the user has inputted a file the interface will navigate to a results page</w:t>
-      </w:r>
-      <w:r>
-        <w:t>.</w:t>
+        <w:t>Following training the model the user will be presented with the option to navigate to a prediction page which will allow the user to select a file on their local storage devices to input into the program. Once the user has inputted a file the interface will navigate to a results page.</w:t>
       </w:r>
       <w:r>
         <w:t xml:space="preserve"> </w:t>
@@ -6731,6 +7984,9 @@
     </w:p>
     <w:p>
       <w:r>
+        <w:rPr>
+          <w:noProof/>
+        </w:rPr>
         <w:drawing>
           <wp:inline distT="0" distB="0" distL="0" distR="0" wp14:anchorId="2D76A262" wp14:editId="2CA76097">
             <wp:extent cx="2467319" cy="1762371"/>
@@ -6770,10 +8026,11 @@
     </w:p>
     <w:p>
       <w:r>
-        <w:t>Once the program has switched to the results page it will present</w:t>
-      </w:r>
-      <w:r>
-        <w:t xml:space="preserve"> the user with the rgb image of the data as well as the prediction made by the model. The user will be given suggested actions based on the outcome of the prediction as well as an option to return to the prediction screen to input another piece of data.</w:t>
+        <w:t xml:space="preserve">Once the program has switched to the results page it will present the user with the rgb image of the data as well as the prediction made by the model. The user will be given suggested actions based on </w:t>
+      </w:r>
+      <w:r>
+        <w:lastRenderedPageBreak/>
+        <w:t>the outcome of the prediction as well as an option to return to the prediction screen to input another piece of data.</w:t>
       </w:r>
       <w:r>
         <w:t xml:space="preserve"> </w:t>
@@ -6791,12 +8048,14 @@
         <w:rPr>
           <w:u w:val="single"/>
         </w:rPr>
-        <w:lastRenderedPageBreak/>
         <w:t>About page</w:t>
       </w:r>
     </w:p>
     <w:p>
       <w:r>
+        <w:rPr>
+          <w:noProof/>
+        </w:rPr>
         <w:drawing>
           <wp:inline distT="0" distB="0" distL="0" distR="0" wp14:anchorId="6923B435" wp14:editId="39B33FDD">
             <wp:extent cx="2486372" cy="1695687"/>
@@ -6857,6 +8116,9 @@
     </w:p>
     <w:p>
       <w:r>
+        <w:rPr>
+          <w:noProof/>
+        </w:rPr>
         <w:drawing>
           <wp:inline distT="0" distB="0" distL="0" distR="0" wp14:anchorId="724F4A50" wp14:editId="2873C743">
             <wp:extent cx="2514951" cy="1724266"/>
@@ -6904,12 +8166,12 @@
         <w:pStyle w:val="Heading1"/>
         <w:jc w:val="both"/>
       </w:pPr>
-      <w:bookmarkStart w:id="24" w:name="_Toc194327715"/>
+      <w:bookmarkStart w:id="30" w:name="_Toc194759781"/>
       <w:r>
         <w:lastRenderedPageBreak/>
         <w:t>Implementation</w:t>
       </w:r>
-      <w:bookmarkEnd w:id="24"/>
+      <w:bookmarkEnd w:id="30"/>
       <w:r>
         <w:t xml:space="preserve"> </w:t>
       </w:r>
@@ -6918,31 +8180,31 @@
       <w:pPr>
         <w:pStyle w:val="Heading2"/>
       </w:pPr>
-      <w:bookmarkStart w:id="25" w:name="_Toc194327716"/>
+      <w:bookmarkStart w:id="31" w:name="_Toc194759782"/>
       <w:r>
         <w:t>Dataset Creation</w:t>
       </w:r>
-      <w:bookmarkEnd w:id="25"/>
+      <w:bookmarkEnd w:id="31"/>
     </w:p>
     <w:p>
       <w:pPr>
         <w:pStyle w:val="Heading3"/>
       </w:pPr>
-      <w:bookmarkStart w:id="26" w:name="_Toc194327717"/>
+      <w:bookmarkStart w:id="32" w:name="_Toc194759783"/>
       <w:r>
         <w:t>Selecting a region</w:t>
       </w:r>
-      <w:bookmarkEnd w:id="26"/>
+      <w:bookmarkEnd w:id="32"/>
     </w:p>
     <w:p>
       <w:r>
         <w:t xml:space="preserve">To begin creating the dataset it must first be captured and exported from the google earth engine. </w:t>
       </w:r>
       <w:r>
-        <w:t xml:space="preserve">To do this, </w:t>
-      </w:r>
-      <w:r>
-        <w:t xml:space="preserve"> </w:t>
+        <w:t xml:space="preserve">To do </w:t>
+      </w:r>
+      <w:r>
+        <w:t xml:space="preserve">this, </w:t>
       </w:r>
       <w:r>
         <w:t>California</w:t>
@@ -7125,11 +8387,11 @@
       <w:pPr>
         <w:pStyle w:val="Heading3"/>
       </w:pPr>
-      <w:bookmarkStart w:id="27" w:name="_Toc194327718"/>
+      <w:bookmarkStart w:id="33" w:name="_Toc194759784"/>
       <w:r>
         <w:t>Finding a fire</w:t>
       </w:r>
-      <w:bookmarkEnd w:id="27"/>
+      <w:bookmarkEnd w:id="33"/>
     </w:p>
     <w:p>
       <w:r>
@@ -7204,11 +8466,11 @@
       <w:pPr>
         <w:pStyle w:val="Heading3"/>
       </w:pPr>
-      <w:bookmarkStart w:id="28" w:name="_Toc194327719"/>
+      <w:bookmarkStart w:id="34" w:name="_Toc194759785"/>
       <w:r>
         <w:t>Extracting data</w:t>
       </w:r>
-      <w:bookmarkEnd w:id="28"/>
+      <w:bookmarkEnd w:id="34"/>
     </w:p>
     <w:p>
       <w:r>
@@ -7275,7 +8537,10 @@
     </w:p>
     <w:p>
       <w:r>
-        <w:t>Additionally,  the data does not include the day that it was taken only the solar angles when the images were captured. This means that time of day cannot be considered as for the time of day to be calculated using solar angles the data would also need to include world coordinates which is not present in the data. This means that the model may struggle with thermal anomalies at night as they may be seen as regular thermal readings in the daytime.</w:t>
+        <w:t>Additionally, the</w:t>
+      </w:r>
+      <w:r>
+        <w:t xml:space="preserve"> data does not include the day that it was taken only the solar angles when the images were captured. This means that time of day cannot be considered as for the time of day to be calculated using solar angles the data would also need to include world coordinates which is not present in the data. This means that the model may struggle with thermal anomalies at night as they may be seen as regular thermal readings in the daytime.</w:t>
       </w:r>
     </w:p>
     <w:p>
@@ -7358,7 +8623,7 @@
       <w:pPr>
         <w:pStyle w:val="Heading3"/>
       </w:pPr>
-      <w:bookmarkStart w:id="29" w:name="_Toc194327720"/>
+      <w:bookmarkStart w:id="35" w:name="_Toc194759786"/>
       <w:r>
         <w:t>D</w:t>
       </w:r>
@@ -7368,7 +8633,7 @@
       <w:r>
         <w:t>preprocessing</w:t>
       </w:r>
-      <w:bookmarkEnd w:id="29"/>
+      <w:bookmarkEnd w:id="35"/>
     </w:p>
     <w:p>
       <w:r>
@@ -7449,7 +8714,7 @@
         <w:pStyle w:val="Heading2"/>
         <w:jc w:val="both"/>
       </w:pPr>
-      <w:bookmarkStart w:id="30" w:name="_Toc194327721"/>
+      <w:bookmarkStart w:id="36" w:name="_Toc194759787"/>
       <w:r>
         <w:lastRenderedPageBreak/>
         <w:t xml:space="preserve">Model </w:t>
@@ -7457,17 +8722,17 @@
       <w:r>
         <w:t>Implementation</w:t>
       </w:r>
-      <w:bookmarkEnd w:id="30"/>
+      <w:bookmarkEnd w:id="36"/>
     </w:p>
     <w:p>
       <w:pPr>
         <w:pStyle w:val="Heading3"/>
       </w:pPr>
-      <w:bookmarkStart w:id="31" w:name="_Toc194327722"/>
+      <w:bookmarkStart w:id="37" w:name="_Toc194759788"/>
       <w:r>
         <w:t>Important Bands in Landsat 9</w:t>
       </w:r>
-      <w:bookmarkEnd w:id="31"/>
+      <w:bookmarkEnd w:id="37"/>
     </w:p>
     <w:p>
       <w:r>
@@ -7570,11 +8835,11 @@
       <w:pPr>
         <w:pStyle w:val="Heading3"/>
       </w:pPr>
-      <w:bookmarkStart w:id="32" w:name="_Toc194327723"/>
+      <w:bookmarkStart w:id="38" w:name="_Toc194759789"/>
       <w:r>
         <w:t>Convolutional Neural Network (CNN)</w:t>
       </w:r>
-      <w:bookmarkEnd w:id="32"/>
+      <w:bookmarkEnd w:id="38"/>
     </w:p>
     <w:p>
       <w:r>
@@ -7701,11 +8966,11 @@
       <w:pPr>
         <w:pStyle w:val="Heading3"/>
       </w:pPr>
-      <w:bookmarkStart w:id="33" w:name="_Toc194327724"/>
+      <w:bookmarkStart w:id="39" w:name="_Toc194759790"/>
       <w:r>
         <w:t>User Interface</w:t>
       </w:r>
-      <w:bookmarkEnd w:id="33"/>
+      <w:bookmarkEnd w:id="39"/>
     </w:p>
     <w:p>
       <w:r>
@@ -7717,6 +8982,9 @@
     </w:p>
     <w:p>
       <w:r>
+        <w:rPr>
+          <w:noProof/>
+        </w:rPr>
         <w:drawing>
           <wp:inline distT="0" distB="0" distL="0" distR="0" wp14:anchorId="6BC0466A" wp14:editId="3B3B58C0">
             <wp:extent cx="4648849" cy="1857634"/>
@@ -7763,6 +9031,9 @@
     <w:p/>
     <w:p>
       <w:r>
+        <w:rPr>
+          <w:noProof/>
+        </w:rPr>
         <w:lastRenderedPageBreak/>
         <w:drawing>
           <wp:inline distT="0" distB="0" distL="0" distR="0" wp14:anchorId="05265A21" wp14:editId="35093EFD">
@@ -7817,6 +9088,9 @@
         <w:t xml:space="preserve"> </w:t>
       </w:r>
       <w:r>
+        <w:rPr>
+          <w:noProof/>
+        </w:rPr>
         <w:drawing>
           <wp:inline distT="0" distB="0" distL="0" distR="0" wp14:anchorId="6F135486" wp14:editId="0F34C7A5">
             <wp:extent cx="4620270" cy="1800476"/>
@@ -7866,6 +9140,12 @@
         </w:rPr>
         <w:t>The prediction page also follows the design and uses a grid based system.</w:t>
       </w:r>
+      <w:r>
+        <w:rPr>
+          <w:noProof/>
+        </w:rPr>
+        <w:t xml:space="preserve"> The predict button opens a pop up window that allows the user to pick any .tif file on their local drives and input it into the model for a prediction to take place.</w:t>
+      </w:r>
     </w:p>
     <w:p>
       <w:pPr>
@@ -7887,6 +9167,18 @@
           <w:noProof/>
         </w:rPr>
         <w:t>Overall, the interface created using Tkinter follows the designs well due to the interface being low fidelity as the program needs to be as smooth to use as possible for a user with no prior experience or knowledge of fire prediction.</w:t>
+      </w:r>
+      <w:r>
+        <w:rPr>
+          <w:noProof/>
+        </w:rPr>
+        <w:t xml:space="preserve"> Additionally, creating a higher fidelity interface may be costly to computing resources and result in the model taking longer to train if more resources are allocated to displaying a </w:t>
+      </w:r>
+      <w:r>
+        <w:rPr>
+          <w:noProof/>
+        </w:rPr>
+        <w:t>user interface.</w:t>
       </w:r>
     </w:p>
     <w:p/>
@@ -7907,19 +9199,21 @@
         <w:pStyle w:val="Heading2"/>
         <w:jc w:val="both"/>
       </w:pPr>
-      <w:bookmarkStart w:id="34" w:name="_Toc194327725"/>
+      <w:bookmarkStart w:id="40" w:name="_Toc194759791"/>
       <w:r>
         <w:t>Testing</w:t>
       </w:r>
-      <w:bookmarkEnd w:id="34"/>
+      <w:bookmarkEnd w:id="40"/>
     </w:p>
     <w:p>
       <w:pPr>
         <w:pStyle w:val="Heading3"/>
       </w:pPr>
+      <w:bookmarkStart w:id="41" w:name="_Toc194759792"/>
       <w:r>
         <w:t>Model Training Performance</w:t>
       </w:r>
+      <w:bookmarkEnd w:id="41"/>
     </w:p>
     <w:p>
       <w:r>
@@ -8125,11 +9419,8 @@
     </w:p>
     <w:p>
       <w:r>
-        <w:t xml:space="preserve">The training evaluation suggests that the model has been able learn patterns and generalise well and shows no signs of over or underfitting. Therefore, as a result of the training the model is well tuned </w:t>
-      </w:r>
-      <w:r>
         <w:lastRenderedPageBreak/>
-        <w:t xml:space="preserve">for the task of predicting fires and needs to be tested rigorously to confirm that the model is successful. </w:t>
+        <w:t xml:space="preserve">The training evaluation suggests that the model has been able learn patterns and generalise well and shows no signs of over or underfitting. Therefore, as a result of the training the model is well tuned for the task of predicting fires and needs to be tested rigorously to confirm that the model is successful. </w:t>
       </w:r>
     </w:p>
     <w:p/>
@@ -8140,9 +9431,11 @@
       <w:pPr>
         <w:pStyle w:val="Heading3"/>
       </w:pPr>
+      <w:bookmarkStart w:id="42" w:name="_Toc194759793"/>
       <w:r>
         <w:t>Model Testing</w:t>
       </w:r>
+      <w:bookmarkEnd w:id="42"/>
     </w:p>
     <w:p>
       <w:pPr>
@@ -8187,7 +9480,13 @@
     </w:p>
     <w:p>
       <w:r>
-        <w:t>To test the model’s ability to predict between Low, High and Live fire conditions data was collected about the Ventura county “Mountain fire” in 2024. This dataset does not include data where there wasn’t a fire so any predictions in that category have been</w:t>
+        <w:t xml:space="preserve">To test the model’s ability to predict between Low, High and Live fire conditions data was collected about the </w:t>
+      </w:r>
+      <w:r>
+        <w:t>Ventura County</w:t>
+      </w:r>
+      <w:r>
+        <w:t xml:space="preserve"> “Mountain fire” in 2024. This dataset does not include data where there wasn’t a fire so any predictions in that category have been</w:t>
       </w:r>
       <w:r>
         <w:t xml:space="preserve"> incorrectly </w:t>
@@ -8198,6 +9497,9 @@
     </w:p>
     <w:p>
       <w:r>
+        <w:rPr>
+          <w:noProof/>
+        </w:rPr>
         <w:drawing>
           <wp:inline distT="0" distB="0" distL="0" distR="0" wp14:anchorId="1D33A470" wp14:editId="689C2888">
             <wp:extent cx="5731510" cy="4300220"/>
@@ -8237,16 +9539,19 @@
     </w:p>
     <w:p>
       <w:r>
-        <w:t xml:space="preserve">The model has struggled to predict well on this new unseen dataset. This may be due to the fire occurring at a different time of the year and elevation to the pacific palisade fire. The model was accurate predicting whether the data did actually contain a fire but inaccurate with the other </w:t>
-      </w:r>
-      <w:r>
         <w:lastRenderedPageBreak/>
-        <w:t>categories. The model may have had a heavy bias towards the live fire category due to the conditions present before, after and during being a lot hotter than the pacific palisades fire.</w:t>
-      </w:r>
-    </w:p>
-    <w:p>
-      <w:r>
-        <w:t>Overall, the model has been confused by the unseen data which may be due to the fact that the mountain in Ventura county is wildly different to the pacific palisades which is much closer to the coast meaning that the model has become confused due to the variance in conditions.</w:t>
+        <w:t>The model has struggled to predict well on this new unseen dataset. This may be due to the fire occurring at a different time of the year and elevation to the pacific palisade fire. The model was accurate predicting whether the data did actually contain a fire but inaccurate with the other categories. The model may have had a heavy bias towards the live fire category due to the conditions present before, after and during being a lot hotter than the pacific palisades fire.</w:t>
+      </w:r>
+    </w:p>
+    <w:p>
+      <w:r>
+        <w:t xml:space="preserve">Overall, the model has been confused by the unseen data which may be due to the fact that the mountain in </w:t>
+      </w:r>
+      <w:r>
+        <w:t>Ventura County</w:t>
+      </w:r>
+      <w:r>
+        <w:t xml:space="preserve"> is wildly different to the pacific palisades which is much closer to the coast meaning that the model has become confused due to the variance in conditions.</w:t>
       </w:r>
     </w:p>
     <w:p>
@@ -8254,29 +9559,14 @@
         <w:t>Additionally, every fire is different meaning that fires that start hotter and burn hotter may be predicted incorrectly a lot of the time.</w:t>
       </w:r>
       <w:r>
-        <w:t xml:space="preserve"> To test this theory d</w:t>
-      </w:r>
-      <w:r>
-        <w:t xml:space="preserve">ata </w:t>
-      </w:r>
-      <w:r>
-        <w:t>will</w:t>
-      </w:r>
-      <w:r>
-        <w:t xml:space="preserve"> be collected from </w:t>
-      </w:r>
-      <w:r>
-        <w:t xml:space="preserve">the summer </w:t>
-      </w:r>
-      <w:r>
-        <w:t>season in the year to check for any inaccuracies due to the higher thermal averages in summer</w:t>
-      </w:r>
-      <w:r>
-        <w:t>.</w:t>
-      </w:r>
-    </w:p>
-    <w:p>
-      <w:r>
+        <w:t xml:space="preserve"> To test this theory data will be collected from the summer season in the year to check for any inaccuracies due to the higher thermal averages in summer.</w:t>
+      </w:r>
+    </w:p>
+    <w:p>
+      <w:r>
+        <w:rPr>
+          <w:noProof/>
+        </w:rPr>
         <w:drawing>
           <wp:inline distT="0" distB="0" distL="0" distR="0" wp14:anchorId="518A3C9A" wp14:editId="28937F52">
             <wp:extent cx="4329240" cy="3296093"/>
@@ -8321,7 +9611,10 @@
     </w:p>
     <w:p>
       <w:r>
-        <w:t>The Ventura county fire dataset that the model was tested occurred in the autumn which results in the baseline thermal activity being much lower than in the height of summer. Therefore, from these tests and experiments the model is not accurate in the warmer months but becomes more accurate towards the winter months. This is easily explained by the dataset purely containing data about a singular fire which occurred in the winter.</w:t>
+        <w:t>The Ventura County</w:t>
+      </w:r>
+      <w:r>
+        <w:t xml:space="preserve"> fire dataset that the model was tested occurred in the autumn which results in the baseline thermal activity being much lower than in the height of summer. Therefore, from these tests and experiments the model is not accurate in the warmer months but becomes more accurate towards the winter months. This is easily explained by the dataset purely containing data about a singular fire which occurred in the winter.</w:t>
       </w:r>
     </w:p>
     <w:p>
@@ -8332,13 +9625,6 @@
         <w:t xml:space="preserve"> This would ensure that fires are captured correctly however, it may also introduce the problem of the model not picking up cooler fires that occur in the winter if it recognises hotter fires but struggles on cooler fires.</w:t>
       </w:r>
     </w:p>
-    <w:p/>
-    <w:p/>
-    <w:p/>
-    <w:p/>
-    <w:p/>
-    <w:p/>
-    <w:p/>
     <w:p/>
     <w:p/>
     <w:p>
@@ -8356,7 +9642,13 @@
     </w:p>
     <w:p>
       <w:r>
-        <w:t xml:space="preserve">To see if </w:t>
+        <w:t xml:space="preserve">To </w:t>
+      </w:r>
+      <w:r>
+        <w:t>test</w:t>
+      </w:r>
+      <w:r>
+        <w:t xml:space="preserve"> if </w:t>
       </w:r>
       <w:r>
         <w:t xml:space="preserve">the model is capable of predicting fires to a good degree in other regions it must be tested with data from another country with a similar climate and then another country with a completely different climate. The result of this test will show whether the model is </w:t>
@@ -8395,9 +9687,11 @@
       <w:pPr>
         <w:pStyle w:val="Heading3"/>
       </w:pPr>
+      <w:bookmarkStart w:id="43" w:name="_Toc194759794"/>
       <w:r>
         <w:t>Interface Testing</w:t>
       </w:r>
+      <w:bookmarkEnd w:id="43"/>
     </w:p>
     <w:p>
       <w:pPr>
@@ -8420,24 +9714,40 @@
         <w:t xml:space="preserve"> ensure that the interface cannot be broken by abnormal user inputs and behaviours it must be tested.</w:t>
       </w:r>
     </w:p>
+    <w:p/>
+    <w:p>
+      <w:pPr>
+        <w:pStyle w:val="Heading2"/>
+      </w:pPr>
+      <w:bookmarkStart w:id="44" w:name="_Toc194759795"/>
+      <w:r>
+        <w:t>Requirements to use the program</w:t>
+      </w:r>
+      <w:bookmarkEnd w:id="44"/>
+    </w:p>
+    <w:p>
+      <w:r>
+        <w:t>To use the program the user must have the following python libraries installed:</w:t>
+      </w:r>
+    </w:p>
     <w:p>
       <w:pPr>
         <w:pStyle w:val="Heading1"/>
         <w:jc w:val="both"/>
       </w:pPr>
-      <w:bookmarkStart w:id="35" w:name="_Toc194327726"/>
+      <w:bookmarkStart w:id="45" w:name="_Toc194759796"/>
       <w:r>
         <w:lastRenderedPageBreak/>
         <w:t>External concerns</w:t>
       </w:r>
-      <w:bookmarkEnd w:id="35"/>
+      <w:bookmarkEnd w:id="45"/>
     </w:p>
     <w:p>
       <w:pPr>
         <w:pStyle w:val="Heading2"/>
         <w:jc w:val="both"/>
       </w:pPr>
-      <w:bookmarkStart w:id="36" w:name="_Toc194327727"/>
+      <w:bookmarkStart w:id="46" w:name="_Toc194759797"/>
       <w:r>
         <w:t xml:space="preserve">Legal, </w:t>
       </w:r>
@@ -8453,7 +9763,7 @@
       <w:r>
         <w:t>thical issues</w:t>
       </w:r>
-      <w:bookmarkEnd w:id="36"/>
+      <w:bookmarkEnd w:id="46"/>
     </w:p>
     <w:p>
       <w:r>
@@ -8484,13 +9794,16 @@
         <w:pStyle w:val="Heading2"/>
         <w:jc w:val="both"/>
       </w:pPr>
-      <w:bookmarkStart w:id="37" w:name="_Toc194327728"/>
+      <w:bookmarkStart w:id="47" w:name="_Toc194759798"/>
       <w:r>
         <w:t>Commercial issues and exploitation</w:t>
       </w:r>
-      <w:bookmarkEnd w:id="37"/>
-    </w:p>
-    <w:p>
+      <w:bookmarkEnd w:id="47"/>
+    </w:p>
+    <w:p>
+      <w:pPr>
+        <w:jc w:val="both"/>
+      </w:pPr>
       <w:r>
         <w:t xml:space="preserve">Due to the data having to be extracted from </w:t>
       </w:r>
@@ -8505,6 +9818,12 @@
       </w:r>
       <w:r>
         <w:t>from the google earth engine.</w:t>
+      </w:r>
+      <w:r>
+        <w:t xml:space="preserve"> </w:t>
+      </w:r>
+      <w:r>
+        <w:t>The project also does not include any material or libraries that require any licenses paid or unpaid to use meaning that the project can be used for free without any financial contribution.</w:t>
       </w:r>
     </w:p>
     <w:p>
@@ -8535,22 +9854,49 @@
         <w:pStyle w:val="Heading1"/>
         <w:jc w:val="both"/>
       </w:pPr>
-      <w:bookmarkStart w:id="38" w:name="_Toc194327729"/>
+      <w:bookmarkStart w:id="48" w:name="_Toc194759799"/>
       <w:r>
         <w:lastRenderedPageBreak/>
         <w:t>Evaluation</w:t>
       </w:r>
-      <w:r>
-        <w:t xml:space="preserve"> and discussion of results</w:t>
-      </w:r>
-      <w:bookmarkEnd w:id="38"/>
+      <w:bookmarkEnd w:id="48"/>
+      <w:r>
+        <w:t xml:space="preserve"> </w:t>
+      </w:r>
     </w:p>
     <w:p>
       <w:pPr>
         <w:pStyle w:val="Heading2"/>
-      </w:pPr>
-      <w:r>
-        <w:t>Results</w:t>
+        <w:numPr>
+          <w:ilvl w:val="0"/>
+          <w:numId w:val="0"/>
+        </w:numPr>
+      </w:pPr>
+    </w:p>
+    <w:p>
+      <w:pPr>
+        <w:pStyle w:val="Heading2"/>
+      </w:pPr>
+      <w:bookmarkStart w:id="49" w:name="_Toc194759800"/>
+      <w:r>
+        <w:t>Model evaluation</w:t>
+      </w:r>
+      <w:bookmarkEnd w:id="49"/>
+    </w:p>
+    <w:p>
+      <w:r>
+        <w:t xml:space="preserve">The model was successful in regard to its accuracy target on the training and testing data where it achieved an accuracy of above 80% on both sets of data. This completes one of the project’s objectives it has maintained a high accuracy score and from this will enable local authorities or agencies to act accordingly to prevent fires. </w:t>
+      </w:r>
+    </w:p>
+    <w:p>
+      <w:r>
+        <w:t xml:space="preserve">However, the model did falter a large amount in tests which included data from a different area of California at a different time of year. This may be to do with the different baseline thermal temperatures in that area at that time of year as well as the fact that there </w:t>
+      </w:r>
+      <w:r>
+        <w:t>are</w:t>
+      </w:r>
+      <w:r>
+        <w:t xml:space="preserve"> no standard values to a fire and the data was normalised around the training dataset resulting in higher average temperatures possibly being falsely predicted as a fire.</w:t>
       </w:r>
     </w:p>
     <w:p/>
@@ -8558,71 +9904,88 @@
       <w:pPr>
         <w:pStyle w:val="Heading2"/>
       </w:pPr>
-      <w:bookmarkStart w:id="39" w:name="_Toc194327730"/>
-      <w:r>
-        <w:t>Issues with Landsat 9</w:t>
-      </w:r>
-      <w:bookmarkEnd w:id="39"/>
-      <w:r>
-        <w:t xml:space="preserve"> data</w:t>
-      </w:r>
-    </w:p>
-    <w:p>
-      <w:r>
-        <w:t xml:space="preserve">Landsat 9 is a satellite that orbits the earth, this can become an issue in collecting data for a specific region. This is because the revisit time of Landsat 9 is </w:t>
-      </w:r>
-      <w:r>
-        <w:t>sixteen</w:t>
-      </w:r>
-      <w:r>
-        <w:t xml:space="preserve"> days. Any thermal activity or disturbances will not be able to be collected and thus no prediction can be made. These blind spots mean that fires that start within that window of time may not have been able to be predicted whatsoever and have slipped through. </w:t>
-      </w:r>
-    </w:p>
-    <w:p>
-      <w:r>
-        <w:t>Additionally, since the data does not include the day that it was taken it is difficult to calculate whether the data is in the day or night from solar angles available in the data. I could calculate this in the dataset I made however the data taken from the user may not include the date the data was taken by the sensor on. This can result in predictions not being as accurate depending on the time of day</w:t>
-      </w:r>
-      <w:r>
-        <w:t xml:space="preserve"> and season</w:t>
-      </w:r>
-      <w:r>
-        <w:t xml:space="preserve"> the data was taken on as it is hard to take that into account so for this </w:t>
-      </w:r>
-      <w:r>
-        <w:t>project,</w:t>
-      </w:r>
-      <w:r>
-        <w:t xml:space="preserve"> </w:t>
-      </w:r>
-      <w:r>
-        <w:t>therefore</w:t>
-      </w:r>
-      <w:r>
-        <w:t xml:space="preserve"> time of day</w:t>
-      </w:r>
-      <w:r>
-        <w:t xml:space="preserve"> and season have been ignored</w:t>
-      </w:r>
-      <w:r>
-        <w:t xml:space="preserve"> and used thermal readings and vegetation quality to form a prediction</w:t>
-      </w:r>
-      <w:r>
-        <w:t xml:space="preserve"> instead</w:t>
-      </w:r>
-      <w:r>
-        <w:t>.</w:t>
-      </w:r>
-      <w:r>
-        <w:t xml:space="preserve"> </w:t>
-      </w:r>
-    </w:p>
+      <w:bookmarkStart w:id="50" w:name="_Toc194759801"/>
+      <w:r>
+        <w:t>Dataset evaluation</w:t>
+      </w:r>
+      <w:bookmarkEnd w:id="50"/>
+    </w:p>
+    <w:p>
+      <w:r>
+        <w:t>The dataset</w:t>
+      </w:r>
+      <w:r>
+        <w:t xml:space="preserve"> creation</w:t>
+      </w:r>
+      <w:r>
+        <w:t xml:space="preserve"> was also </w:t>
+      </w:r>
+      <w:r>
+        <w:t xml:space="preserve">somewhat </w:t>
+      </w:r>
+      <w:r>
+        <w:t xml:space="preserve">successful as it </w:t>
+      </w:r>
+      <w:r>
+        <w:t>includes</w:t>
+      </w:r>
+      <w:r>
+        <w:t xml:space="preserve"> a large amount of </w:t>
+      </w:r>
+      <w:r>
+        <w:t>high-quality</w:t>
+      </w:r>
+      <w:r>
+        <w:t xml:space="preserve"> data that covers a large number of thermal or geological factors that could be used to predict the likelihood of a fire.</w:t>
+      </w:r>
+      <w:r>
+        <w:t xml:space="preserve"> Furthermore, the dataset i</w:t>
+      </w:r>
+      <w:r>
+        <w:t xml:space="preserve">ncludes different states of </w:t>
+      </w:r>
+      <w:r>
+        <w:t>the pacific palisades</w:t>
+      </w:r>
+      <w:r>
+        <w:t xml:space="preserve"> wildfire such as before, during and after the fire</w:t>
+      </w:r>
+      <w:r>
+        <w:t xml:space="preserve"> which allows the model to learn the key differences and patterns to form a prediction.</w:t>
+      </w:r>
+    </w:p>
+    <w:p>
+      <w:r>
+        <w:t>However, s</w:t>
+      </w:r>
+      <w:r>
+        <w:t xml:space="preserve">ince </w:t>
+      </w:r>
+      <w:r>
+        <w:t xml:space="preserve">Landsat 9 is a satellite that orbits the earth, </w:t>
+      </w:r>
+      <w:r>
+        <w:t xml:space="preserve">it </w:t>
+      </w:r>
+      <w:r>
+        <w:t xml:space="preserve">can be an issue in collecting data for a specific region. This is because the revisit time of Landsat 9 is sixteen days. Any thermal activity or disturbances will not be able to be collected and thus no prediction can be made. These blind spots mean that fires that start within that window of time may not have been able to be predicted whatsoever and have slipped through. </w:t>
+      </w:r>
+    </w:p>
+    <w:p>
+      <w:r>
+        <w:t xml:space="preserve">Additionally, since the data does not include the day that it was taken it is difficult to calculate whether the data is in the day or night from solar angles available in the data. I could calculate this in the dataset I made however the data taken from the user may not include the date the data was taken by the sensor on. This can result in predictions not being as accurate depending on the time of day and season the data was taken on as it is hard to take that into account so for this project, therefore time of day and season have been ignored and used thermal readings and vegetation quality to form a prediction instead. </w:t>
+      </w:r>
+    </w:p>
+    <w:p/>
     <w:p>
       <w:pPr>
         <w:pStyle w:val="Heading2"/>
       </w:pPr>
+      <w:bookmarkStart w:id="51" w:name="_Toc194759802"/>
       <w:r>
         <w:t>Evaluation</w:t>
       </w:r>
+      <w:bookmarkEnd w:id="51"/>
     </w:p>
     <w:p>
       <w:r>
@@ -8630,6 +9993,9 @@
       </w:r>
       <w:r>
         <w:t xml:space="preserve"> this project has been</w:t>
+      </w:r>
+      <w:r>
+        <w:t xml:space="preserve"> moderately successful in its aims as a model and dataset were created which can predict fires. However, there are many drawbacks to the data available and so it has exposed weaknesses of the model and dataset. Part of this is due to the data available not being able to be captured within a shorter period of time than the sixteen days revisit time therefore making it hard to capture a large number of fires to use in dataset as fires may occur but not be captured by Landsat 9. This resulted in the dataset only including a single fire which means that fires or thermal activity that is wildly different to the conditions present in this fire being incorrectly predicted by the model.</w:t>
       </w:r>
     </w:p>
     <w:p>
@@ -8637,65 +10003,82 @@
         <w:pStyle w:val="Heading1"/>
         <w:jc w:val="both"/>
       </w:pPr>
-      <w:bookmarkStart w:id="40" w:name="_Toc194327731"/>
+      <w:bookmarkStart w:id="52" w:name="_Toc194759803"/>
       <w:r>
         <w:lastRenderedPageBreak/>
-        <w:t>Conclusion</w:t>
-      </w:r>
-      <w:bookmarkEnd w:id="40"/>
+        <w:t>Reflection</w:t>
+      </w:r>
+      <w:bookmarkEnd w:id="52"/>
     </w:p>
     <w:p>
       <w:pPr>
         <w:pStyle w:val="Heading2"/>
-        <w:jc w:val="both"/>
-      </w:pPr>
-      <w:bookmarkStart w:id="41" w:name="_Toc194327732"/>
-      <w:r>
-        <w:t>Project management</w:t>
-      </w:r>
-      <w:bookmarkEnd w:id="41"/>
+      </w:pPr>
+      <w:bookmarkStart w:id="53" w:name="_Toc194759804"/>
+      <w:r>
+        <w:t>Development reflection</w:t>
+      </w:r>
+      <w:bookmarkEnd w:id="53"/>
+      <w:r>
+        <w:t xml:space="preserve"> </w:t>
+      </w:r>
+    </w:p>
+    <w:p>
+      <w:r>
+        <w:t>The project was able to maintain its schedule due to the use of sprints, this allowed development to be done in multiple different stages. This allowed for development to flow well and reflections after each sprint to inform the next sprint’s development.</w:t>
+      </w:r>
+    </w:p>
+    <w:p>
+      <w:r>
+        <w:t>The model being designed to be lightweight assisted development meaning that it would never take more than a couple of minutes to train or test. However, this may be also partly due to the lack of available data for the palisade region where training data was captured. Due to the lack of available dedicated GPU for the project it was trained on a CPU meaning that training on a dedicated GPU could offset some of the time taken to train if the dataset was larger.</w:t>
+      </w:r>
     </w:p>
     <w:p>
       <w:pPr>
         <w:pStyle w:val="Heading2"/>
-        <w:jc w:val="both"/>
-      </w:pPr>
-      <w:bookmarkStart w:id="42" w:name="_Toc194327733"/>
-      <w:r>
-        <w:t>Risk management</w:t>
-      </w:r>
-      <w:bookmarkEnd w:id="42"/>
+      </w:pPr>
+      <w:bookmarkStart w:id="54" w:name="_Toc194759805"/>
+      <w:r>
+        <w:t>Future Development</w:t>
+      </w:r>
+      <w:bookmarkEnd w:id="54"/>
+    </w:p>
+    <w:p>
+      <w:r>
+        <w:t>To further develop the work on this project, creating a dataset that covers more fires across the different seasons and years will improve the results of the model. Additionally, if the new data included the date and time the data was captured from then the model could learn to differentiate between the seasons as the background thermal values differ between the seasons and the time of day. Having a model that could differentiate between these and a dataset that would include much more data would significantly improve the model’s performance.</w:t>
+      </w:r>
     </w:p>
     <w:p>
       <w:pPr>
         <w:pStyle w:val="Heading2"/>
-        <w:jc w:val="both"/>
-      </w:pPr>
-      <w:bookmarkStart w:id="43" w:name="_Toc194327734"/>
-      <w:r>
-        <w:t>General conclusions</w:t>
-      </w:r>
-      <w:bookmarkEnd w:id="43"/>
-    </w:p>
-    <w:p>
-      <w:pPr>
-        <w:jc w:val="both"/>
-      </w:pPr>
+      </w:pPr>
+      <w:bookmarkStart w:id="55" w:name="_Toc194759806"/>
+      <w:r>
+        <w:t>Future Research</w:t>
+      </w:r>
+      <w:bookmarkEnd w:id="55"/>
+    </w:p>
+    <w:p>
+      <w:r>
+        <w:t>Furthering on from improving the data inside of the dataset, it would also be useful to research different regions and then either use multiple models each tailored to each country/region or expand the model to understand the differences between regions. This would help other regions across the globe protect against wildfires, not just California. A model and dataset that would be useful for entire countries or continents would be an invaluable tool and would save countless lives, ecosystems and infrastructure.</w:t>
+      </w:r>
     </w:p>
     <w:p>
       <w:pPr>
         <w:pStyle w:val="Heading2"/>
       </w:pPr>
-      <w:r>
-        <w:t>Future Development</w:t>
-      </w:r>
-    </w:p>
-    <w:p>
-      <w:pPr>
-        <w:pStyle w:val="Heading2"/>
-      </w:pPr>
-      <w:r>
-        <w:t>Future Research</w:t>
+      <w:bookmarkStart w:id="56" w:name="_Toc194759807"/>
+      <w:r>
+        <w:t>Project Conclusions</w:t>
+      </w:r>
+      <w:bookmarkEnd w:id="56"/>
+    </w:p>
+    <w:p>
+      <w:r>
+        <w:t xml:space="preserve">The project aimed to create both a dataset and a model that would be trained on the dataset </w:t>
+      </w:r>
+      <w:r>
+        <w:t>to predict the likelihood of a wildfire occurring in an area. Based on the results of the project, the model is effective in predicting fires but has clear weaknesses due to the lack of available data resulting in the data only including one fire at one time of the year which results in the model being confused by data that has a higher background thermal reading such as is present in the summer months.</w:t>
       </w:r>
     </w:p>
     <w:p>
@@ -8703,12 +10086,12 @@
         <w:pStyle w:val="UnnumberedHeading1"/>
         <w:jc w:val="both"/>
       </w:pPr>
-      <w:bookmarkStart w:id="44" w:name="_Toc194327735"/>
+      <w:bookmarkStart w:id="57" w:name="_Toc194759808"/>
       <w:r>
         <w:lastRenderedPageBreak/>
         <w:t>References</w:t>
       </w:r>
-      <w:bookmarkEnd w:id="44"/>
+      <w:bookmarkEnd w:id="57"/>
     </w:p>
     <w:sdt>
       <w:sdtPr>
@@ -9446,12 +10829,12 @@
         <w:pStyle w:val="UnnumberedHeading1"/>
         <w:jc w:val="both"/>
       </w:pPr>
-      <w:bookmarkStart w:id="45" w:name="_Toc194327736"/>
+      <w:bookmarkStart w:id="58" w:name="_Toc194759809"/>
       <w:r>
         <w:lastRenderedPageBreak/>
         <w:t>Appendix A</w:t>
       </w:r>
-      <w:bookmarkEnd w:id="45"/>
+      <w:bookmarkEnd w:id="58"/>
       <w:r>
         <w:t xml:space="preserve"> </w:t>
       </w:r>
@@ -9461,12 +10844,12 @@
         <w:pStyle w:val="UnnumberedHeading1"/>
         <w:jc w:val="both"/>
       </w:pPr>
-      <w:bookmarkStart w:id="46" w:name="_Toc194327737"/>
+      <w:bookmarkStart w:id="59" w:name="_Toc194759810"/>
       <w:r>
         <w:lastRenderedPageBreak/>
         <w:t>Appendix B</w:t>
       </w:r>
-      <w:bookmarkEnd w:id="46"/>
+      <w:bookmarkEnd w:id="59"/>
       <w:r>
         <w:t xml:space="preserve"> </w:t>
       </w:r>
@@ -11974,14 +13357,14 @@
     <w:charset w:val="00"/>
     <w:family w:val="swiss"/>
     <w:pitch w:val="variable"/>
-    <w:sig w:usb0="E4002EFF" w:usb1="C200247B" w:usb2="00000009" w:usb3="00000000" w:csb0="000001FF" w:csb1="00000000"/>
+    <w:sig w:usb0="E4002EFF" w:usb1="C000247B" w:usb2="00000009" w:usb3="00000000" w:csb0="000001FF" w:csb1="00000000"/>
   </w:font>
   <w:font w:name="Calibri Light">
     <w:panose1 w:val="020F0302020204030204"/>
     <w:charset w:val="00"/>
     <w:family w:val="swiss"/>
     <w:pitch w:val="variable"/>
-    <w:sig w:usb0="E4002EFF" w:usb1="C200247B" w:usb2="00000009" w:usb3="00000000" w:csb0="000001FF" w:csb1="00000000"/>
+    <w:sig w:usb0="E4002EFF" w:usb1="C000247B" w:usb2="00000009" w:usb3="00000000" w:csb0="000001FF" w:csb1="00000000"/>
   </w:font>
   <w:font w:name="Segoe UI">
     <w:panose1 w:val="020B0502040204020203"/>
@@ -12021,6 +13404,7 @@
   </w:compat>
   <w:rsids>
     <w:rsidRoot w:val="004C6E87"/>
+    <w:rsid w:val="0000559F"/>
     <w:rsid w:val="0002337C"/>
     <w:rsid w:val="00067916"/>
     <w:rsid w:val="00077713"/>
@@ -12053,6 +13437,8 @@
     <w:rsid w:val="00D6770B"/>
     <w:rsid w:val="00D678A8"/>
     <w:rsid w:val="00DD1A81"/>
+    <w:rsid w:val="00EF4197"/>
+    <w:rsid w:val="00F55F27"/>
     <w:rsid w:val="00F56188"/>
     <w:rsid w:val="00F968A4"/>
   </w:rsids>

--- a/HonoursStageFinal.docx
+++ b/HonoursStageFinal.docx
@@ -107,7 +107,7 @@
         <w:pStyle w:val="UnnumberedHeading1"/>
         <w:jc w:val="both"/>
       </w:pPr>
-      <w:bookmarkStart w:id="0" w:name="_Toc194759756"/>
+      <w:bookmarkStart w:id="0" w:name="_Toc194931044"/>
       <w:r>
         <w:lastRenderedPageBreak/>
         <w:t>Abstract</w:t>
@@ -124,7 +124,7 @@
         <w:pStyle w:val="UnnumberedHeading1"/>
         <w:jc w:val="both"/>
       </w:pPr>
-      <w:bookmarkStart w:id="1" w:name="_Toc194759757"/>
+      <w:bookmarkStart w:id="1" w:name="_Toc194931045"/>
       <w:r>
         <w:lastRenderedPageBreak/>
         <w:t>Acknowledgements</w:t>
@@ -230,7 +230,7 @@
           <w:r>
             <w:fldChar w:fldCharType="separate"/>
           </w:r>
-          <w:hyperlink w:anchor="_Toc194759756" w:history="1">
+          <w:hyperlink w:anchor="_Toc194931044" w:history="1">
             <w:r>
               <w:rPr>
                 <w:rStyle w:val="Hyperlink"/>
@@ -257,7 +257,7 @@
                 <w:noProof/>
                 <w:webHidden/>
               </w:rPr>
-              <w:instrText xml:space="preserve"> PAGEREF _Toc194759756 \h </w:instrText>
+              <w:instrText xml:space="preserve"> PAGEREF _Toc194931044 \h </w:instrText>
             </w:r>
             <w:r>
               <w:rPr>
@@ -304,7 +304,7 @@
               <w14:ligatures w14:val="standardContextual"/>
             </w:rPr>
           </w:pPr>
-          <w:hyperlink w:anchor="_Toc194759757" w:history="1">
+          <w:hyperlink w:anchor="_Toc194931045" w:history="1">
             <w:r>
               <w:rPr>
                 <w:rStyle w:val="Hyperlink"/>
@@ -331,7 +331,7 @@
                 <w:noProof/>
                 <w:webHidden/>
               </w:rPr>
-              <w:instrText xml:space="preserve"> PAGEREF _Toc194759757 \h </w:instrText>
+              <w:instrText xml:space="preserve"> PAGEREF _Toc194931045 \h </w:instrText>
             </w:r>
             <w:r>
               <w:rPr>
@@ -379,7 +379,7 @@
               <w14:ligatures w14:val="standardContextual"/>
             </w:rPr>
           </w:pPr>
-          <w:hyperlink w:anchor="_Toc194759758" w:history="1">
+          <w:hyperlink w:anchor="_Toc194931046" w:history="1">
             <w:r>
               <w:rPr>
                 <w:rStyle w:val="Hyperlink"/>
@@ -425,7 +425,7 @@
                 <w:noProof/>
                 <w:webHidden/>
               </w:rPr>
-              <w:instrText xml:space="preserve"> PAGEREF _Toc194759758 \h </w:instrText>
+              <w:instrText xml:space="preserve"> PAGEREF _Toc194931046 \h </w:instrText>
             </w:r>
             <w:r>
               <w:rPr>
@@ -473,7 +473,7 @@
               <w14:ligatures w14:val="standardContextual"/>
             </w:rPr>
           </w:pPr>
-          <w:hyperlink w:anchor="_Toc194759759" w:history="1">
+          <w:hyperlink w:anchor="_Toc194931047" w:history="1">
             <w:r>
               <w:rPr>
                 <w:rStyle w:val="Hyperlink"/>
@@ -519,7 +519,7 @@
                 <w:noProof/>
                 <w:webHidden/>
               </w:rPr>
-              <w:instrText xml:space="preserve"> PAGEREF _Toc194759759 \h </w:instrText>
+              <w:instrText xml:space="preserve"> PAGEREF _Toc194931047 \h </w:instrText>
             </w:r>
             <w:r>
               <w:rPr>
@@ -567,7 +567,7 @@
               <w14:ligatures w14:val="standardContextual"/>
             </w:rPr>
           </w:pPr>
-          <w:hyperlink w:anchor="_Toc194759760" w:history="1">
+          <w:hyperlink w:anchor="_Toc194931048" w:history="1">
             <w:r>
               <w:rPr>
                 <w:rStyle w:val="Hyperlink"/>
@@ -613,7 +613,7 @@
                 <w:noProof/>
                 <w:webHidden/>
               </w:rPr>
-              <w:instrText xml:space="preserve"> PAGEREF _Toc194759760 \h </w:instrText>
+              <w:instrText xml:space="preserve"> PAGEREF _Toc194931048 \h </w:instrText>
             </w:r>
             <w:r>
               <w:rPr>
@@ -661,7 +661,7 @@
               <w14:ligatures w14:val="standardContextual"/>
             </w:rPr>
           </w:pPr>
-          <w:hyperlink w:anchor="_Toc194759761" w:history="1">
+          <w:hyperlink w:anchor="_Toc194931049" w:history="1">
             <w:r>
               <w:rPr>
                 <w:rStyle w:val="Hyperlink"/>
@@ -707,7 +707,7 @@
                 <w:noProof/>
                 <w:webHidden/>
               </w:rPr>
-              <w:instrText xml:space="preserve"> PAGEREF _Toc194759761 \h </w:instrText>
+              <w:instrText xml:space="preserve"> PAGEREF _Toc194931049 \h </w:instrText>
             </w:r>
             <w:r>
               <w:rPr>
@@ -755,7 +755,7 @@
               <w14:ligatures w14:val="standardContextual"/>
             </w:rPr>
           </w:pPr>
-          <w:hyperlink w:anchor="_Toc194759762" w:history="1">
+          <w:hyperlink w:anchor="_Toc194931050" w:history="1">
             <w:r>
               <w:rPr>
                 <w:rStyle w:val="Hyperlink"/>
@@ -801,7 +801,7 @@
                 <w:noProof/>
                 <w:webHidden/>
               </w:rPr>
-              <w:instrText xml:space="preserve"> PAGEREF _Toc194759762 \h </w:instrText>
+              <w:instrText xml:space="preserve"> PAGEREF _Toc194931050 \h </w:instrText>
             </w:r>
             <w:r>
               <w:rPr>
@@ -849,7 +849,7 @@
               <w14:ligatures w14:val="standardContextual"/>
             </w:rPr>
           </w:pPr>
-          <w:hyperlink w:anchor="_Toc194759763" w:history="1">
+          <w:hyperlink w:anchor="_Toc194931051" w:history="1">
             <w:r>
               <w:rPr>
                 <w:rStyle w:val="Hyperlink"/>
@@ -895,7 +895,7 @@
                 <w:noProof/>
                 <w:webHidden/>
               </w:rPr>
-              <w:instrText xml:space="preserve"> PAGEREF _Toc194759763 \h </w:instrText>
+              <w:instrText xml:space="preserve"> PAGEREF _Toc194931051 \h </w:instrText>
             </w:r>
             <w:r>
               <w:rPr>
@@ -943,7 +943,7 @@
               <w14:ligatures w14:val="standardContextual"/>
             </w:rPr>
           </w:pPr>
-          <w:hyperlink w:anchor="_Toc194759764" w:history="1">
+          <w:hyperlink w:anchor="_Toc194931052" w:history="1">
             <w:r>
               <w:rPr>
                 <w:rStyle w:val="Hyperlink"/>
@@ -989,7 +989,7 @@
                 <w:noProof/>
                 <w:webHidden/>
               </w:rPr>
-              <w:instrText xml:space="preserve"> PAGEREF _Toc194759764 \h </w:instrText>
+              <w:instrText xml:space="preserve"> PAGEREF _Toc194931052 \h </w:instrText>
             </w:r>
             <w:r>
               <w:rPr>
@@ -1037,7 +1037,7 @@
               <w14:ligatures w14:val="standardContextual"/>
             </w:rPr>
           </w:pPr>
-          <w:hyperlink w:anchor="_Toc194759765" w:history="1">
+          <w:hyperlink w:anchor="_Toc194931053" w:history="1">
             <w:r>
               <w:rPr>
                 <w:rStyle w:val="Hyperlink"/>
@@ -1083,7 +1083,7 @@
                 <w:noProof/>
                 <w:webHidden/>
               </w:rPr>
-              <w:instrText xml:space="preserve"> PAGEREF _Toc194759765 \h </w:instrText>
+              <w:instrText xml:space="preserve"> PAGEREF _Toc194931053 \h </w:instrText>
             </w:r>
             <w:r>
               <w:rPr>
@@ -1131,7 +1131,7 @@
               <w14:ligatures w14:val="standardContextual"/>
             </w:rPr>
           </w:pPr>
-          <w:hyperlink w:anchor="_Toc194759766" w:history="1">
+          <w:hyperlink w:anchor="_Toc194931054" w:history="1">
             <w:r>
               <w:rPr>
                 <w:rStyle w:val="Hyperlink"/>
@@ -1177,7 +1177,7 @@
                 <w:noProof/>
                 <w:webHidden/>
               </w:rPr>
-              <w:instrText xml:space="preserve"> PAGEREF _Toc194759766 \h </w:instrText>
+              <w:instrText xml:space="preserve"> PAGEREF _Toc194931054 \h </w:instrText>
             </w:r>
             <w:r>
               <w:rPr>
@@ -1225,7 +1225,7 @@
               <w14:ligatures w14:val="standardContextual"/>
             </w:rPr>
           </w:pPr>
-          <w:hyperlink w:anchor="_Toc194759767" w:history="1">
+          <w:hyperlink w:anchor="_Toc194931055" w:history="1">
             <w:r>
               <w:rPr>
                 <w:rStyle w:val="Hyperlink"/>
@@ -1271,7 +1271,7 @@
                 <w:noProof/>
                 <w:webHidden/>
               </w:rPr>
-              <w:instrText xml:space="preserve"> PAGEREF _Toc194759767 \h </w:instrText>
+              <w:instrText xml:space="preserve"> PAGEREF _Toc194931055 \h </w:instrText>
             </w:r>
             <w:r>
               <w:rPr>
@@ -1319,7 +1319,7 @@
               <w14:ligatures w14:val="standardContextual"/>
             </w:rPr>
           </w:pPr>
-          <w:hyperlink w:anchor="_Toc194759768" w:history="1">
+          <w:hyperlink w:anchor="_Toc194931056" w:history="1">
             <w:r>
               <w:rPr>
                 <w:rStyle w:val="Hyperlink"/>
@@ -1365,7 +1365,7 @@
                 <w:noProof/>
                 <w:webHidden/>
               </w:rPr>
-              <w:instrText xml:space="preserve"> PAGEREF _Toc194759768 \h </w:instrText>
+              <w:instrText xml:space="preserve"> PAGEREF _Toc194931056 \h </w:instrText>
             </w:r>
             <w:r>
               <w:rPr>
@@ -1413,7 +1413,7 @@
               <w14:ligatures w14:val="standardContextual"/>
             </w:rPr>
           </w:pPr>
-          <w:hyperlink w:anchor="_Toc194759769" w:history="1">
+          <w:hyperlink w:anchor="_Toc194931057" w:history="1">
             <w:r>
               <w:rPr>
                 <w:rStyle w:val="Hyperlink"/>
@@ -1459,7 +1459,7 @@
                 <w:noProof/>
                 <w:webHidden/>
               </w:rPr>
-              <w:instrText xml:space="preserve"> PAGEREF _Toc194759769 \h </w:instrText>
+              <w:instrText xml:space="preserve"> PAGEREF _Toc194931057 \h </w:instrText>
             </w:r>
             <w:r>
               <w:rPr>
@@ -1507,7 +1507,7 @@
               <w14:ligatures w14:val="standardContextual"/>
             </w:rPr>
           </w:pPr>
-          <w:hyperlink w:anchor="_Toc194759770" w:history="1">
+          <w:hyperlink w:anchor="_Toc194931058" w:history="1">
             <w:r>
               <w:rPr>
                 <w:rStyle w:val="Hyperlink"/>
@@ -1553,7 +1553,7 @@
                 <w:noProof/>
                 <w:webHidden/>
               </w:rPr>
-              <w:instrText xml:space="preserve"> PAGEREF _Toc194759770 \h </w:instrText>
+              <w:instrText xml:space="preserve"> PAGEREF _Toc194931058 \h </w:instrText>
             </w:r>
             <w:r>
               <w:rPr>
@@ -1601,7 +1601,7 @@
               <w14:ligatures w14:val="standardContextual"/>
             </w:rPr>
           </w:pPr>
-          <w:hyperlink w:anchor="_Toc194759771" w:history="1">
+          <w:hyperlink w:anchor="_Toc194931059" w:history="1">
             <w:r>
               <w:rPr>
                 <w:rStyle w:val="Hyperlink"/>
@@ -1647,7 +1647,7 @@
                 <w:noProof/>
                 <w:webHidden/>
               </w:rPr>
-              <w:instrText xml:space="preserve"> PAGEREF _Toc194759771 \h </w:instrText>
+              <w:instrText xml:space="preserve"> PAGEREF _Toc194931059 \h </w:instrText>
             </w:r>
             <w:r>
               <w:rPr>
@@ -1695,7 +1695,7 @@
               <w14:ligatures w14:val="standardContextual"/>
             </w:rPr>
           </w:pPr>
-          <w:hyperlink w:anchor="_Toc194759772" w:history="1">
+          <w:hyperlink w:anchor="_Toc194931060" w:history="1">
             <w:r>
               <w:rPr>
                 <w:rStyle w:val="Hyperlink"/>
@@ -1741,7 +1741,7 @@
                 <w:noProof/>
                 <w:webHidden/>
               </w:rPr>
-              <w:instrText xml:space="preserve"> PAGEREF _Toc194759772 \h </w:instrText>
+              <w:instrText xml:space="preserve"> PAGEREF _Toc194931060 \h </w:instrText>
             </w:r>
             <w:r>
               <w:rPr>
@@ -1789,7 +1789,7 @@
               <w14:ligatures w14:val="standardContextual"/>
             </w:rPr>
           </w:pPr>
-          <w:hyperlink w:anchor="_Toc194759773" w:history="1">
+          <w:hyperlink w:anchor="_Toc194931061" w:history="1">
             <w:r>
               <w:rPr>
                 <w:rStyle w:val="Hyperlink"/>
@@ -1835,7 +1835,7 @@
                 <w:noProof/>
                 <w:webHidden/>
               </w:rPr>
-              <w:instrText xml:space="preserve"> PAGEREF _Toc194759773 \h </w:instrText>
+              <w:instrText xml:space="preserve"> PAGEREF _Toc194931061 \h </w:instrText>
             </w:r>
             <w:r>
               <w:rPr>
@@ -1883,7 +1883,7 @@
               <w14:ligatures w14:val="standardContextual"/>
             </w:rPr>
           </w:pPr>
-          <w:hyperlink w:anchor="_Toc194759774" w:history="1">
+          <w:hyperlink w:anchor="_Toc194931062" w:history="1">
             <w:r>
               <w:rPr>
                 <w:rStyle w:val="Hyperlink"/>
@@ -1929,7 +1929,7 @@
                 <w:noProof/>
                 <w:webHidden/>
               </w:rPr>
-              <w:instrText xml:space="preserve"> PAGEREF _Toc194759774 \h </w:instrText>
+              <w:instrText xml:space="preserve"> PAGEREF _Toc194931062 \h </w:instrText>
             </w:r>
             <w:r>
               <w:rPr>
@@ -1977,7 +1977,7 @@
               <w14:ligatures w14:val="standardContextual"/>
             </w:rPr>
           </w:pPr>
-          <w:hyperlink w:anchor="_Toc194759775" w:history="1">
+          <w:hyperlink w:anchor="_Toc194931063" w:history="1">
             <w:r>
               <w:rPr>
                 <w:rStyle w:val="Hyperlink"/>
@@ -2023,7 +2023,7 @@
                 <w:noProof/>
                 <w:webHidden/>
               </w:rPr>
-              <w:instrText xml:space="preserve"> PAGEREF _Toc194759775 \h </w:instrText>
+              <w:instrText xml:space="preserve"> PAGEREF _Toc194931063 \h </w:instrText>
             </w:r>
             <w:r>
               <w:rPr>
@@ -2071,7 +2071,7 @@
               <w14:ligatures w14:val="standardContextual"/>
             </w:rPr>
           </w:pPr>
-          <w:hyperlink w:anchor="_Toc194759776" w:history="1">
+          <w:hyperlink w:anchor="_Toc194931064" w:history="1">
             <w:r>
               <w:rPr>
                 <w:rStyle w:val="Hyperlink"/>
@@ -2117,7 +2117,7 @@
                 <w:noProof/>
                 <w:webHidden/>
               </w:rPr>
-              <w:instrText xml:space="preserve"> PAGEREF _Toc194759776 \h </w:instrText>
+              <w:instrText xml:space="preserve"> PAGEREF _Toc194931064 \h </w:instrText>
             </w:r>
             <w:r>
               <w:rPr>
@@ -2165,7 +2165,7 @@
               <w14:ligatures w14:val="standardContextual"/>
             </w:rPr>
           </w:pPr>
-          <w:hyperlink w:anchor="_Toc194759777" w:history="1">
+          <w:hyperlink w:anchor="_Toc194931065" w:history="1">
             <w:r>
               <w:rPr>
                 <w:rStyle w:val="Hyperlink"/>
@@ -2211,7 +2211,7 @@
                 <w:noProof/>
                 <w:webHidden/>
               </w:rPr>
-              <w:instrText xml:space="preserve"> PAGEREF _Toc194759777 \h </w:instrText>
+              <w:instrText xml:space="preserve"> PAGEREF _Toc194931065 \h </w:instrText>
             </w:r>
             <w:r>
               <w:rPr>
@@ -2259,7 +2259,7 @@
               <w14:ligatures w14:val="standardContextual"/>
             </w:rPr>
           </w:pPr>
-          <w:hyperlink w:anchor="_Toc194759778" w:history="1">
+          <w:hyperlink w:anchor="_Toc194931066" w:history="1">
             <w:r>
               <w:rPr>
                 <w:rStyle w:val="Hyperlink"/>
@@ -2305,7 +2305,7 @@
                 <w:noProof/>
                 <w:webHidden/>
               </w:rPr>
-              <w:instrText xml:space="preserve"> PAGEREF _Toc194759778 \h </w:instrText>
+              <w:instrText xml:space="preserve"> PAGEREF _Toc194931066 \h </w:instrText>
             </w:r>
             <w:r>
               <w:rPr>
@@ -2353,7 +2353,7 @@
               <w14:ligatures w14:val="standardContextual"/>
             </w:rPr>
           </w:pPr>
-          <w:hyperlink w:anchor="_Toc194759779" w:history="1">
+          <w:hyperlink w:anchor="_Toc194931067" w:history="1">
             <w:r>
               <w:rPr>
                 <w:rStyle w:val="Hyperlink"/>
@@ -2399,7 +2399,7 @@
                 <w:noProof/>
                 <w:webHidden/>
               </w:rPr>
-              <w:instrText xml:space="preserve"> PAGEREF _Toc194759779 \h </w:instrText>
+              <w:instrText xml:space="preserve"> PAGEREF _Toc194931067 \h </w:instrText>
             </w:r>
             <w:r>
               <w:rPr>
@@ -2447,7 +2447,7 @@
               <w14:ligatures w14:val="standardContextual"/>
             </w:rPr>
           </w:pPr>
-          <w:hyperlink w:anchor="_Toc194759780" w:history="1">
+          <w:hyperlink w:anchor="_Toc194931068" w:history="1">
             <w:r>
               <w:rPr>
                 <w:rStyle w:val="Hyperlink"/>
@@ -2493,7 +2493,7 @@
                 <w:noProof/>
                 <w:webHidden/>
               </w:rPr>
-              <w:instrText xml:space="preserve"> PAGEREF _Toc194759780 \h </w:instrText>
+              <w:instrText xml:space="preserve"> PAGEREF _Toc194931068 \h </w:instrText>
             </w:r>
             <w:r>
               <w:rPr>
@@ -2541,7 +2541,7 @@
               <w14:ligatures w14:val="standardContextual"/>
             </w:rPr>
           </w:pPr>
-          <w:hyperlink w:anchor="_Toc194759781" w:history="1">
+          <w:hyperlink w:anchor="_Toc194931069" w:history="1">
             <w:r>
               <w:rPr>
                 <w:rStyle w:val="Hyperlink"/>
@@ -2587,7 +2587,7 @@
                 <w:noProof/>
                 <w:webHidden/>
               </w:rPr>
-              <w:instrText xml:space="preserve"> PAGEREF _Toc194759781 \h </w:instrText>
+              <w:instrText xml:space="preserve"> PAGEREF _Toc194931069 \h </w:instrText>
             </w:r>
             <w:r>
               <w:rPr>
@@ -2635,7 +2635,7 @@
               <w14:ligatures w14:val="standardContextual"/>
             </w:rPr>
           </w:pPr>
-          <w:hyperlink w:anchor="_Toc194759782" w:history="1">
+          <w:hyperlink w:anchor="_Toc194931070" w:history="1">
             <w:r>
               <w:rPr>
                 <w:rStyle w:val="Hyperlink"/>
@@ -2681,7 +2681,7 @@
                 <w:noProof/>
                 <w:webHidden/>
               </w:rPr>
-              <w:instrText xml:space="preserve"> PAGEREF _Toc194759782 \h </w:instrText>
+              <w:instrText xml:space="preserve"> PAGEREF _Toc194931070 \h </w:instrText>
             </w:r>
             <w:r>
               <w:rPr>
@@ -2729,7 +2729,7 @@
               <w14:ligatures w14:val="standardContextual"/>
             </w:rPr>
           </w:pPr>
-          <w:hyperlink w:anchor="_Toc194759783" w:history="1">
+          <w:hyperlink w:anchor="_Toc194931071" w:history="1">
             <w:r>
               <w:rPr>
                 <w:rStyle w:val="Hyperlink"/>
@@ -2775,7 +2775,7 @@
                 <w:noProof/>
                 <w:webHidden/>
               </w:rPr>
-              <w:instrText xml:space="preserve"> PAGEREF _Toc194759783 \h </w:instrText>
+              <w:instrText xml:space="preserve"> PAGEREF _Toc194931071 \h </w:instrText>
             </w:r>
             <w:r>
               <w:rPr>
@@ -2823,7 +2823,7 @@
               <w14:ligatures w14:val="standardContextual"/>
             </w:rPr>
           </w:pPr>
-          <w:hyperlink w:anchor="_Toc194759784" w:history="1">
+          <w:hyperlink w:anchor="_Toc194931072" w:history="1">
             <w:r>
               <w:rPr>
                 <w:rStyle w:val="Hyperlink"/>
@@ -2869,7 +2869,7 @@
                 <w:noProof/>
                 <w:webHidden/>
               </w:rPr>
-              <w:instrText xml:space="preserve"> PAGEREF _Toc194759784 \h </w:instrText>
+              <w:instrText xml:space="preserve"> PAGEREF _Toc194931072 \h </w:instrText>
             </w:r>
             <w:r>
               <w:rPr>
@@ -2917,7 +2917,7 @@
               <w14:ligatures w14:val="standardContextual"/>
             </w:rPr>
           </w:pPr>
-          <w:hyperlink w:anchor="_Toc194759785" w:history="1">
+          <w:hyperlink w:anchor="_Toc194931073" w:history="1">
             <w:r>
               <w:rPr>
                 <w:rStyle w:val="Hyperlink"/>
@@ -2963,7 +2963,7 @@
                 <w:noProof/>
                 <w:webHidden/>
               </w:rPr>
-              <w:instrText xml:space="preserve"> PAGEREF _Toc194759785 \h </w:instrText>
+              <w:instrText xml:space="preserve"> PAGEREF _Toc194931073 \h </w:instrText>
             </w:r>
             <w:r>
               <w:rPr>
@@ -3011,7 +3011,7 @@
               <w14:ligatures w14:val="standardContextual"/>
             </w:rPr>
           </w:pPr>
-          <w:hyperlink w:anchor="_Toc194759786" w:history="1">
+          <w:hyperlink w:anchor="_Toc194931074" w:history="1">
             <w:r>
               <w:rPr>
                 <w:rStyle w:val="Hyperlink"/>
@@ -3057,7 +3057,101 @@
                 <w:noProof/>
                 <w:webHidden/>
               </w:rPr>
-              <w:instrText xml:space="preserve"> PAGEREF _Toc194759786 \h </w:instrText>
+              <w:instrText xml:space="preserve"> PAGEREF _Toc194931074 \h </w:instrText>
+            </w:r>
+            <w:r>
+              <w:rPr>
+                <w:noProof/>
+                <w:webHidden/>
+              </w:rPr>
+            </w:r>
+            <w:r>
+              <w:rPr>
+                <w:noProof/>
+                <w:webHidden/>
+              </w:rPr>
+              <w:fldChar w:fldCharType="separate"/>
+            </w:r>
+            <w:r>
+              <w:rPr>
+                <w:noProof/>
+                <w:webHidden/>
+              </w:rPr>
+              <w:t>17</w:t>
+            </w:r>
+            <w:r>
+              <w:rPr>
+                <w:noProof/>
+                <w:webHidden/>
+              </w:rPr>
+              <w:fldChar w:fldCharType="end"/>
+            </w:r>
+          </w:hyperlink>
+        </w:p>
+        <w:p>
+          <w:pPr>
+            <w:pStyle w:val="TOC3"/>
+            <w:tabs>
+              <w:tab w:val="left" w:pos="1200"/>
+              <w:tab w:val="right" w:leader="dot" w:pos="9016"/>
+            </w:tabs>
+            <w:rPr>
+              <w:rFonts w:eastAsiaTheme="minorEastAsia"/>
+              <w:noProof/>
+              <w:kern w:val="2"/>
+              <w:sz w:val="24"/>
+              <w:szCs w:val="24"/>
+              <w:lang w:val="en-US"/>
+              <w14:ligatures w14:val="standardContextual"/>
+            </w:rPr>
+          </w:pPr>
+          <w:hyperlink w:anchor="_Toc194931075" w:history="1">
+            <w:r>
+              <w:rPr>
+                <w:rStyle w:val="Hyperlink"/>
+                <w:noProof/>
+              </w:rPr>
+              <w:t>5.1.5</w:t>
+            </w:r>
+            <w:r>
+              <w:rPr>
+                <w:rFonts w:eastAsiaTheme="minorEastAsia"/>
+                <w:noProof/>
+                <w:kern w:val="2"/>
+                <w:sz w:val="24"/>
+                <w:szCs w:val="24"/>
+                <w:lang w:val="en-US"/>
+                <w14:ligatures w14:val="standardContextual"/>
+              </w:rPr>
+              <w:tab/>
+            </w:r>
+            <w:r>
+              <w:rPr>
+                <w:rStyle w:val="Hyperlink"/>
+                <w:noProof/>
+              </w:rPr>
+              <w:t>Allowing the user to swap the dataset</w:t>
+            </w:r>
+            <w:r>
+              <w:rPr>
+                <w:noProof/>
+                <w:webHidden/>
+              </w:rPr>
+              <w:tab/>
+            </w:r>
+            <w:r>
+              <w:rPr>
+                <w:noProof/>
+                <w:webHidden/>
+              </w:rPr>
+              <w:fldChar w:fldCharType="begin"/>
+            </w:r>
+            <w:r>
+              <w:rPr>
+                <w:noProof/>
+                <w:webHidden/>
+              </w:rPr>
+              <w:instrText xml:space="preserve"> PAGEREF _Toc194931075 \h </w:instrText>
             </w:r>
             <w:r>
               <w:rPr>
@@ -3105,7 +3199,7 @@
               <w14:ligatures w14:val="standardContextual"/>
             </w:rPr>
           </w:pPr>
-          <w:hyperlink w:anchor="_Toc194759787" w:history="1">
+          <w:hyperlink w:anchor="_Toc194931076" w:history="1">
             <w:r>
               <w:rPr>
                 <w:rStyle w:val="Hyperlink"/>
@@ -3151,7 +3245,7 @@
                 <w:noProof/>
                 <w:webHidden/>
               </w:rPr>
-              <w:instrText xml:space="preserve"> PAGEREF _Toc194759787 \h </w:instrText>
+              <w:instrText xml:space="preserve"> PAGEREF _Toc194931076 \h </w:instrText>
             </w:r>
             <w:r>
               <w:rPr>
@@ -3199,7 +3293,7 @@
               <w14:ligatures w14:val="standardContextual"/>
             </w:rPr>
           </w:pPr>
-          <w:hyperlink w:anchor="_Toc194759788" w:history="1">
+          <w:hyperlink w:anchor="_Toc194931077" w:history="1">
             <w:r>
               <w:rPr>
                 <w:rStyle w:val="Hyperlink"/>
@@ -3245,7 +3339,7 @@
                 <w:noProof/>
                 <w:webHidden/>
               </w:rPr>
-              <w:instrText xml:space="preserve"> PAGEREF _Toc194759788 \h </w:instrText>
+              <w:instrText xml:space="preserve"> PAGEREF _Toc194931077 \h </w:instrText>
             </w:r>
             <w:r>
               <w:rPr>
@@ -3293,7 +3387,7 @@
               <w14:ligatures w14:val="standardContextual"/>
             </w:rPr>
           </w:pPr>
-          <w:hyperlink w:anchor="_Toc194759789" w:history="1">
+          <w:hyperlink w:anchor="_Toc194931078" w:history="1">
             <w:r>
               <w:rPr>
                 <w:rStyle w:val="Hyperlink"/>
@@ -3339,7 +3433,7 @@
                 <w:noProof/>
                 <w:webHidden/>
               </w:rPr>
-              <w:instrText xml:space="preserve"> PAGEREF _Toc194759789 \h </w:instrText>
+              <w:instrText xml:space="preserve"> PAGEREF _Toc194931078 \h </w:instrText>
             </w:r>
             <w:r>
               <w:rPr>
@@ -3387,7 +3481,7 @@
               <w14:ligatures w14:val="standardContextual"/>
             </w:rPr>
           </w:pPr>
-          <w:hyperlink w:anchor="_Toc194759790" w:history="1">
+          <w:hyperlink w:anchor="_Toc194931079" w:history="1">
             <w:r>
               <w:rPr>
                 <w:rStyle w:val="Hyperlink"/>
@@ -3433,7 +3527,7 @@
                 <w:noProof/>
                 <w:webHidden/>
               </w:rPr>
-              <w:instrText xml:space="preserve"> PAGEREF _Toc194759790 \h </w:instrText>
+              <w:instrText xml:space="preserve"> PAGEREF _Toc194931079 \h </w:instrText>
             </w:r>
             <w:r>
               <w:rPr>
@@ -3481,7 +3575,7 @@
               <w14:ligatures w14:val="standardContextual"/>
             </w:rPr>
           </w:pPr>
-          <w:hyperlink w:anchor="_Toc194759791" w:history="1">
+          <w:hyperlink w:anchor="_Toc194931080" w:history="1">
             <w:r>
               <w:rPr>
                 <w:rStyle w:val="Hyperlink"/>
@@ -3527,7 +3621,7 @@
                 <w:noProof/>
                 <w:webHidden/>
               </w:rPr>
-              <w:instrText xml:space="preserve"> PAGEREF _Toc194759791 \h </w:instrText>
+              <w:instrText xml:space="preserve"> PAGEREF _Toc194931080 \h </w:instrText>
             </w:r>
             <w:r>
               <w:rPr>
@@ -3575,7 +3669,7 @@
               <w14:ligatures w14:val="standardContextual"/>
             </w:rPr>
           </w:pPr>
-          <w:hyperlink w:anchor="_Toc194759792" w:history="1">
+          <w:hyperlink w:anchor="_Toc194931081" w:history="1">
             <w:r>
               <w:rPr>
                 <w:rStyle w:val="Hyperlink"/>
@@ -3621,7 +3715,7 @@
                 <w:noProof/>
                 <w:webHidden/>
               </w:rPr>
-              <w:instrText xml:space="preserve"> PAGEREF _Toc194759792 \h </w:instrText>
+              <w:instrText xml:space="preserve"> PAGEREF _Toc194931081 \h </w:instrText>
             </w:r>
             <w:r>
               <w:rPr>
@@ -3669,7 +3763,7 @@
               <w14:ligatures w14:val="standardContextual"/>
             </w:rPr>
           </w:pPr>
-          <w:hyperlink w:anchor="_Toc194759793" w:history="1">
+          <w:hyperlink w:anchor="_Toc194931082" w:history="1">
             <w:r>
               <w:rPr>
                 <w:rStyle w:val="Hyperlink"/>
@@ -3715,7 +3809,7 @@
                 <w:noProof/>
                 <w:webHidden/>
               </w:rPr>
-              <w:instrText xml:space="preserve"> PAGEREF _Toc194759793 \h </w:instrText>
+              <w:instrText xml:space="preserve"> PAGEREF _Toc194931082 \h </w:instrText>
             </w:r>
             <w:r>
               <w:rPr>
@@ -3763,7 +3857,7 @@
               <w14:ligatures w14:val="standardContextual"/>
             </w:rPr>
           </w:pPr>
-          <w:hyperlink w:anchor="_Toc194759794" w:history="1">
+          <w:hyperlink w:anchor="_Toc194931083" w:history="1">
             <w:r>
               <w:rPr>
                 <w:rStyle w:val="Hyperlink"/>
@@ -3809,7 +3903,7 @@
                 <w:noProof/>
                 <w:webHidden/>
               </w:rPr>
-              <w:instrText xml:space="preserve"> PAGEREF _Toc194759794 \h </w:instrText>
+              <w:instrText xml:space="preserve"> PAGEREF _Toc194931083 \h </w:instrText>
             </w:r>
             <w:r>
               <w:rPr>
@@ -3857,7 +3951,7 @@
               <w14:ligatures w14:val="standardContextual"/>
             </w:rPr>
           </w:pPr>
-          <w:hyperlink w:anchor="_Toc194759795" w:history="1">
+          <w:hyperlink w:anchor="_Toc194931084" w:history="1">
             <w:r>
               <w:rPr>
                 <w:rStyle w:val="Hyperlink"/>
@@ -3903,7 +3997,7 @@
                 <w:noProof/>
                 <w:webHidden/>
               </w:rPr>
-              <w:instrText xml:space="preserve"> PAGEREF _Toc194759795 \h </w:instrText>
+              <w:instrText xml:space="preserve"> PAGEREF _Toc194931084 \h </w:instrText>
             </w:r>
             <w:r>
               <w:rPr>
@@ -3951,7 +4045,7 @@
               <w14:ligatures w14:val="standardContextual"/>
             </w:rPr>
           </w:pPr>
-          <w:hyperlink w:anchor="_Toc194759796" w:history="1">
+          <w:hyperlink w:anchor="_Toc194931085" w:history="1">
             <w:r>
               <w:rPr>
                 <w:rStyle w:val="Hyperlink"/>
@@ -3997,7 +4091,7 @@
                 <w:noProof/>
                 <w:webHidden/>
               </w:rPr>
-              <w:instrText xml:space="preserve"> PAGEREF _Toc194759796 \h </w:instrText>
+              <w:instrText xml:space="preserve"> PAGEREF _Toc194931085 \h </w:instrText>
             </w:r>
             <w:r>
               <w:rPr>
@@ -4045,7 +4139,7 @@
               <w14:ligatures w14:val="standardContextual"/>
             </w:rPr>
           </w:pPr>
-          <w:hyperlink w:anchor="_Toc194759797" w:history="1">
+          <w:hyperlink w:anchor="_Toc194931086" w:history="1">
             <w:r>
               <w:rPr>
                 <w:rStyle w:val="Hyperlink"/>
@@ -4091,7 +4185,7 @@
                 <w:noProof/>
                 <w:webHidden/>
               </w:rPr>
-              <w:instrText xml:space="preserve"> PAGEREF _Toc194759797 \h </w:instrText>
+              <w:instrText xml:space="preserve"> PAGEREF _Toc194931086 \h </w:instrText>
             </w:r>
             <w:r>
               <w:rPr>
@@ -4139,7 +4233,7 @@
               <w14:ligatures w14:val="standardContextual"/>
             </w:rPr>
           </w:pPr>
-          <w:hyperlink w:anchor="_Toc194759798" w:history="1">
+          <w:hyperlink w:anchor="_Toc194931087" w:history="1">
             <w:r>
               <w:rPr>
                 <w:rStyle w:val="Hyperlink"/>
@@ -4185,7 +4279,7 @@
                 <w:noProof/>
                 <w:webHidden/>
               </w:rPr>
-              <w:instrText xml:space="preserve"> PAGEREF _Toc194759798 \h </w:instrText>
+              <w:instrText xml:space="preserve"> PAGEREF _Toc194931087 \h </w:instrText>
             </w:r>
             <w:r>
               <w:rPr>
@@ -4233,7 +4327,7 @@
               <w14:ligatures w14:val="standardContextual"/>
             </w:rPr>
           </w:pPr>
-          <w:hyperlink w:anchor="_Toc194759799" w:history="1">
+          <w:hyperlink w:anchor="_Toc194931088" w:history="1">
             <w:r>
               <w:rPr>
                 <w:rStyle w:val="Hyperlink"/>
@@ -4279,7 +4373,7 @@
                 <w:noProof/>
                 <w:webHidden/>
               </w:rPr>
-              <w:instrText xml:space="preserve"> PAGEREF _Toc194759799 \h </w:instrText>
+              <w:instrText xml:space="preserve"> PAGEREF _Toc194931088 \h </w:instrText>
             </w:r>
             <w:r>
               <w:rPr>
@@ -4327,7 +4421,7 @@
               <w14:ligatures w14:val="standardContextual"/>
             </w:rPr>
           </w:pPr>
-          <w:hyperlink w:anchor="_Toc194759800" w:history="1">
+          <w:hyperlink w:anchor="_Toc194931089" w:history="1">
             <w:r>
               <w:rPr>
                 <w:rStyle w:val="Hyperlink"/>
@@ -4373,7 +4467,7 @@
                 <w:noProof/>
                 <w:webHidden/>
               </w:rPr>
-              <w:instrText xml:space="preserve"> PAGEREF _Toc194759800 \h </w:instrText>
+              <w:instrText xml:space="preserve"> PAGEREF _Toc194931089 \h </w:instrText>
             </w:r>
             <w:r>
               <w:rPr>
@@ -4421,7 +4515,7 @@
               <w14:ligatures w14:val="standardContextual"/>
             </w:rPr>
           </w:pPr>
-          <w:hyperlink w:anchor="_Toc194759801" w:history="1">
+          <w:hyperlink w:anchor="_Toc194931090" w:history="1">
             <w:r>
               <w:rPr>
                 <w:rStyle w:val="Hyperlink"/>
@@ -4467,7 +4561,7 @@
                 <w:noProof/>
                 <w:webHidden/>
               </w:rPr>
-              <w:instrText xml:space="preserve"> PAGEREF _Toc194759801 \h </w:instrText>
+              <w:instrText xml:space="preserve"> PAGEREF _Toc194931090 \h </w:instrText>
             </w:r>
             <w:r>
               <w:rPr>
@@ -4515,7 +4609,7 @@
               <w14:ligatures w14:val="standardContextual"/>
             </w:rPr>
           </w:pPr>
-          <w:hyperlink w:anchor="_Toc194759802" w:history="1">
+          <w:hyperlink w:anchor="_Toc194931091" w:history="1">
             <w:r>
               <w:rPr>
                 <w:rStyle w:val="Hyperlink"/>
@@ -4561,7 +4655,7 @@
                 <w:noProof/>
                 <w:webHidden/>
               </w:rPr>
-              <w:instrText xml:space="preserve"> PAGEREF _Toc194759802 \h </w:instrText>
+              <w:instrText xml:space="preserve"> PAGEREF _Toc194931091 \h </w:instrText>
             </w:r>
             <w:r>
               <w:rPr>
@@ -4609,7 +4703,7 @@
               <w14:ligatures w14:val="standardContextual"/>
             </w:rPr>
           </w:pPr>
-          <w:hyperlink w:anchor="_Toc194759803" w:history="1">
+          <w:hyperlink w:anchor="_Toc194931092" w:history="1">
             <w:r>
               <w:rPr>
                 <w:rStyle w:val="Hyperlink"/>
@@ -4655,7 +4749,7 @@
                 <w:noProof/>
                 <w:webHidden/>
               </w:rPr>
-              <w:instrText xml:space="preserve"> PAGEREF _Toc194759803 \h </w:instrText>
+              <w:instrText xml:space="preserve"> PAGEREF _Toc194931092 \h </w:instrText>
             </w:r>
             <w:r>
               <w:rPr>
@@ -4703,7 +4797,7 @@
               <w14:ligatures w14:val="standardContextual"/>
             </w:rPr>
           </w:pPr>
-          <w:hyperlink w:anchor="_Toc194759804" w:history="1">
+          <w:hyperlink w:anchor="_Toc194931093" w:history="1">
             <w:r>
               <w:rPr>
                 <w:rStyle w:val="Hyperlink"/>
@@ -4749,7 +4843,7 @@
                 <w:noProof/>
                 <w:webHidden/>
               </w:rPr>
-              <w:instrText xml:space="preserve"> PAGEREF _Toc194759804 \h </w:instrText>
+              <w:instrText xml:space="preserve"> PAGEREF _Toc194931093 \h </w:instrText>
             </w:r>
             <w:r>
               <w:rPr>
@@ -4797,7 +4891,7 @@
               <w14:ligatures w14:val="standardContextual"/>
             </w:rPr>
           </w:pPr>
-          <w:hyperlink w:anchor="_Toc194759805" w:history="1">
+          <w:hyperlink w:anchor="_Toc194931094" w:history="1">
             <w:r>
               <w:rPr>
                 <w:rStyle w:val="Hyperlink"/>
@@ -4843,7 +4937,7 @@
                 <w:noProof/>
                 <w:webHidden/>
               </w:rPr>
-              <w:instrText xml:space="preserve"> PAGEREF _Toc194759805 \h </w:instrText>
+              <w:instrText xml:space="preserve"> PAGEREF _Toc194931094 \h </w:instrText>
             </w:r>
             <w:r>
               <w:rPr>
@@ -4891,7 +4985,7 @@
               <w14:ligatures w14:val="standardContextual"/>
             </w:rPr>
           </w:pPr>
-          <w:hyperlink w:anchor="_Toc194759806" w:history="1">
+          <w:hyperlink w:anchor="_Toc194931095" w:history="1">
             <w:r>
               <w:rPr>
                 <w:rStyle w:val="Hyperlink"/>
@@ -4937,7 +5031,7 @@
                 <w:noProof/>
                 <w:webHidden/>
               </w:rPr>
-              <w:instrText xml:space="preserve"> PAGEREF _Toc194759806 \h </w:instrText>
+              <w:instrText xml:space="preserve"> PAGEREF _Toc194931095 \h </w:instrText>
             </w:r>
             <w:r>
               <w:rPr>
@@ -4985,7 +5079,7 @@
               <w14:ligatures w14:val="standardContextual"/>
             </w:rPr>
           </w:pPr>
-          <w:hyperlink w:anchor="_Toc194759807" w:history="1">
+          <w:hyperlink w:anchor="_Toc194931096" w:history="1">
             <w:r>
               <w:rPr>
                 <w:rStyle w:val="Hyperlink"/>
@@ -5031,7 +5125,7 @@
                 <w:noProof/>
                 <w:webHidden/>
               </w:rPr>
-              <w:instrText xml:space="preserve"> PAGEREF _Toc194759807 \h </w:instrText>
+              <w:instrText xml:space="preserve"> PAGEREF _Toc194931096 \h </w:instrText>
             </w:r>
             <w:r>
               <w:rPr>
@@ -5078,7 +5172,7 @@
               <w14:ligatures w14:val="standardContextual"/>
             </w:rPr>
           </w:pPr>
-          <w:hyperlink w:anchor="_Toc194759808" w:history="1">
+          <w:hyperlink w:anchor="_Toc194931097" w:history="1">
             <w:r>
               <w:rPr>
                 <w:rStyle w:val="Hyperlink"/>
@@ -5105,7 +5199,7 @@
                 <w:noProof/>
                 <w:webHidden/>
               </w:rPr>
-              <w:instrText xml:space="preserve"> PAGEREF _Toc194759808 \h </w:instrText>
+              <w:instrText xml:space="preserve"> PAGEREF _Toc194931097 \h </w:instrText>
             </w:r>
             <w:r>
               <w:rPr>
@@ -5125,7 +5219,7 @@
                 <w:noProof/>
                 <w:webHidden/>
               </w:rPr>
-              <w:t>29</w:t>
+              <w:t>30</w:t>
             </w:r>
             <w:r>
               <w:rPr>
@@ -5152,7 +5246,7 @@
               <w14:ligatures w14:val="standardContextual"/>
             </w:rPr>
           </w:pPr>
-          <w:hyperlink w:anchor="_Toc194759809" w:history="1">
+          <w:hyperlink w:anchor="_Toc194931098" w:history="1">
             <w:r>
               <w:rPr>
                 <w:rStyle w:val="Hyperlink"/>
@@ -5179,7 +5273,7 @@
                 <w:noProof/>
                 <w:webHidden/>
               </w:rPr>
-              <w:instrText xml:space="preserve"> PAGEREF _Toc194759809 \h </w:instrText>
+              <w:instrText xml:space="preserve"> PAGEREF _Toc194931098 \h </w:instrText>
             </w:r>
             <w:r>
               <w:rPr>
@@ -5199,7 +5293,7 @@
                 <w:noProof/>
                 <w:webHidden/>
               </w:rPr>
-              <w:t>31</w:t>
+              <w:t>32</w:t>
             </w:r>
             <w:r>
               <w:rPr>
@@ -5226,7 +5320,7 @@
               <w14:ligatures w14:val="standardContextual"/>
             </w:rPr>
           </w:pPr>
-          <w:hyperlink w:anchor="_Toc194759810" w:history="1">
+          <w:hyperlink w:anchor="_Toc194931099" w:history="1">
             <w:r>
               <w:rPr>
                 <w:rStyle w:val="Hyperlink"/>
@@ -5253,7 +5347,7 @@
                 <w:noProof/>
                 <w:webHidden/>
               </w:rPr>
-              <w:instrText xml:space="preserve"> PAGEREF _Toc194759810 \h </w:instrText>
+              <w:instrText xml:space="preserve"> PAGEREF _Toc194931099 \h </w:instrText>
             </w:r>
             <w:r>
               <w:rPr>
@@ -5273,7 +5367,7 @@
                 <w:noProof/>
                 <w:webHidden/>
               </w:rPr>
-              <w:t>32</w:t>
+              <w:t>33</w:t>
             </w:r>
             <w:r>
               <w:rPr>
@@ -5304,9 +5398,8 @@
         <w:pStyle w:val="Heading1"/>
         <w:jc w:val="both"/>
       </w:pPr>
-      <w:bookmarkStart w:id="2" w:name="_Toc194759758"/>
-      <w:r>
-        <w:lastRenderedPageBreak/>
+      <w:bookmarkStart w:id="2" w:name="_Toc194931046"/>
+      <w:r>
         <w:t>Introduction</w:t>
       </w:r>
       <w:bookmarkEnd w:id="2"/>
@@ -5316,7 +5409,7 @@
         <w:pStyle w:val="Heading2"/>
         <w:jc w:val="both"/>
       </w:pPr>
-      <w:bookmarkStart w:id="3" w:name="_Toc194759759"/>
+      <w:bookmarkStart w:id="3" w:name="_Toc194931047"/>
       <w:r>
         <w:t>Background to the project</w:t>
       </w:r>
@@ -5439,7 +5532,15 @@
         <w:jc w:val="both"/>
       </w:pPr>
       <w:r>
-        <w:t>technologies is needed to decrease the impact of the fires by providing early warnings about certain</w:t>
+        <w:t xml:space="preserve">technologies </w:t>
+      </w:r>
+      <w:proofErr w:type="gramStart"/>
+      <w:r>
+        <w:t>is</w:t>
+      </w:r>
+      <w:proofErr w:type="gramEnd"/>
+      <w:r>
+        <w:t xml:space="preserve"> needed to decrease the impact of the fires by providing early warnings about certain</w:t>
       </w:r>
     </w:p>
     <w:p>
@@ -5463,7 +5564,15 @@
         <w:jc w:val="both"/>
       </w:pPr>
       <w:r>
-        <w:t>The greatest threat to the natural environment are humans, global warming on average since 1850</w:t>
+        <w:t xml:space="preserve">The greatest threat to the natural environment </w:t>
+      </w:r>
+      <w:proofErr w:type="gramStart"/>
+      <w:r>
+        <w:t>are</w:t>
+      </w:r>
+      <w:proofErr w:type="gramEnd"/>
+      <w:r>
+        <w:t xml:space="preserve"> humans, global warming on average since 1850</w:t>
       </w:r>
     </w:p>
     <w:p>
@@ -5590,7 +5699,7 @@
         <w:pStyle w:val="Heading2"/>
         <w:jc w:val="both"/>
       </w:pPr>
-      <w:bookmarkStart w:id="4" w:name="_Toc194759760"/>
+      <w:bookmarkStart w:id="4" w:name="_Toc194931048"/>
       <w:r>
         <w:t>Aims and objectives</w:t>
       </w:r>
@@ -5600,7 +5709,7 @@
       <w:pPr>
         <w:pStyle w:val="Heading3"/>
       </w:pPr>
-      <w:bookmarkStart w:id="5" w:name="_Toc194759761"/>
+      <w:bookmarkStart w:id="5" w:name="_Toc194931049"/>
       <w:r>
         <w:t>Aim</w:t>
       </w:r>
@@ -5662,7 +5771,7 @@
       <w:pPr>
         <w:pStyle w:val="Heading3"/>
       </w:pPr>
-      <w:bookmarkStart w:id="6" w:name="_Toc194759762"/>
+      <w:bookmarkStart w:id="6" w:name="_Toc194931050"/>
       <w:r>
         <w:lastRenderedPageBreak/>
         <w:t>Objectives</w:t>
@@ -5830,7 +5939,7 @@
         <w:pStyle w:val="Heading2"/>
         <w:jc w:val="both"/>
       </w:pPr>
-      <w:bookmarkStart w:id="7" w:name="_Toc194759763"/>
+      <w:bookmarkStart w:id="7" w:name="_Toc194931051"/>
       <w:r>
         <w:t>Research question</w:t>
       </w:r>
@@ -5878,7 +5987,7 @@
       <w:pPr>
         <w:pStyle w:val="Heading2"/>
       </w:pPr>
-      <w:bookmarkStart w:id="8" w:name="_Toc194759764"/>
+      <w:bookmarkStart w:id="8" w:name="_Toc194931052"/>
       <w:r>
         <w:t>Report structure</w:t>
       </w:r>
@@ -5894,7 +6003,15 @@
         <w:t>Section 4 will cover the designing of the dataset and interface which will inform the implementation of the project which will be documented in section 5. Section 6 will cover the ethics and commercial aspects of the project. The results of the project will be documented in section 7</w:t>
       </w:r>
       <w:r>
-        <w:t>. Finally, the project as a whole will culminate in Section 8 which will evaluate the project and discuss future work which the project can be used to inform</w:t>
+        <w:t xml:space="preserve">. Finally, the project </w:t>
+      </w:r>
+      <w:proofErr w:type="gramStart"/>
+      <w:r>
+        <w:t>as a whole will</w:t>
+      </w:r>
+      <w:proofErr w:type="gramEnd"/>
+      <w:r>
+        <w:t xml:space="preserve"> culminate in Section 8 which will evaluate the project and discuss future work which the project can be used to inform</w:t>
       </w:r>
     </w:p>
     <w:p>
@@ -5902,7 +6019,7 @@
         <w:pStyle w:val="Heading1"/>
         <w:jc w:val="both"/>
       </w:pPr>
-      <w:bookmarkStart w:id="9" w:name="_Toc194759765"/>
+      <w:bookmarkStart w:id="9" w:name="_Toc194931053"/>
       <w:r>
         <w:lastRenderedPageBreak/>
         <w:t>Literature review</w:t>
@@ -5960,7 +6077,7 @@
         <w:jc w:val="both"/>
       </w:pPr>
       <w:bookmarkStart w:id="10" w:name="_Toc187672383"/>
-      <w:bookmarkStart w:id="11" w:name="_Toc194759766"/>
+      <w:bookmarkStart w:id="11" w:name="_Toc194931054"/>
       <w:r>
         <w:t>Region selection</w:t>
       </w:r>
@@ -6249,7 +6366,7 @@
         <w:jc w:val="both"/>
       </w:pPr>
       <w:bookmarkStart w:id="12" w:name="_Toc187672384"/>
-      <w:bookmarkStart w:id="13" w:name="_Toc194759767"/>
+      <w:bookmarkStart w:id="13" w:name="_Toc194931055"/>
       <w:r>
         <w:t>Satellites</w:t>
       </w:r>
@@ -6264,7 +6381,15 @@
         <w:jc w:val="both"/>
       </w:pPr>
       <w:r>
-        <w:t xml:space="preserve">There is a lack of tailored data to the task of wildfire prediction, most data accessible online fall into two categories, these being wildfire damage prediction and wildfire detection so a dataset must be created to solve this issue if any wildfire prediction is to take place. Therefore, choosing the correct data source is pivotal in a project like this as the data must be captured from a satellite that is up to date and also high quality in terms of the data it collects and the number of features that It can collect. </w:t>
+        <w:t xml:space="preserve">There is a lack of tailored data to the task of wildfire prediction, most data accessible online fall into two categories, these being wildfire damage prediction and wildfire detection so a dataset must be created to solve this issue if any wildfire prediction is to take place. Therefore, choosing the correct data source is pivotal in a project like this as the data must be captured from a satellite that is up to date </w:t>
+      </w:r>
+      <w:proofErr w:type="gramStart"/>
+      <w:r>
+        <w:t>and also</w:t>
+      </w:r>
+      <w:proofErr w:type="gramEnd"/>
+      <w:r>
+        <w:t xml:space="preserve"> high quality in terms of the data it collects and the number of features that It can collect. </w:t>
       </w:r>
     </w:p>
     <w:p>
@@ -6288,13 +6413,29 @@
         <w:jc w:val="both"/>
       </w:pPr>
       <w:r>
-        <w:t>The MODIS sensors on board the Terra and Aqua satellites provide data in 36 spectral bands in wavelengths ranging from 0.4 to 14.4 μm, with ground resolution</w:t>
+        <w:t>The MODIS sensors on board the Terra and Aqua satellites provide data in 36 spectral bands in wavelengths ranging from 0.4 to 14.4 </w:t>
+      </w:r>
+      <w:proofErr w:type="spellStart"/>
+      <w:r>
+        <w:t>μm</w:t>
+      </w:r>
+      <w:proofErr w:type="spellEnd"/>
+      <w:r>
+        <w:t>, with ground resolution</w:t>
       </w:r>
       <w:r>
         <w:t xml:space="preserve"> being around </w:t>
       </w:r>
       <w:r>
-        <w:t xml:space="preserve">1000 m.  Reflective Solar Bands which include Bands 1–19 and 26 and can detect Wavelengths between 0.4 to 2.1 μm. These bands are used for Monitoring vegetation, observing snow and ice and Detecting aerosols and clouds. Additionally, MODIS also has Thermal Emissive Bands </w:t>
+        <w:t xml:space="preserve">1000 m.  Reflective Solar Bands which include Bands 1–19 and 26 and can detect Wavelengths between 0.4 to 2.1 </w:t>
+      </w:r>
+      <w:proofErr w:type="spellStart"/>
+      <w:r>
+        <w:t>μm</w:t>
+      </w:r>
+      <w:proofErr w:type="spellEnd"/>
+      <w:r>
+        <w:t xml:space="preserve">. These bands are used for Monitoring vegetation, observing snow and ice and Detecting aerosols and clouds. Additionally, MODIS also has Thermal Emissive Bands </w:t>
       </w:r>
       <w:r>
         <w:t>which include</w:t>
@@ -6343,7 +6484,23 @@
               <w:rFonts w:ascii="Calibri" w:eastAsia="Times New Roman" w:hAnsi="Calibri" w:cs="Calibri"/>
               <w:color w:val="000000"/>
             </w:rPr>
-            <w:t>(D. Rashkovetsky et al., 2021)</w:t>
+            <w:t xml:space="preserve">(D. </w:t>
+          </w:r>
+          <w:proofErr w:type="spellStart"/>
+          <w:r>
+            <w:rPr>
+              <w:rFonts w:ascii="Calibri" w:eastAsia="Times New Roman" w:hAnsi="Calibri" w:cs="Calibri"/>
+              <w:color w:val="000000"/>
+            </w:rPr>
+            <w:t>Rashkovetsky</w:t>
+          </w:r>
+          <w:proofErr w:type="spellEnd"/>
+          <w:r>
+            <w:rPr>
+              <w:rFonts w:ascii="Calibri" w:eastAsia="Times New Roman" w:hAnsi="Calibri" w:cs="Calibri"/>
+              <w:color w:val="000000"/>
+            </w:rPr>
+            <w:t xml:space="preserve"> et al., 2021)</w:t>
           </w:r>
         </w:sdtContent>
       </w:sdt>
@@ -6544,7 +6701,15 @@
         <w:jc w:val="both"/>
       </w:pPr>
       <w:r>
-        <w:t>MODIS captures a lot of data between its two satellites – terra and aqua, however, due to its low spatial resolution when compared to the other sensors and the aqua sensor not being very suited to the task of wildfire prediction it is not a great choice when compared to the other options. VIIRS is a decent choice due to its fairly high spatial resolution however, unlike Landsat it does not have thermal bands. Therefore, Landsat is the best choice for the task of wildfire prediction despite its slow orbit time as it captures the data necessary to form a prediction such as its thermal and near infrared bands. Additionally, any additional data required can be matched up with the Landsat data to fill any gaps that may appear.</w:t>
+        <w:t xml:space="preserve">MODIS captures a lot of data between its two satellites – terra and aqua, however, due to its low spatial resolution when compared to the other sensors and the aqua sensor not being very suited to the task of wildfire prediction it is not a great choice when compared to the other options. VIIRS is a decent choice due to its </w:t>
+      </w:r>
+      <w:proofErr w:type="gramStart"/>
+      <w:r>
+        <w:t>fairly high</w:t>
+      </w:r>
+      <w:proofErr w:type="gramEnd"/>
+      <w:r>
+        <w:t xml:space="preserve"> spatial resolution however, unlike Landsat it does not have thermal bands. Therefore, Landsat is the best choice for the task of wildfire prediction despite its slow orbit time as it captures the data necessary to form a prediction such as its thermal and near infrared bands. Additionally, any additional data required can be matched up with the Landsat data to fill any gaps that may appear.</w:t>
       </w:r>
     </w:p>
     <w:p>
@@ -6553,7 +6718,7 @@
         <w:jc w:val="both"/>
       </w:pPr>
       <w:bookmarkStart w:id="14" w:name="_Toc187672385"/>
-      <w:bookmarkStart w:id="15" w:name="_Toc194759768"/>
+      <w:bookmarkStart w:id="15" w:name="_Toc194931056"/>
       <w:r>
         <w:t>Available Satellite datasets</w:t>
       </w:r>
@@ -6623,7 +6788,15 @@
         <w:t xml:space="preserve"> the data in location and time using the same projection</w:t>
       </w:r>
       <w:r>
-        <w:t xml:space="preserve"> if the data has actually been captured from different sources.</w:t>
+        <w:t xml:space="preserve"> if the data has </w:t>
+      </w:r>
+      <w:proofErr w:type="gramStart"/>
+      <w:r>
+        <w:t>actually been</w:t>
+      </w:r>
+      <w:proofErr w:type="gramEnd"/>
+      <w:r>
+        <w:t xml:space="preserve"> captured from different sources.</w:t>
       </w:r>
       <w:sdt>
         <w:sdtPr>
@@ -6656,7 +6829,7 @@
         <w:jc w:val="both"/>
       </w:pPr>
       <w:bookmarkStart w:id="16" w:name="_Toc187672386"/>
-      <w:bookmarkStart w:id="17" w:name="_Toc194759769"/>
+      <w:bookmarkStart w:id="17" w:name="_Toc194931057"/>
       <w:r>
         <w:t>Models</w:t>
       </w:r>
@@ -7005,7 +7178,7 @@
         <w:pStyle w:val="Heading3"/>
         <w:jc w:val="both"/>
       </w:pPr>
-      <w:bookmarkStart w:id="18" w:name="_Toc194759770"/>
+      <w:bookmarkStart w:id="18" w:name="_Toc194931058"/>
       <w:r>
         <w:t>Conclusion</w:t>
       </w:r>
@@ -7029,7 +7202,7 @@
         <w:pStyle w:val="Heading1"/>
         <w:jc w:val="both"/>
       </w:pPr>
-      <w:bookmarkStart w:id="19" w:name="_Toc194759771"/>
+      <w:bookmarkStart w:id="19" w:name="_Toc194931059"/>
       <w:r>
         <w:lastRenderedPageBreak/>
         <w:t>R</w:t>
@@ -7046,7 +7219,7 @@
       <w:pPr>
         <w:pStyle w:val="Heading2"/>
       </w:pPr>
-      <w:bookmarkStart w:id="20" w:name="_Toc194759772"/>
+      <w:bookmarkStart w:id="20" w:name="_Toc194931060"/>
       <w:r>
         <w:t>System requirements</w:t>
       </w:r>
@@ -7054,15 +7227,36 @@
     </w:p>
     <w:p>
       <w:r>
-        <w:t>The model and program will be programmed in python as it has a large number of libraries that are useful for Deep learning and Machine learning which will be critical to creating a prediction model.</w:t>
-      </w:r>
-    </w:p>
-    <w:p>
-      <w:r>
-        <w:t>The program will use many different libraries such as tensorflow</w:t>
-      </w:r>
-      <w:r>
-        <w:t xml:space="preserve"> and sklearn, additionally the interface will also be programmed in python for ease of programming </w:t>
+        <w:t xml:space="preserve">The model and program will be programmed in python as it has </w:t>
+      </w:r>
+      <w:proofErr w:type="gramStart"/>
+      <w:r>
+        <w:t>a large number of</w:t>
+      </w:r>
+      <w:proofErr w:type="gramEnd"/>
+      <w:r>
+        <w:t xml:space="preserve"> libraries that are useful for Deep learning and Machine learning which will be critical to creating a prediction model.</w:t>
+      </w:r>
+    </w:p>
+    <w:p>
+      <w:r>
+        <w:t xml:space="preserve">The program will use many different libraries such as </w:t>
+      </w:r>
+      <w:proofErr w:type="spellStart"/>
+      <w:r>
+        <w:t>tensorflow</w:t>
+      </w:r>
+      <w:proofErr w:type="spellEnd"/>
+      <w:r>
+        <w:t xml:space="preserve"> and </w:t>
+      </w:r>
+      <w:proofErr w:type="spellStart"/>
+      <w:r>
+        <w:t>sklearn</w:t>
+      </w:r>
+      <w:proofErr w:type="spellEnd"/>
+      <w:r>
+        <w:t xml:space="preserve">, additionally the interface will also be programmed in python for ease of programming </w:t>
       </w:r>
       <w:r>
         <w:t>as the</w:t>
@@ -7104,7 +7298,7 @@
       <w:pPr>
         <w:pStyle w:val="Heading2"/>
       </w:pPr>
-      <w:bookmarkStart w:id="21" w:name="_Toc194759773"/>
+      <w:bookmarkStart w:id="21" w:name="_Toc194931061"/>
       <w:r>
         <w:t>Data</w:t>
       </w:r>
@@ -7245,7 +7439,7 @@
         <w:pStyle w:val="Heading2"/>
         <w:jc w:val="both"/>
       </w:pPr>
-      <w:bookmarkStart w:id="23" w:name="_Toc194759774"/>
+      <w:bookmarkStart w:id="23" w:name="_Toc194931062"/>
       <w:r>
         <w:t>Input</w:t>
       </w:r>
@@ -7269,7 +7463,15 @@
         <w:t>must</w:t>
       </w:r>
       <w:r>
-        <w:t xml:space="preserve"> be able to handle .tif files and extract necessary data to make a prediction</w:t>
+        <w:t xml:space="preserve"> be able to handle .</w:t>
+      </w:r>
+      <w:proofErr w:type="spellStart"/>
+      <w:r>
+        <w:t>tif</w:t>
+      </w:r>
+      <w:proofErr w:type="spellEnd"/>
+      <w:r>
+        <w:t xml:space="preserve"> files and extract necessary data to make a prediction</w:t>
       </w:r>
       <w:r>
         <w:t>.</w:t>
@@ -7297,7 +7499,7 @@
       <w:pPr>
         <w:pStyle w:val="Heading2"/>
       </w:pPr>
-      <w:bookmarkStart w:id="24" w:name="_Toc194759775"/>
+      <w:bookmarkStart w:id="24" w:name="_Toc194931063"/>
       <w:r>
         <w:t>Model Requirements</w:t>
       </w:r>
@@ -7377,7 +7579,7 @@
         <w:pStyle w:val="Heading2"/>
         <w:jc w:val="both"/>
       </w:pPr>
-      <w:bookmarkStart w:id="25" w:name="_Toc194759776"/>
+      <w:bookmarkStart w:id="25" w:name="_Toc194931064"/>
       <w:r>
         <w:t>Interface</w:t>
       </w:r>
@@ -7533,7 +7735,7 @@
         <w:pStyle w:val="Heading2"/>
         <w:jc w:val="both"/>
       </w:pPr>
-      <w:bookmarkStart w:id="26" w:name="_Toc194759777"/>
+      <w:bookmarkStart w:id="26" w:name="_Toc194931065"/>
       <w:r>
         <w:lastRenderedPageBreak/>
         <w:t>Design constraints</w:t>
@@ -7567,7 +7769,15 @@
         <w:t>thirty-metre</w:t>
       </w:r>
       <w:r>
-        <w:t xml:space="preserve"> area being considered as one pixel, therefore, small anomalies that start off in a much smaller area than thirty metres might not be captured until it grows enough to fill the majority of the area.</w:t>
+        <w:t xml:space="preserve"> area being considered as one pixel, therefore, small anomalies that start off in a much smaller area than thirty metres might not be captured until it grows enough to fill </w:t>
+      </w:r>
+      <w:proofErr w:type="gramStart"/>
+      <w:r>
+        <w:t>the majority of</w:t>
+      </w:r>
+      <w:proofErr w:type="gramEnd"/>
+      <w:r>
+        <w:t xml:space="preserve"> the area.</w:t>
       </w:r>
     </w:p>
     <w:p>
@@ -7585,7 +7795,7 @@
         <w:pStyle w:val="Heading1"/>
         <w:jc w:val="both"/>
       </w:pPr>
-      <w:bookmarkStart w:id="27" w:name="_Toc194759778"/>
+      <w:bookmarkStart w:id="27" w:name="_Toc194931066"/>
       <w:r>
         <w:lastRenderedPageBreak/>
         <w:t>Design</w:t>
@@ -7597,7 +7807,7 @@
         <w:pStyle w:val="Heading2"/>
         <w:jc w:val="both"/>
       </w:pPr>
-      <w:bookmarkStart w:id="28" w:name="_Toc194759779"/>
+      <w:bookmarkStart w:id="28" w:name="_Toc194931067"/>
       <w:r>
         <w:t>Dataset</w:t>
       </w:r>
@@ -7671,6 +7881,11 @@
       </w:r>
       <w:r>
         <w:t xml:space="preserve"> This means that the fire captured needs to last over a week for the data to be accurate. From this data a dataset can be extracted and used in predictions.</w:t>
+      </w:r>
+    </w:p>
+    <w:p>
+      <w:r>
+        <w:t>To help a user understand the dataset, a text file will accompany the data to explain the date and location of the fire and the area that was captured and extracted.</w:t>
       </w:r>
     </w:p>
     <w:p/>
@@ -7679,7 +7894,7 @@
         <w:pStyle w:val="Heading2"/>
         <w:jc w:val="both"/>
       </w:pPr>
-      <w:bookmarkStart w:id="29" w:name="_Toc194759780"/>
+      <w:bookmarkStart w:id="29" w:name="_Toc194931068"/>
       <w:r>
         <w:t>Interface</w:t>
       </w:r>
@@ -7690,10 +7905,15 @@
     </w:p>
     <w:p>
       <w:r>
-        <w:t>Creating a user interface will allow users to operate the program effectively without the use of a console</w:t>
-      </w:r>
-      <w:r>
-        <w:t>. Therefore, the program will be more accessible to use as the user will not need any knowledge or experience with the program before to operate it, all the user will require to use the program is a file to input for a prediction and to download the program and dataset files.</w:t>
+        <w:t xml:space="preserve">Creating a user interface will allow users to operate the program effectively without the use of a console. Therefore, the program will be more accessible to use as the user will not need any knowledge or experience with the program before to operate it, all the </w:t>
+      </w:r>
+      <w:proofErr w:type="gramStart"/>
+      <w:r>
+        <w:t>user</w:t>
+      </w:r>
+      <w:proofErr w:type="gramEnd"/>
+      <w:r>
+        <w:t xml:space="preserve"> will require to use the program is a file to input for a prediction and to download the program and dataset files.</w:t>
       </w:r>
     </w:p>
     <w:p>
@@ -7861,7 +8081,15 @@
     </w:p>
     <w:p>
       <w:r>
-        <w:t xml:space="preserve">The training button will cause the model to be trained on the dataset, using this approach instead of always using  already existing model that was trained on the training dataset means that if a dataset is formatted </w:t>
+        <w:t xml:space="preserve">The training button will cause the model to be trained on the dataset, using this approach instead of always </w:t>
+      </w:r>
+      <w:proofErr w:type="gramStart"/>
+      <w:r>
+        <w:t>using  already</w:t>
+      </w:r>
+      <w:proofErr w:type="gramEnd"/>
+      <w:r>
+        <w:t xml:space="preserve"> existing model that was trained on the training dataset means that if a dataset is formatted </w:t>
       </w:r>
       <w:r>
         <w:t>correctly,</w:t>
@@ -8026,7 +8254,15 @@
     </w:p>
     <w:p>
       <w:r>
-        <w:t xml:space="preserve">Once the program has switched to the results page it will present the user with the rgb image of the data as well as the prediction made by the model. The user will be given suggested actions based on </w:t>
+        <w:t xml:space="preserve">Once the program has switched to the results page it will present the user with the </w:t>
+      </w:r>
+      <w:proofErr w:type="spellStart"/>
+      <w:r>
+        <w:t>rgb</w:t>
+      </w:r>
+      <w:proofErr w:type="spellEnd"/>
+      <w:r>
+        <w:t xml:space="preserve"> image of the data as well as the prediction made by the model. The user will be given suggested actions based on </w:t>
       </w:r>
       <w:r>
         <w:lastRenderedPageBreak/>
@@ -8166,7 +8402,7 @@
         <w:pStyle w:val="Heading1"/>
         <w:jc w:val="both"/>
       </w:pPr>
-      <w:bookmarkStart w:id="30" w:name="_Toc194759781"/>
+      <w:bookmarkStart w:id="30" w:name="_Toc194931069"/>
       <w:r>
         <w:lastRenderedPageBreak/>
         <w:t>Implementation</w:t>
@@ -8180,7 +8416,7 @@
       <w:pPr>
         <w:pStyle w:val="Heading2"/>
       </w:pPr>
-      <w:bookmarkStart w:id="31" w:name="_Toc194759782"/>
+      <w:bookmarkStart w:id="31" w:name="_Toc194931070"/>
       <w:r>
         <w:t>Dataset Creation</w:t>
       </w:r>
@@ -8190,7 +8426,7 @@
       <w:pPr>
         <w:pStyle w:val="Heading3"/>
       </w:pPr>
-      <w:bookmarkStart w:id="32" w:name="_Toc194759783"/>
+      <w:bookmarkStart w:id="32" w:name="_Toc194931071"/>
       <w:r>
         <w:t>Selecting a region</w:t>
       </w:r>
@@ -8387,7 +8623,7 @@
       <w:pPr>
         <w:pStyle w:val="Heading3"/>
       </w:pPr>
-      <w:bookmarkStart w:id="33" w:name="_Toc194759784"/>
+      <w:bookmarkStart w:id="33" w:name="_Toc194931072"/>
       <w:r>
         <w:t>Finding a fire</w:t>
       </w:r>
@@ -8401,7 +8637,13 @@
         <w:t>sixteen</w:t>
       </w:r>
       <w:r>
-        <w:t xml:space="preserve"> days. This means that the number of fires that can be found is dramatically reduced as the fire must be active in the area on the day of the satellite orbiting above it. To achieve this,  fires that were quite large</w:t>
+        <w:t xml:space="preserve"> days. This means that the number of fires that can be found is dramatically reduced as the fire must be active in the area on the day of the satellite orbiting above it. To achieve </w:t>
+      </w:r>
+      <w:r>
+        <w:t>this, fires</w:t>
+      </w:r>
+      <w:r>
+        <w:t xml:space="preserve"> that were quite large</w:t>
       </w:r>
       <w:r>
         <w:t xml:space="preserve"> needed to be found</w:t>
@@ -8451,13 +8693,29 @@
         <w:t xml:space="preserve"> </w:t>
       </w:r>
       <w:r>
-        <w:t xml:space="preserve">days meaning that some data had to be available as the satellite would have definitely revisited the area in that time. Additionally, the fire devastated a large area meaning that there is a large amount of data that will be available to collect. </w:t>
+        <w:t xml:space="preserve">days meaning that some data had to be available as the satellite would have </w:t>
+      </w:r>
+      <w:proofErr w:type="gramStart"/>
+      <w:r>
+        <w:t>definitely revisited</w:t>
+      </w:r>
+      <w:proofErr w:type="gramEnd"/>
+      <w:r>
+        <w:t xml:space="preserve"> the area in that time. Additionally, the fire devastated a large area meaning that there is a large amount of data that will be available to collect. </w:t>
       </w:r>
       <w:r>
         <w:t>This means that a model is less likely to memorize the data as there is a lot more data than a smaller fire would produce.</w:t>
       </w:r>
       <w:r>
-        <w:t xml:space="preserve"> Additionally, this will mean that there is no data imbalance in the dataset as the majority of the data will fit into each category for classification.</w:t>
+        <w:t xml:space="preserve"> Additionally, this will mean that there is no data imbalance in the dataset as </w:t>
+      </w:r>
+      <w:proofErr w:type="gramStart"/>
+      <w:r>
+        <w:t>the majority of</w:t>
+      </w:r>
+      <w:proofErr w:type="gramEnd"/>
+      <w:r>
+        <w:t xml:space="preserve"> the data will fit into each category for classification.</w:t>
       </w:r>
     </w:p>
     <w:p/>
@@ -8466,7 +8724,7 @@
       <w:pPr>
         <w:pStyle w:val="Heading3"/>
       </w:pPr>
-      <w:bookmarkStart w:id="34" w:name="_Toc194759785"/>
+      <w:bookmarkStart w:id="34" w:name="_Toc194931073"/>
       <w:r>
         <w:t>Extracting data</w:t>
       </w:r>
@@ -8544,6 +8802,12 @@
       </w:r>
     </w:p>
     <w:p>
+      <w:pPr>
+        <w:rPr>
+          <w:b/>
+          <w:bCs/>
+        </w:rPr>
+      </w:pPr>
       <w:r>
         <w:t>The dataset meets the project’s requirements as it has an equal amount of data in each category</w:t>
       </w:r>
@@ -8623,7 +8887,7 @@
       <w:pPr>
         <w:pStyle w:val="Heading3"/>
       </w:pPr>
-      <w:bookmarkStart w:id="35" w:name="_Toc194759786"/>
+      <w:bookmarkStart w:id="35" w:name="_Toc194931074"/>
       <w:r>
         <w:t>D</w:t>
       </w:r>
@@ -8689,7 +8953,15 @@
     </w:p>
     <w:p>
       <w:r>
-        <w:t>Additionally, a large number of bands are not that useful for making a prediction. There</w:t>
+        <w:t xml:space="preserve">Additionally, </w:t>
+      </w:r>
+      <w:proofErr w:type="gramStart"/>
+      <w:r>
+        <w:t>a large number of</w:t>
+      </w:r>
+      <w:proofErr w:type="gramEnd"/>
+      <w:r>
+        <w:t xml:space="preserve"> bands are not that useful for making a prediction. There</w:t>
       </w:r>
       <w:r>
         <w:t>’s seventeen layers and eleven bands in the data</w:t>
@@ -8699,22 +8971,106 @@
       </w:r>
     </w:p>
     <w:p/>
-    <w:p/>
-    <w:p/>
-    <w:p/>
-    <w:p/>
-    <w:p/>
-    <w:p/>
-    <w:p/>
-    <w:p/>
-    <w:p/>
-    <w:p/>
+    <w:p>
+      <w:pPr>
+        <w:pStyle w:val="Heading3"/>
+      </w:pPr>
+      <w:bookmarkStart w:id="36" w:name="_Toc194931075"/>
+      <w:r>
+        <w:t>Allowing the user to swap</w:t>
+      </w:r>
+      <w:r>
+        <w:t xml:space="preserve"> the dataset</w:t>
+      </w:r>
+      <w:bookmarkEnd w:id="36"/>
+    </w:p>
+    <w:p>
+      <w:r>
+        <w:t>Allowing the user to swap the dataset will allow the project to be useful for future development as the program and model architecture will be the same but the dataset will be able to be swapped by the user.</w:t>
+      </w:r>
+    </w:p>
+    <w:p>
+      <w:r>
+        <w:t xml:space="preserve"> </w:t>
+      </w:r>
+      <w:r>
+        <w:t>If the user</w:t>
+      </w:r>
+      <w:r>
+        <w:t xml:space="preserve"> was able to extract their own</w:t>
+      </w:r>
+      <w:r>
+        <w:t xml:space="preserve"> Landsat 9 </w:t>
+      </w:r>
+      <w:r>
+        <w:t xml:space="preserve">data </w:t>
+      </w:r>
+      <w:r>
+        <w:t>and sort it into the</w:t>
+      </w:r>
+      <w:r>
+        <w:t xml:space="preserve"> categories </w:t>
+      </w:r>
+      <w:r>
+        <w:t xml:space="preserve">present </w:t>
+      </w:r>
+      <w:r>
+        <w:t>in the training dataset and</w:t>
+      </w:r>
+      <w:r>
+        <w:t xml:space="preserve"> if</w:t>
+      </w:r>
+      <w:r>
+        <w:t xml:space="preserve"> the data </w:t>
+      </w:r>
+      <w:r>
+        <w:t xml:space="preserve">was </w:t>
+      </w:r>
+      <w:r>
+        <w:t>the same size as the data present in the training dataset then the user would easily be able to swap out the training dataset to tailor a model to a specific fire instead of the palisade fire present in the training dataset.</w:t>
+      </w:r>
+      <w:r>
+        <w:t xml:space="preserve"> </w:t>
+      </w:r>
+    </w:p>
+    <w:p>
+      <w:r>
+        <w:t>This would allow the model to train on a different set of data and possibly be used for other regions</w:t>
+      </w:r>
+      <w:r>
+        <w:t xml:space="preserve">, the model would retain the same architecture but would be trained on an entirely different set of data. </w:t>
+      </w:r>
+    </w:p>
+    <w:p>
+      <w:r>
+        <w:t xml:space="preserve">To ensure that the user </w:t>
+      </w:r>
+      <w:proofErr w:type="gramStart"/>
+      <w:r>
+        <w:t>has the ability to</w:t>
+      </w:r>
+      <w:proofErr w:type="gramEnd"/>
+      <w:r>
+        <w:t xml:space="preserve"> do this, the model will not be saved and will be required to train every time the program is </w:t>
+      </w:r>
+      <w:r>
+        <w:t xml:space="preserve">relaunched. However, this may mean that no prediction will be </w:t>
+      </w:r>
+      <w:proofErr w:type="gramStart"/>
+      <w:r>
+        <w:t>exactly the same</w:t>
+      </w:r>
+      <w:proofErr w:type="gramEnd"/>
+      <w:r>
+        <w:t xml:space="preserve"> as the model may have different weights each time it trains and may result in differing predictions. </w:t>
+      </w:r>
+    </w:p>
     <w:p>
       <w:pPr>
         <w:pStyle w:val="Heading2"/>
         <w:jc w:val="both"/>
       </w:pPr>
-      <w:bookmarkStart w:id="36" w:name="_Toc194759787"/>
+      <w:bookmarkStart w:id="37" w:name="_Toc194931076"/>
       <w:r>
         <w:lastRenderedPageBreak/>
         <w:t xml:space="preserve">Model </w:t>
@@ -8722,17 +9078,17 @@
       <w:r>
         <w:t>Implementation</w:t>
       </w:r>
-      <w:bookmarkEnd w:id="36"/>
+      <w:bookmarkEnd w:id="37"/>
     </w:p>
     <w:p>
       <w:pPr>
         <w:pStyle w:val="Heading3"/>
       </w:pPr>
-      <w:bookmarkStart w:id="37" w:name="_Toc194759788"/>
+      <w:bookmarkStart w:id="38" w:name="_Toc194931077"/>
       <w:r>
         <w:t>Important Bands in Landsat 9</w:t>
       </w:r>
-      <w:bookmarkEnd w:id="37"/>
+      <w:bookmarkEnd w:id="38"/>
     </w:p>
     <w:p>
       <w:r>
@@ -8789,6 +9145,23 @@
     </w:p>
     <w:p>
       <w:r>
+        <w:t xml:space="preserve">NDVI is a useful value to have as it indicates the </w:t>
+      </w:r>
+      <w:r>
+        <w:t xml:space="preserve">vegetation </w:t>
+      </w:r>
+      <w:r>
+        <w:t xml:space="preserve">health and </w:t>
+      </w:r>
+      <w:r>
+        <w:t>vegetation density</w:t>
+      </w:r>
+      <w:r>
+        <w:t>, a value closer to 1 means that the vegetation present is dense and healthy whereas a value closer to zero means that the vegetation present in the area has unhealthy or little vegetation. A value below zero is also useful as it means that there is ocean present, and it is very unlikely that fires will appear on the surface of water.</w:t>
+      </w:r>
+    </w:p>
+    <w:p>
+      <w:r>
         <w:t>NDVI is not like the other bands</w:t>
       </w:r>
       <w:r>
@@ -8816,30 +9189,18 @@
     </w:p>
     <w:p>
       <w:r>
-        <w:t xml:space="preserve">NDVI is a useful value to have as it indicates the </w:t>
-      </w:r>
-      <w:r>
-        <w:t xml:space="preserve">vegetation </w:t>
-      </w:r>
-      <w:r>
-        <w:t xml:space="preserve">health and </w:t>
-      </w:r>
-      <w:r>
-        <w:t>vegetation density</w:t>
-      </w:r>
-      <w:r>
-        <w:t>, a value closer to 1 means that the vegetation present is dense and healthy whereas a value closer to zero means that the vegetation present in the area has unhealthy or little vegetation. A value below zero is also useful as it means that there is ocean present, and it is very unlikely that fires will appear on the surface of water.</w:t>
+        <w:t>By including NDVI as a band to be processed by the model it means that the model can both examine the thermal readings as well as the vegetation health as high thermal readings and a low NDVI value could suggest a high chance of a fire occurring in that area.</w:t>
       </w:r>
     </w:p>
     <w:p>
       <w:pPr>
         <w:pStyle w:val="Heading3"/>
       </w:pPr>
-      <w:bookmarkStart w:id="38" w:name="_Toc194759789"/>
+      <w:bookmarkStart w:id="39" w:name="_Toc194931078"/>
       <w:r>
         <w:t>Convolutional Neural Network (CNN)</w:t>
       </w:r>
-      <w:bookmarkEnd w:id="38"/>
+      <w:bookmarkEnd w:id="39"/>
     </w:p>
     <w:p>
       <w:r>
@@ -8851,7 +9212,15 @@
     </w:p>
     <w:p>
       <w:r>
-        <w:t xml:space="preserve">The output shape has to be four as the CNN is a classification model and there is four categories present in the data for the model to predict between. </w:t>
+        <w:t xml:space="preserve">The output shape has to be four as the CNN is a classification model and there </w:t>
+      </w:r>
+      <w:proofErr w:type="gramStart"/>
+      <w:r>
+        <w:t>is</w:t>
+      </w:r>
+      <w:proofErr w:type="gramEnd"/>
+      <w:r>
+        <w:t xml:space="preserve"> four categories present in the data for the model to predict between. </w:t>
       </w:r>
     </w:p>
     <w:p/>
@@ -8860,6 +9229,7 @@
         <w:rPr>
           <w:noProof/>
         </w:rPr>
+        <w:lastRenderedPageBreak/>
         <w:drawing>
           <wp:inline distT="0" distB="0" distL="0" distR="0" wp14:anchorId="635DF48E" wp14:editId="4F6555A0">
             <wp:extent cx="5731510" cy="2241550"/>
@@ -8899,7 +9269,6 @@
     </w:p>
     <w:p>
       <w:r>
-        <w:lastRenderedPageBreak/>
         <w:t>The</w:t>
       </w:r>
       <w:r>
@@ -8958,7 +9327,15 @@
         <w:t xml:space="preserve"> is sparse categorical </w:t>
       </w:r>
       <w:r>
-        <w:t>cross entropy this means that the labels do not need to be one hot encoded and each class has a value of between 1 to 4. Using this approach allows the model to use a probability of the data being in a class and also improves computational efficiency.</w:t>
+        <w:t xml:space="preserve">cross entropy this means that the labels do not need to be one hot encoded and each class has a value of between 1 to 4. Using this approach allows the model to use a probability of the data being in a class </w:t>
+      </w:r>
+      <w:proofErr w:type="gramStart"/>
+      <w:r>
+        <w:t>and also</w:t>
+      </w:r>
+      <w:proofErr w:type="gramEnd"/>
+      <w:r>
+        <w:t xml:space="preserve"> improves computational efficiency.</w:t>
       </w:r>
     </w:p>
     <w:p/>
@@ -8966,15 +9343,31 @@
       <w:pPr>
         <w:pStyle w:val="Heading3"/>
       </w:pPr>
-      <w:bookmarkStart w:id="39" w:name="_Toc194759790"/>
+      <w:bookmarkStart w:id="40" w:name="_Toc194931079"/>
       <w:r>
         <w:t>User Interface</w:t>
       </w:r>
-      <w:bookmarkEnd w:id="39"/>
-    </w:p>
-    <w:p>
-      <w:r>
-        <w:t xml:space="preserve">Since python is used for most machine learning tasks programming a GUI in tkinter is a good choice to use as tkinter is very lightweight and </w:t>
+      <w:bookmarkEnd w:id="40"/>
+    </w:p>
+    <w:p>
+      <w:r>
+        <w:t xml:space="preserve">Since python is used for most machine learning tasks programming a GUI in </w:t>
+      </w:r>
+      <w:proofErr w:type="spellStart"/>
+      <w:r>
+        <w:t>tkinter</w:t>
+      </w:r>
+      <w:proofErr w:type="spellEnd"/>
+      <w:r>
+        <w:t xml:space="preserve"> is a good choice to use as </w:t>
+      </w:r>
+      <w:proofErr w:type="spellStart"/>
+      <w:r>
+        <w:t>tkinter</w:t>
+      </w:r>
+      <w:proofErr w:type="spellEnd"/>
+      <w:r>
+        <w:t xml:space="preserve"> is very lightweight and </w:t>
       </w:r>
       <w:r>
         <w:t>is an open-source library meaning that is completely free to use without any licensing.</w:t>
@@ -9024,7 +9417,24 @@
     </w:p>
     <w:p>
       <w:r>
-        <w:t>Since the designs were low fidelity, not much is required to be added to the base tkinter frame. For the home page a grid system was used to align all of the buttons and text to the middle of the screen allowing the content to be at the centre of the user’s view.</w:t>
+        <w:lastRenderedPageBreak/>
+        <w:t xml:space="preserve">Since the designs were low fidelity, not much is required to be added to the base </w:t>
+      </w:r>
+      <w:proofErr w:type="spellStart"/>
+      <w:r>
+        <w:t>tkinter</w:t>
+      </w:r>
+      <w:proofErr w:type="spellEnd"/>
+      <w:r>
+        <w:t xml:space="preserve"> frame. For the home page a grid system was used to align </w:t>
+      </w:r>
+      <w:proofErr w:type="gramStart"/>
+      <w:r>
+        <w:t>all of</w:t>
+      </w:r>
+      <w:proofErr w:type="gramEnd"/>
+      <w:r>
+        <w:t xml:space="preserve"> the buttons and text to the middle of the screen allowing the content to be at the centre of the user’s view.</w:t>
       </w:r>
     </w:p>
     <w:p/>
@@ -9034,7 +9444,6 @@
         <w:rPr>
           <w:noProof/>
         </w:rPr>
-        <w:lastRenderedPageBreak/>
         <w:drawing>
           <wp:inline distT="0" distB="0" distL="0" distR="0" wp14:anchorId="05265A21" wp14:editId="35093EFD">
             <wp:extent cx="4676776" cy="1637414"/>
@@ -9185,35 +9594,26 @@
     <w:p/>
     <w:p/>
     <w:p/>
-    <w:p/>
-    <w:p/>
-    <w:p/>
-    <w:p/>
-    <w:p/>
-    <w:p/>
-    <w:p/>
-    <w:p/>
-    <w:p/>
     <w:p>
       <w:pPr>
         <w:pStyle w:val="Heading2"/>
         <w:jc w:val="both"/>
       </w:pPr>
-      <w:bookmarkStart w:id="40" w:name="_Toc194759791"/>
+      <w:bookmarkStart w:id="41" w:name="_Toc194931080"/>
       <w:r>
         <w:t>Testing</w:t>
       </w:r>
-      <w:bookmarkEnd w:id="40"/>
+      <w:bookmarkEnd w:id="41"/>
     </w:p>
     <w:p>
       <w:pPr>
         <w:pStyle w:val="Heading3"/>
       </w:pPr>
-      <w:bookmarkStart w:id="41" w:name="_Toc194759792"/>
+      <w:bookmarkStart w:id="42" w:name="_Toc194931081"/>
       <w:r>
         <w:t>Model Training Performance</w:t>
       </w:r>
-      <w:bookmarkEnd w:id="41"/>
+      <w:bookmarkEnd w:id="42"/>
     </w:p>
     <w:p>
       <w:r>
@@ -9267,7 +9667,15 @@
     </w:p>
     <w:p>
       <w:r>
-        <w:t>The heatmap of the performance of the model on the test data split suggests that the model is performing well on the data and is able to categorize the data correctly as a large majority of the data was predicted correctly. Forty out of forty-three satellite images were predicted correctly which shows that the model has been able to effectively learn the differences between each state of a fire.</w:t>
+        <w:t xml:space="preserve">The heatmap of the performance of the model on the test data split suggests that the model is performing well on the data and </w:t>
+      </w:r>
+      <w:proofErr w:type="gramStart"/>
+      <w:r>
+        <w:t>is able to</w:t>
+      </w:r>
+      <w:proofErr w:type="gramEnd"/>
+      <w:r>
+        <w:t xml:space="preserve"> categorize the data correctly as a large majority of the data was predicted correctly. Forty out of forty-three satellite images were predicted correctly which shows that the model has been able to effectively learn the differences between each state of a fire.</w:t>
       </w:r>
     </w:p>
     <w:p>
@@ -9414,28 +9822,41 @@
         <w:t>Over the course of the epochs the loss graph also shows that the model is learning as the loss decreases in both the training and testing.</w:t>
       </w:r>
       <w:r>
-        <w:t xml:space="preserve"> The test loss decreases at a greater rate than the training loss which suggests that the model is able to generalize well and learn patterns at a fast rate. The test loss remains lower than the training loss almost throughout the entire set of epochs which is unusual, this may be due to the dropout layers in the model architecture as it introduces noise which may result in the training loss being higher here.</w:t>
-      </w:r>
-    </w:p>
-    <w:p>
+        <w:t xml:space="preserve"> The test loss decreases at a greater rate than the training loss which suggests that the model </w:t>
+      </w:r>
+      <w:proofErr w:type="gramStart"/>
+      <w:r>
+        <w:t>is able to</w:t>
+      </w:r>
+      <w:proofErr w:type="gramEnd"/>
+      <w:r>
+        <w:t xml:space="preserve"> generalize well and learn patterns at a fast rate. The test loss remains lower than the training loss almost throughout the entire set of epochs which is unusual, this may be due to the dropout layers in the model architecture as it introduces noise which may result in the training loss being higher here.</w:t>
+      </w:r>
+    </w:p>
+    <w:p>
+      <w:r>
+        <w:t xml:space="preserve">The training evaluation suggests that the model has been able learn patterns and generalise well and shows no signs of over or underfitting. Therefore, </w:t>
+      </w:r>
+      <w:proofErr w:type="gramStart"/>
+      <w:r>
+        <w:t>as a result of</w:t>
+      </w:r>
+      <w:proofErr w:type="gramEnd"/>
+      <w:r>
+        <w:t xml:space="preserve"> the training the model is well tuned for the task of predicting fires and needs to be tested rigorously to confirm that the model is successful. </w:t>
+      </w:r>
+    </w:p>
+    <w:p/>
+    <w:p>
+      <w:pPr>
+        <w:pStyle w:val="Heading3"/>
+      </w:pPr>
+      <w:bookmarkStart w:id="43" w:name="_Toc194931082"/>
       <w:r>
         <w:lastRenderedPageBreak/>
-        <w:t xml:space="preserve">The training evaluation suggests that the model has been able learn patterns and generalise well and shows no signs of over or underfitting. Therefore, as a result of the training the model is well tuned for the task of predicting fires and needs to be tested rigorously to confirm that the model is successful. </w:t>
-      </w:r>
-    </w:p>
-    <w:p/>
-    <w:p/>
-    <w:p/>
-    <w:p/>
-    <w:p>
-      <w:pPr>
-        <w:pStyle w:val="Heading3"/>
-      </w:pPr>
-      <w:bookmarkStart w:id="42" w:name="_Toc194759793"/>
-      <w:r>
         <w:t>Model Testing</w:t>
       </w:r>
-      <w:bookmarkEnd w:id="42"/>
+      <w:bookmarkEnd w:id="43"/>
     </w:p>
     <w:p>
       <w:pPr>
@@ -9539,27 +9960,59 @@
     </w:p>
     <w:p>
       <w:r>
+        <w:t xml:space="preserve">The model has struggled to predict well on this new unseen dataset. This may be due to the fire occurring at a different time of the year and elevation to the pacific palisade fire. The model was accurate predicting whether the data did </w:t>
+      </w:r>
+      <w:proofErr w:type="gramStart"/>
+      <w:r>
+        <w:t>actually contain</w:t>
+      </w:r>
+      <w:proofErr w:type="gramEnd"/>
+      <w:r>
+        <w:t xml:space="preserve"> a fire but inaccurate with the other categories. The model may have had a heavy bias towards the live fire category due to the conditions present before, after and during being a lot hotter than the pacific palisades fire.</w:t>
+      </w:r>
+    </w:p>
+    <w:p>
+      <w:r>
+        <w:t xml:space="preserve">Overall, the model has been confused by the unseen data which may be </w:t>
+      </w:r>
+      <w:proofErr w:type="gramStart"/>
+      <w:r>
+        <w:t>due to the fact that</w:t>
+      </w:r>
+      <w:proofErr w:type="gramEnd"/>
+      <w:r>
+        <w:t xml:space="preserve"> the mountain in </w:t>
+      </w:r>
+      <w:r>
+        <w:t>Ventura County</w:t>
+      </w:r>
+      <w:r>
+        <w:t xml:space="preserve"> is wildly different to the pacific palisades which is much closer to the coast meaning that the model has become confused due to the variance in conditions.</w:t>
+      </w:r>
+      <w:r>
+        <w:t xml:space="preserve"> Mountainous regions may have a lower NDVI value than regions closer to the coast as it is harder for plants to grow at higher altitudes due to the lesser oxygen levels present which may be a factor in the incorrect predictions here.</w:t>
+      </w:r>
+    </w:p>
+    <w:p>
+      <w:r>
         <w:lastRenderedPageBreak/>
-        <w:t>The model has struggled to predict well on this new unseen dataset. This may be due to the fire occurring at a different time of the year and elevation to the pacific palisade fire. The model was accurate predicting whether the data did actually contain a fire but inaccurate with the other categories. The model may have had a heavy bias towards the live fire category due to the conditions present before, after and during being a lot hotter than the pacific palisades fire.</w:t>
-      </w:r>
-    </w:p>
-    <w:p>
-      <w:r>
-        <w:t xml:space="preserve">Overall, the model has been confused by the unseen data which may be due to the fact that the mountain in </w:t>
-      </w:r>
-      <w:r>
-        <w:t>Ventura County</w:t>
-      </w:r>
-      <w:r>
-        <w:t xml:space="preserve"> is wildly different to the pacific palisades which is much closer to the coast meaning that the model has become confused due to the variance in conditions.</w:t>
-      </w:r>
-    </w:p>
-    <w:p>
-      <w:r>
         <w:t>Additionally, every fire is different meaning that fires that start hotter and burn hotter may be predicted incorrectly a lot of the time.</w:t>
       </w:r>
       <w:r>
         <w:t xml:space="preserve"> To test this theory data will be collected from the summer season in the year to check for any inaccuracies due to the higher thermal averages in summer.</w:t>
+      </w:r>
+    </w:p>
+    <w:p>
+      <w:pPr>
+        <w:rPr>
+          <w:u w:val="single"/>
+        </w:rPr>
+      </w:pPr>
+      <w:r>
+        <w:rPr>
+          <w:u w:val="single"/>
+        </w:rPr>
+        <w:t>Data taken in the summer that does not include a fire</w:t>
       </w:r>
     </w:p>
     <w:p>
@@ -9608,6 +10061,17 @@
       <w:r>
         <w:t xml:space="preserve">The model was tested on a dataset that only included data from the summer where a fire was not present to test the theory. The model does not perform well on data from the hotter months due to the palisades fire being in the winter and the data was scaled around the palisades fire meaning that the model believes that there is a fire here due to the high thermal values in the summer months. </w:t>
       </w:r>
+      <w:r>
+        <w:t xml:space="preserve"> Only three tiles were predicted to not be a live fire and none of these were predicted to be in the little to no chance category which shows a glaring weakness in the training data as the model believes the higher base temperature is </w:t>
+      </w:r>
+      <w:proofErr w:type="gramStart"/>
+      <w:r>
+        <w:t>actually a</w:t>
+      </w:r>
+      <w:proofErr w:type="gramEnd"/>
+      <w:r>
+        <w:t xml:space="preserve"> fire.</w:t>
+      </w:r>
     </w:p>
     <w:p>
       <w:r>
@@ -9651,15 +10115,34 @@
         <w:t xml:space="preserve"> if </w:t>
       </w:r>
       <w:r>
-        <w:t xml:space="preserve">the model is capable of predicting fires to a good degree in other regions it must be tested with data from another country with a similar climate and then another country with a completely different climate. The result of this test will show whether the model is </w:t>
+        <w:t xml:space="preserve">the model </w:t>
+      </w:r>
+      <w:proofErr w:type="gramStart"/>
+      <w:r>
+        <w:t>is capable of predicting</w:t>
+      </w:r>
+      <w:proofErr w:type="gramEnd"/>
+      <w:r>
+        <w:t xml:space="preserve"> fires to a good degree in other regions it must be tested with data from another country with a similar climate and then another country with a completely </w:t>
+      </w:r>
+      <w:r>
+        <w:lastRenderedPageBreak/>
+        <w:t xml:space="preserve">different climate. The result of this test will show whether the model is </w:t>
       </w:r>
       <w:r>
         <w:t>only useful to use in California with the current dataset.</w:t>
       </w:r>
-    </w:p>
-    <w:p>
-      <w:r>
-        <w:t xml:space="preserve">Again, a data on a fire will be extracted from the google earth engine and given to the model to assess its performance on the new data. </w:t>
+      <w:r>
+        <w:t xml:space="preserve"> D</w:t>
+      </w:r>
+      <w:r>
+        <w:t>ata on a fire will be extracted from the google earth engine</w:t>
+      </w:r>
+      <w:r>
+        <w:t xml:space="preserve"> using the same techniques used to extract data for the training dataset</w:t>
+      </w:r>
+      <w:r>
+        <w:t xml:space="preserve"> and given to the model to assess its performance on the new data. </w:t>
       </w:r>
     </w:p>
     <w:p>
@@ -9682,16 +10165,36 @@
       <w:r>
         <w:t xml:space="preserve"> the model and the program’s ability to handle incorrect or invalid data some data will be given to the model to assess its performance.</w:t>
       </w:r>
+      <w:r>
+        <w:t xml:space="preserve"> If the model </w:t>
+      </w:r>
+      <w:proofErr w:type="gramStart"/>
+      <w:r>
+        <w:t>is able to</w:t>
+      </w:r>
+      <w:proofErr w:type="gramEnd"/>
+      <w:r>
+        <w:t xml:space="preserve"> handle incorrect </w:t>
+      </w:r>
+      <w:r>
+        <w:t>data,</w:t>
+      </w:r>
+      <w:r>
+        <w:t xml:space="preserve"> then it will open an error dialog box explaining the error to the user instead of crashing</w:t>
+      </w:r>
+      <w:r>
+        <w:t>.</w:t>
+      </w:r>
     </w:p>
     <w:p>
       <w:pPr>
         <w:pStyle w:val="Heading3"/>
       </w:pPr>
-      <w:bookmarkStart w:id="43" w:name="_Toc194759794"/>
+      <w:bookmarkStart w:id="44" w:name="_Toc194931083"/>
       <w:r>
         <w:t>Interface Testing</w:t>
       </w:r>
-      <w:bookmarkEnd w:id="43"/>
+      <w:bookmarkEnd w:id="44"/>
     </w:p>
     <w:p>
       <w:pPr>
@@ -9713,21 +10216,38 @@
       <w:r>
         <w:t xml:space="preserve"> ensure that the interface cannot be broken by abnormal user inputs and behaviours it must be tested.</w:t>
       </w:r>
+      <w:r>
+        <w:t xml:space="preserve"> If the program </w:t>
+      </w:r>
+      <w:proofErr w:type="gramStart"/>
+      <w:r>
+        <w:t>is able to</w:t>
+      </w:r>
+      <w:proofErr w:type="gramEnd"/>
+      <w:r>
+        <w:t xml:space="preserve"> handle abnormal user inputs, then the program will provide an error dialog popup which will explain to the user what caused the error instead of crashing the program.</w:t>
+      </w:r>
     </w:p>
     <w:p/>
     <w:p>
       <w:pPr>
         <w:pStyle w:val="Heading2"/>
       </w:pPr>
-      <w:bookmarkStart w:id="44" w:name="_Toc194759795"/>
+      <w:bookmarkStart w:id="45" w:name="_Toc194931084"/>
       <w:r>
         <w:t>Requirements to use the program</w:t>
       </w:r>
-      <w:bookmarkEnd w:id="44"/>
+      <w:bookmarkEnd w:id="45"/>
     </w:p>
     <w:p>
       <w:r>
         <w:t>To use the program the user must have the following python libraries installed:</w:t>
+      </w:r>
+    </w:p>
+    <w:p/>
+    <w:p>
+      <w:r>
+        <w:t>Once the user has successfully installed the libraries the program will be able to run without any other installations.</w:t>
       </w:r>
     </w:p>
     <w:p>
@@ -9735,19 +10255,19 @@
         <w:pStyle w:val="Heading1"/>
         <w:jc w:val="both"/>
       </w:pPr>
-      <w:bookmarkStart w:id="45" w:name="_Toc194759796"/>
+      <w:bookmarkStart w:id="46" w:name="_Toc194931085"/>
       <w:r>
         <w:lastRenderedPageBreak/>
         <w:t>External concerns</w:t>
       </w:r>
-      <w:bookmarkEnd w:id="45"/>
+      <w:bookmarkEnd w:id="46"/>
     </w:p>
     <w:p>
       <w:pPr>
         <w:pStyle w:val="Heading2"/>
         <w:jc w:val="both"/>
       </w:pPr>
-      <w:bookmarkStart w:id="46" w:name="_Toc194759797"/>
+      <w:bookmarkStart w:id="47" w:name="_Toc194931086"/>
       <w:r>
         <w:t xml:space="preserve">Legal, </w:t>
       </w:r>
@@ -9763,7 +10283,7 @@
       <w:r>
         <w:t>thical issues</w:t>
       </w:r>
-      <w:bookmarkEnd w:id="46"/>
+      <w:bookmarkEnd w:id="47"/>
     </w:p>
     <w:p>
       <w:r>
@@ -9780,7 +10300,15 @@
     </w:p>
     <w:p>
       <w:r>
-        <w:t xml:space="preserve">The program does not need to take into account user data protection laws as at no point in operating the program does it handle user data. It only handles data extracted from the google earth engine or other ways of collecting </w:t>
+        <w:t xml:space="preserve">The program does not need to </w:t>
+      </w:r>
+      <w:proofErr w:type="gramStart"/>
+      <w:r>
+        <w:t>take into account</w:t>
+      </w:r>
+      <w:proofErr w:type="gramEnd"/>
+      <w:r>
+        <w:t xml:space="preserve"> user data protection laws as at no point in operating the program does it handle user data. It only handles data extracted from the google earth engine or other ways of collecting </w:t>
       </w:r>
       <w:r>
         <w:t>Landsat</w:t>
@@ -9794,11 +10322,11 @@
         <w:pStyle w:val="Heading2"/>
         <w:jc w:val="both"/>
       </w:pPr>
-      <w:bookmarkStart w:id="47" w:name="_Toc194759798"/>
+      <w:bookmarkStart w:id="48" w:name="_Toc194931087"/>
       <w:r>
         <w:t>Commercial issues and exploitation</w:t>
       </w:r>
-      <w:bookmarkEnd w:id="47"/>
+      <w:bookmarkEnd w:id="48"/>
     </w:p>
     <w:p>
       <w:pPr>
@@ -9820,10 +10348,7 @@
         <w:t>from the google earth engine.</w:t>
       </w:r>
       <w:r>
-        <w:t xml:space="preserve"> </w:t>
-      </w:r>
-      <w:r>
-        <w:t>The project also does not include any material or libraries that require any licenses paid or unpaid to use meaning that the project can be used for free without any financial contribution.</w:t>
+        <w:t xml:space="preserve"> The project also does not include any material or libraries that require any licenses paid or unpaid to use meaning that the project can be used for free without any financial contribution.</w:t>
       </w:r>
     </w:p>
     <w:p>
@@ -9854,12 +10379,12 @@
         <w:pStyle w:val="Heading1"/>
         <w:jc w:val="both"/>
       </w:pPr>
-      <w:bookmarkStart w:id="48" w:name="_Toc194759799"/>
+      <w:bookmarkStart w:id="49" w:name="_Toc194931088"/>
       <w:r>
         <w:lastRenderedPageBreak/>
         <w:t>Evaluation</w:t>
       </w:r>
-      <w:bookmarkEnd w:id="48"/>
+      <w:bookmarkEnd w:id="49"/>
       <w:r>
         <w:t xml:space="preserve"> </w:t>
       </w:r>
@@ -9877,15 +10402,23 @@
       <w:pPr>
         <w:pStyle w:val="Heading2"/>
       </w:pPr>
-      <w:bookmarkStart w:id="49" w:name="_Toc194759800"/>
+      <w:bookmarkStart w:id="50" w:name="_Toc194931089"/>
       <w:r>
         <w:t>Model evaluation</w:t>
       </w:r>
-      <w:bookmarkEnd w:id="49"/>
-    </w:p>
-    <w:p>
-      <w:r>
-        <w:t xml:space="preserve">The model was successful in regard to its accuracy target on the training and testing data where it achieved an accuracy of above 80% on both sets of data. This completes one of the project’s objectives it has maintained a high accuracy score and from this will enable local authorities or agencies to act accordingly to prevent fires. </w:t>
+      <w:bookmarkEnd w:id="50"/>
+    </w:p>
+    <w:p>
+      <w:r>
+        <w:t xml:space="preserve">The model was successful </w:t>
+      </w:r>
+      <w:proofErr w:type="gramStart"/>
+      <w:r>
+        <w:t>in regard to</w:t>
+      </w:r>
+      <w:proofErr w:type="gramEnd"/>
+      <w:r>
+        <w:t xml:space="preserve"> its accuracy target on the training and testing data where it achieved an accuracy of above 80% on both sets of data. This completes one of the project’s objectives it has maintained a high accuracy score and from this will enable local authorities or agencies to act accordingly to prevent fires. </w:t>
       </w:r>
     </w:p>
     <w:p>
@@ -9904,11 +10437,11 @@
       <w:pPr>
         <w:pStyle w:val="Heading2"/>
       </w:pPr>
-      <w:bookmarkStart w:id="50" w:name="_Toc194759801"/>
+      <w:bookmarkStart w:id="51" w:name="_Toc194931090"/>
       <w:r>
         <w:t>Dataset evaluation</w:t>
       </w:r>
-      <w:bookmarkEnd w:id="50"/>
+      <w:bookmarkEnd w:id="51"/>
     </w:p>
     <w:p>
       <w:r>
@@ -9936,22 +10469,26 @@
         <w:t>high-quality</w:t>
       </w:r>
       <w:r>
-        <w:t xml:space="preserve"> data that covers a large number of thermal or geological factors that could be used to predict the likelihood of a fire.</w:t>
-      </w:r>
-      <w:r>
-        <w:t xml:space="preserve"> Furthermore, the dataset i</w:t>
-      </w:r>
-      <w:r>
-        <w:t xml:space="preserve">ncludes different states of </w:t>
-      </w:r>
-      <w:r>
-        <w:t>the pacific palisades</w:t>
-      </w:r>
-      <w:r>
-        <w:t xml:space="preserve"> wildfire such as before, during and after the fire</w:t>
-      </w:r>
-      <w:r>
-        <w:t xml:space="preserve"> which allows the model to learn the key differences and patterns to form a prediction.</w:t>
+        <w:t xml:space="preserve"> data that covers </w:t>
+      </w:r>
+      <w:proofErr w:type="gramStart"/>
+      <w:r>
+        <w:t>a large number of</w:t>
+      </w:r>
+      <w:proofErr w:type="gramEnd"/>
+      <w:r>
+        <w:t xml:space="preserve"> thermal or geological factors that could be used to predict the likelihood of a fire.</w:t>
+      </w:r>
+      <w:r>
+        <w:t xml:space="preserve"> Furthermore, the dataset includes different states of the pacific </w:t>
+      </w:r>
+      <w:proofErr w:type="gramStart"/>
+      <w:r>
+        <w:t>palisades</w:t>
+      </w:r>
+      <w:proofErr w:type="gramEnd"/>
+      <w:r>
+        <w:t xml:space="preserve"> wildfire such as before, during and after the fire which allows the model to learn the key differences and patterns to form a prediction.</w:t>
       </w:r>
     </w:p>
     <w:p>
@@ -9959,10 +10496,7 @@
         <w:t>However, s</w:t>
       </w:r>
       <w:r>
-        <w:t xml:space="preserve">ince </w:t>
-      </w:r>
-      <w:r>
-        <w:t xml:space="preserve">Landsat 9 is a satellite that orbits the earth, </w:t>
+        <w:t xml:space="preserve">ince Landsat 9 is a satellite that orbits the earth, </w:t>
       </w:r>
       <w:r>
         <w:t xml:space="preserve">it </w:t>
@@ -9981,11 +10515,11 @@
       <w:pPr>
         <w:pStyle w:val="Heading2"/>
       </w:pPr>
-      <w:bookmarkStart w:id="51" w:name="_Toc194759802"/>
+      <w:bookmarkStart w:id="52" w:name="_Toc194931091"/>
       <w:r>
         <w:t>Evaluation</w:t>
       </w:r>
-      <w:bookmarkEnd w:id="51"/>
+      <w:bookmarkEnd w:id="52"/>
     </w:p>
     <w:p>
       <w:r>
@@ -9995,7 +10529,15 @@
         <w:t xml:space="preserve"> this project has been</w:t>
       </w:r>
       <w:r>
-        <w:t xml:space="preserve"> moderately successful in its aims as a model and dataset were created which can predict fires. However, there are many drawbacks to the data available and so it has exposed weaknesses of the model and dataset. Part of this is due to the data available not being able to be captured within a shorter period of time than the sixteen days revisit time therefore making it hard to capture a large number of fires to use in dataset as fires may occur but not be captured by Landsat 9. This resulted in the dataset only including a single fire which means that fires or thermal activity that is wildly different to the conditions present in this fire being incorrectly predicted by the model.</w:t>
+        <w:t xml:space="preserve"> moderately successful in its aims as a model and dataset were created which can predict fires. However, there are many drawbacks to the data available and so it has exposed weaknesses of the model and dataset. Part of this is due to the data available not being able to be captured within a shorter </w:t>
+      </w:r>
+      <w:proofErr w:type="gramStart"/>
+      <w:r>
+        <w:t>period of time</w:t>
+      </w:r>
+      <w:proofErr w:type="gramEnd"/>
+      <w:r>
+        <w:t xml:space="preserve"> than the sixteen days revisit time therefore making it hard to capture a large number of fires to use in dataset as fires may occur but not be captured by Landsat 9. This resulted in the dataset only including a single fire which means that fires or thermal activity that is wildly different to the conditions present in this fire being incorrectly predicted by the model.</w:t>
       </w:r>
     </w:p>
     <w:p>
@@ -10003,29 +10545,38 @@
         <w:pStyle w:val="Heading1"/>
         <w:jc w:val="both"/>
       </w:pPr>
-      <w:bookmarkStart w:id="52" w:name="_Toc194759803"/>
+      <w:bookmarkStart w:id="53" w:name="_Toc194931092"/>
       <w:r>
         <w:lastRenderedPageBreak/>
         <w:t>Reflection</w:t>
       </w:r>
-      <w:bookmarkEnd w:id="52"/>
+      <w:bookmarkEnd w:id="53"/>
     </w:p>
     <w:p>
       <w:pPr>
         <w:pStyle w:val="Heading2"/>
       </w:pPr>
-      <w:bookmarkStart w:id="53" w:name="_Toc194759804"/>
+      <w:bookmarkStart w:id="54" w:name="_Toc194931093"/>
       <w:r>
         <w:t>Development reflection</w:t>
       </w:r>
-      <w:bookmarkEnd w:id="53"/>
+      <w:bookmarkEnd w:id="54"/>
       <w:r>
         <w:t xml:space="preserve"> </w:t>
       </w:r>
     </w:p>
     <w:p>
       <w:r>
-        <w:t>The project was able to maintain its schedule due to the use of sprints, this allowed development to be done in multiple different stages. This allowed for development to flow well and reflections after each sprint to inform the next sprint’s development.</w:t>
+        <w:t xml:space="preserve">The project was able to maintain its schedule due to the use of sprints, this allowed development to be done in multiple different stages. </w:t>
+      </w:r>
+      <w:r>
+        <w:t>Splitting development into sprints allowed for each section of the project to be in different steps and allowed for deliverable prototypes at the end of each sprint. This</w:t>
+      </w:r>
+      <w:r>
+        <w:t xml:space="preserve"> allowed for development to flow well and reflections after each sprint to inform the next sprint’s development.</w:t>
+      </w:r>
+      <w:r>
+        <w:t xml:space="preserve"> </w:t>
       </w:r>
     </w:p>
     <w:p>
@@ -10037,11 +10588,11 @@
       <w:pPr>
         <w:pStyle w:val="Heading2"/>
       </w:pPr>
-      <w:bookmarkStart w:id="54" w:name="_Toc194759805"/>
+      <w:bookmarkStart w:id="55" w:name="_Toc194931094"/>
       <w:r>
         <w:t>Future Development</w:t>
       </w:r>
-      <w:bookmarkEnd w:id="54"/>
+      <w:bookmarkEnd w:id="55"/>
     </w:p>
     <w:p>
       <w:r>
@@ -10052,11 +10603,11 @@
       <w:pPr>
         <w:pStyle w:val="Heading2"/>
       </w:pPr>
-      <w:bookmarkStart w:id="55" w:name="_Toc194759806"/>
+      <w:bookmarkStart w:id="56" w:name="_Toc194931095"/>
       <w:r>
         <w:t>Future Research</w:t>
       </w:r>
-      <w:bookmarkEnd w:id="55"/>
+      <w:bookmarkEnd w:id="56"/>
     </w:p>
     <w:p>
       <w:r>
@@ -10067,31 +10618,122 @@
       <w:pPr>
         <w:pStyle w:val="Heading2"/>
       </w:pPr>
-      <w:bookmarkStart w:id="56" w:name="_Toc194759807"/>
+      <w:bookmarkStart w:id="57" w:name="_Toc194931096"/>
       <w:r>
         <w:t>Project Conclusions</w:t>
       </w:r>
-      <w:bookmarkEnd w:id="56"/>
-    </w:p>
-    <w:p>
-      <w:r>
-        <w:t xml:space="preserve">The project aimed to create both a dataset and a model that would be trained on the dataset </w:t>
-      </w:r>
-      <w:r>
-        <w:t>to predict the likelihood of a wildfire occurring in an area. Based on the results of the project, the model is effective in predicting fires but has clear weaknesses due to the lack of available data resulting in the data only including one fire at one time of the year which results in the model being confused by data that has a higher background thermal reading such as is present in the summer months.</w:t>
-      </w:r>
-    </w:p>
+      <w:bookmarkEnd w:id="57"/>
+    </w:p>
+    <w:p>
+      <w:r>
+        <w:t xml:space="preserve">The project aimed to create both a dataset </w:t>
+      </w:r>
+      <w:r>
+        <w:t xml:space="preserve">composed of satellite data </w:t>
+      </w:r>
+      <w:r>
+        <w:t xml:space="preserve">and a </w:t>
+      </w:r>
+      <w:r>
+        <w:t xml:space="preserve">machine learning </w:t>
+      </w:r>
+      <w:r>
+        <w:t xml:space="preserve">model that would be trained on the dataset </w:t>
+      </w:r>
+      <w:r>
+        <w:t xml:space="preserve">to predict the likelihood of a wildfire occurring in an area. </w:t>
+      </w:r>
+      <w:r>
+        <w:t xml:space="preserve">The project was moderately successful with a dataset and a model being created to achieve the aims. However, after testing both the model and dataset had </w:t>
+      </w:r>
+      <w:r>
+        <w:t xml:space="preserve">clear </w:t>
+      </w:r>
+      <w:r>
+        <w:t>weaknesses which resulted in some test</w:t>
+      </w:r>
+      <w:r>
+        <w:t>ing</w:t>
+      </w:r>
+      <w:r>
+        <w:t xml:space="preserve"> data not being predicted accurately at all.</w:t>
+      </w:r>
+    </w:p>
+    <w:p>
+      <w:r>
+        <w:t>Based on the results of the project, the model is effective in predicting fires but has clear weaknesses due to the lack of available data resulting in the data only including one fire at one time of the year which results in the model being confused by data that has a higher background thermal reading such as is present in the summer months.</w:t>
+      </w:r>
+      <w:r>
+        <w:t xml:space="preserve"> </w:t>
+      </w:r>
+      <w:r>
+        <w:t>However, if the fire had similar conditions to the pacific palisades fire which is present in the dataset, the fire was predicted with a higher degree of accuracy.</w:t>
+      </w:r>
+    </w:p>
+    <w:p>
+      <w:r>
+        <w:t>The project highlights the need for more regular data points in satellite imagery for the task of wildfire prediction as the data for each fire being limited or unavailable</w:t>
+      </w:r>
+      <w:r>
+        <w:t xml:space="preserve"> </w:t>
+      </w:r>
+      <w:proofErr w:type="gramStart"/>
+      <w:r>
+        <w:t>as a result of</w:t>
+      </w:r>
+      <w:proofErr w:type="gramEnd"/>
+      <w:r>
+        <w:t xml:space="preserve"> the sixteen-day revisit time</w:t>
+      </w:r>
+      <w:r>
+        <w:t>. Further studies could use generated or augmented data to fill these gaps as the revisit time of a satellite cannot be easily changed to suit the project’s needs.</w:t>
+      </w:r>
+      <w:r>
+        <w:t xml:space="preserve"> Use of these data creation </w:t>
+      </w:r>
+      <w:r>
+        <w:lastRenderedPageBreak/>
+        <w:t>techniques could also increase the size of the dataset even without being used to fill in gaps, which may lead to an increase in model performance.</w:t>
+      </w:r>
+    </w:p>
+    <w:p>
+      <w:r>
+        <w:t xml:space="preserve">Wildfire prediction is still a new and developing field in machine learning as there are many different factors that can contribute to a wildfire and no fire is </w:t>
+      </w:r>
+      <w:proofErr w:type="gramStart"/>
+      <w:r>
+        <w:t>exactly the same</w:t>
+      </w:r>
+      <w:proofErr w:type="gramEnd"/>
+      <w:r>
+        <w:t xml:space="preserve"> as a previous one. Another area that was not explored by this project was the cause of the fire, as fires that were directly caused by humans such as arson related fires could not be considered by a model. This is because it is near impossible to predict that a fire will happen if a human has decided to start a fire in an area as the conditions before an arson related fire may not highlight any dangers of a fire in that area. </w:t>
+      </w:r>
+    </w:p>
+    <w:p>
+      <w:r>
+        <w:t xml:space="preserve">Furthermore, events such as lightning are not able to be predicted either and may also cause fires in areas that did not show any significant signs that a fire may happen in that area. The model may be able to predict that a fire may have a low chance to occur in an area, but it will likely never predict that there is a high chance to occur in that area.  Further development on wildfire prediction could explore fires created by humans </w:t>
+      </w:r>
+      <w:r>
+        <w:t>however, it is unlikely that human behaviour could accurately be predicted.</w:t>
+      </w:r>
+    </w:p>
+    <w:p>
+      <w:r>
+        <w:t>Hopefully based on the results and discussions in this project it can inform future developments in the challenging area of wildfire prediction using machine learning.</w:t>
+      </w:r>
+    </w:p>
+    <w:p/>
     <w:p>
       <w:pPr>
         <w:pStyle w:val="UnnumberedHeading1"/>
         <w:jc w:val="both"/>
       </w:pPr>
-      <w:bookmarkStart w:id="57" w:name="_Toc194759808"/>
+      <w:bookmarkStart w:id="58" w:name="_Toc194931097"/>
       <w:r>
         <w:lastRenderedPageBreak/>
         <w:t>References</w:t>
       </w:r>
-      <w:bookmarkEnd w:id="57"/>
+      <w:bookmarkEnd w:id="58"/>
     </w:p>
     <w:sdt>
       <w:sdtPr>
@@ -10143,7 +10785,31 @@
               <w:sz w:val="22"/>
               <w:szCs w:val="22"/>
             </w:rPr>
-            <w:t xml:space="preserve">EFFIS annual statistics for greece. </w:t>
+            <w:t xml:space="preserve">EFFIS annual statistics for </w:t>
+          </w:r>
+          <w:proofErr w:type="spellStart"/>
+          <w:r>
+            <w:rPr>
+              <w:rFonts w:ascii="Calibri" w:hAnsi="Calibri" w:cs="Calibri"/>
+              <w:i/>
+              <w:iCs/>
+              <w:color w:val="000000"/>
+              <w:sz w:val="22"/>
+              <w:szCs w:val="22"/>
+            </w:rPr>
+            <w:t>greece</w:t>
+          </w:r>
+          <w:proofErr w:type="spellEnd"/>
+          <w:r>
+            <w:rPr>
+              <w:rFonts w:ascii="Calibri" w:hAnsi="Calibri" w:cs="Calibri"/>
+              <w:i/>
+              <w:iCs/>
+              <w:color w:val="000000"/>
+              <w:sz w:val="22"/>
+              <w:szCs w:val="22"/>
+            </w:rPr>
+            <w:t xml:space="preserve">. </w:t>
           </w:r>
           <w:r>
             <w:rPr>
@@ -10193,7 +10859,47 @@
               <w:sz w:val="22"/>
               <w:szCs w:val="22"/>
             </w:rPr>
-            <w:t xml:space="preserve">D. Rashkovetsky, F. Mauracher, M. Langer &amp; M. Schmitt (2021) Wildfire detection from multisensor satellite imagery using deep semantic segmentation. </w:t>
+            <w:t xml:space="preserve">D. </w:t>
+          </w:r>
+          <w:proofErr w:type="spellStart"/>
+          <w:r>
+            <w:rPr>
+              <w:rFonts w:ascii="Calibri" w:hAnsi="Calibri" w:cs="Calibri"/>
+              <w:color w:val="000000"/>
+              <w:sz w:val="22"/>
+              <w:szCs w:val="22"/>
+            </w:rPr>
+            <w:t>Rashkovetsky</w:t>
+          </w:r>
+          <w:proofErr w:type="spellEnd"/>
+          <w:r>
+            <w:rPr>
+              <w:rFonts w:ascii="Calibri" w:hAnsi="Calibri" w:cs="Calibri"/>
+              <w:color w:val="000000"/>
+              <w:sz w:val="22"/>
+              <w:szCs w:val="22"/>
+            </w:rPr>
+            <w:t xml:space="preserve">, F. Mauracher, M. Langer &amp; M. Schmitt (2021) Wildfire detection from </w:t>
+          </w:r>
+          <w:proofErr w:type="spellStart"/>
+          <w:r>
+            <w:rPr>
+              <w:rFonts w:ascii="Calibri" w:hAnsi="Calibri" w:cs="Calibri"/>
+              <w:color w:val="000000"/>
+              <w:sz w:val="22"/>
+              <w:szCs w:val="22"/>
+            </w:rPr>
+            <w:t>multisensor</w:t>
+          </w:r>
+          <w:proofErr w:type="spellEnd"/>
+          <w:r>
+            <w:rPr>
+              <w:rFonts w:ascii="Calibri" w:hAnsi="Calibri" w:cs="Calibri"/>
+              <w:color w:val="000000"/>
+              <w:sz w:val="22"/>
+              <w:szCs w:val="22"/>
+            </w:rPr>
+            <w:t xml:space="preserve"> satellite imagery using deep semantic segmentation. </w:t>
           </w:r>
           <w:r>
             <w:rPr>
@@ -10275,7 +10981,47 @@
               <w:sz w:val="22"/>
               <w:szCs w:val="22"/>
             </w:rPr>
-            <w:t xml:space="preserve">Fu, Y., Li, R., Wang, X., Bergeron, Y., Valeria, O., Chavardès, R. D., Wang, Y. &amp; Hu, J. (2020) Fire detection and fire radiative power in forests and low-biomass lands in northeast asia: MODIS versus VIIRS fire products. </w:t>
+            <w:t xml:space="preserve">Fu, Y., Li, R., Wang, X., Bergeron, Y., Valeria, O., </w:t>
+          </w:r>
+          <w:proofErr w:type="spellStart"/>
+          <w:r>
+            <w:rPr>
+              <w:rFonts w:ascii="Calibri" w:hAnsi="Calibri" w:cs="Calibri"/>
+              <w:color w:val="000000"/>
+              <w:sz w:val="22"/>
+              <w:szCs w:val="22"/>
+            </w:rPr>
+            <w:t>Chavardès</w:t>
+          </w:r>
+          <w:proofErr w:type="spellEnd"/>
+          <w:r>
+            <w:rPr>
+              <w:rFonts w:ascii="Calibri" w:hAnsi="Calibri" w:cs="Calibri"/>
+              <w:color w:val="000000"/>
+              <w:sz w:val="22"/>
+              <w:szCs w:val="22"/>
+            </w:rPr>
+            <w:t xml:space="preserve">, R. D., Wang, Y. &amp; Hu, J. (2020) Fire detection and fire radiative power in forests and low-biomass lands in northeast </w:t>
+          </w:r>
+          <w:proofErr w:type="spellStart"/>
+          <w:r>
+            <w:rPr>
+              <w:rFonts w:ascii="Calibri" w:hAnsi="Calibri" w:cs="Calibri"/>
+              <w:color w:val="000000"/>
+              <w:sz w:val="22"/>
+              <w:szCs w:val="22"/>
+            </w:rPr>
+            <w:t>asia</w:t>
+          </w:r>
+          <w:proofErr w:type="spellEnd"/>
+          <w:r>
+            <w:rPr>
+              <w:rFonts w:ascii="Calibri" w:hAnsi="Calibri" w:cs="Calibri"/>
+              <w:color w:val="000000"/>
+              <w:sz w:val="22"/>
+              <w:szCs w:val="22"/>
+            </w:rPr>
+            <w:t xml:space="preserve">: MODIS versus VIIRS fire products. </w:t>
           </w:r>
           <w:r>
             <w:rPr>
@@ -10295,8 +11041,19 @@
               <w:sz w:val="22"/>
               <w:szCs w:val="22"/>
             </w:rPr>
-            <w:t>12 (18), .</w:t>
+            <w:t>12 (18)</w:t>
           </w:r>
+          <w:proofErr w:type="gramStart"/>
+          <w:r>
+            <w:rPr>
+              <w:rFonts w:ascii="Calibri" w:hAnsi="Calibri" w:cs="Calibri"/>
+              <w:color w:val="000000"/>
+              <w:sz w:val="22"/>
+              <w:szCs w:val="22"/>
+            </w:rPr>
+            <w:t>, .</w:t>
+          </w:r>
+          <w:proofErr w:type="gramEnd"/>
         </w:p>
         <w:p>
           <w:pPr>
@@ -10357,7 +11114,27 @@
               <w:sz w:val="22"/>
               <w:szCs w:val="22"/>
             </w:rPr>
-            <w:t xml:space="preserve">Kanwal, R., Rafaqat, W., Iqbal, M. &amp; Weiguo, S. (2023) Data-driven approaches for wildfire mapping and prediction assessment using a convolutional neural network (CNN). </w:t>
+            <w:t xml:space="preserve">Kanwal, R., Rafaqat, W., Iqbal, M. &amp; </w:t>
+          </w:r>
+          <w:proofErr w:type="spellStart"/>
+          <w:r>
+            <w:rPr>
+              <w:rFonts w:ascii="Calibri" w:hAnsi="Calibri" w:cs="Calibri"/>
+              <w:color w:val="000000"/>
+              <w:sz w:val="22"/>
+              <w:szCs w:val="22"/>
+            </w:rPr>
+            <w:t>Weiguo</w:t>
+          </w:r>
+          <w:proofErr w:type="spellEnd"/>
+          <w:r>
+            <w:rPr>
+              <w:rFonts w:ascii="Calibri" w:hAnsi="Calibri" w:cs="Calibri"/>
+              <w:color w:val="000000"/>
+              <w:sz w:val="22"/>
+              <w:szCs w:val="22"/>
+            </w:rPr>
+            <w:t xml:space="preserve">, S. (2023) Data-driven approaches for wildfire mapping and prediction assessment using a convolutional neural network (CNN). </w:t>
           </w:r>
           <w:r>
             <w:rPr>
@@ -10377,8 +11154,19 @@
               <w:sz w:val="22"/>
               <w:szCs w:val="22"/>
             </w:rPr>
-            <w:t>15 (21), .</w:t>
+            <w:t>15 (21)</w:t>
           </w:r>
+          <w:proofErr w:type="gramStart"/>
+          <w:r>
+            <w:rPr>
+              <w:rFonts w:ascii="Calibri" w:hAnsi="Calibri" w:cs="Calibri"/>
+              <w:color w:val="000000"/>
+              <w:sz w:val="22"/>
+              <w:szCs w:val="22"/>
+            </w:rPr>
+            <w:t>, .</w:t>
+          </w:r>
+          <w:proofErr w:type="gramEnd"/>
         </w:p>
         <w:p>
           <w:pPr>
@@ -10459,7 +11247,27 @@
               <w:sz w:val="22"/>
               <w:szCs w:val="22"/>
             </w:rPr>
-            <w:t xml:space="preserve">MacCarthy James, Richter Jessica, Tyukavina Sasha, Weisse Mikaela &amp; Harris Nancy (2024) </w:t>
+            <w:t xml:space="preserve">MacCarthy James, Richter Jessica, </w:t>
+          </w:r>
+          <w:proofErr w:type="spellStart"/>
+          <w:r>
+            <w:rPr>
+              <w:rFonts w:ascii="Calibri" w:hAnsi="Calibri" w:cs="Calibri"/>
+              <w:color w:val="000000"/>
+              <w:sz w:val="22"/>
+              <w:szCs w:val="22"/>
+            </w:rPr>
+            <w:t>Tyukavina</w:t>
+          </w:r>
+          <w:proofErr w:type="spellEnd"/>
+          <w:r>
+            <w:rPr>
+              <w:rFonts w:ascii="Calibri" w:hAnsi="Calibri" w:cs="Calibri"/>
+              <w:color w:val="000000"/>
+              <w:sz w:val="22"/>
+              <w:szCs w:val="22"/>
+            </w:rPr>
+            <w:t xml:space="preserve"> Sasha, Weisse Mikaela &amp; Harris Nancy (2024) </w:t>
           </w:r>
           <w:r>
             <w:rPr>
@@ -10520,7 +11328,47 @@
               <w:sz w:val="22"/>
               <w:szCs w:val="22"/>
             </w:rPr>
-            <w:t xml:space="preserve">Malik, A., Rao, M. R., Puppala, N., Koouri, P., Thota, V. A., Liu, Q., Chiao, S. &amp; Gao, J. (2021) Data-driven wildfire risk prediction in northern california. </w:t>
+            <w:t xml:space="preserve">Malik, A., Rao, M. R., Puppala, N., </w:t>
+          </w:r>
+          <w:proofErr w:type="spellStart"/>
+          <w:r>
+            <w:rPr>
+              <w:rFonts w:ascii="Calibri" w:hAnsi="Calibri" w:cs="Calibri"/>
+              <w:color w:val="000000"/>
+              <w:sz w:val="22"/>
+              <w:szCs w:val="22"/>
+            </w:rPr>
+            <w:t>Koouri</w:t>
+          </w:r>
+          <w:proofErr w:type="spellEnd"/>
+          <w:r>
+            <w:rPr>
+              <w:rFonts w:ascii="Calibri" w:hAnsi="Calibri" w:cs="Calibri"/>
+              <w:color w:val="000000"/>
+              <w:sz w:val="22"/>
+              <w:szCs w:val="22"/>
+            </w:rPr>
+            <w:t xml:space="preserve">, P., Thota, V. A., Liu, Q., Chiao, S. &amp; Gao, J. (2021) Data-driven wildfire risk prediction in northern </w:t>
+          </w:r>
+          <w:proofErr w:type="spellStart"/>
+          <w:r>
+            <w:rPr>
+              <w:rFonts w:ascii="Calibri" w:hAnsi="Calibri" w:cs="Calibri"/>
+              <w:color w:val="000000"/>
+              <w:sz w:val="22"/>
+              <w:szCs w:val="22"/>
+            </w:rPr>
+            <w:t>california</w:t>
+          </w:r>
+          <w:proofErr w:type="spellEnd"/>
+          <w:r>
+            <w:rPr>
+              <w:rFonts w:ascii="Calibri" w:hAnsi="Calibri" w:cs="Calibri"/>
+              <w:color w:val="000000"/>
+              <w:sz w:val="22"/>
+              <w:szCs w:val="22"/>
+            </w:rPr>
+            <w:t xml:space="preserve">. </w:t>
           </w:r>
           <w:r>
             <w:rPr>
@@ -10540,8 +11388,19 @@
               <w:sz w:val="22"/>
               <w:szCs w:val="22"/>
             </w:rPr>
-            <w:t>12 (1), .</w:t>
+            <w:t>12 (1)</w:t>
           </w:r>
+          <w:proofErr w:type="gramStart"/>
+          <w:r>
+            <w:rPr>
+              <w:rFonts w:ascii="Calibri" w:hAnsi="Calibri" w:cs="Calibri"/>
+              <w:color w:val="000000"/>
+              <w:sz w:val="22"/>
+              <w:szCs w:val="22"/>
+            </w:rPr>
+            <w:t>, .</w:t>
+          </w:r>
+          <w:proofErr w:type="gramEnd"/>
         </w:p>
         <w:p>
           <w:pPr>
@@ -10572,7 +11431,31 @@
               <w:sz w:val="22"/>
               <w:szCs w:val="22"/>
             </w:rPr>
-            <w:t xml:space="preserve">California wildfires: 179,000 under evacuation orders; L.A. county sheriff says some areas look ‘like a bomb was dropped’. </w:t>
+            <w:t xml:space="preserve">California wildfires: 179,000 under evacuation orders; </w:t>
+          </w:r>
+          <w:proofErr w:type="gramStart"/>
+          <w:r>
+            <w:rPr>
+              <w:rFonts w:ascii="Calibri" w:hAnsi="Calibri" w:cs="Calibri"/>
+              <w:i/>
+              <w:iCs/>
+              <w:color w:val="000000"/>
+              <w:sz w:val="22"/>
+              <w:szCs w:val="22"/>
+            </w:rPr>
+            <w:t>L.A. county</w:t>
+          </w:r>
+          <w:proofErr w:type="gramEnd"/>
+          <w:r>
+            <w:rPr>
+              <w:rFonts w:ascii="Calibri" w:hAnsi="Calibri" w:cs="Calibri"/>
+              <w:i/>
+              <w:iCs/>
+              <w:color w:val="000000"/>
+              <w:sz w:val="22"/>
+              <w:szCs w:val="22"/>
+            </w:rPr>
+            <w:t xml:space="preserve"> sheriff says some areas look ‘like a bomb was dropped’. </w:t>
           </w:r>
           <w:r>
             <w:rPr>
@@ -10622,7 +11505,47 @@
               <w:sz w:val="22"/>
               <w:szCs w:val="22"/>
             </w:rPr>
-            <w:t xml:space="preserve">Peng, W., Wei, Y., Chen, G., Lu, G., Ye, Q., Ding, R., Hu, P. &amp; Cheng, Z. (2023) Analysis of wildfire danger level using logistic regression model in sichuan province, china. </w:t>
+            <w:t xml:space="preserve">Peng, W., Wei, Y., Chen, G., Lu, G., Ye, Q., Ding, R., Hu, P. &amp; Cheng, Z. (2023) Analysis of wildfire danger level using logistic regression model in </w:t>
+          </w:r>
+          <w:proofErr w:type="spellStart"/>
+          <w:r>
+            <w:rPr>
+              <w:rFonts w:ascii="Calibri" w:hAnsi="Calibri" w:cs="Calibri"/>
+              <w:color w:val="000000"/>
+              <w:sz w:val="22"/>
+              <w:szCs w:val="22"/>
+            </w:rPr>
+            <w:t>sichuan</w:t>
+          </w:r>
+          <w:proofErr w:type="spellEnd"/>
+          <w:r>
+            <w:rPr>
+              <w:rFonts w:ascii="Calibri" w:hAnsi="Calibri" w:cs="Calibri"/>
+              <w:color w:val="000000"/>
+              <w:sz w:val="22"/>
+              <w:szCs w:val="22"/>
+            </w:rPr>
+            <w:t xml:space="preserve"> province, </w:t>
+          </w:r>
+          <w:proofErr w:type="spellStart"/>
+          <w:r>
+            <w:rPr>
+              <w:rFonts w:ascii="Calibri" w:hAnsi="Calibri" w:cs="Calibri"/>
+              <w:color w:val="000000"/>
+              <w:sz w:val="22"/>
+              <w:szCs w:val="22"/>
+            </w:rPr>
+            <w:t>china</w:t>
+          </w:r>
+          <w:proofErr w:type="spellEnd"/>
+          <w:r>
+            <w:rPr>
+              <w:rFonts w:ascii="Calibri" w:hAnsi="Calibri" w:cs="Calibri"/>
+              <w:color w:val="000000"/>
+              <w:sz w:val="22"/>
+              <w:szCs w:val="22"/>
+            </w:rPr>
+            <w:t xml:space="preserve">. </w:t>
           </w:r>
           <w:r>
             <w:rPr>
@@ -10642,8 +11565,19 @@
               <w:sz w:val="22"/>
               <w:szCs w:val="22"/>
             </w:rPr>
-            <w:t>14 (12), .</w:t>
+            <w:t>14 (12)</w:t>
           </w:r>
+          <w:proofErr w:type="gramStart"/>
+          <w:r>
+            <w:rPr>
+              <w:rFonts w:ascii="Calibri" w:hAnsi="Calibri" w:cs="Calibri"/>
+              <w:color w:val="000000"/>
+              <w:sz w:val="22"/>
+              <w:szCs w:val="22"/>
+            </w:rPr>
+            <w:t>, .</w:t>
+          </w:r>
+          <w:proofErr w:type="gramEnd"/>
         </w:p>
         <w:p>
           <w:pPr>
@@ -10663,7 +11597,67 @@
               <w:sz w:val="22"/>
               <w:szCs w:val="22"/>
             </w:rPr>
-            <w:t xml:space="preserve">Rezaei Barzani, A., Pahlavani, P. &amp; Ghorbanzadeh, O. (2023) Ensembling of decision trees, knn, and logistic regression with soft-voting method for wildfire susceptibility mapping. </w:t>
+            <w:t xml:space="preserve">Rezaei Barzani, A., </w:t>
+          </w:r>
+          <w:proofErr w:type="spellStart"/>
+          <w:r>
+            <w:rPr>
+              <w:rFonts w:ascii="Calibri" w:hAnsi="Calibri" w:cs="Calibri"/>
+              <w:color w:val="000000"/>
+              <w:sz w:val="22"/>
+              <w:szCs w:val="22"/>
+            </w:rPr>
+            <w:t>Pahlavani</w:t>
+          </w:r>
+          <w:proofErr w:type="spellEnd"/>
+          <w:r>
+            <w:rPr>
+              <w:rFonts w:ascii="Calibri" w:hAnsi="Calibri" w:cs="Calibri"/>
+              <w:color w:val="000000"/>
+              <w:sz w:val="22"/>
+              <w:szCs w:val="22"/>
+            </w:rPr>
+            <w:t xml:space="preserve">, P. &amp; Ghorbanzadeh, O. (2023) </w:t>
+          </w:r>
+          <w:proofErr w:type="spellStart"/>
+          <w:r>
+            <w:rPr>
+              <w:rFonts w:ascii="Calibri" w:hAnsi="Calibri" w:cs="Calibri"/>
+              <w:color w:val="000000"/>
+              <w:sz w:val="22"/>
+              <w:szCs w:val="22"/>
+            </w:rPr>
+            <w:t>Ensembling</w:t>
+          </w:r>
+          <w:proofErr w:type="spellEnd"/>
+          <w:r>
+            <w:rPr>
+              <w:rFonts w:ascii="Calibri" w:hAnsi="Calibri" w:cs="Calibri"/>
+              <w:color w:val="000000"/>
+              <w:sz w:val="22"/>
+              <w:szCs w:val="22"/>
+            </w:rPr>
+            <w:t xml:space="preserve"> of decision trees, </w:t>
+          </w:r>
+          <w:proofErr w:type="spellStart"/>
+          <w:r>
+            <w:rPr>
+              <w:rFonts w:ascii="Calibri" w:hAnsi="Calibri" w:cs="Calibri"/>
+              <w:color w:val="000000"/>
+              <w:sz w:val="22"/>
+              <w:szCs w:val="22"/>
+            </w:rPr>
+            <w:t>knn</w:t>
+          </w:r>
+          <w:proofErr w:type="spellEnd"/>
+          <w:r>
+            <w:rPr>
+              <w:rFonts w:ascii="Calibri" w:hAnsi="Calibri" w:cs="Calibri"/>
+              <w:color w:val="000000"/>
+              <w:sz w:val="22"/>
+              <w:szCs w:val="22"/>
+            </w:rPr>
+            <w:t xml:space="preserve">, and logistic regression with soft-voting method for wildfire susceptibility mapping. </w:t>
           </w:r>
           <w:r>
             <w:rPr>
@@ -10674,7 +11668,81 @@
               <w:sz w:val="22"/>
               <w:szCs w:val="22"/>
             </w:rPr>
-            <w:t xml:space="preserve">ISPRS Ann.Photogramm.Remote Sens.Spatial Inf.Sci., </w:t>
+            <w:t xml:space="preserve">ISPRS </w:t>
+          </w:r>
+          <w:proofErr w:type="spellStart"/>
+          <w:proofErr w:type="gramStart"/>
+          <w:r>
+            <w:rPr>
+              <w:rFonts w:ascii="Calibri" w:hAnsi="Calibri" w:cs="Calibri"/>
+              <w:i/>
+              <w:iCs/>
+              <w:color w:val="000000"/>
+              <w:sz w:val="22"/>
+              <w:szCs w:val="22"/>
+            </w:rPr>
+            <w:t>Ann.Photogramm.Remote</w:t>
+          </w:r>
+          <w:proofErr w:type="spellEnd"/>
+          <w:proofErr w:type="gramEnd"/>
+          <w:r>
+            <w:rPr>
+              <w:rFonts w:ascii="Calibri" w:hAnsi="Calibri" w:cs="Calibri"/>
+              <w:i/>
+              <w:iCs/>
+              <w:color w:val="000000"/>
+              <w:sz w:val="22"/>
+              <w:szCs w:val="22"/>
+            </w:rPr>
+            <w:t xml:space="preserve"> </w:t>
+          </w:r>
+          <w:proofErr w:type="spellStart"/>
+          <w:r>
+            <w:rPr>
+              <w:rFonts w:ascii="Calibri" w:hAnsi="Calibri" w:cs="Calibri"/>
+              <w:i/>
+              <w:iCs/>
+              <w:color w:val="000000"/>
+              <w:sz w:val="22"/>
+              <w:szCs w:val="22"/>
+            </w:rPr>
+            <w:t>Sens.Spatial</w:t>
+          </w:r>
+          <w:proofErr w:type="spellEnd"/>
+          <w:r>
+            <w:rPr>
+              <w:rFonts w:ascii="Calibri" w:hAnsi="Calibri" w:cs="Calibri"/>
+              <w:i/>
+              <w:iCs/>
+              <w:color w:val="000000"/>
+              <w:sz w:val="22"/>
+              <w:szCs w:val="22"/>
+            </w:rPr>
+            <w:t xml:space="preserve"> </w:t>
+          </w:r>
+          <w:proofErr w:type="spellStart"/>
+          <w:r>
+            <w:rPr>
+              <w:rFonts w:ascii="Calibri" w:hAnsi="Calibri" w:cs="Calibri"/>
+              <w:i/>
+              <w:iCs/>
+              <w:color w:val="000000"/>
+              <w:sz w:val="22"/>
+              <w:szCs w:val="22"/>
+            </w:rPr>
+            <w:t>Inf.Sci</w:t>
+          </w:r>
+          <w:proofErr w:type="spellEnd"/>
+          <w:r>
+            <w:rPr>
+              <w:rFonts w:ascii="Calibri" w:hAnsi="Calibri" w:cs="Calibri"/>
+              <w:i/>
+              <w:iCs/>
+              <w:color w:val="000000"/>
+              <w:sz w:val="22"/>
+              <w:szCs w:val="22"/>
+            </w:rPr>
+            <w:t xml:space="preserve">., </w:t>
           </w:r>
           <w:r>
             <w:rPr>
@@ -10829,12 +11897,12 @@
         <w:pStyle w:val="UnnumberedHeading1"/>
         <w:jc w:val="both"/>
       </w:pPr>
-      <w:bookmarkStart w:id="58" w:name="_Toc194759809"/>
+      <w:bookmarkStart w:id="59" w:name="_Toc194931098"/>
       <w:r>
         <w:lastRenderedPageBreak/>
         <w:t>Appendix A</w:t>
       </w:r>
-      <w:bookmarkEnd w:id="58"/>
+      <w:bookmarkEnd w:id="59"/>
       <w:r>
         <w:t xml:space="preserve"> </w:t>
       </w:r>
@@ -10844,12 +11912,12 @@
         <w:pStyle w:val="UnnumberedHeading1"/>
         <w:jc w:val="both"/>
       </w:pPr>
-      <w:bookmarkStart w:id="59" w:name="_Toc194759810"/>
+      <w:bookmarkStart w:id="60" w:name="_Toc194931099"/>
       <w:r>
         <w:lastRenderedPageBreak/>
         <w:t>Appendix B</w:t>
       </w:r>
-      <w:bookmarkEnd w:id="59"/>
+      <w:bookmarkEnd w:id="60"/>
       <w:r>
         <w:t xml:space="preserve"> </w:t>
       </w:r>
@@ -13414,6 +14482,7 @@
     <w:rsid w:val="00240D0F"/>
     <w:rsid w:val="00263237"/>
     <w:rsid w:val="002B578D"/>
+    <w:rsid w:val="003252FD"/>
     <w:rsid w:val="00461907"/>
     <w:rsid w:val="00470A3E"/>
     <w:rsid w:val="004C6E87"/>
@@ -13425,6 +14494,7 @@
     <w:rsid w:val="008331B8"/>
     <w:rsid w:val="00863566"/>
     <w:rsid w:val="008E0277"/>
+    <w:rsid w:val="00910D1B"/>
     <w:rsid w:val="00927701"/>
     <w:rsid w:val="00A86E43"/>
     <w:rsid w:val="00A950EE"/>
@@ -13432,6 +14502,7 @@
     <w:rsid w:val="00B534F8"/>
     <w:rsid w:val="00C704FB"/>
     <w:rsid w:val="00CB3445"/>
+    <w:rsid w:val="00CF1874"/>
     <w:rsid w:val="00CF6848"/>
     <w:rsid w:val="00D2233E"/>
     <w:rsid w:val="00D6770B"/>

--- a/HonoursStageFinal.docx
+++ b/HonoursStageFinal.docx
@@ -5400,6 +5400,7 @@
       </w:pPr>
       <w:bookmarkStart w:id="2" w:name="_Toc194931046"/>
       <w:r>
+        <w:lastRenderedPageBreak/>
         <w:t>Introduction</w:t>
       </w:r>
       <w:bookmarkEnd w:id="2"/>
@@ -5532,15 +5533,7 @@
         <w:jc w:val="both"/>
       </w:pPr>
       <w:r>
-        <w:t xml:space="preserve">technologies </w:t>
-      </w:r>
-      <w:proofErr w:type="gramStart"/>
-      <w:r>
-        <w:t>is</w:t>
-      </w:r>
-      <w:proofErr w:type="gramEnd"/>
-      <w:r>
-        <w:t xml:space="preserve"> needed to decrease the impact of the fires by providing early warnings about certain</w:t>
+        <w:t>technologies is needed to decrease the impact of the fires by providing early warnings about certain</w:t>
       </w:r>
     </w:p>
     <w:p>
@@ -5564,15 +5557,7 @@
         <w:jc w:val="both"/>
       </w:pPr>
       <w:r>
-        <w:t xml:space="preserve">The greatest threat to the natural environment </w:t>
-      </w:r>
-      <w:proofErr w:type="gramStart"/>
-      <w:r>
-        <w:t>are</w:t>
-      </w:r>
-      <w:proofErr w:type="gramEnd"/>
-      <w:r>
-        <w:t xml:space="preserve"> humans, global warming on average since 1850</w:t>
+        <w:t>The greatest threat to the natural environment are humans, global warming on average since 1850</w:t>
       </w:r>
     </w:p>
     <w:p>
@@ -5727,7 +5712,13 @@
         </w:numPr>
       </w:pPr>
       <w:r>
-        <w:t>The program should assist local authorities in becoming prepared for wildfires by providing them with early warnings about possible fires.</w:t>
+        <w:t>The pro</w:t>
+      </w:r>
+      <w:r>
+        <w:t xml:space="preserve">ject </w:t>
+      </w:r>
+      <w:r>
+        <w:t>should assist local authorities in becoming prepared for wildfires by providing them with early warnings about possible fires.</w:t>
       </w:r>
     </w:p>
     <w:p>
@@ -6003,15 +5994,7 @@
         <w:t>Section 4 will cover the designing of the dataset and interface which will inform the implementation of the project which will be documented in section 5. Section 6 will cover the ethics and commercial aspects of the project. The results of the project will be documented in section 7</w:t>
       </w:r>
       <w:r>
-        <w:t xml:space="preserve">. Finally, the project </w:t>
-      </w:r>
-      <w:proofErr w:type="gramStart"/>
-      <w:r>
-        <w:t>as a whole will</w:t>
-      </w:r>
-      <w:proofErr w:type="gramEnd"/>
-      <w:r>
-        <w:t xml:space="preserve"> culminate in Section 8 which will evaluate the project and discuss future work which the project can be used to inform</w:t>
+        <w:t>. Finally, the project as a whole will culminate in Section 8 which will evaluate the project and discuss future work which the project can be used to inform</w:t>
       </w:r>
     </w:p>
     <w:p>
@@ -6381,15 +6364,7 @@
         <w:jc w:val="both"/>
       </w:pPr>
       <w:r>
-        <w:t xml:space="preserve">There is a lack of tailored data to the task of wildfire prediction, most data accessible online fall into two categories, these being wildfire damage prediction and wildfire detection so a dataset must be created to solve this issue if any wildfire prediction is to take place. Therefore, choosing the correct data source is pivotal in a project like this as the data must be captured from a satellite that is up to date </w:t>
-      </w:r>
-      <w:proofErr w:type="gramStart"/>
-      <w:r>
-        <w:t>and also</w:t>
-      </w:r>
-      <w:proofErr w:type="gramEnd"/>
-      <w:r>
-        <w:t xml:space="preserve"> high quality in terms of the data it collects and the number of features that It can collect. </w:t>
+        <w:t xml:space="preserve">There is a lack of tailored data to the task of wildfire prediction, most data accessible online fall into two categories, these being wildfire damage prediction and wildfire detection so a dataset must be created to solve this issue if any wildfire prediction is to take place. Therefore, choosing the correct data source is pivotal in a project like this as the data must be captured from a satellite that is up to date and also high quality in terms of the data it collects and the number of features that It can collect. </w:t>
       </w:r>
     </w:p>
     <w:p>
@@ -6413,29 +6388,13 @@
         <w:jc w:val="both"/>
       </w:pPr>
       <w:r>
-        <w:t>The MODIS sensors on board the Terra and Aqua satellites provide data in 36 spectral bands in wavelengths ranging from 0.4 to 14.4 </w:t>
-      </w:r>
-      <w:proofErr w:type="spellStart"/>
-      <w:r>
-        <w:t>μm</w:t>
-      </w:r>
-      <w:proofErr w:type="spellEnd"/>
-      <w:r>
-        <w:t>, with ground resolution</w:t>
+        <w:t>The MODIS sensors on board the Terra and Aqua satellites provide data in 36 spectral bands in wavelengths ranging from 0.4 to 14.4 μm, with ground resolution</w:t>
       </w:r>
       <w:r>
         <w:t xml:space="preserve"> being around </w:t>
       </w:r>
       <w:r>
-        <w:t xml:space="preserve">1000 m.  Reflective Solar Bands which include Bands 1–19 and 26 and can detect Wavelengths between 0.4 to 2.1 </w:t>
-      </w:r>
-      <w:proofErr w:type="spellStart"/>
-      <w:r>
-        <w:t>μm</w:t>
-      </w:r>
-      <w:proofErr w:type="spellEnd"/>
-      <w:r>
-        <w:t xml:space="preserve">. These bands are used for Monitoring vegetation, observing snow and ice and Detecting aerosols and clouds. Additionally, MODIS also has Thermal Emissive Bands </w:t>
+        <w:t xml:space="preserve">1000 m.  Reflective Solar Bands which include Bands 1–19 and 26 and can detect Wavelengths between 0.4 to 2.1 μm. These bands are used for Monitoring vegetation, observing snow and ice and Detecting aerosols and clouds. Additionally, MODIS also has Thermal Emissive Bands </w:t>
       </w:r>
       <w:r>
         <w:t>which include</w:t>
@@ -6484,23 +6443,7 @@
               <w:rFonts w:ascii="Calibri" w:eastAsia="Times New Roman" w:hAnsi="Calibri" w:cs="Calibri"/>
               <w:color w:val="000000"/>
             </w:rPr>
-            <w:t xml:space="preserve">(D. </w:t>
-          </w:r>
-          <w:proofErr w:type="spellStart"/>
-          <w:r>
-            <w:rPr>
-              <w:rFonts w:ascii="Calibri" w:eastAsia="Times New Roman" w:hAnsi="Calibri" w:cs="Calibri"/>
-              <w:color w:val="000000"/>
-            </w:rPr>
-            <w:t>Rashkovetsky</w:t>
-          </w:r>
-          <w:proofErr w:type="spellEnd"/>
-          <w:r>
-            <w:rPr>
-              <w:rFonts w:ascii="Calibri" w:eastAsia="Times New Roman" w:hAnsi="Calibri" w:cs="Calibri"/>
-              <w:color w:val="000000"/>
-            </w:rPr>
-            <w:t xml:space="preserve"> et al., 2021)</w:t>
+            <w:t>(D. Rashkovetsky et al., 2021)</w:t>
           </w:r>
         </w:sdtContent>
       </w:sdt>
@@ -6701,15 +6644,7 @@
         <w:jc w:val="both"/>
       </w:pPr>
       <w:r>
-        <w:t xml:space="preserve">MODIS captures a lot of data between its two satellites – terra and aqua, however, due to its low spatial resolution when compared to the other sensors and the aqua sensor not being very suited to the task of wildfire prediction it is not a great choice when compared to the other options. VIIRS is a decent choice due to its </w:t>
-      </w:r>
-      <w:proofErr w:type="gramStart"/>
-      <w:r>
-        <w:t>fairly high</w:t>
-      </w:r>
-      <w:proofErr w:type="gramEnd"/>
-      <w:r>
-        <w:t xml:space="preserve"> spatial resolution however, unlike Landsat it does not have thermal bands. Therefore, Landsat is the best choice for the task of wildfire prediction despite its slow orbit time as it captures the data necessary to form a prediction such as its thermal and near infrared bands. Additionally, any additional data required can be matched up with the Landsat data to fill any gaps that may appear.</w:t>
+        <w:t>MODIS captures a lot of data between its two satellites – terra and aqua, however, due to its low spatial resolution when compared to the other sensors and the aqua sensor not being very suited to the task of wildfire prediction it is not a great choice when compared to the other options. VIIRS is a decent choice due to its fairly high spatial resolution however, unlike Landsat it does not have thermal bands. Therefore, Landsat is the best choice for the task of wildfire prediction despite its slow orbit time as it captures the data necessary to form a prediction such as its thermal and near infrared bands. Additionally, any additional data required can be matched up with the Landsat data to fill any gaps that may appear.</w:t>
       </w:r>
     </w:p>
     <w:p>
@@ -6788,15 +6723,7 @@
         <w:t xml:space="preserve"> the data in location and time using the same projection</w:t>
       </w:r>
       <w:r>
-        <w:t xml:space="preserve"> if the data has </w:t>
-      </w:r>
-      <w:proofErr w:type="gramStart"/>
-      <w:r>
-        <w:t>actually been</w:t>
-      </w:r>
-      <w:proofErr w:type="gramEnd"/>
-      <w:r>
-        <w:t xml:space="preserve"> captured from different sources.</w:t>
+        <w:t xml:space="preserve"> if the data has actually been captured from different sources.</w:t>
       </w:r>
       <w:sdt>
         <w:sdtPr>
@@ -7219,6 +7146,84 @@
       <w:pPr>
         <w:pStyle w:val="Heading2"/>
       </w:pPr>
+      <w:r>
+        <w:t>Project pipeline</w:t>
+      </w:r>
+    </w:p>
+    <w:p>
+      <w:r>
+        <w:rPr>
+          <w:noProof/>
+        </w:rPr>
+        <w:drawing>
+          <wp:inline distT="0" distB="0" distL="0" distR="0" wp14:anchorId="5E6037F5" wp14:editId="563AFFC7">
+            <wp:extent cx="2191056" cy="3115110"/>
+            <wp:effectExtent l="0" t="0" r="0" b="9525"/>
+            <wp:docPr id="193304254" name="Picture 1" descr="A diagram of a data flow&#10;&#10;AI-generated content may be incorrect."/>
+            <wp:cNvGraphicFramePr>
+              <a:graphicFrameLocks xmlns:a="http://schemas.openxmlformats.org/drawingml/2006/main" noChangeAspect="1"/>
+            </wp:cNvGraphicFramePr>
+            <a:graphic xmlns:a="http://schemas.openxmlformats.org/drawingml/2006/main">
+              <a:graphicData uri="http://schemas.openxmlformats.org/drawingml/2006/picture">
+                <pic:pic xmlns:pic="http://schemas.openxmlformats.org/drawingml/2006/picture">
+                  <pic:nvPicPr>
+                    <pic:cNvPr id="193304254" name="Picture 1" descr="A diagram of a data flow&#10;&#10;AI-generated content may be incorrect."/>
+                    <pic:cNvPicPr/>
+                  </pic:nvPicPr>
+                  <pic:blipFill>
+                    <a:blip r:embed="rId12"/>
+                    <a:stretch>
+                      <a:fillRect/>
+                    </a:stretch>
+                  </pic:blipFill>
+                  <pic:spPr>
+                    <a:xfrm>
+                      <a:off x="0" y="0"/>
+                      <a:ext cx="2191056" cy="3115110"/>
+                    </a:xfrm>
+                    <a:prstGeom prst="rect">
+                      <a:avLst/>
+                    </a:prstGeom>
+                  </pic:spPr>
+                </pic:pic>
+              </a:graphicData>
+            </a:graphic>
+          </wp:inline>
+        </w:drawing>
+      </w:r>
+    </w:p>
+    <w:p>
+      <w:r>
+        <w:t>The project pipeline will start with researching possible data sources to collect suitable data from. From there the data required will be extracted and collected into a dataset for a model to train on. Additionally, more data will be collected to test the model on once it has been trained.</w:t>
+      </w:r>
+    </w:p>
+    <w:p>
+      <w:r>
+        <w:t>Once a dataset is created, research into a suitable model will take place based upon the data captured.</w:t>
+      </w:r>
+      <w:r>
+        <w:t xml:space="preserve"> Following the findings of this research, a model will be designed and then tuned to ensure that it is suitable for the task. The model will then be evaluated on its performance on the test set and then be able to perform predictions on unseen user inputted data.</w:t>
+      </w:r>
+    </w:p>
+    <w:p>
+      <w:r>
+        <w:t>After all of this has been completed, the final stage of the</w:t>
+      </w:r>
+      <w:r>
+        <w:t xml:space="preserve"> project</w:t>
+      </w:r>
+      <w:r>
+        <w:t xml:space="preserve"> pipeline will be</w:t>
+      </w:r>
+      <w:r>
+        <w:t xml:space="preserve"> making a user interface for the project that will enable users with no prior knowledge to effectively use the project to predict fires.</w:t>
+      </w:r>
+    </w:p>
+    <w:p/>
+    <w:p>
+      <w:pPr>
+        <w:pStyle w:val="Heading2"/>
+      </w:pPr>
       <w:bookmarkStart w:id="20" w:name="_Toc194931060"/>
       <w:r>
         <w:t>System requirements</w:t>
@@ -7227,36 +7232,15 @@
     </w:p>
     <w:p>
       <w:r>
-        <w:t xml:space="preserve">The model and program will be programmed in python as it has </w:t>
-      </w:r>
-      <w:proofErr w:type="gramStart"/>
-      <w:r>
-        <w:t>a large number of</w:t>
-      </w:r>
-      <w:proofErr w:type="gramEnd"/>
-      <w:r>
-        <w:t xml:space="preserve"> libraries that are useful for Deep learning and Machine learning which will be critical to creating a prediction model.</w:t>
-      </w:r>
-    </w:p>
-    <w:p>
-      <w:r>
-        <w:t xml:space="preserve">The program will use many different libraries such as </w:t>
-      </w:r>
-      <w:proofErr w:type="spellStart"/>
-      <w:r>
-        <w:t>tensorflow</w:t>
-      </w:r>
-      <w:proofErr w:type="spellEnd"/>
-      <w:r>
-        <w:t xml:space="preserve"> and </w:t>
-      </w:r>
-      <w:proofErr w:type="spellStart"/>
-      <w:r>
-        <w:t>sklearn</w:t>
-      </w:r>
-      <w:proofErr w:type="spellEnd"/>
-      <w:r>
-        <w:t xml:space="preserve">, additionally the interface will also be programmed in python for ease of programming </w:t>
+        <w:t>The model and program will be programmed in python as it has a large number of libraries that are useful for Deep learning and Machine learning which will be critical to creating a prediction model.</w:t>
+      </w:r>
+    </w:p>
+    <w:p>
+      <w:r>
+        <w:t>The program will use many different libraries such as tensorflow</w:t>
+      </w:r>
+      <w:r>
+        <w:t xml:space="preserve"> and sklearn, additionally the interface will also be programmed in python for ease of programming </w:t>
       </w:r>
       <w:r>
         <w:t>as the</w:t>
@@ -7369,6 +7353,7 @@
         </w:numPr>
       </w:pPr>
       <w:r>
+        <w:lastRenderedPageBreak/>
         <w:t xml:space="preserve">The dataset </w:t>
       </w:r>
       <w:r>
@@ -7463,15 +7448,7 @@
         <w:t>must</w:t>
       </w:r>
       <w:r>
-        <w:t xml:space="preserve"> be able to handle .</w:t>
-      </w:r>
-      <w:proofErr w:type="spellStart"/>
-      <w:r>
-        <w:t>tif</w:t>
-      </w:r>
-      <w:proofErr w:type="spellEnd"/>
-      <w:r>
-        <w:t xml:space="preserve"> files and extract necessary data to make a prediction</w:t>
+        <w:t xml:space="preserve"> be able to handle .tif files and extract necessary data to make a prediction</w:t>
       </w:r>
       <w:r>
         <w:t>.</w:t>
@@ -7730,202 +7707,206 @@
       </w:r>
     </w:p>
     <w:p/>
-    <w:p>
-      <w:pPr>
-        <w:pStyle w:val="Heading2"/>
-        <w:jc w:val="both"/>
-      </w:pPr>
-      <w:bookmarkStart w:id="26" w:name="_Toc194931065"/>
-      <w:r>
-        <w:lastRenderedPageBreak/>
-        <w:t>Design constraints</w:t>
-      </w:r>
-      <w:bookmarkEnd w:id="26"/>
-    </w:p>
-    <w:p>
-      <w:r>
-        <w:t xml:space="preserve">Landsat 9 has </w:t>
-      </w:r>
-      <w:r>
-        <w:t>eleven</w:t>
-      </w:r>
-      <w:r>
-        <w:t xml:space="preserve"> different bands that are available on the google earth engine</w:t>
-      </w:r>
-      <w:r>
-        <w:t xml:space="preserve"> that can be extracted from an image that was exported. This means that any data that could be useful that is not captured by the satellite sensor will not be considered by the model. </w:t>
-      </w:r>
-    </w:p>
-    <w:p>
-      <w:r>
-        <w:t xml:space="preserve">Landsat 9 has a revisit time of sixteen days; this means that the model cannot perform real-time predictions as there is not a constant stream of data every day to predict on. This also means that data that does not fall upon the days where the satellite passes over the region will not be captured resulting in periods where any predictions cannot take place. </w:t>
-      </w:r>
-    </w:p>
-    <w:p>
-      <w:r>
-        <w:t xml:space="preserve">The satellite also has a spatial resolution of thirty metres resulting in that </w:t>
-      </w:r>
-      <w:r>
-        <w:t>thirty-metre</w:t>
-      </w:r>
-      <w:r>
-        <w:t xml:space="preserve"> area being considered as one pixel, therefore, small anomalies that start off in a much smaller area than thirty metres might not be captured until it grows enough to fill </w:t>
-      </w:r>
-      <w:proofErr w:type="gramStart"/>
-      <w:r>
-        <w:t>the majority of</w:t>
-      </w:r>
-      <w:proofErr w:type="gramEnd"/>
-      <w:r>
-        <w:t xml:space="preserve"> the area.</w:t>
-      </w:r>
-    </w:p>
-    <w:p>
-      <w:r>
-        <w:t>Additionally, man-made fires are near impossible to predict as the model cannot predict that arson will happen, it will predict based on the satellite data which cannot account for this. However, if the ground is dry enough and hot enough it may still be picked up by the model.</w:t>
-      </w:r>
-    </w:p>
-    <w:p>
-      <w:r>
-        <w:t>As a result of hardware limitations only a singular area whether that be a state or a country can be considered. The varying conditions across the globe means that a large amount of data would be needed to be processed to tell the difference between areas as the necessary conditions to cause a fire is not the same in different regions.</w:t>
-      </w:r>
-    </w:p>
-    <w:p>
-      <w:pPr>
-        <w:pStyle w:val="Heading1"/>
-        <w:jc w:val="both"/>
-      </w:pPr>
-      <w:bookmarkStart w:id="27" w:name="_Toc194931066"/>
-      <w:r>
-        <w:lastRenderedPageBreak/>
-        <w:t>Design</w:t>
-      </w:r>
-      <w:bookmarkEnd w:id="27"/>
-    </w:p>
-    <w:p>
-      <w:pPr>
-        <w:pStyle w:val="Heading2"/>
-        <w:jc w:val="both"/>
-      </w:pPr>
-      <w:bookmarkStart w:id="28" w:name="_Toc194931067"/>
-      <w:r>
-        <w:t>Dataset</w:t>
-      </w:r>
-      <w:r>
-        <w:t xml:space="preserve"> design</w:t>
-      </w:r>
-      <w:bookmarkEnd w:id="28"/>
-    </w:p>
-    <w:p>
-      <w:r>
-        <w:t xml:space="preserve">The dataset should include data from a specific fire in the chosen region, the fire must be available in the google earth engine. </w:t>
-      </w:r>
-      <w:r>
-        <w:t xml:space="preserve">The dataset will </w:t>
-      </w:r>
-      <w:r>
-        <w:t xml:space="preserve">then </w:t>
-      </w:r>
-      <w:r>
-        <w:t xml:space="preserve">be extracted in tiles of the same size from the google earth engine. This ensures that the data will be </w:t>
-      </w:r>
-      <w:r>
-        <w:t>a</w:t>
-      </w:r>
-      <w:r>
-        <w:t xml:space="preserve"> consistent shape allowing for effective </w:t>
-      </w:r>
-      <w:r>
-        <w:t>feature</w:t>
-      </w:r>
-      <w:r>
-        <w:t xml:space="preserve"> recognition by a model.</w:t>
-      </w:r>
-      <w:r>
-        <w:t xml:space="preserve"> </w:t>
-      </w:r>
-    </w:p>
-    <w:p>
-      <w:r>
-        <w:t>Additionally, using a small tile-based approach allows the model to learn finer details instead of generalising over a much larger area. This is further amplified by the spatial resolution of the satellite being thirty metres resulting in each pixel covering a large area. For example, a large tile size of 1000x1000 pixels would include a large amount of data and fires are very unlikely to take up a significant amount of space over that area resulting in the model not learning anything from the data as well as the data taking a much greater processing time.</w:t>
-      </w:r>
-    </w:p>
-    <w:p>
-      <w:r>
-        <w:t xml:space="preserve">Splitting the data into 4 distinct categories will allow the model to sort each tile inputted into it into a category.  This means that the patterns present in the training data can be learnt from and tiles can be predicted to be in a category based upon the patterns found in the data, patterns present before fires will help in fire prediction as if the conditions of an area before a fire occur in another </w:t>
-      </w:r>
-      <w:r>
-        <w:t>area,</w:t>
-      </w:r>
-      <w:r>
-        <w:t xml:space="preserve"> then it is likely that area will experience a fire.</w:t>
-      </w:r>
-      <w:r>
-        <w:t xml:space="preserve"> </w:t>
-      </w:r>
-    </w:p>
-    <w:p>
-      <w:r>
-        <w:t>Furthermore, having categories for the model to predict instead of a percentage or score means that it is clearer to the user as a user with no prior knowledge will not be able to interpret a percentage of 35% of a fire occurring for example. Instead using a category-based system a user would be able to understand any output such as very likely for a fire to occur for example. It also allows for suggested actions based on the category rather than the user taking actions based on only a probability.</w:t>
-      </w:r>
-    </w:p>
-    <w:p>
-      <w:r>
-        <w:t xml:space="preserve">Since the dataset will be in a category-based approach, this means that data for each category will need to be captured. Unfortunately, due to the nature of the satellite data from the immediate vicinity to the during data cannot be collected as the satellite has a sixteen-day revisit interval. This means that the data will include sixteen days before, sixteen days after, during and a time with no recent fire to gather all stages of a fire possible from the </w:t>
-      </w:r>
-      <w:r>
-        <w:t>engine</w:t>
-      </w:r>
-      <w:r>
-        <w:t xml:space="preserve">. </w:t>
-      </w:r>
-      <w:r>
-        <w:t xml:space="preserve"> This means that the fire captured needs to last over a week for the data to be accurate. From this data a dataset can be extracted and used in predictions.</w:t>
-      </w:r>
-    </w:p>
-    <w:p>
-      <w:r>
-        <w:t>To help a user understand the dataset, a text file will accompany the data to explain the date and location of the fire and the area that was captured and extracted.</w:t>
-      </w:r>
-    </w:p>
-    <w:p/>
-    <w:p>
-      <w:pPr>
-        <w:pStyle w:val="Heading2"/>
-        <w:jc w:val="both"/>
-      </w:pPr>
-      <w:bookmarkStart w:id="29" w:name="_Toc194931068"/>
-      <w:r>
-        <w:t>Interface</w:t>
-      </w:r>
-      <w:r>
-        <w:t xml:space="preserve"> design</w:t>
-      </w:r>
-      <w:bookmarkEnd w:id="29"/>
-    </w:p>
-    <w:p>
-      <w:r>
-        <w:t xml:space="preserve">Creating a user interface will allow users to operate the program effectively without the use of a console. Therefore, the program will be more accessible to use as the user will not need any knowledge or experience with the program before to operate it, all the </w:t>
-      </w:r>
-      <w:proofErr w:type="gramStart"/>
-      <w:r>
-        <w:t>user</w:t>
-      </w:r>
-      <w:proofErr w:type="gramEnd"/>
-      <w:r>
-        <w:t xml:space="preserve"> will require to use the program is a file to input for a prediction and to download the program and dataset files.</w:t>
-      </w:r>
-    </w:p>
-    <w:p>
-      <w:r>
-        <w:t>Since the program does not need to take in any user data at any point the user does not need to log into the program or input any data other than to make a prediction on that data. This means that the interface can start on the home page.</w:t>
-      </w:r>
-    </w:p>
     <w:p/>
     <w:p/>
     <w:p/>
     <w:p/>
     <w:p/>
+    <w:p/>
+    <w:p/>
+    <w:p/>
+    <w:p/>
+    <w:p/>
+    <w:p>
+      <w:pPr>
+        <w:pStyle w:val="Heading2"/>
+        <w:jc w:val="both"/>
+      </w:pPr>
+      <w:bookmarkStart w:id="26" w:name="_Toc194931065"/>
+      <w:r>
+        <w:lastRenderedPageBreak/>
+        <w:t>Design constraints</w:t>
+      </w:r>
+      <w:bookmarkEnd w:id="26"/>
+    </w:p>
+    <w:p>
+      <w:r>
+        <w:t xml:space="preserve">Landsat 9 has </w:t>
+      </w:r>
+      <w:r>
+        <w:t>eleven</w:t>
+      </w:r>
+      <w:r>
+        <w:t xml:space="preserve"> different bands that are available on the google earth engine</w:t>
+      </w:r>
+      <w:r>
+        <w:t xml:space="preserve"> that can be extracted from an image that was exported. This means that any data that could be useful that is not captured by the satellite sensor will not be considered by the model. </w:t>
+      </w:r>
+    </w:p>
+    <w:p>
+      <w:r>
+        <w:t xml:space="preserve">Landsat 9 has a revisit time of sixteen days; this means that the model cannot perform real-time predictions as there is not a constant stream of data every day to predict on. This also means that data that does not fall upon the days where the satellite passes over the region will not be captured resulting in periods where any predictions cannot take place. </w:t>
+      </w:r>
+    </w:p>
+    <w:p>
+      <w:r>
+        <w:t xml:space="preserve">The satellite also has a spatial resolution of thirty metres resulting in that </w:t>
+      </w:r>
+      <w:r>
+        <w:t>thirty-metre</w:t>
+      </w:r>
+      <w:r>
+        <w:t xml:space="preserve"> area being considered as one pixel, therefore, small anomalies that start off in a much smaller area than thirty metres might not be captured until it grows enough to fill the majority of the area.</w:t>
+      </w:r>
+    </w:p>
+    <w:p>
+      <w:r>
+        <w:t>Additionally, man-made fires are near impossible to predict as the model cannot predict that arson will happen, it will predict based on the satellite data which cannot account for this. However, if the ground is dry enough and hot enough it may still be picked up by the model.</w:t>
+      </w:r>
+    </w:p>
+    <w:p>
+      <w:r>
+        <w:t>As a result of hardware limitations only a singular area whether that be a state or a country can be considered. The varying conditions across the globe means that a large amount of data would be needed to be processed to tell the difference between areas as the necessary conditions to cause a fire is not the same in different regions.</w:t>
+      </w:r>
+    </w:p>
+    <w:p>
+      <w:pPr>
+        <w:pStyle w:val="Heading1"/>
+        <w:jc w:val="both"/>
+      </w:pPr>
+      <w:bookmarkStart w:id="27" w:name="_Toc194931066"/>
+      <w:r>
+        <w:lastRenderedPageBreak/>
+        <w:t>Design</w:t>
+      </w:r>
+      <w:bookmarkEnd w:id="27"/>
+    </w:p>
+    <w:p>
+      <w:pPr>
+        <w:pStyle w:val="Heading2"/>
+        <w:jc w:val="both"/>
+      </w:pPr>
+      <w:bookmarkStart w:id="28" w:name="_Toc194931067"/>
+      <w:r>
+        <w:t>Dataset</w:t>
+      </w:r>
+      <w:r>
+        <w:t xml:space="preserve"> design</w:t>
+      </w:r>
+      <w:bookmarkEnd w:id="28"/>
+    </w:p>
+    <w:p>
+      <w:r>
+        <w:t xml:space="preserve">The dataset should include data from a specific fire in the chosen region, the fire must be available in the google earth engine. </w:t>
+      </w:r>
+      <w:r>
+        <w:t xml:space="preserve">The dataset will </w:t>
+      </w:r>
+      <w:r>
+        <w:t xml:space="preserve">then </w:t>
+      </w:r>
+      <w:r>
+        <w:t xml:space="preserve">be extracted in tiles of the same size from the google earth engine. This ensures that the data will be </w:t>
+      </w:r>
+      <w:r>
+        <w:t>a</w:t>
+      </w:r>
+      <w:r>
+        <w:t xml:space="preserve"> consistent shape allowing for effective </w:t>
+      </w:r>
+      <w:r>
+        <w:t>feature</w:t>
+      </w:r>
+      <w:r>
+        <w:t xml:space="preserve"> recognition by a model.</w:t>
+      </w:r>
+      <w:r>
+        <w:t xml:space="preserve"> </w:t>
+      </w:r>
+    </w:p>
+    <w:p>
+      <w:r>
+        <w:t>Additionally, using a small tile-based approach allows the model to learn finer details instead of generalising over a much larger area. This is further amplified by the spatial resolution of the satellite being thirty metres resulting in each pixel covering a large area. For example, a large tile size of 1000x1000 pixels would include a large amount of data and fires are very unlikely to take up a significant amount of space over that area resulting in the model not learning anything from the data as well as the data taking a much greater processing time.</w:t>
+      </w:r>
+    </w:p>
+    <w:p>
+      <w:r>
+        <w:t xml:space="preserve">Splitting the data into 4 distinct categories will allow the model to sort each tile inputted into it into a category.  This means that the patterns present in the training data can be learnt from and tiles can be predicted to be in a category based upon the patterns found in the data, patterns present before fires will help in fire prediction as if the conditions of an area before a fire occur in another </w:t>
+      </w:r>
+      <w:r>
+        <w:t>area,</w:t>
+      </w:r>
+      <w:r>
+        <w:t xml:space="preserve"> then it is likely that area will experience a fire.</w:t>
+      </w:r>
+      <w:r>
+        <w:t xml:space="preserve"> </w:t>
+      </w:r>
+    </w:p>
+    <w:p>
+      <w:r>
+        <w:t>Furthermore, having categories for the model to predict instead of a percentage or score means that it is clearer to the user as a user with no prior knowledge will not be able to interpret a percentage of 35% of a fire occurring for example. Instead using a category-based system a user would be able to understand any output such as very likely for a fire to occur for example. It also allows for suggested actions based on the category rather than the user taking actions based on only a probability.</w:t>
+      </w:r>
+    </w:p>
+    <w:p>
+      <w:r>
+        <w:t xml:space="preserve">Since the dataset will be in a category-based approach, this means that data for each category will need to be captured. Unfortunately, due to the nature of the satellite data from the immediate vicinity to the during data cannot be collected as the satellite has a sixteen-day revisit interval. This means that the data will include sixteen days before, sixteen days after, during and a time with no recent fire to gather all stages of a fire possible from the </w:t>
+      </w:r>
+      <w:r>
+        <w:t>engine</w:t>
+      </w:r>
+      <w:r>
+        <w:t xml:space="preserve">. </w:t>
+      </w:r>
+      <w:r>
+        <w:t xml:space="preserve"> This means that the fire captured needs to last over a week for the data to be accurate. From this data a dataset can be extracted and used in predictions.</w:t>
+      </w:r>
+    </w:p>
+    <w:p>
+      <w:r>
+        <w:t>To help a user understand the dataset, a text file will accompany the data to explain the date and location of the fire and the area that was captured and extracted.</w:t>
+      </w:r>
+    </w:p>
+    <w:p/>
+    <w:p/>
+    <w:p/>
+    <w:p/>
+    <w:p/>
+    <w:p/>
+    <w:p>
+      <w:pPr>
+        <w:pStyle w:val="Heading2"/>
+        <w:jc w:val="both"/>
+      </w:pPr>
+      <w:bookmarkStart w:id="29" w:name="_Toc194931068"/>
+      <w:r>
+        <w:lastRenderedPageBreak/>
+        <w:t>Interface</w:t>
+      </w:r>
+      <w:r>
+        <w:t xml:space="preserve"> design</w:t>
+      </w:r>
+      <w:bookmarkEnd w:id="29"/>
+    </w:p>
+    <w:p>
+      <w:r>
+        <w:t>Creating a user interface will allow users to operate the program effectively without the use of a console. Therefore, the program will be more accessible to use as the user will not need any knowledge or experience with the program before to operate it, all</w:t>
+      </w:r>
+      <w:r>
+        <w:t xml:space="preserve"> that</w:t>
+      </w:r>
+      <w:r>
+        <w:t xml:space="preserve"> the user will require to use the program is a file to input for a prediction and to download the program and dataset files.</w:t>
+      </w:r>
+    </w:p>
+    <w:p>
+      <w:r>
+        <w:t>Since the program does not need to take in any user data at any point the user does not need to log into the program or input any data other than to make a prediction on that data. This means that the interface can start on the home page.</w:t>
+      </w:r>
+      <w:r>
+        <w:t xml:space="preserve"> </w:t>
+      </w:r>
+    </w:p>
     <w:p>
       <w:pPr>
         <w:rPr>
@@ -7981,7 +7962,7 @@
                     <pic:cNvPicPr/>
                   </pic:nvPicPr>
                   <pic:blipFill>
-                    <a:blip r:embed="rId12"/>
+                    <a:blip r:embed="rId13"/>
                     <a:stretch>
                       <a:fillRect/>
                     </a:stretch>
@@ -8050,7 +8031,7 @@
                     <pic:cNvPicPr/>
                   </pic:nvPicPr>
                   <pic:blipFill>
-                    <a:blip r:embed="rId13"/>
+                    <a:blip r:embed="rId14"/>
                     <a:stretch>
                       <a:fillRect/>
                     </a:stretch>
@@ -8081,15 +8062,11 @@
     </w:p>
     <w:p>
       <w:r>
-        <w:t xml:space="preserve">The training button will cause the model to be trained on the dataset, using this approach instead of always </w:t>
-      </w:r>
-      <w:proofErr w:type="gramStart"/>
-      <w:r>
-        <w:t>using  already</w:t>
-      </w:r>
-      <w:proofErr w:type="gramEnd"/>
-      <w:r>
-        <w:t xml:space="preserve"> existing model that was trained on the training dataset means that if a dataset is formatted </w:t>
+        <w:t xml:space="preserve">The training button will cause the model to be trained on the dataset, using this approach instead of always using  already existing model that was trained on the training dataset means that if a dataset </w:t>
+      </w:r>
+      <w:r>
+        <w:lastRenderedPageBreak/>
+        <w:t xml:space="preserve">is formatted </w:t>
       </w:r>
       <w:r>
         <w:t>correctly,</w:t>
@@ -8107,16 +8084,6 @@
         <w:t>.</w:t>
       </w:r>
     </w:p>
-    <w:p/>
-    <w:p/>
-    <w:p/>
-    <w:p/>
-    <w:p/>
-    <w:p/>
-    <w:p/>
-    <w:p/>
-    <w:p/>
-    <w:p/>
     <w:p>
       <w:pPr>
         <w:rPr>
@@ -8151,7 +8118,7 @@
                     <pic:cNvPicPr/>
                   </pic:nvPicPr>
                   <pic:blipFill>
-                    <a:blip r:embed="rId14"/>
+                    <a:blip r:embed="rId15"/>
                     <a:stretch>
                       <a:fillRect/>
                     </a:stretch>
@@ -8231,7 +8198,7 @@
                     <pic:cNvPicPr/>
                   </pic:nvPicPr>
                   <pic:blipFill>
-                    <a:blip r:embed="rId15"/>
+                    <a:blip r:embed="rId16"/>
                     <a:stretch>
                       <a:fillRect/>
                     </a:stretch>
@@ -8254,24 +8221,17 @@
     </w:p>
     <w:p>
       <w:r>
-        <w:t xml:space="preserve">Once the program has switched to the results page it will present the user with the </w:t>
-      </w:r>
-      <w:proofErr w:type="spellStart"/>
-      <w:r>
-        <w:t>rgb</w:t>
-      </w:r>
-      <w:proofErr w:type="spellEnd"/>
-      <w:r>
-        <w:t xml:space="preserve"> image of the data as well as the prediction made by the model. The user will be given suggested actions based on </w:t>
-      </w:r>
-      <w:r>
-        <w:lastRenderedPageBreak/>
-        <w:t>the outcome of the prediction as well as an option to return to the prediction screen to input another piece of data.</w:t>
+        <w:t>Once the program has switched to the results page it will present the user with the rgb image of the data as well as the prediction made by the model. The user will be given suggested actions based on the outcome of the prediction as well as an option to return to the prediction screen to input another piece of data.</w:t>
       </w:r>
       <w:r>
         <w:t xml:space="preserve"> </w:t>
       </w:r>
     </w:p>
+    <w:p/>
+    <w:p/>
+    <w:p/>
+    <w:p/>
+    <w:p/>
     <w:p/>
     <w:p/>
     <w:p>
@@ -8284,6 +8244,7 @@
         <w:rPr>
           <w:u w:val="single"/>
         </w:rPr>
+        <w:lastRenderedPageBreak/>
         <w:t>About page</w:t>
       </w:r>
     </w:p>
@@ -8308,7 +8269,7 @@
                     <pic:cNvPicPr/>
                   </pic:nvPicPr>
                   <pic:blipFill>
-                    <a:blip r:embed="rId16"/>
+                    <a:blip r:embed="rId17"/>
                     <a:stretch>
                       <a:fillRect/>
                     </a:stretch>
@@ -8371,7 +8332,7 @@
                     <pic:cNvPicPr/>
                   </pic:nvPicPr>
                   <pic:blipFill>
-                    <a:blip r:embed="rId17"/>
+                    <a:blip r:embed="rId18"/>
                     <a:stretch>
                       <a:fillRect/>
                     </a:stretch>
@@ -8503,7 +8464,7 @@
                     <pic:cNvPicPr/>
                   </pic:nvPicPr>
                   <pic:blipFill>
-                    <a:blip r:embed="rId18"/>
+                    <a:blip r:embed="rId19"/>
                     <a:stretch>
                       <a:fillRect/>
                     </a:stretch>
@@ -8693,33 +8654,16 @@
         <w:t xml:space="preserve"> </w:t>
       </w:r>
       <w:r>
-        <w:t xml:space="preserve">days meaning that some data had to be available as the satellite would have </w:t>
-      </w:r>
-      <w:proofErr w:type="gramStart"/>
-      <w:r>
-        <w:t>definitely revisited</w:t>
-      </w:r>
-      <w:proofErr w:type="gramEnd"/>
-      <w:r>
-        <w:t xml:space="preserve"> the area in that time. Additionally, the fire devastated a large area meaning that there is a large amount of data that will be available to collect. </w:t>
+        <w:t xml:space="preserve">days meaning that some data had to be available as the satellite would have definitely revisited the area in that time. Additionally, the fire devastated a large area meaning that there is a large amount of data that will be available to collect. </w:t>
       </w:r>
       <w:r>
         <w:t>This means that a model is less likely to memorize the data as there is a lot more data than a smaller fire would produce.</w:t>
       </w:r>
       <w:r>
-        <w:t xml:space="preserve"> Additionally, this will mean that there is no data imbalance in the dataset as </w:t>
-      </w:r>
-      <w:proofErr w:type="gramStart"/>
-      <w:r>
-        <w:t>the majority of</w:t>
-      </w:r>
-      <w:proofErr w:type="gramEnd"/>
-      <w:r>
-        <w:t xml:space="preserve"> the data will fit into each category for classification.</w:t>
+        <w:t xml:space="preserve"> Additionally, this will mean that there is no data imbalance in the dataset as the majority of the data will fit into each category for classification.</w:t>
       </w:r>
     </w:p>
     <w:p/>
-    <w:p/>
     <w:p>
       <w:pPr>
         <w:pStyle w:val="Heading3"/>
@@ -8777,28 +8721,6 @@
       </w:r>
       <w:r>
         <w:t xml:space="preserve"> spatial resolution meaning that each pixel in the data is already very large and taking in a large image in one go can result in fires that cover smaller areas to be ignored by the model as even if they are quite large the area of the entire palisades is much greater.</w:t>
-      </w:r>
-    </w:p>
-    <w:p>
-      <w:r>
-        <w:t xml:space="preserve">Due to the revisit time of the Landsat 9 satellite being </w:t>
-      </w:r>
-      <w:r>
-        <w:t>sixteen</w:t>
-      </w:r>
-      <w:r>
-        <w:t xml:space="preserve"> days the before, after and during data has to be taken 16 days either side of the fire which may result in the data not being very accurate however, there is no alternative solution as other satellites which may pass over the area do not have the same sensors as those that are present on Landsat 9. To account for data that may not include before, during or after conditions then data must be captured that includes no thermal anomalies. This means that any predictions that don’t include any conditions related to a fire will not be predicted as </w:t>
-      </w:r>
-      <w:r>
-        <w:t>having fire like conditions therefore removing some misclassifications.</w:t>
-      </w:r>
-    </w:p>
-    <w:p>
-      <w:r>
-        <w:t>Additionally, the</w:t>
-      </w:r>
-      <w:r>
-        <w:t xml:space="preserve"> data does not include the day that it was taken only the solar angles when the images were captured. This means that time of day cannot be considered as for the time of day to be calculated using solar angles the data would also need to include world coordinates which is not present in the data. This means that the model may struggle with thermal anomalies at night as they may be seen as regular thermal readings in the daytime.</w:t>
       </w:r>
     </w:p>
     <w:p>
@@ -8845,7 +8767,6 @@
         <w:rPr>
           <w:noProof/>
         </w:rPr>
-        <w:lastRenderedPageBreak/>
         <w:drawing>
           <wp:inline distT="0" distB="0" distL="0" distR="0" wp14:anchorId="558C310D" wp14:editId="79D7E77B">
             <wp:extent cx="5731510" cy="2597785"/>
@@ -8862,7 +8783,7 @@
                     <pic:cNvPicPr/>
                   </pic:nvPicPr>
                   <pic:blipFill>
-                    <a:blip r:embed="rId19"/>
+                    <a:blip r:embed="rId20"/>
                     <a:stretch>
                       <a:fillRect/>
                     </a:stretch>
@@ -8953,15 +8874,8 @@
     </w:p>
     <w:p>
       <w:r>
-        <w:t xml:space="preserve">Additionally, </w:t>
-      </w:r>
-      <w:proofErr w:type="gramStart"/>
-      <w:r>
-        <w:t>a large number of</w:t>
-      </w:r>
-      <w:proofErr w:type="gramEnd"/>
-      <w:r>
-        <w:t xml:space="preserve"> bands are not that useful for making a prediction. There</w:t>
+        <w:lastRenderedPageBreak/>
+        <w:t>Additionally, a large number of bands are not that useful for making a prediction. There</w:t>
       </w:r>
       <w:r>
         <w:t>’s seventeen layers and eleven bands in the data</w:t>
@@ -8997,244 +8911,37 @@
         <w:t>If the user</w:t>
       </w:r>
       <w:r>
-        <w:t xml:space="preserve"> was able to extract their own</w:t>
-      </w:r>
-      <w:r>
-        <w:t xml:space="preserve"> Landsat 9 </w:t>
-      </w:r>
-      <w:r>
-        <w:t xml:space="preserve">data </w:t>
-      </w:r>
-      <w:r>
-        <w:t>and sort it into the</w:t>
-      </w:r>
-      <w:r>
-        <w:t xml:space="preserve"> categories </w:t>
-      </w:r>
-      <w:r>
-        <w:t xml:space="preserve">present </w:t>
-      </w:r>
-      <w:r>
-        <w:t>in the training dataset and</w:t>
-      </w:r>
-      <w:r>
-        <w:t xml:space="preserve"> if</w:t>
-      </w:r>
-      <w:r>
-        <w:t xml:space="preserve"> the data </w:t>
-      </w:r>
-      <w:r>
-        <w:t xml:space="preserve">was </w:t>
-      </w:r>
-      <w:r>
-        <w:t>the same size as the data present in the training dataset then the user would easily be able to swap out the training dataset to tailor a model to a specific fire instead of the palisade fire present in the training dataset.</w:t>
-      </w:r>
-      <w:r>
-        <w:t xml:space="preserve"> </w:t>
-      </w:r>
-    </w:p>
-    <w:p>
-      <w:r>
-        <w:t>This would allow the model to train on a different set of data and possibly be used for other regions</w:t>
-      </w:r>
-      <w:r>
-        <w:t xml:space="preserve">, the model would retain the same architecture but would be trained on an entirely different set of data. </w:t>
-      </w:r>
-    </w:p>
-    <w:p>
-      <w:r>
-        <w:t xml:space="preserve">To ensure that the user </w:t>
-      </w:r>
-      <w:proofErr w:type="gramStart"/>
-      <w:r>
-        <w:t>has the ability to</w:t>
-      </w:r>
-      <w:proofErr w:type="gramEnd"/>
-      <w:r>
-        <w:t xml:space="preserve"> do this, the model will not be saved and will be required to train every time the program is </w:t>
-      </w:r>
-      <w:r>
-        <w:t xml:space="preserve">relaunched. However, this may mean that no prediction will be </w:t>
-      </w:r>
-      <w:proofErr w:type="gramStart"/>
-      <w:r>
-        <w:t>exactly the same</w:t>
-      </w:r>
-      <w:proofErr w:type="gramEnd"/>
-      <w:r>
-        <w:t xml:space="preserve"> as the model may have different weights each time it trains and may result in differing predictions. </w:t>
-      </w:r>
-    </w:p>
-    <w:p>
-      <w:pPr>
-        <w:pStyle w:val="Heading2"/>
-        <w:jc w:val="both"/>
-      </w:pPr>
-      <w:bookmarkStart w:id="37" w:name="_Toc194931076"/>
-      <w:r>
-        <w:lastRenderedPageBreak/>
-        <w:t xml:space="preserve">Model </w:t>
-      </w:r>
-      <w:r>
-        <w:t>Implementation</w:t>
-      </w:r>
-      <w:bookmarkEnd w:id="37"/>
+        <w:t xml:space="preserve"> was able to extract their own Landsat 9 data and sort it into the categories present in the training dataset and if the data was the same size as the data present in the training dataset then the user would easily be able to swap out the training dataset to tailor a model to a specific fire instead of the palisade fire present in the training dataset. </w:t>
+      </w:r>
+    </w:p>
+    <w:p>
+      <w:r>
+        <w:t xml:space="preserve">This would allow the model to train on a different set of data and possibly be used for other regions, the model would retain the same architecture but would be trained on an entirely different set of data. </w:t>
+      </w:r>
+    </w:p>
+    <w:p>
+      <w:r>
+        <w:t xml:space="preserve">To ensure that the user has the ability to do this, the model will not be saved and will be required to train every time the program is </w:t>
+      </w:r>
+      <w:r>
+        <w:t xml:space="preserve">relaunched. However, this may mean that no prediction will be exactly the same as the model may have different weights each time it trains and may result in differing predictions. </w:t>
+      </w:r>
     </w:p>
     <w:p>
       <w:pPr>
         <w:pStyle w:val="Heading3"/>
       </w:pPr>
-      <w:bookmarkStart w:id="38" w:name="_Toc194931077"/>
-      <w:r>
-        <w:t>Important Bands in Landsat 9</w:t>
-      </w:r>
-      <w:bookmarkEnd w:id="38"/>
-    </w:p>
-    <w:p>
-      <w:r>
-        <w:t>Once the data has been extracted from the engine and a dataset is created, certain bands must be extracted from each tile in the dataset.</w:t>
-      </w:r>
-      <w:r>
-        <w:t xml:space="preserve"> These bands are critical to forming a prediction on whether a fire is present or not.</w:t>
-      </w:r>
-    </w:p>
-    <w:p>
-      <w:pPr>
-        <w:rPr>
-          <w:b/>
-          <w:bCs/>
-        </w:rPr>
-      </w:pPr>
-      <w:r>
-        <w:rPr>
-          <w:b/>
-          <w:bCs/>
-        </w:rPr>
-        <w:t>Thermal infrared Bands 10 and 11</w:t>
-      </w:r>
-    </w:p>
-    <w:p>
-      <w:r>
-        <w:t xml:space="preserve">Bands </w:t>
-      </w:r>
-      <w:r>
-        <w:t>10 and 11 in Landsat 9 are important to figure out whether a fire is present as a higher thermal reading suggests that the surface temperature is high. A higher surface temperature could be a key indicator that a fire is present or will occur soon. Using both the values of these bands and NDVI will be necessary to form a prediction on a tile.</w:t>
-      </w:r>
-    </w:p>
-    <w:p>
-      <w:pPr>
-        <w:rPr>
-          <w:b/>
-          <w:bCs/>
-        </w:rPr>
-      </w:pPr>
-      <w:r>
-        <w:rPr>
-          <w:b/>
-          <w:bCs/>
-        </w:rPr>
-        <w:t>Normalized Difference Vegetation Index </w:t>
-      </w:r>
-      <w:r>
-        <w:rPr>
-          <w:b/>
-          <w:bCs/>
-        </w:rPr>
-        <w:t>(NDVI)</w:t>
-      </w:r>
-    </w:p>
-    <w:p>
-      <w:r>
-        <w:t xml:space="preserve">NDVI is a useful value to have as it indicates the </w:t>
-      </w:r>
-      <w:r>
-        <w:t xml:space="preserve">vegetation </w:t>
-      </w:r>
-      <w:r>
-        <w:t xml:space="preserve">health and </w:t>
-      </w:r>
-      <w:r>
-        <w:t>vegetation density</w:t>
-      </w:r>
-      <w:r>
-        <w:t>, a value closer to 1 means that the vegetation present is dense and healthy whereas a value closer to zero means that the vegetation present in the area has unhealthy or little vegetation. A value below zero is also useful as it means that there is ocean present, and it is very unlikely that fires will appear on the surface of water.</w:t>
-      </w:r>
-    </w:p>
-    <w:p>
-      <w:r>
-        <w:t>NDVI is not like the other bands</w:t>
-      </w:r>
-      <w:r>
-        <w:t xml:space="preserve"> which are captured by the satellite, it must first be calculated using the near infrared and red bands. It is calculated using this formula:</w:t>
-      </w:r>
-    </w:p>
-    <w:p>
-      <w:r>
-        <w:t>NDVI = (NIR − Red) / (NIR + Red)</w:t>
-      </w:r>
-    </w:p>
-    <w:p>
-      <w:r>
-        <w:t xml:space="preserve">In Landsat 9: </w:t>
-      </w:r>
-      <w:r>
-        <w:t>NDVI = (Band 5 − Band 4) / (Band 5 + Band 4)</w:t>
-      </w:r>
-      <w:r>
-        <w:t xml:space="preserve">     </w:t>
-      </w:r>
-      <w:r>
-        <w:t>Range: −1 to 1</w:t>
-      </w:r>
-    </w:p>
-    <w:p>
-      <w:r>
-        <w:t>By including NDVI as a band to be processed by the model it means that the model can both examine the thermal readings as well as the vegetation health as high thermal readings and a low NDVI value could suggest a high chance of a fire occurring in that area.</w:t>
-      </w:r>
-    </w:p>
-    <w:p>
-      <w:pPr>
-        <w:pStyle w:val="Heading3"/>
-      </w:pPr>
-      <w:bookmarkStart w:id="39" w:name="_Toc194931078"/>
-      <w:r>
-        <w:t>Convolutional Neural Network (CNN)</w:t>
-      </w:r>
-      <w:bookmarkEnd w:id="39"/>
-    </w:p>
-    <w:p>
-      <w:r>
-        <w:t xml:space="preserve">After selecting the useful bands in the tiles and normalising them they are ready to be used to train a CNN. </w:t>
-      </w:r>
-      <w:r>
-        <w:t>The model architecture must first be created and then fine-tuned to the problem. As the shape of the data has three layers currently as two thermal infrared bands are used along with the calculated NDVI band. This means that the input shape of the model must take in the shape of each layer as well as the three layers themselves.</w:t>
-      </w:r>
-    </w:p>
-    <w:p>
-      <w:r>
-        <w:t xml:space="preserve">The output shape has to be four as the CNN is a classification model and there </w:t>
-      </w:r>
-      <w:proofErr w:type="gramStart"/>
-      <w:r>
-        <w:t>is</w:t>
-      </w:r>
-      <w:proofErr w:type="gramEnd"/>
-      <w:r>
-        <w:t xml:space="preserve"> four categories present in the data for the model to predict between. </w:t>
-      </w:r>
-    </w:p>
-    <w:p/>
-    <w:p>
-      <w:r>
-        <w:rPr>
-          <w:noProof/>
-        </w:rPr>
-        <w:lastRenderedPageBreak/>
+      <w:r>
+        <w:t>Difficulties in dataset creation</w:t>
+      </w:r>
+    </w:p>
+    <w:p>
+      <w:r>
         <w:drawing>
-          <wp:inline distT="0" distB="0" distL="0" distR="0" wp14:anchorId="635DF48E" wp14:editId="4F6555A0">
-            <wp:extent cx="5731510" cy="2241550"/>
-            <wp:effectExtent l="0" t="0" r="2540" b="6350"/>
-            <wp:docPr id="2114945090" name="Picture 1" descr="A screen shot of a computer code&#10;&#10;AI-generated content may be incorrect."/>
+          <wp:inline distT="0" distB="0" distL="0" distR="0" wp14:anchorId="00964AFF" wp14:editId="7F9581CE">
+            <wp:extent cx="2493294" cy="2658139"/>
+            <wp:effectExtent l="0" t="0" r="2540" b="8890"/>
+            <wp:docPr id="1803543962" name="Picture 1" descr="A map with a red line&#10;&#10;AI-generated content may be incorrect."/>
             <wp:cNvGraphicFramePr>
               <a:graphicFrameLocks xmlns:a="http://schemas.openxmlformats.org/drawingml/2006/main" noChangeAspect="1"/>
             </wp:cNvGraphicFramePr>
@@ -9242,11 +8949,11 @@
               <a:graphicData uri="http://schemas.openxmlformats.org/drawingml/2006/picture">
                 <pic:pic xmlns:pic="http://schemas.openxmlformats.org/drawingml/2006/picture">
                   <pic:nvPicPr>
-                    <pic:cNvPr id="2114945090" name="Picture 1" descr="A screen shot of a computer code&#10;&#10;AI-generated content may be incorrect."/>
+                    <pic:cNvPr id="1803543962" name="Picture 1" descr="A map with a red line&#10;&#10;AI-generated content may be incorrect."/>
                     <pic:cNvPicPr/>
                   </pic:nvPicPr>
                   <pic:blipFill>
-                    <a:blip r:embed="rId20"/>
+                    <a:blip r:embed="rId21"/>
                     <a:stretch>
                       <a:fillRect/>
                     </a:stretch>
@@ -9254,7 +8961,7 @@
                   <pic:spPr>
                     <a:xfrm>
                       <a:off x="0" y="0"/>
-                      <a:ext cx="5731510" cy="2241550"/>
+                      <a:ext cx="2502541" cy="2667997"/>
                     </a:xfrm>
                     <a:prstGeom prst="rect">
                       <a:avLst/>
@@ -9269,6 +8976,518 @@
     </w:p>
     <w:p>
       <w:r>
+        <w:t>This image shows the data available in the timespan of one day, between the 5</w:t>
+      </w:r>
+      <w:r>
+        <w:rPr>
+          <w:vertAlign w:val="superscript"/>
+        </w:rPr>
+        <w:t>th</w:t>
+      </w:r>
+      <w:r>
+        <w:t xml:space="preserve"> and 6</w:t>
+      </w:r>
+      <w:r>
+        <w:rPr>
+          <w:vertAlign w:val="superscript"/>
+        </w:rPr>
+        <w:t>th</w:t>
+      </w:r>
+      <w:r>
+        <w:t xml:space="preserve"> of January 2025. Data is only available in the highlighted California region in the strip of data where an image is shown over the map. Every other section of California on this day has no available data as the satellite has only passed over that region. This means that it is exceptionally difficult to find fires in the data as if they don’t align with a pass over California by the </w:t>
+      </w:r>
+      <w:r>
+        <w:t>satellite,</w:t>
+      </w:r>
+      <w:r>
+        <w:t xml:space="preserve"> they will not be picked up by it and will remain undetected.</w:t>
+      </w:r>
+    </w:p>
+    <w:p/>
+    <w:p>
+      <w:r>
+        <w:lastRenderedPageBreak/>
+        <w:drawing>
+          <wp:inline distT="0" distB="0" distL="0" distR="0" wp14:anchorId="5DC3774C" wp14:editId="3A50B524">
+            <wp:extent cx="2301062" cy="2381693"/>
+            <wp:effectExtent l="0" t="0" r="4445" b="0"/>
+            <wp:docPr id="1567434410" name="Picture 1" descr="A map of the state of california&#10;&#10;AI-generated content may be incorrect."/>
+            <wp:cNvGraphicFramePr>
+              <a:graphicFrameLocks xmlns:a="http://schemas.openxmlformats.org/drawingml/2006/main" noChangeAspect="1"/>
+            </wp:cNvGraphicFramePr>
+            <a:graphic xmlns:a="http://schemas.openxmlformats.org/drawingml/2006/main">
+              <a:graphicData uri="http://schemas.openxmlformats.org/drawingml/2006/picture">
+                <pic:pic xmlns:pic="http://schemas.openxmlformats.org/drawingml/2006/picture">
+                  <pic:nvPicPr>
+                    <pic:cNvPr id="1567434410" name="Picture 1" descr="A map of the state of california&#10;&#10;AI-generated content may be incorrect."/>
+                    <pic:cNvPicPr/>
+                  </pic:nvPicPr>
+                  <pic:blipFill>
+                    <a:blip r:embed="rId22"/>
+                    <a:stretch>
+                      <a:fillRect/>
+                    </a:stretch>
+                  </pic:blipFill>
+                  <pic:spPr>
+                    <a:xfrm>
+                      <a:off x="0" y="0"/>
+                      <a:ext cx="2311176" cy="2392161"/>
+                    </a:xfrm>
+                    <a:prstGeom prst="rect">
+                      <a:avLst/>
+                    </a:prstGeom>
+                  </pic:spPr>
+                </pic:pic>
+              </a:graphicData>
+            </a:graphic>
+          </wp:inline>
+        </w:drawing>
+      </w:r>
+    </w:p>
+    <w:p>
+      <w:r>
+        <w:t>This image shows all of the satellite passes between the 7</w:t>
+      </w:r>
+      <w:r>
+        <w:rPr>
+          <w:vertAlign w:val="superscript"/>
+        </w:rPr>
+        <w:t>th</w:t>
+      </w:r>
+      <w:r>
+        <w:t xml:space="preserve"> of January and the 20</w:t>
+      </w:r>
+      <w:r>
+        <w:rPr>
+          <w:vertAlign w:val="superscript"/>
+        </w:rPr>
+        <w:t>th</w:t>
+      </w:r>
+      <w:r>
+        <w:t xml:space="preserve"> of January 2025. As seen in the image, the strip that occurred between the 5</w:t>
+      </w:r>
+      <w:r>
+        <w:rPr>
+          <w:vertAlign w:val="superscript"/>
+        </w:rPr>
+        <w:t>th</w:t>
+      </w:r>
+      <w:r>
+        <w:t xml:space="preserve"> and the 6</w:t>
+      </w:r>
+      <w:r>
+        <w:rPr>
+          <w:vertAlign w:val="superscript"/>
+        </w:rPr>
+        <w:t>th</w:t>
+      </w:r>
+      <w:r>
+        <w:t xml:space="preserve"> has no data available in the image, this proves that the revisit time of the satellite is 16 days meaning that data is very scarce in a particular point as in between the interval nothing will be captured, meaning that it will be easy to miss fires and hard to capture fires to use as training data.</w:t>
+      </w:r>
+    </w:p>
+    <w:p>
+      <w:r>
+        <w:drawing>
+          <wp:inline distT="0" distB="0" distL="0" distR="0" wp14:anchorId="5690486F" wp14:editId="2CFA43F2">
+            <wp:extent cx="1998477" cy="2211572"/>
+            <wp:effectExtent l="0" t="0" r="1905" b="0"/>
+            <wp:docPr id="2036488385" name="Picture 1" descr="A map with a red line&#10;&#10;AI-generated content may be incorrect."/>
+            <wp:cNvGraphicFramePr>
+              <a:graphicFrameLocks xmlns:a="http://schemas.openxmlformats.org/drawingml/2006/main" noChangeAspect="1"/>
+            </wp:cNvGraphicFramePr>
+            <a:graphic xmlns:a="http://schemas.openxmlformats.org/drawingml/2006/main">
+              <a:graphicData uri="http://schemas.openxmlformats.org/drawingml/2006/picture">
+                <pic:pic xmlns:pic="http://schemas.openxmlformats.org/drawingml/2006/picture">
+                  <pic:nvPicPr>
+                    <pic:cNvPr id="2036488385" name="Picture 1" descr="A map with a red line&#10;&#10;AI-generated content may be incorrect."/>
+                    <pic:cNvPicPr/>
+                  </pic:nvPicPr>
+                  <pic:blipFill>
+                    <a:blip r:embed="rId23"/>
+                    <a:stretch>
+                      <a:fillRect/>
+                    </a:stretch>
+                  </pic:blipFill>
+                  <pic:spPr>
+                    <a:xfrm>
+                      <a:off x="0" y="0"/>
+                      <a:ext cx="2004488" cy="2218224"/>
+                    </a:xfrm>
+                    <a:prstGeom prst="rect">
+                      <a:avLst/>
+                    </a:prstGeom>
+                  </pic:spPr>
+                </pic:pic>
+              </a:graphicData>
+            </a:graphic>
+          </wp:inline>
+        </w:drawing>
+      </w:r>
+    </w:p>
+    <w:p>
+      <w:r>
+        <w:t>This image was captured sixteen days later – between the 21</w:t>
+      </w:r>
+      <w:r>
+        <w:rPr>
+          <w:vertAlign w:val="superscript"/>
+        </w:rPr>
+        <w:t>st</w:t>
+      </w:r>
+      <w:r>
+        <w:t xml:space="preserve"> and 22</w:t>
+      </w:r>
+      <w:r>
+        <w:rPr>
+          <w:vertAlign w:val="superscript"/>
+        </w:rPr>
+        <w:t>nd</w:t>
+      </w:r>
+      <w:r>
+        <w:t xml:space="preserve"> of January 2025, the satellite has passed over the same region again for the first time since the previous image. This means that no data in this strip will be captured in between these images as the revisit time is sixteen days. </w:t>
+      </w:r>
+    </w:p>
+    <w:p>
+      <w:r>
+        <w:t xml:space="preserve">Due to the revisit time of the Landsat 9 satellite being sixteen days the before, after and during data has to be taken </w:t>
+      </w:r>
+      <w:r>
+        <w:t>sixteen</w:t>
+      </w:r>
+      <w:r>
+        <w:t xml:space="preserve"> days either side of the fire which may result in the data not being very accurate however, there is no alternative solution as other satellites which may pass over the area do not have the same sensors as those that are present on Landsat 9. To account for data that may not include before, during or after conditions then data must be captured that includes no thermal anomalies. This means that any predictions that don’t include any conditions related to a fire will not be predicted as having fire like conditions therefore removing some misclassifications.</w:t>
+      </w:r>
+    </w:p>
+    <w:p>
+      <w:r>
+        <w:t>Additionally, the data does not include the day that it was taken only the solar angles when the images were captured. This means that time of day cannot be considered as for the time of day to be calculated using solar angles the data would also need to include world coordinates which is not present in the data. This means that the model may struggle with thermal anomalies at night as they may be seen as regular thermal readings in the daytime</w:t>
+      </w:r>
+      <w:r>
+        <w:t>.</w:t>
+      </w:r>
+    </w:p>
+    <w:p>
+      <w:pPr>
+        <w:pStyle w:val="Heading2"/>
+        <w:jc w:val="both"/>
+      </w:pPr>
+      <w:bookmarkStart w:id="37" w:name="_Toc194931076"/>
+      <w:r>
+        <w:lastRenderedPageBreak/>
+        <w:t xml:space="preserve">Model </w:t>
+      </w:r>
+      <w:r>
+        <w:t>Implementation</w:t>
+      </w:r>
+      <w:bookmarkEnd w:id="37"/>
+    </w:p>
+    <w:p>
+      <w:pPr>
+        <w:pStyle w:val="Heading3"/>
+      </w:pPr>
+      <w:bookmarkStart w:id="38" w:name="_Toc194931077"/>
+      <w:r>
+        <w:t>Important Bands in Landsat 9</w:t>
+      </w:r>
+      <w:bookmarkEnd w:id="38"/>
+    </w:p>
+    <w:p>
+      <w:r>
+        <w:t>Once the data has been extracted from the engine and a dataset is created, certain bands must be extracted from each tile in the dataset.</w:t>
+      </w:r>
+      <w:r>
+        <w:t xml:space="preserve"> These bands are critical to forming a prediction on whether a fire is present or not.</w:t>
+      </w:r>
+    </w:p>
+    <w:p>
+      <w:pPr>
+        <w:rPr>
+          <w:b/>
+          <w:bCs/>
+        </w:rPr>
+      </w:pPr>
+      <w:r>
+        <w:rPr>
+          <w:b/>
+          <w:bCs/>
+        </w:rPr>
+        <w:t>Thermal infrared Bands 10 and 11</w:t>
+      </w:r>
+    </w:p>
+    <w:p>
+      <w:r>
+        <w:t xml:space="preserve">Bands </w:t>
+      </w:r>
+      <w:r>
+        <w:t>10 and 11 in Landsat 9 are important to figure out whether a fire is present as a higher thermal reading suggests that the surface temperature is high. A higher surface temperature could be a key indicator that a fire is present or will occur soon. Using both the values of these bands and NDVI will be necessary to form a prediction on a tile.</w:t>
+      </w:r>
+    </w:p>
+    <w:p>
+      <w:pPr>
+        <w:rPr>
+          <w:b/>
+          <w:bCs/>
+        </w:rPr>
+      </w:pPr>
+      <w:r>
+        <w:rPr>
+          <w:b/>
+          <w:bCs/>
+        </w:rPr>
+        <w:t>Normalized Difference Vegetation Index </w:t>
+      </w:r>
+      <w:r>
+        <w:rPr>
+          <w:b/>
+          <w:bCs/>
+        </w:rPr>
+        <w:t>(NDVI)</w:t>
+      </w:r>
+    </w:p>
+    <w:p>
+      <w:r>
+        <w:t xml:space="preserve">NDVI is a useful value to have as it indicates the </w:t>
+      </w:r>
+      <w:r>
+        <w:t xml:space="preserve">vegetation </w:t>
+      </w:r>
+      <w:r>
+        <w:t xml:space="preserve">health and </w:t>
+      </w:r>
+      <w:r>
+        <w:t>vegetation density</w:t>
+      </w:r>
+      <w:r>
+        <w:t>, a value closer to 1 means that the vegetation present is dense and healthy whereas a value closer to zero means that the vegetation present in the area has unhealthy or little vegetation. A value below zero is also useful as it means that there is ocean present, and it is very unlikely that fires will appear on the surface of water.</w:t>
+      </w:r>
+    </w:p>
+    <w:p>
+      <w:r>
+        <w:t>NDVI is not like the other bands</w:t>
+      </w:r>
+      <w:r>
+        <w:t xml:space="preserve"> which are captured by the satellite, it must first be calculated using the near infrared and red bands. It is calculated using this formula:</w:t>
+      </w:r>
+    </w:p>
+    <w:p>
+      <w:r>
+        <w:t>NDVI = (NIR − Red) / (NIR + Red)</w:t>
+      </w:r>
+    </w:p>
+    <w:p>
+      <w:r>
+        <w:t xml:space="preserve">In Landsat 9: </w:t>
+      </w:r>
+      <w:r>
+        <w:t>NDVI = (Band 5 − Band 4) / (Band 5 + Band 4)</w:t>
+      </w:r>
+      <w:r>
+        <w:t xml:space="preserve">     </w:t>
+      </w:r>
+      <w:r>
+        <w:t>Range: −1 to 1</w:t>
+      </w:r>
+    </w:p>
+    <w:p>
+      <w:r>
+        <w:t>By including NDVI as a band to be processed by the model it means that the model can both examine the thermal readings as well as the vegetation health as high thermal readings and a low NDVI value could suggest a high chance of a fire occurring in that area.</w:t>
+      </w:r>
+    </w:p>
+    <w:p>
+      <w:pPr>
+        <w:pStyle w:val="Heading3"/>
+      </w:pPr>
+      <w:bookmarkStart w:id="39" w:name="_Toc194931078"/>
+      <w:r>
+        <w:t>Convolutional Neural Network (CNN)</w:t>
+      </w:r>
+      <w:bookmarkEnd w:id="39"/>
+    </w:p>
+    <w:p>
+      <w:r>
+        <w:t xml:space="preserve">After selecting the useful bands in the tiles and normalising them they are ready to be used to train a CNN. </w:t>
+      </w:r>
+      <w:r>
+        <w:t>The model architecture must first be created and then fine-tuned to the problem. As the shape of the data has three layers currently as two thermal infrared bands are used along with the calculated NDVI band. This means that the input shape of the model must take in the shape of each layer as well as the three layers themselves.</w:t>
+      </w:r>
+    </w:p>
+    <w:p>
+      <w:r>
+        <w:t xml:space="preserve">The output shape has to be four as the CNN is a classification model and there is four categories present in the data for the model to predict between. </w:t>
+      </w:r>
+    </w:p>
+    <w:p/>
+    <w:p/>
+    <w:p/>
+    <w:p/>
+    <w:p/>
+    <w:p/>
+    <w:p/>
+    <w:p>
+      <w:pPr>
+        <w:pStyle w:val="Heading3"/>
+      </w:pPr>
+      <w:r>
+        <w:lastRenderedPageBreak/>
+        <w:t>Hyperparameter tuning</w:t>
+      </w:r>
+    </w:p>
+    <w:p>
+      <w:r>
+        <w:rPr>
+          <w:noProof/>
+        </w:rPr>
+        <w:drawing>
+          <wp:inline distT="0" distB="0" distL="0" distR="0" wp14:anchorId="608061E0" wp14:editId="074E77D3">
+            <wp:extent cx="5731510" cy="2160270"/>
+            <wp:effectExtent l="0" t="0" r="2540" b="0"/>
+            <wp:docPr id="5934176" name="Picture 1" descr="A screen shot of a computer program&#10;&#10;AI-generated content may be incorrect."/>
+            <wp:cNvGraphicFramePr>
+              <a:graphicFrameLocks xmlns:a="http://schemas.openxmlformats.org/drawingml/2006/main" noChangeAspect="1"/>
+            </wp:cNvGraphicFramePr>
+            <a:graphic xmlns:a="http://schemas.openxmlformats.org/drawingml/2006/main">
+              <a:graphicData uri="http://schemas.openxmlformats.org/drawingml/2006/picture">
+                <pic:pic xmlns:pic="http://schemas.openxmlformats.org/drawingml/2006/picture">
+                  <pic:nvPicPr>
+                    <pic:cNvPr id="5934176" name="Picture 1" descr="A screen shot of a computer program&#10;&#10;AI-generated content may be incorrect."/>
+                    <pic:cNvPicPr/>
+                  </pic:nvPicPr>
+                  <pic:blipFill>
+                    <a:blip r:embed="rId24"/>
+                    <a:stretch>
+                      <a:fillRect/>
+                    </a:stretch>
+                  </pic:blipFill>
+                  <pic:spPr>
+                    <a:xfrm>
+                      <a:off x="0" y="0"/>
+                      <a:ext cx="5731510" cy="2160270"/>
+                    </a:xfrm>
+                    <a:prstGeom prst="rect">
+                      <a:avLst/>
+                    </a:prstGeom>
+                  </pic:spPr>
+                </pic:pic>
+              </a:graphicData>
+            </a:graphic>
+          </wp:inline>
+        </w:drawing>
+      </w:r>
+    </w:p>
+    <w:p>
+      <w:r>
+        <w:t>The model’s basic architecture follows this structure. However, this may not be the best architecture for the task of predicting wildfires therefore, the hyperparameters need to be tuned to find the best model for the task.</w:t>
+      </w:r>
+    </w:p>
+    <w:p>
+      <w:r>
+        <w:t>To do this the model was tested 20 times using keras tuner and using a random search algorithm to find the best hyperparameters for the model. This allows the algorithm to explore a range of hyperparameters and find the best ones for use and is generally faster and more efficient than other algorithms for hyperparameter tuning.</w:t>
+      </w:r>
+    </w:p>
+    <w:p>
+      <w:r>
+        <w:rPr>
+          <w:noProof/>
+        </w:rPr>
+        <w:drawing>
+          <wp:inline distT="0" distB="0" distL="0" distR="0" wp14:anchorId="6A8CADA0" wp14:editId="0858D727">
+            <wp:extent cx="3620005" cy="2953162"/>
+            <wp:effectExtent l="0" t="0" r="0" b="0"/>
+            <wp:docPr id="1969183842" name="Picture 1" descr="A screenshot of a computer&#10;&#10;AI-generated content may be incorrect."/>
+            <wp:cNvGraphicFramePr>
+              <a:graphicFrameLocks xmlns:a="http://schemas.openxmlformats.org/drawingml/2006/main" noChangeAspect="1"/>
+            </wp:cNvGraphicFramePr>
+            <a:graphic xmlns:a="http://schemas.openxmlformats.org/drawingml/2006/main">
+              <a:graphicData uri="http://schemas.openxmlformats.org/drawingml/2006/picture">
+                <pic:pic xmlns:pic="http://schemas.openxmlformats.org/drawingml/2006/picture">
+                  <pic:nvPicPr>
+                    <pic:cNvPr id="1969183842" name="Picture 1" descr="A screenshot of a computer&#10;&#10;AI-generated content may be incorrect."/>
+                    <pic:cNvPicPr/>
+                  </pic:nvPicPr>
+                  <pic:blipFill>
+                    <a:blip r:embed="rId25"/>
+                    <a:stretch>
+                      <a:fillRect/>
+                    </a:stretch>
+                  </pic:blipFill>
+                  <pic:spPr>
+                    <a:xfrm>
+                      <a:off x="0" y="0"/>
+                      <a:ext cx="3620005" cy="2953162"/>
+                    </a:xfrm>
+                    <a:prstGeom prst="rect">
+                      <a:avLst/>
+                    </a:prstGeom>
+                  </pic:spPr>
+                </pic:pic>
+              </a:graphicData>
+            </a:graphic>
+          </wp:inline>
+        </w:drawing>
+      </w:r>
+    </w:p>
+    <w:p>
+      <w:r>
+        <w:t>After the random search algorithm had finished</w:t>
+      </w:r>
+      <w:r>
+        <w:t xml:space="preserve"> the best score was 0.755 which is a good score for the complex nature of the task. The hyperparameter values from the best trial can then be implemented into the model’s architecture which should result in a better performing model than the baseline model would have been.</w:t>
+      </w:r>
+    </w:p>
+    <w:p>
+      <w:r>
+        <w:t>Due to the nature of the task requiring a high accuracy, the tuned model will be useful</w:t>
+      </w:r>
+      <w:r>
+        <w:t xml:space="preserve"> in effectively predicting fires as it is suited to the task and may predict with a greater accuracy over the untuned model.</w:t>
+      </w:r>
+    </w:p>
+    <w:p/>
+    <w:p>
+      <w:r>
+        <w:rPr>
+          <w:noProof/>
+        </w:rPr>
+        <w:lastRenderedPageBreak/>
+        <w:drawing>
+          <wp:inline distT="0" distB="0" distL="0" distR="0" wp14:anchorId="086352B2" wp14:editId="46A93198">
+            <wp:extent cx="5731510" cy="2338705"/>
+            <wp:effectExtent l="0" t="0" r="2540" b="4445"/>
+            <wp:docPr id="213414235" name="Picture 1" descr="A screen shot of a computer code&#10;&#10;AI-generated content may be incorrect."/>
+            <wp:cNvGraphicFramePr>
+              <a:graphicFrameLocks xmlns:a="http://schemas.openxmlformats.org/drawingml/2006/main" noChangeAspect="1"/>
+            </wp:cNvGraphicFramePr>
+            <a:graphic xmlns:a="http://schemas.openxmlformats.org/drawingml/2006/main">
+              <a:graphicData uri="http://schemas.openxmlformats.org/drawingml/2006/picture">
+                <pic:pic xmlns:pic="http://schemas.openxmlformats.org/drawingml/2006/picture">
+                  <pic:nvPicPr>
+                    <pic:cNvPr id="213414235" name="Picture 1" descr="A screen shot of a computer code&#10;&#10;AI-generated content may be incorrect."/>
+                    <pic:cNvPicPr/>
+                  </pic:nvPicPr>
+                  <pic:blipFill>
+                    <a:blip r:embed="rId26"/>
+                    <a:stretch>
+                      <a:fillRect/>
+                    </a:stretch>
+                  </pic:blipFill>
+                  <pic:spPr>
+                    <a:xfrm>
+                      <a:off x="0" y="0"/>
+                      <a:ext cx="5731510" cy="2338705"/>
+                    </a:xfrm>
+                    <a:prstGeom prst="rect">
+                      <a:avLst/>
+                    </a:prstGeom>
+                  </pic:spPr>
+                </pic:pic>
+              </a:graphicData>
+            </a:graphic>
+          </wp:inline>
+        </w:drawing>
+      </w:r>
+    </w:p>
+    <w:p>
+      <w:r>
         <w:t>The</w:t>
       </w:r>
       <w:r>
@@ -9327,47 +9546,33 @@
         <w:t xml:space="preserve"> is sparse categorical </w:t>
       </w:r>
       <w:r>
-        <w:t xml:space="preserve">cross entropy this means that the labels do not need to be one hot encoded and each class has a value of between 1 to 4. Using this approach allows the model to use a probability of the data being in a class </w:t>
-      </w:r>
-      <w:proofErr w:type="gramStart"/>
-      <w:r>
-        <w:t>and also</w:t>
-      </w:r>
-      <w:proofErr w:type="gramEnd"/>
-      <w:r>
-        <w:t xml:space="preserve"> improves computational efficiency.</w:t>
+        <w:t>cross entropy this means that the labels do not need to be one hot encoded and each class has a value of between 1 to 4. Using this approach allows the model to use a probability of the data being in a class and also improves computational efficiency.</w:t>
       </w:r>
     </w:p>
     <w:p/>
+    <w:p/>
+    <w:p/>
+    <w:p/>
+    <w:p/>
+    <w:p/>
+    <w:p/>
+    <w:p/>
+    <w:p/>
+    <w:p/>
     <w:p>
       <w:pPr>
         <w:pStyle w:val="Heading3"/>
       </w:pPr>
       <w:bookmarkStart w:id="40" w:name="_Toc194931079"/>
       <w:r>
+        <w:lastRenderedPageBreak/>
         <w:t>User Interface</w:t>
       </w:r>
       <w:bookmarkEnd w:id="40"/>
     </w:p>
     <w:p>
       <w:r>
-        <w:t xml:space="preserve">Since python is used for most machine learning tasks programming a GUI in </w:t>
-      </w:r>
-      <w:proofErr w:type="spellStart"/>
-      <w:r>
-        <w:t>tkinter</w:t>
-      </w:r>
-      <w:proofErr w:type="spellEnd"/>
-      <w:r>
-        <w:t xml:space="preserve"> is a good choice to use as </w:t>
-      </w:r>
-      <w:proofErr w:type="spellStart"/>
-      <w:r>
-        <w:t>tkinter</w:t>
-      </w:r>
-      <w:proofErr w:type="spellEnd"/>
-      <w:r>
-        <w:t xml:space="preserve"> is very lightweight and </w:t>
+        <w:t xml:space="preserve">Since python is used for most machine learning tasks programming a GUI in tkinter is a good choice to use as tkinter is very lightweight and </w:t>
       </w:r>
       <w:r>
         <w:t>is an open-source library meaning that is completely free to use without any licensing.</w:t>
@@ -9394,7 +9599,7 @@
                     <pic:cNvPicPr/>
                   </pic:nvPicPr>
                   <pic:blipFill>
-                    <a:blip r:embed="rId21"/>
+                    <a:blip r:embed="rId27"/>
                     <a:stretch>
                       <a:fillRect/>
                     </a:stretch>
@@ -9417,24 +9622,7 @@
     </w:p>
     <w:p>
       <w:r>
-        <w:lastRenderedPageBreak/>
-        <w:t xml:space="preserve">Since the designs were low fidelity, not much is required to be added to the base </w:t>
-      </w:r>
-      <w:proofErr w:type="spellStart"/>
-      <w:r>
-        <w:t>tkinter</w:t>
-      </w:r>
-      <w:proofErr w:type="spellEnd"/>
-      <w:r>
-        <w:t xml:space="preserve"> frame. For the home page a grid system was used to align </w:t>
-      </w:r>
-      <w:proofErr w:type="gramStart"/>
-      <w:r>
-        <w:t>all of</w:t>
-      </w:r>
-      <w:proofErr w:type="gramEnd"/>
-      <w:r>
-        <w:t xml:space="preserve"> the buttons and text to the middle of the screen allowing the content to be at the centre of the user’s view.</w:t>
+        <w:t>Since the designs were low fidelity, not much is required to be added to the base tkinter frame. For the home page a grid system was used to align all of the buttons and text to the middle of the screen allowing the content to be at the centre of the user’s view.</w:t>
       </w:r>
     </w:p>
     <w:p/>
@@ -9460,7 +9648,7 @@
                     <pic:cNvPicPr/>
                   </pic:nvPicPr>
                   <pic:blipFill>
-                    <a:blip r:embed="rId22"/>
+                    <a:blip r:embed="rId28"/>
                     <a:stretch>
                       <a:fillRect/>
                     </a:stretch>
@@ -9516,7 +9704,7 @@
                     <pic:cNvPicPr/>
                   </pic:nvPicPr>
                   <pic:blipFill>
-                    <a:blip r:embed="rId23"/>
+                    <a:blip r:embed="rId29"/>
                     <a:stretch>
                       <a:fillRect/>
                     </a:stretch>
@@ -9547,6 +9735,7 @@
         <w:rPr>
           <w:noProof/>
         </w:rPr>
+        <w:lastRenderedPageBreak/>
         <w:t>The prediction page also follows the design and uses a grid based system.</w:t>
       </w:r>
       <w:r>
@@ -9562,13 +9751,78 @@
           <w:noProof/>
         </w:rPr>
       </w:pPr>
-    </w:p>
-    <w:p>
-      <w:pPr>
+      <w:r>
         <w:rPr>
           <w:noProof/>
         </w:rPr>
-      </w:pPr>
+        <w:drawing>
+          <wp:inline distT="0" distB="0" distL="0" distR="0" wp14:anchorId="2C83EF2D" wp14:editId="01C3F08B">
+            <wp:extent cx="4677428" cy="2534004"/>
+            <wp:effectExtent l="0" t="0" r="8890" b="0"/>
+            <wp:docPr id="1075383483" name="Picture 1" descr="A screenshot of a computer&#10;&#10;AI-generated content may be incorrect."/>
+            <wp:cNvGraphicFramePr>
+              <a:graphicFrameLocks xmlns:a="http://schemas.openxmlformats.org/drawingml/2006/main" noChangeAspect="1"/>
+            </wp:cNvGraphicFramePr>
+            <a:graphic xmlns:a="http://schemas.openxmlformats.org/drawingml/2006/main">
+              <a:graphicData uri="http://schemas.openxmlformats.org/drawingml/2006/picture">
+                <pic:pic xmlns:pic="http://schemas.openxmlformats.org/drawingml/2006/picture">
+                  <pic:nvPicPr>
+                    <pic:cNvPr id="1075383483" name="Picture 1" descr="A screenshot of a computer&#10;&#10;AI-generated content may be incorrect."/>
+                    <pic:cNvPicPr/>
+                  </pic:nvPicPr>
+                  <pic:blipFill>
+                    <a:blip r:embed="rId30"/>
+                    <a:stretch>
+                      <a:fillRect/>
+                    </a:stretch>
+                  </pic:blipFill>
+                  <pic:spPr>
+                    <a:xfrm>
+                      <a:off x="0" y="0"/>
+                      <a:ext cx="4677428" cy="2534004"/>
+                    </a:xfrm>
+                    <a:prstGeom prst="rect">
+                      <a:avLst/>
+                    </a:prstGeom>
+                  </pic:spPr>
+                </pic:pic>
+              </a:graphicData>
+            </a:graphic>
+          </wp:inline>
+        </w:drawing>
+      </w:r>
+    </w:p>
+    <w:p>
+      <w:pPr>
+        <w:rPr>
+          <w:noProof/>
+        </w:rPr>
+      </w:pPr>
+      <w:r>
+        <w:rPr>
+          <w:noProof/>
+        </w:rPr>
+        <w:t xml:space="preserve">Once the user has inputted a suitable file it will display the prediction and also the RGB image extracted from the red, green and blue bands in the tile. This will allow the user to see where a possible fire will occur from an aerial view. </w:t>
+      </w:r>
+    </w:p>
+    <w:p>
+      <w:pPr>
+        <w:rPr>
+          <w:noProof/>
+        </w:rPr>
+      </w:pPr>
+      <w:r>
+        <w:rPr>
+          <w:noProof/>
+        </w:rPr>
+        <w:t xml:space="preserve">Due to the files extracted not storing coordinate data that cannot be shown alongside the image </w:t>
+      </w:r>
+      <w:r>
+        <w:rPr>
+          <w:noProof/>
+        </w:rPr>
+        <w:t>so it is assumed that the user knows the location of each tile but the aerial view will help with locating the area.</w:t>
+      </w:r>
     </w:p>
     <w:p>
       <w:r>
@@ -9590,6 +9844,14 @@
         <w:t>user interface.</w:t>
       </w:r>
     </w:p>
+    <w:p/>
+    <w:p/>
+    <w:p/>
+    <w:p/>
+    <w:p/>
+    <w:p/>
+    <w:p/>
+    <w:p/>
     <w:p/>
     <w:p/>
     <w:p/>
@@ -9644,7 +9906,7 @@
                     <pic:cNvPicPr/>
                   </pic:nvPicPr>
                   <pic:blipFill>
-                    <a:blip r:embed="rId24"/>
+                    <a:blip r:embed="rId31"/>
                     <a:stretch>
                       <a:fillRect/>
                     </a:stretch>
@@ -9667,15 +9929,7 @@
     </w:p>
     <w:p>
       <w:r>
-        <w:t xml:space="preserve">The heatmap of the performance of the model on the test data split suggests that the model is performing well on the data and </w:t>
-      </w:r>
-      <w:proofErr w:type="gramStart"/>
-      <w:r>
-        <w:t>is able to</w:t>
-      </w:r>
-      <w:proofErr w:type="gramEnd"/>
-      <w:r>
-        <w:t xml:space="preserve"> categorize the data correctly as a large majority of the data was predicted correctly. Forty out of forty-three satellite images were predicted correctly which shows that the model has been able to effectively learn the differences between each state of a fire.</w:t>
+        <w:t>The heatmap of the performance of the model on the test data split suggests that the model is performing well on the data and is able to categorize the data correctly as a large majority of the data was predicted correctly. Forty out of forty-three satellite images were predicted correctly which shows that the model has been able to effectively learn the differences between each state of a fire.</w:t>
       </w:r>
     </w:p>
     <w:p>
@@ -9729,7 +9983,7 @@
                     <pic:cNvPicPr/>
                   </pic:nvPicPr>
                   <pic:blipFill>
-                    <a:blip r:embed="rId25">
+                    <a:blip r:embed="rId32">
                       <a:extLst>
                         <a:ext uri="{28A0092B-C50C-407E-A947-70E740481C1C}">
                           <a14:useLocalDpi xmlns:a14="http://schemas.microsoft.com/office/drawing/2010/main" val="0"/>
@@ -9796,7 +10050,7 @@
                     <pic:cNvPicPr/>
                   </pic:nvPicPr>
                   <pic:blipFill>
-                    <a:blip r:embed="rId26"/>
+                    <a:blip r:embed="rId33"/>
                     <a:stretch>
                       <a:fillRect/>
                     </a:stretch>
@@ -9822,28 +10076,12 @@
         <w:t>Over the course of the epochs the loss graph also shows that the model is learning as the loss decreases in both the training and testing.</w:t>
       </w:r>
       <w:r>
-        <w:t xml:space="preserve"> The test loss decreases at a greater rate than the training loss which suggests that the model </w:t>
-      </w:r>
-      <w:proofErr w:type="gramStart"/>
-      <w:r>
-        <w:t>is able to</w:t>
-      </w:r>
-      <w:proofErr w:type="gramEnd"/>
-      <w:r>
-        <w:t xml:space="preserve"> generalize well and learn patterns at a fast rate. The test loss remains lower than the training loss almost throughout the entire set of epochs which is unusual, this may be due to the dropout layers in the model architecture as it introduces noise which may result in the training loss being higher here.</w:t>
-      </w:r>
-    </w:p>
-    <w:p>
-      <w:r>
-        <w:t xml:space="preserve">The training evaluation suggests that the model has been able learn patterns and generalise well and shows no signs of over or underfitting. Therefore, </w:t>
-      </w:r>
-      <w:proofErr w:type="gramStart"/>
-      <w:r>
-        <w:t>as a result of</w:t>
-      </w:r>
-      <w:proofErr w:type="gramEnd"/>
-      <w:r>
-        <w:t xml:space="preserve"> the training the model is well tuned for the task of predicting fires and needs to be tested rigorously to confirm that the model is successful. </w:t>
+        <w:t xml:space="preserve"> The test loss decreases at a greater rate than the training loss which suggests that the model is able to generalize well and learn patterns at a fast rate. The test loss remains lower than the training loss almost throughout the entire set of epochs which is unusual, this may be due to the dropout layers in the model architecture as it introduces noise which may result in the training loss being higher here.</w:t>
+      </w:r>
+    </w:p>
+    <w:p>
+      <w:r>
+        <w:t xml:space="preserve">The training evaluation suggests that the model has been able learn patterns and generalise well and shows no signs of over or underfitting. Therefore, as a result of the training the model is well tuned for the task of predicting fires and needs to be tested rigorously to confirm that the model is successful. </w:t>
       </w:r>
     </w:p>
     <w:p/>
@@ -9937,7 +10175,7 @@
                     <pic:cNvPicPr/>
                   </pic:nvPicPr>
                   <pic:blipFill>
-                    <a:blip r:embed="rId27"/>
+                    <a:blip r:embed="rId34"/>
                     <a:stretch>
                       <a:fillRect/>
                     </a:stretch>
@@ -9960,28 +10198,12 @@
     </w:p>
     <w:p>
       <w:r>
-        <w:t xml:space="preserve">The model has struggled to predict well on this new unseen dataset. This may be due to the fire occurring at a different time of the year and elevation to the pacific palisade fire. The model was accurate predicting whether the data did </w:t>
-      </w:r>
-      <w:proofErr w:type="gramStart"/>
-      <w:r>
-        <w:t>actually contain</w:t>
-      </w:r>
-      <w:proofErr w:type="gramEnd"/>
-      <w:r>
-        <w:t xml:space="preserve"> a fire but inaccurate with the other categories. The model may have had a heavy bias towards the live fire category due to the conditions present before, after and during being a lot hotter than the pacific palisades fire.</w:t>
-      </w:r>
-    </w:p>
-    <w:p>
-      <w:r>
-        <w:t xml:space="preserve">Overall, the model has been confused by the unseen data which may be </w:t>
-      </w:r>
-      <w:proofErr w:type="gramStart"/>
-      <w:r>
-        <w:t>due to the fact that</w:t>
-      </w:r>
-      <w:proofErr w:type="gramEnd"/>
-      <w:r>
-        <w:t xml:space="preserve"> the mountain in </w:t>
+        <w:t>The model has struggled to predict well on this new unseen dataset. This may be due to the fire occurring at a different time of the year and elevation to the pacific palisade fire. The model was accurate predicting whether the data did actually contain a fire but inaccurate with the other categories. The model may have had a heavy bias towards the live fire category due to the conditions present before, after and during being a lot hotter than the pacific palisades fire.</w:t>
+      </w:r>
+    </w:p>
+    <w:p>
+      <w:r>
+        <w:t xml:space="preserve">Overall, the model has been confused by the unseen data which may be due to the fact that the mountain in </w:t>
       </w:r>
       <w:r>
         <w:t>Ventura County</w:t>
@@ -10036,7 +10258,7 @@
                     <pic:cNvPicPr/>
                   </pic:nvPicPr>
                   <pic:blipFill>
-                    <a:blip r:embed="rId28"/>
+                    <a:blip r:embed="rId35"/>
                     <a:stretch>
                       <a:fillRect/>
                     </a:stretch>
@@ -10062,15 +10284,7 @@
         <w:t xml:space="preserve">The model was tested on a dataset that only included data from the summer where a fire was not present to test the theory. The model does not perform well on data from the hotter months due to the palisades fire being in the winter and the data was scaled around the palisades fire meaning that the model believes that there is a fire here due to the high thermal values in the summer months. </w:t>
       </w:r>
       <w:r>
-        <w:t xml:space="preserve"> Only three tiles were predicted to not be a live fire and none of these were predicted to be in the little to no chance category which shows a glaring weakness in the training data as the model believes the higher base temperature is </w:t>
-      </w:r>
-      <w:proofErr w:type="gramStart"/>
-      <w:r>
-        <w:t>actually a</w:t>
-      </w:r>
-      <w:proofErr w:type="gramEnd"/>
-      <w:r>
-        <w:t xml:space="preserve"> fire.</w:t>
+        <w:t xml:space="preserve"> Only three tiles were predicted to not be a live fire and none of these were predicted to be in the little to no chance category which shows a glaring weakness in the training data as the model believes the higher base temperature is actually a fire.</w:t>
       </w:r>
     </w:p>
     <w:p>
@@ -10089,6 +10303,8 @@
         <w:t xml:space="preserve"> This would ensure that fires are captured correctly however, it may also introduce the problem of the model not picking up cooler fires that occur in the winter if it recognises hotter fires but struggles on cooler fires.</w:t>
       </w:r>
     </w:p>
+    <w:p/>
+    <w:p/>
     <w:p/>
     <w:p/>
     <w:p>
@@ -10101,60 +10317,7 @@
         <w:rPr>
           <w:u w:val="single"/>
         </w:rPr>
-        <w:t>Data from another region</w:t>
-      </w:r>
-    </w:p>
-    <w:p>
-      <w:r>
-        <w:t xml:space="preserve">To </w:t>
-      </w:r>
-      <w:r>
-        <w:t>test</w:t>
-      </w:r>
-      <w:r>
-        <w:t xml:space="preserve"> if </w:t>
-      </w:r>
-      <w:r>
-        <w:t xml:space="preserve">the model </w:t>
-      </w:r>
-      <w:proofErr w:type="gramStart"/>
-      <w:r>
-        <w:t>is capable of predicting</w:t>
-      </w:r>
-      <w:proofErr w:type="gramEnd"/>
-      <w:r>
-        <w:t xml:space="preserve"> fires to a good degree in other regions it must be tested with data from another country with a similar climate and then another country with a completely </w:t>
-      </w:r>
-      <w:r>
         <w:lastRenderedPageBreak/>
-        <w:t xml:space="preserve">different climate. The result of this test will show whether the model is </w:t>
-      </w:r>
-      <w:r>
-        <w:t>only useful to use in California with the current dataset.</w:t>
-      </w:r>
-      <w:r>
-        <w:t xml:space="preserve"> D</w:t>
-      </w:r>
-      <w:r>
-        <w:t>ata on a fire will be extracted from the google earth engine</w:t>
-      </w:r>
-      <w:r>
-        <w:t xml:space="preserve"> using the same techniques used to extract data for the training dataset</w:t>
-      </w:r>
-      <w:r>
-        <w:t xml:space="preserve"> and given to the model to assess its performance on the new data. </w:t>
-      </w:r>
-    </w:p>
-    <w:p>
-      <w:pPr>
-        <w:rPr>
-          <w:u w:val="single"/>
-        </w:rPr>
-      </w:pPr>
-      <w:r>
-        <w:rPr>
-          <w:u w:val="single"/>
-        </w:rPr>
         <w:t>Incorrect/Incompatible data</w:t>
       </w:r>
     </w:p>
@@ -10166,15 +10329,7 @@
         <w:t xml:space="preserve"> the model and the program’s ability to handle incorrect or invalid data some data will be given to the model to assess its performance.</w:t>
       </w:r>
       <w:r>
-        <w:t xml:space="preserve"> If the model </w:t>
-      </w:r>
-      <w:proofErr w:type="gramStart"/>
-      <w:r>
-        <w:t>is able to</w:t>
-      </w:r>
-      <w:proofErr w:type="gramEnd"/>
-      <w:r>
-        <w:t xml:space="preserve"> handle incorrect </w:t>
+        <w:t xml:space="preserve"> If the model is able to handle incorrect </w:t>
       </w:r>
       <w:r>
         <w:t>data,</w:t>
@@ -10217,15 +10372,7 @@
         <w:t xml:space="preserve"> ensure that the interface cannot be broken by abnormal user inputs and behaviours it must be tested.</w:t>
       </w:r>
       <w:r>
-        <w:t xml:space="preserve"> If the program </w:t>
-      </w:r>
-      <w:proofErr w:type="gramStart"/>
-      <w:r>
-        <w:t>is able to</w:t>
-      </w:r>
-      <w:proofErr w:type="gramEnd"/>
-      <w:r>
-        <w:t xml:space="preserve"> handle abnormal user inputs, then the program will provide an error dialog popup which will explain to the user what caused the error instead of crashing the program.</w:t>
+        <w:t xml:space="preserve"> If the program is able to handle abnormal user inputs, then the program will provide an error dialog popup which will explain to the user what caused the error instead of crashing the program.</w:t>
       </w:r>
     </w:p>
     <w:p/>
@@ -10300,15 +10447,7 @@
     </w:p>
     <w:p>
       <w:r>
-        <w:t xml:space="preserve">The program does not need to </w:t>
-      </w:r>
-      <w:proofErr w:type="gramStart"/>
-      <w:r>
-        <w:t>take into account</w:t>
-      </w:r>
-      <w:proofErr w:type="gramEnd"/>
-      <w:r>
-        <w:t xml:space="preserve"> user data protection laws as at no point in operating the program does it handle user data. It only handles data extracted from the google earth engine or other ways of collecting </w:t>
+        <w:t xml:space="preserve">The program does not need to take into account user data protection laws as at no point in operating the program does it handle user data. It only handles data extracted from the google earth engine or other ways of collecting </w:t>
       </w:r>
       <w:r>
         <w:t>Landsat</w:t>
@@ -10410,15 +10549,7 @@
     </w:p>
     <w:p>
       <w:r>
-        <w:t xml:space="preserve">The model was successful </w:t>
-      </w:r>
-      <w:proofErr w:type="gramStart"/>
-      <w:r>
-        <w:t>in regard to</w:t>
-      </w:r>
-      <w:proofErr w:type="gramEnd"/>
-      <w:r>
-        <w:t xml:space="preserve"> its accuracy target on the training and testing data where it achieved an accuracy of above 80% on both sets of data. This completes one of the project’s objectives it has maintained a high accuracy score and from this will enable local authorities or agencies to act accordingly to prevent fires. </w:t>
+        <w:t xml:space="preserve">The model was successful in regard to its accuracy target on the training and testing data where it achieved an accuracy of above 80% on both sets of data. This completes one of the project’s objectives it has maintained a high accuracy score and from this will enable local authorities or agencies to act accordingly to prevent fires. </w:t>
       </w:r>
     </w:p>
     <w:p>
@@ -10469,26 +10600,10 @@
         <w:t>high-quality</w:t>
       </w:r>
       <w:r>
-        <w:t xml:space="preserve"> data that covers </w:t>
-      </w:r>
-      <w:proofErr w:type="gramStart"/>
-      <w:r>
-        <w:t>a large number of</w:t>
-      </w:r>
-      <w:proofErr w:type="gramEnd"/>
-      <w:r>
-        <w:t xml:space="preserve"> thermal or geological factors that could be used to predict the likelihood of a fire.</w:t>
-      </w:r>
-      <w:r>
-        <w:t xml:space="preserve"> Furthermore, the dataset includes different states of the pacific </w:t>
-      </w:r>
-      <w:proofErr w:type="gramStart"/>
-      <w:r>
-        <w:t>palisades</w:t>
-      </w:r>
-      <w:proofErr w:type="gramEnd"/>
-      <w:r>
-        <w:t xml:space="preserve"> wildfire such as before, during and after the fire which allows the model to learn the key differences and patterns to form a prediction.</w:t>
+        <w:t xml:space="preserve"> data that covers a large number of thermal or geological factors that could be used to predict the likelihood of a fire.</w:t>
+      </w:r>
+      <w:r>
+        <w:t xml:space="preserve"> Furthermore, the dataset includes different states of the pacific palisades wildfire such as before, during and after the fire which allows the model to learn the key differences and patterns to form a prediction.</w:t>
       </w:r>
     </w:p>
     <w:p>
@@ -10529,15 +10644,7 @@
         <w:t xml:space="preserve"> this project has been</w:t>
       </w:r>
       <w:r>
-        <w:t xml:space="preserve"> moderately successful in its aims as a model and dataset were created which can predict fires. However, there are many drawbacks to the data available and so it has exposed weaknesses of the model and dataset. Part of this is due to the data available not being able to be captured within a shorter </w:t>
-      </w:r>
-      <w:proofErr w:type="gramStart"/>
-      <w:r>
-        <w:t>period of time</w:t>
-      </w:r>
-      <w:proofErr w:type="gramEnd"/>
-      <w:r>
-        <w:t xml:space="preserve"> than the sixteen days revisit time therefore making it hard to capture a large number of fires to use in dataset as fires may occur but not be captured by Landsat 9. This resulted in the dataset only including a single fire which means that fires or thermal activity that is wildly different to the conditions present in this fire being incorrectly predicted by the model.</w:t>
+        <w:t xml:space="preserve"> moderately successful in its aims as a model and dataset were created which can predict fires. However, there are many drawbacks to the data available and so it has exposed weaknesses of the model and dataset. Part of this is due to the data available not being able to be captured within a shorter period of time than the sixteen days revisit time therefore making it hard to capture a large number of fires to use in dataset as fires may occur but not be captured by Landsat 9. This resulted in the dataset only including a single fire which means that fires or thermal activity that is wildly different to the conditions present in this fire being incorrectly predicted by the model.</w:t>
       </w:r>
     </w:p>
     <w:p>
@@ -10675,15 +10782,7 @@
         <w:t>The project highlights the need for more regular data points in satellite imagery for the task of wildfire prediction as the data for each fire being limited or unavailable</w:t>
       </w:r>
       <w:r>
-        <w:t xml:space="preserve"> </w:t>
-      </w:r>
-      <w:proofErr w:type="gramStart"/>
-      <w:r>
-        <w:t>as a result of</w:t>
-      </w:r>
-      <w:proofErr w:type="gramEnd"/>
-      <w:r>
-        <w:t xml:space="preserve"> the sixteen-day revisit time</w:t>
+        <w:t xml:space="preserve"> as a result of the sixteen-day revisit time</w:t>
       </w:r>
       <w:r>
         <w:t>. Further studies could use generated or augmented data to fill these gaps as the revisit time of a satellite cannot be easily changed to suit the project’s needs.</w:t>
@@ -10698,15 +10797,7 @@
     </w:p>
     <w:p>
       <w:r>
-        <w:t xml:space="preserve">Wildfire prediction is still a new and developing field in machine learning as there are many different factors that can contribute to a wildfire and no fire is </w:t>
-      </w:r>
-      <w:proofErr w:type="gramStart"/>
-      <w:r>
-        <w:t>exactly the same</w:t>
-      </w:r>
-      <w:proofErr w:type="gramEnd"/>
-      <w:r>
-        <w:t xml:space="preserve"> as a previous one. Another area that was not explored by this project was the cause of the fire, as fires that were directly caused by humans such as arson related fires could not be considered by a model. This is because it is near impossible to predict that a fire will happen if a human has decided to start a fire in an area as the conditions before an arson related fire may not highlight any dangers of a fire in that area. </w:t>
+        <w:t xml:space="preserve">Wildfire prediction is still a new and developing field in machine learning as there are many different factors that can contribute to a wildfire and no fire is exactly the same as a previous one. Another area that was not explored by this project was the cause of the fire, as fires that were directly caused by humans such as arson related fires could not be considered by a model. This is because it is near impossible to predict that a fire will happen if a human has decided to start a fire in an area as the conditions before an arson related fire may not highlight any dangers of a fire in that area. </w:t>
       </w:r>
     </w:p>
     <w:p>
@@ -10785,31 +10876,7 @@
               <w:sz w:val="22"/>
               <w:szCs w:val="22"/>
             </w:rPr>
-            <w:t xml:space="preserve">EFFIS annual statistics for </w:t>
-          </w:r>
-          <w:proofErr w:type="spellStart"/>
-          <w:r>
-            <w:rPr>
-              <w:rFonts w:ascii="Calibri" w:hAnsi="Calibri" w:cs="Calibri"/>
-              <w:i/>
-              <w:iCs/>
-              <w:color w:val="000000"/>
-              <w:sz w:val="22"/>
-              <w:szCs w:val="22"/>
-            </w:rPr>
-            <w:t>greece</w:t>
-          </w:r>
-          <w:proofErr w:type="spellEnd"/>
-          <w:r>
-            <w:rPr>
-              <w:rFonts w:ascii="Calibri" w:hAnsi="Calibri" w:cs="Calibri"/>
-              <w:i/>
-              <w:iCs/>
-              <w:color w:val="000000"/>
-              <w:sz w:val="22"/>
-              <w:szCs w:val="22"/>
-            </w:rPr>
-            <w:t xml:space="preserve">. </w:t>
+            <w:t xml:space="preserve">EFFIS annual statistics for greece. </w:t>
           </w:r>
           <w:r>
             <w:rPr>
@@ -10820,7 +10887,7 @@
             </w:rPr>
             <w:t xml:space="preserve">Available online: </w:t>
           </w:r>
-          <w:hyperlink r:id="rId29" w:tgtFrame="_blank" w:history="1">
+          <w:hyperlink r:id="rId36" w:tgtFrame="_blank" w:history="1">
             <w:r>
               <w:rPr>
                 <w:rStyle w:val="Hyperlink"/>
@@ -10859,47 +10926,7 @@
               <w:sz w:val="22"/>
               <w:szCs w:val="22"/>
             </w:rPr>
-            <w:t xml:space="preserve">D. </w:t>
-          </w:r>
-          <w:proofErr w:type="spellStart"/>
-          <w:r>
-            <w:rPr>
-              <w:rFonts w:ascii="Calibri" w:hAnsi="Calibri" w:cs="Calibri"/>
-              <w:color w:val="000000"/>
-              <w:sz w:val="22"/>
-              <w:szCs w:val="22"/>
-            </w:rPr>
-            <w:t>Rashkovetsky</w:t>
-          </w:r>
-          <w:proofErr w:type="spellEnd"/>
-          <w:r>
-            <w:rPr>
-              <w:rFonts w:ascii="Calibri" w:hAnsi="Calibri" w:cs="Calibri"/>
-              <w:color w:val="000000"/>
-              <w:sz w:val="22"/>
-              <w:szCs w:val="22"/>
-            </w:rPr>
-            <w:t xml:space="preserve">, F. Mauracher, M. Langer &amp; M. Schmitt (2021) Wildfire detection from </w:t>
-          </w:r>
-          <w:proofErr w:type="spellStart"/>
-          <w:r>
-            <w:rPr>
-              <w:rFonts w:ascii="Calibri" w:hAnsi="Calibri" w:cs="Calibri"/>
-              <w:color w:val="000000"/>
-              <w:sz w:val="22"/>
-              <w:szCs w:val="22"/>
-            </w:rPr>
-            <w:t>multisensor</w:t>
-          </w:r>
-          <w:proofErr w:type="spellEnd"/>
-          <w:r>
-            <w:rPr>
-              <w:rFonts w:ascii="Calibri" w:hAnsi="Calibri" w:cs="Calibri"/>
-              <w:color w:val="000000"/>
-              <w:sz w:val="22"/>
-              <w:szCs w:val="22"/>
-            </w:rPr>
-            <w:t xml:space="preserve"> satellite imagery using deep semantic segmentation. </w:t>
+            <w:t xml:space="preserve">D. Rashkovetsky, F. Mauracher, M. Langer &amp; M. Schmitt (2021) Wildfire detection from multisensor satellite imagery using deep semantic segmentation. </w:t>
           </w:r>
           <w:r>
             <w:rPr>
@@ -10981,47 +11008,7 @@
               <w:sz w:val="22"/>
               <w:szCs w:val="22"/>
             </w:rPr>
-            <w:t xml:space="preserve">Fu, Y., Li, R., Wang, X., Bergeron, Y., Valeria, O., </w:t>
-          </w:r>
-          <w:proofErr w:type="spellStart"/>
-          <w:r>
-            <w:rPr>
-              <w:rFonts w:ascii="Calibri" w:hAnsi="Calibri" w:cs="Calibri"/>
-              <w:color w:val="000000"/>
-              <w:sz w:val="22"/>
-              <w:szCs w:val="22"/>
-            </w:rPr>
-            <w:t>Chavardès</w:t>
-          </w:r>
-          <w:proofErr w:type="spellEnd"/>
-          <w:r>
-            <w:rPr>
-              <w:rFonts w:ascii="Calibri" w:hAnsi="Calibri" w:cs="Calibri"/>
-              <w:color w:val="000000"/>
-              <w:sz w:val="22"/>
-              <w:szCs w:val="22"/>
-            </w:rPr>
-            <w:t xml:space="preserve">, R. D., Wang, Y. &amp; Hu, J. (2020) Fire detection and fire radiative power in forests and low-biomass lands in northeast </w:t>
-          </w:r>
-          <w:proofErr w:type="spellStart"/>
-          <w:r>
-            <w:rPr>
-              <w:rFonts w:ascii="Calibri" w:hAnsi="Calibri" w:cs="Calibri"/>
-              <w:color w:val="000000"/>
-              <w:sz w:val="22"/>
-              <w:szCs w:val="22"/>
-            </w:rPr>
-            <w:t>asia</w:t>
-          </w:r>
-          <w:proofErr w:type="spellEnd"/>
-          <w:r>
-            <w:rPr>
-              <w:rFonts w:ascii="Calibri" w:hAnsi="Calibri" w:cs="Calibri"/>
-              <w:color w:val="000000"/>
-              <w:sz w:val="22"/>
-              <w:szCs w:val="22"/>
-            </w:rPr>
-            <w:t xml:space="preserve">: MODIS versus VIIRS fire products. </w:t>
+            <w:t xml:space="preserve">Fu, Y., Li, R., Wang, X., Bergeron, Y., Valeria, O., Chavardès, R. D., Wang, Y. &amp; Hu, J. (2020) Fire detection and fire radiative power in forests and low-biomass lands in northeast asia: MODIS versus VIIRS fire products. </w:t>
           </w:r>
           <w:r>
             <w:rPr>
@@ -11041,19 +11028,8 @@
               <w:sz w:val="22"/>
               <w:szCs w:val="22"/>
             </w:rPr>
-            <w:t>12 (18)</w:t>
+            <w:t>12 (18), .</w:t>
           </w:r>
-          <w:proofErr w:type="gramStart"/>
-          <w:r>
-            <w:rPr>
-              <w:rFonts w:ascii="Calibri" w:hAnsi="Calibri" w:cs="Calibri"/>
-              <w:color w:val="000000"/>
-              <w:sz w:val="22"/>
-              <w:szCs w:val="22"/>
-            </w:rPr>
-            <w:t>, .</w:t>
-          </w:r>
-          <w:proofErr w:type="gramEnd"/>
         </w:p>
         <w:p>
           <w:pPr>
@@ -11114,27 +11090,7 @@
               <w:sz w:val="22"/>
               <w:szCs w:val="22"/>
             </w:rPr>
-            <w:t xml:space="preserve">Kanwal, R., Rafaqat, W., Iqbal, M. &amp; </w:t>
-          </w:r>
-          <w:proofErr w:type="spellStart"/>
-          <w:r>
-            <w:rPr>
-              <w:rFonts w:ascii="Calibri" w:hAnsi="Calibri" w:cs="Calibri"/>
-              <w:color w:val="000000"/>
-              <w:sz w:val="22"/>
-              <w:szCs w:val="22"/>
-            </w:rPr>
-            <w:t>Weiguo</w:t>
-          </w:r>
-          <w:proofErr w:type="spellEnd"/>
-          <w:r>
-            <w:rPr>
-              <w:rFonts w:ascii="Calibri" w:hAnsi="Calibri" w:cs="Calibri"/>
-              <w:color w:val="000000"/>
-              <w:sz w:val="22"/>
-              <w:szCs w:val="22"/>
-            </w:rPr>
-            <w:t xml:space="preserve">, S. (2023) Data-driven approaches for wildfire mapping and prediction assessment using a convolutional neural network (CNN). </w:t>
+            <w:t xml:space="preserve">Kanwal, R., Rafaqat, W., Iqbal, M. &amp; Weiguo, S. (2023) Data-driven approaches for wildfire mapping and prediction assessment using a convolutional neural network (CNN). </w:t>
           </w:r>
           <w:r>
             <w:rPr>
@@ -11154,19 +11110,8 @@
               <w:sz w:val="22"/>
               <w:szCs w:val="22"/>
             </w:rPr>
-            <w:t>15 (21)</w:t>
+            <w:t>15 (21), .</w:t>
           </w:r>
-          <w:proofErr w:type="gramStart"/>
-          <w:r>
-            <w:rPr>
-              <w:rFonts w:ascii="Calibri" w:hAnsi="Calibri" w:cs="Calibri"/>
-              <w:color w:val="000000"/>
-              <w:sz w:val="22"/>
-              <w:szCs w:val="22"/>
-            </w:rPr>
-            <w:t>, .</w:t>
-          </w:r>
-          <w:proofErr w:type="gramEnd"/>
         </w:p>
         <w:p>
           <w:pPr>
@@ -11208,7 +11153,7 @@
             </w:rPr>
             <w:t xml:space="preserve">Available online: </w:t>
           </w:r>
-          <w:hyperlink r:id="rId30" w:tgtFrame="_blank" w:history="1">
+          <w:hyperlink r:id="rId37" w:tgtFrame="_blank" w:history="1">
             <w:r>
               <w:rPr>
                 <w:rStyle w:val="Hyperlink"/>
@@ -11247,27 +11192,7 @@
               <w:sz w:val="22"/>
               <w:szCs w:val="22"/>
             </w:rPr>
-            <w:t xml:space="preserve">MacCarthy James, Richter Jessica, </w:t>
-          </w:r>
-          <w:proofErr w:type="spellStart"/>
-          <w:r>
-            <w:rPr>
-              <w:rFonts w:ascii="Calibri" w:hAnsi="Calibri" w:cs="Calibri"/>
-              <w:color w:val="000000"/>
-              <w:sz w:val="22"/>
-              <w:szCs w:val="22"/>
-            </w:rPr>
-            <w:t>Tyukavina</w:t>
-          </w:r>
-          <w:proofErr w:type="spellEnd"/>
-          <w:r>
-            <w:rPr>
-              <w:rFonts w:ascii="Calibri" w:hAnsi="Calibri" w:cs="Calibri"/>
-              <w:color w:val="000000"/>
-              <w:sz w:val="22"/>
-              <w:szCs w:val="22"/>
-            </w:rPr>
-            <w:t xml:space="preserve"> Sasha, Weisse Mikaela &amp; Harris Nancy (2024) </w:t>
+            <w:t xml:space="preserve">MacCarthy James, Richter Jessica, Tyukavina Sasha, Weisse Mikaela &amp; Harris Nancy (2024) </w:t>
           </w:r>
           <w:r>
             <w:rPr>
@@ -11289,7 +11214,7 @@
             </w:rPr>
             <w:t xml:space="preserve">Available online: </w:t>
           </w:r>
-          <w:hyperlink r:id="rId31" w:tgtFrame="_blank" w:history="1">
+          <w:hyperlink r:id="rId38" w:tgtFrame="_blank" w:history="1">
             <w:r>
               <w:rPr>
                 <w:rStyle w:val="Hyperlink"/>
@@ -11328,47 +11253,7 @@
               <w:sz w:val="22"/>
               <w:szCs w:val="22"/>
             </w:rPr>
-            <w:t xml:space="preserve">Malik, A., Rao, M. R., Puppala, N., </w:t>
-          </w:r>
-          <w:proofErr w:type="spellStart"/>
-          <w:r>
-            <w:rPr>
-              <w:rFonts w:ascii="Calibri" w:hAnsi="Calibri" w:cs="Calibri"/>
-              <w:color w:val="000000"/>
-              <w:sz w:val="22"/>
-              <w:szCs w:val="22"/>
-            </w:rPr>
-            <w:t>Koouri</w:t>
-          </w:r>
-          <w:proofErr w:type="spellEnd"/>
-          <w:r>
-            <w:rPr>
-              <w:rFonts w:ascii="Calibri" w:hAnsi="Calibri" w:cs="Calibri"/>
-              <w:color w:val="000000"/>
-              <w:sz w:val="22"/>
-              <w:szCs w:val="22"/>
-            </w:rPr>
-            <w:t xml:space="preserve">, P., Thota, V. A., Liu, Q., Chiao, S. &amp; Gao, J. (2021) Data-driven wildfire risk prediction in northern </w:t>
-          </w:r>
-          <w:proofErr w:type="spellStart"/>
-          <w:r>
-            <w:rPr>
-              <w:rFonts w:ascii="Calibri" w:hAnsi="Calibri" w:cs="Calibri"/>
-              <w:color w:val="000000"/>
-              <w:sz w:val="22"/>
-              <w:szCs w:val="22"/>
-            </w:rPr>
-            <w:t>california</w:t>
-          </w:r>
-          <w:proofErr w:type="spellEnd"/>
-          <w:r>
-            <w:rPr>
-              <w:rFonts w:ascii="Calibri" w:hAnsi="Calibri" w:cs="Calibri"/>
-              <w:color w:val="000000"/>
-              <w:sz w:val="22"/>
-              <w:szCs w:val="22"/>
-            </w:rPr>
-            <w:t xml:space="preserve">. </w:t>
+            <w:t xml:space="preserve">Malik, A., Rao, M. R., Puppala, N., Koouri, P., Thota, V. A., Liu, Q., Chiao, S. &amp; Gao, J. (2021) Data-driven wildfire risk prediction in northern california. </w:t>
           </w:r>
           <w:r>
             <w:rPr>
@@ -11388,19 +11273,8 @@
               <w:sz w:val="22"/>
               <w:szCs w:val="22"/>
             </w:rPr>
-            <w:t>12 (1)</w:t>
+            <w:t>12 (1), .</w:t>
           </w:r>
-          <w:proofErr w:type="gramStart"/>
-          <w:r>
-            <w:rPr>
-              <w:rFonts w:ascii="Calibri" w:hAnsi="Calibri" w:cs="Calibri"/>
-              <w:color w:val="000000"/>
-              <w:sz w:val="22"/>
-              <w:szCs w:val="22"/>
-            </w:rPr>
-            <w:t>, .</w:t>
-          </w:r>
-          <w:proofErr w:type="gramEnd"/>
         </w:p>
         <w:p>
           <w:pPr>
@@ -11431,31 +11305,7 @@
               <w:sz w:val="22"/>
               <w:szCs w:val="22"/>
             </w:rPr>
-            <w:t xml:space="preserve">California wildfires: 179,000 under evacuation orders; </w:t>
-          </w:r>
-          <w:proofErr w:type="gramStart"/>
-          <w:r>
-            <w:rPr>
-              <w:rFonts w:ascii="Calibri" w:hAnsi="Calibri" w:cs="Calibri"/>
-              <w:i/>
-              <w:iCs/>
-              <w:color w:val="000000"/>
-              <w:sz w:val="22"/>
-              <w:szCs w:val="22"/>
-            </w:rPr>
-            <w:t>L.A. county</w:t>
-          </w:r>
-          <w:proofErr w:type="gramEnd"/>
-          <w:r>
-            <w:rPr>
-              <w:rFonts w:ascii="Calibri" w:hAnsi="Calibri" w:cs="Calibri"/>
-              <w:i/>
-              <w:iCs/>
-              <w:color w:val="000000"/>
-              <w:sz w:val="22"/>
-              <w:szCs w:val="22"/>
-            </w:rPr>
-            <w:t xml:space="preserve"> sheriff says some areas look ‘like a bomb was dropped’. </w:t>
+            <w:t xml:space="preserve">California wildfires: 179,000 under evacuation orders; L.A. county sheriff says some areas look ‘like a bomb was dropped’. </w:t>
           </w:r>
           <w:r>
             <w:rPr>
@@ -11466,7 +11316,7 @@
             </w:rPr>
             <w:t xml:space="preserve">Available online: </w:t>
           </w:r>
-          <w:hyperlink r:id="rId32" w:tgtFrame="_blank" w:history="1">
+          <w:hyperlink r:id="rId39" w:tgtFrame="_blank" w:history="1">
             <w:r>
               <w:rPr>
                 <w:rStyle w:val="Hyperlink"/>
@@ -11505,47 +11355,7 @@
               <w:sz w:val="22"/>
               <w:szCs w:val="22"/>
             </w:rPr>
-            <w:t xml:space="preserve">Peng, W., Wei, Y., Chen, G., Lu, G., Ye, Q., Ding, R., Hu, P. &amp; Cheng, Z. (2023) Analysis of wildfire danger level using logistic regression model in </w:t>
-          </w:r>
-          <w:proofErr w:type="spellStart"/>
-          <w:r>
-            <w:rPr>
-              <w:rFonts w:ascii="Calibri" w:hAnsi="Calibri" w:cs="Calibri"/>
-              <w:color w:val="000000"/>
-              <w:sz w:val="22"/>
-              <w:szCs w:val="22"/>
-            </w:rPr>
-            <w:t>sichuan</w:t>
-          </w:r>
-          <w:proofErr w:type="spellEnd"/>
-          <w:r>
-            <w:rPr>
-              <w:rFonts w:ascii="Calibri" w:hAnsi="Calibri" w:cs="Calibri"/>
-              <w:color w:val="000000"/>
-              <w:sz w:val="22"/>
-              <w:szCs w:val="22"/>
-            </w:rPr>
-            <w:t xml:space="preserve"> province, </w:t>
-          </w:r>
-          <w:proofErr w:type="spellStart"/>
-          <w:r>
-            <w:rPr>
-              <w:rFonts w:ascii="Calibri" w:hAnsi="Calibri" w:cs="Calibri"/>
-              <w:color w:val="000000"/>
-              <w:sz w:val="22"/>
-              <w:szCs w:val="22"/>
-            </w:rPr>
-            <w:t>china</w:t>
-          </w:r>
-          <w:proofErr w:type="spellEnd"/>
-          <w:r>
-            <w:rPr>
-              <w:rFonts w:ascii="Calibri" w:hAnsi="Calibri" w:cs="Calibri"/>
-              <w:color w:val="000000"/>
-              <w:sz w:val="22"/>
-              <w:szCs w:val="22"/>
-            </w:rPr>
-            <w:t xml:space="preserve">. </w:t>
+            <w:t xml:space="preserve">Peng, W., Wei, Y., Chen, G., Lu, G., Ye, Q., Ding, R., Hu, P. &amp; Cheng, Z. (2023) Analysis of wildfire danger level using logistic regression model in sichuan province, china. </w:t>
           </w:r>
           <w:r>
             <w:rPr>
@@ -11565,19 +11375,8 @@
               <w:sz w:val="22"/>
               <w:szCs w:val="22"/>
             </w:rPr>
-            <w:t>14 (12)</w:t>
+            <w:t>14 (12), .</w:t>
           </w:r>
-          <w:proofErr w:type="gramStart"/>
-          <w:r>
-            <w:rPr>
-              <w:rFonts w:ascii="Calibri" w:hAnsi="Calibri" w:cs="Calibri"/>
-              <w:color w:val="000000"/>
-              <w:sz w:val="22"/>
-              <w:szCs w:val="22"/>
-            </w:rPr>
-            <w:t>, .</w:t>
-          </w:r>
-          <w:proofErr w:type="gramEnd"/>
         </w:p>
         <w:p>
           <w:pPr>
@@ -11597,67 +11396,7 @@
               <w:sz w:val="22"/>
               <w:szCs w:val="22"/>
             </w:rPr>
-            <w:t xml:space="preserve">Rezaei Barzani, A., </w:t>
-          </w:r>
-          <w:proofErr w:type="spellStart"/>
-          <w:r>
-            <w:rPr>
-              <w:rFonts w:ascii="Calibri" w:hAnsi="Calibri" w:cs="Calibri"/>
-              <w:color w:val="000000"/>
-              <w:sz w:val="22"/>
-              <w:szCs w:val="22"/>
-            </w:rPr>
-            <w:t>Pahlavani</w:t>
-          </w:r>
-          <w:proofErr w:type="spellEnd"/>
-          <w:r>
-            <w:rPr>
-              <w:rFonts w:ascii="Calibri" w:hAnsi="Calibri" w:cs="Calibri"/>
-              <w:color w:val="000000"/>
-              <w:sz w:val="22"/>
-              <w:szCs w:val="22"/>
-            </w:rPr>
-            <w:t xml:space="preserve">, P. &amp; Ghorbanzadeh, O. (2023) </w:t>
-          </w:r>
-          <w:proofErr w:type="spellStart"/>
-          <w:r>
-            <w:rPr>
-              <w:rFonts w:ascii="Calibri" w:hAnsi="Calibri" w:cs="Calibri"/>
-              <w:color w:val="000000"/>
-              <w:sz w:val="22"/>
-              <w:szCs w:val="22"/>
-            </w:rPr>
-            <w:t>Ensembling</w:t>
-          </w:r>
-          <w:proofErr w:type="spellEnd"/>
-          <w:r>
-            <w:rPr>
-              <w:rFonts w:ascii="Calibri" w:hAnsi="Calibri" w:cs="Calibri"/>
-              <w:color w:val="000000"/>
-              <w:sz w:val="22"/>
-              <w:szCs w:val="22"/>
-            </w:rPr>
-            <w:t xml:space="preserve"> of decision trees, </w:t>
-          </w:r>
-          <w:proofErr w:type="spellStart"/>
-          <w:r>
-            <w:rPr>
-              <w:rFonts w:ascii="Calibri" w:hAnsi="Calibri" w:cs="Calibri"/>
-              <w:color w:val="000000"/>
-              <w:sz w:val="22"/>
-              <w:szCs w:val="22"/>
-            </w:rPr>
-            <w:t>knn</w:t>
-          </w:r>
-          <w:proofErr w:type="spellEnd"/>
-          <w:r>
-            <w:rPr>
-              <w:rFonts w:ascii="Calibri" w:hAnsi="Calibri" w:cs="Calibri"/>
-              <w:color w:val="000000"/>
-              <w:sz w:val="22"/>
-              <w:szCs w:val="22"/>
-            </w:rPr>
-            <w:t xml:space="preserve">, and logistic regression with soft-voting method for wildfire susceptibility mapping. </w:t>
+            <w:t xml:space="preserve">Rezaei Barzani, A., Pahlavani, P. &amp; Ghorbanzadeh, O. (2023) Ensembling of decision trees, knn, and logistic regression with soft-voting method for wildfire susceptibility mapping. </w:t>
           </w:r>
           <w:r>
             <w:rPr>
@@ -11668,81 +11407,7 @@
               <w:sz w:val="22"/>
               <w:szCs w:val="22"/>
             </w:rPr>
-            <w:t xml:space="preserve">ISPRS </w:t>
-          </w:r>
-          <w:proofErr w:type="spellStart"/>
-          <w:proofErr w:type="gramStart"/>
-          <w:r>
-            <w:rPr>
-              <w:rFonts w:ascii="Calibri" w:hAnsi="Calibri" w:cs="Calibri"/>
-              <w:i/>
-              <w:iCs/>
-              <w:color w:val="000000"/>
-              <w:sz w:val="22"/>
-              <w:szCs w:val="22"/>
-            </w:rPr>
-            <w:t>Ann.Photogramm.Remote</w:t>
-          </w:r>
-          <w:proofErr w:type="spellEnd"/>
-          <w:proofErr w:type="gramEnd"/>
-          <w:r>
-            <w:rPr>
-              <w:rFonts w:ascii="Calibri" w:hAnsi="Calibri" w:cs="Calibri"/>
-              <w:i/>
-              <w:iCs/>
-              <w:color w:val="000000"/>
-              <w:sz w:val="22"/>
-              <w:szCs w:val="22"/>
-            </w:rPr>
-            <w:t xml:space="preserve"> </w:t>
-          </w:r>
-          <w:proofErr w:type="spellStart"/>
-          <w:r>
-            <w:rPr>
-              <w:rFonts w:ascii="Calibri" w:hAnsi="Calibri" w:cs="Calibri"/>
-              <w:i/>
-              <w:iCs/>
-              <w:color w:val="000000"/>
-              <w:sz w:val="22"/>
-              <w:szCs w:val="22"/>
-            </w:rPr>
-            <w:t>Sens.Spatial</w:t>
-          </w:r>
-          <w:proofErr w:type="spellEnd"/>
-          <w:r>
-            <w:rPr>
-              <w:rFonts w:ascii="Calibri" w:hAnsi="Calibri" w:cs="Calibri"/>
-              <w:i/>
-              <w:iCs/>
-              <w:color w:val="000000"/>
-              <w:sz w:val="22"/>
-              <w:szCs w:val="22"/>
-            </w:rPr>
-            <w:t xml:space="preserve"> </w:t>
-          </w:r>
-          <w:proofErr w:type="spellStart"/>
-          <w:r>
-            <w:rPr>
-              <w:rFonts w:ascii="Calibri" w:hAnsi="Calibri" w:cs="Calibri"/>
-              <w:i/>
-              <w:iCs/>
-              <w:color w:val="000000"/>
-              <w:sz w:val="22"/>
-              <w:szCs w:val="22"/>
-            </w:rPr>
-            <w:t>Inf.Sci</w:t>
-          </w:r>
-          <w:proofErr w:type="spellEnd"/>
-          <w:r>
-            <w:rPr>
-              <w:rFonts w:ascii="Calibri" w:hAnsi="Calibri" w:cs="Calibri"/>
-              <w:i/>
-              <w:iCs/>
-              <w:color w:val="000000"/>
-              <w:sz w:val="22"/>
-              <w:szCs w:val="22"/>
-            </w:rPr>
-            <w:t xml:space="preserve">., </w:t>
+            <w:t xml:space="preserve">ISPRS Ann.Photogramm.Remote Sens.Spatial Inf.Sci., </w:t>
           </w:r>
           <w:r>
             <w:rPr>
@@ -11794,7 +11459,7 @@
             </w:rPr>
             <w:t xml:space="preserve">Available online: </w:t>
           </w:r>
-          <w:hyperlink r:id="rId33" w:tgtFrame="_blank" w:history="1">
+          <w:hyperlink r:id="rId40" w:tgtFrame="_blank" w:history="1">
             <w:r>
               <w:rPr>
                 <w:rStyle w:val="Hyperlink"/>
@@ -11856,7 +11521,7 @@
             </w:rPr>
             <w:t xml:space="preserve">Available online: </w:t>
           </w:r>
-          <w:hyperlink r:id="rId34" w:tgtFrame="_blank" w:history="1">
+          <w:hyperlink r:id="rId41" w:tgtFrame="_blank" w:history="1">
             <w:r>
               <w:rPr>
                 <w:rStyle w:val="Hyperlink"/>
@@ -11928,7 +11593,7 @@
       </w:pPr>
     </w:p>
     <w:sectPr>
-      <w:footerReference w:type="default" r:id="rId35"/>
+      <w:footerReference w:type="default" r:id="rId42"/>
       <w:pgSz w:w="11906" w:h="16838"/>
       <w:pgMar w:top="1440" w:right="1440" w:bottom="1440" w:left="1440" w:header="708" w:footer="708" w:gutter="0"/>
       <w:pgNumType w:start="1"/>
@@ -14425,14 +14090,14 @@
     <w:charset w:val="00"/>
     <w:family w:val="swiss"/>
     <w:pitch w:val="variable"/>
-    <w:sig w:usb0="E4002EFF" w:usb1="C000247B" w:usb2="00000009" w:usb3="00000000" w:csb0="000001FF" w:csb1="00000000"/>
+    <w:sig w:usb0="E4002EFF" w:usb1="C200247B" w:usb2="00000009" w:usb3="00000000" w:csb0="000001FF" w:csb1="00000000"/>
   </w:font>
   <w:font w:name="Calibri Light">
     <w:panose1 w:val="020F0302020204030204"/>
     <w:charset w:val="00"/>
     <w:family w:val="swiss"/>
     <w:pitch w:val="variable"/>
-    <w:sig w:usb0="E4002EFF" w:usb1="C000247B" w:usb2="00000009" w:usb3="00000000" w:csb0="000001FF" w:csb1="00000000"/>
+    <w:sig w:usb0="E4002EFF" w:usb1="C200247B" w:usb2="00000009" w:usb3="00000000" w:csb0="000001FF" w:csb1="00000000"/>
   </w:font>
   <w:font w:name="Segoe UI">
     <w:panose1 w:val="020B0502040204020203"/>
@@ -14476,6 +14141,7 @@
     <w:rsid w:val="0002337C"/>
     <w:rsid w:val="00067916"/>
     <w:rsid w:val="00077713"/>
+    <w:rsid w:val="000837C0"/>
     <w:rsid w:val="000B329E"/>
     <w:rsid w:val="000F3AC7"/>
     <w:rsid w:val="001D481F"/>
@@ -14483,17 +14149,21 @@
     <w:rsid w:val="00263237"/>
     <w:rsid w:val="002B578D"/>
     <w:rsid w:val="003252FD"/>
+    <w:rsid w:val="00344FFE"/>
     <w:rsid w:val="00461907"/>
     <w:rsid w:val="00470A3E"/>
     <w:rsid w:val="004C6E87"/>
     <w:rsid w:val="005402E5"/>
     <w:rsid w:val="0059222A"/>
+    <w:rsid w:val="00633A14"/>
     <w:rsid w:val="006448DB"/>
+    <w:rsid w:val="006A4A1D"/>
     <w:rsid w:val="00786A92"/>
     <w:rsid w:val="007C7EAC"/>
     <w:rsid w:val="008331B8"/>
     <w:rsid w:val="00863566"/>
     <w:rsid w:val="008E0277"/>
+    <w:rsid w:val="008E0953"/>
     <w:rsid w:val="00910D1B"/>
     <w:rsid w:val="00927701"/>
     <w:rsid w:val="00A86E43"/>
@@ -14511,6 +14181,7 @@
     <w:rsid w:val="00EF4197"/>
     <w:rsid w:val="00F55F27"/>
     <w:rsid w:val="00F56188"/>
+    <w:rsid w:val="00F57A20"/>
     <w:rsid w:val="00F968A4"/>
   </w:rsids>
   <m:mathPr>

--- a/HonoursStageFinal.docx
+++ b/HonoursStageFinal.docx
@@ -5,7 +5,6 @@
     <w:p>
       <w:pPr>
         <w:pStyle w:val="TitleSubtitle"/>
-        <w:jc w:val="left"/>
         <w:rPr>
           <w:b/>
           <w:sz w:val="36"/>
@@ -24,7 +23,6 @@
     <w:p>
       <w:pPr>
         <w:pStyle w:val="TitleSubtitle"/>
-        <w:jc w:val="left"/>
       </w:pPr>
       <w:r>
         <w:t>Final report</w:t>
@@ -33,7 +31,6 @@
     <w:p>
       <w:pPr>
         <w:pStyle w:val="TitleNormal"/>
-        <w:jc w:val="left"/>
       </w:pPr>
       <w:r>
         <w:t>Submitted for the BSc</w:t>
@@ -45,7 +42,6 @@
     <w:p>
       <w:pPr>
         <w:pStyle w:val="TitleNormal"/>
-        <w:jc w:val="left"/>
       </w:pPr>
       <w:r>
         <w:t>April 20</w:t>
@@ -60,7 +56,6 @@
     <w:p>
       <w:pPr>
         <w:pStyle w:val="TitleNormal"/>
-        <w:jc w:val="left"/>
       </w:pPr>
       <w:r>
         <w:t>by</w:t>
@@ -69,7 +64,6 @@
     <w:p>
       <w:pPr>
         <w:pStyle w:val="TitleSubtitle"/>
-        <w:jc w:val="left"/>
       </w:pPr>
       <w:r>
         <w:t>Kieran McEvoy</w:t>
@@ -78,7 +72,6 @@
     <w:p>
       <w:pPr>
         <w:pStyle w:val="TitleNormal"/>
-        <w:jc w:val="left"/>
       </w:pPr>
       <w:r>
         <w:t>Word count:</w:t>
@@ -115,7 +108,71 @@
       </w:r>
       <w:bookmarkEnd w:id="0"/>
     </w:p>
-    <w:p/>
+    <w:p>
+      <w:r>
+        <w:t>Wildfires are a highly destructive disaster that are increasing in number as the average global temperature increases due to global warming. Despite research into wildfire prediction, there is a lack of machine learning models to predict fires as well as no dataset for a suitable model to be trained upon.</w:t>
+      </w:r>
+    </w:p>
+    <w:p>
+      <w:r>
+        <w:t>Therefore, t</w:t>
+      </w:r>
+      <w:r>
+        <w:t>his paper</w:t>
+      </w:r>
+      <w:r>
+        <w:t xml:space="preserve"> aims to</w:t>
+      </w:r>
+      <w:r>
+        <w:t xml:space="preserve"> ex</w:t>
+      </w:r>
+      <w:r>
+        <w:t>plore</w:t>
+      </w:r>
+      <w:r>
+        <w:t xml:space="preserve"> the task of predicting wildfires by training a deep learning model on a specifically created dataset captured by satellites with the hope to create a model that is effective at predicting wildfires before they happen. </w:t>
+      </w:r>
+      <w:r>
+        <w:t>This will enable fires to be prevented and save lives, ecosystems and prevent damages to human infrastructure.</w:t>
+      </w:r>
+      <w:r>
+        <w:t xml:space="preserve"> </w:t>
+      </w:r>
+    </w:p>
+    <w:p>
+      <w:r>
+        <w:t xml:space="preserve">The paper will research different approaches and data sources and give reasoning for the choices made along the project’s timespan. </w:t>
+      </w:r>
+      <w:r>
+        <w:t xml:space="preserve">The features in the data used to predict fires will be explained </w:t>
+      </w:r>
+    </w:p>
+    <w:p>
+      <w:r>
+        <w:t>The results of the project will be examined to assess the accuracy of the deep learning model and the quality of the created dataset and highlight successes and flaws of the approach taken. Since the</w:t>
+      </w:r>
+      <w:r>
+        <w:t xml:space="preserve"> subject is a relatively new area of research the </w:t>
+      </w:r>
+      <w:r>
+        <w:t>evaluation</w:t>
+      </w:r>
+      <w:r>
+        <w:t xml:space="preserve"> of the project </w:t>
+      </w:r>
+      <w:r>
+        <w:t>will</w:t>
+      </w:r>
+      <w:r>
+        <w:t xml:space="preserve"> explore future directions that could inform future research into the subject</w:t>
+      </w:r>
+      <w:r>
+        <w:t>.</w:t>
+      </w:r>
+      <w:r>
+        <w:t xml:space="preserve"> </w:t>
+      </w:r>
+    </w:p>
     <w:p>
       <w:pPr>
         <w:pStyle w:val="UnnumberedHeading1"/>
@@ -8024,7 +8081,13 @@
         <w:pStyle w:val="NoSpacing"/>
       </w:pPr>
       <w:r>
-        <w:t>The greatest threat to the natural environment are humans, global warming on average since 1850</w:t>
+        <w:t xml:space="preserve">The greatest threat to the natural environment </w:t>
+      </w:r>
+      <w:r>
+        <w:t>is</w:t>
+      </w:r>
+      <w:r>
+        <w:t xml:space="preserve"> humans, global warming on average since 1850</w:t>
       </w:r>
     </w:p>
     <w:p>
@@ -8134,6 +8197,54 @@
         <w:t>the number of wildfires if the fuel source manages to catch fire.</w:t>
       </w:r>
     </w:p>
+    <w:p>
+      <w:pPr>
+        <w:pStyle w:val="NoSpacing"/>
+      </w:pPr>
+    </w:p>
+    <w:p>
+      <w:pPr>
+        <w:pStyle w:val="NoSpacing"/>
+        <w:rPr>
+          <w:lang w:val="en-US"/>
+        </w:rPr>
+      </w:pPr>
+      <w:r>
+        <w:t xml:space="preserve">Satellites orbit the earth capturing images of the earths surface and taking readings of a large variety of data that can be used for a myriad of different tasks. The data captured in these images can be useful to finding early warnings of fires as even without specialized readings being taken, the </w:t>
+      </w:r>
+      <w:r>
+        <w:rPr>
+          <w:lang w:val="en-US"/>
+        </w:rPr>
+        <w:t>raise in temperature</w:t>
+      </w:r>
+      <w:r>
+        <w:rPr>
+          <w:lang w:val="en-US"/>
+        </w:rPr>
+        <w:t xml:space="preserve"> before a fire</w:t>
+      </w:r>
+      <w:r>
+        <w:rPr>
+          <w:lang w:val="en-US"/>
+        </w:rPr>
+        <w:t xml:space="preserve"> may be visible within the landscape in the forms of more dried leaves and branches</w:t>
+      </w:r>
+      <w:r>
+        <w:rPr>
+          <w:lang w:val="en-US"/>
+        </w:rPr>
+        <w:t xml:space="preserve"> than would be present normally.</w:t>
+      </w:r>
+    </w:p>
+    <w:p>
+      <w:pPr>
+        <w:pStyle w:val="NoSpacing"/>
+      </w:pPr>
+      <w:r>
+        <w:t xml:space="preserve"> </w:t>
+      </w:r>
+    </w:p>
     <w:p/>
     <w:p>
       <w:pPr>
@@ -8219,7 +8330,6 @@
       </w:pPr>
       <w:bookmarkStart w:id="7" w:name="_Toc196159503"/>
       <w:r>
-        <w:lastRenderedPageBreak/>
         <w:t>Objectives</w:t>
       </w:r>
       <w:bookmarkEnd w:id="7"/>
@@ -8482,7 +8592,13 @@
         </w:rPr>
       </w:pPr>
       <w:r>
-        <w:t xml:space="preserve">Artificial intelligence(AI) is </w:t>
+        <w:t xml:space="preserve">Artificial </w:t>
+      </w:r>
+      <w:r>
+        <w:t>intelligence (</w:t>
+      </w:r>
+      <w:r>
+        <w:t xml:space="preserve">AI) is </w:t>
       </w:r>
       <w:r>
         <w:t>an</w:t>
@@ -9118,29 +9234,13 @@
     </w:p>
     <w:p>
       <w:r>
-        <w:t>The MODIS sensors on board the Terra and Aqua satellites provide data in 36 spectral bands in wavelengths ranging from 0.4 to 14.4 </w:t>
-      </w:r>
-      <w:proofErr w:type="spellStart"/>
-      <w:r>
-        <w:t>μm</w:t>
-      </w:r>
-      <w:proofErr w:type="spellEnd"/>
-      <w:r>
-        <w:t>, with ground resolution</w:t>
+        <w:t>The MODIS sensors on board the Terra and Aqua satellites provide data in 36 spectral bands in wavelengths ranging from 0.4 to 14.4 μm, with ground resolution</w:t>
       </w:r>
       <w:r>
         <w:t xml:space="preserve"> being around </w:t>
       </w:r>
       <w:r>
-        <w:t xml:space="preserve">1000 m.  Reflective Solar Bands which include Bands 1–19 and 26 and can detect Wavelengths between 0.4 to 2.1 </w:t>
-      </w:r>
-      <w:proofErr w:type="spellStart"/>
-      <w:r>
-        <w:t>μm</w:t>
-      </w:r>
-      <w:proofErr w:type="spellEnd"/>
-      <w:r>
-        <w:t xml:space="preserve">. These bands are used for Monitoring vegetation, observing snow and ice and Detecting aerosols and clouds. Additionally, MODIS also has Thermal Emissive Bands </w:t>
+        <w:t xml:space="preserve">1000 m.  Reflective Solar Bands which include Bands 1–19 and 26 and can detect Wavelengths between 0.4 to 2.1 μm. These bands are used for Monitoring vegetation, observing snow and ice and Detecting aerosols and clouds. Additionally, MODIS also has Thermal Emissive Bands </w:t>
       </w:r>
       <w:r>
         <w:t>which include</w:t>
@@ -9189,23 +9289,7 @@
               <w:rFonts w:ascii="Calibri" w:eastAsia="Times New Roman" w:hAnsi="Calibri" w:cs="Calibri"/>
               <w:color w:val="000000"/>
             </w:rPr>
-            <w:t xml:space="preserve">(D. </w:t>
-          </w:r>
-          <w:proofErr w:type="spellStart"/>
-          <w:r>
-            <w:rPr>
-              <w:rFonts w:ascii="Calibri" w:eastAsia="Times New Roman" w:hAnsi="Calibri" w:cs="Calibri"/>
-              <w:color w:val="000000"/>
-            </w:rPr>
-            <w:t>Rashkovetsky</w:t>
-          </w:r>
-          <w:proofErr w:type="spellEnd"/>
-          <w:r>
-            <w:rPr>
-              <w:rFonts w:ascii="Calibri" w:eastAsia="Times New Roman" w:hAnsi="Calibri" w:cs="Calibri"/>
-              <w:color w:val="000000"/>
-            </w:rPr>
-            <w:t xml:space="preserve"> et al., 2021)</w:t>
+            <w:t>(D. Rashkovetsky et al., 2021)</w:t>
           </w:r>
         </w:sdtContent>
       </w:sdt>
@@ -9992,23 +10076,10 @@
     </w:p>
     <w:p>
       <w:r>
-        <w:t xml:space="preserve">The program will use many different libraries such as </w:t>
-      </w:r>
-      <w:proofErr w:type="spellStart"/>
-      <w:r>
-        <w:t>tensorflow</w:t>
-      </w:r>
-      <w:proofErr w:type="spellEnd"/>
-      <w:r>
-        <w:t xml:space="preserve"> and </w:t>
-      </w:r>
-      <w:proofErr w:type="spellStart"/>
-      <w:r>
-        <w:t>sklearn</w:t>
-      </w:r>
-      <w:proofErr w:type="spellEnd"/>
-      <w:r>
-        <w:t xml:space="preserve">, additionally the interface will also be programmed in python for ease of programming </w:t>
+        <w:t>The program will use many different libraries such as tensorflow</w:t>
+      </w:r>
+      <w:r>
+        <w:t xml:space="preserve"> and sklearn, additionally the interface will also be programmed in python for ease of programming </w:t>
       </w:r>
       <w:r>
         <w:t>as the</w:t>
@@ -10217,15 +10288,7 @@
         <w:t>must</w:t>
       </w:r>
       <w:r>
-        <w:t xml:space="preserve"> be able to handle .</w:t>
-      </w:r>
-      <w:proofErr w:type="spellStart"/>
-      <w:r>
-        <w:t>tif</w:t>
-      </w:r>
-      <w:proofErr w:type="spellEnd"/>
-      <w:r>
-        <w:t xml:space="preserve"> files and extract necessary data to make a prediction</w:t>
+        <w:t xml:space="preserve"> be able to handle .tif files and extract necessary data to make a prediction</w:t>
       </w:r>
       <w:r>
         <w:t>.</w:t>
@@ -11116,15 +11179,7 @@
     </w:p>
     <w:p>
       <w:r>
-        <w:t xml:space="preserve">Once the program has switched to the results page it will present the user with the </w:t>
-      </w:r>
-      <w:proofErr w:type="spellStart"/>
-      <w:r>
-        <w:t>rgb</w:t>
-      </w:r>
-      <w:proofErr w:type="spellEnd"/>
-      <w:r>
-        <w:t xml:space="preserve"> image of the data as well as the prediction made by the model. The user will be given suggested actions based on the outcome of the prediction as well as an option to return to the prediction screen to input another piece of data.</w:t>
+        <w:t>Once the program has switched to the results page it will present the user with the rgb image of the data as well as the prediction made by the model. The user will be given suggested actions based on the outcome of the prediction as well as an option to return to the prediction screen to input another piece of data.</w:t>
       </w:r>
       <w:r>
         <w:t xml:space="preserve"> </w:t>
@@ -12540,15 +12595,7 @@
     </w:p>
     <w:p>
       <w:r>
-        <w:t xml:space="preserve">To do this the model was tested 20 times using </w:t>
-      </w:r>
-      <w:proofErr w:type="spellStart"/>
-      <w:r>
-        <w:t>keras</w:t>
-      </w:r>
-      <w:proofErr w:type="spellEnd"/>
-      <w:r>
-        <w:t xml:space="preserve"> tuner and using a random search algorithm to find the best hyperparameters for the model. This allows the algorithm to explore a range of hyperparameters and find the best ones for use and is generally faster and more efficient than other algorithms for hyperparameter tuning.</w:t>
+        <w:t>To do this the model was tested 20 times using keras tuner and using a random search algorithm to find the best hyperparameters for the model. This allows the algorithm to explore a range of hyperparameters and find the best ones for use and is generally faster and more efficient than other algorithms for hyperparameter tuning.</w:t>
       </w:r>
     </w:p>
     <w:p>
@@ -12798,23 +12845,7 @@
     </w:p>
     <w:p>
       <w:r>
-        <w:t xml:space="preserve">Since python is used for most machine learning tasks programming a GUI in </w:t>
-      </w:r>
-      <w:proofErr w:type="spellStart"/>
-      <w:r>
-        <w:t>tkinter</w:t>
-      </w:r>
-      <w:proofErr w:type="spellEnd"/>
-      <w:r>
-        <w:t xml:space="preserve"> is a good choice to use as </w:t>
-      </w:r>
-      <w:proofErr w:type="spellStart"/>
-      <w:r>
-        <w:t>tkinter</w:t>
-      </w:r>
-      <w:proofErr w:type="spellEnd"/>
-      <w:r>
-        <w:t xml:space="preserve"> is very lightweight and </w:t>
+        <w:t xml:space="preserve">Since python is used for most machine learning tasks programming a GUI in tkinter is a good choice to use as tkinter is very lightweight and </w:t>
       </w:r>
       <w:r>
         <w:t>is an open-source library meaning that is completely free to use without any licensing.</w:t>
@@ -12895,15 +12926,7 @@
     </w:p>
     <w:p>
       <w:r>
-        <w:t xml:space="preserve">Since the designs were low fidelity, not much is required to be added to the base </w:t>
-      </w:r>
-      <w:proofErr w:type="spellStart"/>
-      <w:r>
-        <w:t>tkinter</w:t>
-      </w:r>
-      <w:proofErr w:type="spellEnd"/>
-      <w:r>
-        <w:t xml:space="preserve"> frame. For the home page a grid system was used to align all of the buttons and text to the middle of the screen allowing the content to be at the centre of the user’s view.</w:t>
+        <w:t>Since the designs were low fidelity, not much is required to be added to the base tkinter frame. For the home page a grid system was used to align all of the buttons and text to the middle of the screen allowing the content to be at the centre of the user’s view.</w:t>
       </w:r>
     </w:p>
     <w:p>
@@ -13343,7 +13366,10 @@
         <w:t xml:space="preserve"> </w:t>
       </w:r>
       <w:r>
-        <w:t xml:space="preserve">confusion matrix </w:t>
+        <w:t>confusion matrix</w:t>
+      </w:r>
+      <w:r>
+        <w:t xml:space="preserve">, present in figure 20, </w:t>
       </w:r>
       <w:r>
         <w:t>of the performance of the model on the test data split suggests that the model is performing well on the data and is able to categorize the data correctly as a large majority of the data was predicted correctly. Forty out of forty-three satellite images were predicted correctly which shows that the model has been able to effectively learn the differences between each state of a fire.</w:t>
@@ -13711,11 +13737,20 @@
     </w:p>
     <w:p>
       <w:r>
-        <w:t xml:space="preserve">The model has struggled to predict well on this new unseen dataset. This may be due to the fire occurring at a different time of the year and elevation to the pacific palisade fire. The model was accurate predicting whether the data did actually contain a fire but inaccurate with the other </w:t>
+        <w:t xml:space="preserve">The confusion matrix </w:t>
+      </w:r>
+      <w:r>
+        <w:t>present in figure 2</w:t>
+      </w:r>
+      <w:r>
+        <w:t>3 shows that t</w:t>
+      </w:r>
+      <w:r>
+        <w:t xml:space="preserve">he model has struggled to predict well on this new unseen dataset. This may be due to the fire occurring at a different time of the year and elevation to the pacific palisade fire. The model was accurate predicting whether the data did actually contain a fire but inaccurate with the other categories. The model may have had a heavy </w:t>
       </w:r>
       <w:r>
         <w:lastRenderedPageBreak/>
-        <w:t>categories. The model may have had a heavy bias towards the live fire category due to the conditions present before, after and during being a lot hotter than the pacific palisades fire.</w:t>
+        <w:t>bias towards the live fire category due to the conditions present before, after and during being a lot hotter than the pacific palisades fire.</w:t>
       </w:r>
     </w:p>
     <w:p>
@@ -13828,7 +13863,22 @@
     </w:p>
     <w:p>
       <w:r>
-        <w:t xml:space="preserve">The model was tested on a dataset that only included data from the summer where a fire was not present to test the theory. The model does not perform well on data from the hotter months due to the palisades fire being in the winter and the data was scaled around the palisades fire meaning that the model believes that there is a fire here due to the high thermal values in the summer months. </w:t>
+        <w:t>The model was tested on a dataset that only included data from the summer where a fire was not present to test the theory.</w:t>
+      </w:r>
+      <w:r>
+        <w:t xml:space="preserve"> </w:t>
+      </w:r>
+      <w:r>
+        <w:t>The confusion matrix present in figure 2</w:t>
+      </w:r>
+      <w:r>
+        <w:t xml:space="preserve">4 </w:t>
+      </w:r>
+      <w:r>
+        <w:t>shows that the</w:t>
+      </w:r>
+      <w:r>
+        <w:t xml:space="preserve"> model does not perform well on data from the hotter months due to the palisades fire being in the winter and the data was scaled around the palisades fire meaning that the model believes that there is a fire here due to the high thermal values in the summer months. </w:t>
       </w:r>
       <w:r>
         <w:t xml:space="preserve"> Only three tiles were predicted to not be a live fire and none of these were predicted to be in the little to no chance category which shows a glaring weakness in the training data as the model believes the higher base temperature is actually a fire.</w:t>
@@ -13892,23 +13942,7 @@
         <w:t xml:space="preserve"> </w:t>
       </w:r>
       <w:r>
-        <w:t>To test the program’s ability to handle this data an incompatible .</w:t>
-      </w:r>
-      <w:proofErr w:type="spellStart"/>
-      <w:r>
-        <w:t>tif</w:t>
-      </w:r>
-      <w:proofErr w:type="spellEnd"/>
-      <w:r>
-        <w:t xml:space="preserve"> will be inputted as the program will only accept .</w:t>
-      </w:r>
-      <w:proofErr w:type="spellStart"/>
-      <w:r>
-        <w:t>tif</w:t>
-      </w:r>
-      <w:proofErr w:type="spellEnd"/>
-      <w:r>
-        <w:t xml:space="preserve"> files. </w:t>
+        <w:t xml:space="preserve">To test the program’s ability to handle this data an incompatible .tif will be inputted as the program will only accept .tif files. </w:t>
       </w:r>
     </w:p>
     <w:p>
@@ -13993,29 +14027,13 @@
         <w:fldChar w:fldCharType="end"/>
       </w:r>
       <w:r>
-        <w:t xml:space="preserve"> - Incompatible .</w:t>
-      </w:r>
-      <w:proofErr w:type="spellStart"/>
-      <w:r>
-        <w:t>tif</w:t>
-      </w:r>
-      <w:proofErr w:type="spellEnd"/>
-      <w:r>
-        <w:t xml:space="preserve"> file</w:t>
+        <w:t xml:space="preserve"> - Incompatible .tif file</w:t>
       </w:r>
       <w:bookmarkEnd w:id="73"/>
     </w:p>
     <w:p>
       <w:r>
-        <w:t>A screenshot of the pacific palisades area on google earth was saved as a .</w:t>
-      </w:r>
-      <w:proofErr w:type="spellStart"/>
-      <w:r>
-        <w:t>tif</w:t>
-      </w:r>
-      <w:proofErr w:type="spellEnd"/>
-      <w:r>
-        <w:t xml:space="preserve"> file and inputted into the program to test its handling of incorrect data.</w:t>
+        <w:t>A screenshot of the pacific palisades area on google earth was saved as a .tif file and inputted into the program to test its handling of incorrect data.</w:t>
       </w:r>
     </w:p>
     <w:p>
@@ -14241,11 +14259,9 @@
           <w:numId w:val="7"/>
         </w:numPr>
       </w:pPr>
-      <w:proofErr w:type="spellStart"/>
       <w:r>
         <w:t>Tkinter</w:t>
       </w:r>
-      <w:proofErr w:type="spellEnd"/>
     </w:p>
     <w:p>
       <w:pPr>
@@ -14255,11 +14271,9 @@
           <w:numId w:val="7"/>
         </w:numPr>
       </w:pPr>
-      <w:proofErr w:type="spellStart"/>
       <w:r>
         <w:t>Rasterio</w:t>
       </w:r>
-      <w:proofErr w:type="spellEnd"/>
     </w:p>
     <w:p>
       <w:pPr>
@@ -14281,11 +14295,9 @@
           <w:numId w:val="7"/>
         </w:numPr>
       </w:pPr>
-      <w:proofErr w:type="spellStart"/>
       <w:r>
         <w:t>Tensorflow</w:t>
       </w:r>
-      <w:proofErr w:type="spellEnd"/>
     </w:p>
     <w:p>
       <w:pPr>
@@ -14307,11 +14319,9 @@
           <w:numId w:val="7"/>
         </w:numPr>
       </w:pPr>
-      <w:proofErr w:type="spellStart"/>
       <w:r>
         <w:t>Keras</w:t>
       </w:r>
-      <w:proofErr w:type="spellEnd"/>
     </w:p>
     <w:p>
       <w:r>
@@ -14778,31 +14788,7 @@
               <w:sz w:val="22"/>
               <w:szCs w:val="22"/>
             </w:rPr>
-            <w:t xml:space="preserve">EFFIS annual statistics for </w:t>
-          </w:r>
-          <w:proofErr w:type="spellStart"/>
-          <w:r>
-            <w:rPr>
-              <w:rFonts w:ascii="Calibri" w:hAnsi="Calibri" w:cs="Calibri"/>
-              <w:i/>
-              <w:iCs/>
-              <w:color w:val="000000"/>
-              <w:sz w:val="22"/>
-              <w:szCs w:val="22"/>
-            </w:rPr>
-            <w:t>greece</w:t>
-          </w:r>
-          <w:proofErr w:type="spellEnd"/>
-          <w:r>
-            <w:rPr>
-              <w:rFonts w:ascii="Calibri" w:hAnsi="Calibri" w:cs="Calibri"/>
-              <w:i/>
-              <w:iCs/>
-              <w:color w:val="000000"/>
-              <w:sz w:val="22"/>
-              <w:szCs w:val="22"/>
-            </w:rPr>
-            <w:t xml:space="preserve">. </w:t>
+            <w:t xml:space="preserve">EFFIS annual statistics for greece. </w:t>
           </w:r>
           <w:r>
             <w:rPr>
@@ -14852,47 +14838,7 @@
               <w:sz w:val="22"/>
               <w:szCs w:val="22"/>
             </w:rPr>
-            <w:t xml:space="preserve">D. </w:t>
-          </w:r>
-          <w:proofErr w:type="spellStart"/>
-          <w:r>
-            <w:rPr>
-              <w:rFonts w:ascii="Calibri" w:hAnsi="Calibri" w:cs="Calibri"/>
-              <w:color w:val="000000"/>
-              <w:sz w:val="22"/>
-              <w:szCs w:val="22"/>
-            </w:rPr>
-            <w:t>Rashkovetsky</w:t>
-          </w:r>
-          <w:proofErr w:type="spellEnd"/>
-          <w:r>
-            <w:rPr>
-              <w:rFonts w:ascii="Calibri" w:hAnsi="Calibri" w:cs="Calibri"/>
-              <w:color w:val="000000"/>
-              <w:sz w:val="22"/>
-              <w:szCs w:val="22"/>
-            </w:rPr>
-            <w:t xml:space="preserve">, F. Mauracher, M. Langer &amp; M. Schmitt (2021) Wildfire detection from </w:t>
-          </w:r>
-          <w:proofErr w:type="spellStart"/>
-          <w:r>
-            <w:rPr>
-              <w:rFonts w:ascii="Calibri" w:hAnsi="Calibri" w:cs="Calibri"/>
-              <w:color w:val="000000"/>
-              <w:sz w:val="22"/>
-              <w:szCs w:val="22"/>
-            </w:rPr>
-            <w:t>multisensor</w:t>
-          </w:r>
-          <w:proofErr w:type="spellEnd"/>
-          <w:r>
-            <w:rPr>
-              <w:rFonts w:ascii="Calibri" w:hAnsi="Calibri" w:cs="Calibri"/>
-              <w:color w:val="000000"/>
-              <w:sz w:val="22"/>
-              <w:szCs w:val="22"/>
-            </w:rPr>
-            <w:t xml:space="preserve"> satellite imagery using deep semantic segmentation. </w:t>
+            <w:t xml:space="preserve">D. Rashkovetsky, F. Mauracher, M. Langer &amp; M. Schmitt (2021) Wildfire detection from multisensor satellite imagery using deep semantic segmentation. </w:t>
           </w:r>
           <w:r>
             <w:rPr>
@@ -14974,47 +14920,7 @@
               <w:sz w:val="22"/>
               <w:szCs w:val="22"/>
             </w:rPr>
-            <w:t xml:space="preserve">Fu, Y., Li, R., Wang, X., Bergeron, Y., Valeria, O., </w:t>
-          </w:r>
-          <w:proofErr w:type="spellStart"/>
-          <w:r>
-            <w:rPr>
-              <w:rFonts w:ascii="Calibri" w:hAnsi="Calibri" w:cs="Calibri"/>
-              <w:color w:val="000000"/>
-              <w:sz w:val="22"/>
-              <w:szCs w:val="22"/>
-            </w:rPr>
-            <w:t>Chavardès</w:t>
-          </w:r>
-          <w:proofErr w:type="spellEnd"/>
-          <w:r>
-            <w:rPr>
-              <w:rFonts w:ascii="Calibri" w:hAnsi="Calibri" w:cs="Calibri"/>
-              <w:color w:val="000000"/>
-              <w:sz w:val="22"/>
-              <w:szCs w:val="22"/>
-            </w:rPr>
-            <w:t xml:space="preserve">, R. D., Wang, Y. &amp; Hu, J. (2020) Fire detection and fire radiative power in forests and low-biomass lands in northeast </w:t>
-          </w:r>
-          <w:proofErr w:type="spellStart"/>
-          <w:r>
-            <w:rPr>
-              <w:rFonts w:ascii="Calibri" w:hAnsi="Calibri" w:cs="Calibri"/>
-              <w:color w:val="000000"/>
-              <w:sz w:val="22"/>
-              <w:szCs w:val="22"/>
-            </w:rPr>
-            <w:t>asia</w:t>
-          </w:r>
-          <w:proofErr w:type="spellEnd"/>
-          <w:r>
-            <w:rPr>
-              <w:rFonts w:ascii="Calibri" w:hAnsi="Calibri" w:cs="Calibri"/>
-              <w:color w:val="000000"/>
-              <w:sz w:val="22"/>
-              <w:szCs w:val="22"/>
-            </w:rPr>
-            <w:t xml:space="preserve">: MODIS versus VIIRS fire products. </w:t>
+            <w:t xml:space="preserve">Fu, Y., Li, R., Wang, X., Bergeron, Y., Valeria, O., Chavardès, R. D., Wang, Y. &amp; Hu, J. (2020) Fire detection and fire radiative power in forests and low-biomass lands in northeast asia: MODIS versus VIIRS fire products. </w:t>
           </w:r>
           <w:r>
             <w:rPr>
@@ -15107,31 +15013,7 @@
               <w:sz w:val="22"/>
               <w:szCs w:val="22"/>
             </w:rPr>
-            <w:t xml:space="preserve">Large language models pass the </w:t>
-          </w:r>
-          <w:proofErr w:type="spellStart"/>
-          <w:r>
-            <w:rPr>
-              <w:rFonts w:ascii="Calibri" w:hAnsi="Calibri" w:cs="Calibri"/>
-              <w:i/>
-              <w:iCs/>
-              <w:color w:val="000000"/>
-              <w:sz w:val="22"/>
-              <w:szCs w:val="22"/>
-            </w:rPr>
-            <w:t>turing</w:t>
-          </w:r>
-          <w:proofErr w:type="spellEnd"/>
-          <w:r>
-            <w:rPr>
-              <w:rFonts w:ascii="Calibri" w:hAnsi="Calibri" w:cs="Calibri"/>
-              <w:i/>
-              <w:iCs/>
-              <w:color w:val="000000"/>
-              <w:sz w:val="22"/>
-              <w:szCs w:val="22"/>
-            </w:rPr>
-            <w:t xml:space="preserve"> test. </w:t>
+            <w:t xml:space="preserve">Large language models pass the turing test. </w:t>
           </w:r>
           <w:r>
             <w:rPr>
@@ -15181,27 +15063,7 @@
               <w:sz w:val="22"/>
               <w:szCs w:val="22"/>
             </w:rPr>
-            <w:t xml:space="preserve">Kanwal, R., Rafaqat, W., Iqbal, M. &amp; </w:t>
-          </w:r>
-          <w:proofErr w:type="spellStart"/>
-          <w:r>
-            <w:rPr>
-              <w:rFonts w:ascii="Calibri" w:hAnsi="Calibri" w:cs="Calibri"/>
-              <w:color w:val="000000"/>
-              <w:sz w:val="22"/>
-              <w:szCs w:val="22"/>
-            </w:rPr>
-            <w:t>Weiguo</w:t>
-          </w:r>
-          <w:proofErr w:type="spellEnd"/>
-          <w:r>
-            <w:rPr>
-              <w:rFonts w:ascii="Calibri" w:hAnsi="Calibri" w:cs="Calibri"/>
-              <w:color w:val="000000"/>
-              <w:sz w:val="22"/>
-              <w:szCs w:val="22"/>
-            </w:rPr>
-            <w:t xml:space="preserve">, S. (2023) Data-driven approaches for wildfire mapping and prediction assessment using a convolutional neural network (CNN). </w:t>
+            <w:t xml:space="preserve">Kanwal, R., Rafaqat, W., Iqbal, M. &amp; Weiguo, S. (2023) Data-driven approaches for wildfire mapping and prediction assessment using a convolutional neural network (CNN). </w:t>
           </w:r>
           <w:r>
             <w:rPr>
@@ -15303,27 +15165,7 @@
               <w:sz w:val="22"/>
               <w:szCs w:val="22"/>
             </w:rPr>
-            <w:t xml:space="preserve">MacCarthy James, Richter Jessica, </w:t>
-          </w:r>
-          <w:proofErr w:type="spellStart"/>
-          <w:r>
-            <w:rPr>
-              <w:rFonts w:ascii="Calibri" w:hAnsi="Calibri" w:cs="Calibri"/>
-              <w:color w:val="000000"/>
-              <w:sz w:val="22"/>
-              <w:szCs w:val="22"/>
-            </w:rPr>
-            <w:t>Tyukavina</w:t>
-          </w:r>
-          <w:proofErr w:type="spellEnd"/>
-          <w:r>
-            <w:rPr>
-              <w:rFonts w:ascii="Calibri" w:hAnsi="Calibri" w:cs="Calibri"/>
-              <w:color w:val="000000"/>
-              <w:sz w:val="22"/>
-              <w:szCs w:val="22"/>
-            </w:rPr>
-            <w:t xml:space="preserve"> Sasha, Weisse Mikaela &amp; Harris Nancy (2024) </w:t>
+            <w:t xml:space="preserve">MacCarthy James, Richter Jessica, Tyukavina Sasha, Weisse Mikaela &amp; Harris Nancy (2024) </w:t>
           </w:r>
           <w:r>
             <w:rPr>
@@ -15384,47 +15226,7 @@
               <w:sz w:val="22"/>
               <w:szCs w:val="22"/>
             </w:rPr>
-            <w:t xml:space="preserve">Malik, A., Rao, M. R., Puppala, N., </w:t>
-          </w:r>
-          <w:proofErr w:type="spellStart"/>
-          <w:r>
-            <w:rPr>
-              <w:rFonts w:ascii="Calibri" w:hAnsi="Calibri" w:cs="Calibri"/>
-              <w:color w:val="000000"/>
-              <w:sz w:val="22"/>
-              <w:szCs w:val="22"/>
-            </w:rPr>
-            <w:t>Koouri</w:t>
-          </w:r>
-          <w:proofErr w:type="spellEnd"/>
-          <w:r>
-            <w:rPr>
-              <w:rFonts w:ascii="Calibri" w:hAnsi="Calibri" w:cs="Calibri"/>
-              <w:color w:val="000000"/>
-              <w:sz w:val="22"/>
-              <w:szCs w:val="22"/>
-            </w:rPr>
-            <w:t xml:space="preserve">, P., Thota, V. A., Liu, Q., Chiao, S. &amp; Gao, J. (2021) Data-driven wildfire risk prediction in northern </w:t>
-          </w:r>
-          <w:proofErr w:type="spellStart"/>
-          <w:r>
-            <w:rPr>
-              <w:rFonts w:ascii="Calibri" w:hAnsi="Calibri" w:cs="Calibri"/>
-              <w:color w:val="000000"/>
-              <w:sz w:val="22"/>
-              <w:szCs w:val="22"/>
-            </w:rPr>
-            <w:t>california</w:t>
-          </w:r>
-          <w:proofErr w:type="spellEnd"/>
-          <w:r>
-            <w:rPr>
-              <w:rFonts w:ascii="Calibri" w:hAnsi="Calibri" w:cs="Calibri"/>
-              <w:color w:val="000000"/>
-              <w:sz w:val="22"/>
-              <w:szCs w:val="22"/>
-            </w:rPr>
-            <w:t xml:space="preserve">. </w:t>
+            <w:t xml:space="preserve">Malik, A., Rao, M. R., Puppala, N., Koouri, P., Thota, V. A., Liu, Q., Chiao, S. &amp; Gao, J. (2021) Data-driven wildfire risk prediction in northern california. </w:t>
           </w:r>
           <w:r>
             <w:rPr>
@@ -15465,47 +15267,7 @@
               <w:sz w:val="22"/>
               <w:szCs w:val="22"/>
             </w:rPr>
-            <w:t xml:space="preserve">Peng, W., Wei, Y., Chen, G., Lu, G., Ye, Q., Ding, R., Hu, P. &amp; Cheng, Z. (2023) Analysis of wildfire danger level using logistic regression model in </w:t>
-          </w:r>
-          <w:proofErr w:type="spellStart"/>
-          <w:r>
-            <w:rPr>
-              <w:rFonts w:ascii="Calibri" w:hAnsi="Calibri" w:cs="Calibri"/>
-              <w:color w:val="000000"/>
-              <w:sz w:val="22"/>
-              <w:szCs w:val="22"/>
-            </w:rPr>
-            <w:t>sichuan</w:t>
-          </w:r>
-          <w:proofErr w:type="spellEnd"/>
-          <w:r>
-            <w:rPr>
-              <w:rFonts w:ascii="Calibri" w:hAnsi="Calibri" w:cs="Calibri"/>
-              <w:color w:val="000000"/>
-              <w:sz w:val="22"/>
-              <w:szCs w:val="22"/>
-            </w:rPr>
-            <w:t xml:space="preserve"> province, </w:t>
-          </w:r>
-          <w:proofErr w:type="spellStart"/>
-          <w:r>
-            <w:rPr>
-              <w:rFonts w:ascii="Calibri" w:hAnsi="Calibri" w:cs="Calibri"/>
-              <w:color w:val="000000"/>
-              <w:sz w:val="22"/>
-              <w:szCs w:val="22"/>
-            </w:rPr>
-            <w:t>china</w:t>
-          </w:r>
-          <w:proofErr w:type="spellEnd"/>
-          <w:r>
-            <w:rPr>
-              <w:rFonts w:ascii="Calibri" w:hAnsi="Calibri" w:cs="Calibri"/>
-              <w:color w:val="000000"/>
-              <w:sz w:val="22"/>
-              <w:szCs w:val="22"/>
-            </w:rPr>
-            <w:t xml:space="preserve">. </w:t>
+            <w:t xml:space="preserve">Peng, W., Wei, Y., Chen, G., Lu, G., Ye, Q., Ding, R., Hu, P. &amp; Cheng, Z. (2023) Analysis of wildfire danger level using logistic regression model in sichuan province, china. </w:t>
           </w:r>
           <w:r>
             <w:rPr>
@@ -15546,67 +15308,7 @@
               <w:sz w:val="22"/>
               <w:szCs w:val="22"/>
             </w:rPr>
-            <w:t xml:space="preserve">Rezaei Barzani, A., </w:t>
-          </w:r>
-          <w:proofErr w:type="spellStart"/>
-          <w:r>
-            <w:rPr>
-              <w:rFonts w:ascii="Calibri" w:hAnsi="Calibri" w:cs="Calibri"/>
-              <w:color w:val="000000"/>
-              <w:sz w:val="22"/>
-              <w:szCs w:val="22"/>
-            </w:rPr>
-            <w:t>Pahlavani</w:t>
-          </w:r>
-          <w:proofErr w:type="spellEnd"/>
-          <w:r>
-            <w:rPr>
-              <w:rFonts w:ascii="Calibri" w:hAnsi="Calibri" w:cs="Calibri"/>
-              <w:color w:val="000000"/>
-              <w:sz w:val="22"/>
-              <w:szCs w:val="22"/>
-            </w:rPr>
-            <w:t xml:space="preserve">, P. &amp; Ghorbanzadeh, O. (2023) </w:t>
-          </w:r>
-          <w:proofErr w:type="spellStart"/>
-          <w:r>
-            <w:rPr>
-              <w:rFonts w:ascii="Calibri" w:hAnsi="Calibri" w:cs="Calibri"/>
-              <w:color w:val="000000"/>
-              <w:sz w:val="22"/>
-              <w:szCs w:val="22"/>
-            </w:rPr>
-            <w:t>Ensembling</w:t>
-          </w:r>
-          <w:proofErr w:type="spellEnd"/>
-          <w:r>
-            <w:rPr>
-              <w:rFonts w:ascii="Calibri" w:hAnsi="Calibri" w:cs="Calibri"/>
-              <w:color w:val="000000"/>
-              <w:sz w:val="22"/>
-              <w:szCs w:val="22"/>
-            </w:rPr>
-            <w:t xml:space="preserve"> of decision trees, </w:t>
-          </w:r>
-          <w:proofErr w:type="spellStart"/>
-          <w:r>
-            <w:rPr>
-              <w:rFonts w:ascii="Calibri" w:hAnsi="Calibri" w:cs="Calibri"/>
-              <w:color w:val="000000"/>
-              <w:sz w:val="22"/>
-              <w:szCs w:val="22"/>
-            </w:rPr>
-            <w:t>knn</w:t>
-          </w:r>
-          <w:proofErr w:type="spellEnd"/>
-          <w:r>
-            <w:rPr>
-              <w:rFonts w:ascii="Calibri" w:hAnsi="Calibri" w:cs="Calibri"/>
-              <w:color w:val="000000"/>
-              <w:sz w:val="22"/>
-              <w:szCs w:val="22"/>
-            </w:rPr>
-            <w:t xml:space="preserve">, and logistic regression with soft-voting method for wildfire susceptibility mapping. </w:t>
+            <w:t xml:space="preserve">Rezaei Barzani, A., Pahlavani, P. &amp; Ghorbanzadeh, O. (2023) Ensembling of decision trees, knn, and logistic regression with soft-voting method for wildfire susceptibility mapping. </w:t>
           </w:r>
           <w:r>
             <w:rPr>
@@ -15617,79 +15319,7 @@
               <w:sz w:val="22"/>
               <w:szCs w:val="22"/>
             </w:rPr>
-            <w:t xml:space="preserve">ISPRS </w:t>
-          </w:r>
-          <w:proofErr w:type="spellStart"/>
-          <w:r>
-            <w:rPr>
-              <w:rFonts w:ascii="Calibri" w:hAnsi="Calibri" w:cs="Calibri"/>
-              <w:i/>
-              <w:iCs/>
-              <w:color w:val="000000"/>
-              <w:sz w:val="22"/>
-              <w:szCs w:val="22"/>
-            </w:rPr>
-            <w:t>Ann.Photogramm.Remote</w:t>
-          </w:r>
-          <w:proofErr w:type="spellEnd"/>
-          <w:r>
-            <w:rPr>
-              <w:rFonts w:ascii="Calibri" w:hAnsi="Calibri" w:cs="Calibri"/>
-              <w:i/>
-              <w:iCs/>
-              <w:color w:val="000000"/>
-              <w:sz w:val="22"/>
-              <w:szCs w:val="22"/>
-            </w:rPr>
-            <w:t xml:space="preserve"> </w:t>
-          </w:r>
-          <w:proofErr w:type="spellStart"/>
-          <w:r>
-            <w:rPr>
-              <w:rFonts w:ascii="Calibri" w:hAnsi="Calibri" w:cs="Calibri"/>
-              <w:i/>
-              <w:iCs/>
-              <w:color w:val="000000"/>
-              <w:sz w:val="22"/>
-              <w:szCs w:val="22"/>
-            </w:rPr>
-            <w:t>Sens.Spatial</w:t>
-          </w:r>
-          <w:proofErr w:type="spellEnd"/>
-          <w:r>
-            <w:rPr>
-              <w:rFonts w:ascii="Calibri" w:hAnsi="Calibri" w:cs="Calibri"/>
-              <w:i/>
-              <w:iCs/>
-              <w:color w:val="000000"/>
-              <w:sz w:val="22"/>
-              <w:szCs w:val="22"/>
-            </w:rPr>
-            <w:t xml:space="preserve"> </w:t>
-          </w:r>
-          <w:proofErr w:type="spellStart"/>
-          <w:r>
-            <w:rPr>
-              <w:rFonts w:ascii="Calibri" w:hAnsi="Calibri" w:cs="Calibri"/>
-              <w:i/>
-              <w:iCs/>
-              <w:color w:val="000000"/>
-              <w:sz w:val="22"/>
-              <w:szCs w:val="22"/>
-            </w:rPr>
-            <w:t>Inf.Sci</w:t>
-          </w:r>
-          <w:proofErr w:type="spellEnd"/>
-          <w:r>
-            <w:rPr>
-              <w:rFonts w:ascii="Calibri" w:hAnsi="Calibri" w:cs="Calibri"/>
-              <w:i/>
-              <w:iCs/>
-              <w:color w:val="000000"/>
-              <w:sz w:val="22"/>
-              <w:szCs w:val="22"/>
-            </w:rPr>
-            <w:t xml:space="preserve">., </w:t>
+            <w:t xml:space="preserve">ISPRS Ann.Photogramm.Remote Sens.Spatial Inf.Sci., </w:t>
           </w:r>
           <w:r>
             <w:rPr>
@@ -18678,14 +18308,14 @@
     <w:charset w:val="00"/>
     <w:family w:val="swiss"/>
     <w:pitch w:val="variable"/>
-    <w:sig w:usb0="E4002EFF" w:usb1="C200247B" w:usb2="00000009" w:usb3="00000000" w:csb0="000001FF" w:csb1="00000000"/>
+    <w:sig w:usb0="E4002EFF" w:usb1="C000247B" w:usb2="00000009" w:usb3="00000000" w:csb0="000001FF" w:csb1="00000000"/>
   </w:font>
   <w:font w:name="Calibri Light">
     <w:panose1 w:val="020F0302020204030204"/>
     <w:charset w:val="00"/>
     <w:family w:val="swiss"/>
     <w:pitch w:val="variable"/>
-    <w:sig w:usb0="E4002EFF" w:usb1="C200247B" w:usb2="00000009" w:usb3="00000000" w:csb0="000001FF" w:csb1="00000000"/>
+    <w:sig w:usb0="E4002EFF" w:usb1="C000247B" w:usb2="00000009" w:usb3="00000000" w:csb0="000001FF" w:csb1="00000000"/>
   </w:font>
   <w:font w:name="Segoe UI">
     <w:panose1 w:val="020B0502040204020203"/>
@@ -18753,6 +18383,7 @@
     <w:rsid w:val="007B0D93"/>
     <w:rsid w:val="007C7EAC"/>
     <w:rsid w:val="008331B8"/>
+    <w:rsid w:val="008440D0"/>
     <w:rsid w:val="00863566"/>
     <w:rsid w:val="008E0277"/>
     <w:rsid w:val="008E0953"/>
@@ -18760,12 +18391,14 @@
     <w:rsid w:val="00927701"/>
     <w:rsid w:val="00965BE0"/>
     <w:rsid w:val="009A372B"/>
+    <w:rsid w:val="009A668A"/>
     <w:rsid w:val="00A3409E"/>
     <w:rsid w:val="00A86E43"/>
     <w:rsid w:val="00A950EE"/>
     <w:rsid w:val="00AD5207"/>
     <w:rsid w:val="00B2160C"/>
     <w:rsid w:val="00B534F8"/>
+    <w:rsid w:val="00C24BAB"/>
     <w:rsid w:val="00C269CB"/>
     <w:rsid w:val="00C704FB"/>
     <w:rsid w:val="00CA6480"/>

--- a/HonoursStageFinal.docx
+++ b/HonoursStageFinal.docx
@@ -80,7 +80,10 @@
         <w:t xml:space="preserve"> </w:t>
       </w:r>
       <w:r>
-        <w:t>XXXXX</w:t>
+        <w:t>13</w:t>
+      </w:r>
+      <w:r>
+        <w:t>215</w:t>
       </w:r>
     </w:p>
     <w:p/>
@@ -101,7 +104,7 @@
       <w:pPr>
         <w:pStyle w:val="UnnumberedHeading1"/>
       </w:pPr>
-      <w:bookmarkStart w:id="0" w:name="_Toc196159496"/>
+      <w:bookmarkStart w:id="0" w:name="_Toc196421949"/>
       <w:r>
         <w:lastRenderedPageBreak/>
         <w:t>Abstract</w:t>
@@ -177,7 +180,7 @@
       <w:pPr>
         <w:pStyle w:val="UnnumberedHeading1"/>
       </w:pPr>
-      <w:bookmarkStart w:id="1" w:name="_Toc196159497"/>
+      <w:bookmarkStart w:id="1" w:name="_Toc196421950"/>
       <w:r>
         <w:lastRenderedPageBreak/>
         <w:t>Acknowledgements</w:t>
@@ -186,7 +189,16 @@
     </w:p>
     <w:p>
       <w:r>
-        <w:t>I would like to thank NASA and all those who worked on the Landsat projects as without the data being collected and made available to the public this project would not be possible.</w:t>
+        <w:t>I would like to thank NASA</w:t>
+      </w:r>
+      <w:r>
+        <w:t>, the Google Earth Engine team</w:t>
+      </w:r>
+      <w:r>
+        <w:t xml:space="preserve"> and all those who worked on the Landsat projects as without the data being collected and made available to the public this project would not be possible.</w:t>
+      </w:r>
+      <w:r>
+        <w:t xml:space="preserve"> </w:t>
       </w:r>
     </w:p>
     <w:p/>
@@ -262,7 +274,7 @@
           <w:r>
             <w:fldChar w:fldCharType="separate"/>
           </w:r>
-          <w:hyperlink w:anchor="_Toc196159496" w:history="1">
+          <w:hyperlink w:anchor="_Toc196421949" w:history="1">
             <w:r>
               <w:rPr>
                 <w:rStyle w:val="Hyperlink"/>
@@ -289,7 +301,7 @@
                 <w:noProof/>
                 <w:webHidden/>
               </w:rPr>
-              <w:instrText xml:space="preserve"> PAGEREF _Toc196159496 \h </w:instrText>
+              <w:instrText xml:space="preserve"> PAGEREF _Toc196421949 \h </w:instrText>
             </w:r>
             <w:r>
               <w:rPr>
@@ -336,7 +348,7 @@
               <w14:ligatures w14:val="standardContextual"/>
             </w:rPr>
           </w:pPr>
-          <w:hyperlink w:anchor="_Toc196159497" w:history="1">
+          <w:hyperlink w:anchor="_Toc196421950" w:history="1">
             <w:r>
               <w:rPr>
                 <w:rStyle w:val="Hyperlink"/>
@@ -363,7 +375,7 @@
                 <w:noProof/>
                 <w:webHidden/>
               </w:rPr>
-              <w:instrText xml:space="preserve"> PAGEREF _Toc196159497 \h </w:instrText>
+              <w:instrText xml:space="preserve"> PAGEREF _Toc196421950 \h </w:instrText>
             </w:r>
             <w:r>
               <w:rPr>
@@ -410,7 +422,7 @@
               <w14:ligatures w14:val="standardContextual"/>
             </w:rPr>
           </w:pPr>
-          <w:hyperlink w:anchor="_Toc196159498" w:history="1">
+          <w:hyperlink w:anchor="_Toc196421951" w:history="1">
             <w:r>
               <w:rPr>
                 <w:rStyle w:val="Hyperlink"/>
@@ -437,7 +449,7 @@
                 <w:noProof/>
                 <w:webHidden/>
               </w:rPr>
-              <w:instrText xml:space="preserve"> PAGEREF _Toc196159498 \h </w:instrText>
+              <w:instrText xml:space="preserve"> PAGEREF _Toc196421951 \h </w:instrText>
             </w:r>
             <w:r>
               <w:rPr>
@@ -457,7 +469,7 @@
                 <w:noProof/>
                 <w:webHidden/>
               </w:rPr>
-              <w:t>4</w:t>
+              <w:t>3</w:t>
             </w:r>
             <w:r>
               <w:rPr>
@@ -485,7 +497,7 @@
               <w14:ligatures w14:val="standardContextual"/>
             </w:rPr>
           </w:pPr>
-          <w:hyperlink w:anchor="_Toc196159499" w:history="1">
+          <w:hyperlink w:anchor="_Toc196421952" w:history="1">
             <w:r>
               <w:rPr>
                 <w:rStyle w:val="Hyperlink"/>
@@ -531,7 +543,7 @@
                 <w:noProof/>
                 <w:webHidden/>
               </w:rPr>
-              <w:instrText xml:space="preserve"> PAGEREF _Toc196159499 \h </w:instrText>
+              <w:instrText xml:space="preserve"> PAGEREF _Toc196421952 \h </w:instrText>
             </w:r>
             <w:r>
               <w:rPr>
@@ -551,7 +563,7 @@
                 <w:noProof/>
                 <w:webHidden/>
               </w:rPr>
-              <w:t>5</w:t>
+              <w:t>4</w:t>
             </w:r>
             <w:r>
               <w:rPr>
@@ -579,7 +591,7 @@
               <w14:ligatures w14:val="standardContextual"/>
             </w:rPr>
           </w:pPr>
-          <w:hyperlink w:anchor="_Toc196159500" w:history="1">
+          <w:hyperlink w:anchor="_Toc196421953" w:history="1">
             <w:r>
               <w:rPr>
                 <w:rStyle w:val="Hyperlink"/>
@@ -625,7 +637,7 @@
                 <w:noProof/>
                 <w:webHidden/>
               </w:rPr>
-              <w:instrText xml:space="preserve"> PAGEREF _Toc196159500 \h </w:instrText>
+              <w:instrText xml:space="preserve"> PAGEREF _Toc196421953 \h </w:instrText>
             </w:r>
             <w:r>
               <w:rPr>
@@ -645,7 +657,7 @@
                 <w:noProof/>
                 <w:webHidden/>
               </w:rPr>
-              <w:t>5</w:t>
+              <w:t>4</w:t>
             </w:r>
             <w:r>
               <w:rPr>
@@ -673,7 +685,7 @@
               <w14:ligatures w14:val="standardContextual"/>
             </w:rPr>
           </w:pPr>
-          <w:hyperlink w:anchor="_Toc196159501" w:history="1">
+          <w:hyperlink w:anchor="_Toc196421954" w:history="1">
             <w:r>
               <w:rPr>
                 <w:rStyle w:val="Hyperlink"/>
@@ -719,7 +731,7 @@
                 <w:noProof/>
                 <w:webHidden/>
               </w:rPr>
-              <w:instrText xml:space="preserve"> PAGEREF _Toc196159501 \h </w:instrText>
+              <w:instrText xml:space="preserve"> PAGEREF _Toc196421954 \h </w:instrText>
             </w:r>
             <w:r>
               <w:rPr>
@@ -739,7 +751,7 @@
                 <w:noProof/>
                 <w:webHidden/>
               </w:rPr>
-              <w:t>5</w:t>
+              <w:t>4</w:t>
             </w:r>
             <w:r>
               <w:rPr>
@@ -767,7 +779,7 @@
               <w14:ligatures w14:val="standardContextual"/>
             </w:rPr>
           </w:pPr>
-          <w:hyperlink w:anchor="_Toc196159502" w:history="1">
+          <w:hyperlink w:anchor="_Toc196421955" w:history="1">
             <w:r>
               <w:rPr>
                 <w:rStyle w:val="Hyperlink"/>
@@ -813,7 +825,7 @@
                 <w:noProof/>
                 <w:webHidden/>
               </w:rPr>
-              <w:instrText xml:space="preserve"> PAGEREF _Toc196159502 \h </w:instrText>
+              <w:instrText xml:space="preserve"> PAGEREF _Toc196421955 \h </w:instrText>
             </w:r>
             <w:r>
               <w:rPr>
@@ -833,7 +845,7 @@
                 <w:noProof/>
                 <w:webHidden/>
               </w:rPr>
-              <w:t>5</w:t>
+              <w:t>4</w:t>
             </w:r>
             <w:r>
               <w:rPr>
@@ -861,7 +873,7 @@
               <w14:ligatures w14:val="standardContextual"/>
             </w:rPr>
           </w:pPr>
-          <w:hyperlink w:anchor="_Toc196159503" w:history="1">
+          <w:hyperlink w:anchor="_Toc196421956" w:history="1">
             <w:r>
               <w:rPr>
                 <w:rStyle w:val="Hyperlink"/>
@@ -907,7 +919,7 @@
                 <w:noProof/>
                 <w:webHidden/>
               </w:rPr>
-              <w:instrText xml:space="preserve"> PAGEREF _Toc196159503 \h </w:instrText>
+              <w:instrText xml:space="preserve"> PAGEREF _Toc196421956 \h </w:instrText>
             </w:r>
             <w:r>
               <w:rPr>
@@ -927,7 +939,7 @@
                 <w:noProof/>
                 <w:webHidden/>
               </w:rPr>
-              <w:t>6</w:t>
+              <w:t>5</w:t>
             </w:r>
             <w:r>
               <w:rPr>
@@ -955,7 +967,7 @@
               <w14:ligatures w14:val="standardContextual"/>
             </w:rPr>
           </w:pPr>
-          <w:hyperlink w:anchor="_Toc196159504" w:history="1">
+          <w:hyperlink w:anchor="_Toc196421957" w:history="1">
             <w:r>
               <w:rPr>
                 <w:rStyle w:val="Hyperlink"/>
@@ -1001,7 +1013,7 @@
                 <w:noProof/>
                 <w:webHidden/>
               </w:rPr>
-              <w:instrText xml:space="preserve"> PAGEREF _Toc196159504 \h </w:instrText>
+              <w:instrText xml:space="preserve"> PAGEREF _Toc196421957 \h </w:instrText>
             </w:r>
             <w:r>
               <w:rPr>
@@ -1021,7 +1033,7 @@
                 <w:noProof/>
                 <w:webHidden/>
               </w:rPr>
-              <w:t>6</w:t>
+              <w:t>5</w:t>
             </w:r>
             <w:r>
               <w:rPr>
@@ -1049,7 +1061,7 @@
               <w14:ligatures w14:val="standardContextual"/>
             </w:rPr>
           </w:pPr>
-          <w:hyperlink w:anchor="_Toc196159505" w:history="1">
+          <w:hyperlink w:anchor="_Toc196421958" w:history="1">
             <w:r>
               <w:rPr>
                 <w:rStyle w:val="Hyperlink"/>
@@ -1095,7 +1107,7 @@
                 <w:noProof/>
                 <w:webHidden/>
               </w:rPr>
-              <w:instrText xml:space="preserve"> PAGEREF _Toc196159505 \h </w:instrText>
+              <w:instrText xml:space="preserve"> PAGEREF _Toc196421958 \h </w:instrText>
             </w:r>
             <w:r>
               <w:rPr>
@@ -1115,7 +1127,7 @@
                 <w:noProof/>
                 <w:webHidden/>
               </w:rPr>
-              <w:t>6</w:t>
+              <w:t>5</w:t>
             </w:r>
             <w:r>
               <w:rPr>
@@ -1143,7 +1155,7 @@
               <w14:ligatures w14:val="standardContextual"/>
             </w:rPr>
           </w:pPr>
-          <w:hyperlink w:anchor="_Toc196159506" w:history="1">
+          <w:hyperlink w:anchor="_Toc196421959" w:history="1">
             <w:r>
               <w:rPr>
                 <w:rStyle w:val="Hyperlink"/>
@@ -1189,7 +1201,7 @@
                 <w:noProof/>
                 <w:webHidden/>
               </w:rPr>
-              <w:instrText xml:space="preserve"> PAGEREF _Toc196159506 \h </w:instrText>
+              <w:instrText xml:space="preserve"> PAGEREF _Toc196421959 \h </w:instrText>
             </w:r>
             <w:r>
               <w:rPr>
@@ -1209,7 +1221,7 @@
                 <w:noProof/>
                 <w:webHidden/>
               </w:rPr>
-              <w:t>7</w:t>
+              <w:t>6</w:t>
             </w:r>
             <w:r>
               <w:rPr>
@@ -1237,7 +1249,7 @@
               <w14:ligatures w14:val="standardContextual"/>
             </w:rPr>
           </w:pPr>
-          <w:hyperlink w:anchor="_Toc196159507" w:history="1">
+          <w:hyperlink w:anchor="_Toc196421960" w:history="1">
             <w:r>
               <w:rPr>
                 <w:rStyle w:val="Hyperlink"/>
@@ -1283,7 +1295,7 @@
                 <w:noProof/>
                 <w:webHidden/>
               </w:rPr>
-              <w:instrText xml:space="preserve"> PAGEREF _Toc196159507 \h </w:instrText>
+              <w:instrText xml:space="preserve"> PAGEREF _Toc196421960 \h </w:instrText>
             </w:r>
             <w:r>
               <w:rPr>
@@ -1303,7 +1315,7 @@
                 <w:noProof/>
                 <w:webHidden/>
               </w:rPr>
-              <w:t>7</w:t>
+              <w:t>6</w:t>
             </w:r>
             <w:r>
               <w:rPr>
@@ -1331,7 +1343,7 @@
               <w14:ligatures w14:val="standardContextual"/>
             </w:rPr>
           </w:pPr>
-          <w:hyperlink w:anchor="_Toc196159508" w:history="1">
+          <w:hyperlink w:anchor="_Toc196421961" w:history="1">
             <w:r>
               <w:rPr>
                 <w:rStyle w:val="Hyperlink"/>
@@ -1377,7 +1389,7 @@
                 <w:noProof/>
                 <w:webHidden/>
               </w:rPr>
-              <w:instrText xml:space="preserve"> PAGEREF _Toc196159508 \h </w:instrText>
+              <w:instrText xml:space="preserve"> PAGEREF _Toc196421961 \h </w:instrText>
             </w:r>
             <w:r>
               <w:rPr>
@@ -1397,7 +1409,7 @@
                 <w:noProof/>
                 <w:webHidden/>
               </w:rPr>
-              <w:t>8</w:t>
+              <w:t>7</w:t>
             </w:r>
             <w:r>
               <w:rPr>
@@ -1425,7 +1437,7 @@
               <w14:ligatures w14:val="standardContextual"/>
             </w:rPr>
           </w:pPr>
-          <w:hyperlink w:anchor="_Toc196159509" w:history="1">
+          <w:hyperlink w:anchor="_Toc196421962" w:history="1">
             <w:r>
               <w:rPr>
                 <w:rStyle w:val="Hyperlink"/>
@@ -1471,7 +1483,7 @@
                 <w:noProof/>
                 <w:webHidden/>
               </w:rPr>
-              <w:instrText xml:space="preserve"> PAGEREF _Toc196159509 \h </w:instrText>
+              <w:instrText xml:space="preserve"> PAGEREF _Toc196421962 \h </w:instrText>
             </w:r>
             <w:r>
               <w:rPr>
@@ -1491,7 +1503,7 @@
                 <w:noProof/>
                 <w:webHidden/>
               </w:rPr>
-              <w:t>8</w:t>
+              <w:t>7</w:t>
             </w:r>
             <w:r>
               <w:rPr>
@@ -1519,7 +1531,7 @@
               <w14:ligatures w14:val="standardContextual"/>
             </w:rPr>
           </w:pPr>
-          <w:hyperlink w:anchor="_Toc196159510" w:history="1">
+          <w:hyperlink w:anchor="_Toc196421963" w:history="1">
             <w:r>
               <w:rPr>
                 <w:rStyle w:val="Hyperlink"/>
@@ -1565,7 +1577,7 @@
                 <w:noProof/>
                 <w:webHidden/>
               </w:rPr>
-              <w:instrText xml:space="preserve"> PAGEREF _Toc196159510 \h </w:instrText>
+              <w:instrText xml:space="preserve"> PAGEREF _Toc196421963 \h </w:instrText>
             </w:r>
             <w:r>
               <w:rPr>
@@ -1585,7 +1597,7 @@
                 <w:noProof/>
                 <w:webHidden/>
               </w:rPr>
-              <w:t>9</w:t>
+              <w:t>8</w:t>
             </w:r>
             <w:r>
               <w:rPr>
@@ -1613,7 +1625,7 @@
               <w14:ligatures w14:val="standardContextual"/>
             </w:rPr>
           </w:pPr>
-          <w:hyperlink w:anchor="_Toc196159511" w:history="1">
+          <w:hyperlink w:anchor="_Toc196421964" w:history="1">
             <w:r>
               <w:rPr>
                 <w:rStyle w:val="Hyperlink"/>
@@ -1659,7 +1671,7 @@
                 <w:noProof/>
                 <w:webHidden/>
               </w:rPr>
-              <w:instrText xml:space="preserve"> PAGEREF _Toc196159511 \h </w:instrText>
+              <w:instrText xml:space="preserve"> PAGEREF _Toc196421964 \h </w:instrText>
             </w:r>
             <w:r>
               <w:rPr>
@@ -1679,7 +1691,7 @@
                 <w:noProof/>
                 <w:webHidden/>
               </w:rPr>
-              <w:t>10</w:t>
+              <w:t>9</w:t>
             </w:r>
             <w:r>
               <w:rPr>
@@ -1707,7 +1719,7 @@
               <w14:ligatures w14:val="standardContextual"/>
             </w:rPr>
           </w:pPr>
-          <w:hyperlink w:anchor="_Toc196159512" w:history="1">
+          <w:hyperlink w:anchor="_Toc196421965" w:history="1">
             <w:r>
               <w:rPr>
                 <w:rStyle w:val="Hyperlink"/>
@@ -1753,7 +1765,7 @@
                 <w:noProof/>
                 <w:webHidden/>
               </w:rPr>
-              <w:instrText xml:space="preserve"> PAGEREF _Toc196159512 \h </w:instrText>
+              <w:instrText xml:space="preserve"> PAGEREF _Toc196421965 \h </w:instrText>
             </w:r>
             <w:r>
               <w:rPr>
@@ -1773,7 +1785,7 @@
                 <w:noProof/>
                 <w:webHidden/>
               </w:rPr>
-              <w:t>10</w:t>
+              <w:t>9</w:t>
             </w:r>
             <w:r>
               <w:rPr>
@@ -1801,7 +1813,7 @@
               <w14:ligatures w14:val="standardContextual"/>
             </w:rPr>
           </w:pPr>
-          <w:hyperlink w:anchor="_Toc196159513" w:history="1">
+          <w:hyperlink w:anchor="_Toc196421966" w:history="1">
             <w:r>
               <w:rPr>
                 <w:rStyle w:val="Hyperlink"/>
@@ -1847,7 +1859,7 @@
                 <w:noProof/>
                 <w:webHidden/>
               </w:rPr>
-              <w:instrText xml:space="preserve"> PAGEREF _Toc196159513 \h </w:instrText>
+              <w:instrText xml:space="preserve"> PAGEREF _Toc196421966 \h </w:instrText>
             </w:r>
             <w:r>
               <w:rPr>
@@ -1867,7 +1879,7 @@
                 <w:noProof/>
                 <w:webHidden/>
               </w:rPr>
-              <w:t>11</w:t>
+              <w:t>10</w:t>
             </w:r>
             <w:r>
               <w:rPr>
@@ -1895,7 +1907,7 @@
               <w14:ligatures w14:val="standardContextual"/>
             </w:rPr>
           </w:pPr>
-          <w:hyperlink w:anchor="_Toc196159514" w:history="1">
+          <w:hyperlink w:anchor="_Toc196421967" w:history="1">
             <w:r>
               <w:rPr>
                 <w:rStyle w:val="Hyperlink"/>
@@ -1941,7 +1953,7 @@
                 <w:noProof/>
                 <w:webHidden/>
               </w:rPr>
-              <w:instrText xml:space="preserve"> PAGEREF _Toc196159514 \h </w:instrText>
+              <w:instrText xml:space="preserve"> PAGEREF _Toc196421967 \h </w:instrText>
             </w:r>
             <w:r>
               <w:rPr>
@@ -1961,7 +1973,7 @@
                 <w:noProof/>
                 <w:webHidden/>
               </w:rPr>
-              <w:t>12</w:t>
+              <w:t>11</w:t>
             </w:r>
             <w:r>
               <w:rPr>
@@ -1989,7 +2001,7 @@
               <w14:ligatures w14:val="standardContextual"/>
             </w:rPr>
           </w:pPr>
-          <w:hyperlink w:anchor="_Toc196159515" w:history="1">
+          <w:hyperlink w:anchor="_Toc196421968" w:history="1">
             <w:r>
               <w:rPr>
                 <w:rStyle w:val="Hyperlink"/>
@@ -2035,7 +2047,7 @@
                 <w:noProof/>
                 <w:webHidden/>
               </w:rPr>
-              <w:instrText xml:space="preserve"> PAGEREF _Toc196159515 \h </w:instrText>
+              <w:instrText xml:space="preserve"> PAGEREF _Toc196421968 \h </w:instrText>
             </w:r>
             <w:r>
               <w:rPr>
@@ -2055,7 +2067,7 @@
                 <w:noProof/>
                 <w:webHidden/>
               </w:rPr>
-              <w:t>12</w:t>
+              <w:t>11</w:t>
             </w:r>
             <w:r>
               <w:rPr>
@@ -2083,7 +2095,7 @@
               <w14:ligatures w14:val="standardContextual"/>
             </w:rPr>
           </w:pPr>
-          <w:hyperlink w:anchor="_Toc196159516" w:history="1">
+          <w:hyperlink w:anchor="_Toc196421969" w:history="1">
             <w:r>
               <w:rPr>
                 <w:rStyle w:val="Hyperlink"/>
@@ -2129,7 +2141,7 @@
                 <w:noProof/>
                 <w:webHidden/>
               </w:rPr>
-              <w:instrText xml:space="preserve"> PAGEREF _Toc196159516 \h </w:instrText>
+              <w:instrText xml:space="preserve"> PAGEREF _Toc196421969 \h </w:instrText>
             </w:r>
             <w:r>
               <w:rPr>
@@ -2149,7 +2161,7 @@
                 <w:noProof/>
                 <w:webHidden/>
               </w:rPr>
-              <w:t>12</w:t>
+              <w:t>11</w:t>
             </w:r>
             <w:r>
               <w:rPr>
@@ -2177,7 +2189,7 @@
               <w14:ligatures w14:val="standardContextual"/>
             </w:rPr>
           </w:pPr>
-          <w:hyperlink w:anchor="_Toc196159517" w:history="1">
+          <w:hyperlink w:anchor="_Toc196421970" w:history="1">
             <w:r>
               <w:rPr>
                 <w:rStyle w:val="Hyperlink"/>
@@ -2223,7 +2235,7 @@
                 <w:noProof/>
                 <w:webHidden/>
               </w:rPr>
-              <w:instrText xml:space="preserve"> PAGEREF _Toc196159517 \h </w:instrText>
+              <w:instrText xml:space="preserve"> PAGEREF _Toc196421970 \h </w:instrText>
             </w:r>
             <w:r>
               <w:rPr>
@@ -2243,7 +2255,7 @@
                 <w:noProof/>
                 <w:webHidden/>
               </w:rPr>
-              <w:t>13</w:t>
+              <w:t>12</w:t>
             </w:r>
             <w:r>
               <w:rPr>
@@ -2271,7 +2283,7 @@
               <w14:ligatures w14:val="standardContextual"/>
             </w:rPr>
           </w:pPr>
-          <w:hyperlink w:anchor="_Toc196159518" w:history="1">
+          <w:hyperlink w:anchor="_Toc196421971" w:history="1">
             <w:r>
               <w:rPr>
                 <w:rStyle w:val="Hyperlink"/>
@@ -2317,7 +2329,7 @@
                 <w:noProof/>
                 <w:webHidden/>
               </w:rPr>
-              <w:instrText xml:space="preserve"> PAGEREF _Toc196159518 \h </w:instrText>
+              <w:instrText xml:space="preserve"> PAGEREF _Toc196421971 \h </w:instrText>
             </w:r>
             <w:r>
               <w:rPr>
@@ -2337,7 +2349,7 @@
                 <w:noProof/>
                 <w:webHidden/>
               </w:rPr>
-              <w:t>13</w:t>
+              <w:t>12</w:t>
             </w:r>
             <w:r>
               <w:rPr>
@@ -2365,7 +2377,7 @@
               <w14:ligatures w14:val="standardContextual"/>
             </w:rPr>
           </w:pPr>
-          <w:hyperlink w:anchor="_Toc196159519" w:history="1">
+          <w:hyperlink w:anchor="_Toc196421972" w:history="1">
             <w:r>
               <w:rPr>
                 <w:rStyle w:val="Hyperlink"/>
@@ -2411,7 +2423,7 @@
                 <w:noProof/>
                 <w:webHidden/>
               </w:rPr>
-              <w:instrText xml:space="preserve"> PAGEREF _Toc196159519 \h </w:instrText>
+              <w:instrText xml:space="preserve"> PAGEREF _Toc196421972 \h </w:instrText>
             </w:r>
             <w:r>
               <w:rPr>
@@ -2431,7 +2443,7 @@
                 <w:noProof/>
                 <w:webHidden/>
               </w:rPr>
-              <w:t>13</w:t>
+              <w:t>12</w:t>
             </w:r>
             <w:r>
               <w:rPr>
@@ -2459,7 +2471,7 @@
               <w14:ligatures w14:val="standardContextual"/>
             </w:rPr>
           </w:pPr>
-          <w:hyperlink w:anchor="_Toc196159520" w:history="1">
+          <w:hyperlink w:anchor="_Toc196421973" w:history="1">
             <w:r>
               <w:rPr>
                 <w:rStyle w:val="Hyperlink"/>
@@ -2505,7 +2517,7 @@
                 <w:noProof/>
                 <w:webHidden/>
               </w:rPr>
-              <w:instrText xml:space="preserve"> PAGEREF _Toc196159520 \h </w:instrText>
+              <w:instrText xml:space="preserve"> PAGEREF _Toc196421973 \h </w:instrText>
             </w:r>
             <w:r>
               <w:rPr>
@@ -2525,7 +2537,7 @@
                 <w:noProof/>
                 <w:webHidden/>
               </w:rPr>
-              <w:t>13</w:t>
+              <w:t>12</w:t>
             </w:r>
             <w:r>
               <w:rPr>
@@ -2553,7 +2565,7 @@
               <w14:ligatures w14:val="standardContextual"/>
             </w:rPr>
           </w:pPr>
-          <w:hyperlink w:anchor="_Toc196159521" w:history="1">
+          <w:hyperlink w:anchor="_Toc196421974" w:history="1">
             <w:r>
               <w:rPr>
                 <w:rStyle w:val="Hyperlink"/>
@@ -2599,7 +2611,7 @@
                 <w:noProof/>
                 <w:webHidden/>
               </w:rPr>
-              <w:instrText xml:space="preserve"> PAGEREF _Toc196159521 \h </w:instrText>
+              <w:instrText xml:space="preserve"> PAGEREF _Toc196421974 \h </w:instrText>
             </w:r>
             <w:r>
               <w:rPr>
@@ -2619,7 +2631,7 @@
                 <w:noProof/>
                 <w:webHidden/>
               </w:rPr>
-              <w:t>14</w:t>
+              <w:t>13</w:t>
             </w:r>
             <w:r>
               <w:rPr>
@@ -2647,7 +2659,7 @@
               <w14:ligatures w14:val="standardContextual"/>
             </w:rPr>
           </w:pPr>
-          <w:hyperlink w:anchor="_Toc196159522" w:history="1">
+          <w:hyperlink w:anchor="_Toc196421975" w:history="1">
             <w:r>
               <w:rPr>
                 <w:rStyle w:val="Hyperlink"/>
@@ -2693,7 +2705,7 @@
                 <w:noProof/>
                 <w:webHidden/>
               </w:rPr>
-              <w:instrText xml:space="preserve"> PAGEREF _Toc196159522 \h </w:instrText>
+              <w:instrText xml:space="preserve"> PAGEREF _Toc196421975 \h </w:instrText>
             </w:r>
             <w:r>
               <w:rPr>
@@ -2713,7 +2725,7 @@
                 <w:noProof/>
                 <w:webHidden/>
               </w:rPr>
-              <w:t>15</w:t>
+              <w:t>14</w:t>
             </w:r>
             <w:r>
               <w:rPr>
@@ -2741,7 +2753,7 @@
               <w14:ligatures w14:val="standardContextual"/>
             </w:rPr>
           </w:pPr>
-          <w:hyperlink w:anchor="_Toc196159523" w:history="1">
+          <w:hyperlink w:anchor="_Toc196421976" w:history="1">
             <w:r>
               <w:rPr>
                 <w:rStyle w:val="Hyperlink"/>
@@ -2787,7 +2799,7 @@
                 <w:noProof/>
                 <w:webHidden/>
               </w:rPr>
-              <w:instrText xml:space="preserve"> PAGEREF _Toc196159523 \h </w:instrText>
+              <w:instrText xml:space="preserve"> PAGEREF _Toc196421976 \h </w:instrText>
             </w:r>
             <w:r>
               <w:rPr>
@@ -2807,7 +2819,7 @@
                 <w:noProof/>
                 <w:webHidden/>
               </w:rPr>
-              <w:t>15</w:t>
+              <w:t>14</w:t>
             </w:r>
             <w:r>
               <w:rPr>
@@ -2835,7 +2847,7 @@
               <w14:ligatures w14:val="standardContextual"/>
             </w:rPr>
           </w:pPr>
-          <w:hyperlink w:anchor="_Toc196159524" w:history="1">
+          <w:hyperlink w:anchor="_Toc196421977" w:history="1">
             <w:r>
               <w:rPr>
                 <w:rStyle w:val="Hyperlink"/>
@@ -2881,7 +2893,7 @@
                 <w:noProof/>
                 <w:webHidden/>
               </w:rPr>
-              <w:instrText xml:space="preserve"> PAGEREF _Toc196159524 \h </w:instrText>
+              <w:instrText xml:space="preserve"> PAGEREF _Toc196421977 \h </w:instrText>
             </w:r>
             <w:r>
               <w:rPr>
@@ -2901,7 +2913,7 @@
                 <w:noProof/>
                 <w:webHidden/>
               </w:rPr>
-              <w:t>16</w:t>
+              <w:t>15</w:t>
             </w:r>
             <w:r>
               <w:rPr>
@@ -2929,7 +2941,7 @@
               <w14:ligatures w14:val="standardContextual"/>
             </w:rPr>
           </w:pPr>
-          <w:hyperlink w:anchor="_Toc196159525" w:history="1">
+          <w:hyperlink w:anchor="_Toc196421978" w:history="1">
             <w:r>
               <w:rPr>
                 <w:rStyle w:val="Hyperlink"/>
@@ -2975,7 +2987,7 @@
                 <w:noProof/>
                 <w:webHidden/>
               </w:rPr>
-              <w:instrText xml:space="preserve"> PAGEREF _Toc196159525 \h </w:instrText>
+              <w:instrText xml:space="preserve"> PAGEREF _Toc196421978 \h </w:instrText>
             </w:r>
             <w:r>
               <w:rPr>
@@ -2995,7 +3007,7 @@
                 <w:noProof/>
                 <w:webHidden/>
               </w:rPr>
-              <w:t>19</w:t>
+              <w:t>18</w:t>
             </w:r>
             <w:r>
               <w:rPr>
@@ -3023,7 +3035,7 @@
               <w14:ligatures w14:val="standardContextual"/>
             </w:rPr>
           </w:pPr>
-          <w:hyperlink w:anchor="_Toc196159526" w:history="1">
+          <w:hyperlink w:anchor="_Toc196421979" w:history="1">
             <w:r>
               <w:rPr>
                 <w:rStyle w:val="Hyperlink"/>
@@ -3069,7 +3081,7 @@
                 <w:noProof/>
                 <w:webHidden/>
               </w:rPr>
-              <w:instrText xml:space="preserve"> PAGEREF _Toc196159526 \h </w:instrText>
+              <w:instrText xml:space="preserve"> PAGEREF _Toc196421979 \h </w:instrText>
             </w:r>
             <w:r>
               <w:rPr>
@@ -3089,7 +3101,7 @@
                 <w:noProof/>
                 <w:webHidden/>
               </w:rPr>
-              <w:t>19</w:t>
+              <w:t>18</w:t>
             </w:r>
             <w:r>
               <w:rPr>
@@ -3117,7 +3129,7 @@
               <w14:ligatures w14:val="standardContextual"/>
             </w:rPr>
           </w:pPr>
-          <w:hyperlink w:anchor="_Toc196159527" w:history="1">
+          <w:hyperlink w:anchor="_Toc196421980" w:history="1">
             <w:r>
               <w:rPr>
                 <w:rStyle w:val="Hyperlink"/>
@@ -3163,7 +3175,7 @@
                 <w:noProof/>
                 <w:webHidden/>
               </w:rPr>
-              <w:instrText xml:space="preserve"> PAGEREF _Toc196159527 \h </w:instrText>
+              <w:instrText xml:space="preserve"> PAGEREF _Toc196421980 \h </w:instrText>
             </w:r>
             <w:r>
               <w:rPr>
@@ -3183,7 +3195,7 @@
                 <w:noProof/>
                 <w:webHidden/>
               </w:rPr>
-              <w:t>19</w:t>
+              <w:t>18</w:t>
             </w:r>
             <w:r>
               <w:rPr>
@@ -3211,7 +3223,7 @@
               <w14:ligatures w14:val="standardContextual"/>
             </w:rPr>
           </w:pPr>
-          <w:hyperlink w:anchor="_Toc196159528" w:history="1">
+          <w:hyperlink w:anchor="_Toc196421981" w:history="1">
             <w:r>
               <w:rPr>
                 <w:rStyle w:val="Hyperlink"/>
@@ -3257,7 +3269,7 @@
                 <w:noProof/>
                 <w:webHidden/>
               </w:rPr>
-              <w:instrText xml:space="preserve"> PAGEREF _Toc196159528 \h </w:instrText>
+              <w:instrText xml:space="preserve"> PAGEREF _Toc196421981 \h </w:instrText>
             </w:r>
             <w:r>
               <w:rPr>
@@ -3277,7 +3289,7 @@
                 <w:noProof/>
                 <w:webHidden/>
               </w:rPr>
-              <w:t>19</w:t>
+              <w:t>18</w:t>
             </w:r>
             <w:r>
               <w:rPr>
@@ -3305,7 +3317,7 @@
               <w14:ligatures w14:val="standardContextual"/>
             </w:rPr>
           </w:pPr>
-          <w:hyperlink w:anchor="_Toc196159529" w:history="1">
+          <w:hyperlink w:anchor="_Toc196421982" w:history="1">
             <w:r>
               <w:rPr>
                 <w:rStyle w:val="Hyperlink"/>
@@ -3351,7 +3363,7 @@
                 <w:noProof/>
                 <w:webHidden/>
               </w:rPr>
-              <w:instrText xml:space="preserve"> PAGEREF _Toc196159529 \h </w:instrText>
+              <w:instrText xml:space="preserve"> PAGEREF _Toc196421982 \h </w:instrText>
             </w:r>
             <w:r>
               <w:rPr>
@@ -3371,7 +3383,7 @@
                 <w:noProof/>
                 <w:webHidden/>
               </w:rPr>
-              <w:t>20</w:t>
+              <w:t>19</w:t>
             </w:r>
             <w:r>
               <w:rPr>
@@ -3399,7 +3411,7 @@
               <w14:ligatures w14:val="standardContextual"/>
             </w:rPr>
           </w:pPr>
-          <w:hyperlink w:anchor="_Toc196159530" w:history="1">
+          <w:hyperlink w:anchor="_Toc196421983" w:history="1">
             <w:r>
               <w:rPr>
                 <w:rStyle w:val="Hyperlink"/>
@@ -3445,7 +3457,7 @@
                 <w:noProof/>
                 <w:webHidden/>
               </w:rPr>
-              <w:instrText xml:space="preserve"> PAGEREF _Toc196159530 \h </w:instrText>
+              <w:instrText xml:space="preserve"> PAGEREF _Toc196421983 \h </w:instrText>
             </w:r>
             <w:r>
               <w:rPr>
@@ -3493,7 +3505,7 @@
               <w14:ligatures w14:val="standardContextual"/>
             </w:rPr>
           </w:pPr>
-          <w:hyperlink w:anchor="_Toc196159531" w:history="1">
+          <w:hyperlink w:anchor="_Toc196421984" w:history="1">
             <w:r>
               <w:rPr>
                 <w:rStyle w:val="Hyperlink"/>
@@ -3539,7 +3551,7 @@
                 <w:noProof/>
                 <w:webHidden/>
               </w:rPr>
-              <w:instrText xml:space="preserve"> PAGEREF _Toc196159531 \h </w:instrText>
+              <w:instrText xml:space="preserve"> PAGEREF _Toc196421984 \h </w:instrText>
             </w:r>
             <w:r>
               <w:rPr>
@@ -3559,7 +3571,7 @@
                 <w:noProof/>
                 <w:webHidden/>
               </w:rPr>
-              <w:t>21</w:t>
+              <w:t>20</w:t>
             </w:r>
             <w:r>
               <w:rPr>
@@ -3587,7 +3599,7 @@
               <w14:ligatures w14:val="standardContextual"/>
             </w:rPr>
           </w:pPr>
-          <w:hyperlink w:anchor="_Toc196159532" w:history="1">
+          <w:hyperlink w:anchor="_Toc196421985" w:history="1">
             <w:r>
               <w:rPr>
                 <w:rStyle w:val="Hyperlink"/>
@@ -3633,7 +3645,7 @@
                 <w:noProof/>
                 <w:webHidden/>
               </w:rPr>
-              <w:instrText xml:space="preserve"> PAGEREF _Toc196159532 \h </w:instrText>
+              <w:instrText xml:space="preserve"> PAGEREF _Toc196421985 \h </w:instrText>
             </w:r>
             <w:r>
               <w:rPr>
@@ -3681,7 +3693,7 @@
               <w14:ligatures w14:val="standardContextual"/>
             </w:rPr>
           </w:pPr>
-          <w:hyperlink w:anchor="_Toc196159533" w:history="1">
+          <w:hyperlink w:anchor="_Toc196421986" w:history="1">
             <w:r>
               <w:rPr>
                 <w:rStyle w:val="Hyperlink"/>
@@ -3727,7 +3739,7 @@
                 <w:noProof/>
                 <w:webHidden/>
               </w:rPr>
-              <w:instrText xml:space="preserve"> PAGEREF _Toc196159533 \h </w:instrText>
+              <w:instrText xml:space="preserve"> PAGEREF _Toc196421986 \h </w:instrText>
             </w:r>
             <w:r>
               <w:rPr>
@@ -3747,7 +3759,7 @@
                 <w:noProof/>
                 <w:webHidden/>
               </w:rPr>
-              <w:t>23</w:t>
+              <w:t>22</w:t>
             </w:r>
             <w:r>
               <w:rPr>
@@ -3775,7 +3787,7 @@
               <w14:ligatures w14:val="standardContextual"/>
             </w:rPr>
           </w:pPr>
-          <w:hyperlink w:anchor="_Toc196159534" w:history="1">
+          <w:hyperlink w:anchor="_Toc196421987" w:history="1">
             <w:r>
               <w:rPr>
                 <w:rStyle w:val="Hyperlink"/>
@@ -3821,7 +3833,7 @@
                 <w:noProof/>
                 <w:webHidden/>
               </w:rPr>
-              <w:instrText xml:space="preserve"> PAGEREF _Toc196159534 \h </w:instrText>
+              <w:instrText xml:space="preserve"> PAGEREF _Toc196421987 \h </w:instrText>
             </w:r>
             <w:r>
               <w:rPr>
@@ -3841,7 +3853,7 @@
                 <w:noProof/>
                 <w:webHidden/>
               </w:rPr>
-              <w:t>23</w:t>
+              <w:t>22</w:t>
             </w:r>
             <w:r>
               <w:rPr>
@@ -3869,7 +3881,7 @@
               <w14:ligatures w14:val="standardContextual"/>
             </w:rPr>
           </w:pPr>
-          <w:hyperlink w:anchor="_Toc196159535" w:history="1">
+          <w:hyperlink w:anchor="_Toc196421988" w:history="1">
             <w:r>
               <w:rPr>
                 <w:rStyle w:val="Hyperlink"/>
@@ -3915,7 +3927,7 @@
                 <w:noProof/>
                 <w:webHidden/>
               </w:rPr>
-              <w:instrText xml:space="preserve"> PAGEREF _Toc196159535 \h </w:instrText>
+              <w:instrText xml:space="preserve"> PAGEREF _Toc196421988 \h </w:instrText>
             </w:r>
             <w:r>
               <w:rPr>
@@ -3963,7 +3975,7 @@
               <w14:ligatures w14:val="standardContextual"/>
             </w:rPr>
           </w:pPr>
-          <w:hyperlink w:anchor="_Toc196159536" w:history="1">
+          <w:hyperlink w:anchor="_Toc196421989" w:history="1">
             <w:r>
               <w:rPr>
                 <w:rStyle w:val="Hyperlink"/>
@@ -4009,7 +4021,7 @@
                 <w:noProof/>
                 <w:webHidden/>
               </w:rPr>
-              <w:instrText xml:space="preserve"> PAGEREF _Toc196159536 \h </w:instrText>
+              <w:instrText xml:space="preserve"> PAGEREF _Toc196421989 \h </w:instrText>
             </w:r>
             <w:r>
               <w:rPr>
@@ -4029,7 +4041,7 @@
                 <w:noProof/>
                 <w:webHidden/>
               </w:rPr>
-              <w:t>24</w:t>
+              <w:t>23</w:t>
             </w:r>
             <w:r>
               <w:rPr>
@@ -4057,7 +4069,7 @@
               <w14:ligatures w14:val="standardContextual"/>
             </w:rPr>
           </w:pPr>
-          <w:hyperlink w:anchor="_Toc196159537" w:history="1">
+          <w:hyperlink w:anchor="_Toc196421990" w:history="1">
             <w:r>
               <w:rPr>
                 <w:rStyle w:val="Hyperlink"/>
@@ -4103,7 +4115,7 @@
                 <w:noProof/>
                 <w:webHidden/>
               </w:rPr>
-              <w:instrText xml:space="preserve"> PAGEREF _Toc196159537 \h </w:instrText>
+              <w:instrText xml:space="preserve"> PAGEREF _Toc196421990 \h </w:instrText>
             </w:r>
             <w:r>
               <w:rPr>
@@ -4151,7 +4163,7 @@
               <w14:ligatures w14:val="standardContextual"/>
             </w:rPr>
           </w:pPr>
-          <w:hyperlink w:anchor="_Toc196159538" w:history="1">
+          <w:hyperlink w:anchor="_Toc196421991" w:history="1">
             <w:r>
               <w:rPr>
                 <w:rStyle w:val="Hyperlink"/>
@@ -4197,7 +4209,7 @@
                 <w:noProof/>
                 <w:webHidden/>
               </w:rPr>
-              <w:instrText xml:space="preserve"> PAGEREF _Toc196159538 \h </w:instrText>
+              <w:instrText xml:space="preserve"> PAGEREF _Toc196421991 \h </w:instrText>
             </w:r>
             <w:r>
               <w:rPr>
@@ -4245,7 +4257,7 @@
               <w14:ligatures w14:val="standardContextual"/>
             </w:rPr>
           </w:pPr>
-          <w:hyperlink w:anchor="_Toc196159539" w:history="1">
+          <w:hyperlink w:anchor="_Toc196421992" w:history="1">
             <w:r>
               <w:rPr>
                 <w:rStyle w:val="Hyperlink"/>
@@ -4291,7 +4303,7 @@
                 <w:noProof/>
                 <w:webHidden/>
               </w:rPr>
-              <w:instrText xml:space="preserve"> PAGEREF _Toc196159539 \h </w:instrText>
+              <w:instrText xml:space="preserve"> PAGEREF _Toc196421992 \h </w:instrText>
             </w:r>
             <w:r>
               <w:rPr>
@@ -4339,7 +4351,7 @@
               <w14:ligatures w14:val="standardContextual"/>
             </w:rPr>
           </w:pPr>
-          <w:hyperlink w:anchor="_Toc196159540" w:history="1">
+          <w:hyperlink w:anchor="_Toc196421993" w:history="1">
             <w:r>
               <w:rPr>
                 <w:rStyle w:val="Hyperlink"/>
@@ -4385,7 +4397,7 @@
                 <w:noProof/>
                 <w:webHidden/>
               </w:rPr>
-              <w:instrText xml:space="preserve"> PAGEREF _Toc196159540 \h </w:instrText>
+              <w:instrText xml:space="preserve"> PAGEREF _Toc196421993 \h </w:instrText>
             </w:r>
             <w:r>
               <w:rPr>
@@ -4433,7 +4445,7 @@
               <w14:ligatures w14:val="standardContextual"/>
             </w:rPr>
           </w:pPr>
-          <w:hyperlink w:anchor="_Toc196159541" w:history="1">
+          <w:hyperlink w:anchor="_Toc196421994" w:history="1">
             <w:r>
               <w:rPr>
                 <w:rStyle w:val="Hyperlink"/>
@@ -4479,7 +4491,7 @@
                 <w:noProof/>
                 <w:webHidden/>
               </w:rPr>
-              <w:instrText xml:space="preserve"> PAGEREF _Toc196159541 \h </w:instrText>
+              <w:instrText xml:space="preserve"> PAGEREF _Toc196421994 \h </w:instrText>
             </w:r>
             <w:r>
               <w:rPr>
@@ -4527,7 +4539,7 @@
               <w14:ligatures w14:val="standardContextual"/>
             </w:rPr>
           </w:pPr>
-          <w:hyperlink w:anchor="_Toc196159542" w:history="1">
+          <w:hyperlink w:anchor="_Toc196421995" w:history="1">
             <w:r>
               <w:rPr>
                 <w:rStyle w:val="Hyperlink"/>
@@ -4573,7 +4585,7 @@
                 <w:noProof/>
                 <w:webHidden/>
               </w:rPr>
-              <w:instrText xml:space="preserve"> PAGEREF _Toc196159542 \h </w:instrText>
+              <w:instrText xml:space="preserve"> PAGEREF _Toc196421995 \h </w:instrText>
             </w:r>
             <w:r>
               <w:rPr>
@@ -4621,7 +4633,7 @@
               <w14:ligatures w14:val="standardContextual"/>
             </w:rPr>
           </w:pPr>
-          <w:hyperlink w:anchor="_Toc196159543" w:history="1">
+          <w:hyperlink w:anchor="_Toc196421996" w:history="1">
             <w:r>
               <w:rPr>
                 <w:rStyle w:val="Hyperlink"/>
@@ -4667,7 +4679,7 @@
                 <w:noProof/>
                 <w:webHidden/>
               </w:rPr>
-              <w:instrText xml:space="preserve"> PAGEREF _Toc196159543 \h </w:instrText>
+              <w:instrText xml:space="preserve"> PAGEREF _Toc196421996 \h </w:instrText>
             </w:r>
             <w:r>
               <w:rPr>
@@ -4715,7 +4727,7 @@
               <w14:ligatures w14:val="standardContextual"/>
             </w:rPr>
           </w:pPr>
-          <w:hyperlink w:anchor="_Toc196159544" w:history="1">
+          <w:hyperlink w:anchor="_Toc196421997" w:history="1">
             <w:r>
               <w:rPr>
                 <w:rStyle w:val="Hyperlink"/>
@@ -4761,7 +4773,7 @@
                 <w:noProof/>
                 <w:webHidden/>
               </w:rPr>
-              <w:instrText xml:space="preserve"> PAGEREF _Toc196159544 \h </w:instrText>
+              <w:instrText xml:space="preserve"> PAGEREF _Toc196421997 \h </w:instrText>
             </w:r>
             <w:r>
               <w:rPr>
@@ -4809,7 +4821,7 @@
               <w14:ligatures w14:val="standardContextual"/>
             </w:rPr>
           </w:pPr>
-          <w:hyperlink w:anchor="_Toc196159545" w:history="1">
+          <w:hyperlink w:anchor="_Toc196421998" w:history="1">
             <w:r>
               <w:rPr>
                 <w:rStyle w:val="Hyperlink"/>
@@ -4855,7 +4867,7 @@
                 <w:noProof/>
                 <w:webHidden/>
               </w:rPr>
-              <w:instrText xml:space="preserve"> PAGEREF _Toc196159545 \h </w:instrText>
+              <w:instrText xml:space="preserve"> PAGEREF _Toc196421998 \h </w:instrText>
             </w:r>
             <w:r>
               <w:rPr>
@@ -4903,7 +4915,7 @@
               <w14:ligatures w14:val="standardContextual"/>
             </w:rPr>
           </w:pPr>
-          <w:hyperlink w:anchor="_Toc196159546" w:history="1">
+          <w:hyperlink w:anchor="_Toc196421999" w:history="1">
             <w:r>
               <w:rPr>
                 <w:rStyle w:val="Hyperlink"/>
@@ -4949,7 +4961,7 @@
                 <w:noProof/>
                 <w:webHidden/>
               </w:rPr>
-              <w:instrText xml:space="preserve"> PAGEREF _Toc196159546 \h </w:instrText>
+              <w:instrText xml:space="preserve"> PAGEREF _Toc196421999 \h </w:instrText>
             </w:r>
             <w:r>
               <w:rPr>
@@ -4997,7 +5009,7 @@
               <w14:ligatures w14:val="standardContextual"/>
             </w:rPr>
           </w:pPr>
-          <w:hyperlink w:anchor="_Toc196159547" w:history="1">
+          <w:hyperlink w:anchor="_Toc196422000" w:history="1">
             <w:r>
               <w:rPr>
                 <w:rStyle w:val="Hyperlink"/>
@@ -5043,7 +5055,7 @@
                 <w:noProof/>
                 <w:webHidden/>
               </w:rPr>
-              <w:instrText xml:space="preserve"> PAGEREF _Toc196159547 \h </w:instrText>
+              <w:instrText xml:space="preserve"> PAGEREF _Toc196422000 \h </w:instrText>
             </w:r>
             <w:r>
               <w:rPr>
@@ -5091,7 +5103,7 @@
               <w14:ligatures w14:val="standardContextual"/>
             </w:rPr>
           </w:pPr>
-          <w:hyperlink w:anchor="_Toc196159548" w:history="1">
+          <w:hyperlink w:anchor="_Toc196422001" w:history="1">
             <w:r>
               <w:rPr>
                 <w:rStyle w:val="Hyperlink"/>
@@ -5137,7 +5149,7 @@
                 <w:noProof/>
                 <w:webHidden/>
               </w:rPr>
-              <w:instrText xml:space="preserve"> PAGEREF _Toc196159548 \h </w:instrText>
+              <w:instrText xml:space="preserve"> PAGEREF _Toc196422001 \h </w:instrText>
             </w:r>
             <w:r>
               <w:rPr>
@@ -5185,7 +5197,7 @@
               <w14:ligatures w14:val="standardContextual"/>
             </w:rPr>
           </w:pPr>
-          <w:hyperlink w:anchor="_Toc196159549" w:history="1">
+          <w:hyperlink w:anchor="_Toc196422002" w:history="1">
             <w:r>
               <w:rPr>
                 <w:rStyle w:val="Hyperlink"/>
@@ -5231,7 +5243,7 @@
                 <w:noProof/>
                 <w:webHidden/>
               </w:rPr>
-              <w:instrText xml:space="preserve"> PAGEREF _Toc196159549 \h </w:instrText>
+              <w:instrText xml:space="preserve"> PAGEREF _Toc196422002 \h </w:instrText>
             </w:r>
             <w:r>
               <w:rPr>
@@ -5279,7 +5291,7 @@
               <w14:ligatures w14:val="standardContextual"/>
             </w:rPr>
           </w:pPr>
-          <w:hyperlink w:anchor="_Toc196159550" w:history="1">
+          <w:hyperlink w:anchor="_Toc196422003" w:history="1">
             <w:r>
               <w:rPr>
                 <w:rStyle w:val="Hyperlink"/>
@@ -5325,7 +5337,7 @@
                 <w:noProof/>
                 <w:webHidden/>
               </w:rPr>
-              <w:instrText xml:space="preserve"> PAGEREF _Toc196159550 \h </w:instrText>
+              <w:instrText xml:space="preserve"> PAGEREF _Toc196422003 \h </w:instrText>
             </w:r>
             <w:r>
               <w:rPr>
@@ -5373,7 +5385,7 @@
               <w14:ligatures w14:val="standardContextual"/>
             </w:rPr>
           </w:pPr>
-          <w:hyperlink w:anchor="_Toc196159551" w:history="1">
+          <w:hyperlink w:anchor="_Toc196422004" w:history="1">
             <w:r>
               <w:rPr>
                 <w:rStyle w:val="Hyperlink"/>
@@ -5419,7 +5431,7 @@
                 <w:noProof/>
                 <w:webHidden/>
               </w:rPr>
-              <w:instrText xml:space="preserve"> PAGEREF _Toc196159551 \h </w:instrText>
+              <w:instrText xml:space="preserve"> PAGEREF _Toc196422004 \h </w:instrText>
             </w:r>
             <w:r>
               <w:rPr>
@@ -5467,7 +5479,7 @@
               <w14:ligatures w14:val="standardContextual"/>
             </w:rPr>
           </w:pPr>
-          <w:hyperlink w:anchor="_Toc196159552" w:history="1">
+          <w:hyperlink w:anchor="_Toc196422005" w:history="1">
             <w:r>
               <w:rPr>
                 <w:rStyle w:val="Hyperlink"/>
@@ -5513,7 +5525,7 @@
                 <w:noProof/>
                 <w:webHidden/>
               </w:rPr>
-              <w:instrText xml:space="preserve"> PAGEREF _Toc196159552 \h </w:instrText>
+              <w:instrText xml:space="preserve"> PAGEREF _Toc196422005 \h </w:instrText>
             </w:r>
             <w:r>
               <w:rPr>
@@ -5561,7 +5573,7 @@
               <w14:ligatures w14:val="standardContextual"/>
             </w:rPr>
           </w:pPr>
-          <w:hyperlink w:anchor="_Toc196159553" w:history="1">
+          <w:hyperlink w:anchor="_Toc196422006" w:history="1">
             <w:r>
               <w:rPr>
                 <w:rStyle w:val="Hyperlink"/>
@@ -5607,7 +5619,7 @@
                 <w:noProof/>
                 <w:webHidden/>
               </w:rPr>
-              <w:instrText xml:space="preserve"> PAGEREF _Toc196159553 \h </w:instrText>
+              <w:instrText xml:space="preserve"> PAGEREF _Toc196422006 \h </w:instrText>
             </w:r>
             <w:r>
               <w:rPr>
@@ -5655,7 +5667,7 @@
               <w14:ligatures w14:val="standardContextual"/>
             </w:rPr>
           </w:pPr>
-          <w:hyperlink w:anchor="_Toc196159554" w:history="1">
+          <w:hyperlink w:anchor="_Toc196422007" w:history="1">
             <w:r>
               <w:rPr>
                 <w:rStyle w:val="Hyperlink"/>
@@ -5701,7 +5713,7 @@
                 <w:noProof/>
                 <w:webHidden/>
               </w:rPr>
-              <w:instrText xml:space="preserve"> PAGEREF _Toc196159554 \h </w:instrText>
+              <w:instrText xml:space="preserve"> PAGEREF _Toc196422007 \h </w:instrText>
             </w:r>
             <w:r>
               <w:rPr>
@@ -5748,7 +5760,7 @@
               <w14:ligatures w14:val="standardContextual"/>
             </w:rPr>
           </w:pPr>
-          <w:hyperlink w:anchor="_Toc196159555" w:history="1">
+          <w:hyperlink w:anchor="_Toc196422008" w:history="1">
             <w:r>
               <w:rPr>
                 <w:rStyle w:val="Hyperlink"/>
@@ -5775,7 +5787,7 @@
                 <w:noProof/>
                 <w:webHidden/>
               </w:rPr>
-              <w:instrText xml:space="preserve"> PAGEREF _Toc196159555 \h </w:instrText>
+              <w:instrText xml:space="preserve"> PAGEREF _Toc196422008 \h </w:instrText>
             </w:r>
             <w:r>
               <w:rPr>
@@ -5822,13 +5834,13 @@
               <w14:ligatures w14:val="standardContextual"/>
             </w:rPr>
           </w:pPr>
-          <w:hyperlink w:anchor="_Toc196159556" w:history="1">
+          <w:hyperlink w:anchor="_Toc196422009" w:history="1">
             <w:r>
               <w:rPr>
                 <w:rStyle w:val="Hyperlink"/>
                 <w:noProof/>
               </w:rPr>
-              <w:t>Appendix A</w:t>
+              <w:t>Appendix – Interesting but not vital material</w:t>
             </w:r>
             <w:r>
               <w:rPr>
@@ -5849,7 +5861,7 @@
                 <w:noProof/>
                 <w:webHidden/>
               </w:rPr>
-              <w:instrText xml:space="preserve"> PAGEREF _Toc196159556 \h </w:instrText>
+              <w:instrText xml:space="preserve"> PAGEREF _Toc196422009 \h </w:instrText>
             </w:r>
             <w:r>
               <w:rPr>
@@ -5870,80 +5882,6 @@
                 <w:webHidden/>
               </w:rPr>
               <w:t>40</w:t>
-            </w:r>
-            <w:r>
-              <w:rPr>
-                <w:noProof/>
-                <w:webHidden/>
-              </w:rPr>
-              <w:fldChar w:fldCharType="end"/>
-            </w:r>
-          </w:hyperlink>
-        </w:p>
-        <w:p>
-          <w:pPr>
-            <w:pStyle w:val="TOC1"/>
-            <w:tabs>
-              <w:tab w:val="right" w:leader="dot" w:pos="9016"/>
-            </w:tabs>
-            <w:rPr>
-              <w:rFonts w:eastAsiaTheme="minorEastAsia"/>
-              <w:noProof/>
-              <w:kern w:val="2"/>
-              <w:sz w:val="24"/>
-              <w:szCs w:val="24"/>
-              <w:lang w:eastAsia="en-GB"/>
-              <w14:ligatures w14:val="standardContextual"/>
-            </w:rPr>
-          </w:pPr>
-          <w:hyperlink w:anchor="_Toc196159557" w:history="1">
-            <w:r>
-              <w:rPr>
-                <w:rStyle w:val="Hyperlink"/>
-                <w:noProof/>
-              </w:rPr>
-              <w:t>Appendix B</w:t>
-            </w:r>
-            <w:r>
-              <w:rPr>
-                <w:noProof/>
-                <w:webHidden/>
-              </w:rPr>
-              <w:tab/>
-            </w:r>
-            <w:r>
-              <w:rPr>
-                <w:noProof/>
-                <w:webHidden/>
-              </w:rPr>
-              <w:fldChar w:fldCharType="begin"/>
-            </w:r>
-            <w:r>
-              <w:rPr>
-                <w:noProof/>
-                <w:webHidden/>
-              </w:rPr>
-              <w:instrText xml:space="preserve"> PAGEREF _Toc196159557 \h </w:instrText>
-            </w:r>
-            <w:r>
-              <w:rPr>
-                <w:noProof/>
-                <w:webHidden/>
-              </w:rPr>
-            </w:r>
-            <w:r>
-              <w:rPr>
-                <w:noProof/>
-                <w:webHidden/>
-              </w:rPr>
-              <w:fldChar w:fldCharType="separate"/>
-            </w:r>
-            <w:r>
-              <w:rPr>
-                <w:noProof/>
-                <w:webHidden/>
-              </w:rPr>
-              <w:t>41</w:t>
             </w:r>
             <w:r>
               <w:rPr>
@@ -6029,57 +5967,12 @@
     </w:p>
     <w:p>
       <w:pPr>
-        <w:rPr>
-          <w:b/>
-          <w:bCs/>
+        <w:pStyle w:val="UnnumberedHeading1"/>
+        <w:rPr>
           <w:noProof/>
         </w:rPr>
       </w:pPr>
-    </w:p>
-    <w:p>
-      <w:pPr>
-        <w:rPr>
-          <w:b/>
-          <w:bCs/>
-          <w:noProof/>
-        </w:rPr>
-      </w:pPr>
-    </w:p>
-    <w:p>
-      <w:pPr>
-        <w:rPr>
-          <w:b/>
-          <w:bCs/>
-          <w:noProof/>
-        </w:rPr>
-      </w:pPr>
-    </w:p>
-    <w:p>
-      <w:pPr>
-        <w:rPr>
-          <w:b/>
-          <w:bCs/>
-          <w:noProof/>
-        </w:rPr>
-      </w:pPr>
-    </w:p>
-    <w:p>
-      <w:pPr>
-        <w:rPr>
-          <w:b/>
-          <w:bCs/>
-          <w:noProof/>
-        </w:rPr>
-      </w:pPr>
-    </w:p>
-    <w:p>
-      <w:pPr>
-        <w:pStyle w:val="UnnumberedHeading1"/>
-        <w:rPr>
-          <w:noProof/>
-        </w:rPr>
-      </w:pPr>
-      <w:bookmarkStart w:id="2" w:name="_Toc196159498"/>
+      <w:bookmarkStart w:id="2" w:name="_Toc196421951"/>
       <w:r>
         <w:rPr>
           <w:noProof/>
@@ -6096,7 +5989,13 @@
           <w:tab w:val="right" w:leader="dot" w:pos="9016"/>
         </w:tabs>
         <w:rPr>
+          <w:rFonts w:eastAsiaTheme="minorEastAsia"/>
           <w:noProof/>
+          <w:kern w:val="2"/>
+          <w:sz w:val="24"/>
+          <w:szCs w:val="24"/>
+          <w:lang w:eastAsia="en-GB"/>
+          <w14:ligatures w14:val="standardContextual"/>
         </w:rPr>
       </w:pPr>
       <w:r>
@@ -6108,7 +6007,7 @@
       <w:r>
         <w:fldChar w:fldCharType="separate"/>
       </w:r>
-      <w:hyperlink w:anchor="_Toc196138586" w:history="1">
+      <w:hyperlink w:anchor="_Toc196416246" w:history="1">
         <w:r>
           <w:rPr>
             <w:rStyle w:val="Hyperlink"/>
@@ -6135,7 +6034,7 @@
             <w:noProof/>
             <w:webHidden/>
           </w:rPr>
-          <w:instrText xml:space="preserve"> PAGEREF _Toc196138586 \h </w:instrText>
+          <w:instrText xml:space="preserve"> PAGEREF _Toc196416246 \h </w:instrText>
         </w:r>
         <w:r>
           <w:rPr>
@@ -6155,7 +6054,7 @@
             <w:noProof/>
             <w:webHidden/>
           </w:rPr>
-          <w:t>10</w:t>
+          <w:t>12</w:t>
         </w:r>
         <w:r>
           <w:rPr>
@@ -6173,10 +6072,16 @@
           <w:tab w:val="right" w:leader="dot" w:pos="9016"/>
         </w:tabs>
         <w:rPr>
+          <w:rFonts w:eastAsiaTheme="minorEastAsia"/>
           <w:noProof/>
-        </w:rPr>
-      </w:pPr>
-      <w:hyperlink w:anchor="_Toc196138587" w:history="1">
+          <w:kern w:val="2"/>
+          <w:sz w:val="24"/>
+          <w:szCs w:val="24"/>
+          <w:lang w:eastAsia="en-GB"/>
+          <w14:ligatures w14:val="standardContextual"/>
+        </w:rPr>
+      </w:pPr>
+      <w:hyperlink w:anchor="_Toc196416247" w:history="1">
         <w:r>
           <w:rPr>
             <w:rStyle w:val="Hyperlink"/>
@@ -6203,7 +6108,7 @@
             <w:noProof/>
             <w:webHidden/>
           </w:rPr>
-          <w:instrText xml:space="preserve"> PAGEREF _Toc196138587 \h </w:instrText>
+          <w:instrText xml:space="preserve"> PAGEREF _Toc196416247 \h </w:instrText>
         </w:r>
         <w:r>
           <w:rPr>
@@ -6223,7 +6128,7 @@
             <w:noProof/>
             <w:webHidden/>
           </w:rPr>
-          <w:t>14</w:t>
+          <w:t>16</w:t>
         </w:r>
         <w:r>
           <w:rPr>
@@ -6241,10 +6146,16 @@
           <w:tab w:val="right" w:leader="dot" w:pos="9016"/>
         </w:tabs>
         <w:rPr>
+          <w:rFonts w:eastAsiaTheme="minorEastAsia"/>
           <w:noProof/>
-        </w:rPr>
-      </w:pPr>
-      <w:hyperlink w:anchor="_Toc196138588" w:history="1">
+          <w:kern w:val="2"/>
+          <w:sz w:val="24"/>
+          <w:szCs w:val="24"/>
+          <w:lang w:eastAsia="en-GB"/>
+          <w14:ligatures w14:val="standardContextual"/>
+        </w:rPr>
+      </w:pPr>
+      <w:hyperlink w:anchor="_Toc196416248" w:history="1">
         <w:r>
           <w:rPr>
             <w:rStyle w:val="Hyperlink"/>
@@ -6271,7 +6182,7 @@
             <w:noProof/>
             <w:webHidden/>
           </w:rPr>
-          <w:instrText xml:space="preserve"> PAGEREF _Toc196138588 \h </w:instrText>
+          <w:instrText xml:space="preserve"> PAGEREF _Toc196416248 \h </w:instrText>
         </w:r>
         <w:r>
           <w:rPr>
@@ -6291,7 +6202,7 @@
             <w:noProof/>
             <w:webHidden/>
           </w:rPr>
-          <w:t>14</w:t>
+          <w:t>16</w:t>
         </w:r>
         <w:r>
           <w:rPr>
@@ -6309,10 +6220,16 @@
           <w:tab w:val="right" w:leader="dot" w:pos="9016"/>
         </w:tabs>
         <w:rPr>
+          <w:rFonts w:eastAsiaTheme="minorEastAsia"/>
           <w:noProof/>
-        </w:rPr>
-      </w:pPr>
-      <w:hyperlink w:anchor="_Toc196138589" w:history="1">
+          <w:kern w:val="2"/>
+          <w:sz w:val="24"/>
+          <w:szCs w:val="24"/>
+          <w:lang w:eastAsia="en-GB"/>
+          <w14:ligatures w14:val="standardContextual"/>
+        </w:rPr>
+      </w:pPr>
+      <w:hyperlink w:anchor="_Toc196416249" w:history="1">
         <w:r>
           <w:rPr>
             <w:rStyle w:val="Hyperlink"/>
@@ -6339,7 +6256,7 @@
             <w:noProof/>
             <w:webHidden/>
           </w:rPr>
-          <w:instrText xml:space="preserve"> PAGEREF _Toc196138589 \h </w:instrText>
+          <w:instrText xml:space="preserve"> PAGEREF _Toc196416249 \h </w:instrText>
         </w:r>
         <w:r>
           <w:rPr>
@@ -6359,7 +6276,7 @@
             <w:noProof/>
             <w:webHidden/>
           </w:rPr>
-          <w:t>15</w:t>
+          <w:t>17</w:t>
         </w:r>
         <w:r>
           <w:rPr>
@@ -6377,10 +6294,16 @@
           <w:tab w:val="right" w:leader="dot" w:pos="9016"/>
         </w:tabs>
         <w:rPr>
+          <w:rFonts w:eastAsiaTheme="minorEastAsia"/>
           <w:noProof/>
-        </w:rPr>
-      </w:pPr>
-      <w:hyperlink w:anchor="_Toc196138590" w:history="1">
+          <w:kern w:val="2"/>
+          <w:sz w:val="24"/>
+          <w:szCs w:val="24"/>
+          <w:lang w:eastAsia="en-GB"/>
+          <w14:ligatures w14:val="standardContextual"/>
+        </w:rPr>
+      </w:pPr>
+      <w:hyperlink w:anchor="_Toc196416250" w:history="1">
         <w:r>
           <w:rPr>
             <w:rStyle w:val="Hyperlink"/>
@@ -6407,7 +6330,7 @@
             <w:noProof/>
             <w:webHidden/>
           </w:rPr>
-          <w:instrText xml:space="preserve"> PAGEREF _Toc196138590 \h </w:instrText>
+          <w:instrText xml:space="preserve"> PAGEREF _Toc196416250 \h </w:instrText>
         </w:r>
         <w:r>
           <w:rPr>
@@ -6427,7 +6350,7 @@
             <w:noProof/>
             <w:webHidden/>
           </w:rPr>
-          <w:t>15</w:t>
+          <w:t>17</w:t>
         </w:r>
         <w:r>
           <w:rPr>
@@ -6445,10 +6368,16 @@
           <w:tab w:val="right" w:leader="dot" w:pos="9016"/>
         </w:tabs>
         <w:rPr>
+          <w:rFonts w:eastAsiaTheme="minorEastAsia"/>
           <w:noProof/>
-        </w:rPr>
-      </w:pPr>
-      <w:hyperlink w:anchor="_Toc196138591" w:history="1">
+          <w:kern w:val="2"/>
+          <w:sz w:val="24"/>
+          <w:szCs w:val="24"/>
+          <w:lang w:eastAsia="en-GB"/>
+          <w14:ligatures w14:val="standardContextual"/>
+        </w:rPr>
+      </w:pPr>
+      <w:hyperlink w:anchor="_Toc196416251" w:history="1">
         <w:r>
           <w:rPr>
             <w:rStyle w:val="Hyperlink"/>
@@ -6475,7 +6404,7 @@
             <w:noProof/>
             <w:webHidden/>
           </w:rPr>
-          <w:instrText xml:space="preserve"> PAGEREF _Toc196138591 \h </w:instrText>
+          <w:instrText xml:space="preserve"> PAGEREF _Toc196416251 \h </w:instrText>
         </w:r>
         <w:r>
           <w:rPr>
@@ -6495,7 +6424,7 @@
             <w:noProof/>
             <w:webHidden/>
           </w:rPr>
-          <w:t>16</w:t>
+          <w:t>18</w:t>
         </w:r>
         <w:r>
           <w:rPr>
@@ -6513,10 +6442,16 @@
           <w:tab w:val="right" w:leader="dot" w:pos="9016"/>
         </w:tabs>
         <w:rPr>
+          <w:rFonts w:eastAsiaTheme="minorEastAsia"/>
           <w:noProof/>
-        </w:rPr>
-      </w:pPr>
-      <w:hyperlink w:anchor="_Toc196138592" w:history="1">
+          <w:kern w:val="2"/>
+          <w:sz w:val="24"/>
+          <w:szCs w:val="24"/>
+          <w:lang w:eastAsia="en-GB"/>
+          <w14:ligatures w14:val="standardContextual"/>
+        </w:rPr>
+      </w:pPr>
+      <w:hyperlink w:anchor="_Toc196416252" w:history="1">
         <w:r>
           <w:rPr>
             <w:rStyle w:val="Hyperlink"/>
@@ -6543,7 +6478,7 @@
             <w:noProof/>
             <w:webHidden/>
           </w:rPr>
-          <w:instrText xml:space="preserve"> PAGEREF _Toc196138592 \h </w:instrText>
+          <w:instrText xml:space="preserve"> PAGEREF _Toc196416252 \h </w:instrText>
         </w:r>
         <w:r>
           <w:rPr>
@@ -6563,7 +6498,7 @@
             <w:noProof/>
             <w:webHidden/>
           </w:rPr>
-          <w:t>16</w:t>
+          <w:t>18</w:t>
         </w:r>
         <w:r>
           <w:rPr>
@@ -6581,10 +6516,16 @@
           <w:tab w:val="right" w:leader="dot" w:pos="9016"/>
         </w:tabs>
         <w:rPr>
+          <w:rFonts w:eastAsiaTheme="minorEastAsia"/>
           <w:noProof/>
-        </w:rPr>
-      </w:pPr>
-      <w:hyperlink w:anchor="_Toc196138593" w:history="1">
+          <w:kern w:val="2"/>
+          <w:sz w:val="24"/>
+          <w:szCs w:val="24"/>
+          <w:lang w:eastAsia="en-GB"/>
+          <w14:ligatures w14:val="standardContextual"/>
+        </w:rPr>
+      </w:pPr>
+      <w:hyperlink w:anchor="_Toc196416253" w:history="1">
         <w:r>
           <w:rPr>
             <w:rStyle w:val="Hyperlink"/>
@@ -6611,7 +6552,7 @@
             <w:noProof/>
             <w:webHidden/>
           </w:rPr>
-          <w:instrText xml:space="preserve"> PAGEREF _Toc196138593 \h </w:instrText>
+          <w:instrText xml:space="preserve"> PAGEREF _Toc196416253 \h </w:instrText>
         </w:r>
         <w:r>
           <w:rPr>
@@ -6631,7 +6572,7 @@
             <w:noProof/>
             <w:webHidden/>
           </w:rPr>
-          <w:t>17</w:t>
+          <w:t>19</w:t>
         </w:r>
         <w:r>
           <w:rPr>
@@ -6649,10 +6590,16 @@
           <w:tab w:val="right" w:leader="dot" w:pos="9016"/>
         </w:tabs>
         <w:rPr>
+          <w:rFonts w:eastAsiaTheme="minorEastAsia"/>
           <w:noProof/>
-        </w:rPr>
-      </w:pPr>
-      <w:hyperlink w:anchor="_Toc196138594" w:history="1">
+          <w:kern w:val="2"/>
+          <w:sz w:val="24"/>
+          <w:szCs w:val="24"/>
+          <w:lang w:eastAsia="en-GB"/>
+          <w14:ligatures w14:val="standardContextual"/>
+        </w:rPr>
+      </w:pPr>
+      <w:hyperlink w:anchor="_Toc196416254" w:history="1">
         <w:r>
           <w:rPr>
             <w:rStyle w:val="Hyperlink"/>
@@ -6679,7 +6626,7 @@
             <w:noProof/>
             <w:webHidden/>
           </w:rPr>
-          <w:instrText xml:space="preserve"> PAGEREF _Toc196138594 \h </w:instrText>
+          <w:instrText xml:space="preserve"> PAGEREF _Toc196416254 \h </w:instrText>
         </w:r>
         <w:r>
           <w:rPr>
@@ -6699,7 +6646,7 @@
             <w:noProof/>
             <w:webHidden/>
           </w:rPr>
-          <w:t>18</w:t>
+          <w:t>20</w:t>
         </w:r>
         <w:r>
           <w:rPr>
@@ -6717,10 +6664,16 @@
           <w:tab w:val="right" w:leader="dot" w:pos="9016"/>
         </w:tabs>
         <w:rPr>
+          <w:rFonts w:eastAsiaTheme="minorEastAsia"/>
           <w:noProof/>
-        </w:rPr>
-      </w:pPr>
-      <w:hyperlink w:anchor="_Toc196138595" w:history="1">
+          <w:kern w:val="2"/>
+          <w:sz w:val="24"/>
+          <w:szCs w:val="24"/>
+          <w:lang w:eastAsia="en-GB"/>
+          <w14:ligatures w14:val="standardContextual"/>
+        </w:rPr>
+      </w:pPr>
+      <w:hyperlink w:anchor="_Toc196416255" w:history="1">
         <w:r>
           <w:rPr>
             <w:rStyle w:val="Hyperlink"/>
@@ -6747,7 +6700,7 @@
             <w:noProof/>
             <w:webHidden/>
           </w:rPr>
-          <w:instrText xml:space="preserve"> PAGEREF _Toc196138595 \h </w:instrText>
+          <w:instrText xml:space="preserve"> PAGEREF _Toc196416255 \h </w:instrText>
         </w:r>
         <w:r>
           <w:rPr>
@@ -6767,7 +6720,7 @@
             <w:noProof/>
             <w:webHidden/>
           </w:rPr>
-          <w:t>19</w:t>
+          <w:t>21</w:t>
         </w:r>
         <w:r>
           <w:rPr>
@@ -6785,10 +6738,16 @@
           <w:tab w:val="right" w:leader="dot" w:pos="9016"/>
         </w:tabs>
         <w:rPr>
+          <w:rFonts w:eastAsiaTheme="minorEastAsia"/>
           <w:noProof/>
-        </w:rPr>
-      </w:pPr>
-      <w:hyperlink w:anchor="_Toc196138596" w:history="1">
+          <w:kern w:val="2"/>
+          <w:sz w:val="24"/>
+          <w:szCs w:val="24"/>
+          <w:lang w:eastAsia="en-GB"/>
+          <w14:ligatures w14:val="standardContextual"/>
+        </w:rPr>
+      </w:pPr>
+      <w:hyperlink w:anchor="_Toc196416256" w:history="1">
         <w:r>
           <w:rPr>
             <w:rStyle w:val="Hyperlink"/>
@@ -6815,7 +6774,7 @@
             <w:noProof/>
             <w:webHidden/>
           </w:rPr>
-          <w:instrText xml:space="preserve"> PAGEREF _Toc196138596 \h </w:instrText>
+          <w:instrText xml:space="preserve"> PAGEREF _Toc196416256 \h </w:instrText>
         </w:r>
         <w:r>
           <w:rPr>
@@ -6835,7 +6794,7 @@
             <w:noProof/>
             <w:webHidden/>
           </w:rPr>
-          <w:t>20</w:t>
+          <w:t>22</w:t>
         </w:r>
         <w:r>
           <w:rPr>
@@ -6853,10 +6812,16 @@
           <w:tab w:val="right" w:leader="dot" w:pos="9016"/>
         </w:tabs>
         <w:rPr>
+          <w:rFonts w:eastAsiaTheme="minorEastAsia"/>
           <w:noProof/>
-        </w:rPr>
-      </w:pPr>
-      <w:hyperlink w:anchor="_Toc196138597" w:history="1">
+          <w:kern w:val="2"/>
+          <w:sz w:val="24"/>
+          <w:szCs w:val="24"/>
+          <w:lang w:eastAsia="en-GB"/>
+          <w14:ligatures w14:val="standardContextual"/>
+        </w:rPr>
+      </w:pPr>
+      <w:hyperlink w:anchor="_Toc196416257" w:history="1">
         <w:r>
           <w:rPr>
             <w:rStyle w:val="Hyperlink"/>
@@ -6883,7 +6848,7 @@
             <w:noProof/>
             <w:webHidden/>
           </w:rPr>
-          <w:instrText xml:space="preserve"> PAGEREF _Toc196138597 \h </w:instrText>
+          <w:instrText xml:space="preserve"> PAGEREF _Toc196416257 \h </w:instrText>
         </w:r>
         <w:r>
           <w:rPr>
@@ -6903,7 +6868,7 @@
             <w:noProof/>
             <w:webHidden/>
           </w:rPr>
-          <w:t>20</w:t>
+          <w:t>22</w:t>
         </w:r>
         <w:r>
           <w:rPr>
@@ -6921,10 +6886,16 @@
           <w:tab w:val="right" w:leader="dot" w:pos="9016"/>
         </w:tabs>
         <w:rPr>
+          <w:rFonts w:eastAsiaTheme="minorEastAsia"/>
           <w:noProof/>
-        </w:rPr>
-      </w:pPr>
-      <w:hyperlink w:anchor="_Toc196138598" w:history="1">
+          <w:kern w:val="2"/>
+          <w:sz w:val="24"/>
+          <w:szCs w:val="24"/>
+          <w:lang w:eastAsia="en-GB"/>
+          <w14:ligatures w14:val="standardContextual"/>
+        </w:rPr>
+      </w:pPr>
+      <w:hyperlink w:anchor="_Toc196416258" w:history="1">
         <w:r>
           <w:rPr>
             <w:rStyle w:val="Hyperlink"/>
@@ -6951,7 +6922,7 @@
             <w:noProof/>
             <w:webHidden/>
           </w:rPr>
-          <w:instrText xml:space="preserve"> PAGEREF _Toc196138598 \h </w:instrText>
+          <w:instrText xml:space="preserve"> PAGEREF _Toc196416258 \h </w:instrText>
         </w:r>
         <w:r>
           <w:rPr>
@@ -6971,7 +6942,7 @@
             <w:noProof/>
             <w:webHidden/>
           </w:rPr>
-          <w:t>22</w:t>
+          <w:t>24</w:t>
         </w:r>
         <w:r>
           <w:rPr>
@@ -6989,10 +6960,16 @@
           <w:tab w:val="right" w:leader="dot" w:pos="9016"/>
         </w:tabs>
         <w:rPr>
+          <w:rFonts w:eastAsiaTheme="minorEastAsia"/>
           <w:noProof/>
-        </w:rPr>
-      </w:pPr>
-      <w:hyperlink w:anchor="_Toc196138599" w:history="1">
+          <w:kern w:val="2"/>
+          <w:sz w:val="24"/>
+          <w:szCs w:val="24"/>
+          <w:lang w:eastAsia="en-GB"/>
+          <w14:ligatures w14:val="standardContextual"/>
+        </w:rPr>
+      </w:pPr>
+      <w:hyperlink w:anchor="_Toc196416259" w:history="1">
         <w:r>
           <w:rPr>
             <w:rStyle w:val="Hyperlink"/>
@@ -7019,7 +6996,7 @@
             <w:noProof/>
             <w:webHidden/>
           </w:rPr>
-          <w:instrText xml:space="preserve"> PAGEREF _Toc196138599 \h </w:instrText>
+          <w:instrText xml:space="preserve"> PAGEREF _Toc196416259 \h </w:instrText>
         </w:r>
         <w:r>
           <w:rPr>
@@ -7039,7 +7016,7 @@
             <w:noProof/>
             <w:webHidden/>
           </w:rPr>
-          <w:t>22</w:t>
+          <w:t>24</w:t>
         </w:r>
         <w:r>
           <w:rPr>
@@ -7057,10 +7034,16 @@
           <w:tab w:val="right" w:leader="dot" w:pos="9016"/>
         </w:tabs>
         <w:rPr>
+          <w:rFonts w:eastAsiaTheme="minorEastAsia"/>
           <w:noProof/>
-        </w:rPr>
-      </w:pPr>
-      <w:hyperlink w:anchor="_Toc196138600" w:history="1">
+          <w:kern w:val="2"/>
+          <w:sz w:val="24"/>
+          <w:szCs w:val="24"/>
+          <w:lang w:eastAsia="en-GB"/>
+          <w14:ligatures w14:val="standardContextual"/>
+        </w:rPr>
+      </w:pPr>
+      <w:hyperlink w:anchor="_Toc196416260" w:history="1">
         <w:r>
           <w:rPr>
             <w:rStyle w:val="Hyperlink"/>
@@ -7087,7 +7070,7 @@
             <w:noProof/>
             <w:webHidden/>
           </w:rPr>
-          <w:instrText xml:space="preserve"> PAGEREF _Toc196138600 \h </w:instrText>
+          <w:instrText xml:space="preserve"> PAGEREF _Toc196416260 \h </w:instrText>
         </w:r>
         <w:r>
           <w:rPr>
@@ -7107,7 +7090,7 @@
             <w:noProof/>
             <w:webHidden/>
           </w:rPr>
-          <w:t>23</w:t>
+          <w:t>25</w:t>
         </w:r>
         <w:r>
           <w:rPr>
@@ -7125,10 +7108,16 @@
           <w:tab w:val="right" w:leader="dot" w:pos="9016"/>
         </w:tabs>
         <w:rPr>
+          <w:rFonts w:eastAsiaTheme="minorEastAsia"/>
           <w:noProof/>
-        </w:rPr>
-      </w:pPr>
-      <w:hyperlink w:anchor="_Toc196138601" w:history="1">
+          <w:kern w:val="2"/>
+          <w:sz w:val="24"/>
+          <w:szCs w:val="24"/>
+          <w:lang w:eastAsia="en-GB"/>
+          <w14:ligatures w14:val="standardContextual"/>
+        </w:rPr>
+      </w:pPr>
+      <w:hyperlink w:anchor="_Toc196416261" w:history="1">
         <w:r>
           <w:rPr>
             <w:rStyle w:val="Hyperlink"/>
@@ -7155,7 +7144,7 @@
             <w:noProof/>
             <w:webHidden/>
           </w:rPr>
-          <w:instrText xml:space="preserve"> PAGEREF _Toc196138601 \h </w:instrText>
+          <w:instrText xml:space="preserve"> PAGEREF _Toc196416261 \h </w:instrText>
         </w:r>
         <w:r>
           <w:rPr>
@@ -7175,7 +7164,7 @@
             <w:noProof/>
             <w:webHidden/>
           </w:rPr>
-          <w:t>24</w:t>
+          <w:t>26</w:t>
         </w:r>
         <w:r>
           <w:rPr>
@@ -7193,10 +7182,16 @@
           <w:tab w:val="right" w:leader="dot" w:pos="9016"/>
         </w:tabs>
         <w:rPr>
+          <w:rFonts w:eastAsiaTheme="minorEastAsia"/>
           <w:noProof/>
-        </w:rPr>
-      </w:pPr>
-      <w:hyperlink w:anchor="_Toc196138602" w:history="1">
+          <w:kern w:val="2"/>
+          <w:sz w:val="24"/>
+          <w:szCs w:val="24"/>
+          <w:lang w:eastAsia="en-GB"/>
+          <w14:ligatures w14:val="standardContextual"/>
+        </w:rPr>
+      </w:pPr>
+      <w:hyperlink w:anchor="_Toc196416262" w:history="1">
         <w:r>
           <w:rPr>
             <w:rStyle w:val="Hyperlink"/>
@@ -7223,7 +7218,7 @@
             <w:noProof/>
             <w:webHidden/>
           </w:rPr>
-          <w:instrText xml:space="preserve"> PAGEREF _Toc196138602 \h </w:instrText>
+          <w:instrText xml:space="preserve"> PAGEREF _Toc196416262 \h </w:instrText>
         </w:r>
         <w:r>
           <w:rPr>
@@ -7243,7 +7238,7 @@
             <w:noProof/>
             <w:webHidden/>
           </w:rPr>
-          <w:t>24</w:t>
+          <w:t>26</w:t>
         </w:r>
         <w:r>
           <w:rPr>
@@ -7261,10 +7256,16 @@
           <w:tab w:val="right" w:leader="dot" w:pos="9016"/>
         </w:tabs>
         <w:rPr>
+          <w:rFonts w:eastAsiaTheme="minorEastAsia"/>
           <w:noProof/>
-        </w:rPr>
-      </w:pPr>
-      <w:hyperlink w:anchor="_Toc196138603" w:history="1">
+          <w:kern w:val="2"/>
+          <w:sz w:val="24"/>
+          <w:szCs w:val="24"/>
+          <w:lang w:eastAsia="en-GB"/>
+          <w14:ligatures w14:val="standardContextual"/>
+        </w:rPr>
+      </w:pPr>
+      <w:hyperlink w:anchor="_Toc196416263" w:history="1">
         <w:r>
           <w:rPr>
             <w:rStyle w:val="Hyperlink"/>
@@ -7291,7 +7292,7 @@
             <w:noProof/>
             <w:webHidden/>
           </w:rPr>
-          <w:instrText xml:space="preserve"> PAGEREF _Toc196138603 \h </w:instrText>
+          <w:instrText xml:space="preserve"> PAGEREF _Toc196416263 \h </w:instrText>
         </w:r>
         <w:r>
           <w:rPr>
@@ -7311,7 +7312,7 @@
             <w:noProof/>
             <w:webHidden/>
           </w:rPr>
-          <w:t>24</w:t>
+          <w:t>26</w:t>
         </w:r>
         <w:r>
           <w:rPr>
@@ -7329,10 +7330,16 @@
           <w:tab w:val="right" w:leader="dot" w:pos="9016"/>
         </w:tabs>
         <w:rPr>
+          <w:rFonts w:eastAsiaTheme="minorEastAsia"/>
           <w:noProof/>
-        </w:rPr>
-      </w:pPr>
-      <w:hyperlink w:anchor="_Toc196138604" w:history="1">
+          <w:kern w:val="2"/>
+          <w:sz w:val="24"/>
+          <w:szCs w:val="24"/>
+          <w:lang w:eastAsia="en-GB"/>
+          <w14:ligatures w14:val="standardContextual"/>
+        </w:rPr>
+      </w:pPr>
+      <w:hyperlink w:anchor="_Toc196416264" w:history="1">
         <w:r>
           <w:rPr>
             <w:rStyle w:val="Hyperlink"/>
@@ -7359,7 +7366,7 @@
             <w:noProof/>
             <w:webHidden/>
           </w:rPr>
-          <w:instrText xml:space="preserve"> PAGEREF _Toc196138604 \h </w:instrText>
+          <w:instrText xml:space="preserve"> PAGEREF _Toc196416264 \h </w:instrText>
         </w:r>
         <w:r>
           <w:rPr>
@@ -7379,7 +7386,7 @@
             <w:noProof/>
             <w:webHidden/>
           </w:rPr>
-          <w:t>25</w:t>
+          <w:t>27</w:t>
         </w:r>
         <w:r>
           <w:rPr>
@@ -7397,10 +7404,16 @@
           <w:tab w:val="right" w:leader="dot" w:pos="9016"/>
         </w:tabs>
         <w:rPr>
+          <w:rFonts w:eastAsiaTheme="minorEastAsia"/>
           <w:noProof/>
-        </w:rPr>
-      </w:pPr>
-      <w:hyperlink w:anchor="_Toc196138605" w:history="1">
+          <w:kern w:val="2"/>
+          <w:sz w:val="24"/>
+          <w:szCs w:val="24"/>
+          <w:lang w:eastAsia="en-GB"/>
+          <w14:ligatures w14:val="standardContextual"/>
+        </w:rPr>
+      </w:pPr>
+      <w:hyperlink w:anchor="_Toc196416265" w:history="1">
         <w:r>
           <w:rPr>
             <w:rStyle w:val="Hyperlink"/>
@@ -7427,7 +7440,7 @@
             <w:noProof/>
             <w:webHidden/>
           </w:rPr>
-          <w:instrText xml:space="preserve"> PAGEREF _Toc196138605 \h </w:instrText>
+          <w:instrText xml:space="preserve"> PAGEREF _Toc196416265 \h </w:instrText>
         </w:r>
         <w:r>
           <w:rPr>
@@ -7447,7 +7460,7 @@
             <w:noProof/>
             <w:webHidden/>
           </w:rPr>
-          <w:t>26</w:t>
+          <w:t>28</w:t>
         </w:r>
         <w:r>
           <w:rPr>
@@ -7465,10 +7478,16 @@
           <w:tab w:val="right" w:leader="dot" w:pos="9016"/>
         </w:tabs>
         <w:rPr>
+          <w:rFonts w:eastAsiaTheme="minorEastAsia"/>
           <w:noProof/>
-        </w:rPr>
-      </w:pPr>
-      <w:hyperlink w:anchor="_Toc196138606" w:history="1">
+          <w:kern w:val="2"/>
+          <w:sz w:val="24"/>
+          <w:szCs w:val="24"/>
+          <w:lang w:eastAsia="en-GB"/>
+          <w14:ligatures w14:val="standardContextual"/>
+        </w:rPr>
+      </w:pPr>
+      <w:hyperlink w:anchor="_Toc196416266" w:history="1">
         <w:r>
           <w:rPr>
             <w:rStyle w:val="Hyperlink"/>
@@ -7495,7 +7514,7 @@
             <w:noProof/>
             <w:webHidden/>
           </w:rPr>
-          <w:instrText xml:space="preserve"> PAGEREF _Toc196138606 \h </w:instrText>
+          <w:instrText xml:space="preserve"> PAGEREF _Toc196416266 \h </w:instrText>
         </w:r>
         <w:r>
           <w:rPr>
@@ -7515,7 +7534,7 @@
             <w:noProof/>
             <w:webHidden/>
           </w:rPr>
-          <w:t>27</w:t>
+          <w:t>29</w:t>
         </w:r>
         <w:r>
           <w:rPr>
@@ -7533,10 +7552,16 @@
           <w:tab w:val="right" w:leader="dot" w:pos="9016"/>
         </w:tabs>
         <w:rPr>
+          <w:rFonts w:eastAsiaTheme="minorEastAsia"/>
           <w:noProof/>
-        </w:rPr>
-      </w:pPr>
-      <w:hyperlink w:anchor="_Toc196138607" w:history="1">
+          <w:kern w:val="2"/>
+          <w:sz w:val="24"/>
+          <w:szCs w:val="24"/>
+          <w:lang w:eastAsia="en-GB"/>
+          <w14:ligatures w14:val="standardContextual"/>
+        </w:rPr>
+      </w:pPr>
+      <w:hyperlink w:anchor="_Toc196416267" w:history="1">
         <w:r>
           <w:rPr>
             <w:rStyle w:val="Hyperlink"/>
@@ -7563,7 +7588,7 @@
             <w:noProof/>
             <w:webHidden/>
           </w:rPr>
-          <w:instrText xml:space="preserve"> PAGEREF _Toc196138607 \h </w:instrText>
+          <w:instrText xml:space="preserve"> PAGEREF _Toc196416267 \h </w:instrText>
         </w:r>
         <w:r>
           <w:rPr>
@@ -7583,7 +7608,7 @@
             <w:noProof/>
             <w:webHidden/>
           </w:rPr>
-          <w:t>27</w:t>
+          <w:t>29</w:t>
         </w:r>
         <w:r>
           <w:rPr>
@@ -7601,10 +7626,16 @@
           <w:tab w:val="right" w:leader="dot" w:pos="9016"/>
         </w:tabs>
         <w:rPr>
+          <w:rFonts w:eastAsiaTheme="minorEastAsia"/>
           <w:noProof/>
-        </w:rPr>
-      </w:pPr>
-      <w:hyperlink w:anchor="_Toc196138608" w:history="1">
+          <w:kern w:val="2"/>
+          <w:sz w:val="24"/>
+          <w:szCs w:val="24"/>
+          <w:lang w:eastAsia="en-GB"/>
+          <w14:ligatures w14:val="standardContextual"/>
+        </w:rPr>
+      </w:pPr>
+      <w:hyperlink w:anchor="_Toc196416268" w:history="1">
         <w:r>
           <w:rPr>
             <w:rStyle w:val="Hyperlink"/>
@@ -7631,7 +7662,7 @@
             <w:noProof/>
             <w:webHidden/>
           </w:rPr>
-          <w:instrText xml:space="preserve"> PAGEREF _Toc196138608 \h </w:instrText>
+          <w:instrText xml:space="preserve"> PAGEREF _Toc196416268 \h </w:instrText>
         </w:r>
         <w:r>
           <w:rPr>
@@ -7651,7 +7682,7 @@
             <w:noProof/>
             <w:webHidden/>
           </w:rPr>
-          <w:t>28</w:t>
+          <w:t>30</w:t>
         </w:r>
         <w:r>
           <w:rPr>
@@ -7669,10 +7700,16 @@
           <w:tab w:val="right" w:leader="dot" w:pos="9016"/>
         </w:tabs>
         <w:rPr>
+          <w:rFonts w:eastAsiaTheme="minorEastAsia"/>
           <w:noProof/>
-        </w:rPr>
-      </w:pPr>
-      <w:hyperlink w:anchor="_Toc196138609" w:history="1">
+          <w:kern w:val="2"/>
+          <w:sz w:val="24"/>
+          <w:szCs w:val="24"/>
+          <w:lang w:eastAsia="en-GB"/>
+          <w14:ligatures w14:val="standardContextual"/>
+        </w:rPr>
+      </w:pPr>
+      <w:hyperlink w:anchor="_Toc196416269" w:history="1">
         <w:r>
           <w:rPr>
             <w:rStyle w:val="Hyperlink"/>
@@ -7699,7 +7736,7 @@
             <w:noProof/>
             <w:webHidden/>
           </w:rPr>
-          <w:instrText xml:space="preserve"> PAGEREF _Toc196138609 \h </w:instrText>
+          <w:instrText xml:space="preserve"> PAGEREF _Toc196416269 \h </w:instrText>
         </w:r>
         <w:r>
           <w:rPr>
@@ -7719,7 +7756,7 @@
             <w:noProof/>
             <w:webHidden/>
           </w:rPr>
-          <w:t>29</w:t>
+          <w:t>31</w:t>
         </w:r>
         <w:r>
           <w:rPr>
@@ -7737,10 +7774,16 @@
           <w:tab w:val="right" w:leader="dot" w:pos="9016"/>
         </w:tabs>
         <w:rPr>
+          <w:rFonts w:eastAsiaTheme="minorEastAsia"/>
           <w:noProof/>
-        </w:rPr>
-      </w:pPr>
-      <w:hyperlink w:anchor="_Toc196138610" w:history="1">
+          <w:kern w:val="2"/>
+          <w:sz w:val="24"/>
+          <w:szCs w:val="24"/>
+          <w:lang w:eastAsia="en-GB"/>
+          <w14:ligatures w14:val="standardContextual"/>
+        </w:rPr>
+      </w:pPr>
+      <w:hyperlink w:anchor="_Toc196416270" w:history="1">
         <w:r>
           <w:rPr>
             <w:rStyle w:val="Hyperlink"/>
@@ -7767,7 +7810,7 @@
             <w:noProof/>
             <w:webHidden/>
           </w:rPr>
-          <w:instrText xml:space="preserve"> PAGEREF _Toc196138610 \h </w:instrText>
+          <w:instrText xml:space="preserve"> PAGEREF _Toc196416270 \h </w:instrText>
         </w:r>
         <w:r>
           <w:rPr>
@@ -7787,7 +7830,7 @@
             <w:noProof/>
             <w:webHidden/>
           </w:rPr>
-          <w:t>30</w:t>
+          <w:t>32</w:t>
         </w:r>
         <w:r>
           <w:rPr>
@@ -7805,10 +7848,16 @@
           <w:tab w:val="right" w:leader="dot" w:pos="9016"/>
         </w:tabs>
         <w:rPr>
+          <w:rFonts w:eastAsiaTheme="minorEastAsia"/>
           <w:noProof/>
-        </w:rPr>
-      </w:pPr>
-      <w:hyperlink w:anchor="_Toc196138611" w:history="1">
+          <w:kern w:val="2"/>
+          <w:sz w:val="24"/>
+          <w:szCs w:val="24"/>
+          <w:lang w:eastAsia="en-GB"/>
+          <w14:ligatures w14:val="standardContextual"/>
+        </w:rPr>
+      </w:pPr>
+      <w:hyperlink w:anchor="_Toc196416271" w:history="1">
         <w:r>
           <w:rPr>
             <w:rStyle w:val="Hyperlink"/>
@@ -7835,7 +7884,7 @@
             <w:noProof/>
             <w:webHidden/>
           </w:rPr>
-          <w:instrText xml:space="preserve"> PAGEREF _Toc196138611 \h </w:instrText>
+          <w:instrText xml:space="preserve"> PAGEREF _Toc196416271 \h </w:instrText>
         </w:r>
         <w:r>
           <w:rPr>
@@ -7855,7 +7904,7 @@
             <w:noProof/>
             <w:webHidden/>
           </w:rPr>
-          <w:t>30</w:t>
+          <w:t>32</w:t>
         </w:r>
         <w:r>
           <w:rPr>
@@ -7873,10 +7922,16 @@
           <w:tab w:val="right" w:leader="dot" w:pos="9016"/>
         </w:tabs>
         <w:rPr>
+          <w:rFonts w:eastAsiaTheme="minorEastAsia"/>
           <w:noProof/>
-        </w:rPr>
-      </w:pPr>
-      <w:hyperlink w:anchor="_Toc196138612" w:history="1">
+          <w:kern w:val="2"/>
+          <w:sz w:val="24"/>
+          <w:szCs w:val="24"/>
+          <w:lang w:eastAsia="en-GB"/>
+          <w14:ligatures w14:val="standardContextual"/>
+        </w:rPr>
+      </w:pPr>
+      <w:hyperlink w:anchor="_Toc196416272" w:history="1">
         <w:r>
           <w:rPr>
             <w:rStyle w:val="Hyperlink"/>
@@ -7903,7 +7958,7 @@
             <w:noProof/>
             <w:webHidden/>
           </w:rPr>
-          <w:instrText xml:space="preserve"> PAGEREF _Toc196138612 \h </w:instrText>
+          <w:instrText xml:space="preserve"> PAGEREF _Toc196416272 \h </w:instrText>
         </w:r>
         <w:r>
           <w:rPr>
@@ -7923,7 +7978,7 @@
             <w:noProof/>
             <w:webHidden/>
           </w:rPr>
-          <w:t>31</w:t>
+          <w:t>33</w:t>
         </w:r>
         <w:r>
           <w:rPr>
@@ -7935,6 +7990,80 @@
       </w:hyperlink>
     </w:p>
     <w:p>
+      <w:pPr>
+        <w:pStyle w:val="TableofFigures"/>
+        <w:tabs>
+          <w:tab w:val="right" w:leader="dot" w:pos="9016"/>
+        </w:tabs>
+        <w:rPr>
+          <w:rFonts w:eastAsiaTheme="minorEastAsia"/>
+          <w:noProof/>
+          <w:kern w:val="2"/>
+          <w:sz w:val="24"/>
+          <w:szCs w:val="24"/>
+          <w:lang w:eastAsia="en-GB"/>
+          <w14:ligatures w14:val="standardContextual"/>
+        </w:rPr>
+      </w:pPr>
+      <w:hyperlink w:anchor="_Toc196416273" w:history="1">
+        <w:r>
+          <w:rPr>
+            <w:rStyle w:val="Hyperlink"/>
+            <w:noProof/>
+          </w:rPr>
+          <w:t>Figure 28 - Extracted_Tile_TL_34.24827_-118.84711__BR_34.27073_-118.82465</w:t>
+        </w:r>
+        <w:r>
+          <w:rPr>
+            <w:noProof/>
+            <w:webHidden/>
+          </w:rPr>
+          <w:tab/>
+        </w:r>
+        <w:r>
+          <w:rPr>
+            <w:noProof/>
+            <w:webHidden/>
+          </w:rPr>
+          <w:fldChar w:fldCharType="begin"/>
+        </w:r>
+        <w:r>
+          <w:rPr>
+            <w:noProof/>
+            <w:webHidden/>
+          </w:rPr>
+          <w:instrText xml:space="preserve"> PAGEREF _Toc196416273 \h </w:instrText>
+        </w:r>
+        <w:r>
+          <w:rPr>
+            <w:noProof/>
+            <w:webHidden/>
+          </w:rPr>
+        </w:r>
+        <w:r>
+          <w:rPr>
+            <w:noProof/>
+            <w:webHidden/>
+          </w:rPr>
+          <w:fldChar w:fldCharType="separate"/>
+        </w:r>
+        <w:r>
+          <w:rPr>
+            <w:noProof/>
+            <w:webHidden/>
+          </w:rPr>
+          <w:t>41</w:t>
+        </w:r>
+        <w:r>
+          <w:rPr>
+            <w:noProof/>
+            <w:webHidden/>
+          </w:rPr>
+          <w:fldChar w:fldCharType="end"/>
+        </w:r>
+      </w:hyperlink>
+    </w:p>
+    <w:p>
       <w:r>
         <w:fldChar w:fldCharType="end"/>
       </w:r>
@@ -7943,7 +8072,7 @@
       <w:pPr>
         <w:pStyle w:val="Heading1"/>
       </w:pPr>
-      <w:bookmarkStart w:id="3" w:name="_Toc196159499"/>
+      <w:bookmarkStart w:id="3" w:name="_Toc196421952"/>
       <w:r>
         <w:lastRenderedPageBreak/>
         <w:t>Introduction</w:t>
@@ -7954,7 +8083,7 @@
       <w:pPr>
         <w:pStyle w:val="Heading2"/>
       </w:pPr>
-      <w:bookmarkStart w:id="4" w:name="_Toc196159500"/>
+      <w:bookmarkStart w:id="4" w:name="_Toc196421953"/>
       <w:r>
         <w:t>Background to the project</w:t>
       </w:r>
@@ -8022,7 +8151,7 @@
             <w:highlight w:val="white"/>
           </w:rPr>
           <w:alias w:val="Citation"/>
-          <w:tag w:val="{&quot;referencesIds&quot;:[&quot;doc:670bb8a270c0606522c7c531&quot;],&quot;referencesOptions&quot;:{&quot;doc:670bb8a270c0606522c7c531&quot;:{&quot;author&quot;:true,&quot;year&quot;:true,&quot;formatAuthorYear&quot;:false,&quot;pageReplace&quot;:&quot;&quot;,&quot;prefix&quot;:&quot;&quot;,&quot;suffix&quot;:&quot;&quot;}},&quot;hasBrokenReferences&quot;:false,&quot;hasManualEdits&quot;:false,&quot;isEmpty&quot;:false,&quot;citationType&quot;:&quot;inline&quot;,&quot;id&quot;:-368457418,&quot;citationText&quot;:&quot;&lt;span style=\&quot;font-family:Calibri Light;font-size:21.333333333333332px;color:#2F5496\&quot;&gt;(MacCarthy James et al., 2024)&lt;/span&gt;&quot;}"/>
+          <w:tag w:val="{&quot;referencesIds&quot;:[&quot;doc:670bb8a270c0606522c7c531&quot;],&quot;referencesOptions&quot;:{&quot;doc:670bb8a270c0606522c7c531&quot;:{&quot;author&quot;:true,&quot;year&quot;:true,&quot;formatAuthorYear&quot;:false,&quot;pageReplace&quot;:&quot;&quot;,&quot;prefix&quot;:&quot;&quot;,&quot;suffix&quot;:&quot;&quot;}},&quot;hasBrokenReferences&quot;:false,&quot;hasManualEdits&quot;:false,&quot;isEmpty&quot;:false,&quot;citationType&quot;:&quot;inline&quot;,&quot;id&quot;:-368457418,&quot;citationText&quot;:&quot;&lt;span style=\&quot;font-family:Calibri;font-size:14.666666666666666px;color:#000000\&quot;&gt;(MacCarthy James et al., 2024)&lt;/span&gt;&quot;}"/>
           <w:id w:val="-368457418"/>
           <w:placeholder>
             <w:docPart w:val="2D8B9A6A5B474365BAFDE7AB452472FE"/>
@@ -8113,7 +8242,7 @@
             <w:highlight w:val="white"/>
           </w:rPr>
           <w:alias w:val="Citation"/>
-          <w:tag w:val="{&quot;referencesIds&quot;:[&quot;doc:670bc7c846819978e1e77a54&quot;],&quot;referencesOptions&quot;:{&quot;doc:670bc7c846819978e1e77a54&quot;:{&quot;author&quot;:true,&quot;year&quot;:true,&quot;formatAuthorYear&quot;:false,&quot;pageReplace&quot;:&quot;&quot;,&quot;prefix&quot;:&quot;&quot;,&quot;suffix&quot;:&quot;&quot;}},&quot;hasBrokenReferences&quot;:false,&quot;hasManualEdits&quot;:false,&quot;isEmpty&quot;:false,&quot;citationType&quot;:&quot;inline&quot;,&quot;id&quot;:1455753522,&quot;citationText&quot;:&quot;&lt;span style=\&quot;font-family:Calibri Light;font-size:21.333333333333332px;color:#2F5496\&quot;&gt;(Lindsey Rebecca, 2024)&lt;/span&gt;&quot;}"/>
+          <w:tag w:val="{&quot;referencesIds&quot;:[&quot;doc:670bc7c846819978e1e77a54&quot;],&quot;referencesOptions&quot;:{&quot;doc:670bc7c846819978e1e77a54&quot;:{&quot;author&quot;:true,&quot;year&quot;:true,&quot;formatAuthorYear&quot;:false,&quot;pageReplace&quot;:&quot;&quot;,&quot;prefix&quot;:&quot;&quot;,&quot;suffix&quot;:&quot;&quot;}},&quot;hasBrokenReferences&quot;:false,&quot;hasManualEdits&quot;:false,&quot;isEmpty&quot;:false,&quot;citationType&quot;:&quot;inline&quot;,&quot;id&quot;:1455753522,&quot;citationText&quot;:&quot;&lt;span style=\&quot;font-family:Calibri;font-size:14.666666666666666px;color:#000000\&quot;&gt;(Lindsey Rebecca, 2024)&lt;/span&gt;&quot;}"/>
           <w:id w:val="1455753522"/>
           <w:placeholder>
             <w:docPart w:val="309D09D8F3C944D69899389CBF125941"/>
@@ -8164,7 +8293,7 @@
             <w:highlight w:val="white"/>
           </w:rPr>
           <w:alias w:val="Citation"/>
-          <w:tag w:val="{&quot;referencesIds&quot;:[&quot;doc:670bb8a270c0606522c7c531&quot;],&quot;referencesOptions&quot;:{&quot;doc:670bb8a270c0606522c7c531&quot;:{&quot;author&quot;:true,&quot;year&quot;:true,&quot;formatAuthorYear&quot;:false,&quot;pageReplace&quot;:&quot;&quot;,&quot;prefix&quot;:&quot;&quot;,&quot;suffix&quot;:&quot;&quot;}},&quot;hasBrokenReferences&quot;:false,&quot;hasManualEdits&quot;:false,&quot;isEmpty&quot;:false,&quot;citationType&quot;:&quot;inline&quot;,&quot;id&quot;:-175578831,&quot;citationText&quot;:&quot;&lt;span style=\&quot;font-family:Calibri Light;font-size:21.333333333333332px;color:#2F5496\&quot;&gt;(MacCarthy James et al., 2024)&lt;/span&gt;&quot;}"/>
+          <w:tag w:val="{&quot;referencesIds&quot;:[&quot;doc:670bb8a270c0606522c7c531&quot;],&quot;referencesOptions&quot;:{&quot;doc:670bb8a270c0606522c7c531&quot;:{&quot;author&quot;:true,&quot;year&quot;:true,&quot;formatAuthorYear&quot;:false,&quot;pageReplace&quot;:&quot;&quot;,&quot;prefix&quot;:&quot;&quot;,&quot;suffix&quot;:&quot;&quot;}},&quot;hasBrokenReferences&quot;:false,&quot;hasManualEdits&quot;:false,&quot;isEmpty&quot;:false,&quot;citationType&quot;:&quot;inline&quot;,&quot;id&quot;:-175578831,&quot;citationText&quot;:&quot;&lt;span style=\&quot;font-family:Calibri;font-size:14.666666666666666px;color:#000000\&quot;&gt;(MacCarthy James et al., 2024)&lt;/span&gt;&quot;}"/>
           <w:id w:val="-175578831"/>
           <w:placeholder>
             <w:docPart w:val="8ED1D088109F453390158149A598FB4C"/>
@@ -8210,7 +8339,13 @@
         </w:rPr>
       </w:pPr>
       <w:r>
-        <w:t xml:space="preserve">Satellites orbit the earth capturing images of the earths surface and taking readings of a large variety of data that can be used for a myriad of different tasks. The data captured in these images can be useful to finding early warnings of fires as even without specialized readings being taken, the </w:t>
+        <w:t xml:space="preserve">Satellites orbit the earth capturing images of the </w:t>
+      </w:r>
+      <w:r>
+        <w:t>earth’s</w:t>
+      </w:r>
+      <w:r>
+        <w:t xml:space="preserve"> surface and taking readings of a large variety of data that can be used for a myriad of different tasks. The data captured in these images can be useful to finding early warnings of fires as even without specialized readings being taken, the </w:t>
       </w:r>
       <w:r>
         <w:rPr>
@@ -8236,6 +8371,12 @@
         </w:rPr>
         <w:t xml:space="preserve"> than would be present normally.</w:t>
       </w:r>
+      <w:r>
+        <w:rPr>
+          <w:lang w:val="en-US"/>
+        </w:rPr>
+        <w:t xml:space="preserve"> Additionally, certain satellites contain sensors which can collect specific data such as surface temperature which may be useful for the task of fire prediction.</w:t>
+      </w:r>
     </w:p>
     <w:p>
       <w:pPr>
@@ -8250,7 +8391,7 @@
       <w:pPr>
         <w:pStyle w:val="Heading2"/>
       </w:pPr>
-      <w:bookmarkStart w:id="5" w:name="_Toc196159501"/>
+      <w:bookmarkStart w:id="5" w:name="_Toc196421954"/>
       <w:r>
         <w:t>Aims and objectives</w:t>
       </w:r>
@@ -8260,7 +8401,7 @@
       <w:pPr>
         <w:pStyle w:val="Heading3"/>
       </w:pPr>
-      <w:bookmarkStart w:id="6" w:name="_Toc196159502"/>
+      <w:bookmarkStart w:id="6" w:name="_Toc196421955"/>
       <w:r>
         <w:t>Aim</w:t>
       </w:r>
@@ -8322,13 +8463,11 @@
     <w:p/>
     <w:p/>
     <w:p/>
-    <w:p/>
-    <w:p/>
     <w:p>
       <w:pPr>
         <w:pStyle w:val="Heading3"/>
       </w:pPr>
-      <w:bookmarkStart w:id="7" w:name="_Toc196159503"/>
+      <w:bookmarkStart w:id="7" w:name="_Toc196421956"/>
       <w:r>
         <w:t>Objectives</w:t>
       </w:r>
@@ -8385,7 +8524,6 @@
         <w:t>The model must also retain a high level of accuracy being of over eighty percent to ensure that fires are consistently predicted correctly.</w:t>
       </w:r>
     </w:p>
-    <w:p/>
     <w:p>
       <w:pPr>
         <w:pStyle w:val="NoSpacing"/>
@@ -8394,29 +8532,6 @@
           <w:numId w:val="6"/>
         </w:numPr>
       </w:pPr>
-      <w:r>
-        <w:t xml:space="preserve">A </w:t>
-      </w:r>
-      <w:r>
-        <w:t>dataset must be created that includes areas in different states of a wildfire such as before, during and after the fire. This will allow a model to</w:t>
-      </w:r>
-      <w:r>
-        <w:t xml:space="preserve"> be trained and therefore</w:t>
-      </w:r>
-      <w:r>
-        <w:t xml:space="preserve"> predict the chances of a fire by allowing it to learn the differences between each sta</w:t>
-      </w:r>
-      <w:r>
-        <w:t>ge of a fire so</w:t>
-      </w:r>
-      <w:r>
-        <w:t xml:space="preserve"> the model would be able to predict the likelihood of a fire happening in that region. </w:t>
-      </w:r>
-    </w:p>
-    <w:p>
-      <w:pPr>
-        <w:pStyle w:val="NoSpacing"/>
-      </w:pPr>
     </w:p>
     <w:p>
       <w:pPr>
@@ -8427,6 +8542,42 @@
         </w:numPr>
       </w:pPr>
       <w:r>
+        <w:t xml:space="preserve">A </w:t>
+      </w:r>
+      <w:r>
+        <w:t>dataset must be created that includes areas in different states of a wildfire such as before, during and after the fire. This will allow a model to</w:t>
+      </w:r>
+      <w:r>
+        <w:t xml:space="preserve"> be trained and therefore</w:t>
+      </w:r>
+      <w:r>
+        <w:t xml:space="preserve"> predict the chances of a fire by allowing it to learn the differences between each sta</w:t>
+      </w:r>
+      <w:r>
+        <w:t>ge of a fire so</w:t>
+      </w:r>
+      <w:r>
+        <w:t xml:space="preserve"> the model would be able to predict the likelihood of a fire happening in that region. </w:t>
+      </w:r>
+    </w:p>
+    <w:p>
+      <w:pPr>
+        <w:pStyle w:val="NoSpacing"/>
+        <w:numPr>
+          <w:ilvl w:val="0"/>
+          <w:numId w:val="6"/>
+        </w:numPr>
+      </w:pPr>
+    </w:p>
+    <w:p>
+      <w:pPr>
+        <w:pStyle w:val="NoSpacing"/>
+        <w:numPr>
+          <w:ilvl w:val="0"/>
+          <w:numId w:val="6"/>
+        </w:numPr>
+      </w:pPr>
+      <w:r>
         <w:t>The dataset</w:t>
       </w:r>
       <w:r>
@@ -8455,7 +8606,7 @@
       <w:pPr>
         <w:pStyle w:val="Heading2"/>
       </w:pPr>
-      <w:bookmarkStart w:id="8" w:name="_Toc196159504"/>
+      <w:bookmarkStart w:id="8" w:name="_Toc196421957"/>
       <w:r>
         <w:t>Research question</w:t>
       </w:r>
@@ -8490,7 +8641,7 @@
       <w:pPr>
         <w:pStyle w:val="Heading2"/>
       </w:pPr>
-      <w:bookmarkStart w:id="9" w:name="_Toc196159505"/>
+      <w:bookmarkStart w:id="9" w:name="_Toc196421958"/>
       <w:r>
         <w:t>Report structure</w:t>
       </w:r>
@@ -8508,12 +8659,15 @@
       <w:r>
         <w:t>. Finally, the project as a whole will culminate in Section 8 which will evaluate the project and discuss future work which the project can be used to inform</w:t>
       </w:r>
+      <w:r>
+        <w:t>. The appendix will cover additional relevant information that is not required reading but may be useful to read.</w:t>
+      </w:r>
     </w:p>
     <w:p>
       <w:pPr>
         <w:pStyle w:val="Heading1"/>
       </w:pPr>
-      <w:bookmarkStart w:id="10" w:name="_Toc196159506"/>
+      <w:bookmarkStart w:id="10" w:name="_Toc196421959"/>
       <w:r>
         <w:lastRenderedPageBreak/>
         <w:t>Literature review</w:t>
@@ -8550,6 +8704,15 @@
       <w:r>
         <w:t>There is not much available literature on predicting wildfires specifically, however, there are a multitude of papers discussing relevant information such as wildfire damage prediction, fire statistics and the performance and roles of different satellites. These topics can prove useful to a project on predicting whether wildfires will happen or not as some sections of these papers are relevant to the project in some way.</w:t>
       </w:r>
+      <w:r>
+        <w:t xml:space="preserve"> The choices made in these papers may help inform the </w:t>
+      </w:r>
+      <w:r>
+        <w:t>decision-making</w:t>
+      </w:r>
+      <w:r>
+        <w:t xml:space="preserve"> process in this project.</w:t>
+      </w:r>
     </w:p>
     <w:p>
       <w:r>
@@ -8578,7 +8741,7 @@
       <w:pPr>
         <w:pStyle w:val="Heading2"/>
       </w:pPr>
-      <w:bookmarkStart w:id="11" w:name="_Toc196159507"/>
+      <w:bookmarkStart w:id="11" w:name="_Toc196421960"/>
       <w:r>
         <w:t>Technical background</w:t>
       </w:r>
@@ -8626,7 +8789,7 @@
             <w:highlight w:val="white"/>
           </w:rPr>
           <w:alias w:val="Citation"/>
-          <w:tag w:val="{&quot;referencesIds&quot;:[&quot;doc:68068265ff04d00ef998f8e3&quot;],&quot;referencesOptions&quot;:{&quot;doc:68068265ff04d00ef998f8e3&quot;:{&quot;author&quot;:true,&quot;year&quot;:true,&quot;formatAuthorYear&quot;:false,&quot;pageReplace&quot;:&quot;&quot;,&quot;additionalField&quot;:&quot;&quot;,&quot;additionalValue&quot;:&quot;&quot;,&quot;prefix&quot;:&quot;&quot;,&quot;suffix&quot;:&quot;&quot;}},&quot;hasBrokenReferences&quot;:false,&quot;hasManualEdits&quot;:false,&quot;isEmpty&quot;:false,&quot;citationType&quot;:&quot;inline&quot;,&quot;id&quot;:-1889100511,&quot;citationText&quot;:&quot;&lt;span style=\&quot;font-family:Calibri Light;font-size:21.333333333333332px;color:#2F5496\&quot;&gt;(teneo.ai, 2025)&lt;/span&gt;&quot;}"/>
+          <w:tag w:val="{&quot;referencesIds&quot;:[&quot;doc:68068265ff04d00ef998f8e3&quot;],&quot;referencesOptions&quot;:{&quot;doc:68068265ff04d00ef998f8e3&quot;:{&quot;author&quot;:true,&quot;year&quot;:true,&quot;formatAuthorYear&quot;:false,&quot;pageReplace&quot;:&quot;&quot;,&quot;additionalField&quot;:&quot;&quot;,&quot;additionalValue&quot;:&quot;&quot;,&quot;prefix&quot;:&quot;&quot;,&quot;suffix&quot;:&quot;&quot;}},&quot;hasBrokenReferences&quot;:false,&quot;hasManualEdits&quot;:false,&quot;isEmpty&quot;:false,&quot;citationType&quot;:&quot;inline&quot;,&quot;id&quot;:-1889100511,&quot;citationText&quot;:&quot;&lt;span style=\&quot;font-family:Calibri;font-size:14.666666666666666px;color:#000000\&quot;&gt;(teneo.ai, 2025)&lt;/span&gt;&quot;}"/>
           <w:id w:val="-1889100511"/>
           <w:placeholder>
             <w:docPart w:val="9289580DB7604463990E29D1EF4D4018"/>
@@ -8798,7 +8961,7 @@
             <w:highlight w:val="white"/>
           </w:rPr>
           <w:alias w:val="Citation"/>
-          <w:tag w:val="{&quot;referencesIds&quot;:[&quot;doc:68068713829d6622f5703f3d&quot;],&quot;referencesOptions&quot;:{&quot;doc:68068713829d6622f5703f3d&quot;:{&quot;author&quot;:true,&quot;year&quot;:true,&quot;formatAuthorYear&quot;:false,&quot;pageReplace&quot;:&quot;&quot;,&quot;additionalField&quot;:&quot;&quot;,&quot;additionalValue&quot;:&quot;&quot;,&quot;prefix&quot;:&quot;&quot;,&quot;suffix&quot;:&quot;&quot;}},&quot;hasBrokenReferences&quot;:false,&quot;hasManualEdits&quot;:false,&quot;isEmpty&quot;:false,&quot;citationType&quot;:&quot;inline&quot;,&quot;id&quot;:-1813323366,&quot;citationText&quot;:&quot;&lt;span style=\&quot;font-family:Calibri Light;font-size:21.333333333333332px;color:#2F5496\&quot;&gt;(Turing, 1950)&lt;/span&gt;&quot;}"/>
+          <w:tag w:val="{&quot;referencesIds&quot;:[&quot;doc:68068713829d6622f5703f3d&quot;],&quot;referencesOptions&quot;:{&quot;doc:68068713829d6622f5703f3d&quot;:{&quot;author&quot;:true,&quot;year&quot;:true,&quot;formatAuthorYear&quot;:false,&quot;pageReplace&quot;:&quot;&quot;,&quot;additionalField&quot;:&quot;&quot;,&quot;additionalValue&quot;:&quot;&quot;,&quot;prefix&quot;:&quot;&quot;,&quot;suffix&quot;:&quot;&quot;}},&quot;hasBrokenReferences&quot;:false,&quot;hasManualEdits&quot;:false,&quot;isEmpty&quot;:false,&quot;citationType&quot;:&quot;inline&quot;,&quot;id&quot;:-1813323366,&quot;citationText&quot;:&quot;&lt;span style=\&quot;font-family:Calibri;font-size:14.666666666666666px;color:#000000\&quot;&gt;(Turing, 1950)&lt;/span&gt;&quot;}"/>
           <w:id w:val="-1813323366"/>
           <w:placeholder>
             <w:docPart w:val="13DC2B409DF74D4981EF1C00F0312A29"/>
@@ -8866,7 +9029,7 @@
             <w:highlight w:val="white"/>
           </w:rPr>
           <w:alias w:val="Citation"/>
-          <w:tag w:val="{&quot;referencesIds&quot;:[&quot;doc:68068d4bf8e5b4531db94e64&quot;],&quot;referencesOptions&quot;:{&quot;doc:68068d4bf8e5b4531db94e64&quot;:{&quot;author&quot;:true,&quot;year&quot;:true,&quot;formatAuthorYear&quot;:false,&quot;pageReplace&quot;:&quot;&quot;,&quot;additionalField&quot;:&quot;&quot;,&quot;additionalValue&quot;:&quot;&quot;,&quot;prefix&quot;:&quot;&quot;,&quot;suffix&quot;:&quot;&quot;}},&quot;hasBrokenReferences&quot;:false,&quot;hasManualEdits&quot;:false,&quot;isEmpty&quot;:false,&quot;citationType&quot;:&quot;inline&quot;,&quot;id&quot;:859638641,&quot;citationText&quot;:&quot;&lt;span style=\&quot;font-family:Calibri Light;font-size:21.333333333333332px;color:#2F5496\&quot;&gt;(Jones &amp;amp; Bergen, 2025)&lt;/span&gt;&quot;}"/>
+          <w:tag w:val="{&quot;referencesIds&quot;:[&quot;doc:68068d4bf8e5b4531db94e64&quot;],&quot;referencesOptions&quot;:{&quot;doc:68068d4bf8e5b4531db94e64&quot;:{&quot;author&quot;:true,&quot;year&quot;:true,&quot;formatAuthorYear&quot;:false,&quot;pageReplace&quot;:&quot;&quot;,&quot;additionalField&quot;:&quot;&quot;,&quot;additionalValue&quot;:&quot;&quot;,&quot;prefix&quot;:&quot;&quot;,&quot;suffix&quot;:&quot;&quot;}},&quot;hasBrokenReferences&quot;:false,&quot;hasManualEdits&quot;:false,&quot;isEmpty&quot;:false,&quot;citationType&quot;:&quot;inline&quot;,&quot;id&quot;:859638641,&quot;citationText&quot;:&quot;&lt;span style=\&quot;font-family:Calibri;font-size:14.666666666666666px;color:#000000\&quot;&gt;(Jones &amp;amp; Bergen, 2025)&lt;/span&gt;&quot;}"/>
           <w:id w:val="859638641"/>
           <w:placeholder>
             <w:docPart w:val="2A984F88D2694005838445F4D9A2AC4E"/>
@@ -8932,9 +9095,8 @@
       <w:pPr>
         <w:pStyle w:val="Heading2"/>
       </w:pPr>
-      <w:bookmarkStart w:id="12" w:name="_Toc196159508"/>
-      <w:r>
-        <w:lastRenderedPageBreak/>
+      <w:bookmarkStart w:id="12" w:name="_Toc196421961"/>
+      <w:r>
         <w:t>Research into dataset creation</w:t>
       </w:r>
       <w:bookmarkEnd w:id="12"/>
@@ -8943,7 +9105,7 @@
       <w:pPr>
         <w:pStyle w:val="Heading3"/>
       </w:pPr>
-      <w:bookmarkStart w:id="13" w:name="_Toc196159509"/>
+      <w:bookmarkStart w:id="13" w:name="_Toc196421962"/>
       <w:r>
         <w:t>Regional Research</w:t>
       </w:r>
@@ -8992,7 +9154,7 @@
             <w:highlight w:val="white"/>
           </w:rPr>
           <w:alias w:val="Citation"/>
-          <w:tag w:val="{&quot;referencesIds&quot;:[&quot;doc:677d3d9beb94a11a6a22975a&quot;],&quot;referencesOptions&quot;:{&quot;doc:677d3d9beb94a11a6a22975a&quot;:{&quot;author&quot;:true,&quot;year&quot;:true,&quot;formatAuthorYear&quot;:false,&quot;pageReplace&quot;:&quot;&quot;,&quot;prefix&quot;:&quot;&quot;,&quot;suffix&quot;:&quot;&quot;}},&quot;hasBrokenReferences&quot;:false,&quot;hasManualEdits&quot;:false,&quot;isEmpty&quot;:false,&quot;citationType&quot;:&quot;inline&quot;,&quot;id&quot;:1548495017,&quot;citationText&quot;:&quot;&lt;span style=\&quot;font-family:Calibri Light;font-size:21.333333333333332px;color:#2F5496\&quot;&gt;(Copernicus European Union, 2025)&lt;/span&gt;&quot;}"/>
+          <w:tag w:val="{&quot;referencesIds&quot;:[&quot;doc:677d3d9beb94a11a6a22975a&quot;],&quot;referencesOptions&quot;:{&quot;doc:677d3d9beb94a11a6a22975a&quot;:{&quot;author&quot;:true,&quot;year&quot;:true,&quot;formatAuthorYear&quot;:false,&quot;pageReplace&quot;:&quot;&quot;,&quot;prefix&quot;:&quot;&quot;,&quot;suffix&quot;:&quot;&quot;}},&quot;hasBrokenReferences&quot;:false,&quot;hasManualEdits&quot;:false,&quot;isEmpty&quot;:false,&quot;citationType&quot;:&quot;inline&quot;,&quot;id&quot;:1548495017,&quot;citationText&quot;:&quot;&lt;span style=\&quot;font-family:Calibri;font-size:14.666666666666666px;color:#000000\&quot;&gt;(Copernicus European Union, 2025)&lt;/span&gt;&quot;}"/>
           <w:id w:val="1548495017"/>
           <w:placeholder>
             <w:docPart w:val="B9916620BF464B8D993836DA8B00B0C0"/>
@@ -9036,7 +9198,7 @@
             <w:highlight w:val="white"/>
           </w:rPr>
           <w:alias w:val="Citation"/>
-          <w:tag w:val="{&quot;referencesIds&quot;:[&quot;doc:677d3a3b9bc1123144e83824&quot;],&quot;referencesOptions&quot;:{&quot;doc:677d3a3b9bc1123144e83824&quot;:{&quot;author&quot;:true,&quot;year&quot;:true,&quot;formatAuthorYear&quot;:false,&quot;pageReplace&quot;:&quot;&quot;,&quot;prefix&quot;:&quot;&quot;,&quot;suffix&quot;:&quot;&quot;}},&quot;hasBrokenReferences&quot;:false,&quot;hasManualEdits&quot;:false,&quot;isEmpty&quot;:false,&quot;citationType&quot;:&quot;inline&quot;,&quot;id&quot;:979583184,&quot;citationText&quot;:&quot;&lt;span style=\&quot;font-family:Calibri Light;font-size:21.333333333333332px;color:#2F5496\&quot;&gt;(State of California, 2025)&lt;/span&gt;&quot;}"/>
+          <w:tag w:val="{&quot;referencesIds&quot;:[&quot;doc:677d3a3b9bc1123144e83824&quot;],&quot;referencesOptions&quot;:{&quot;doc:677d3a3b9bc1123144e83824&quot;:{&quot;author&quot;:true,&quot;year&quot;:true,&quot;formatAuthorYear&quot;:false,&quot;pageReplace&quot;:&quot;&quot;,&quot;prefix&quot;:&quot;&quot;,&quot;suffix&quot;:&quot;&quot;}},&quot;hasBrokenReferences&quot;:false,&quot;hasManualEdits&quot;:false,&quot;isEmpty&quot;:false,&quot;citationType&quot;:&quot;inline&quot;,&quot;id&quot;:979583184,&quot;citationText&quot;:&quot;&lt;span style=\&quot;font-family:Calibri;font-size:14.666666666666666px;color:#000000\&quot;&gt;(State of California, 2025)&lt;/span&gt;&quot;}"/>
           <w:id w:val="979583184"/>
           <w:placeholder>
             <w:docPart w:val="6CB631A621184C959841C302C89E55AC"/>
@@ -9100,7 +9262,7 @@
             <w:highlight w:val="white"/>
           </w:rPr>
           <w:alias w:val="Citation"/>
-          <w:tag w:val="{&quot;referencesIds&quot;:[&quot;doc:678139b7ade5cb1be107ee94&quot;],&quot;referencesOptions&quot;:{&quot;doc:678139b7ade5cb1be107ee94&quot;:{&quot;author&quot;:true,&quot;year&quot;:true,&quot;formatAuthorYear&quot;:false,&quot;pageReplace&quot;:&quot;&quot;,&quot;prefix&quot;:&quot;&quot;,&quot;suffix&quot;:&quot;&quot;}},&quot;hasBrokenReferences&quot;:false,&quot;hasManualEdits&quot;:false,&quot;isEmpty&quot;:false,&quot;citationType&quot;:&quot;inline&quot;,&quot;id&quot;:1226567999,&quot;citationText&quot;:&quot;&lt;span style=\&quot;font-family:Calibri Light;font-size:21.333333333333332px;color:#2F5496\&quot;&gt;(H. Liang et al., 2019)&lt;/span&gt;&quot;}"/>
+          <w:tag w:val="{&quot;referencesIds&quot;:[&quot;doc:678139b7ade5cb1be107ee94&quot;],&quot;referencesOptions&quot;:{&quot;doc:678139b7ade5cb1be107ee94&quot;:{&quot;author&quot;:true,&quot;year&quot;:true,&quot;formatAuthorYear&quot;:false,&quot;pageReplace&quot;:&quot;&quot;,&quot;prefix&quot;:&quot;&quot;,&quot;suffix&quot;:&quot;&quot;}},&quot;hasBrokenReferences&quot;:false,&quot;hasManualEdits&quot;:false,&quot;isEmpty&quot;:false,&quot;citationType&quot;:&quot;inline&quot;,&quot;id&quot;:1226567999,&quot;citationText&quot;:&quot;&lt;span style=\&quot;font-family:Calibri;font-size:14.666666666666666px;color:#000000\&quot;&gt;(H. Liang et al., 2019)&lt;/span&gt;&quot;}"/>
           <w:id w:val="1226567999"/>
           <w:placeholder>
             <w:docPart w:val="1DFB7DC58F7042E99C76CC8296092FC2"/>
@@ -9118,6 +9280,12 @@
       </w:sdt>
     </w:p>
     <w:p>
+      <w:pPr>
+        <w:rPr>
+          <w:rFonts w:ascii="Calibri" w:hAnsi="Calibri" w:cs="Calibri"/>
+          <w:color w:val="000000"/>
+        </w:rPr>
+      </w:pPr>
       <w:r>
         <w:t>Northen California,</w:t>
       </w:r>
@@ -9147,7 +9315,7 @@
             <w:highlight w:val="white"/>
           </w:rPr>
           <w:alias w:val="Citation"/>
-          <w:tag w:val="{&quot;referencesIds&quot;:[&quot;doc:678139b7ade5cb1be107ee94&quot;,&quot;doc:6782866b0b0a5e151294afe9&quot;],&quot;referencesOptions&quot;:{&quot;doc:678139b7ade5cb1be107ee94&quot;:{&quot;author&quot;:true,&quot;year&quot;:true,&quot;formatAuthorYear&quot;:false,&quot;pageReplace&quot;:&quot;&quot;,&quot;prefix&quot;:&quot;&quot;,&quot;suffix&quot;:&quot;&quot;},&quot;doc:6782866b0b0a5e151294afe9&quot;:{&quot;author&quot;:true,&quot;year&quot;:true,&quot;formatAuthorYear&quot;:false,&quot;pageReplace&quot;:&quot;&quot;,&quot;prefix&quot;:&quot;&quot;,&quot;suffix&quot;:&quot;&quot;}},&quot;hasBrokenReferences&quot;:false,&quot;hasManualEdits&quot;:false,&quot;isEmpty&quot;:false,&quot;citationType&quot;:&quot;inline&quot;,&quot;id&quot;:644174328,&quot;citationText&quot;:&quot;&lt;span style=\&quot;font-family:Calibri Light;font-size:21.333333333333332px;color:#2F5496\&quot;&gt;(H. Liang et al., 2019; Malik et al., 2021)&lt;/span&gt;&quot;}"/>
+          <w:tag w:val="{&quot;referencesIds&quot;:[&quot;doc:6782866b0b0a5e151294afe9&quot;],&quot;referencesOptions&quot;:{&quot;doc:6782866b0b0a5e151294afe9&quot;:{&quot;author&quot;:true,&quot;year&quot;:true,&quot;formatAuthorYear&quot;:false,&quot;prefix&quot;:&quot;&quot;,&quot;suffix&quot;:&quot;&quot;,&quot;additionalField&quot;:&quot;Page&quot;}},&quot;hasBrokenReferences&quot;:false,&quot;hasManualEdits&quot;:false,&quot;isEmpty&quot;:false,&quot;citationType&quot;:&quot;inline&quot;,&quot;id&quot;:644174328,&quot;citationText&quot;:&quot;&lt;span style=\&quot;font-family:Calibri;font-size:14.666666666666666px;color:#000000\&quot;&gt;(Malik et al., 2021)&lt;/span&gt;&quot;}"/>
           <w:id w:val="644174328"/>
           <w:placeholder>
             <w:docPart w:val="514FFEB1A387404DA0A44FEB5FA89C23"/>
@@ -9159,7 +9327,7 @@
               <w:rFonts w:ascii="Calibri" w:eastAsia="Times New Roman" w:hAnsi="Calibri" w:cs="Calibri"/>
               <w:color w:val="000000"/>
             </w:rPr>
-            <w:t>(H. Liang et al., 2019; Malik et al., 2021)</w:t>
+            <w:t>(Malik et al., 2021)</w:t>
           </w:r>
         </w:sdtContent>
       </w:sdt>
@@ -9174,6 +9342,14 @@
     <w:p>
       <w:pPr>
         <w:rPr>
+          <w:rFonts w:ascii="Calibri" w:hAnsi="Calibri" w:cs="Calibri"/>
+          <w:color w:val="000000"/>
+        </w:rPr>
+      </w:pPr>
+    </w:p>
+    <w:p>
+      <w:pPr>
+        <w:rPr>
           <w:b/>
           <w:bCs/>
         </w:rPr>
@@ -9188,7 +9364,6 @@
     </w:p>
     <w:p>
       <w:r>
-        <w:lastRenderedPageBreak/>
         <w:t>Overall California is the best region to collect data from for wildfire prediction, this is because of its high population density near wildfire prone areas and its high yearly occurrences of wildfires all year round. These two points highlight the need for a wildfire prediction model for California as wildfires in this state could be extremely costly to the environment as well as to inhabited areas close to fire prone areas. Additionally, California is one large landmass meaning proper preventative measures can be put in place much easier than a country or region with many islands.</w:t>
       </w:r>
     </w:p>
@@ -9202,7 +9377,7 @@
         <w:pStyle w:val="Heading3"/>
       </w:pPr>
       <w:bookmarkStart w:id="14" w:name="_Toc187672384"/>
-      <w:bookmarkStart w:id="15" w:name="_Toc196159510"/>
+      <w:bookmarkStart w:id="15" w:name="_Toc196421963"/>
       <w:r>
         <w:t>Satellites</w:t>
       </w:r>
@@ -9234,13 +9409,29 @@
     </w:p>
     <w:p>
       <w:r>
-        <w:t>The MODIS sensors on board the Terra and Aqua satellites provide data in 36 spectral bands in wavelengths ranging from 0.4 to 14.4 μm, with ground resolution</w:t>
+        <w:t>The MODIS sensors on board the Terra and Aqua satellites provide data in 36 spectral bands in wavelengths ranging from 0.4 to 14.4 </w:t>
+      </w:r>
+      <w:proofErr w:type="spellStart"/>
+      <w:r>
+        <w:t>μm</w:t>
+      </w:r>
+      <w:proofErr w:type="spellEnd"/>
+      <w:r>
+        <w:t>, with ground resolution</w:t>
       </w:r>
       <w:r>
         <w:t xml:space="preserve"> being around </w:t>
       </w:r>
       <w:r>
-        <w:t xml:space="preserve">1000 m.  Reflective Solar Bands which include Bands 1–19 and 26 and can detect Wavelengths between 0.4 to 2.1 μm. These bands are used for Monitoring vegetation, observing snow and ice and Detecting aerosols and clouds. Additionally, MODIS also has Thermal Emissive Bands </w:t>
+        <w:t xml:space="preserve">1000 m.  Reflective Solar Bands which include Bands 1–19 and 26 and can detect Wavelengths between 0.4 to 2.1 </w:t>
+      </w:r>
+      <w:proofErr w:type="spellStart"/>
+      <w:r>
+        <w:t>μm</w:t>
+      </w:r>
+      <w:proofErr w:type="spellEnd"/>
+      <w:r>
+        <w:t xml:space="preserve">. These bands are used for Monitoring vegetation, observing snow and ice and Detecting aerosols and clouds. Additionally, MODIS also has Thermal Emissive Bands </w:t>
       </w:r>
       <w:r>
         <w:t>which include</w:t>
@@ -9277,7 +9468,7 @@
             <w:highlight w:val="white"/>
           </w:rPr>
           <w:alias w:val="Citation"/>
-          <w:tag w:val="{&quot;referencesIds&quot;:[&quot;doc:678296d791ea950a23904939&quot;],&quot;referencesOptions&quot;:{&quot;doc:678296d791ea950a23904939&quot;:{&quot;author&quot;:true,&quot;year&quot;:true,&quot;formatAuthorYear&quot;:false,&quot;pageReplace&quot;:&quot;&quot;,&quot;prefix&quot;:&quot;&quot;,&quot;suffix&quot;:&quot;&quot;}},&quot;hasBrokenReferences&quot;:false,&quot;hasManualEdits&quot;:false,&quot;isEmpty&quot;:false,&quot;citationType&quot;:&quot;inline&quot;,&quot;id&quot;:-177740755,&quot;citationText&quot;:&quot;&lt;span style=\&quot;font-family:Calibri Light;font-size:21.333333333333332px;color:#2F5496\&quot;&gt;(D. Rashkovetsky et al., 2021)&lt;/span&gt;&quot;}"/>
+          <w:tag w:val="{&quot;referencesIds&quot;:[&quot;doc:678296d791ea950a23904939&quot;],&quot;referencesOptions&quot;:{&quot;doc:678296d791ea950a23904939&quot;:{&quot;author&quot;:true,&quot;year&quot;:true,&quot;formatAuthorYear&quot;:false,&quot;pageReplace&quot;:&quot;&quot;,&quot;prefix&quot;:&quot;&quot;,&quot;suffix&quot;:&quot;&quot;}},&quot;hasBrokenReferences&quot;:false,&quot;hasManualEdits&quot;:false,&quot;isEmpty&quot;:false,&quot;citationType&quot;:&quot;inline&quot;,&quot;id&quot;:-177740755,&quot;citationText&quot;:&quot;&lt;span style=\&quot;font-family:Calibri;font-size:14.666666666666666px;color:#000000\&quot;&gt;(D. Rashkovetsky et al., 2021)&lt;/span&gt;&quot;}"/>
           <w:id w:val="-177740755"/>
           <w:placeholder>
             <w:docPart w:val="CEB80D9E8FD54CF08BEB85920647D623"/>
@@ -9289,7 +9480,23 @@
               <w:rFonts w:ascii="Calibri" w:eastAsia="Times New Roman" w:hAnsi="Calibri" w:cs="Calibri"/>
               <w:color w:val="000000"/>
             </w:rPr>
-            <w:t>(D. Rashkovetsky et al., 2021)</w:t>
+            <w:t xml:space="preserve">(D. </w:t>
+          </w:r>
+          <w:proofErr w:type="spellStart"/>
+          <w:r>
+            <w:rPr>
+              <w:rFonts w:ascii="Calibri" w:eastAsia="Times New Roman" w:hAnsi="Calibri" w:cs="Calibri"/>
+              <w:color w:val="000000"/>
+            </w:rPr>
+            <w:t>Rashkovetsky</w:t>
+          </w:r>
+          <w:proofErr w:type="spellEnd"/>
+          <w:r>
+            <w:rPr>
+              <w:rFonts w:ascii="Calibri" w:eastAsia="Times New Roman" w:hAnsi="Calibri" w:cs="Calibri"/>
+              <w:color w:val="000000"/>
+            </w:rPr>
+            <w:t xml:space="preserve"> et al., 2021)</w:t>
           </w:r>
         </w:sdtContent>
       </w:sdt>
@@ -9396,7 +9603,7 @@
             <w:highlight w:val="white"/>
           </w:rPr>
           <w:alias w:val="Citation"/>
-          <w:tag w:val="{&quot;referencesIds&quot;:[&quot;doc:67829bdb47855443e3fa5b59&quot;],&quot;referencesOptions&quot;:{&quot;doc:67829bdb47855443e3fa5b59&quot;:{&quot;author&quot;:true,&quot;year&quot;:true,&quot;formatAuthorYear&quot;:false,&quot;pageReplace&quot;:&quot;&quot;,&quot;prefix&quot;:&quot;&quot;,&quot;suffix&quot;:&quot;&quot;}},&quot;hasBrokenReferences&quot;:false,&quot;hasManualEdits&quot;:false,&quot;isEmpty&quot;:false,&quot;citationType&quot;:&quot;inline&quot;,&quot;id&quot;:1097219463,&quot;citationText&quot;:&quot;&lt;span style=\&quot;font-family:Calibri Light;font-size:21.333333333333332px;color:#2F5496\&quot;&gt;(Fu et al., 2020)&lt;/span&gt;&quot;}"/>
+          <w:tag w:val="{&quot;referencesIds&quot;:[&quot;doc:67829bdb47855443e3fa5b59&quot;],&quot;referencesOptions&quot;:{&quot;doc:67829bdb47855443e3fa5b59&quot;:{&quot;author&quot;:true,&quot;year&quot;:true,&quot;formatAuthorYear&quot;:false,&quot;pageReplace&quot;:&quot;&quot;,&quot;prefix&quot;:&quot;&quot;,&quot;suffix&quot;:&quot;&quot;}},&quot;hasBrokenReferences&quot;:false,&quot;hasManualEdits&quot;:false,&quot;isEmpty&quot;:false,&quot;citationType&quot;:&quot;inline&quot;,&quot;id&quot;:1097219463,&quot;citationText&quot;:&quot;&lt;span style=\&quot;font-family:Calibri;font-size:14.666666666666666px;color:#000000\&quot;&gt;(Fu et al., 2020)&lt;/span&gt;&quot;}"/>
           <w:id w:val="1097219463"/>
           <w:placeholder>
             <w:docPart w:val="F73F8FA949624724866BFC09605B955C"/>
@@ -9430,11 +9637,11 @@
     </w:p>
     <w:p>
       <w:r>
-        <w:t xml:space="preserve">Landsat sensors have been around since the launch of Landsat 1 in 1972, the most recent satellite that has been launched is Landsat 9 which features 2 thermal spectral bands as wells as red, green, blue and infrared bands. Landsat features one of the highest spatial resolutions of any satellite which can view up to 30m, however Landsat is one of the slowest as it will return to the same point globally 16 days later. This slow time to return to a point means that Landsat may miss certain details that other satellite sensors may capture however, it’s high spatial resolution and multiple </w:t>
+        <w:t xml:space="preserve">Landsat sensors have been around since the launch of Landsat 1 in 1972, the most recent satellite that has been launched is Landsat 9 which features 2 thermal spectral bands as wells as red, green, blue and infrared bands. Landsat features one of the highest spatial resolutions of any satellite </w:t>
       </w:r>
       <w:r>
         <w:lastRenderedPageBreak/>
-        <w:t xml:space="preserve">thermal bands offset this downside as it will deliver high quality data just not as frequently as the other sensors. </w:t>
+        <w:t xml:space="preserve">which can view up to 30m, however Landsat is one of the slowest as it will return to the same point globally 16 days later. This slow time to return to a point means that Landsat may miss certain details that other satellite sensors may capture however, it’s high spatial resolution and multiple thermal bands offset this downside as it will deliver high quality data just not as frequently as the other sensors. </w:t>
       </w:r>
       <w:sdt>
         <w:sdtPr>
@@ -9444,7 +9651,7 @@
             <w:highlight w:val="white"/>
           </w:rPr>
           <w:alias w:val="Citation"/>
-          <w:tag w:val="{&quot;referencesIds&quot;:[&quot;doc:6782af99ade5cb1be1080acb&quot;],&quot;referencesOptions&quot;:{&quot;doc:6782af99ade5cb1be1080acb&quot;:{&quot;author&quot;:true,&quot;year&quot;:true,&quot;formatAuthorYear&quot;:false,&quot;pageReplace&quot;:&quot;&quot;,&quot;prefix&quot;:&quot;&quot;,&quot;suffix&quot;:&quot;&quot;}},&quot;hasBrokenReferences&quot;:false,&quot;hasManualEdits&quot;:false,&quot;isEmpty&quot;:false,&quot;citationType&quot;:&quot;inline&quot;,&quot;id&quot;:1038856259,&quot;citationText&quot;:&quot;&lt;span style=\&quot;font-family:Calibri Light;font-size:21.333333333333332px;color:#2F5496\&quot;&gt;(US geological survey, 2025)&lt;/span&gt;&quot;}"/>
+          <w:tag w:val="{&quot;referencesIds&quot;:[&quot;doc:6782af99ade5cb1be1080acb&quot;],&quot;referencesOptions&quot;:{&quot;doc:6782af99ade5cb1be1080acb&quot;:{&quot;author&quot;:true,&quot;year&quot;:true,&quot;formatAuthorYear&quot;:false,&quot;pageReplace&quot;:&quot;&quot;,&quot;prefix&quot;:&quot;&quot;,&quot;suffix&quot;:&quot;&quot;}},&quot;hasBrokenReferences&quot;:false,&quot;hasManualEdits&quot;:false,&quot;isEmpty&quot;:false,&quot;citationType&quot;:&quot;inline&quot;,&quot;id&quot;:1038856259,&quot;citationText&quot;:&quot;&lt;span style=\&quot;font-family:Calibri;font-size:14.666666666666666px;color:#000000\&quot;&gt;(US geological survey, 2025)&lt;/span&gt;&quot;}"/>
           <w:id w:val="1038856259"/>
           <w:placeholder>
             <w:docPart w:val="9227F547157E4C579AE6EB3AC3FE42AA"/>
@@ -9486,7 +9693,7 @@
         <w:pStyle w:val="Heading3"/>
       </w:pPr>
       <w:bookmarkStart w:id="16" w:name="_Toc187672385"/>
-      <w:bookmarkStart w:id="17" w:name="_Toc196159511"/>
+      <w:bookmarkStart w:id="17" w:name="_Toc196421964"/>
       <w:r>
         <w:t>Available Satellite datasets</w:t>
       </w:r>
@@ -9557,7 +9764,7 @@
             <w:highlight w:val="white"/>
           </w:rPr>
           <w:alias w:val="Citation"/>
-          <w:tag w:val="{&quot;referencesIds&quot;:[&quot;doc:678415a7e9d8ef6358245154&quot;],&quot;referencesOptions&quot;:{&quot;doc:678415a7e9d8ef6358245154&quot;:{&quot;author&quot;:true,&quot;year&quot;:true,&quot;formatAuthorYear&quot;:false,&quot;pageReplace&quot;:&quot;&quot;,&quot;prefix&quot;:&quot;&quot;,&quot;suffix&quot;:&quot;&quot;}},&quot;hasBrokenReferences&quot;:false,&quot;hasManualEdits&quot;:false,&quot;isEmpty&quot;:false,&quot;citationType&quot;:&quot;inline&quot;,&quot;id&quot;:-628560607,&quot;citationText&quot;:&quot;&lt;span style=\&quot;font-family:Calibri Light;font-size:21.333333333333332px;color:#2F5496\&quot;&gt;(F. Huot et al., 2022)&lt;/span&gt;&quot;}"/>
+          <w:tag w:val="{&quot;referencesIds&quot;:[&quot;doc:678415a7e9d8ef6358245154&quot;],&quot;referencesOptions&quot;:{&quot;doc:678415a7e9d8ef6358245154&quot;:{&quot;author&quot;:true,&quot;year&quot;:true,&quot;formatAuthorYear&quot;:false,&quot;pageReplace&quot;:&quot;&quot;,&quot;prefix&quot;:&quot;&quot;,&quot;suffix&quot;:&quot;&quot;}},&quot;hasBrokenReferences&quot;:false,&quot;hasManualEdits&quot;:false,&quot;isEmpty&quot;:false,&quot;citationType&quot;:&quot;inline&quot;,&quot;id&quot;:-628560607,&quot;citationText&quot;:&quot;&lt;span style=\&quot;font-family:Calibri;font-size:14.666666666666666px;color:#000000\&quot;&gt;(F. Huot et al., 2022)&lt;/span&gt;&quot;}"/>
           <w:id w:val="-628560607"/>
           <w:placeholder>
             <w:docPart w:val="2871045D220A4446AEEED16584595D3E"/>
@@ -9579,7 +9786,7 @@
         <w:pStyle w:val="Heading2"/>
       </w:pPr>
       <w:bookmarkStart w:id="18" w:name="_Toc187672386"/>
-      <w:bookmarkStart w:id="19" w:name="_Toc196159512"/>
+      <w:bookmarkStart w:id="19" w:name="_Toc196421965"/>
       <w:r>
         <w:t>Machine learning m</w:t>
       </w:r>
@@ -9622,6 +9829,7 @@
         </w:rPr>
       </w:pPr>
       <w:r>
+        <w:lastRenderedPageBreak/>
         <w:t>Convolutional neural networks e</w:t>
       </w:r>
       <w:r>
@@ -9637,11 +9845,7 @@
         <w:t xml:space="preserve"> This can be used to detect relationships between pixels in the images to produce a prediction. Therefore, the </w:t>
       </w:r>
       <w:r>
-        <w:t xml:space="preserve">CNN has emerged as a fundamental concept in the field of deep learning. Its ability to leverage vast amounts of data in the era of big datasets is different from </w:t>
-      </w:r>
-      <w:r>
-        <w:lastRenderedPageBreak/>
-        <w:t>traditional methods</w:t>
+        <w:t>CNN has emerged as a fundamental concept in the field of deep learning. Its ability to leverage vast amounts of data in the era of big datasets is different from traditional methods</w:t>
       </w:r>
       <w:r>
         <w:t xml:space="preserve"> which often </w:t>
@@ -9669,7 +9873,7 @@
             <w:highlight w:val="white"/>
           </w:rPr>
           <w:alias w:val="Citation"/>
-          <w:tag w:val="{&quot;referencesIds&quot;:[&quot;doc:67841e24c66cc54e4b5f26dc&quot;],&quot;referencesOptions&quot;:{&quot;doc:67841e24c66cc54e4b5f26dc&quot;:{&quot;author&quot;:true,&quot;year&quot;:true,&quot;formatAuthorYear&quot;:false,&quot;pageReplace&quot;:&quot;&quot;,&quot;prefix&quot;:&quot;&quot;,&quot;suffix&quot;:&quot;&quot;}},&quot;hasBrokenReferences&quot;:false,&quot;hasManualEdits&quot;:false,&quot;isEmpty&quot;:false,&quot;citationType&quot;:&quot;inline&quot;,&quot;id&quot;:-1023930992,&quot;citationText&quot;:&quot;&lt;span style=\&quot;font-family:Calibri Light;font-size:21.333333333333332px;color:#2F5496\&quot;&gt;(Kanwal et al., 2023)&lt;/span&gt;&quot;}"/>
+          <w:tag w:val="{&quot;referencesIds&quot;:[&quot;doc:67841e24c66cc54e4b5f26dc&quot;],&quot;referencesOptions&quot;:{&quot;doc:67841e24c66cc54e4b5f26dc&quot;:{&quot;author&quot;:true,&quot;year&quot;:true,&quot;formatAuthorYear&quot;:false,&quot;pageReplace&quot;:&quot;&quot;,&quot;prefix&quot;:&quot;&quot;,&quot;suffix&quot;:&quot;&quot;}},&quot;hasBrokenReferences&quot;:false,&quot;hasManualEdits&quot;:false,&quot;isEmpty&quot;:false,&quot;citationType&quot;:&quot;inline&quot;,&quot;id&quot;:-1023930992,&quot;citationText&quot;:&quot;&lt;span style=\&quot;font-family:Calibri;font-size:14.666666666666666px;color:#000000\&quot;&gt;(Kanwal et al., 2023)&lt;/span&gt;&quot;}"/>
           <w:id w:val="-1023930992"/>
           <w:placeholder>
             <w:docPart w:val="8967B9026AF3428099D2CB5DA64F1E44"/>
@@ -9770,7 +9974,7 @@
             <w:highlight w:val="white"/>
           </w:rPr>
           <w:alias w:val="Citation"/>
-          <w:tag w:val="{&quot;referencesIds&quot;:[&quot;doc:67852405ade5cb1be1084717&quot;],&quot;referencesOptions&quot;:{&quot;doc:67852405ade5cb1be1084717&quot;:{&quot;author&quot;:true,&quot;year&quot;:true,&quot;formatAuthorYear&quot;:false,&quot;pageReplace&quot;:&quot;&quot;,&quot;prefix&quot;:&quot;&quot;,&quot;suffix&quot;:&quot;&quot;}},&quot;hasBrokenReferences&quot;:false,&quot;hasManualEdits&quot;:false,&quot;isEmpty&quot;:false,&quot;citationType&quot;:&quot;inline&quot;,&quot;id&quot;:200986018,&quot;citationText&quot;:&quot;&lt;span style=\&quot;font-family:Calibri Light;font-size:21.333333333333332px;color:#2F5496\&quot;&gt;(Rezaei Barzani et al., 2023)&lt;/span&gt;&quot;}"/>
+          <w:tag w:val="{&quot;referencesIds&quot;:[&quot;doc:67852405ade5cb1be1084717&quot;],&quot;referencesOptions&quot;:{&quot;doc:67852405ade5cb1be1084717&quot;:{&quot;author&quot;:true,&quot;year&quot;:true,&quot;formatAuthorYear&quot;:false,&quot;pageReplace&quot;:&quot;&quot;,&quot;prefix&quot;:&quot;&quot;,&quot;suffix&quot;:&quot;&quot;}},&quot;hasBrokenReferences&quot;:false,&quot;hasManualEdits&quot;:false,&quot;isEmpty&quot;:false,&quot;citationType&quot;:&quot;inline&quot;,&quot;id&quot;:200986018,&quot;citationText&quot;:&quot;&lt;span style=\&quot;font-family:Calibri;font-size:14.666666666666666px;color:#000000\&quot;&gt;(Rezaei Barzani et al., 2023)&lt;/span&gt;&quot;}"/>
           <w:id w:val="200986018"/>
           <w:placeholder>
             <w:docPart w:val="7DC7835C148547418D3F3FD0F6DCDFA9"/>
@@ -9898,7 +10102,7 @@
             <w:highlight w:val="white"/>
           </w:rPr>
           <w:alias w:val="Citation"/>
-          <w:tag w:val="{&quot;referencesIds&quot;:[&quot;doc:67852f53c66cc54e4b5f3e6f&quot;],&quot;referencesOptions&quot;:{&quot;doc:67852f53c66cc54e4b5f3e6f&quot;:{&quot;author&quot;:true,&quot;year&quot;:true,&quot;formatAuthorYear&quot;:false,&quot;pageReplace&quot;:&quot;&quot;,&quot;prefix&quot;:&quot;&quot;,&quot;suffix&quot;:&quot;&quot;}},&quot;hasBrokenReferences&quot;:false,&quot;hasManualEdits&quot;:false,&quot;isEmpty&quot;:false,&quot;citationType&quot;:&quot;inline&quot;,&quot;id&quot;:-1744870337,&quot;citationText&quot;:&quot;&lt;span style=\&quot;font-family:Calibri Light;font-size:21.333333333333332px;color:#2F5496\&quot;&gt;(Peng et al., 2023)&lt;/span&gt;&quot;}"/>
+          <w:tag w:val="{&quot;referencesIds&quot;:[&quot;doc:67852f53c66cc54e4b5f3e6f&quot;],&quot;referencesOptions&quot;:{&quot;doc:67852f53c66cc54e4b5f3e6f&quot;:{&quot;author&quot;:true,&quot;year&quot;:true,&quot;formatAuthorYear&quot;:false,&quot;pageReplace&quot;:&quot;&quot;,&quot;prefix&quot;:&quot;&quot;,&quot;suffix&quot;:&quot;&quot;}},&quot;hasBrokenReferences&quot;:false,&quot;hasManualEdits&quot;:false,&quot;isEmpty&quot;:false,&quot;citationType&quot;:&quot;inline&quot;,&quot;id&quot;:-1744870337,&quot;citationText&quot;:&quot;&lt;span style=\&quot;font-family:Calibri;font-size:14.666666666666666px;color:#000000\&quot;&gt;(Peng et al., 2023)&lt;/span&gt;&quot;}"/>
           <w:id w:val="-1744870337"/>
           <w:placeholder>
             <w:docPart w:val="307B42A39D924CF9B754DDE1FCCC14FB"/>
@@ -9919,7 +10123,7 @@
       <w:pPr>
         <w:pStyle w:val="Heading2"/>
       </w:pPr>
-      <w:bookmarkStart w:id="20" w:name="_Toc196159513"/>
+      <w:bookmarkStart w:id="20" w:name="_Toc196421966"/>
       <w:r>
         <w:t>Conclusion</w:t>
       </w:r>
@@ -9935,7 +10139,7 @@
       <w:pPr>
         <w:pStyle w:val="Heading1"/>
       </w:pPr>
-      <w:bookmarkStart w:id="21" w:name="_Toc196159514"/>
+      <w:bookmarkStart w:id="21" w:name="_Toc196421967"/>
       <w:r>
         <w:lastRenderedPageBreak/>
         <w:t>R</w:t>
@@ -9952,7 +10156,7 @@
       <w:pPr>
         <w:pStyle w:val="Heading2"/>
       </w:pPr>
-      <w:bookmarkStart w:id="22" w:name="_Toc196159515"/>
+      <w:bookmarkStart w:id="22" w:name="_Toc196421968"/>
       <w:r>
         <w:t>Project pipeline</w:t>
       </w:r>
@@ -10004,7 +10208,7 @@
       <w:pPr>
         <w:pStyle w:val="Caption"/>
       </w:pPr>
-      <w:bookmarkStart w:id="23" w:name="_Toc196138586"/>
+      <w:bookmarkStart w:id="23" w:name="_Toc196416246"/>
       <w:r>
         <w:t xml:space="preserve">Figure </w:t>
       </w:r>
@@ -10063,7 +10267,7 @@
       <w:pPr>
         <w:pStyle w:val="Heading2"/>
       </w:pPr>
-      <w:bookmarkStart w:id="24" w:name="_Toc196159516"/>
+      <w:bookmarkStart w:id="24" w:name="_Toc196421969"/>
       <w:r>
         <w:t>System requirements</w:t>
       </w:r>
@@ -10076,10 +10280,23 @@
     </w:p>
     <w:p>
       <w:r>
-        <w:t>The program will use many different libraries such as tensorflow</w:t>
-      </w:r>
-      <w:r>
-        <w:t xml:space="preserve"> and sklearn, additionally the interface will also be programmed in python for ease of programming </w:t>
+        <w:t xml:space="preserve">The program will use many different libraries such as </w:t>
+      </w:r>
+      <w:proofErr w:type="spellStart"/>
+      <w:r>
+        <w:t>tensorflow</w:t>
+      </w:r>
+      <w:proofErr w:type="spellEnd"/>
+      <w:r>
+        <w:t xml:space="preserve"> and </w:t>
+      </w:r>
+      <w:proofErr w:type="spellStart"/>
+      <w:r>
+        <w:t>sklearn</w:t>
+      </w:r>
+      <w:proofErr w:type="spellEnd"/>
+      <w:r>
+        <w:t xml:space="preserve">, additionally the interface will also be programmed in python for ease of programming </w:t>
       </w:r>
       <w:r>
         <w:t>as the</w:t>
@@ -10123,7 +10340,7 @@
       <w:pPr>
         <w:pStyle w:val="Heading2"/>
       </w:pPr>
-      <w:bookmarkStart w:id="25" w:name="_Toc196159517"/>
+      <w:bookmarkStart w:id="25" w:name="_Toc196421970"/>
       <w:r>
         <w:lastRenderedPageBreak/>
         <w:t>Data</w:t>
@@ -10264,7 +10481,7 @@
       <w:pPr>
         <w:pStyle w:val="Heading2"/>
       </w:pPr>
-      <w:bookmarkStart w:id="27" w:name="_Toc196159518"/>
+      <w:bookmarkStart w:id="27" w:name="_Toc196421971"/>
       <w:r>
         <w:t>Input</w:t>
       </w:r>
@@ -10288,7 +10505,15 @@
         <w:t>must</w:t>
       </w:r>
       <w:r>
-        <w:t xml:space="preserve"> be able to handle .tif files and extract necessary data to make a prediction</w:t>
+        <w:t xml:space="preserve"> be able to handle .</w:t>
+      </w:r>
+      <w:proofErr w:type="spellStart"/>
+      <w:r>
+        <w:t>tif</w:t>
+      </w:r>
+      <w:proofErr w:type="spellEnd"/>
+      <w:r>
+        <w:t xml:space="preserve"> files and extract necessary data to make a prediction</w:t>
       </w:r>
       <w:r>
         <w:t>.</w:t>
@@ -10316,7 +10541,7 @@
       <w:pPr>
         <w:pStyle w:val="Heading2"/>
       </w:pPr>
-      <w:bookmarkStart w:id="28" w:name="_Toc196159519"/>
+      <w:bookmarkStart w:id="28" w:name="_Toc196421972"/>
       <w:r>
         <w:t>Model Requirements</w:t>
       </w:r>
@@ -10395,7 +10620,7 @@
       <w:pPr>
         <w:pStyle w:val="Heading2"/>
       </w:pPr>
-      <w:bookmarkStart w:id="29" w:name="_Toc196159520"/>
+      <w:bookmarkStart w:id="29" w:name="_Toc196421973"/>
       <w:r>
         <w:t>Interface</w:t>
       </w:r>
@@ -10560,7 +10785,7 @@
       <w:pPr>
         <w:pStyle w:val="Heading2"/>
       </w:pPr>
-      <w:bookmarkStart w:id="30" w:name="_Toc196159521"/>
+      <w:bookmarkStart w:id="30" w:name="_Toc196421974"/>
       <w:r>
         <w:t>Design constraints</w:t>
       </w:r>
@@ -10610,7 +10835,7 @@
       <w:pPr>
         <w:pStyle w:val="Heading1"/>
       </w:pPr>
-      <w:bookmarkStart w:id="31" w:name="_Toc196159522"/>
+      <w:bookmarkStart w:id="31" w:name="_Toc196421975"/>
       <w:r>
         <w:lastRenderedPageBreak/>
         <w:t>Design</w:t>
@@ -10621,7 +10846,7 @@
       <w:pPr>
         <w:pStyle w:val="Heading2"/>
       </w:pPr>
-      <w:bookmarkStart w:id="32" w:name="_Toc196159523"/>
+      <w:bookmarkStart w:id="32" w:name="_Toc196421976"/>
       <w:r>
         <w:t>Dataset</w:t>
       </w:r>
@@ -10712,7 +10937,7 @@
       <w:pPr>
         <w:pStyle w:val="Heading2"/>
       </w:pPr>
-      <w:bookmarkStart w:id="33" w:name="_Toc196159524"/>
+      <w:bookmarkStart w:id="33" w:name="_Toc196421977"/>
       <w:r>
         <w:lastRenderedPageBreak/>
         <w:t>Interface</w:t>
@@ -10824,7 +11049,7 @@
       <w:pPr>
         <w:pStyle w:val="Caption"/>
       </w:pPr>
-      <w:bookmarkStart w:id="34" w:name="_Toc196138587"/>
+      <w:bookmarkStart w:id="34" w:name="_Toc196416247"/>
       <w:r>
         <w:t xml:space="preserve">Figure </w:t>
       </w:r>
@@ -10924,7 +11149,7 @@
       <w:pPr>
         <w:pStyle w:val="Caption"/>
       </w:pPr>
-      <w:bookmarkStart w:id="35" w:name="_Toc196138588"/>
+      <w:bookmarkStart w:id="35" w:name="_Toc196416248"/>
       <w:r>
         <w:t xml:space="preserve">Figure </w:t>
       </w:r>
@@ -11039,7 +11264,7 @@
       <w:pPr>
         <w:pStyle w:val="Caption"/>
       </w:pPr>
-      <w:bookmarkStart w:id="36" w:name="_Toc196138589"/>
+      <w:bookmarkStart w:id="36" w:name="_Toc196416249"/>
       <w:r>
         <w:t xml:space="preserve">Figure </w:t>
       </w:r>
@@ -11150,7 +11375,7 @@
       <w:pPr>
         <w:pStyle w:val="Caption"/>
       </w:pPr>
-      <w:bookmarkStart w:id="37" w:name="_Toc196138590"/>
+      <w:bookmarkStart w:id="37" w:name="_Toc196416250"/>
       <w:r>
         <w:t xml:space="preserve">Figure </w:t>
       </w:r>
@@ -11179,7 +11404,15 @@
     </w:p>
     <w:p>
       <w:r>
-        <w:t>Once the program has switched to the results page it will present the user with the rgb image of the data as well as the prediction made by the model. The user will be given suggested actions based on the outcome of the prediction as well as an option to return to the prediction screen to input another piece of data.</w:t>
+        <w:t xml:space="preserve">Once the program has switched to the results page it will present the user with the </w:t>
+      </w:r>
+      <w:proofErr w:type="spellStart"/>
+      <w:r>
+        <w:t>rgb</w:t>
+      </w:r>
+      <w:proofErr w:type="spellEnd"/>
+      <w:r>
+        <w:t xml:space="preserve"> image of the data as well as the prediction made by the model. The user will be given suggested actions based on the outcome of the prediction as well as an option to return to the prediction screen to input another piece of data.</w:t>
       </w:r>
       <w:r>
         <w:t xml:space="preserve"> </w:t>
@@ -11246,7 +11479,7 @@
       <w:pPr>
         <w:pStyle w:val="Caption"/>
       </w:pPr>
-      <w:bookmarkStart w:id="38" w:name="_Toc196138591"/>
+      <w:bookmarkStart w:id="38" w:name="_Toc196416251"/>
       <w:r>
         <w:t xml:space="preserve">Figure </w:t>
       </w:r>
@@ -11340,7 +11573,7 @@
       <w:pPr>
         <w:pStyle w:val="Caption"/>
       </w:pPr>
-      <w:bookmarkStart w:id="39" w:name="_Toc196138592"/>
+      <w:bookmarkStart w:id="39" w:name="_Toc196416252"/>
       <w:r>
         <w:t xml:space="preserve">Figure </w:t>
       </w:r>
@@ -11376,7 +11609,7 @@
       <w:pPr>
         <w:pStyle w:val="Heading1"/>
       </w:pPr>
-      <w:bookmarkStart w:id="40" w:name="_Toc196159525"/>
+      <w:bookmarkStart w:id="40" w:name="_Toc196421978"/>
       <w:r>
         <w:lastRenderedPageBreak/>
         <w:t>Implementation</w:t>
@@ -11390,7 +11623,7 @@
       <w:pPr>
         <w:pStyle w:val="Heading2"/>
       </w:pPr>
-      <w:bookmarkStart w:id="41" w:name="_Toc196159526"/>
+      <w:bookmarkStart w:id="41" w:name="_Toc196421979"/>
       <w:r>
         <w:t>Dataset Creation</w:t>
       </w:r>
@@ -11400,7 +11633,7 @@
       <w:pPr>
         <w:pStyle w:val="Heading3"/>
       </w:pPr>
-      <w:bookmarkStart w:id="42" w:name="_Toc196159527"/>
+      <w:bookmarkStart w:id="42" w:name="_Toc196421980"/>
       <w:r>
         <w:t>Selecting a region</w:t>
       </w:r>
@@ -11502,7 +11735,7 @@
       <w:pPr>
         <w:pStyle w:val="Caption"/>
       </w:pPr>
-      <w:bookmarkStart w:id="43" w:name="_Toc196138593"/>
+      <w:bookmarkStart w:id="43" w:name="_Toc196416253"/>
       <w:r>
         <w:t xml:space="preserve">Figure </w:t>
       </w:r>
@@ -11623,100 +11856,95 @@
         <w:t>.</w:t>
       </w:r>
     </w:p>
+    <w:p>
+      <w:pPr>
+        <w:pStyle w:val="Heading3"/>
+      </w:pPr>
+      <w:bookmarkStart w:id="44" w:name="_Toc196421981"/>
+      <w:r>
+        <w:t>Finding a fire</w:t>
+      </w:r>
+      <w:bookmarkEnd w:id="44"/>
+    </w:p>
+    <w:p>
+      <w:r>
+        <w:t xml:space="preserve">After selecting California to extract data from then a fire must be found in the data that’s available. This is a particularly difficult task as Landsat 9 has a revisit time of </w:t>
+      </w:r>
+      <w:r>
+        <w:t>sixteen</w:t>
+      </w:r>
+      <w:r>
+        <w:t xml:space="preserve"> days. This means that the number of fires that can be found is dramatically reduced as the fire must be active in the area on the day of the satellite orbiting above it. To achieve </w:t>
+      </w:r>
+      <w:r>
+        <w:t>this, fires</w:t>
+      </w:r>
+      <w:r>
+        <w:t xml:space="preserve"> that were quite large</w:t>
+      </w:r>
+      <w:r>
+        <w:t xml:space="preserve"> needed to be found</w:t>
+      </w:r>
+      <w:r>
+        <w:t xml:space="preserve"> due to the spatial resolution being </w:t>
+      </w:r>
+      <w:r>
+        <w:t>thirty</w:t>
+      </w:r>
+      <w:r>
+        <w:t xml:space="preserve"> metres, this means that small fires may only appear as very few pixels. Once a list of notable fires</w:t>
+      </w:r>
+      <w:r>
+        <w:t xml:space="preserve"> was created the data was </w:t>
+      </w:r>
+      <w:r>
+        <w:t xml:space="preserve">checked if </w:t>
+      </w:r>
+      <w:r>
+        <w:t xml:space="preserve">it </w:t>
+      </w:r>
+      <w:r>
+        <w:t>was available on a day the fire was active, if there was data, then</w:t>
+      </w:r>
+      <w:r>
+        <w:t xml:space="preserve"> </w:t>
+      </w:r>
+      <w:r>
+        <w:t>a heatmap of pixel values was</w:t>
+      </w:r>
+      <w:r>
+        <w:t xml:space="preserve"> applied to the area to confirm that a fire was present.</w:t>
+      </w:r>
+    </w:p>
+    <w:p>
+      <w:r>
+        <w:t>The pacific palisade fire</w:t>
+      </w:r>
+      <w:r>
+        <w:t xml:space="preserve"> lasted </w:t>
+      </w:r>
+      <w:r>
+        <w:t>twenty-four</w:t>
+      </w:r>
+      <w:r>
+        <w:t xml:space="preserve"> </w:t>
+      </w:r>
+      <w:r>
+        <w:t xml:space="preserve">days meaning that some data had to be available as the satellite would have definitely revisited the area in that time. Additionally, the fire devastated a large area meaning that there is a large amount of data that will be available to collect. </w:t>
+      </w:r>
+      <w:r>
+        <w:t>This means that a model is less likely to memorize the data as there is a lot more data than a smaller fire would produce.</w:t>
+      </w:r>
+      <w:r>
+        <w:t xml:space="preserve"> Additionally, this will mean that there is no data imbalance in the dataset as the majority of the data will fit into each category for classification.</w:t>
+      </w:r>
+    </w:p>
     <w:p/>
     <w:p>
       <w:pPr>
         <w:pStyle w:val="Heading3"/>
       </w:pPr>
-      <w:bookmarkStart w:id="44" w:name="_Toc196159528"/>
-      <w:r>
-        <w:t>Finding a fire</w:t>
-      </w:r>
-      <w:bookmarkEnd w:id="44"/>
-    </w:p>
-    <w:p>
-      <w:r>
-        <w:t xml:space="preserve">After selecting California to extract data from then a fire must be found in the data that’s available. This is a particularly difficult task as Landsat 9 has a revisit time of </w:t>
-      </w:r>
-      <w:r>
-        <w:t>sixteen</w:t>
-      </w:r>
-      <w:r>
-        <w:t xml:space="preserve"> days. This means that the number of fires that can be found is dramatically reduced as the fire must be active in the area on the day of the satellite orbiting above it. To achieve </w:t>
-      </w:r>
-      <w:r>
-        <w:t>this, fires</w:t>
-      </w:r>
-      <w:r>
-        <w:t xml:space="preserve"> that were quite large</w:t>
-      </w:r>
-      <w:r>
-        <w:t xml:space="preserve"> needed to be found</w:t>
-      </w:r>
-      <w:r>
-        <w:t xml:space="preserve"> due to the spatial resolution being </w:t>
-      </w:r>
-      <w:r>
-        <w:t>thirty</w:t>
-      </w:r>
-      <w:r>
-        <w:t xml:space="preserve"> metres, this means that small fires may only appear as very few pixels. Once a list of notable fires</w:t>
-      </w:r>
-      <w:r>
-        <w:t xml:space="preserve"> was created the data was </w:t>
-      </w:r>
-      <w:r>
-        <w:t xml:space="preserve">checked if </w:t>
-      </w:r>
-      <w:r>
-        <w:t xml:space="preserve">it </w:t>
-      </w:r>
-      <w:r>
-        <w:t>was available on a day the fire was active, if there was data, then</w:t>
-      </w:r>
-      <w:r>
-        <w:t xml:space="preserve"> </w:t>
-      </w:r>
-      <w:r>
-        <w:t>a heatmap of pixel values was</w:t>
-      </w:r>
-      <w:r>
-        <w:t xml:space="preserve"> applied to the area to confirm that a fire was present.</w:t>
-      </w:r>
-    </w:p>
-    <w:p>
-      <w:r>
-        <w:t>The pacific palisade fire</w:t>
-      </w:r>
-      <w:r>
-        <w:t xml:space="preserve"> lasted </w:t>
-      </w:r>
-      <w:r>
-        <w:t>twenty-four</w:t>
-      </w:r>
-      <w:r>
-        <w:t xml:space="preserve"> </w:t>
-      </w:r>
-      <w:r>
-        <w:t xml:space="preserve">days meaning that some data had to be available as the satellite would have definitely revisited the area in that time. Additionally, the fire devastated a large area meaning that there is a large amount of data that will be available to collect. </w:t>
-      </w:r>
-      <w:r>
-        <w:t xml:space="preserve">This means that a model is less likely to memorize the data as there is a lot more data than a smaller fire would </w:t>
-      </w:r>
-      <w:r>
-        <w:lastRenderedPageBreak/>
-        <w:t>produce.</w:t>
-      </w:r>
-      <w:r>
-        <w:t xml:space="preserve"> Additionally, this will mean that there is no data imbalance in the dataset as the majority of the data will fit into each category for classification.</w:t>
-      </w:r>
-    </w:p>
-    <w:p/>
-    <w:p>
-      <w:pPr>
-        <w:pStyle w:val="Heading3"/>
-      </w:pPr>
-      <w:bookmarkStart w:id="45" w:name="_Toc196159529"/>
+      <w:bookmarkStart w:id="45" w:name="_Toc196421982"/>
       <w:r>
         <w:t>Extracting data</w:t>
       </w:r>
@@ -11856,7 +12084,7 @@
       <w:pPr>
         <w:pStyle w:val="Caption"/>
       </w:pPr>
-      <w:bookmarkStart w:id="46" w:name="_Toc196138594"/>
+      <w:bookmarkStart w:id="46" w:name="_Toc196416254"/>
       <w:r>
         <w:t xml:space="preserve">Figure </w:t>
       </w:r>
@@ -11883,12 +12111,17 @@
       </w:r>
       <w:bookmarkEnd w:id="46"/>
     </w:p>
+    <w:p/>
+    <w:p/>
+    <w:p/>
+    <w:p/>
     <w:p>
       <w:pPr>
         <w:pStyle w:val="Heading3"/>
       </w:pPr>
-      <w:bookmarkStart w:id="47" w:name="_Toc196159530"/>
-      <w:r>
+      <w:bookmarkStart w:id="47" w:name="_Toc196421983"/>
+      <w:r>
+        <w:lastRenderedPageBreak/>
         <w:t>D</w:t>
       </w:r>
       <w:r>
@@ -11918,100 +12151,108 @@
     </w:p>
     <w:p>
       <w:r>
+        <w:t xml:space="preserve">As there is no baseline to normalize the values to </w:t>
+      </w:r>
+      <w:r>
+        <w:t xml:space="preserve">for fires, </w:t>
+      </w:r>
+      <w:r>
+        <w:t>the data</w:t>
+      </w:r>
+      <w:r>
+        <w:t xml:space="preserve"> will </w:t>
+      </w:r>
+      <w:r>
+        <w:t>be normalized to</w:t>
+      </w:r>
+      <w:r>
+        <w:t xml:space="preserve"> the highest and lowest values in the data. This means that the data will be scaled to between </w:t>
+      </w:r>
+      <w:r>
+        <w:t xml:space="preserve">zero </w:t>
+      </w:r>
+      <w:r>
+        <w:t xml:space="preserve">and </w:t>
+      </w:r>
+      <w:r>
+        <w:t xml:space="preserve">one </w:t>
+      </w:r>
+      <w:r>
+        <w:t>resulting in the data being efficient to process compared to the raw values which will be much larger.</w:t>
+      </w:r>
+      <w:r>
+        <w:t xml:space="preserve"> </w:t>
+      </w:r>
+    </w:p>
+    <w:p>
+      <w:r>
+        <w:t>Additionally, a large number of bands are not that useful for making a prediction. There</w:t>
+      </w:r>
+      <w:r>
+        <w:t>’s seventeen layers and eleven bands in the data</w:t>
+      </w:r>
+      <w:r>
+        <w:t xml:space="preserve"> available in Landsat 9 so the data needed to be processed would be quite large. This means that taking a smaller portion of the bands that directly influence the chance of a fire will make training the model efficient and remove redundant data.</w:t>
+      </w:r>
+    </w:p>
+    <w:p/>
+    <w:p>
+      <w:pPr>
+        <w:pStyle w:val="Heading3"/>
+      </w:pPr>
+      <w:bookmarkStart w:id="48" w:name="_Toc196421984"/>
+      <w:r>
+        <w:t>Allowing the user to swap</w:t>
+      </w:r>
+      <w:r>
+        <w:t xml:space="preserve"> the dataset</w:t>
+      </w:r>
+      <w:bookmarkEnd w:id="48"/>
+    </w:p>
+    <w:p>
+      <w:r>
+        <w:t>Allowing the user to swap the dataset will allow the project to be useful for future development as the program and model architecture will be the same but the dataset will be able to be swapped by the user.</w:t>
+      </w:r>
+    </w:p>
+    <w:p>
+      <w:r>
+        <w:t xml:space="preserve"> </w:t>
+      </w:r>
+      <w:r>
+        <w:t>If the user</w:t>
+      </w:r>
+      <w:r>
+        <w:t xml:space="preserve"> was able to extract their own Landsat 9 data and sort it into the categories present in the training dataset and if the data was the same size as the data present in the training </w:t>
+      </w:r>
+      <w:proofErr w:type="gramStart"/>
+      <w:r>
+        <w:t>dataset</w:t>
+      </w:r>
+      <w:proofErr w:type="gramEnd"/>
+      <w:r>
+        <w:t xml:space="preserve"> then the user would easily be able to swap out the training dataset to tailor a model to a specific fire instead of the palisade fire present in the training dataset. </w:t>
+      </w:r>
+    </w:p>
+    <w:p>
+      <w:r>
+        <w:t xml:space="preserve">This would allow the model to train on a different set of data and possibly be used for other regions, the model would retain the same architecture but would be trained on an entirely different set of data. </w:t>
+      </w:r>
+    </w:p>
+    <w:p>
+      <w:r>
+        <w:t xml:space="preserve">To ensure that the user has the ability to do this, the model will not be saved and will be required to train every time the program is </w:t>
+      </w:r>
+      <w:r>
+        <w:t xml:space="preserve">relaunched. However, this may mean that no prediction will be exactly the same as the model may have different weights each time it trains and may result in differing predictions. </w:t>
+      </w:r>
+    </w:p>
+    <w:p>
+      <w:pPr>
+        <w:pStyle w:val="Heading3"/>
+      </w:pPr>
+      <w:bookmarkStart w:id="49" w:name="_Toc196421985"/>
+      <w:r>
         <w:lastRenderedPageBreak/>
-        <w:t xml:space="preserve">As there is no baseline to normalize the values to </w:t>
-      </w:r>
-      <w:r>
-        <w:t xml:space="preserve">for fires, </w:t>
-      </w:r>
-      <w:r>
-        <w:t>the data</w:t>
-      </w:r>
-      <w:r>
-        <w:t xml:space="preserve"> will </w:t>
-      </w:r>
-      <w:r>
-        <w:t>be normalized to</w:t>
-      </w:r>
-      <w:r>
-        <w:t xml:space="preserve"> the highest and lowest values in the data. This means that the data will be scaled to between </w:t>
-      </w:r>
-      <w:r>
-        <w:t xml:space="preserve">zero </w:t>
-      </w:r>
-      <w:r>
-        <w:t xml:space="preserve">and </w:t>
-      </w:r>
-      <w:r>
-        <w:t xml:space="preserve">one </w:t>
-      </w:r>
-      <w:r>
-        <w:t>resulting in the data being efficient to process compared to the raw values which will be much larger.</w:t>
-      </w:r>
-      <w:r>
-        <w:t xml:space="preserve"> </w:t>
-      </w:r>
-    </w:p>
-    <w:p>
-      <w:r>
-        <w:t>Additionally, a large number of bands are not that useful for making a prediction. There</w:t>
-      </w:r>
-      <w:r>
-        <w:t>’s seventeen layers and eleven bands in the data</w:t>
-      </w:r>
-      <w:r>
-        <w:t xml:space="preserve"> available in Landsat 9 so the data needed to be processed would be quite large. This means that taking a smaller portion of the bands that directly influence the chance of a fire will make training the model efficient and remove redundant data.</w:t>
-      </w:r>
-    </w:p>
-    <w:p/>
-    <w:p>
-      <w:pPr>
-        <w:pStyle w:val="Heading3"/>
-      </w:pPr>
-      <w:bookmarkStart w:id="48" w:name="_Toc196159531"/>
-      <w:r>
-        <w:t>Allowing the user to swap</w:t>
-      </w:r>
-      <w:r>
-        <w:t xml:space="preserve"> the dataset</w:t>
-      </w:r>
-      <w:bookmarkEnd w:id="48"/>
-    </w:p>
-    <w:p>
-      <w:r>
-        <w:t>Allowing the user to swap the dataset will allow the project to be useful for future development as the program and model architecture will be the same but the dataset will be able to be swapped by the user.</w:t>
-      </w:r>
-    </w:p>
-    <w:p>
-      <w:r>
-        <w:t xml:space="preserve"> </w:t>
-      </w:r>
-      <w:r>
-        <w:t>If the user</w:t>
-      </w:r>
-      <w:r>
-        <w:t xml:space="preserve"> was able to extract their own Landsat 9 data and sort it into the categories present in the training dataset and if the data was the same size as the data present in the training dataset then the user would easily be able to swap out the training dataset to tailor a model to a specific fire instead of the palisade fire present in the training dataset. </w:t>
-      </w:r>
-    </w:p>
-    <w:p>
-      <w:r>
-        <w:t xml:space="preserve">This would allow the model to train on a different set of data and possibly be used for other regions, the model would retain the same architecture but would be trained on an entirely different set of data. </w:t>
-      </w:r>
-    </w:p>
-    <w:p>
-      <w:r>
-        <w:t xml:space="preserve">To ensure that the user has the ability to do this, the model will not be saved and will be required to train every time the program is </w:t>
-      </w:r>
-      <w:r>
-        <w:t xml:space="preserve">relaunched. However, this may mean that no prediction will be exactly the same as the model may have different weights each time it trains and may result in differing predictions. </w:t>
-      </w:r>
-    </w:p>
-    <w:p>
-      <w:pPr>
-        <w:pStyle w:val="Heading3"/>
-      </w:pPr>
-      <w:bookmarkStart w:id="49" w:name="_Toc196159532"/>
-      <w:r>
         <w:t>Difficulties in dataset creation</w:t>
       </w:r>
       <w:bookmarkEnd w:id="49"/>
@@ -12062,7 +12303,7 @@
       <w:pPr>
         <w:pStyle w:val="Caption"/>
       </w:pPr>
-      <w:bookmarkStart w:id="50" w:name="_Toc196138595"/>
+      <w:bookmarkStart w:id="50" w:name="_Toc196416255"/>
       <w:r>
         <w:t xml:space="preserve">Figure </w:t>
       </w:r>
@@ -12109,11 +12350,7 @@
         <w:t>th</w:t>
       </w:r>
       <w:r>
-        <w:t xml:space="preserve"> of January 2025. Data is only available in the highlighted California region in the strip of data where an image is </w:t>
-      </w:r>
-      <w:r>
-        <w:lastRenderedPageBreak/>
-        <w:t>shown over the map. Every other section of California on this day has no available data as the satellite has only passed over that region. This means that it is exceptionally difficult to find fires in the data as if they don’t align with a pass over California by the satellite, they will not be picked up by it and will remain undetected.</w:t>
+        <w:t xml:space="preserve"> of January 2025. Data is only available in the highlighted California region in the strip of data where an image is shown over the map. Every other section of California on this day has no available data as the satellite has only passed over that region. This means that it is exceptionally difficult to find fires in the data as if they don’t align with a pass over California by the satellite, they will not be picked up by it and will remain undetected.</w:t>
       </w:r>
     </w:p>
     <w:p/>
@@ -12163,7 +12400,7 @@
       <w:pPr>
         <w:pStyle w:val="Caption"/>
       </w:pPr>
-      <w:bookmarkStart w:id="51" w:name="_Toc196138596"/>
+      <w:bookmarkStart w:id="51" w:name="_Toc196416256"/>
       <w:r>
         <w:t xml:space="preserve">Figure </w:t>
       </w:r>
@@ -12236,6 +12473,7 @@
         <w:rPr>
           <w:noProof/>
         </w:rPr>
+        <w:lastRenderedPageBreak/>
         <w:drawing>
           <wp:inline distT="0" distB="0" distL="0" distR="0" wp14:anchorId="5690486F" wp14:editId="2CFA43F2">
             <wp:extent cx="1998477" cy="2211572"/>
@@ -12277,7 +12515,7 @@
       <w:pPr>
         <w:pStyle w:val="Caption"/>
       </w:pPr>
-      <w:bookmarkStart w:id="52" w:name="_Toc196138597"/>
+      <w:bookmarkStart w:id="52" w:name="_Toc196416257"/>
       <w:r>
         <w:t xml:space="preserve">Figure </w:t>
       </w:r>
@@ -12341,11 +12579,7 @@
         <w:t>sixteen</w:t>
       </w:r>
       <w:r>
-        <w:t xml:space="preserve"> days either side of the fire which may result in the data not being very accurate however, there is no alternative solution as other satellites which may pass over the area </w:t>
-      </w:r>
-      <w:r>
-        <w:lastRenderedPageBreak/>
-        <w:t>do not have the same sensors as those that are present on Landsat 9. To account for data that may not include before, during or after conditions then data must be captured that includes no thermal anomalies. This means that any predictions that don’t include any conditions related to a fire will not be predicted as having fire like conditions therefore removing some misclassifications.</w:t>
+        <w:t xml:space="preserve"> days either side of the fire which may result in the data not being very accurate however, there is no alternative solution as other satellites which may pass over the area do not have the same sensors as those that are present on Landsat 9. To account for data that may not include before, during or after conditions then data must be captured that includes no thermal anomalies. This means that any predictions that don’t include any conditions related to a fire will not be predicted as having fire like conditions therefore removing some misclassifications.</w:t>
       </w:r>
     </w:p>
     <w:p>
@@ -12360,7 +12594,7 @@
       <w:pPr>
         <w:pStyle w:val="Heading2"/>
       </w:pPr>
-      <w:bookmarkStart w:id="53" w:name="_Toc196159533"/>
+      <w:bookmarkStart w:id="53" w:name="_Toc196421986"/>
       <w:r>
         <w:t xml:space="preserve">Model </w:t>
       </w:r>
@@ -12373,7 +12607,7 @@
       <w:pPr>
         <w:pStyle w:val="Heading3"/>
       </w:pPr>
-      <w:bookmarkStart w:id="54" w:name="_Toc196159534"/>
+      <w:bookmarkStart w:id="54" w:name="_Toc196421987"/>
       <w:r>
         <w:t>Important Bands in Landsat 9</w:t>
       </w:r>
@@ -12410,6 +12644,9 @@
         <w:t>10 and 11 in Landsat 9 are important to figure out whether a fire is present as a higher thermal reading suggests that the surface temperature is high. A higher surface temperature could be a key indicator that a fire is present or will occur soon. Using both the values of these bands and NDVI will be necessary to form a prediction on a tile.</w:t>
       </w:r>
     </w:p>
+    <w:p/>
+    <w:p/>
+    <w:p/>
     <w:p>
       <w:pPr>
         <w:rPr>
@@ -12422,6 +12659,7 @@
           <w:b/>
           <w:bCs/>
         </w:rPr>
+        <w:lastRenderedPageBreak/>
         <w:t>Normalized Difference Vegetation Index </w:t>
       </w:r>
       <w:r>
@@ -12485,7 +12723,7 @@
       <w:pPr>
         <w:pStyle w:val="Heading3"/>
       </w:pPr>
-      <w:bookmarkStart w:id="55" w:name="_Toc196159535"/>
+      <w:bookmarkStart w:id="55" w:name="_Toc196421988"/>
       <w:r>
         <w:t>Convolutional Neural Network (CNN)</w:t>
       </w:r>
@@ -12509,7 +12747,7 @@
       <w:pPr>
         <w:pStyle w:val="Heading3"/>
       </w:pPr>
-      <w:bookmarkStart w:id="56" w:name="_Toc196159536"/>
+      <w:bookmarkStart w:id="56" w:name="_Toc196421989"/>
       <w:r>
         <w:t>Hyperparameter tuning</w:t>
       </w:r>
@@ -12561,7 +12799,7 @@
       <w:pPr>
         <w:pStyle w:val="Caption"/>
       </w:pPr>
-      <w:bookmarkStart w:id="57" w:name="_Toc196138598"/>
+      <w:bookmarkStart w:id="57" w:name="_Toc196416258"/>
       <w:r>
         <w:t xml:space="preserve">Figure </w:t>
       </w:r>
@@ -12593,9 +12831,20 @@
         <w:t>The model’s basic architecture follows this structure. However, this may not be the best architecture for the task of predicting wildfires therefore, the hyperparameters need to be tuned to find the best model for the task.</w:t>
       </w:r>
     </w:p>
-    <w:p>
-      <w:r>
-        <w:t>To do this the model was tested 20 times using keras tuner and using a random search algorithm to find the best hyperparameters for the model. This allows the algorithm to explore a range of hyperparameters and find the best ones for use and is generally faster and more efficient than other algorithms for hyperparameter tuning.</w:t>
+    <w:p/>
+    <w:p/>
+    <w:p>
+      <w:r>
+        <w:lastRenderedPageBreak/>
+        <w:t xml:space="preserve">To do this the model was tested 20 times using </w:t>
+      </w:r>
+      <w:proofErr w:type="spellStart"/>
+      <w:r>
+        <w:t>keras</w:t>
+      </w:r>
+      <w:proofErr w:type="spellEnd"/>
+      <w:r>
+        <w:t xml:space="preserve"> tuner and using a random search algorithm to find the best hyperparameters for the model. This allows the algorithm to explore a range of hyperparameters and find the best ones for use and is generally faster and more efficient than other algorithms for hyperparameter tuning.</w:t>
       </w:r>
     </w:p>
     <w:p>
@@ -12644,7 +12893,7 @@
       <w:pPr>
         <w:pStyle w:val="Caption"/>
       </w:pPr>
-      <w:bookmarkStart w:id="58" w:name="_Toc196138599"/>
+      <w:bookmarkStart w:id="58" w:name="_Toc196416259"/>
       <w:r>
         <w:t xml:space="preserve">Figure </w:t>
       </w:r>
@@ -12681,7 +12930,6 @@
     </w:p>
     <w:p>
       <w:r>
-        <w:lastRenderedPageBreak/>
         <w:t>Due to the nature of the task requiring a high accuracy, the tuned model will be useful</w:t>
       </w:r>
       <w:r>
@@ -12734,7 +12982,7 @@
       <w:pPr>
         <w:pStyle w:val="Caption"/>
       </w:pPr>
-      <w:bookmarkStart w:id="59" w:name="_Toc196138600"/>
+      <w:bookmarkStart w:id="59" w:name="_Toc196416260"/>
       <w:r>
         <w:t xml:space="preserve">Figure </w:t>
       </w:r>
@@ -12761,12 +13009,26 @@
       </w:r>
       <w:bookmarkEnd w:id="59"/>
     </w:p>
-    <w:p>
-      <w:r>
+    <w:p/>
+    <w:p>
+      <w:r>
+        <w:lastRenderedPageBreak/>
         <w:t>The</w:t>
       </w:r>
       <w:r>
-        <w:t xml:space="preserve"> model has </w:t>
+        <w:t xml:space="preserve"> </w:t>
+      </w:r>
+      <w:r>
+        <w:t xml:space="preserve">tuned </w:t>
+      </w:r>
+      <w:r>
+        <w:t>model</w:t>
+      </w:r>
+      <w:r>
+        <w:t>, as shown in figure 15,</w:t>
+      </w:r>
+      <w:r>
+        <w:t xml:space="preserve"> has </w:t>
       </w:r>
       <w:r>
         <w:t>three</w:t>
@@ -12832,11 +13094,21 @@
     <w:p/>
     <w:p/>
     <w:p/>
+    <w:p/>
+    <w:p/>
+    <w:p/>
+    <w:p/>
+    <w:p/>
+    <w:p/>
+    <w:p/>
+    <w:p/>
+    <w:p/>
+    <w:p/>
     <w:p>
       <w:pPr>
         <w:pStyle w:val="Heading3"/>
       </w:pPr>
-      <w:bookmarkStart w:id="60" w:name="_Toc196159537"/>
+      <w:bookmarkStart w:id="60" w:name="_Toc196421990"/>
       <w:r>
         <w:lastRenderedPageBreak/>
         <w:t>User Interface</w:t>
@@ -12845,7 +13117,23 @@
     </w:p>
     <w:p>
       <w:r>
-        <w:t xml:space="preserve">Since python is used for most machine learning tasks programming a GUI in tkinter is a good choice to use as tkinter is very lightweight and </w:t>
+        <w:t xml:space="preserve">Since python is used for most machine learning tasks programming a GUI in </w:t>
+      </w:r>
+      <w:proofErr w:type="spellStart"/>
+      <w:r>
+        <w:t>tkinter</w:t>
+      </w:r>
+      <w:proofErr w:type="spellEnd"/>
+      <w:r>
+        <w:t xml:space="preserve"> is a good choice to use as </w:t>
+      </w:r>
+      <w:proofErr w:type="spellStart"/>
+      <w:r>
+        <w:t>tkinter</w:t>
+      </w:r>
+      <w:proofErr w:type="spellEnd"/>
+      <w:r>
+        <w:t xml:space="preserve"> is very lightweight and </w:t>
       </w:r>
       <w:r>
         <w:t>is an open-source library meaning that is completely free to use without any licensing.</w:t>
@@ -12897,7 +13185,7 @@
       <w:pPr>
         <w:pStyle w:val="Caption"/>
       </w:pPr>
-      <w:bookmarkStart w:id="61" w:name="_Toc196138601"/>
+      <w:bookmarkStart w:id="61" w:name="_Toc196416261"/>
       <w:r>
         <w:t xml:space="preserve">Figure </w:t>
       </w:r>
@@ -12926,7 +13214,15 @@
     </w:p>
     <w:p>
       <w:r>
-        <w:t>Since the designs were low fidelity, not much is required to be added to the base tkinter frame. For the home page a grid system was used to align all of the buttons and text to the middle of the screen allowing the content to be at the centre of the user’s view.</w:t>
+        <w:t xml:space="preserve">Since the designs were low fidelity, not much is required to be added to the base </w:t>
+      </w:r>
+      <w:proofErr w:type="spellStart"/>
+      <w:r>
+        <w:t>tkinter</w:t>
+      </w:r>
+      <w:proofErr w:type="spellEnd"/>
+      <w:r>
+        <w:t xml:space="preserve"> frame. For the home page a grid system was used to align all of the buttons and text to the middle of the screen allowing the content to be at the centre of the user’s view.</w:t>
       </w:r>
     </w:p>
     <w:p>
@@ -12975,7 +13271,7 @@
       <w:pPr>
         <w:pStyle w:val="Caption"/>
       </w:pPr>
-      <w:bookmarkStart w:id="62" w:name="_Toc196138602"/>
+      <w:bookmarkStart w:id="62" w:name="_Toc196416262"/>
       <w:r>
         <w:t xml:space="preserve">Figure </w:t>
       </w:r>
@@ -13017,10 +13313,39 @@
         </w:rPr>
         <w:t xml:space="preserve"> </w:t>
       </w:r>
-      <w:r>
+    </w:p>
+    <w:p>
+      <w:pPr>
         <w:rPr>
           <w:noProof/>
         </w:rPr>
+      </w:pPr>
+    </w:p>
+    <w:p>
+      <w:pPr>
+        <w:rPr>
+          <w:noProof/>
+        </w:rPr>
+      </w:pPr>
+    </w:p>
+    <w:p>
+      <w:pPr>
+        <w:rPr>
+          <w:noProof/>
+        </w:rPr>
+      </w:pPr>
+    </w:p>
+    <w:p>
+      <w:pPr>
+        <w:rPr>
+          <w:noProof/>
+        </w:rPr>
+      </w:pPr>
+      <w:r>
+        <w:rPr>
+          <w:noProof/>
+        </w:rPr>
+        <w:lastRenderedPageBreak/>
         <w:drawing>
           <wp:inline distT="0" distB="0" distL="0" distR="0" wp14:anchorId="6F135486" wp14:editId="0F34C7A5">
             <wp:extent cx="4620270" cy="1800476"/>
@@ -13065,7 +13390,7 @@
           <w:noProof/>
         </w:rPr>
       </w:pPr>
-      <w:bookmarkStart w:id="63" w:name="_Toc196138603"/>
+      <w:bookmarkStart w:id="63" w:name="_Toc196416263"/>
       <w:r>
         <w:t xml:space="preserve">Figure </w:t>
       </w:r>
@@ -13102,7 +13427,6 @@
         <w:rPr>
           <w:noProof/>
         </w:rPr>
-        <w:lastRenderedPageBreak/>
         <w:t>The prediction page also follows the design and uses a grid based system.</w:t>
       </w:r>
       <w:r>
@@ -13166,7 +13490,7 @@
           <w:noProof/>
         </w:rPr>
       </w:pPr>
-      <w:bookmarkStart w:id="64" w:name="_Toc196138604"/>
+      <w:bookmarkStart w:id="64" w:name="_Toc196416264"/>
       <w:r>
         <w:t xml:space="preserve">Figure </w:t>
       </w:r>
@@ -13223,6 +13547,12 @@
           <w:noProof/>
         </w:rPr>
         <w:t>so it is assumed that the user knows the location of each tile but the aerial view will help with locating the area.</w:t>
+      </w:r>
+      <w:r>
+        <w:rPr>
+          <w:noProof/>
+        </w:rPr>
+        <w:t xml:space="preserve"> Data can be extracted with coordinates in the file name instead but it is not expected that all data will follow this format so it is not included.</w:t>
       </w:r>
     </w:p>
     <w:p>
@@ -13247,22 +13577,13 @@
     </w:p>
     <w:p/>
     <w:p/>
-    <w:p/>
-    <w:p/>
-    <w:p/>
-    <w:p/>
-    <w:p/>
-    <w:p/>
-    <w:p/>
-    <w:p/>
-    <w:p/>
-    <w:p/>
     <w:p>
       <w:pPr>
         <w:pStyle w:val="Heading2"/>
       </w:pPr>
-      <w:bookmarkStart w:id="65" w:name="_Toc196159538"/>
-      <w:r>
+      <w:bookmarkStart w:id="65" w:name="_Toc196421991"/>
+      <w:r>
+        <w:lastRenderedPageBreak/>
         <w:t>Testing</w:t>
       </w:r>
       <w:bookmarkEnd w:id="65"/>
@@ -13271,7 +13592,7 @@
       <w:pPr>
         <w:pStyle w:val="Heading3"/>
       </w:pPr>
-      <w:bookmarkStart w:id="66" w:name="_Toc196159539"/>
+      <w:bookmarkStart w:id="66" w:name="_Toc196421992"/>
       <w:r>
         <w:t>Model Training Performance</w:t>
       </w:r>
@@ -13331,7 +13652,7 @@
       <w:pPr>
         <w:pStyle w:val="Caption"/>
       </w:pPr>
-      <w:bookmarkStart w:id="67" w:name="_Toc196138605"/>
+      <w:bookmarkStart w:id="67" w:name="_Toc196416265"/>
       <w:r>
         <w:t xml:space="preserve">Figure </w:t>
       </w:r>
@@ -13369,7 +13690,15 @@
         <w:t>confusion matrix</w:t>
       </w:r>
       <w:r>
-        <w:t xml:space="preserve">, present in figure 20, </w:t>
+        <w:t xml:space="preserve">, present in figure </w:t>
+      </w:r>
+      <w:proofErr w:type="gramStart"/>
+      <w:r>
+        <w:t>20,</w:t>
+      </w:r>
+      <w:proofErr w:type="gramEnd"/>
+      <w:r>
+        <w:t xml:space="preserve"> </w:t>
       </w:r>
       <w:r>
         <w:t>of the performance of the model on the test data split suggests that the model is performing well on the data and is able to categorize the data correctly as a large majority of the data was predicted correctly. Forty out of forty-three satellite images were predicted correctly which shows that the model has been able to effectively learn the differences between each state of a fire.</w:t>
@@ -13388,12 +13717,12 @@
     <w:p/>
     <w:p/>
     <w:p/>
-    <w:p/>
     <w:p>
       <w:r>
         <w:rPr>
           <w:noProof/>
         </w:rPr>
+        <w:lastRenderedPageBreak/>
         <w:drawing>
           <wp:anchor distT="0" distB="0" distL="114300" distR="114300" simplePos="0" relativeHeight="251658240" behindDoc="1" locked="0" layoutInCell="1" allowOverlap="1" wp14:anchorId="1AB72E62" wp14:editId="783DA4F6">
             <wp:simplePos x="0" y="0"/>
@@ -13465,7 +13794,7 @@
       <w:pPr>
         <w:pStyle w:val="Caption"/>
       </w:pPr>
-      <w:bookmarkStart w:id="68" w:name="_Toc196138606"/>
+      <w:bookmarkStart w:id="68" w:name="_Toc196416266"/>
       <w:r>
         <w:t xml:space="preserve">Figure </w:t>
       </w:r>
@@ -13552,7 +13881,7 @@
       <w:pPr>
         <w:pStyle w:val="Caption"/>
       </w:pPr>
-      <w:bookmarkStart w:id="69" w:name="_Toc196138607"/>
+      <w:bookmarkStart w:id="69" w:name="_Toc196416267"/>
       <w:r>
         <w:t xml:space="preserve">Figure </w:t>
       </w:r>
@@ -13589,17 +13918,16 @@
     </w:p>
     <w:p>
       <w:r>
+        <w:t xml:space="preserve">The training evaluation suggests that the model has been able learn patterns and generalise well and shows no signs of over or underfitting. Therefore, as a result of the training the model is well tuned for the task of predicting fires and needs to be tested rigorously to confirm that the model is successful. </w:t>
+      </w:r>
+    </w:p>
+    <w:p>
+      <w:pPr>
+        <w:pStyle w:val="Heading3"/>
+      </w:pPr>
+      <w:bookmarkStart w:id="70" w:name="_Toc196421993"/>
+      <w:r>
         <w:lastRenderedPageBreak/>
-        <w:t xml:space="preserve">The training evaluation suggests that the model has been able learn patterns and generalise well and shows no signs of over or underfitting. Therefore, as a result of the training the model is well tuned for the task of predicting fires and needs to be tested rigorously to confirm that the model is successful. </w:t>
-      </w:r>
-    </w:p>
-    <w:p/>
-    <w:p>
-      <w:pPr>
-        <w:pStyle w:val="Heading3"/>
-      </w:pPr>
-      <w:bookmarkStart w:id="70" w:name="_Toc196159540"/>
-      <w:r>
         <w:t>Model Testing</w:t>
       </w:r>
       <w:bookmarkEnd w:id="70"/>
@@ -13708,7 +14036,7 @@
       <w:pPr>
         <w:pStyle w:val="Caption"/>
       </w:pPr>
-      <w:bookmarkStart w:id="71" w:name="_Toc196138608"/>
+      <w:bookmarkStart w:id="71" w:name="_Toc196416268"/>
       <w:r>
         <w:t xml:space="preserve">Figure </w:t>
       </w:r>
@@ -13737,24 +14065,17 @@
     </w:p>
     <w:p>
       <w:r>
-        <w:t xml:space="preserve">The confusion matrix </w:t>
-      </w:r>
-      <w:r>
-        <w:t>present in figure 2</w:t>
-      </w:r>
-      <w:r>
-        <w:t>3 shows that t</w:t>
-      </w:r>
-      <w:r>
-        <w:t xml:space="preserve">he model has struggled to predict well on this new unseen dataset. This may be due to the fire occurring at a different time of the year and elevation to the pacific palisade fire. The model was accurate predicting whether the data did actually contain a fire but inaccurate with the other categories. The model may have had a heavy </w:t>
-      </w:r>
+        <w:t>The confusion matrix present in figure 23 shows that t</w:t>
+      </w:r>
+      <w:r>
+        <w:t>he model has struggled to predict well on this new unseen dataset. This may be due to the fire occurring at a different time of the year and elevation to the pacific palisade fire. The model was accurate predicting whether the data did actually contain a fire but inaccurate with the other categories. The model may have had a heavy bias towards the live fire category due to the conditions present before, after and during being a lot hotter than the pacific palisades fire.</w:t>
+      </w:r>
+    </w:p>
+    <w:p/>
+    <w:p/>
+    <w:p>
       <w:r>
         <w:lastRenderedPageBreak/>
-        <w:t>bias towards the live fire category due to the conditions present before, after and during being a lot hotter than the pacific palisades fire.</w:t>
-      </w:r>
-    </w:p>
-    <w:p>
-      <w:r>
         <w:t xml:space="preserve">Overall, the model has been confused by the unseen data which may be due to the fact that the mountain in </w:t>
       </w:r>
       <w:r>
@@ -13834,7 +14155,7 @@
       <w:pPr>
         <w:pStyle w:val="Caption"/>
       </w:pPr>
-      <w:bookmarkStart w:id="72" w:name="_Toc196138609"/>
+      <w:bookmarkStart w:id="72" w:name="_Toc196416269"/>
       <w:r>
         <w:t xml:space="preserve">Figure </w:t>
       </w:r>
@@ -13866,16 +14187,7 @@
         <w:t>The model was tested on a dataset that only included data from the summer where a fire was not present to test the theory.</w:t>
       </w:r>
       <w:r>
-        <w:t xml:space="preserve"> </w:t>
-      </w:r>
-      <w:r>
-        <w:t>The confusion matrix present in figure 2</w:t>
-      </w:r>
-      <w:r>
-        <w:t xml:space="preserve">4 </w:t>
-      </w:r>
-      <w:r>
-        <w:t>shows that the</w:t>
+        <w:t xml:space="preserve"> The confusion matrix present in figure 24 shows that the</w:t>
       </w:r>
       <w:r>
         <w:t xml:space="preserve"> model does not perform well on data from the hotter months due to the palisades fire being in the winter and the data was scaled around the palisades fire meaning that the model believes that there is a fire here due to the high thermal values in the summer months. </w:t>
@@ -13892,6 +14204,7 @@
         <w:t xml:space="preserve"> fire dataset that the model was tested occurred in the autumn which results in the baseline thermal activity being much lower than in the height of summer. Therefore, from these tests and experiments the model is not accurate in the warmer months but becomes more accurate towards the winter months. This is easily explained by the dataset purely containing data about a singular fire which occurred in the winter.</w:t>
       </w:r>
     </w:p>
+    <w:p/>
     <w:p>
       <w:r>
         <w:lastRenderedPageBreak/>
@@ -13942,7 +14255,23 @@
         <w:t xml:space="preserve"> </w:t>
       </w:r>
       <w:r>
-        <w:t xml:space="preserve">To test the program’s ability to handle this data an incompatible .tif will be inputted as the program will only accept .tif files. </w:t>
+        <w:t>To test the program’s ability to handle this data an incompatible .</w:t>
+      </w:r>
+      <w:proofErr w:type="spellStart"/>
+      <w:r>
+        <w:t>tif</w:t>
+      </w:r>
+      <w:proofErr w:type="spellEnd"/>
+      <w:r>
+        <w:t xml:space="preserve"> will be inputted as the program will only accept .</w:t>
+      </w:r>
+      <w:proofErr w:type="spellStart"/>
+      <w:r>
+        <w:t>tif</w:t>
+      </w:r>
+      <w:proofErr w:type="spellEnd"/>
+      <w:r>
+        <w:t xml:space="preserve"> files. </w:t>
       </w:r>
     </w:p>
     <w:p>
@@ -14004,7 +14333,7 @@
       <w:pPr>
         <w:pStyle w:val="Caption"/>
       </w:pPr>
-      <w:bookmarkStart w:id="73" w:name="_Toc196138610"/>
+      <w:bookmarkStart w:id="73" w:name="_Toc196416270"/>
       <w:r>
         <w:t xml:space="preserve">Figure </w:t>
       </w:r>
@@ -14027,13 +14356,29 @@
         <w:fldChar w:fldCharType="end"/>
       </w:r>
       <w:r>
-        <w:t xml:space="preserve"> - Incompatible .tif file</w:t>
+        <w:t xml:space="preserve"> - Incompatible .</w:t>
+      </w:r>
+      <w:proofErr w:type="spellStart"/>
+      <w:r>
+        <w:t>tif</w:t>
+      </w:r>
+      <w:proofErr w:type="spellEnd"/>
+      <w:r>
+        <w:t xml:space="preserve"> file</w:t>
       </w:r>
       <w:bookmarkEnd w:id="73"/>
     </w:p>
     <w:p>
       <w:r>
-        <w:t>A screenshot of the pacific palisades area on google earth was saved as a .tif file and inputted into the program to test its handling of incorrect data.</w:t>
+        <w:t>A screenshot of the pacific palisades area on google earth was saved as a .</w:t>
+      </w:r>
+      <w:proofErr w:type="spellStart"/>
+      <w:r>
+        <w:t>tif</w:t>
+      </w:r>
+      <w:proofErr w:type="spellEnd"/>
+      <w:r>
+        <w:t xml:space="preserve"> file and inputted into the program to test its handling of incorrect data.</w:t>
       </w:r>
     </w:p>
     <w:p>
@@ -14082,7 +14427,7 @@
       <w:pPr>
         <w:pStyle w:val="Caption"/>
       </w:pPr>
-      <w:bookmarkStart w:id="74" w:name="_Toc196138611"/>
+      <w:bookmarkStart w:id="74" w:name="_Toc196416271"/>
       <w:r>
         <w:t xml:space="preserve">Figure </w:t>
       </w:r>
@@ -14119,7 +14464,7 @@
       <w:pPr>
         <w:pStyle w:val="Heading3"/>
       </w:pPr>
-      <w:bookmarkStart w:id="75" w:name="_Toc196159541"/>
+      <w:bookmarkStart w:id="75" w:name="_Toc196421994"/>
       <w:r>
         <w:t>Interface Testing</w:t>
       </w:r>
@@ -14200,7 +14545,7 @@
       <w:pPr>
         <w:pStyle w:val="Caption"/>
       </w:pPr>
-      <w:bookmarkStart w:id="76" w:name="_Toc196138612"/>
+      <w:bookmarkStart w:id="76" w:name="_Toc196416272"/>
       <w:r>
         <w:t xml:space="preserve">Figure </w:t>
       </w:r>
@@ -14240,7 +14585,7 @@
       <w:pPr>
         <w:pStyle w:val="Heading2"/>
       </w:pPr>
-      <w:bookmarkStart w:id="77" w:name="_Toc196159542"/>
+      <w:bookmarkStart w:id="77" w:name="_Toc196421995"/>
       <w:r>
         <w:t>Requirements to use the program</w:t>
       </w:r>
@@ -14259,9 +14604,11 @@
           <w:numId w:val="7"/>
         </w:numPr>
       </w:pPr>
+      <w:proofErr w:type="spellStart"/>
       <w:r>
         <w:t>Tkinter</w:t>
       </w:r>
+      <w:proofErr w:type="spellEnd"/>
     </w:p>
     <w:p>
       <w:pPr>
@@ -14271,9 +14618,11 @@
           <w:numId w:val="7"/>
         </w:numPr>
       </w:pPr>
+      <w:proofErr w:type="spellStart"/>
       <w:r>
         <w:t>Rasterio</w:t>
       </w:r>
+      <w:proofErr w:type="spellEnd"/>
     </w:p>
     <w:p>
       <w:pPr>
@@ -14295,9 +14644,11 @@
           <w:numId w:val="7"/>
         </w:numPr>
       </w:pPr>
+      <w:proofErr w:type="spellStart"/>
       <w:r>
         <w:t>Tensorflow</w:t>
       </w:r>
+      <w:proofErr w:type="spellEnd"/>
     </w:p>
     <w:p>
       <w:pPr>
@@ -14319,9 +14670,11 @@
           <w:numId w:val="7"/>
         </w:numPr>
       </w:pPr>
+      <w:proofErr w:type="spellStart"/>
       <w:r>
         <w:t>Keras</w:t>
       </w:r>
+      <w:proofErr w:type="spellEnd"/>
     </w:p>
     <w:p>
       <w:r>
@@ -14337,7 +14690,7 @@
       <w:pPr>
         <w:pStyle w:val="Heading1"/>
       </w:pPr>
-      <w:bookmarkStart w:id="78" w:name="_Toc196159543"/>
+      <w:bookmarkStart w:id="78" w:name="_Toc196421996"/>
       <w:r>
         <w:lastRenderedPageBreak/>
         <w:t>External concerns</w:t>
@@ -14348,7 +14701,7 @@
       <w:pPr>
         <w:pStyle w:val="Heading2"/>
       </w:pPr>
-      <w:bookmarkStart w:id="79" w:name="_Toc196159544"/>
+      <w:bookmarkStart w:id="79" w:name="_Toc196421997"/>
       <w:r>
         <w:t xml:space="preserve">Legal, </w:t>
       </w:r>
@@ -14381,7 +14734,15 @@
     </w:p>
     <w:p>
       <w:r>
-        <w:t xml:space="preserve">The program does not need to take into account user data protection laws as at no point in operating the program does it handle user data. It only handles data extracted from the google earth engine or other ways of collecting </w:t>
+        <w:t xml:space="preserve">The program does not need to </w:t>
+      </w:r>
+      <w:proofErr w:type="gramStart"/>
+      <w:r>
+        <w:t>take into account</w:t>
+      </w:r>
+      <w:proofErr w:type="gramEnd"/>
+      <w:r>
+        <w:t xml:space="preserve"> user data protection laws as at no point in operating the program does it handle user data. It only handles data extracted from the google earth engine or other ways of collecting </w:t>
       </w:r>
       <w:r>
         <w:t>Landsat</w:t>
@@ -14394,7 +14755,7 @@
       <w:pPr>
         <w:pStyle w:val="Heading2"/>
       </w:pPr>
-      <w:bookmarkStart w:id="80" w:name="_Toc196159545"/>
+      <w:bookmarkStart w:id="80" w:name="_Toc196421998"/>
       <w:r>
         <w:t>Commercial issues and exploitation</w:t>
       </w:r>
@@ -14432,7 +14793,7 @@
       <w:pPr>
         <w:pStyle w:val="Heading1"/>
       </w:pPr>
-      <w:bookmarkStart w:id="81" w:name="_Toc196159546"/>
+      <w:bookmarkStart w:id="81" w:name="_Toc196421999"/>
       <w:r>
         <w:lastRenderedPageBreak/>
         <w:t>Evaluation</w:t>
@@ -14455,7 +14816,7 @@
       <w:pPr>
         <w:pStyle w:val="Heading2"/>
       </w:pPr>
-      <w:bookmarkStart w:id="82" w:name="_Toc196159547"/>
+      <w:bookmarkStart w:id="82" w:name="_Toc196422000"/>
       <w:r>
         <w:t>Model evaluation</w:t>
       </w:r>
@@ -14482,7 +14843,7 @@
       <w:pPr>
         <w:pStyle w:val="Heading2"/>
       </w:pPr>
-      <w:bookmarkStart w:id="83" w:name="_Toc196159548"/>
+      <w:bookmarkStart w:id="83" w:name="_Toc196422001"/>
       <w:r>
         <w:t>Dataset evaluation</w:t>
       </w:r>
@@ -14517,7 +14878,15 @@
         <w:t xml:space="preserve"> data that covers a large number of thermal or geological factors that could be used to predict the likelihood of a fire.</w:t>
       </w:r>
       <w:r>
-        <w:t xml:space="preserve"> Furthermore, the dataset includes different states of the pacific palisades wildfire such as before, during and after the fire which allows the model to learn the key differences and patterns to form a prediction.</w:t>
+        <w:t xml:space="preserve"> Furthermore, the dataset includes different states of the pacific </w:t>
+      </w:r>
+      <w:proofErr w:type="gramStart"/>
+      <w:r>
+        <w:t>palisades</w:t>
+      </w:r>
+      <w:proofErr w:type="gramEnd"/>
+      <w:r>
+        <w:t xml:space="preserve"> wildfire such as before, during and after the fire which allows the model to learn the key differences and patterns to form a prediction.</w:t>
       </w:r>
     </w:p>
     <w:p>
@@ -14539,12 +14908,11 @@
         <w:t xml:space="preserve">Additionally, since the data does not include the day that it was taken it is difficult to calculate whether the data is in the day or night from solar angles available in the data. I could calculate this in the dataset I made however the data taken from the user may not include the date the data was taken by the sensor on. This can result in predictions not being as accurate depending on the time of day and season the data was taken on as it is hard to take that into account so for this project, therefore time of day and season have been ignored and used thermal readings and vegetation quality to form a prediction instead. </w:t>
       </w:r>
     </w:p>
-    <w:p/>
     <w:p>
       <w:pPr>
         <w:pStyle w:val="Heading2"/>
       </w:pPr>
-      <w:bookmarkStart w:id="84" w:name="_Toc196159549"/>
+      <w:bookmarkStart w:id="84" w:name="_Toc196422002"/>
       <w:r>
         <w:t>Evaluation</w:t>
       </w:r>
@@ -14565,7 +14933,7 @@
       <w:pPr>
         <w:pStyle w:val="Heading1"/>
       </w:pPr>
-      <w:bookmarkStart w:id="85" w:name="_Toc196159550"/>
+      <w:bookmarkStart w:id="85" w:name="_Toc196422003"/>
       <w:r>
         <w:lastRenderedPageBreak/>
         <w:t>Reflection</w:t>
@@ -14576,7 +14944,7 @@
       <w:pPr>
         <w:pStyle w:val="Heading2"/>
       </w:pPr>
-      <w:bookmarkStart w:id="86" w:name="_Toc196159551"/>
+      <w:bookmarkStart w:id="86" w:name="_Toc196422004"/>
       <w:r>
         <w:t>Development reflection</w:t>
       </w:r>
@@ -14608,7 +14976,7 @@
       <w:pPr>
         <w:pStyle w:val="Heading2"/>
       </w:pPr>
-      <w:bookmarkStart w:id="87" w:name="_Toc196159552"/>
+      <w:bookmarkStart w:id="87" w:name="_Toc196422005"/>
       <w:r>
         <w:t>Future Development</w:t>
       </w:r>
@@ -14623,7 +14991,7 @@
       <w:pPr>
         <w:pStyle w:val="Heading2"/>
       </w:pPr>
-      <w:bookmarkStart w:id="88" w:name="_Toc196159553"/>
+      <w:bookmarkStart w:id="88" w:name="_Toc196422006"/>
       <w:r>
         <w:t>Future Research</w:t>
       </w:r>
@@ -14638,7 +15006,7 @@
       <w:pPr>
         <w:pStyle w:val="Heading2"/>
       </w:pPr>
-      <w:bookmarkStart w:id="89" w:name="_Toc196159554"/>
+      <w:bookmarkStart w:id="89" w:name="_Toc196422007"/>
       <w:r>
         <w:t>Project Conclusions</w:t>
       </w:r>
@@ -14731,7 +15099,7 @@
       <w:pPr>
         <w:pStyle w:val="UnnumberedHeading1"/>
       </w:pPr>
-      <w:bookmarkStart w:id="90" w:name="_Toc196159555"/>
+      <w:bookmarkStart w:id="90" w:name="_Toc196422008"/>
       <w:r>
         <w:lastRenderedPageBreak/>
         <w:t>References</w:t>
@@ -14762,7 +15130,7 @@
         <w:p>
           <w:pPr>
             <w:pStyle w:val="NormalWeb"/>
-            <w:divId w:val="1931428739"/>
+            <w:divId w:val="634484450"/>
             <w:rPr>
               <w:rFonts w:ascii="Calibri" w:hAnsi="Calibri" w:cs="Calibri"/>
               <w:color w:val="000000"/>
@@ -14788,7 +15156,31 @@
               <w:sz w:val="22"/>
               <w:szCs w:val="22"/>
             </w:rPr>
-            <w:t xml:space="preserve">EFFIS annual statistics for greece. </w:t>
+            <w:t xml:space="preserve">EFFIS annual statistics for </w:t>
+          </w:r>
+          <w:proofErr w:type="spellStart"/>
+          <w:r>
+            <w:rPr>
+              <w:rFonts w:ascii="Calibri" w:hAnsi="Calibri" w:cs="Calibri"/>
+              <w:i/>
+              <w:iCs/>
+              <w:color w:val="000000"/>
+              <w:sz w:val="22"/>
+              <w:szCs w:val="22"/>
+            </w:rPr>
+            <w:t>greece</w:t>
+          </w:r>
+          <w:proofErr w:type="spellEnd"/>
+          <w:r>
+            <w:rPr>
+              <w:rFonts w:ascii="Calibri" w:hAnsi="Calibri" w:cs="Calibri"/>
+              <w:i/>
+              <w:iCs/>
+              <w:color w:val="000000"/>
+              <w:sz w:val="22"/>
+              <w:szCs w:val="22"/>
+            </w:rPr>
+            <w:t xml:space="preserve">. </w:t>
           </w:r>
           <w:r>
             <w:rPr>
@@ -14823,7 +15215,7 @@
         <w:p>
           <w:pPr>
             <w:pStyle w:val="NormalWeb"/>
-            <w:divId w:val="1931428739"/>
+            <w:divId w:val="634484450"/>
             <w:rPr>
               <w:rFonts w:ascii="Calibri" w:hAnsi="Calibri" w:cs="Calibri"/>
               <w:color w:val="000000"/>
@@ -14838,7 +15230,47 @@
               <w:sz w:val="22"/>
               <w:szCs w:val="22"/>
             </w:rPr>
-            <w:t xml:space="preserve">D. Rashkovetsky, F. Mauracher, M. Langer &amp; M. Schmitt (2021) Wildfire detection from multisensor satellite imagery using deep semantic segmentation. </w:t>
+            <w:t xml:space="preserve">D. </w:t>
+          </w:r>
+          <w:proofErr w:type="spellStart"/>
+          <w:r>
+            <w:rPr>
+              <w:rFonts w:ascii="Calibri" w:hAnsi="Calibri" w:cs="Calibri"/>
+              <w:color w:val="000000"/>
+              <w:sz w:val="22"/>
+              <w:szCs w:val="22"/>
+            </w:rPr>
+            <w:t>Rashkovetsky</w:t>
+          </w:r>
+          <w:proofErr w:type="spellEnd"/>
+          <w:r>
+            <w:rPr>
+              <w:rFonts w:ascii="Calibri" w:hAnsi="Calibri" w:cs="Calibri"/>
+              <w:color w:val="000000"/>
+              <w:sz w:val="22"/>
+              <w:szCs w:val="22"/>
+            </w:rPr>
+            <w:t xml:space="preserve">, F. Mauracher, M. Langer &amp; M. Schmitt (2021) Wildfire detection from </w:t>
+          </w:r>
+          <w:proofErr w:type="spellStart"/>
+          <w:r>
+            <w:rPr>
+              <w:rFonts w:ascii="Calibri" w:hAnsi="Calibri" w:cs="Calibri"/>
+              <w:color w:val="000000"/>
+              <w:sz w:val="22"/>
+              <w:szCs w:val="22"/>
+            </w:rPr>
+            <w:t>multisensor</w:t>
+          </w:r>
+          <w:proofErr w:type="spellEnd"/>
+          <w:r>
+            <w:rPr>
+              <w:rFonts w:ascii="Calibri" w:hAnsi="Calibri" w:cs="Calibri"/>
+              <w:color w:val="000000"/>
+              <w:sz w:val="22"/>
+              <w:szCs w:val="22"/>
+            </w:rPr>
+            <w:t xml:space="preserve"> satellite imagery using deep semantic segmentation. </w:t>
           </w:r>
           <w:r>
             <w:rPr>
@@ -14864,7 +15296,7 @@
         <w:p>
           <w:pPr>
             <w:pStyle w:val="NormalWeb"/>
-            <w:divId w:val="1931428739"/>
+            <w:divId w:val="634484450"/>
             <w:rPr>
               <w:rFonts w:ascii="Calibri" w:hAnsi="Calibri" w:cs="Calibri"/>
               <w:color w:val="000000"/>
@@ -14905,7 +15337,7 @@
         <w:p>
           <w:pPr>
             <w:pStyle w:val="NormalWeb"/>
-            <w:divId w:val="1931428739"/>
+            <w:divId w:val="634484450"/>
             <w:rPr>
               <w:rFonts w:ascii="Calibri" w:hAnsi="Calibri" w:cs="Calibri"/>
               <w:color w:val="000000"/>
@@ -14920,7 +15352,47 @@
               <w:sz w:val="22"/>
               <w:szCs w:val="22"/>
             </w:rPr>
-            <w:t xml:space="preserve">Fu, Y., Li, R., Wang, X., Bergeron, Y., Valeria, O., Chavardès, R. D., Wang, Y. &amp; Hu, J. (2020) Fire detection and fire radiative power in forests and low-biomass lands in northeast asia: MODIS versus VIIRS fire products. </w:t>
+            <w:t xml:space="preserve">Fu, Y., Li, R., Wang, X., Bergeron, Y., Valeria, O., </w:t>
+          </w:r>
+          <w:proofErr w:type="spellStart"/>
+          <w:r>
+            <w:rPr>
+              <w:rFonts w:ascii="Calibri" w:hAnsi="Calibri" w:cs="Calibri"/>
+              <w:color w:val="000000"/>
+              <w:sz w:val="22"/>
+              <w:szCs w:val="22"/>
+            </w:rPr>
+            <w:t>Chavardès</w:t>
+          </w:r>
+          <w:proofErr w:type="spellEnd"/>
+          <w:r>
+            <w:rPr>
+              <w:rFonts w:ascii="Calibri" w:hAnsi="Calibri" w:cs="Calibri"/>
+              <w:color w:val="000000"/>
+              <w:sz w:val="22"/>
+              <w:szCs w:val="22"/>
+            </w:rPr>
+            <w:t xml:space="preserve">, R. D., Wang, Y. &amp; Hu, J. (2020) Fire detection and fire radiative power in forests and low-biomass lands in northeast </w:t>
+          </w:r>
+          <w:proofErr w:type="spellStart"/>
+          <w:r>
+            <w:rPr>
+              <w:rFonts w:ascii="Calibri" w:hAnsi="Calibri" w:cs="Calibri"/>
+              <w:color w:val="000000"/>
+              <w:sz w:val="22"/>
+              <w:szCs w:val="22"/>
+            </w:rPr>
+            <w:t>asia</w:t>
+          </w:r>
+          <w:proofErr w:type="spellEnd"/>
+          <w:r>
+            <w:rPr>
+              <w:rFonts w:ascii="Calibri" w:hAnsi="Calibri" w:cs="Calibri"/>
+              <w:color w:val="000000"/>
+              <w:sz w:val="22"/>
+              <w:szCs w:val="22"/>
+            </w:rPr>
+            <w:t xml:space="preserve">: MODIS versus VIIRS fire products. </w:t>
           </w:r>
           <w:r>
             <w:rPr>
@@ -14946,7 +15418,7 @@
         <w:p>
           <w:pPr>
             <w:pStyle w:val="NormalWeb"/>
-            <w:divId w:val="1931428739"/>
+            <w:divId w:val="634484450"/>
             <w:rPr>
               <w:rFonts w:ascii="Calibri" w:hAnsi="Calibri" w:cs="Calibri"/>
               <w:color w:val="000000"/>
@@ -14987,7 +15459,7 @@
         <w:p>
           <w:pPr>
             <w:pStyle w:val="NormalWeb"/>
-            <w:divId w:val="1931428739"/>
+            <w:divId w:val="634484450"/>
             <w:rPr>
               <w:rFonts w:ascii="Calibri" w:hAnsi="Calibri" w:cs="Calibri"/>
               <w:color w:val="000000"/>
@@ -15013,7 +15485,31 @@
               <w:sz w:val="22"/>
               <w:szCs w:val="22"/>
             </w:rPr>
-            <w:t xml:space="preserve">Large language models pass the turing test. </w:t>
+            <w:t xml:space="preserve">Large language models pass the </w:t>
+          </w:r>
+          <w:proofErr w:type="spellStart"/>
+          <w:r>
+            <w:rPr>
+              <w:rFonts w:ascii="Calibri" w:hAnsi="Calibri" w:cs="Calibri"/>
+              <w:i/>
+              <w:iCs/>
+              <w:color w:val="000000"/>
+              <w:sz w:val="22"/>
+              <w:szCs w:val="22"/>
+            </w:rPr>
+            <w:t>turing</w:t>
+          </w:r>
+          <w:proofErr w:type="spellEnd"/>
+          <w:r>
+            <w:rPr>
+              <w:rFonts w:ascii="Calibri" w:hAnsi="Calibri" w:cs="Calibri"/>
+              <w:i/>
+              <w:iCs/>
+              <w:color w:val="000000"/>
+              <w:sz w:val="22"/>
+              <w:szCs w:val="22"/>
+            </w:rPr>
+            <w:t xml:space="preserve"> test. </w:t>
           </w:r>
           <w:r>
             <w:rPr>
@@ -15048,7 +15544,7 @@
         <w:p>
           <w:pPr>
             <w:pStyle w:val="NormalWeb"/>
-            <w:divId w:val="1931428739"/>
+            <w:divId w:val="634484450"/>
             <w:rPr>
               <w:rFonts w:ascii="Calibri" w:hAnsi="Calibri" w:cs="Calibri"/>
               <w:color w:val="000000"/>
@@ -15063,7 +15559,27 @@
               <w:sz w:val="22"/>
               <w:szCs w:val="22"/>
             </w:rPr>
-            <w:t xml:space="preserve">Kanwal, R., Rafaqat, W., Iqbal, M. &amp; Weiguo, S. (2023) Data-driven approaches for wildfire mapping and prediction assessment using a convolutional neural network (CNN). </w:t>
+            <w:t xml:space="preserve">Kanwal, R., Rafaqat, W., Iqbal, M. &amp; </w:t>
+          </w:r>
+          <w:proofErr w:type="spellStart"/>
+          <w:r>
+            <w:rPr>
+              <w:rFonts w:ascii="Calibri" w:hAnsi="Calibri" w:cs="Calibri"/>
+              <w:color w:val="000000"/>
+              <w:sz w:val="22"/>
+              <w:szCs w:val="22"/>
+            </w:rPr>
+            <w:t>Weiguo</w:t>
+          </w:r>
+          <w:proofErr w:type="spellEnd"/>
+          <w:r>
+            <w:rPr>
+              <w:rFonts w:ascii="Calibri" w:hAnsi="Calibri" w:cs="Calibri"/>
+              <w:color w:val="000000"/>
+              <w:sz w:val="22"/>
+              <w:szCs w:val="22"/>
+            </w:rPr>
+            <w:t xml:space="preserve">, S. (2023) Data-driven approaches for wildfire mapping and prediction assessment using a convolutional neural network (CNN). </w:t>
           </w:r>
           <w:r>
             <w:rPr>
@@ -15089,7 +15605,7 @@
         <w:p>
           <w:pPr>
             <w:pStyle w:val="NormalWeb"/>
-            <w:divId w:val="1931428739"/>
+            <w:divId w:val="634484450"/>
             <w:rPr>
               <w:rFonts w:ascii="Calibri" w:hAnsi="Calibri" w:cs="Calibri"/>
               <w:color w:val="000000"/>
@@ -15144,13 +15660,13 @@
               <w:sz w:val="22"/>
               <w:szCs w:val="22"/>
             </w:rPr>
-            <w:t xml:space="preserve"> [Accessed 13/10 2024]. </w:t>
+            <w:t xml:space="preserve"> [Accessed 10/13 2024]. </w:t>
           </w:r>
         </w:p>
         <w:p>
           <w:pPr>
             <w:pStyle w:val="NormalWeb"/>
-            <w:divId w:val="1931428739"/>
+            <w:divId w:val="634484450"/>
             <w:rPr>
               <w:rFonts w:ascii="Calibri" w:hAnsi="Calibri" w:cs="Calibri"/>
               <w:color w:val="000000"/>
@@ -15165,7 +15681,27 @@
               <w:sz w:val="22"/>
               <w:szCs w:val="22"/>
             </w:rPr>
-            <w:t xml:space="preserve">MacCarthy James, Richter Jessica, Tyukavina Sasha, Weisse Mikaela &amp; Harris Nancy (2024) </w:t>
+            <w:t xml:space="preserve">MacCarthy James, Richter Jessica, </w:t>
+          </w:r>
+          <w:proofErr w:type="spellStart"/>
+          <w:r>
+            <w:rPr>
+              <w:rFonts w:ascii="Calibri" w:hAnsi="Calibri" w:cs="Calibri"/>
+              <w:color w:val="000000"/>
+              <w:sz w:val="22"/>
+              <w:szCs w:val="22"/>
+            </w:rPr>
+            <w:t>Tyukavina</w:t>
+          </w:r>
+          <w:proofErr w:type="spellEnd"/>
+          <w:r>
+            <w:rPr>
+              <w:rFonts w:ascii="Calibri" w:hAnsi="Calibri" w:cs="Calibri"/>
+              <w:color w:val="000000"/>
+              <w:sz w:val="22"/>
+              <w:szCs w:val="22"/>
+            </w:rPr>
+            <w:t xml:space="preserve"> Sasha, Weisse Mikaela &amp; Harris Nancy (2024) </w:t>
           </w:r>
           <w:r>
             <w:rPr>
@@ -15211,7 +15747,7 @@
         <w:p>
           <w:pPr>
             <w:pStyle w:val="NormalWeb"/>
-            <w:divId w:val="1931428739"/>
+            <w:divId w:val="634484450"/>
             <w:rPr>
               <w:rFonts w:ascii="Calibri" w:hAnsi="Calibri" w:cs="Calibri"/>
               <w:color w:val="000000"/>
@@ -15226,7 +15762,47 @@
               <w:sz w:val="22"/>
               <w:szCs w:val="22"/>
             </w:rPr>
-            <w:t xml:space="preserve">Malik, A., Rao, M. R., Puppala, N., Koouri, P., Thota, V. A., Liu, Q., Chiao, S. &amp; Gao, J. (2021) Data-driven wildfire risk prediction in northern california. </w:t>
+            <w:t xml:space="preserve">Malik, A., Rao, M. R., Puppala, N., </w:t>
+          </w:r>
+          <w:proofErr w:type="spellStart"/>
+          <w:r>
+            <w:rPr>
+              <w:rFonts w:ascii="Calibri" w:hAnsi="Calibri" w:cs="Calibri"/>
+              <w:color w:val="000000"/>
+              <w:sz w:val="22"/>
+              <w:szCs w:val="22"/>
+            </w:rPr>
+            <w:t>Koouri</w:t>
+          </w:r>
+          <w:proofErr w:type="spellEnd"/>
+          <w:r>
+            <w:rPr>
+              <w:rFonts w:ascii="Calibri" w:hAnsi="Calibri" w:cs="Calibri"/>
+              <w:color w:val="000000"/>
+              <w:sz w:val="22"/>
+              <w:szCs w:val="22"/>
+            </w:rPr>
+            <w:t xml:space="preserve">, P., Thota, V. A., Liu, Q., Chiao, S. &amp; Gao, J. (2021) Data-driven wildfire risk prediction in northern </w:t>
+          </w:r>
+          <w:proofErr w:type="spellStart"/>
+          <w:r>
+            <w:rPr>
+              <w:rFonts w:ascii="Calibri" w:hAnsi="Calibri" w:cs="Calibri"/>
+              <w:color w:val="000000"/>
+              <w:sz w:val="22"/>
+              <w:szCs w:val="22"/>
+            </w:rPr>
+            <w:t>california</w:t>
+          </w:r>
+          <w:proofErr w:type="spellEnd"/>
+          <w:r>
+            <w:rPr>
+              <w:rFonts w:ascii="Calibri" w:hAnsi="Calibri" w:cs="Calibri"/>
+              <w:color w:val="000000"/>
+              <w:sz w:val="22"/>
+              <w:szCs w:val="22"/>
+            </w:rPr>
+            <w:t xml:space="preserve">. </w:t>
           </w:r>
           <w:r>
             <w:rPr>
@@ -15252,7 +15828,7 @@
         <w:p>
           <w:pPr>
             <w:pStyle w:val="NormalWeb"/>
-            <w:divId w:val="1931428739"/>
+            <w:divId w:val="634484450"/>
             <w:rPr>
               <w:rFonts w:ascii="Calibri" w:hAnsi="Calibri" w:cs="Calibri"/>
               <w:color w:val="000000"/>
@@ -15267,7 +15843,47 @@
               <w:sz w:val="22"/>
               <w:szCs w:val="22"/>
             </w:rPr>
-            <w:t xml:space="preserve">Peng, W., Wei, Y., Chen, G., Lu, G., Ye, Q., Ding, R., Hu, P. &amp; Cheng, Z. (2023) Analysis of wildfire danger level using logistic regression model in sichuan province, china. </w:t>
+            <w:t xml:space="preserve">Peng, W., Wei, Y., Chen, G., Lu, G., Ye, Q., Ding, R., Hu, P. &amp; Cheng, Z. (2023) Analysis of wildfire danger level using logistic regression model in </w:t>
+          </w:r>
+          <w:proofErr w:type="spellStart"/>
+          <w:r>
+            <w:rPr>
+              <w:rFonts w:ascii="Calibri" w:hAnsi="Calibri" w:cs="Calibri"/>
+              <w:color w:val="000000"/>
+              <w:sz w:val="22"/>
+              <w:szCs w:val="22"/>
+            </w:rPr>
+            <w:t>sichuan</w:t>
+          </w:r>
+          <w:proofErr w:type="spellEnd"/>
+          <w:r>
+            <w:rPr>
+              <w:rFonts w:ascii="Calibri" w:hAnsi="Calibri" w:cs="Calibri"/>
+              <w:color w:val="000000"/>
+              <w:sz w:val="22"/>
+              <w:szCs w:val="22"/>
+            </w:rPr>
+            <w:t xml:space="preserve"> province, </w:t>
+          </w:r>
+          <w:proofErr w:type="spellStart"/>
+          <w:r>
+            <w:rPr>
+              <w:rFonts w:ascii="Calibri" w:hAnsi="Calibri" w:cs="Calibri"/>
+              <w:color w:val="000000"/>
+              <w:sz w:val="22"/>
+              <w:szCs w:val="22"/>
+            </w:rPr>
+            <w:t>china</w:t>
+          </w:r>
+          <w:proofErr w:type="spellEnd"/>
+          <w:r>
+            <w:rPr>
+              <w:rFonts w:ascii="Calibri" w:hAnsi="Calibri" w:cs="Calibri"/>
+              <w:color w:val="000000"/>
+              <w:sz w:val="22"/>
+              <w:szCs w:val="22"/>
+            </w:rPr>
+            <w:t xml:space="preserve">. </w:t>
           </w:r>
           <w:r>
             <w:rPr>
@@ -15293,7 +15909,7 @@
         <w:p>
           <w:pPr>
             <w:pStyle w:val="NormalWeb"/>
-            <w:divId w:val="1931428739"/>
+            <w:divId w:val="634484450"/>
             <w:rPr>
               <w:rFonts w:ascii="Calibri" w:hAnsi="Calibri" w:cs="Calibri"/>
               <w:color w:val="000000"/>
@@ -15308,7 +15924,67 @@
               <w:sz w:val="22"/>
               <w:szCs w:val="22"/>
             </w:rPr>
-            <w:t xml:space="preserve">Rezaei Barzani, A., Pahlavani, P. &amp; Ghorbanzadeh, O. (2023) Ensembling of decision trees, knn, and logistic regression with soft-voting method for wildfire susceptibility mapping. </w:t>
+            <w:t xml:space="preserve">Rezaei Barzani, A., </w:t>
+          </w:r>
+          <w:proofErr w:type="spellStart"/>
+          <w:r>
+            <w:rPr>
+              <w:rFonts w:ascii="Calibri" w:hAnsi="Calibri" w:cs="Calibri"/>
+              <w:color w:val="000000"/>
+              <w:sz w:val="22"/>
+              <w:szCs w:val="22"/>
+            </w:rPr>
+            <w:t>Pahlavani</w:t>
+          </w:r>
+          <w:proofErr w:type="spellEnd"/>
+          <w:r>
+            <w:rPr>
+              <w:rFonts w:ascii="Calibri" w:hAnsi="Calibri" w:cs="Calibri"/>
+              <w:color w:val="000000"/>
+              <w:sz w:val="22"/>
+              <w:szCs w:val="22"/>
+            </w:rPr>
+            <w:t xml:space="preserve">, P. &amp; Ghorbanzadeh, O. (2023) </w:t>
+          </w:r>
+          <w:proofErr w:type="spellStart"/>
+          <w:r>
+            <w:rPr>
+              <w:rFonts w:ascii="Calibri" w:hAnsi="Calibri" w:cs="Calibri"/>
+              <w:color w:val="000000"/>
+              <w:sz w:val="22"/>
+              <w:szCs w:val="22"/>
+            </w:rPr>
+            <w:t>Ensembling</w:t>
+          </w:r>
+          <w:proofErr w:type="spellEnd"/>
+          <w:r>
+            <w:rPr>
+              <w:rFonts w:ascii="Calibri" w:hAnsi="Calibri" w:cs="Calibri"/>
+              <w:color w:val="000000"/>
+              <w:sz w:val="22"/>
+              <w:szCs w:val="22"/>
+            </w:rPr>
+            <w:t xml:space="preserve"> of decision trees, </w:t>
+          </w:r>
+          <w:proofErr w:type="spellStart"/>
+          <w:r>
+            <w:rPr>
+              <w:rFonts w:ascii="Calibri" w:hAnsi="Calibri" w:cs="Calibri"/>
+              <w:color w:val="000000"/>
+              <w:sz w:val="22"/>
+              <w:szCs w:val="22"/>
+            </w:rPr>
+            <w:t>knn</w:t>
+          </w:r>
+          <w:proofErr w:type="spellEnd"/>
+          <w:r>
+            <w:rPr>
+              <w:rFonts w:ascii="Calibri" w:hAnsi="Calibri" w:cs="Calibri"/>
+              <w:color w:val="000000"/>
+              <w:sz w:val="22"/>
+              <w:szCs w:val="22"/>
+            </w:rPr>
+            <w:t xml:space="preserve">, and logistic regression with soft-voting method for wildfire susceptibility mapping. </w:t>
           </w:r>
           <w:r>
             <w:rPr>
@@ -15319,7 +15995,79 @@
               <w:sz w:val="22"/>
               <w:szCs w:val="22"/>
             </w:rPr>
-            <w:t xml:space="preserve">ISPRS Ann.Photogramm.Remote Sens.Spatial Inf.Sci., </w:t>
+            <w:t xml:space="preserve">ISPRS </w:t>
+          </w:r>
+          <w:proofErr w:type="spellStart"/>
+          <w:r>
+            <w:rPr>
+              <w:rFonts w:ascii="Calibri" w:hAnsi="Calibri" w:cs="Calibri"/>
+              <w:i/>
+              <w:iCs/>
+              <w:color w:val="000000"/>
+              <w:sz w:val="22"/>
+              <w:szCs w:val="22"/>
+            </w:rPr>
+            <w:t>Ann.Photogramm.Remote</w:t>
+          </w:r>
+          <w:proofErr w:type="spellEnd"/>
+          <w:r>
+            <w:rPr>
+              <w:rFonts w:ascii="Calibri" w:hAnsi="Calibri" w:cs="Calibri"/>
+              <w:i/>
+              <w:iCs/>
+              <w:color w:val="000000"/>
+              <w:sz w:val="22"/>
+              <w:szCs w:val="22"/>
+            </w:rPr>
+            <w:t xml:space="preserve"> </w:t>
+          </w:r>
+          <w:proofErr w:type="spellStart"/>
+          <w:r>
+            <w:rPr>
+              <w:rFonts w:ascii="Calibri" w:hAnsi="Calibri" w:cs="Calibri"/>
+              <w:i/>
+              <w:iCs/>
+              <w:color w:val="000000"/>
+              <w:sz w:val="22"/>
+              <w:szCs w:val="22"/>
+            </w:rPr>
+            <w:t>Sens.Spatial</w:t>
+          </w:r>
+          <w:proofErr w:type="spellEnd"/>
+          <w:r>
+            <w:rPr>
+              <w:rFonts w:ascii="Calibri" w:hAnsi="Calibri" w:cs="Calibri"/>
+              <w:i/>
+              <w:iCs/>
+              <w:color w:val="000000"/>
+              <w:sz w:val="22"/>
+              <w:szCs w:val="22"/>
+            </w:rPr>
+            <w:t xml:space="preserve"> </w:t>
+          </w:r>
+          <w:proofErr w:type="spellStart"/>
+          <w:r>
+            <w:rPr>
+              <w:rFonts w:ascii="Calibri" w:hAnsi="Calibri" w:cs="Calibri"/>
+              <w:i/>
+              <w:iCs/>
+              <w:color w:val="000000"/>
+              <w:sz w:val="22"/>
+              <w:szCs w:val="22"/>
+            </w:rPr>
+            <w:t>Inf.Sci</w:t>
+          </w:r>
+          <w:proofErr w:type="spellEnd"/>
+          <w:r>
+            <w:rPr>
+              <w:rFonts w:ascii="Calibri" w:hAnsi="Calibri" w:cs="Calibri"/>
+              <w:i/>
+              <w:iCs/>
+              <w:color w:val="000000"/>
+              <w:sz w:val="22"/>
+              <w:szCs w:val="22"/>
+            </w:rPr>
+            <w:t xml:space="preserve">., </w:t>
           </w:r>
           <w:r>
             <w:rPr>
@@ -15334,7 +16082,7 @@
         <w:p>
           <w:pPr>
             <w:pStyle w:val="NormalWeb"/>
-            <w:divId w:val="1931428739"/>
+            <w:divId w:val="634484450"/>
             <w:rPr>
               <w:rFonts w:ascii="Calibri" w:hAnsi="Calibri" w:cs="Calibri"/>
               <w:color w:val="000000"/>
@@ -15395,7 +16143,7 @@
         <w:p>
           <w:pPr>
             <w:pStyle w:val="NormalWeb"/>
-            <w:divId w:val="1931428739"/>
+            <w:divId w:val="634484450"/>
             <w:rPr>
               <w:rFonts w:ascii="Calibri" w:hAnsi="Calibri" w:cs="Calibri"/>
               <w:color w:val="000000"/>
@@ -15456,7 +16204,7 @@
         <w:p>
           <w:pPr>
             <w:pStyle w:val="NormalWeb"/>
-            <w:divId w:val="1931428739"/>
+            <w:divId w:val="634484450"/>
             <w:rPr>
               <w:rFonts w:ascii="Calibri" w:hAnsi="Calibri" w:cs="Calibri"/>
               <w:color w:val="000000"/>
@@ -15478,7 +16226,7 @@
         <w:p>
           <w:pPr>
             <w:pStyle w:val="NormalWeb"/>
-            <w:divId w:val="1931428739"/>
+            <w:divId w:val="634484450"/>
             <w:rPr>
               <w:rFonts w:ascii="Calibri" w:hAnsi="Calibri" w:cs="Calibri"/>
               <w:color w:val="000000"/>
@@ -15554,33 +16302,697 @@
       <w:pPr>
         <w:pStyle w:val="UnnumberedHeading1"/>
       </w:pPr>
-      <w:bookmarkStart w:id="91" w:name="_Toc196159556"/>
+      <w:bookmarkStart w:id="91" w:name="_Toc196422009"/>
       <w:r>
         <w:lastRenderedPageBreak/>
-        <w:t>Appendix A</w:t>
+        <w:t xml:space="preserve">Appendix </w:t>
+      </w:r>
+      <w:r>
+        <w:t xml:space="preserve">– </w:t>
+      </w:r>
+      <w:r>
+        <w:t>Interesting but not vital material</w:t>
       </w:r>
       <w:bookmarkEnd w:id="91"/>
+    </w:p>
+    <w:p>
+      <w:pPr>
+        <w:rPr>
+          <w:sz w:val="24"/>
+          <w:szCs w:val="24"/>
+          <w:u w:val="single"/>
+        </w:rPr>
+      </w:pPr>
+      <w:r>
+        <w:rPr>
+          <w:sz w:val="24"/>
+          <w:szCs w:val="24"/>
+          <w:u w:val="single"/>
+        </w:rPr>
+        <w:t>Dataset information</w:t>
+      </w:r>
+    </w:p>
+    <w:p>
+      <w:r>
+        <w:t>Pacific palisades fire 2025</w:t>
+      </w:r>
+    </w:p>
+    <w:p>
+      <w:pPr>
+        <w:pStyle w:val="ListParagraph"/>
+        <w:numPr>
+          <w:ilvl w:val="0"/>
+          <w:numId w:val="8"/>
+        </w:numPr>
+      </w:pPr>
+      <w:r>
+        <w:t>Centre coordinates: [-118.60, 34.09]</w:t>
+      </w:r>
+    </w:p>
+    <w:p>
+      <w:pPr>
+        <w:pStyle w:val="ListParagraph"/>
+        <w:numPr>
+          <w:ilvl w:val="0"/>
+          <w:numId w:val="8"/>
+        </w:numPr>
+      </w:pPr>
+      <w:r>
+        <w:t>Rectangle for grid in degrees: height = 0.1, width = 2.5 * height</w:t>
+      </w:r>
+    </w:p>
+    <w:p>
+      <w:pPr>
+        <w:pStyle w:val="ListParagraph"/>
+        <w:numPr>
+          <w:ilvl w:val="0"/>
+          <w:numId w:val="8"/>
+        </w:numPr>
+      </w:pPr>
+      <w:r>
+        <w:t>72 tiles in grid</w:t>
+      </w:r>
+      <w:r>
+        <w:t xml:space="preserve"> with file size 84x84</w:t>
+      </w:r>
+    </w:p>
+    <w:p>
+      <w:r>
+        <w:t>datasets = {</w:t>
+      </w:r>
+    </w:p>
+    <w:p>
+      <w:r>
+        <w:t xml:space="preserve">    "Fire": </w:t>
+      </w:r>
+      <w:proofErr w:type="spellStart"/>
+      <w:r>
+        <w:t>ee.ImageCollection</w:t>
+      </w:r>
+      <w:proofErr w:type="spellEnd"/>
+      <w:r>
+        <w:t>("LANDSAT/LC09/C02/T1")</w:t>
+      </w:r>
+    </w:p>
+    <w:p>
+      <w:r>
+        <w:t xml:space="preserve">        .</w:t>
+      </w:r>
+      <w:proofErr w:type="spellStart"/>
+      <w:r>
+        <w:t>filterDate</w:t>
+      </w:r>
+      <w:proofErr w:type="spellEnd"/>
+      <w:r>
+        <w:t>('2025-01-14', '2025-01-15')</w:t>
+      </w:r>
+    </w:p>
+    <w:p>
+      <w:r>
+        <w:t xml:space="preserve">        .</w:t>
+      </w:r>
+      <w:proofErr w:type="spellStart"/>
+      <w:r>
+        <w:t>filterBounds</w:t>
+      </w:r>
+      <w:proofErr w:type="spellEnd"/>
+      <w:r>
+        <w:t>(</w:t>
+      </w:r>
+      <w:proofErr w:type="spellStart"/>
+      <w:r>
+        <w:t>california</w:t>
+      </w:r>
+      <w:proofErr w:type="spellEnd"/>
+      <w:r>
+        <w:t>),</w:t>
+      </w:r>
+    </w:p>
+    <w:p>
+      <w:r>
+        <w:t xml:space="preserve">    "</w:t>
+      </w:r>
+      <w:proofErr w:type="spellStart"/>
+      <w:r>
+        <w:t>Before_Fire</w:t>
+      </w:r>
+      <w:proofErr w:type="spellEnd"/>
+      <w:r>
+        <w:t xml:space="preserve">": </w:t>
+      </w:r>
+      <w:proofErr w:type="spellStart"/>
+      <w:r>
+        <w:t>ee.ImageCollection</w:t>
+      </w:r>
+      <w:proofErr w:type="spellEnd"/>
+      <w:r>
+        <w:t>("LANDSAT/LC09/C02/T1")</w:t>
+      </w:r>
+    </w:p>
+    <w:p>
+      <w:r>
+        <w:t xml:space="preserve">        .</w:t>
+      </w:r>
+      <w:proofErr w:type="spellStart"/>
+      <w:r>
+        <w:t>filterDate</w:t>
+      </w:r>
+      <w:proofErr w:type="spellEnd"/>
+      <w:r>
+        <w:t>('2024-12-29', '2024-12-30')</w:t>
+      </w:r>
+    </w:p>
+    <w:p>
+      <w:r>
+        <w:t xml:space="preserve">        .</w:t>
+      </w:r>
+      <w:proofErr w:type="spellStart"/>
+      <w:r>
+        <w:t>filterBounds</w:t>
+      </w:r>
+      <w:proofErr w:type="spellEnd"/>
+      <w:r>
+        <w:t>(</w:t>
+      </w:r>
+      <w:proofErr w:type="spellStart"/>
+      <w:r>
+        <w:t>california</w:t>
+      </w:r>
+      <w:proofErr w:type="spellEnd"/>
+      <w:r>
+        <w:t>),</w:t>
+      </w:r>
+    </w:p>
+    <w:p>
+      <w:r>
+        <w:t xml:space="preserve">    "</w:t>
+      </w:r>
+      <w:proofErr w:type="spellStart"/>
+      <w:r>
+        <w:t>After_Fire</w:t>
+      </w:r>
+      <w:proofErr w:type="spellEnd"/>
+      <w:r>
+        <w:t xml:space="preserve">": </w:t>
+      </w:r>
+      <w:proofErr w:type="spellStart"/>
+      <w:r>
+        <w:t>ee.ImageCollection</w:t>
+      </w:r>
+      <w:proofErr w:type="spellEnd"/>
+      <w:r>
+        <w:t>("LANDSAT/LC09/C02/T1")</w:t>
+      </w:r>
+    </w:p>
+    <w:p>
+      <w:r>
+        <w:t xml:space="preserve">        .</w:t>
+      </w:r>
+      <w:proofErr w:type="spellStart"/>
+      <w:r>
+        <w:t>filterDate</w:t>
+      </w:r>
+      <w:proofErr w:type="spellEnd"/>
+      <w:r>
+        <w:t>('2025-01-30', '2025-01-31')</w:t>
+      </w:r>
+    </w:p>
+    <w:p>
+      <w:r>
+        <w:t xml:space="preserve">        .</w:t>
+      </w:r>
+      <w:proofErr w:type="spellStart"/>
+      <w:r>
+        <w:t>filterBounds</w:t>
+      </w:r>
+      <w:proofErr w:type="spellEnd"/>
+      <w:r>
+        <w:t>(</w:t>
+      </w:r>
+      <w:proofErr w:type="spellStart"/>
+      <w:r>
+        <w:t>california</w:t>
+      </w:r>
+      <w:proofErr w:type="spellEnd"/>
+      <w:r>
+        <w:t>),</w:t>
+      </w:r>
+    </w:p>
+    <w:p>
+      <w:r>
+        <w:t xml:space="preserve">    "</w:t>
+      </w:r>
+      <w:proofErr w:type="spellStart"/>
+      <w:r>
+        <w:t>No_Fire</w:t>
+      </w:r>
+      <w:proofErr w:type="spellEnd"/>
+      <w:r>
+        <w:t xml:space="preserve">": </w:t>
+      </w:r>
+      <w:proofErr w:type="spellStart"/>
+      <w:r>
+        <w:t>ee.ImageCollection</w:t>
+      </w:r>
+      <w:proofErr w:type="spellEnd"/>
+      <w:r>
+        <w:t>("LANDSAT/LC09/C02/T1")</w:t>
+      </w:r>
+    </w:p>
+    <w:p>
+      <w:r>
+        <w:t xml:space="preserve">        .</w:t>
+      </w:r>
+      <w:proofErr w:type="spellStart"/>
+      <w:r>
+        <w:t>filterDate</w:t>
+      </w:r>
+      <w:proofErr w:type="spellEnd"/>
+      <w:r>
+        <w:t>('2024-10-26', '2024-10-27')</w:t>
+      </w:r>
+    </w:p>
+    <w:p>
+      <w:r>
+        <w:t xml:space="preserve">        .</w:t>
+      </w:r>
+      <w:proofErr w:type="spellStart"/>
+      <w:r>
+        <w:t>filterBounds</w:t>
+      </w:r>
+      <w:proofErr w:type="spellEnd"/>
+      <w:r>
+        <w:t>(</w:t>
+      </w:r>
+      <w:proofErr w:type="spellStart"/>
+      <w:r>
+        <w:t>california</w:t>
+      </w:r>
+      <w:proofErr w:type="spellEnd"/>
+      <w:r>
+        <w:t>)</w:t>
+      </w:r>
+    </w:p>
+    <w:p>
+      <w:r>
+        <w:t>}</w:t>
+      </w:r>
+    </w:p>
+    <w:p>
+      <w:pPr>
+        <w:rPr>
+          <w:sz w:val="24"/>
+          <w:szCs w:val="24"/>
+          <w:u w:val="single"/>
+        </w:rPr>
+      </w:pPr>
+      <w:r>
+        <w:rPr>
+          <w:sz w:val="24"/>
+          <w:szCs w:val="24"/>
+          <w:u w:val="single"/>
+        </w:rPr>
+        <w:t>How to make data</w:t>
+      </w:r>
+    </w:p>
+    <w:p>
+      <w:r>
+        <w:t>Inside</w:t>
+      </w:r>
+      <w:r>
+        <w:t xml:space="preserve"> the project’s files there is a file called </w:t>
+      </w:r>
+      <w:proofErr w:type="spellStart"/>
+      <w:r>
+        <w:t>Data_Maker.ipynb</w:t>
+      </w:r>
+      <w:proofErr w:type="spellEnd"/>
+      <w:r>
+        <w:t>. In this file there is the correct setup for extracting data from the google earth engine, the extracted data will include the top left and bottom right coordinates of the tile in the filename.</w:t>
+      </w:r>
+      <w:r>
+        <w:t xml:space="preserve"> Ensure to upload this file to google </w:t>
+      </w:r>
+      <w:proofErr w:type="spellStart"/>
+      <w:r>
+        <w:t>colab</w:t>
+      </w:r>
+      <w:proofErr w:type="spellEnd"/>
+      <w:r>
+        <w:t xml:space="preserve"> before use.</w:t>
+      </w:r>
+    </w:p>
+    <w:p>
+      <w:r>
+        <w:t>To collect the data you want, create a google earth engine project and add the name of your project into the notebook then change the centre coordinates and data range. Once you</w:t>
+      </w:r>
+      <w:r>
+        <w:t xml:space="preserve"> have done this click run all to extract data to your google drive.</w:t>
+      </w:r>
+    </w:p>
+    <w:p>
+      <w:r>
+        <w:t>To replace the dataset, ensure your data is split into 4 folders,</w:t>
+      </w:r>
       <w:r>
         <w:t xml:space="preserve"> </w:t>
       </w:r>
-    </w:p>
-    <w:p>
-      <w:pPr>
-        <w:pStyle w:val="UnnumberedHeading1"/>
-      </w:pPr>
-      <w:bookmarkStart w:id="92" w:name="_Toc196159557"/>
-      <w:r>
+      <w:r>
+        <w:t xml:space="preserve">“Live </w:t>
+      </w:r>
+      <w:r>
+        <w:t>f</w:t>
+      </w:r>
+      <w:r>
+        <w:t>ire”, ”Little to no chance”, “High chance” and “Low chance”</w:t>
+      </w:r>
+      <w:r>
+        <w:t>(These names are case sensitive)</w:t>
+      </w:r>
+      <w:r>
+        <w:t>. The live fire folder should include data that has a fire</w:t>
+      </w:r>
+      <w:r>
+        <w:t xml:space="preserve">, </w:t>
+      </w:r>
+      <w:r>
+        <w:t xml:space="preserve"> The little to no chance should include data with no thermal anomalies</w:t>
+      </w:r>
+      <w:r>
+        <w:t xml:space="preserve">, </w:t>
+      </w:r>
+      <w:r>
+        <w:t>High chance should b</w:t>
+      </w:r>
+      <w:r>
+        <w:t xml:space="preserve">efore </w:t>
+      </w:r>
+      <w:r>
+        <w:t>f</w:t>
+      </w:r>
+      <w:r>
+        <w:t>ire</w:t>
+      </w:r>
+      <w:r>
+        <w:t xml:space="preserve"> data </w:t>
+      </w:r>
+      <w:r>
+        <w:t xml:space="preserve">and </w:t>
+      </w:r>
+      <w:r>
+        <w:t>low chance should include a</w:t>
+      </w:r>
+      <w:r>
+        <w:t xml:space="preserve">fter </w:t>
+      </w:r>
+      <w:r>
+        <w:t>f</w:t>
+      </w:r>
+      <w:r>
+        <w:t>ire</w:t>
+      </w:r>
+      <w:r>
+        <w:t xml:space="preserve"> data. </w:t>
+      </w:r>
+      <w:r>
+        <w:t>Make sure these are inside a folder with the name “</w:t>
+      </w:r>
+      <w:proofErr w:type="spellStart"/>
+      <w:r>
+        <w:t>Training_Data</w:t>
+      </w:r>
+      <w:proofErr w:type="spellEnd"/>
+      <w:r>
+        <w:t>” which should be located inside the same folder as the python files.</w:t>
+      </w:r>
+    </w:p>
+    <w:p/>
+    <w:p>
+      <w:pPr>
+        <w:rPr>
+          <w:sz w:val="24"/>
+          <w:szCs w:val="24"/>
+          <w:u w:val="single"/>
+        </w:rPr>
+      </w:pPr>
+      <w:r>
+        <w:rPr>
+          <w:sz w:val="24"/>
+          <w:szCs w:val="24"/>
+          <w:u w:val="single"/>
+        </w:rPr>
         <w:lastRenderedPageBreak/>
-        <w:t>Appendix B</w:t>
+        <w:t>Requirements</w:t>
+      </w:r>
+      <w:r>
+        <w:rPr>
+          <w:sz w:val="24"/>
+          <w:szCs w:val="24"/>
+          <w:u w:val="single"/>
+        </w:rPr>
+        <w:t xml:space="preserve"> to run the program</w:t>
+      </w:r>
+    </w:p>
+    <w:p>
+      <w:r>
+        <w:t xml:space="preserve">Once the project files have been installed. </w:t>
+      </w:r>
+      <w:r>
+        <w:t>En</w:t>
+      </w:r>
+      <w:r>
+        <w:t>sure python 3.12 is installed and the packages in the requirements.txt file. To install all of these at once you can use the following console command in your working directory: “</w:t>
+      </w:r>
+      <w:r>
+        <w:t>pip install -r requirements.txt</w:t>
+      </w:r>
+      <w:r>
+        <w:t>”</w:t>
+      </w:r>
+    </w:p>
+    <w:p>
+      <w:r>
+        <w:t>Once these requirements have been met, open the Fire_Prediction_GUI.py file and run the program.</w:t>
+      </w:r>
+    </w:p>
+    <w:p>
+      <w:pPr>
+        <w:rPr>
+          <w:sz w:val="24"/>
+          <w:szCs w:val="24"/>
+          <w:u w:val="single"/>
+        </w:rPr>
+      </w:pPr>
+      <w:r>
+        <w:rPr>
+          <w:sz w:val="24"/>
+          <w:szCs w:val="24"/>
+          <w:u w:val="single"/>
+        </w:rPr>
+        <w:t>Example tile</w:t>
+      </w:r>
+    </w:p>
+    <w:p>
+      <w:pPr>
+        <w:rPr>
+          <w:sz w:val="24"/>
+          <w:szCs w:val="24"/>
+        </w:rPr>
+      </w:pPr>
+      <w:r>
+        <w:rPr>
+          <w:sz w:val="24"/>
+          <w:szCs w:val="24"/>
+        </w:rPr>
+        <w:drawing>
+          <wp:inline distT="0" distB="0" distL="0" distR="0" wp14:anchorId="7FE12DD0" wp14:editId="6DF71A4F">
+            <wp:extent cx="1239882" cy="1254642"/>
+            <wp:effectExtent l="0" t="0" r="0" b="3175"/>
+            <wp:docPr id="973209799" name="Picture 1" descr="A blurry image of a city&#10;&#10;AI-generated content may be incorrect."/>
+            <wp:cNvGraphicFramePr>
+              <a:graphicFrameLocks xmlns:a="http://schemas.openxmlformats.org/drawingml/2006/main" noChangeAspect="1"/>
+            </wp:cNvGraphicFramePr>
+            <a:graphic xmlns:a="http://schemas.openxmlformats.org/drawingml/2006/main">
+              <a:graphicData uri="http://schemas.openxmlformats.org/drawingml/2006/picture">
+                <pic:pic xmlns:pic="http://schemas.openxmlformats.org/drawingml/2006/picture">
+                  <pic:nvPicPr>
+                    <pic:cNvPr id="973209799" name="Picture 1" descr="A blurry image of a city&#10;&#10;AI-generated content may be incorrect."/>
+                    <pic:cNvPicPr/>
+                  </pic:nvPicPr>
+                  <pic:blipFill>
+                    <a:blip r:embed="rId46"/>
+                    <a:stretch>
+                      <a:fillRect/>
+                    </a:stretch>
+                  </pic:blipFill>
+                  <pic:spPr>
+                    <a:xfrm>
+                      <a:off x="0" y="0"/>
+                      <a:ext cx="1249782" cy="1264660"/>
+                    </a:xfrm>
+                    <a:prstGeom prst="rect">
+                      <a:avLst/>
+                    </a:prstGeom>
+                  </pic:spPr>
+                </pic:pic>
+              </a:graphicData>
+            </a:graphic>
+          </wp:inline>
+        </w:drawing>
+      </w:r>
+    </w:p>
+    <w:p>
+      <w:pPr>
+        <w:pStyle w:val="Caption"/>
+        <w:rPr>
+          <w:sz w:val="22"/>
+          <w:szCs w:val="22"/>
+        </w:rPr>
+      </w:pPr>
+      <w:bookmarkStart w:id="92" w:name="_Toc196416273"/>
+      <w:r>
+        <w:t xml:space="preserve">Figure </w:t>
+      </w:r>
+      <w:r>
+        <w:fldChar w:fldCharType="begin"/>
+      </w:r>
+      <w:r>
+        <w:instrText xml:space="preserve"> SEQ Figure \* ARABIC </w:instrText>
+      </w:r>
+      <w:r>
+        <w:fldChar w:fldCharType="separate"/>
+      </w:r>
+      <w:r>
+        <w:rPr>
+          <w:noProof/>
+        </w:rPr>
+        <w:t>28</w:t>
+      </w:r>
+      <w:r>
+        <w:fldChar w:fldCharType="end"/>
+      </w:r>
+      <w:r>
+        <w:t xml:space="preserve"> - </w:t>
+      </w:r>
+      <w:r>
+        <w:rPr>
+          <w:sz w:val="22"/>
+          <w:szCs w:val="22"/>
+        </w:rPr>
+        <w:t>Extracted_Tile_TL_34.24827_-118.84711__BR_34.27073_-118.82465</w:t>
       </w:r>
       <w:bookmarkEnd w:id="92"/>
+    </w:p>
+    <w:p>
+      <w:r>
+        <w:t>This tile was captured in the date range of the 6</w:t>
+      </w:r>
+      <w:r>
+        <w:rPr>
+          <w:vertAlign w:val="superscript"/>
+        </w:rPr>
+        <w:t>th</w:t>
+      </w:r>
+      <w:r>
+        <w:t xml:space="preserve"> of November 2024 to the</w:t>
+      </w:r>
       <w:r>
         <w:t xml:space="preserve"> </w:t>
       </w:r>
-    </w:p>
-    <w:p/>
+      <w:r>
+        <w:t>22</w:t>
+      </w:r>
+      <w:r>
+        <w:rPr>
+          <w:vertAlign w:val="superscript"/>
+        </w:rPr>
+        <w:t>nd</w:t>
+      </w:r>
+      <w:r>
+        <w:t xml:space="preserve"> of November 2024 with a top left corner coordinate of  (</w:t>
+      </w:r>
+      <w:r>
+        <w:t>34.2482</w:t>
+      </w:r>
+      <w:r>
+        <w:t xml:space="preserve">, </w:t>
+      </w:r>
+      <w:r>
+        <w:t>-118.84711</w:t>
+      </w:r>
+      <w:r>
+        <w:t>) and a bottom right corner coordinate of (</w:t>
+      </w:r>
+      <w:r>
+        <w:t>34.27073</w:t>
+      </w:r>
+      <w:r>
+        <w:t xml:space="preserve">, </w:t>
+      </w:r>
+      <w:r>
+        <w:t>-118.82465</w:t>
+      </w:r>
+      <w:r>
+        <w:t>).</w:t>
+      </w:r>
+    </w:p>
+    <w:p>
+      <w:r>
+        <w:t>Due to the first 3 bands in the</w:t>
+      </w:r>
+      <w:r>
+        <w:t xml:space="preserve"> image not all being RGB images, they cannot be opened by standard .</w:t>
+      </w:r>
+      <w:proofErr w:type="spellStart"/>
+      <w:r>
+        <w:t>tif</w:t>
+      </w:r>
+      <w:proofErr w:type="spellEnd"/>
+      <w:r>
+        <w:t xml:space="preserve"> viewers as the data is not suitable</w:t>
+      </w:r>
+      <w:r>
+        <w:t>, the image in figure</w:t>
+      </w:r>
+      <w:r>
+        <w:t xml:space="preserve"> </w:t>
+      </w:r>
+      <w:r>
+        <w:t>28 represents the RGB bands visualised in the program itself</w:t>
+      </w:r>
+      <w:r>
+        <w:t xml:space="preserve"> as it displays each tile after forming a prediction on them</w:t>
+      </w:r>
+      <w:r>
+        <w:t>.</w:t>
+      </w:r>
+    </w:p>
+    <w:p>
+      <w:pPr>
+        <w:rPr>
+          <w:sz w:val="24"/>
+          <w:szCs w:val="24"/>
+        </w:rPr>
+      </w:pPr>
+    </w:p>
+    <w:p>
+      <w:pPr>
+        <w:rPr>
+          <w:sz w:val="24"/>
+          <w:szCs w:val="24"/>
+        </w:rPr>
+      </w:pPr>
+    </w:p>
+    <w:p>
+      <w:pPr>
+        <w:rPr>
+          <w:sz w:val="24"/>
+          <w:szCs w:val="24"/>
+        </w:rPr>
+      </w:pPr>
+    </w:p>
     <w:sectPr>
-      <w:footerReference w:type="default" r:id="rId46"/>
+      <w:footerReference w:type="default" r:id="rId47"/>
       <w:pgSz w:w="11906" w:h="16838"/>
       <w:pgMar w:top="1440" w:right="1440" w:bottom="1440" w:left="1440" w:header="708" w:footer="708" w:gutter="0"/>
       <w:pgNumType w:start="1"/>
@@ -16573,6 +17985,119 @@
       </w:rPr>
     </w:lvl>
   </w:abstractNum>
+  <w:abstractNum w:abstractNumId="7" w15:restartNumberingAfterBreak="0">
+    <w:nsid w:val="739A32CA"/>
+    <w:multiLevelType w:val="hybridMultilevel"/>
+    <w:tmpl w:val="5880A120"/>
+    <w:lvl w:ilvl="0" w:tplc="08090001">
+      <w:start w:val="1"/>
+      <w:numFmt w:val="bullet"/>
+      <w:lvlText w:val=""/>
+      <w:lvlJc w:val="left"/>
+      <w:pPr>
+        <w:ind w:left="720" w:hanging="360"/>
+      </w:pPr>
+      <w:rPr>
+        <w:rFonts w:ascii="Symbol" w:hAnsi="Symbol" w:hint="default"/>
+      </w:rPr>
+    </w:lvl>
+    <w:lvl w:ilvl="1" w:tplc="08090003" w:tentative="1">
+      <w:start w:val="1"/>
+      <w:numFmt w:val="bullet"/>
+      <w:lvlText w:val="o"/>
+      <w:lvlJc w:val="left"/>
+      <w:pPr>
+        <w:ind w:left="1440" w:hanging="360"/>
+      </w:pPr>
+      <w:rPr>
+        <w:rFonts w:ascii="Courier New" w:hAnsi="Courier New" w:cs="Courier New" w:hint="default"/>
+      </w:rPr>
+    </w:lvl>
+    <w:lvl w:ilvl="2" w:tplc="08090005" w:tentative="1">
+      <w:start w:val="1"/>
+      <w:numFmt w:val="bullet"/>
+      <w:lvlText w:val=""/>
+      <w:lvlJc w:val="left"/>
+      <w:pPr>
+        <w:ind w:left="2160" w:hanging="360"/>
+      </w:pPr>
+      <w:rPr>
+        <w:rFonts w:ascii="Wingdings" w:hAnsi="Wingdings" w:hint="default"/>
+      </w:rPr>
+    </w:lvl>
+    <w:lvl w:ilvl="3" w:tplc="08090001" w:tentative="1">
+      <w:start w:val="1"/>
+      <w:numFmt w:val="bullet"/>
+      <w:lvlText w:val=""/>
+      <w:lvlJc w:val="left"/>
+      <w:pPr>
+        <w:ind w:left="2880" w:hanging="360"/>
+      </w:pPr>
+      <w:rPr>
+        <w:rFonts w:ascii="Symbol" w:hAnsi="Symbol" w:hint="default"/>
+      </w:rPr>
+    </w:lvl>
+    <w:lvl w:ilvl="4" w:tplc="08090003" w:tentative="1">
+      <w:start w:val="1"/>
+      <w:numFmt w:val="bullet"/>
+      <w:lvlText w:val="o"/>
+      <w:lvlJc w:val="left"/>
+      <w:pPr>
+        <w:ind w:left="3600" w:hanging="360"/>
+      </w:pPr>
+      <w:rPr>
+        <w:rFonts w:ascii="Courier New" w:hAnsi="Courier New" w:cs="Courier New" w:hint="default"/>
+      </w:rPr>
+    </w:lvl>
+    <w:lvl w:ilvl="5" w:tplc="08090005" w:tentative="1">
+      <w:start w:val="1"/>
+      <w:numFmt w:val="bullet"/>
+      <w:lvlText w:val=""/>
+      <w:lvlJc w:val="left"/>
+      <w:pPr>
+        <w:ind w:left="4320" w:hanging="360"/>
+      </w:pPr>
+      <w:rPr>
+        <w:rFonts w:ascii="Wingdings" w:hAnsi="Wingdings" w:hint="default"/>
+      </w:rPr>
+    </w:lvl>
+    <w:lvl w:ilvl="6" w:tplc="08090001" w:tentative="1">
+      <w:start w:val="1"/>
+      <w:numFmt w:val="bullet"/>
+      <w:lvlText w:val=""/>
+      <w:lvlJc w:val="left"/>
+      <w:pPr>
+        <w:ind w:left="5040" w:hanging="360"/>
+      </w:pPr>
+      <w:rPr>
+        <w:rFonts w:ascii="Symbol" w:hAnsi="Symbol" w:hint="default"/>
+      </w:rPr>
+    </w:lvl>
+    <w:lvl w:ilvl="7" w:tplc="08090003" w:tentative="1">
+      <w:start w:val="1"/>
+      <w:numFmt w:val="bullet"/>
+      <w:lvlText w:val="o"/>
+      <w:lvlJc w:val="left"/>
+      <w:pPr>
+        <w:ind w:left="5760" w:hanging="360"/>
+      </w:pPr>
+      <w:rPr>
+        <w:rFonts w:ascii="Courier New" w:hAnsi="Courier New" w:cs="Courier New" w:hint="default"/>
+      </w:rPr>
+    </w:lvl>
+    <w:lvl w:ilvl="8" w:tplc="08090005" w:tentative="1">
+      <w:start w:val="1"/>
+      <w:numFmt w:val="bullet"/>
+      <w:lvlText w:val=""/>
+      <w:lvlJc w:val="left"/>
+      <w:pPr>
+        <w:ind w:left="6480" w:hanging="360"/>
+      </w:pPr>
+      <w:rPr>
+        <w:rFonts w:ascii="Wingdings" w:hAnsi="Wingdings" w:hint="default"/>
+      </w:rPr>
+    </w:lvl>
+  </w:abstractNum>
   <w:num w:numId="1" w16cid:durableId="188295724">
     <w:abstractNumId w:val="1"/>
   </w:num>
@@ -16593,6 +18118,9 @@
   </w:num>
   <w:num w:numId="7" w16cid:durableId="804273666">
     <w:abstractNumId w:val="0"/>
+  </w:num>
+  <w:num w:numId="8" w16cid:durableId="1211189121">
+    <w:abstractNumId w:val="7"/>
   </w:num>
 </w:numbering>
 </file>
@@ -18308,14 +19836,14 @@
     <w:charset w:val="00"/>
     <w:family w:val="swiss"/>
     <w:pitch w:val="variable"/>
-    <w:sig w:usb0="E4002EFF" w:usb1="C000247B" w:usb2="00000009" w:usb3="00000000" w:csb0="000001FF" w:csb1="00000000"/>
+    <w:sig w:usb0="E4002EFF" w:usb1="C200247B" w:usb2="00000009" w:usb3="00000000" w:csb0="000001FF" w:csb1="00000000"/>
   </w:font>
   <w:font w:name="Calibri Light">
     <w:panose1 w:val="020F0302020204030204"/>
     <w:charset w:val="00"/>
     <w:family w:val="swiss"/>
     <w:pitch w:val="variable"/>
-    <w:sig w:usb0="E4002EFF" w:usb1="C000247B" w:usb2="00000009" w:usb3="00000000" w:csb0="000001FF" w:csb1="00000000"/>
+    <w:sig w:usb0="E4002EFF" w:usb1="C200247B" w:usb2="00000009" w:usb3="00000000" w:csb0="000001FF" w:csb1="00000000"/>
   </w:font>
   <w:font w:name="Segoe UI">
     <w:panose1 w:val="020B0502040204020203"/>
@@ -18366,8 +19894,10 @@
     <w:rsid w:val="00240D0F"/>
     <w:rsid w:val="00263237"/>
     <w:rsid w:val="002B578D"/>
+    <w:rsid w:val="00324B60"/>
     <w:rsid w:val="003252FD"/>
     <w:rsid w:val="00344FFE"/>
+    <w:rsid w:val="00457642"/>
     <w:rsid w:val="00461907"/>
     <w:rsid w:val="00470A3E"/>
     <w:rsid w:val="004C6E87"/>
@@ -18397,6 +19927,7 @@
     <w:rsid w:val="00A950EE"/>
     <w:rsid w:val="00AD5207"/>
     <w:rsid w:val="00B2160C"/>
+    <w:rsid w:val="00B3710D"/>
     <w:rsid w:val="00B534F8"/>
     <w:rsid w:val="00C24BAB"/>
     <w:rsid w:val="00C269CB"/>
@@ -18405,11 +19936,13 @@
     <w:rsid w:val="00CB3445"/>
     <w:rsid w:val="00CF1874"/>
     <w:rsid w:val="00CF6848"/>
+    <w:rsid w:val="00D016E1"/>
     <w:rsid w:val="00D2233E"/>
     <w:rsid w:val="00D41D7E"/>
     <w:rsid w:val="00D6770B"/>
     <w:rsid w:val="00D678A8"/>
     <w:rsid w:val="00DD1A81"/>
+    <w:rsid w:val="00E93DEB"/>
     <w:rsid w:val="00EF4197"/>
     <w:rsid w:val="00F55F27"/>
     <w:rsid w:val="00F56188"/>
@@ -19243,7 +20776,7 @@
 
 <file path=word/webextensions/taskpanes.xml><?xml version="1.0" encoding="utf-8"?>
 <wetp:taskpanes xmlns:wetp="http://schemas.microsoft.com/office/webextensions/taskpanes/2010/11">
-  <wetp:taskpane dockstate="right" visibility="0" width="350" row="5">
+  <wetp:taskpane dockstate="right" visibility="0" width="350" row="2">
     <wetp:webextensionref xmlns:r="http://schemas.openxmlformats.org/officeDocument/2006/relationships" r:id="rId1"/>
   </wetp:taskpane>
 </wetp:taskpanes>
@@ -19257,7 +20790,7 @@
   </we:alternateReferences>
   <we:properties>
     <we:property name="bibliographyEnabled" value="&quot;bibliographyEnabled&quot;"/>
-    <we:property name="citations" value="{&quot;200986018&quot;:{&quot;referencesIds&quot;:[&quot;doc:67852405ade5cb1be1084717&quot;],&quot;referencesOptions&quot;:{&quot;doc:67852405ade5cb1be1084717&quot;:{&quot;author&quot;:true,&quot;year&quot;:true,&quot;formatAuthorYear&quot;:false,&quot;pageReplace&quot;:&quot;&quot;,&quot;prefix&quot;:&quot;&quot;,&quot;suffix&quot;:&quot;&quot;}},&quot;hasBrokenReferences&quot;:false,&quot;hasManualEdits&quot;:false,&quot;isEmpty&quot;:false,&quot;citationType&quot;:&quot;inline&quot;,&quot;id&quot;:200986018,&quot;citationText&quot;:&quot;&lt;span style=\&quot;font-family:Calibri;font-size:14.666666666666666px;color:#000000\&quot;&gt;(Rezaei Barzani et al., 2023)&lt;/span&gt;&quot;},&quot;644174328&quot;:{&quot;referencesIds&quot;:[&quot;doc:678139b7ade5cb1be107ee94&quot;,&quot;doc:6782866b0b0a5e151294afe9&quot;],&quot;referencesOptions&quot;:{&quot;doc:678139b7ade5cb1be107ee94&quot;:{&quot;author&quot;:true,&quot;year&quot;:true,&quot;formatAuthorYear&quot;:false,&quot;pageReplace&quot;:&quot;&quot;,&quot;prefix&quot;:&quot;&quot;,&quot;suffix&quot;:&quot;&quot;},&quot;doc:6782866b0b0a5e151294afe9&quot;:{&quot;author&quot;:true,&quot;year&quot;:true,&quot;formatAuthorYear&quot;:false,&quot;pageReplace&quot;:&quot;&quot;,&quot;prefix&quot;:&quot;&quot;,&quot;suffix&quot;:&quot;&quot;}},&quot;hasBrokenReferences&quot;:false,&quot;hasManualEdits&quot;:false,&quot;isEmpty&quot;:false,&quot;citationType&quot;:&quot;inline&quot;,&quot;id&quot;:644174328,&quot;citationText&quot;:&quot;&lt;span style=\&quot;font-family:Calibri;font-size:14.666666666666666px;color:#000000\&quot;&gt;(H. Liang et al., 2019; Malik et al., 2021)&lt;/span&gt;&quot;},&quot;859638641&quot;:{&quot;referencesIds&quot;:[&quot;doc:68068d4bf8e5b4531db94e64&quot;],&quot;referencesOptions&quot;:{&quot;doc:68068d4bf8e5b4531db94e64&quot;:{&quot;author&quot;:true,&quot;year&quot;:true,&quot;formatAuthorYear&quot;:false,&quot;pageReplace&quot;:&quot;&quot;,&quot;additionalField&quot;:&quot;&quot;,&quot;additionalValue&quot;:&quot;&quot;,&quot;prefix&quot;:&quot;&quot;,&quot;suffix&quot;:&quot;&quot;}},&quot;hasBrokenReferences&quot;:false,&quot;hasManualEdits&quot;:false,&quot;isEmpty&quot;:false,&quot;citationType&quot;:&quot;inline&quot;,&quot;id&quot;:859638641,&quot;citationText&quot;:&quot;&lt;span style=\&quot;font-family:Calibri;font-size:14.666666666666666px;color:#000000\&quot;&gt;(Jones &amp;amp; Bergen, 2025)&lt;/span&gt;&quot;},&quot;979583184&quot;:{&quot;referencesIds&quot;:[&quot;doc:677d3a3b9bc1123144e83824&quot;],&quot;referencesOptions&quot;:{&quot;doc:677d3a3b9bc1123144e83824&quot;:{&quot;author&quot;:true,&quot;year&quot;:true,&quot;formatAuthorYear&quot;:false,&quot;pageReplace&quot;:&quot;&quot;,&quot;prefix&quot;:&quot;&quot;,&quot;suffix&quot;:&quot;&quot;}},&quot;hasBrokenReferences&quot;:false,&quot;hasManualEdits&quot;:false,&quot;isEmpty&quot;:false,&quot;citationType&quot;:&quot;inline&quot;,&quot;id&quot;:979583184,&quot;citationText&quot;:&quot;&lt;span style=\&quot;font-family:Calibri;font-size:14.666666666666666px;color:#000000\&quot;&gt;(State of California, 2025)&lt;/span&gt;&quot;},&quot;1038856259&quot;:{&quot;referencesIds&quot;:[&quot;doc:6782af99ade5cb1be1080acb&quot;],&quot;referencesOptions&quot;:{&quot;doc:6782af99ade5cb1be1080acb&quot;:{&quot;author&quot;:true,&quot;year&quot;:true,&quot;formatAuthorYear&quot;:false,&quot;pageReplace&quot;:&quot;&quot;,&quot;prefix&quot;:&quot;&quot;,&quot;suffix&quot;:&quot;&quot;}},&quot;hasBrokenReferences&quot;:false,&quot;hasManualEdits&quot;:false,&quot;isEmpty&quot;:false,&quot;citationType&quot;:&quot;inline&quot;,&quot;id&quot;:1038856259,&quot;citationText&quot;:&quot;&lt;span style=\&quot;font-family:Calibri;font-size:14.666666666666666px;color:#000000\&quot;&gt;(US geological survey, 2025)&lt;/span&gt;&quot;},&quot;1097219463&quot;:{&quot;referencesIds&quot;:[&quot;doc:67829bdb47855443e3fa5b59&quot;],&quot;referencesOptions&quot;:{&quot;doc:67829bdb47855443e3fa5b59&quot;:{&quot;author&quot;:true,&quot;year&quot;:true,&quot;formatAuthorYear&quot;:false,&quot;pageReplace&quot;:&quot;&quot;,&quot;prefix&quot;:&quot;&quot;,&quot;suffix&quot;:&quot;&quot;}},&quot;hasBrokenReferences&quot;:false,&quot;hasManualEdits&quot;:false,&quot;isEmpty&quot;:false,&quot;citationType&quot;:&quot;inline&quot;,&quot;id&quot;:1097219463,&quot;citationText&quot;:&quot;&lt;span style=\&quot;font-family:Calibri;font-size:14.666666666666666px;color:#000000\&quot;&gt;(Fu et al., 2020)&lt;/span&gt;&quot;},&quot;1226567999&quot;:{&quot;referencesIds&quot;:[&quot;doc:678139b7ade5cb1be107ee94&quot;],&quot;referencesOptions&quot;:{&quot;doc:678139b7ade5cb1be107ee94&quot;:{&quot;author&quot;:true,&quot;year&quot;:true,&quot;formatAuthorYear&quot;:false,&quot;pageReplace&quot;:&quot;&quot;,&quot;prefix&quot;:&quot;&quot;,&quot;suffix&quot;:&quot;&quot;}},&quot;hasBrokenReferences&quot;:false,&quot;hasManualEdits&quot;:false,&quot;isEmpty&quot;:false,&quot;citationType&quot;:&quot;inline&quot;,&quot;id&quot;:1226567999,&quot;citationText&quot;:&quot;&lt;span style=\&quot;font-family:Calibri;font-size:14.666666666666666px;color:#000000\&quot;&gt;(H. Liang et al., 2019)&lt;/span&gt;&quot;},&quot;1455753522&quot;:{&quot;referencesIds&quot;:[&quot;doc:670bc7c846819978e1e77a54&quot;],&quot;referencesOptions&quot;:{&quot;doc:670bc7c846819978e1e77a54&quot;:{&quot;author&quot;:true,&quot;year&quot;:true,&quot;formatAuthorYear&quot;:false,&quot;pageReplace&quot;:&quot;&quot;,&quot;prefix&quot;:&quot;&quot;,&quot;suffix&quot;:&quot;&quot;}},&quot;hasBrokenReferences&quot;:false,&quot;hasManualEdits&quot;:false,&quot;isEmpty&quot;:false,&quot;citationType&quot;:&quot;inline&quot;,&quot;id&quot;:1455753522,&quot;citationText&quot;:&quot;&lt;span style=\&quot;font-family:Calibri;font-size:14.666666666666666px;color:#000000\&quot;&gt;(Lindsey Rebecca, 2024)&lt;/span&gt;&quot;},&quot;1548495017&quot;:{&quot;referencesIds&quot;:[&quot;doc:677d3d9beb94a11a6a22975a&quot;],&quot;referencesOptions&quot;:{&quot;doc:677d3d9beb94a11a6a22975a&quot;:{&quot;author&quot;:true,&quot;year&quot;:true,&quot;formatAuthorYear&quot;:false,&quot;pageReplace&quot;:&quot;&quot;,&quot;prefix&quot;:&quot;&quot;,&quot;suffix&quot;:&quot;&quot;}},&quot;hasBrokenReferences&quot;:false,&quot;hasManualEdits&quot;:false,&quot;isEmpty&quot;:false,&quot;citationType&quot;:&quot;inline&quot;,&quot;id&quot;:1548495017,&quot;citationText&quot;:&quot;&lt;span style=\&quot;font-family:Calibri;font-size:14.666666666666666px;color:#000000\&quot;&gt;(Copernicus European Union, 2025)&lt;/span&gt;&quot;},&quot;-368457418&quot;:{&quot;referencesIds&quot;:[&quot;doc:670bb8a270c0606522c7c531&quot;],&quot;referencesOptions&quot;:{&quot;doc:670bb8a270c0606522c7c531&quot;:{&quot;author&quot;:true,&quot;year&quot;:true,&quot;formatAuthorYear&quot;:false,&quot;pageReplace&quot;:&quot;&quot;,&quot;prefix&quot;:&quot;&quot;,&quot;suffix&quot;:&quot;&quot;}},&quot;hasBrokenReferences&quot;:false,&quot;hasManualEdits&quot;:false,&quot;isEmpty&quot;:false,&quot;citationType&quot;:&quot;inline&quot;,&quot;id&quot;:-368457418,&quot;citationText&quot;:&quot;&lt;span style=\&quot;font-family:Calibri;font-size:14.666666666666666px;color:#000000\&quot;&gt;(MacCarthy James et al., 2024)&lt;/span&gt;&quot;},&quot;-175578831&quot;:{&quot;referencesIds&quot;:[&quot;doc:670bb8a270c0606522c7c531&quot;],&quot;referencesOptions&quot;:{&quot;doc:670bb8a270c0606522c7c531&quot;:{&quot;author&quot;:true,&quot;year&quot;:true,&quot;formatAuthorYear&quot;:false,&quot;pageReplace&quot;:&quot;&quot;,&quot;prefix&quot;:&quot;&quot;,&quot;suffix&quot;:&quot;&quot;}},&quot;hasBrokenReferences&quot;:false,&quot;hasManualEdits&quot;:false,&quot;isEmpty&quot;:false,&quot;citationType&quot;:&quot;inline&quot;,&quot;id&quot;:-175578831,&quot;citationText&quot;:&quot;&lt;span style=\&quot;font-family:Calibri;font-size:14.666666666666666px;color:#000000\&quot;&gt;(MacCarthy James et al., 2024)&lt;/span&gt;&quot;},&quot;-1639793979&quot;:{&quot;referencesIds&quot;:[&quot;doc:68068d4bf8e5b4531db94e64&quot;],&quot;referencesOptions&quot;:{&quot;doc:68068d4bf8e5b4531db94e64&quot;:{&quot;author&quot;:true,&quot;year&quot;:true,&quot;formatAuthorYear&quot;:false,&quot;pageReplace&quot;:&quot;&quot;,&quot;additionalField&quot;:&quot;&quot;,&quot;additionalValue&quot;:&quot;&quot;,&quot;prefix&quot;:&quot;&quot;,&quot;suffix&quot;:&quot;&quot;}},&quot;hasBrokenReferences&quot;:false,&quot;hasManualEdits&quot;:false,&quot;isEmpty&quot;:false,&quot;citationType&quot;:&quot;inline&quot;,&quot;id&quot;:-1639793979,&quot;citationText&quot;:&quot;&lt;span style=\&quot;font-family:Calibri;font-size:14.666666666666666px;color:#000000\&quot;&gt;(Jones &amp;amp; Bergen, 2025)&lt;/span&gt;&quot;},&quot;-1889100511&quot;:{&quot;referencesIds&quot;:[&quot;doc:68068265ff04d00ef998f8e3&quot;],&quot;referencesOptions&quot;:{&quot;doc:68068265ff04d00ef998f8e3&quot;:{&quot;author&quot;:true,&quot;year&quot;:true,&quot;formatAuthorYear&quot;:false,&quot;pageReplace&quot;:&quot;&quot;,&quot;additionalField&quot;:&quot;&quot;,&quot;additionalValue&quot;:&quot;&quot;,&quot;prefix&quot;:&quot;&quot;,&quot;suffix&quot;:&quot;&quot;}},&quot;hasBrokenReferences&quot;:false,&quot;hasManualEdits&quot;:false,&quot;isEmpty&quot;:false,&quot;citationType&quot;:&quot;inline&quot;,&quot;id&quot;:-1889100511,&quot;citationText&quot;:&quot;&lt;span style=\&quot;font-family:Calibri;font-size:14.666666666666666px;color:#000000\&quot;&gt;(teneo.ai, 2025)&lt;/span&gt;&quot;},&quot;-1813323366&quot;:{&quot;referencesIds&quot;:[&quot;doc:68068713829d6622f5703f3d&quot;],&quot;referencesOptions&quot;:{&quot;doc:68068713829d6622f5703f3d&quot;:{&quot;author&quot;:true,&quot;year&quot;:true,&quot;formatAuthorYear&quot;:false,&quot;pageReplace&quot;:&quot;&quot;,&quot;additionalField&quot;:&quot;&quot;,&quot;additionalValue&quot;:&quot;&quot;,&quot;prefix&quot;:&quot;&quot;,&quot;suffix&quot;:&quot;&quot;}},&quot;hasBrokenReferences&quot;:false,&quot;hasManualEdits&quot;:false,&quot;isEmpty&quot;:false,&quot;citationType&quot;:&quot;inline&quot;,&quot;id&quot;:-1813323366,&quot;citationText&quot;:&quot;&lt;span style=\&quot;font-family:Calibri;font-size:14.666666666666666px;color:#000000\&quot;&gt;(Turing, 1950)&lt;/span&gt;&quot;},&quot;-177740755&quot;:{&quot;referencesIds&quot;:[&quot;doc:678296d791ea950a23904939&quot;],&quot;referencesOptions&quot;:{&quot;doc:678296d791ea950a23904939&quot;:{&quot;author&quot;:true,&quot;year&quot;:true,&quot;formatAuthorYear&quot;:false,&quot;pageReplace&quot;:&quot;&quot;,&quot;prefix&quot;:&quot;&quot;,&quot;suffix&quot;:&quot;&quot;}},&quot;hasBrokenReferences&quot;:false,&quot;hasManualEdits&quot;:false,&quot;isEmpty&quot;:false,&quot;citationType&quot;:&quot;inline&quot;,&quot;id&quot;:-177740755,&quot;citationText&quot;:&quot;&lt;span style=\&quot;font-family:Calibri;font-size:14.666666666666666px;color:#000000\&quot;&gt;(D. Rashkovetsky et al., 2021)&lt;/span&gt;&quot;},&quot;-628560607&quot;:{&quot;referencesIds&quot;:[&quot;doc:678415a7e9d8ef6358245154&quot;],&quot;referencesOptions&quot;:{&quot;doc:678415a7e9d8ef6358245154&quot;:{&quot;author&quot;:true,&quot;year&quot;:true,&quot;formatAuthorYear&quot;:false,&quot;pageReplace&quot;:&quot;&quot;,&quot;prefix&quot;:&quot;&quot;,&quot;suffix&quot;:&quot;&quot;}},&quot;hasBrokenReferences&quot;:false,&quot;hasManualEdits&quot;:false,&quot;isEmpty&quot;:false,&quot;citationType&quot;:&quot;inline&quot;,&quot;id&quot;:-628560607,&quot;citationText&quot;:&quot;&lt;span style=\&quot;font-family:Calibri;font-size:14.666666666666666px;color:#000000\&quot;&gt;(F. Huot et al., 2022)&lt;/span&gt;&quot;},&quot;-1023930992&quot;:{&quot;referencesIds&quot;:[&quot;doc:67841e24c66cc54e4b5f26dc&quot;],&quot;referencesOptions&quot;:{&quot;doc:67841e24c66cc54e4b5f26dc&quot;:{&quot;author&quot;:true,&quot;year&quot;:true,&quot;formatAuthorYear&quot;:false,&quot;pageReplace&quot;:&quot;&quot;,&quot;prefix&quot;:&quot;&quot;,&quot;suffix&quot;:&quot;&quot;}},&quot;hasBrokenReferences&quot;:false,&quot;hasManualEdits&quot;:false,&quot;isEmpty&quot;:false,&quot;citationType&quot;:&quot;inline&quot;,&quot;id&quot;:-1023930992,&quot;citationText&quot;:&quot;&lt;span style=\&quot;font-family:Calibri;font-size:14.666666666666666px;color:#000000\&quot;&gt;(Kanwal et al., 2023)&lt;/span&gt;&quot;},&quot;-1744870337&quot;:{&quot;referencesIds&quot;:[&quot;doc:67852f53c66cc54e4b5f3e6f&quot;],&quot;referencesOptions&quot;:{&quot;doc:67852f53c66cc54e4b5f3e6f&quot;:{&quot;author&quot;:true,&quot;year&quot;:true,&quot;formatAuthorYear&quot;:false,&quot;pageReplace&quot;:&quot;&quot;,&quot;prefix&quot;:&quot;&quot;,&quot;suffix&quot;:&quot;&quot;}},&quot;hasBrokenReferences&quot;:false,&quot;hasManualEdits&quot;:false,&quot;isEmpty&quot;:false,&quot;citationType&quot;:&quot;inline&quot;,&quot;id&quot;:-1744870337,&quot;citationText&quot;:&quot;&lt;span style=\&quot;font-family:Calibri;font-size:14.666666666666666px;color:#000000\&quot;&gt;(Peng et al., 2023)&lt;/span&gt;&quot;}}"/>
+    <we:property name="citations" value="{&quot;200986018&quot;:{&quot;referencesIds&quot;:[&quot;doc:67852405ade5cb1be1084717&quot;],&quot;referencesOptions&quot;:{&quot;doc:67852405ade5cb1be1084717&quot;:{&quot;author&quot;:true,&quot;year&quot;:true,&quot;formatAuthorYear&quot;:false,&quot;pageReplace&quot;:&quot;&quot;,&quot;prefix&quot;:&quot;&quot;,&quot;suffix&quot;:&quot;&quot;}},&quot;hasBrokenReferences&quot;:false,&quot;hasManualEdits&quot;:false,&quot;isEmpty&quot;:false,&quot;citationType&quot;:&quot;inline&quot;,&quot;id&quot;:200986018,&quot;citationText&quot;:&quot;&lt;span style=\&quot;font-family:Calibri;font-size:14.666666666666666px;color:#000000\&quot;&gt;(Rezaei Barzani et al., 2023)&lt;/span&gt;&quot;},&quot;644174328&quot;:{&quot;referencesIds&quot;:[&quot;doc:6782866b0b0a5e151294afe9&quot;],&quot;referencesOptions&quot;:{&quot;doc:6782866b0b0a5e151294afe9&quot;:{&quot;author&quot;:true,&quot;year&quot;:true,&quot;formatAuthorYear&quot;:false,&quot;prefix&quot;:&quot;&quot;,&quot;suffix&quot;:&quot;&quot;,&quot;additionalField&quot;:&quot;Page&quot;}},&quot;hasBrokenReferences&quot;:false,&quot;hasManualEdits&quot;:false,&quot;isEmpty&quot;:false,&quot;citationType&quot;:&quot;inline&quot;,&quot;id&quot;:644174328,&quot;citationText&quot;:&quot;&lt;span style=\&quot;font-family:Calibri;font-size:14.666666666666666px;color:#000000\&quot;&gt;(Malik et al., 2021)&lt;/span&gt;&quot;},&quot;859638641&quot;:{&quot;referencesIds&quot;:[&quot;doc:68068d4bf8e5b4531db94e64&quot;],&quot;referencesOptions&quot;:{&quot;doc:68068d4bf8e5b4531db94e64&quot;:{&quot;author&quot;:true,&quot;year&quot;:true,&quot;formatAuthorYear&quot;:false,&quot;pageReplace&quot;:&quot;&quot;,&quot;additionalField&quot;:&quot;&quot;,&quot;additionalValue&quot;:&quot;&quot;,&quot;prefix&quot;:&quot;&quot;,&quot;suffix&quot;:&quot;&quot;}},&quot;hasBrokenReferences&quot;:false,&quot;hasManualEdits&quot;:false,&quot;isEmpty&quot;:false,&quot;citationType&quot;:&quot;inline&quot;,&quot;id&quot;:859638641,&quot;citationText&quot;:&quot;&lt;span style=\&quot;font-family:Calibri;font-size:14.666666666666666px;color:#000000\&quot;&gt;(Jones &amp;amp; Bergen, 2025)&lt;/span&gt;&quot;},&quot;979583184&quot;:{&quot;referencesIds&quot;:[&quot;doc:677d3a3b9bc1123144e83824&quot;],&quot;referencesOptions&quot;:{&quot;doc:677d3a3b9bc1123144e83824&quot;:{&quot;author&quot;:true,&quot;year&quot;:true,&quot;formatAuthorYear&quot;:false,&quot;pageReplace&quot;:&quot;&quot;,&quot;prefix&quot;:&quot;&quot;,&quot;suffix&quot;:&quot;&quot;}},&quot;hasBrokenReferences&quot;:false,&quot;hasManualEdits&quot;:false,&quot;isEmpty&quot;:false,&quot;citationType&quot;:&quot;inline&quot;,&quot;id&quot;:979583184,&quot;citationText&quot;:&quot;&lt;span style=\&quot;font-family:Calibri;font-size:14.666666666666666px;color:#000000\&quot;&gt;(State of California, 2025)&lt;/span&gt;&quot;},&quot;1038856259&quot;:{&quot;referencesIds&quot;:[&quot;doc:6782af99ade5cb1be1080acb&quot;],&quot;referencesOptions&quot;:{&quot;doc:6782af99ade5cb1be1080acb&quot;:{&quot;author&quot;:true,&quot;year&quot;:true,&quot;formatAuthorYear&quot;:false,&quot;pageReplace&quot;:&quot;&quot;,&quot;prefix&quot;:&quot;&quot;,&quot;suffix&quot;:&quot;&quot;}},&quot;hasBrokenReferences&quot;:false,&quot;hasManualEdits&quot;:false,&quot;isEmpty&quot;:false,&quot;citationType&quot;:&quot;inline&quot;,&quot;id&quot;:1038856259,&quot;citationText&quot;:&quot;&lt;span style=\&quot;font-family:Calibri;font-size:14.666666666666666px;color:#000000\&quot;&gt;(US geological survey, 2025)&lt;/span&gt;&quot;},&quot;1097219463&quot;:{&quot;referencesIds&quot;:[&quot;doc:67829bdb47855443e3fa5b59&quot;],&quot;referencesOptions&quot;:{&quot;doc:67829bdb47855443e3fa5b59&quot;:{&quot;author&quot;:true,&quot;year&quot;:true,&quot;formatAuthorYear&quot;:false,&quot;pageReplace&quot;:&quot;&quot;,&quot;prefix&quot;:&quot;&quot;,&quot;suffix&quot;:&quot;&quot;}},&quot;hasBrokenReferences&quot;:false,&quot;hasManualEdits&quot;:false,&quot;isEmpty&quot;:false,&quot;citationType&quot;:&quot;inline&quot;,&quot;id&quot;:1097219463,&quot;citationText&quot;:&quot;&lt;span style=\&quot;font-family:Calibri;font-size:14.666666666666666px;color:#000000\&quot;&gt;(Fu et al., 2020)&lt;/span&gt;&quot;},&quot;1226567999&quot;:{&quot;referencesIds&quot;:[&quot;doc:678139b7ade5cb1be107ee94&quot;],&quot;referencesOptions&quot;:{&quot;doc:678139b7ade5cb1be107ee94&quot;:{&quot;author&quot;:true,&quot;year&quot;:true,&quot;formatAuthorYear&quot;:false,&quot;pageReplace&quot;:&quot;&quot;,&quot;prefix&quot;:&quot;&quot;,&quot;suffix&quot;:&quot;&quot;}},&quot;hasBrokenReferences&quot;:false,&quot;hasManualEdits&quot;:false,&quot;isEmpty&quot;:false,&quot;citationType&quot;:&quot;inline&quot;,&quot;id&quot;:1226567999,&quot;citationText&quot;:&quot;&lt;span style=\&quot;font-family:Calibri;font-size:14.666666666666666px;color:#000000\&quot;&gt;(H. Liang et al., 2019)&lt;/span&gt;&quot;},&quot;1455753522&quot;:{&quot;referencesIds&quot;:[&quot;doc:670bc7c846819978e1e77a54&quot;],&quot;referencesOptions&quot;:{&quot;doc:670bc7c846819978e1e77a54&quot;:{&quot;author&quot;:true,&quot;year&quot;:true,&quot;formatAuthorYear&quot;:false,&quot;pageReplace&quot;:&quot;&quot;,&quot;prefix&quot;:&quot;&quot;,&quot;suffix&quot;:&quot;&quot;}},&quot;hasBrokenReferences&quot;:false,&quot;hasManualEdits&quot;:false,&quot;isEmpty&quot;:false,&quot;citationType&quot;:&quot;inline&quot;,&quot;id&quot;:1455753522,&quot;citationText&quot;:&quot;&lt;span style=\&quot;font-family:Calibri;font-size:14.666666666666666px;color:#000000\&quot;&gt;(Lindsey Rebecca, 2024)&lt;/span&gt;&quot;},&quot;1548495017&quot;:{&quot;referencesIds&quot;:[&quot;doc:677d3d9beb94a11a6a22975a&quot;],&quot;referencesOptions&quot;:{&quot;doc:677d3d9beb94a11a6a22975a&quot;:{&quot;author&quot;:true,&quot;year&quot;:true,&quot;formatAuthorYear&quot;:false,&quot;pageReplace&quot;:&quot;&quot;,&quot;prefix&quot;:&quot;&quot;,&quot;suffix&quot;:&quot;&quot;}},&quot;hasBrokenReferences&quot;:false,&quot;hasManualEdits&quot;:false,&quot;isEmpty&quot;:false,&quot;citationType&quot;:&quot;inline&quot;,&quot;id&quot;:1548495017,&quot;citationText&quot;:&quot;&lt;span style=\&quot;font-family:Calibri;font-size:14.666666666666666px;color:#000000\&quot;&gt;(Copernicus European Union, 2025)&lt;/span&gt;&quot;},&quot;-368457418&quot;:{&quot;referencesIds&quot;:[&quot;doc:670bb8a270c0606522c7c531&quot;],&quot;referencesOptions&quot;:{&quot;doc:670bb8a270c0606522c7c531&quot;:{&quot;author&quot;:true,&quot;year&quot;:true,&quot;formatAuthorYear&quot;:false,&quot;pageReplace&quot;:&quot;&quot;,&quot;prefix&quot;:&quot;&quot;,&quot;suffix&quot;:&quot;&quot;}},&quot;hasBrokenReferences&quot;:false,&quot;hasManualEdits&quot;:false,&quot;isEmpty&quot;:false,&quot;citationType&quot;:&quot;inline&quot;,&quot;id&quot;:-368457418,&quot;citationText&quot;:&quot;&lt;span style=\&quot;font-family:Calibri;font-size:14.666666666666666px;color:#000000\&quot;&gt;(MacCarthy James et al., 2024)&lt;/span&gt;&quot;},&quot;-175578831&quot;:{&quot;referencesIds&quot;:[&quot;doc:670bb8a270c0606522c7c531&quot;],&quot;referencesOptions&quot;:{&quot;doc:670bb8a270c0606522c7c531&quot;:{&quot;author&quot;:true,&quot;year&quot;:true,&quot;formatAuthorYear&quot;:false,&quot;pageReplace&quot;:&quot;&quot;,&quot;prefix&quot;:&quot;&quot;,&quot;suffix&quot;:&quot;&quot;}},&quot;hasBrokenReferences&quot;:false,&quot;hasManualEdits&quot;:false,&quot;isEmpty&quot;:false,&quot;citationType&quot;:&quot;inline&quot;,&quot;id&quot;:-175578831,&quot;citationText&quot;:&quot;&lt;span style=\&quot;font-family:Calibri;font-size:14.666666666666666px;color:#000000\&quot;&gt;(MacCarthy James et al., 2024)&lt;/span&gt;&quot;},&quot;-1889100511&quot;:{&quot;referencesIds&quot;:[&quot;doc:68068265ff04d00ef998f8e3&quot;],&quot;referencesOptions&quot;:{&quot;doc:68068265ff04d00ef998f8e3&quot;:{&quot;author&quot;:true,&quot;year&quot;:true,&quot;formatAuthorYear&quot;:false,&quot;pageReplace&quot;:&quot;&quot;,&quot;additionalField&quot;:&quot;&quot;,&quot;additionalValue&quot;:&quot;&quot;,&quot;prefix&quot;:&quot;&quot;,&quot;suffix&quot;:&quot;&quot;}},&quot;hasBrokenReferences&quot;:false,&quot;hasManualEdits&quot;:false,&quot;isEmpty&quot;:false,&quot;citationType&quot;:&quot;inline&quot;,&quot;id&quot;:-1889100511,&quot;citationText&quot;:&quot;&lt;span style=\&quot;font-family:Calibri;font-size:14.666666666666666px;color:#000000\&quot;&gt;(teneo.ai, 2025)&lt;/span&gt;&quot;},&quot;-1813323366&quot;:{&quot;referencesIds&quot;:[&quot;doc:68068713829d6622f5703f3d&quot;],&quot;referencesOptions&quot;:{&quot;doc:68068713829d6622f5703f3d&quot;:{&quot;author&quot;:true,&quot;year&quot;:true,&quot;formatAuthorYear&quot;:false,&quot;pageReplace&quot;:&quot;&quot;,&quot;additionalField&quot;:&quot;&quot;,&quot;additionalValue&quot;:&quot;&quot;,&quot;prefix&quot;:&quot;&quot;,&quot;suffix&quot;:&quot;&quot;}},&quot;hasBrokenReferences&quot;:false,&quot;hasManualEdits&quot;:false,&quot;isEmpty&quot;:false,&quot;citationType&quot;:&quot;inline&quot;,&quot;id&quot;:-1813323366,&quot;citationText&quot;:&quot;&lt;span style=\&quot;font-family:Calibri;font-size:14.666666666666666px;color:#000000\&quot;&gt;(Turing, 1950)&lt;/span&gt;&quot;},&quot;-177740755&quot;:{&quot;referencesIds&quot;:[&quot;doc:678296d791ea950a23904939&quot;],&quot;referencesOptions&quot;:{&quot;doc:678296d791ea950a23904939&quot;:{&quot;author&quot;:true,&quot;year&quot;:true,&quot;formatAuthorYear&quot;:false,&quot;pageReplace&quot;:&quot;&quot;,&quot;prefix&quot;:&quot;&quot;,&quot;suffix&quot;:&quot;&quot;}},&quot;hasBrokenReferences&quot;:false,&quot;hasManualEdits&quot;:false,&quot;isEmpty&quot;:false,&quot;citationType&quot;:&quot;inline&quot;,&quot;id&quot;:-177740755,&quot;citationText&quot;:&quot;&lt;span style=\&quot;font-family:Calibri;font-size:14.666666666666666px;color:#000000\&quot;&gt;(D. Rashkovetsky et al., 2021)&lt;/span&gt;&quot;},&quot;-628560607&quot;:{&quot;referencesIds&quot;:[&quot;doc:678415a7e9d8ef6358245154&quot;],&quot;referencesOptions&quot;:{&quot;doc:678415a7e9d8ef6358245154&quot;:{&quot;author&quot;:true,&quot;year&quot;:true,&quot;formatAuthorYear&quot;:false,&quot;pageReplace&quot;:&quot;&quot;,&quot;prefix&quot;:&quot;&quot;,&quot;suffix&quot;:&quot;&quot;}},&quot;hasBrokenReferences&quot;:false,&quot;hasManualEdits&quot;:false,&quot;isEmpty&quot;:false,&quot;citationType&quot;:&quot;inline&quot;,&quot;id&quot;:-628560607,&quot;citationText&quot;:&quot;&lt;span style=\&quot;font-family:Calibri;font-size:14.666666666666666px;color:#000000\&quot;&gt;(F. Huot et al., 2022)&lt;/span&gt;&quot;},&quot;-1023930992&quot;:{&quot;referencesIds&quot;:[&quot;doc:67841e24c66cc54e4b5f26dc&quot;],&quot;referencesOptions&quot;:{&quot;doc:67841e24c66cc54e4b5f26dc&quot;:{&quot;author&quot;:true,&quot;year&quot;:true,&quot;formatAuthorYear&quot;:false,&quot;pageReplace&quot;:&quot;&quot;,&quot;prefix&quot;:&quot;&quot;,&quot;suffix&quot;:&quot;&quot;}},&quot;hasBrokenReferences&quot;:false,&quot;hasManualEdits&quot;:false,&quot;isEmpty&quot;:false,&quot;citationType&quot;:&quot;inline&quot;,&quot;id&quot;:-1023930992,&quot;citationText&quot;:&quot;&lt;span style=\&quot;font-family:Calibri;font-size:14.666666666666666px;color:#000000\&quot;&gt;(Kanwal et al., 2023)&lt;/span&gt;&quot;},&quot;-1744870337&quot;:{&quot;referencesIds&quot;:[&quot;doc:67852f53c66cc54e4b5f3e6f&quot;],&quot;referencesOptions&quot;:{&quot;doc:67852f53c66cc54e4b5f3e6f&quot;:{&quot;author&quot;:true,&quot;year&quot;:true,&quot;formatAuthorYear&quot;:false,&quot;pageReplace&quot;:&quot;&quot;,&quot;prefix&quot;:&quot;&quot;,&quot;suffix&quot;:&quot;&quot;}},&quot;hasBrokenReferences&quot;:false,&quot;hasManualEdits&quot;:false,&quot;isEmpty&quot;:false,&quot;citationType&quot;:&quot;inline&quot;,&quot;id&quot;:-1744870337,&quot;citationText&quot;:&quot;&lt;span style=\&quot;font-family:Calibri;font-size:14.666666666666666px;color:#000000\&quot;&gt;(Peng et al., 2023)&lt;/span&gt;&quot;}}"/>
     <we:property name="currentFolder" value="{&quot;depth&quot;:0,&quot;id&quot;:&quot;all&quot;,&quot;name&quot;:&quot;All references&quot;,&quot;parentId&quot;:null,&quot;position&quot;:-2,&quot;isShared&quot;:false}"/>
     <we:property name="currentStyle" value="{&quot;id&quot;:&quot;rwuserstyle:5bf2c4ff7213d507b24ca3c3&quot;,&quot;styleType&quot;:&quot;refworks&quot;,&quot;name&quot;:&quot;Harvard - Hull 2019&quot;,&quot;userId&quot;:&quot;user:569f7513e4b03f23b8cb4935&quot;,&quot;isInstitutional&quot;:true,&quot;citeStyle&quot;:&quot;INTEXT_ONLY&quot;,&quot;isSorted&quot;:false,&quot;usesNumbers&quot;:false,&quot;authorDisambiguation&quot;:&quot;surname_firstname&quot;}"/>
     <we:property name="formatForFootnotesEnabled" value="&quot;formatForFootnotesDisabled&quot;"/>
